--- a/Module Edit Docs/I1 - Edit Doc.docx
+++ b/Module Edit Docs/I1 - Edit Doc.docx
@@ -18,6 +18,37 @@
           <w:sz w:val="19"/>
         </w:rPr>
         <w:t>HOW TO USE: edit the wording directly (Track Changes if you like). For layout or a figure (size, position, wrong/missing image) write a short instruction in [brackets] right where it applies. Send it back and I apply the wording to the page and the layout notes to the styling, then regenerate. This is a content+notes doc, so it will not look exactly like the web page.</w:t>
+      </w:r>
+    </w:p>
+    <w:p/>
+    <w:p>
+      <w:r>
+        <w:rPr>
+          <w:b/>
+          <w:color w:val="B00000"/>
+          <w:sz w:val="21"/>
+        </w:rPr>
+        <w:t>ISSUES FLAGGED FOR THIS MODULE (1)</w:t>
+      </w:r>
+    </w:p>
+    <w:p>
+      <w:r>
+        <w:rPr>
+          <w:i/>
+          <w:color w:val="5A5A5A"/>
+          <w:sz w:val="19"/>
+        </w:rPr>
+        <w:t>These were found while the module was built and are not part of the prose. SOURCE means the defect is in a deck, a Notion page or the source index and has to be fixed there too. DECISION means it needs your call before the page is final. NOTE is for information. Answer them in [brackets] like any other instruction.</w:t>
+      </w:r>
+    </w:p>
+    <w:p>
+      <w:r>
+        <w:rPr>
+          <w:i/>
+          <w:color w:val="5A5A5A"/>
+          <w:sz w:val="19"/>
+        </w:rPr>
+        <w:t>[NOTE: The claim that the three interface resistances sum to the total systemic resistance was corrected on 2026-08-16. It is true as algebra inside the model but misleading as physiology, because the Interface II gradient is a vascular waterfall and no resistance dissipates it. Maas 2012 measured the two real resistances summing to 11.0 against a conventionally calculated total SVR of 16.6. The page now keeps the algebra and adds the caveat, and the Maas reference was added.]</w:t>
       </w:r>
     </w:p>
     <w:p/>
@@ -893,7 +924,12 @@
           <w:rFonts w:ascii="Consolas" w:hAnsi="Consolas"/>
           <w:sz w:val="21"/>
         </w:rPr>
-        <w:t>(MAP − Pcrit) + (Pcrit − Pms) + (Pms − RAP) = MAP − RAPThe three systemic interface gradients sum to the total systemic pressure drop. Because cardiac output is common to all three terms, the total systemic resistance is the sum of the three interface resistances.</w:t>
+        <w:t>(MAP − Pcrit) + (Pcrit − Pms) + (Pms − RAP) = MAP − RAPThe three systemic interface gradients sum to the total systemic pressure drop. Because cardiac output is common to all three terms, the three interface resistances sum to the total systemic resistance as the model defines them. Whether all three are resistances in the physical sense is a separate question, taken up below.</w:t>
+      </w:r>
+    </w:p>
+    <w:p>
+      <w:r>
+        <w:t>One caveat, because it changes what that sum means. The middle term is not a resistance in the physical sense. The drop from Pcrit to Pms is a vascular waterfall, a region where flow has stopped depending on the downstream pressure, and no resistance is dissipating that gradient. Maas and colleagues measured both ends at the bedside in ventilated postoperative patients and found the two real resistances, arterial and venous, summing to 11.0 mmHg·min/L against a conventionally calculated total systemic vascular resistance of 16.6. The difference is the waterfall, which the conventional calculation silently books as resistance. The algebra above still holds and is still the right way to keep the interfaces in order. It is the interpretation that needs care. Module I5 derives the critical closing pressure and works the numbers.</w:t>
       </w:r>
     </w:p>
     <w:p>
@@ -1602,7 +1638,7 @@
           <w:color w:val="444444"/>
           <w:sz w:val="19"/>
         </w:rPr>
-        <w:t>14. Secomb TW. Hemodynamics. Compr Physiol. 2016;6(2):975-1003. doi:10.1002/cphy.c150038. Free full text.</w:t>
+        <w:t>14. Maas JJ, de Wilde RB, Aarts LP, Pinsky MR, Jansen JR. Determination of vascular waterfall phenomenon by bedside measurement of mean systemic filling pressure and critical closing pressure in the intensive care unit. Anesth Analg. 2012;114(4):803-810. doi:10.1213/ANE.0b013e318247fa44. Free full text.</w:t>
       </w:r>
     </w:p>
     <w:p>
@@ -1611,7 +1647,7 @@
           <w:color w:val="444444"/>
           <w:sz w:val="19"/>
         </w:rPr>
-        <w:t>15. Magder S. The highs and lows of blood pressure: toward meaningful clinical targets in patients with shock. Crit Care Med. 2014;42(5):1241-1251. doi:10.1097/CCM.0000000000000324.</w:t>
+        <w:t>15. Secomb TW. Hemodynamics. Compr Physiol. 2016;6(2):975-1003. doi:10.1002/cphy.c150038. Free full text.</w:t>
       </w:r>
     </w:p>
     <w:p>
@@ -1620,7 +1656,16 @@
           <w:color w:val="444444"/>
           <w:sz w:val="19"/>
         </w:rPr>
-        <w:t>16. Permutt S, Riley RL. Hemodynamics of collapsible vessels with tone: the vascular waterfall. J Appl Physiol. 1963;18:924-932. doi:10.1152/jappl.1963.18.5.924.</w:t>
+        <w:t>16. Magder S. The highs and lows of blood pressure: toward meaningful clinical targets in patients with shock. Crit Care Med. 2014;42(5):1241-1251. doi:10.1097/CCM.0000000000000324.</w:t>
+      </w:r>
+    </w:p>
+    <w:p>
+      <w:r>
+        <w:rPr>
+          <w:color w:val="444444"/>
+          <w:sz w:val="19"/>
+        </w:rPr>
+        <w:t>17. Permutt S, Riley RL. Hemodynamics of collapsible vessels with tone: the vascular waterfall. J Appl Physiol. 1963;18:924-932. doi:10.1152/jappl.1963.18.5.924.</w:t>
       </w:r>
     </w:p>
     <w:sectPr>

--- a/Module Edit Docs/I1 - Edit Doc.docx
+++ b/Module Edit Docs/I1 - Edit Doc.docx
@@ -1,10 +1,10 @@
 
 <file path=word/document.xml><?xml version="1.0" encoding="utf-8"?>
-<w:document xmlns:wpc="http://schemas.microsoft.com/office/word/2010/wordprocessingCanvas" xmlns:cx="http://schemas.microsoft.com/office/drawing/2014/chartex" xmlns:cx1="http://schemas.microsoft.com/office/drawing/2015/9/8/chartex" xmlns:cx2="http://schemas.microsoft.com/office/drawing/2015/10/21/chartex" xmlns:cx3="http://schemas.microsoft.com/office/drawing/2016/5/9/chartex" xmlns:cx4="http://schemas.microsoft.com/office/drawing/2016/5/10/chartex" xmlns:cx5="http://schemas.microsoft.com/office/drawing/2016/5/11/chartex" xmlns:cx6="http://schemas.microsoft.com/office/drawing/2016/5/12/chartex" xmlns:cx7="http://schemas.microsoft.com/office/drawing/2016/5/13/chartex" xmlns:cx8="http://schemas.microsoft.com/office/drawing/2016/5/14/chartex" xmlns:mc="http://schemas.openxmlformats.org/markup-compatibility/2006" xmlns:m="http://schemas.openxmlformats.org/officeDocument/2006/math" xmlns:aink="http://schemas.microsoft.com/office/drawing/2016/ink" xmlns:am3d="http://schemas.microsoft.com/office/drawing/2017/model3d" xmlns:oel="http://schemas.microsoft.com/office/2019/extlst" xmlns:r="http://schemas.openxmlformats.org/officeDocument/2006/relationships" xmlns:wp14="http://schemas.microsoft.com/office/word/2010/wordprocessingDrawing" xmlns:wp="http://schemas.openxmlformats.org/drawingml/2006/wordprocessingDrawing" xmlns:wpg="http://schemas.microsoft.com/office/word/2010/wordprocessingGroup" xmlns:wpi="http://schemas.microsoft.com/office/word/2010/wordprocessingInk" xmlns:wps="http://schemas.microsoft.com/office/word/2010/wordprocessingShape" xmlns:o="urn:schemas-microsoft-com:office:office" xmlns:v="urn:schemas-microsoft-com:vml" xmlns:w10="urn:schemas-microsoft-com:office:word" xmlns:w="http://schemas.openxmlformats.org/wordprocessingml/2006/main" xmlns:w14="http://schemas.microsoft.com/office/word/2010/wordml" xmlns:w15="http://schemas.microsoft.com/office/word/2012/wordml" xmlns:w16cei="http://schemas.microsoft.com/office/word/2026/wordml/cei" xmlns:w16cex="http://schemas.microsoft.com/office/word/2018/wordml/cex" xmlns:w16cid="http://schemas.microsoft.com/office/word/2016/wordml/cid" xmlns:w16="http://schemas.microsoft.com/office/word/2018/wordml" xmlns:w16sdtdh="http://schemas.microsoft.com/office/word/2020/wordml/sdtdatahash" xmlns:w16sdtfl="http://schemas.microsoft.com/office/word/2024/wordml/sdtformatlock" xmlns:w16se="http://schemas.microsoft.com/office/word/2015/wordml/symex" xmlns:w16du="http://schemas.microsoft.com/office/word/2023/wordml/word16du" xmlns:wne="http://schemas.microsoft.com/office/word/2006/wordml" mc:Ignorable="w14 w15 w16se w16cid w16 w16cex w16sdtdh w16sdtfl w16du wp14">
+<w:document xmlns:wpc="http://schemas.microsoft.com/office/word/2010/wordprocessingCanvas" xmlns:cx="http://schemas.microsoft.com/office/drawing/2014/chartex" xmlns:cx1="http://schemas.microsoft.com/office/drawing/2015/9/8/chartex" xmlns:cx2="http://schemas.microsoft.com/office/drawing/2015/10/21/chartex" xmlns:cx3="http://schemas.microsoft.com/office/drawing/2016/5/9/chartex" xmlns:cx4="http://schemas.microsoft.com/office/drawing/2016/5/10/chartex" xmlns:cx5="http://schemas.microsoft.com/office/drawing/2016/5/11/chartex" xmlns:cx6="http://schemas.microsoft.com/office/drawing/2016/5/12/chartex" xmlns:cx7="http://schemas.microsoft.com/office/drawing/2016/5/13/chartex" xmlns:cx8="http://schemas.microsoft.com/office/drawing/2016/5/14/chartex" xmlns:mc="http://schemas.openxmlformats.org/markup-compatibility/2006" xmlns:aink="http://schemas.microsoft.com/office/drawing/2016/ink" xmlns:am3d="http://schemas.microsoft.com/office/drawing/2017/model3d" xmlns:o="urn:schemas-microsoft-com:office:office" xmlns:oel="http://schemas.microsoft.com/office/2019/extlst" xmlns:r="http://schemas.openxmlformats.org/officeDocument/2006/relationships" xmlns:m="http://schemas.openxmlformats.org/officeDocument/2006/math" xmlns:v="urn:schemas-microsoft-com:vml" xmlns:wp14="http://schemas.microsoft.com/office/word/2010/wordprocessingDrawing" xmlns:wp="http://schemas.openxmlformats.org/drawingml/2006/wordprocessingDrawing" xmlns:w10="urn:schemas-microsoft-com:office:word" xmlns:w="http://schemas.openxmlformats.org/wordprocessingml/2006/main" xmlns:w14="http://schemas.microsoft.com/office/word/2010/wordml" xmlns:w15="http://schemas.microsoft.com/office/word/2012/wordml" xmlns:w16cex="http://schemas.microsoft.com/office/word/2018/wordml/cex" xmlns:w16cid="http://schemas.microsoft.com/office/word/2016/wordml/cid" xmlns:w16="http://schemas.microsoft.com/office/word/2018/wordml" xmlns:w16du="http://schemas.microsoft.com/office/word/2023/wordml/word16du" xmlns:w16sdtdh="http://schemas.microsoft.com/office/word/2020/wordml/sdtdatahash" xmlns:w16sdtfl="http://schemas.microsoft.com/office/word/2024/wordml/sdtformatlock" xmlns:w16se="http://schemas.microsoft.com/office/word/2015/wordml/symex" xmlns:wpg="http://schemas.microsoft.com/office/word/2010/wordprocessingGroup" xmlns:wpi="http://schemas.microsoft.com/office/word/2010/wordprocessingInk" xmlns:wne="http://schemas.microsoft.com/office/word/2006/wordml" xmlns:wps="http://schemas.microsoft.com/office/word/2010/wordprocessingShape" mc:Ignorable="w14 w15 w16se w16cid w16 w16cex w16sdtdh w16sdtfl w16du wp14">
   <w:body>
     <w:p>
       <w:pPr>
-        <w:pStyle w:val="Title"/>
+        <w:pStyle w:val="Ttulo"/>
       </w:pPr>
       <w:r>
         <w:t>HemoSim edit doc - I1</w:t>
@@ -285,14 +285,7 @@
             <w:rFonts w:ascii="Aptos" w:hAnsi="Aptos"/>
             <w:color w:val="212121"/>
           </w:rPr>
-          <w:t>categorizing</w:t>
-        </w:r>
-        <w:r>
-          <w:rPr>
-            <w:rFonts w:ascii="Aptos" w:hAnsi="Aptos"/>
-            <w:color w:val="212121"/>
-          </w:rPr>
-          <w:t xml:space="preserve"> </w:t>
+          <w:t xml:space="preserve">categorizing </w:t>
         </w:r>
       </w:ins>
       <w:r>
@@ -353,7 +346,7 @@
     </w:p>
     <w:p>
       <w:pPr>
-        <w:pStyle w:val="Heading1"/>
+        <w:pStyle w:val="Ttulo1"/>
       </w:pPr>
       <w:r>
         <w:t>Physiologic foundations</w:t>
@@ -433,7 +426,7 @@
       <w:commentRangeEnd w:id="36"/>
       <w:r>
         <w:rPr>
-          <w:rStyle w:val="CommentReference"/>
+          <w:rStyle w:val="Refdecomentario"/>
           <w:sz w:val="22"/>
           <w:szCs w:val="22"/>
         </w:rPr>
@@ -441,12 +434,7 @@
       </w:r>
     </w:p>
     <w:p>
-      <w:pPr>
-        <w:rPr>
-          <w:ins w:id="43" w:author="neal chaisson" w:date="2026-08-22T07:43:00Z" w16du:dateUtc="2026-08-22T11:43:00Z"/>
-        </w:rPr>
-      </w:pPr>
-      <w:del w:id="44" w:author="neal chaisson" w:date="2026-08-23T22:37:00Z" w16du:dateUtc="2026-08-24T02:37:00Z">
+      <w:del w:id="43" w:author="neal chaisson" w:date="2026-08-23T22:37:00Z" w16du:dateUtc="2026-08-24T02:37:00Z">
         <w:r>
           <w:delText xml:space="preserve">Before the four interfaces, there is a coarser picture that is worth holding in mind because it names the four things a clinician can actually manipulate. </w:delText>
         </w:r>
@@ -454,73 +442,63 @@
       <w:r>
         <w:t>The cardiovascular system can be described as volume, a pump, pipes, and a microcirculation</w:t>
       </w:r>
-      <w:bookmarkStart w:id="45" w:name="OLE_LINK1"/>
+      <w:bookmarkStart w:id="44" w:name="OLE_LINK1"/>
       <w:r>
         <w:t xml:space="preserve">. Volume is the circulating blood, which sits overwhelmingly in the venous compartment and sets the pressure that drives return. The </w:t>
       </w:r>
-      <w:ins w:id="46" w:author="Gustavo Adolfo Garcia Chavez" w:date="2026-08-05T16:02:00Z" w16du:dateUtc="2026-08-05T21:02:00Z">
+      <w:ins w:id="45" w:author="Gustavo Adolfo Garcia Chavez" w:date="2026-08-05T16:02:00Z" w16du:dateUtc="2026-08-05T21:02:00Z">
         <w:r>
           <w:t xml:space="preserve">right side of the pump </w:t>
         </w:r>
       </w:ins>
-      <w:ins w:id="47" w:author="Gustavo Adolfo Garcia Chavez" w:date="2026-08-05T16:11:00Z" w16du:dateUtc="2026-08-05T21:11:00Z">
+      <w:ins w:id="46" w:author="Gustavo Adolfo Garcia Chavez" w:date="2026-08-05T16:11:00Z" w16du:dateUtc="2026-08-05T21:11:00Z">
         <w:r>
           <w:t xml:space="preserve">preserves this flow </w:t>
         </w:r>
       </w:ins>
+      <w:ins w:id="47" w:author="Gustavo Adolfo Garcia Chavez" w:date="2026-08-05T16:12:00Z" w16du:dateUtc="2026-08-05T21:12:00Z">
+        <w:r>
+          <w:t xml:space="preserve">by maintaining a low downstream pressure, while the left side of the </w:t>
+        </w:r>
+      </w:ins>
+      <w:r>
+        <w:t xml:space="preserve">pump generates the </w:t>
+      </w:r>
       <w:ins w:id="48" w:author="Gustavo Adolfo Garcia Chavez" w:date="2026-08-05T16:12:00Z" w16du:dateUtc="2026-08-05T21:12:00Z">
         <w:r>
-          <w:t xml:space="preserve">by maintaining a low downstream pressure, while the left side of the </w:t>
-        </w:r>
-      </w:ins>
-      <w:r>
-        <w:t xml:space="preserve">pump generates the </w:t>
-      </w:r>
-      <w:ins w:id="49" w:author="Gustavo Adolfo Garcia Chavez" w:date="2026-08-05T16:12:00Z" w16du:dateUtc="2026-08-05T21:12:00Z">
-        <w:r>
           <w:t xml:space="preserve">pressure </w:t>
         </w:r>
       </w:ins>
       <w:r>
         <w:t>gradient</w:t>
       </w:r>
-      <w:ins w:id="50" w:author="Gustavo Adolfo Garcia Chavez" w:date="2026-08-05T16:08:00Z" w16du:dateUtc="2026-08-05T21:08:00Z">
+      <w:ins w:id="49" w:author="Gustavo Adolfo Garcia Chavez" w:date="2026-08-05T16:08:00Z" w16du:dateUtc="2026-08-05T21:08:00Z">
         <w:r>
           <w:t xml:space="preserve"> </w:t>
         </w:r>
       </w:ins>
-      <w:bookmarkEnd w:id="45"/>
-      <w:ins w:id="51" w:author="Gustavo Adolfo Garcia Chavez" w:date="2026-08-05T16:13:00Z" w16du:dateUtc="2026-08-05T21:13:00Z">
+      <w:bookmarkEnd w:id="44"/>
+      <w:ins w:id="50" w:author="Gustavo Adolfo Garcia Chavez" w:date="2026-08-05T16:13:00Z" w16du:dateUtc="2026-08-05T21:13:00Z">
         <w:r>
           <w:t>that ultimately drives blood through the systemic circulation</w:t>
         </w:r>
       </w:ins>
       <w:r>
-        <w:t xml:space="preserve">. The pipes, principally the arterioles, set how that gradient is spent and </w:t>
-      </w:r>
-      <w:r>
-        <w:lastRenderedPageBreak/>
-        <w:t>where flow is directed, while the large elastic arteries act as a Windkessel that converts an intermittent ejection into near-continuous downstream flow. The microcirculation is where the entire enterprise is finally cashed out as oxygen crossing a capillary wall.</w:t>
-      </w:r>
-    </w:p>
-    <w:p>
-      <w:ins w:id="52" w:author="neal chaisson" w:date="2026-08-22T07:43:00Z" w16du:dateUtc="2026-08-22T11:43:00Z">
-        <w:r>
-          <w:t>[</w:t>
-        </w:r>
-      </w:ins>
+        <w:t>. The pipes, principally the arterioles, set how that gradient is spent and where flow is directed, while the large elastic arteries act as a Windkessel that converts an intermittent ejection into near-continuous downstream flow. The microcirculation is where the entire enterprise is finally cashed out as oxygen crossing a capillary wall.</w:t>
+      </w:r>
     </w:p>
     <w:p>
       <w:pPr>
         <w:rPr>
-          <w:del w:id="53" w:author="Gustavo Adolfo Garcia Chavez" w:date="2026-08-05T16:14:00Z" w16du:dateUtc="2026-08-05T21:14:00Z"/>
+          <w:del w:id="51" w:author="Gustavo Adolfo Garcia Chavez" w:date="2026-08-05T16:14:00Z" w16du:dateUtc="2026-08-05T21:14:00Z"/>
         </w:rPr>
       </w:pPr>
-      <w:del w:id="54" w:author="Gustavo Adolfo Garcia Chavez" w:date="2026-08-05T16:14:00Z" w16du:dateUtc="2026-08-05T21:14:00Z">
+      <w:del w:id="52" w:author="Gustavo Adolfo Garcia Chavez" w:date="2026-08-05T16:14:00Z" w16du:dateUtc="2026-08-05T21:14:00Z">
         <w:r>
           <w:rPr>
             <w:noProof/>
           </w:rPr>
+          <w:lastRenderedPageBreak/>
           <w:drawing>
             <wp:inline distT="0" distB="0" distL="0" distR="0" wp14:anchorId="757DD018" wp14:editId="2F9CD2B7">
               <wp:extent cx="4994031" cy="3110568"/>
@@ -563,13 +541,13 @@
       <w:pPr>
         <w:jc w:val="center"/>
         <w:rPr>
-          <w:ins w:id="55" w:author="Gustavo Adolfo Garcia Chavez" w:date="2026-08-05T16:14:00Z" w16du:dateUtc="2026-08-05T21:14:00Z"/>
+          <w:ins w:id="53" w:author="Gustavo Adolfo Garcia Chavez" w:date="2026-08-05T16:14:00Z" w16du:dateUtc="2026-08-05T21:14:00Z"/>
         </w:rPr>
-        <w:pPrChange w:id="56" w:author="Gustavo Adolfo Garcia Chavez" w:date="2026-08-05T16:15:00Z" w16du:dateUtc="2026-08-05T21:15:00Z">
+        <w:pPrChange w:id="54" w:author="Gustavo Adolfo Garcia Chavez" w:date="2026-08-05T16:15:00Z" w16du:dateUtc="2026-08-05T21:15:00Z">
           <w:pPr/>
         </w:pPrChange>
       </w:pPr>
-      <w:ins w:id="57" w:author="Gustavo Adolfo Garcia Chavez" w:date="2026-08-05T16:29:00Z" w16du:dateUtc="2026-08-05T21:29:00Z">
+      <w:ins w:id="55" w:author="Gustavo Adolfo Garcia Chavez" w:date="2026-08-05T16:29:00Z" w16du:dateUtc="2026-08-05T21:29:00Z">
         <w:r>
           <w:rPr>
             <w:noProof/>
@@ -613,7 +591,7 @@
       </w:ins>
     </w:p>
     <w:p>
-      <w:ins w:id="58" w:author="neal chaisson" w:date="2026-08-22T07:43:00Z" w16du:dateUtc="2026-08-22T11:43:00Z">
+      <w:ins w:id="56" w:author="neal chaisson" w:date="2026-08-22T07:43:00Z" w16du:dateUtc="2026-08-22T11:43:00Z">
         <w:r>
           <w:rPr>
             <w:color w:val="777777"/>
@@ -629,7 +607,7 @@
         </w:rPr>
         <w:t>The coarse model. Volume, pump, pipes and microcirculation</w:t>
       </w:r>
-      <w:ins w:id="59" w:author="neal chaisson" w:date="2026-08-22T07:42:00Z" w16du:dateUtc="2026-08-22T11:42:00Z">
+      <w:ins w:id="57" w:author="neal chaisson" w:date="2026-08-22T07:42:00Z" w16du:dateUtc="2026-08-22T11:42:00Z">
         <w:r>
           <w:rPr>
             <w:color w:val="777777"/>
@@ -638,7 +616,7 @@
           <w:t xml:space="preserve">; these </w:t>
         </w:r>
       </w:ins>
-      <w:del w:id="60" w:author="neal chaisson" w:date="2026-08-22T07:42:00Z" w16du:dateUtc="2026-08-22T11:42:00Z">
+      <w:del w:id="58" w:author="neal chaisson" w:date="2026-08-22T07:42:00Z" w16du:dateUtc="2026-08-22T11:42:00Z">
         <w:r>
           <w:rPr>
             <w:color w:val="777777"/>
@@ -654,7 +632,7 @@
         </w:rPr>
         <w:t>name the four things that can be manipulated. The four-interface model refines this by naming the boundaries between them</w:t>
       </w:r>
-      <w:ins w:id="61" w:author="neal chaisson" w:date="2026-08-22T07:42:00Z" w16du:dateUtc="2026-08-22T11:42:00Z">
+      <w:ins w:id="59" w:author="neal chaisson" w:date="2026-08-22T07:42:00Z" w16du:dateUtc="2026-08-22T11:42:00Z">
         <w:r>
           <w:rPr>
             <w:color w:val="777777"/>
@@ -663,7 +641,7 @@
           <w:t>. This</w:t>
         </w:r>
       </w:ins>
-      <w:del w:id="62" w:author="neal chaisson" w:date="2026-08-22T07:42:00Z" w16du:dateUtc="2026-08-22T11:42:00Z">
+      <w:del w:id="60" w:author="neal chaisson" w:date="2026-08-22T07:42:00Z" w16du:dateUtc="2026-08-22T11:42:00Z">
         <w:r>
           <w:rPr>
             <w:color w:val="777777"/>
@@ -679,7 +657,7 @@
         </w:rPr>
         <w:t xml:space="preserve"> is where hemodynamic problems actually live.</w:t>
       </w:r>
-      <w:ins w:id="63" w:author="neal chaisson" w:date="2026-08-22T07:43:00Z" w16du:dateUtc="2026-08-22T11:43:00Z">
+      <w:ins w:id="61" w:author="neal chaisson" w:date="2026-08-22T07:43:00Z" w16du:dateUtc="2026-08-22T11:43:00Z">
         <w:r>
           <w:rPr>
             <w:color w:val="777777"/>
@@ -698,7 +676,7 @@
         </w:rPr>
         <w:t xml:space="preserve">[Layout note: </w:t>
       </w:r>
-      <w:del w:id="64" w:author="neal chaisson" w:date="2026-08-22T07:44:00Z" w16du:dateUtc="2026-08-22T11:44:00Z">
+      <w:del w:id="62" w:author="neal chaisson" w:date="2026-08-22T07:44:00Z" w16du:dateUtc="2026-08-22T11:44:00Z">
         <w:r>
           <w:rPr>
             <w:i/>
@@ -708,7 +686,7 @@
           <w:delText>figure shown small here. On the web it is currently capped at 640px wide. Say if you want it smaller/larger, moved, cropped, or replaced.</w:delText>
         </w:r>
       </w:del>
-      <w:ins w:id="65" w:author="neal chaisson" w:date="2026-08-22T07:44:00Z" w16du:dateUtc="2026-08-22T11:44:00Z">
+      <w:ins w:id="63" w:author="neal chaisson" w:date="2026-08-22T07:44:00Z" w16du:dateUtc="2026-08-22T11:44:00Z">
         <w:r>
           <w:rPr>
             <w:i/>
@@ -729,44 +707,43 @@
     </w:p>
     <w:p>
       <w:r>
-        <w:lastRenderedPageBreak/>
         <w:t>The four-interface model is a refinement of that picture rather than a replacement for it. Its improvement is that it stops describing components and starts describing boundaries. A patient in shock rarely has a single broken component. What they have is a mismatch between two components that are supposed to be matched</w:t>
       </w:r>
+      <w:ins w:id="64" w:author="neal chaisson" w:date="2026-08-22T07:45:00Z" w16du:dateUtc="2026-08-22T11:45:00Z">
+        <w:r>
+          <w:t>.  The goal is</w:t>
+        </w:r>
+      </w:ins>
+      <w:del w:id="65" w:author="neal chaisson" w:date="2026-08-22T07:45:00Z" w16du:dateUtc="2026-08-22T11:45:00Z">
+        <w:r>
+          <w:delText>, and every one of the three principles that follow is a tool for</w:delText>
+        </w:r>
+      </w:del>
+      <w:r>
+        <w:t xml:space="preserve"> finding </w:t>
+      </w:r>
       <w:ins w:id="66" w:author="neal chaisson" w:date="2026-08-22T07:45:00Z" w16du:dateUtc="2026-08-22T11:45:00Z">
         <w:r>
-          <w:t>.  The goal is</w:t>
-        </w:r>
-      </w:ins>
-      <w:del w:id="67" w:author="neal chaisson" w:date="2026-08-22T07:45:00Z" w16du:dateUtc="2026-08-22T11:45:00Z">
-        <w:r>
-          <w:delText>, and every one of the three principles that follow is a tool for</w:delText>
+          <w:t xml:space="preserve">tools to identify </w:t>
+        </w:r>
+      </w:ins>
+      <w:r>
+        <w:t>wh</w:t>
+      </w:r>
+      <w:ins w:id="67" w:author="neal chaisson" w:date="2026-08-22T07:45:00Z" w16du:dateUtc="2026-08-22T11:45:00Z">
+        <w:r>
+          <w:t>ere the</w:t>
+        </w:r>
+      </w:ins>
+      <w:del w:id="68" w:author="neal chaisson" w:date="2026-08-22T07:45:00Z" w16du:dateUtc="2026-08-22T11:45:00Z">
+        <w:r>
+          <w:delText>ich</w:delText>
         </w:r>
       </w:del>
       <w:r>
-        <w:t xml:space="preserve"> finding </w:t>
-      </w:r>
-      <w:ins w:id="68" w:author="neal chaisson" w:date="2026-08-22T07:45:00Z" w16du:dateUtc="2026-08-22T11:45:00Z">
-        <w:r>
-          <w:t xml:space="preserve">tools to identify </w:t>
-        </w:r>
-      </w:ins>
-      <w:r>
-        <w:t>wh</w:t>
-      </w:r>
-      <w:ins w:id="69" w:author="neal chaisson" w:date="2026-08-22T07:45:00Z" w16du:dateUtc="2026-08-22T11:45:00Z">
-        <w:r>
-          <w:t>ere the</w:t>
-        </w:r>
-      </w:ins>
-      <w:del w:id="70" w:author="neal chaisson" w:date="2026-08-22T07:45:00Z" w16du:dateUtc="2026-08-22T11:45:00Z">
-        <w:r>
-          <w:delText>ich</w:delText>
-        </w:r>
-      </w:del>
-      <w:r>
         <w:t xml:space="preserve"> mismatch </w:t>
       </w:r>
-      <w:del w:id="71" w:author="neal chaisson" w:date="2026-08-22T07:46:00Z" w16du:dateUtc="2026-08-22T11:46:00Z">
+      <w:del w:id="69" w:author="neal chaisson" w:date="2026-08-22T07:46:00Z" w16du:dateUtc="2026-08-22T11:46:00Z">
         <w:r>
           <w:delText xml:space="preserve">it </w:delText>
         </w:r>
@@ -777,7 +754,7 @@
     </w:p>
     <w:p>
       <w:pPr>
-        <w:pStyle w:val="Heading2"/>
+        <w:pStyle w:val="Ttulo2"/>
       </w:pPr>
       <w:r>
         <w:t>Why a model at all, and why not a pump and pipes</w:t>
@@ -787,7 +764,7 @@
       <w:r>
         <w:t>Every clinician carries a mental model of the circulation</w:t>
       </w:r>
-      <w:ins w:id="72" w:author="neal chaisson" w:date="2026-08-23T22:38:00Z" w16du:dateUtc="2026-08-24T02:38:00Z">
+      <w:ins w:id="70" w:author="neal chaisson" w:date="2026-08-23T22:38:00Z" w16du:dateUtc="2026-08-24T02:38:00Z">
         <w:r>
           <w:t>,</w:t>
         </w:r>
@@ -795,33 +772,33 @@
       <w:r>
         <w:t xml:space="preserve"> whether or not they </w:t>
       </w:r>
+      <w:del w:id="71" w:author="neal chaisson" w:date="2026-08-22T07:46:00Z" w16du:dateUtc="2026-08-22T11:46:00Z">
+        <w:r>
+          <w:delText>have chosen one</w:delText>
+        </w:r>
+      </w:del>
+      <w:ins w:id="72" w:author="neal chaisson" w:date="2026-08-22T07:46:00Z" w16du:dateUtc="2026-08-22T11:46:00Z">
+        <w:r>
+          <w:t>consciously recognize it</w:t>
+        </w:r>
+      </w:ins>
+      <w:r>
+        <w:t xml:space="preserve">. </w:t>
+      </w:r>
       <w:del w:id="73" w:author="neal chaisson" w:date="2026-08-22T07:46:00Z" w16du:dateUtc="2026-08-22T11:46:00Z">
         <w:r>
-          <w:delText>have chosen one</w:delText>
+          <w:delText>The default, absorbed early and rarely examined, is plumbing:</w:delText>
         </w:r>
       </w:del>
       <w:ins w:id="74" w:author="neal chaisson" w:date="2026-08-22T07:46:00Z" w16du:dateUtc="2026-08-22T11:46:00Z">
         <w:r>
-          <w:t>consciously recognize it</w:t>
-        </w:r>
-      </w:ins>
-      <w:r>
-        <w:t xml:space="preserve">. </w:t>
-      </w:r>
-      <w:del w:id="75" w:author="neal chaisson" w:date="2026-08-22T07:46:00Z" w16du:dateUtc="2026-08-22T11:46:00Z">
-        <w:r>
-          <w:delText>The default, absorbed early and rarely examined, is plumbing:</w:delText>
-        </w:r>
-      </w:del>
-      <w:ins w:id="76" w:author="neal chaisson" w:date="2026-08-22T07:46:00Z" w16du:dateUtc="2026-08-22T11:46:00Z">
-        <w:r>
           <w:t>One simple model involves a system where</w:t>
         </w:r>
       </w:ins>
       <w:r>
         <w:t xml:space="preserve"> a pump drives fluid around a circuit of pipes, the pump sets the flow, the pipes set the pressure. </w:t>
       </w:r>
-      <w:del w:id="77" w:author="neal chaisson" w:date="2026-08-23T22:38:00Z" w16du:dateUtc="2026-08-24T02:38:00Z">
+      <w:del w:id="75" w:author="neal chaisson" w:date="2026-08-23T22:38:00Z" w16du:dateUtc="2026-08-24T02:38:00Z">
         <w:r>
           <w:delText>It is a seductive image and it is the one that Sylvester, Goldberg and Permutt opened their 1983 review by drawing so that they could take it apart.</w:delText>
         </w:r>
@@ -830,13 +807,14 @@
     <w:p>
       <w:pPr>
         <w:rPr>
-          <w:ins w:id="78" w:author="neal chaisson" w:date="2026-08-22T07:48:00Z" w16du:dateUtc="2026-08-22T11:48:00Z"/>
+          <w:ins w:id="76" w:author="neal chaisson" w:date="2026-08-22T07:48:00Z" w16du:dateUtc="2026-08-22T11:48:00Z"/>
         </w:rPr>
       </w:pPr>
       <w:r>
         <w:rPr>
           <w:noProof/>
         </w:rPr>
+        <w:lastRenderedPageBreak/>
         <w:drawing>
           <wp:inline distT="0" distB="0" distL="0" distR="0" wp14:anchorId="390E7842" wp14:editId="53AEC509">
             <wp:extent cx="2834328" cy="3182645"/>
@@ -884,7 +862,7 @@
       </w:r>
     </w:p>
     <w:p>
-      <w:ins w:id="79" w:author="neal chaisson" w:date="2026-08-22T07:48:00Z" w16du:dateUtc="2026-08-22T11:48:00Z">
+      <w:ins w:id="77" w:author="neal chaisson" w:date="2026-08-22T07:48:00Z" w16du:dateUtc="2026-08-22T11:48:00Z">
         <w:r>
           <w:t>[Replace the existing picture with the cropped picture above]</w:t>
         </w:r>
@@ -898,7 +876,7 @@
         </w:rPr>
         <w:t>The naive model of the circulation. A pump, rigid pipes, and a fixed circuit. Almost every feature of this drawing is wrong in a way that matters clinically.</w:t>
       </w:r>
-      <w:ins w:id="80" w:author="neal chaisson" w:date="2026-08-22T07:47:00Z" w16du:dateUtc="2026-08-22T11:47:00Z">
+      <w:ins w:id="78" w:author="neal chaisson" w:date="2026-08-22T07:47:00Z" w16du:dateUtc="2026-08-22T11:47:00Z">
         <w:r>
           <w:rPr>
             <w:color w:val="777777"/>
@@ -929,7 +907,7 @@
       <w:r>
         <w:t xml:space="preserve">It is worth spending </w:t>
       </w:r>
-      <w:del w:id="81" w:author="neal chaisson" w:date="2026-08-22T07:49:00Z" w16du:dateUtc="2026-08-22T11:49:00Z">
+      <w:del w:id="79" w:author="neal chaisson" w:date="2026-08-22T07:49:00Z" w16du:dateUtc="2026-08-22T11:49:00Z">
         <w:r>
           <w:delText xml:space="preserve">real </w:delText>
         </w:r>
@@ -937,33 +915,33 @@
       <w:r>
         <w:t xml:space="preserve">time on why this model fails, because most bedside hemodynamic errors </w:t>
       </w:r>
+      <w:del w:id="80" w:author="neal chaisson" w:date="2026-08-23T22:39:00Z" w16du:dateUtc="2026-08-24T02:39:00Z">
+        <w:r>
+          <w:delText xml:space="preserve">are </w:delText>
+        </w:r>
+      </w:del>
+      <w:ins w:id="81" w:author="neal chaisson" w:date="2026-08-23T22:39:00Z" w16du:dateUtc="2026-08-24T02:39:00Z">
+        <w:r>
+          <w:t xml:space="preserve">assert themselves when we revert to an overly simplistic </w:t>
+        </w:r>
+      </w:ins>
       <w:del w:id="82" w:author="neal chaisson" w:date="2026-08-23T22:39:00Z" w16du:dateUtc="2026-08-24T02:39:00Z">
         <w:r>
-          <w:delText xml:space="preserve">are </w:delText>
+          <w:delText xml:space="preserve">the </w:delText>
         </w:r>
       </w:del>
-      <w:ins w:id="83" w:author="neal chaisson" w:date="2026-08-23T22:39:00Z" w16du:dateUtc="2026-08-24T02:39:00Z">
-        <w:r>
-          <w:t xml:space="preserve">assert themselves when we revert to an overly simplistic </w:t>
-        </w:r>
-      </w:ins>
-      <w:del w:id="84" w:author="neal chaisson" w:date="2026-08-23T22:39:00Z" w16du:dateUtc="2026-08-24T02:39:00Z">
-        <w:r>
-          <w:delText xml:space="preserve">the </w:delText>
+      <w:r>
+        <w:t>plumbing model</w:t>
+      </w:r>
+      <w:del w:id="83" w:author="neal chaisson" w:date="2026-08-23T22:39:00Z" w16du:dateUtc="2026-08-24T02:39:00Z">
+        <w:r>
+          <w:delText xml:space="preserve"> asserting itself when nobody is watching</w:delText>
         </w:r>
       </w:del>
       <w:r>
-        <w:t>plumbing model</w:t>
-      </w:r>
-      <w:del w:id="85" w:author="neal chaisson" w:date="2026-08-23T22:39:00Z" w16du:dateUtc="2026-08-24T02:39:00Z">
-        <w:r>
-          <w:delText xml:space="preserve"> asserting itself when nobody is watching</w:delText>
-        </w:r>
-      </w:del>
-      <w:r>
         <w:t>. There are at least five distinct failures</w:t>
       </w:r>
-      <w:ins w:id="86" w:author="neal chaisson" w:date="2026-08-23T22:39:00Z" w16du:dateUtc="2026-08-24T02:39:00Z">
+      <w:ins w:id="84" w:author="neal chaisson" w:date="2026-08-23T22:39:00Z" w16du:dateUtc="2026-08-24T02:39:00Z">
         <w:r>
           <w:t xml:space="preserve"> in this model</w:t>
         </w:r>
@@ -974,57 +952,56 @@
     </w:p>
     <w:p>
       <w:r>
-        <w:lastRenderedPageBreak/>
         <w:t xml:space="preserve">The pump does not set the flow. In a plumbing circuit the pump is the source of flow and raising its rate raises output. In the circulation the heart cannot eject volume that has not been delivered to it. </w:t>
       </w:r>
-      <w:del w:id="87" w:author="neal chaisson" w:date="2026-08-23T22:40:00Z" w16du:dateUtc="2026-08-24T02:40:00Z">
+      <w:del w:id="85" w:author="neal chaisson" w:date="2026-08-23T22:40:00Z" w16du:dateUtc="2026-08-24T02:40:00Z">
         <w:r>
           <w:delText xml:space="preserve">Magder puts the constraint in one sentence: </w:delText>
         </w:r>
       </w:del>
+      <w:ins w:id="86" w:author="neal chaisson" w:date="2026-08-23T22:40:00Z" w16du:dateUtc="2026-08-24T02:40:00Z">
+        <w:r>
+          <w:t xml:space="preserve">In other words: </w:t>
+        </w:r>
+      </w:ins>
+      <w:r>
+        <w:t>the heart cannot pump out more volume than comes back</w:t>
+      </w:r>
+      <w:ins w:id="87" w:author="neal chaisson" w:date="2026-08-23T22:40:00Z" w16du:dateUtc="2026-08-24T02:40:00Z">
+        <w:r>
+          <w:t xml:space="preserve"> via the venous circulation</w:t>
+        </w:r>
+      </w:ins>
+      <w:r>
+        <w:t>. Contractility and heart rate determine how completely the heart clears what arrives, and beyond that point they buy nothing. This is why an inotrope in a patient with an empty venous reservoir produces a faster, emptier heart rather than more flow</w:t>
+      </w:r>
       <w:ins w:id="88" w:author="neal chaisson" w:date="2026-08-23T22:40:00Z" w16du:dateUtc="2026-08-24T02:40:00Z">
         <w:r>
-          <w:t xml:space="preserve">In other words: </w:t>
-        </w:r>
-      </w:ins>
-      <w:r>
-        <w:t>the heart cannot pump out more volume than comes back</w:t>
-      </w:r>
-      <w:ins w:id="89" w:author="neal chaisson" w:date="2026-08-23T22:40:00Z" w16du:dateUtc="2026-08-24T02:40:00Z">
-        <w:r>
-          <w:t xml:space="preserve"> via the venous circulation</w:t>
-        </w:r>
-      </w:ins>
-      <w:r>
-        <w:t>. Contractility and heart rate determine how completely the heart clears what arrives, and beyond that point they buy nothing. This is why an inotrope in a patient with an empty venous reservoir produces a faster, emptier heart rather than more flow</w:t>
-      </w:r>
-      <w:ins w:id="90" w:author="neal chaisson" w:date="2026-08-23T22:40:00Z" w16du:dateUtc="2026-08-24T02:40:00Z">
-        <w:r>
           <w:t xml:space="preserve">. </w:t>
         </w:r>
       </w:ins>
+      <w:del w:id="89" w:author="neal chaisson" w:date="2026-08-23T22:40:00Z" w16du:dateUtc="2026-08-24T02:40:00Z">
+        <w:r>
+          <w:delText xml:space="preserve">, and it is the </w:delText>
+        </w:r>
+      </w:del>
+      <w:del w:id="90" w:author="neal chaisson" w:date="2026-08-22T08:13:00Z" w16du:dateUtc="2026-08-22T12:13:00Z">
+        <w:r>
+          <w:delText xml:space="preserve">entire </w:delText>
+        </w:r>
+      </w:del>
       <w:del w:id="91" w:author="neal chaisson" w:date="2026-08-23T22:40:00Z" w16du:dateUtc="2026-08-24T02:40:00Z">
-        <w:r>
-          <w:delText xml:space="preserve">, and it is the </w:delText>
-        </w:r>
-      </w:del>
-      <w:del w:id="92" w:author="neal chaisson" w:date="2026-08-22T08:13:00Z" w16du:dateUtc="2026-08-22T12:13:00Z">
-        <w:r>
-          <w:delText xml:space="preserve">entire </w:delText>
-        </w:r>
-      </w:del>
-      <w:del w:id="93" w:author="neal chaisson" w:date="2026-08-23T22:40:00Z" w16du:dateUtc="2026-08-24T02:40:00Z">
         <w:r>
           <w:delText>reason Principle 2 exists as a separate principle.</w:delText>
         </w:r>
       </w:del>
     </w:p>
     <w:p>
-      <w:bookmarkStart w:id="94" w:name="OLE_LINK2"/>
+      <w:bookmarkStart w:id="92" w:name="OLE_LINK2"/>
       <w:r>
         <w:t xml:space="preserve">The </w:t>
       </w:r>
-      <w:ins w:id="95" w:author="Gustavo Adolfo Garcia Chavez" w:date="2026-08-07T14:08:00Z" w16du:dateUtc="2026-08-07T19:08:00Z">
+      <w:ins w:id="93" w:author="Gustavo Adolfo Garcia Chavez" w:date="2026-08-07T14:08:00Z" w16du:dateUtc="2026-08-07T19:08:00Z">
         <w:r>
           <w:t xml:space="preserve">venous </w:t>
         </w:r>
@@ -1032,33 +1009,33 @@
       <w:r>
         <w:t xml:space="preserve">pipes are mostly a reservoir. </w:t>
       </w:r>
-      <w:del w:id="96" w:author="neal chaisson" w:date="2026-08-23T22:41:00Z" w16du:dateUtc="2026-08-24T02:41:00Z">
+      <w:del w:id="94" w:author="neal chaisson" w:date="2026-08-23T22:41:00Z" w16du:dateUtc="2026-08-24T02:41:00Z">
         <w:r>
           <w:delText>Magder's review of volume puts over</w:delText>
         </w:r>
       </w:del>
+      <w:ins w:id="95" w:author="neal chaisson" w:date="2026-08-23T22:41:00Z" w16du:dateUtc="2026-08-24T02:41:00Z">
+        <w:r>
+          <w:t>Over</w:t>
+        </w:r>
+      </w:ins>
+      <w:r>
+        <w:t xml:space="preserve"> 70 percent of total blood volume</w:t>
+      </w:r>
+      <w:ins w:id="96" w:author="neal chaisson" w:date="2026-08-23T22:41:00Z" w16du:dateUtc="2026-08-24T02:41:00Z">
+        <w:r>
+          <w:t xml:space="preserve"> exists</w:t>
+        </w:r>
+      </w:ins>
+      <w:r>
+        <w:t xml:space="preserve"> in the systemic veins and venules at low pressure. Calling th</w:t>
+      </w:r>
       <w:ins w:id="97" w:author="neal chaisson" w:date="2026-08-23T22:41:00Z" w16du:dateUtc="2026-08-24T02:41:00Z">
         <w:r>
-          <w:t>Over</w:t>
-        </w:r>
-      </w:ins>
-      <w:r>
-        <w:t xml:space="preserve"> 70 percent of total blood volume</w:t>
-      </w:r>
-      <w:ins w:id="98" w:author="neal chaisson" w:date="2026-08-23T22:41:00Z" w16du:dateUtc="2026-08-24T02:41:00Z">
-        <w:r>
-          <w:t xml:space="preserve"> exists</w:t>
-        </w:r>
-      </w:ins>
-      <w:r>
-        <w:t xml:space="preserve"> in the systemic veins and venules at low pressure. Calling th</w:t>
-      </w:r>
-      <w:ins w:id="99" w:author="neal chaisson" w:date="2026-08-23T22:41:00Z" w16du:dateUtc="2026-08-24T02:41:00Z">
-        <w:r>
           <w:t>e</w:t>
         </w:r>
       </w:ins>
-      <w:del w:id="100" w:author="neal chaisson" w:date="2026-08-23T22:41:00Z" w16du:dateUtc="2026-08-24T02:41:00Z">
+      <w:del w:id="98" w:author="neal chaisson" w:date="2026-08-23T22:41:00Z" w16du:dateUtc="2026-08-24T02:41:00Z">
         <w:r>
           <w:delText>o</w:delText>
         </w:r>
@@ -1066,7 +1043,7 @@
       <w:r>
         <w:t>se vessels pipes is a category error. They are</w:t>
       </w:r>
-      <w:ins w:id="101" w:author="Gustavo Adolfo Garcia Chavez" w:date="2026-08-07T14:13:00Z" w16du:dateUtc="2026-08-07T19:13:00Z">
+      <w:ins w:id="99" w:author="Gustavo Adolfo Garcia Chavez" w:date="2026-08-07T14:13:00Z" w16du:dateUtc="2026-08-07T19:13:00Z">
         <w:r>
           <w:t xml:space="preserve"> better understood as</w:t>
         </w:r>
@@ -1074,35 +1051,35 @@
       <w:r>
         <w:t xml:space="preserve"> a capacitance</w:t>
       </w:r>
-      <w:ins w:id="102" w:author="Gustavo Adolfo Garcia Chavez" w:date="2026-08-07T14:01:00Z" w16du:dateUtc="2026-08-07T19:01:00Z">
+      <w:ins w:id="100" w:author="Gustavo Adolfo Garcia Chavez" w:date="2026-08-07T14:01:00Z" w16du:dateUtc="2026-08-07T19:01:00Z">
         <w:r>
           <w:t xml:space="preserve"> </w:t>
         </w:r>
       </w:ins>
-      <w:ins w:id="103" w:author="Gustavo Adolfo Garcia Chavez" w:date="2026-08-07T14:05:00Z" w16du:dateUtc="2026-08-07T19:05:00Z">
+      <w:ins w:id="101" w:author="Gustavo Adolfo Garcia Chavez" w:date="2026-08-07T14:05:00Z" w16du:dateUtc="2026-08-07T19:05:00Z">
         <w:r>
           <w:t>reservoir</w:t>
         </w:r>
       </w:ins>
+      <w:ins w:id="102" w:author="Gustavo Adolfo Garcia Chavez" w:date="2026-08-07T14:13:00Z" w16du:dateUtc="2026-08-07T19:13:00Z">
+        <w:r>
+          <w:t>: a compliant compartment built to hold large amo</w:t>
+        </w:r>
+      </w:ins>
+      <w:ins w:id="103" w:author="neal chaisson" w:date="2026-08-22T07:58:00Z" w16du:dateUtc="2026-08-22T11:58:00Z">
+        <w:r>
+          <w:t>u</w:t>
+        </w:r>
+      </w:ins>
       <w:ins w:id="104" w:author="Gustavo Adolfo Garcia Chavez" w:date="2026-08-07T14:13:00Z" w16du:dateUtc="2026-08-07T19:13:00Z">
         <w:r>
-          <w:t>: a compliant compartment built to hold large amo</w:t>
-        </w:r>
-      </w:ins>
-      <w:ins w:id="105" w:author="neal chaisson" w:date="2026-08-22T07:58:00Z" w16du:dateUtc="2026-08-22T11:58:00Z">
-        <w:r>
-          <w:t>u</w:t>
-        </w:r>
-      </w:ins>
-      <w:ins w:id="106" w:author="Gustavo Adolfo Garcia Chavez" w:date="2026-08-07T14:13:00Z" w16du:dateUtc="2026-08-07T19:13:00Z">
-        <w:r>
           <w:t>nts of blood with relatively little rise in pressure</w:t>
         </w:r>
         <w:r>
           <w:t>. This is possible</w:t>
         </w:r>
       </w:ins>
-      <w:del w:id="107" w:author="Gustavo Adolfo Garcia Chavez" w:date="2026-08-07T14:13:00Z" w16du:dateUtc="2026-08-07T19:13:00Z">
+      <w:del w:id="105" w:author="Gustavo Adolfo Garcia Chavez" w:date="2026-08-07T14:13:00Z" w16du:dateUtc="2026-08-07T19:13:00Z">
         <w:r>
           <w:delText>,</w:delText>
         </w:r>
@@ -1110,35 +1087,35 @@
       <w:r>
         <w:t xml:space="preserve"> </w:t>
       </w:r>
-      <w:del w:id="108" w:author="Gustavo Adolfo Garcia Chavez" w:date="2026-08-07T14:13:00Z" w16du:dateUtc="2026-08-07T19:13:00Z">
+      <w:del w:id="106" w:author="Gustavo Adolfo Garcia Chavez" w:date="2026-08-07T14:13:00Z" w16du:dateUtc="2026-08-07T19:13:00Z">
         <w:r>
           <w:delText xml:space="preserve">and </w:delText>
         </w:r>
       </w:del>
+      <w:ins w:id="107" w:author="Gustavo Adolfo Garcia Chavez" w:date="2026-08-07T14:13:00Z" w16du:dateUtc="2026-08-07T19:13:00Z">
+        <w:r>
+          <w:t>be</w:t>
+        </w:r>
+      </w:ins>
+      <w:ins w:id="108" w:author="Gustavo Adolfo Garcia Chavez" w:date="2026-08-07T14:14:00Z" w16du:dateUtc="2026-08-07T19:14:00Z">
+        <w:r>
+          <w:t>cause</w:t>
+        </w:r>
+      </w:ins>
       <w:ins w:id="109" w:author="Gustavo Adolfo Garcia Chavez" w:date="2026-08-07T14:13:00Z" w16du:dateUtc="2026-08-07T19:13:00Z">
         <w:r>
-          <w:t>be</w:t>
-        </w:r>
-      </w:ins>
-      <w:ins w:id="110" w:author="Gustavo Adolfo Garcia Chavez" w:date="2026-08-07T14:14:00Z" w16du:dateUtc="2026-08-07T19:14:00Z">
-        <w:r>
-          <w:t>cause</w:t>
-        </w:r>
-      </w:ins>
-      <w:ins w:id="111" w:author="Gustavo Adolfo Garcia Chavez" w:date="2026-08-07T14:13:00Z" w16du:dateUtc="2026-08-07T19:13:00Z">
-        <w:r>
           <w:t xml:space="preserve"> </w:t>
         </w:r>
       </w:ins>
       <w:r>
         <w:t xml:space="preserve">the compliance of small venules and veins is almost forty times greater than that of arterial vessels. That asymmetry does more work in hemodynamics than almost any other single </w:t>
       </w:r>
-      <w:del w:id="112" w:author="neal chaisson" w:date="2026-08-22T07:59:00Z" w16du:dateUtc="2026-08-22T11:59:00Z">
+      <w:del w:id="110" w:author="neal chaisson" w:date="2026-08-22T07:59:00Z" w16du:dateUtc="2026-08-22T11:59:00Z">
         <w:r>
           <w:delText>number</w:delText>
         </w:r>
       </w:del>
-      <w:ins w:id="113" w:author="neal chaisson" w:date="2026-08-22T07:59:00Z" w16du:dateUtc="2026-08-22T11:59:00Z">
+      <w:ins w:id="111" w:author="neal chaisson" w:date="2026-08-22T07:59:00Z" w16du:dateUtc="2026-08-22T11:59:00Z">
         <w:r>
           <w:t>factor</w:t>
         </w:r>
@@ -1147,27 +1124,28 @@
         <w:t>, and we return to it under Principle 2.</w:t>
       </w:r>
     </w:p>
-    <w:bookmarkEnd w:id="94"/>
+    <w:bookmarkEnd w:id="92"/>
     <w:p>
       <w:r>
+        <w:lastRenderedPageBreak/>
         <w:t>Most of the volume does nothing. Only the fraction of blood that distends vessel walls beyond their unstretched shape generates a distending pressure, and only that fraction can drive flow</w:t>
       </w:r>
+      <w:ins w:id="112" w:author="Gustavo Adolfo Garcia Chavez" w:date="2026-08-07T14:11:00Z" w16du:dateUtc="2026-08-07T19:11:00Z">
+        <w:r>
+          <w:t xml:space="preserve">, that’s </w:t>
+        </w:r>
+      </w:ins>
+      <w:ins w:id="113" w:author="Gustavo Adolfo Garcia Chavez" w:date="2026-08-07T14:15:00Z" w16du:dateUtc="2026-08-07T19:15:00Z">
+        <w:r>
+          <w:t>also known</w:t>
+        </w:r>
+      </w:ins>
       <w:ins w:id="114" w:author="Gustavo Adolfo Garcia Chavez" w:date="2026-08-07T14:11:00Z" w16du:dateUtc="2026-08-07T19:11:00Z">
         <w:r>
-          <w:t xml:space="preserve">, that’s </w:t>
-        </w:r>
-      </w:ins>
-      <w:ins w:id="115" w:author="Gustavo Adolfo Garcia Chavez" w:date="2026-08-07T14:15:00Z" w16du:dateUtc="2026-08-07T19:15:00Z">
-        <w:r>
-          <w:t>also known</w:t>
-        </w:r>
-      </w:ins>
-      <w:ins w:id="116" w:author="Gustavo Adolfo Garcia Chavez" w:date="2026-08-07T14:11:00Z" w16du:dateUtc="2026-08-07T19:11:00Z">
-        <w:r>
           <w:t xml:space="preserve"> as stressed volu</w:t>
         </w:r>
       </w:ins>
-      <w:ins w:id="117" w:author="Gustavo Adolfo Garcia Chavez" w:date="2026-08-07T14:12:00Z" w16du:dateUtc="2026-08-07T19:12:00Z">
+      <w:ins w:id="115" w:author="Gustavo Adolfo Garcia Chavez" w:date="2026-08-07T14:12:00Z" w16du:dateUtc="2026-08-07T19:12:00Z">
         <w:r>
           <w:t>me</w:t>
         </w:r>
@@ -1175,42 +1153,42 @@
       <w:r>
         <w:t>. Stressed volume is usually about 30 percent of total volume. Magder and De Varennes measured it directly in five patients undergoing hypothermic circulatory arrest by draining the patient into the bypass reservoir once the pump was stopped, and found a stressed volume of 20.2 plus or minus 1.0 mL/kg</w:t>
       </w:r>
-      <w:ins w:id="118" w:author="neal chaisson" w:date="2026-08-22T08:04:00Z" w16du:dateUtc="2026-08-22T12:04:00Z">
+      <w:ins w:id="116" w:author="neal chaisson" w:date="2026-08-22T08:04:00Z" w16du:dateUtc="2026-08-22T12:04:00Z">
         <w:r>
           <w:t>,</w:t>
         </w:r>
       </w:ins>
+      <w:ins w:id="117" w:author="neal chaisson" w:date="2026-08-22T08:02:00Z" w16du:dateUtc="2026-08-22T12:02:00Z">
+        <w:r>
+          <w:t xml:space="preserve"> [change this and all similar descriptions of standard deviation to a format of “20.2 </w:t>
+        </w:r>
+      </w:ins>
+      <w:ins w:id="118" w:author="neal chaisson" w:date="2026-08-23T22:42:00Z" w16du:dateUtc="2026-08-24T02:42:00Z">
+        <w:r>
+          <w:t xml:space="preserve">(S.D. </w:t>
+        </w:r>
+      </w:ins>
       <w:ins w:id="119" w:author="neal chaisson" w:date="2026-08-22T08:02:00Z" w16du:dateUtc="2026-08-22T12:02:00Z">
         <w:r>
-          <w:t xml:space="preserve"> [change this and all similar descriptions of standard deviation to a format of “20.2 </w:t>
-        </w:r>
-      </w:ins>
-      <w:ins w:id="120" w:author="neal chaisson" w:date="2026-08-23T22:42:00Z" w16du:dateUtc="2026-08-24T02:42:00Z">
-        <w:r>
-          <w:t xml:space="preserve">(S.D. </w:t>
-        </w:r>
-      </w:ins>
-      <w:ins w:id="121" w:author="neal chaisson" w:date="2026-08-22T08:02:00Z" w16du:dateUtc="2026-08-22T12:02:00Z">
-        <w:r>
           <w:t>+/- 1.</w:t>
         </w:r>
       </w:ins>
+      <w:ins w:id="120" w:author="neal chaisson" w:date="2026-08-22T08:03:00Z" w16du:dateUtc="2026-08-22T12:03:00Z">
+        <w:r>
+          <w:t>0 ml/kg</w:t>
+        </w:r>
+      </w:ins>
+      <w:ins w:id="121" w:author="neal chaisson" w:date="2026-08-23T22:42:00Z" w16du:dateUtc="2026-08-24T02:42:00Z">
+        <w:r>
+          <w:t>)</w:t>
+        </w:r>
+      </w:ins>
       <w:ins w:id="122" w:author="neal chaisson" w:date="2026-08-22T08:03:00Z" w16du:dateUtc="2026-08-22T12:03:00Z">
         <w:r>
-          <w:t>0 ml/kg</w:t>
-        </w:r>
-      </w:ins>
-      <w:ins w:id="123" w:author="neal chaisson" w:date="2026-08-23T22:42:00Z" w16du:dateUtc="2026-08-24T02:42:00Z">
-        <w:r>
-          <w:t>)</w:t>
-        </w:r>
-      </w:ins>
-      <w:ins w:id="124" w:author="neal chaisson" w:date="2026-08-22T08:03:00Z" w16du:dateUtc="2026-08-22T12:03:00Z">
-        <w:r>
           <w:t>” For interquartile ranges list them as “XX [IQR xx-xx]”]</w:t>
         </w:r>
       </w:ins>
-      <w:del w:id="125" w:author="neal chaisson" w:date="2026-08-22T08:04:00Z" w16du:dateUtc="2026-08-22T12:04:00Z">
+      <w:del w:id="123" w:author="neal chaisson" w:date="2026-08-22T08:04:00Z" w16du:dateUtc="2026-08-22T12:04:00Z">
         <w:r>
           <w:delText>,</w:delText>
         </w:r>
@@ -1218,7 +1196,7 @@
       <w:r>
         <w:t xml:space="preserve"> </w:t>
       </w:r>
-      <w:ins w:id="126" w:author="neal chaisson" w:date="2026-08-23T22:44:00Z" w16du:dateUtc="2026-08-24T02:44:00Z">
+      <w:ins w:id="124" w:author="neal chaisson" w:date="2026-08-23T22:44:00Z" w16du:dateUtc="2026-08-24T02:44:00Z">
         <w:r>
           <w:t xml:space="preserve">This amounts to </w:t>
         </w:r>
@@ -1226,12 +1204,12 @@
       <w:r>
         <w:t>about 30 percent of predicted blood volume. A plumbing model has no way of expressing the idea that two thirds of the fluid in the circuit is hemodynamically inert but recruitable.</w:t>
       </w:r>
-      <w:ins w:id="127" w:author="Gustavo Adolfo Garcia Chavez" w:date="2026-08-07T14:18:00Z" w16du:dateUtc="2026-08-07T19:18:00Z">
+      <w:ins w:id="125" w:author="Gustavo Adolfo Garcia Chavez" w:date="2026-08-07T14:18:00Z" w16du:dateUtc="2026-08-07T19:18:00Z">
         <w:r>
           <w:t xml:space="preserve"> </w:t>
         </w:r>
       </w:ins>
-      <w:ins w:id="128" w:author="Gustavo Adolfo Garcia Chavez" w:date="2026-08-07T14:19:00Z" w16du:dateUtc="2026-08-07T19:19:00Z">
+      <w:ins w:id="126" w:author="Gustavo Adolfo Garcia Chavez" w:date="2026-08-07T14:19:00Z" w16du:dateUtc="2026-08-07T19:19:00Z">
         <w:r>
           <w:t>Once the venous side is understood as a reservoir rather than a simple pipe, the arterial side can be considered separately. Here the vessels behave more like distribution pipes, but even this analogy quickly fails.</w:t>
         </w:r>
@@ -1241,21 +1219,21 @@
       <w:r>
         <w:t xml:space="preserve">Flow </w:t>
       </w:r>
-      <w:ins w:id="129" w:author="neal chaisson" w:date="2026-08-22T08:10:00Z" w16du:dateUtc="2026-08-22T12:10:00Z">
+      <w:ins w:id="127" w:author="neal chaisson" w:date="2026-08-22T08:10:00Z" w16du:dateUtc="2026-08-22T12:10:00Z">
         <w:r>
           <w:t xml:space="preserve">in a vascular pathway </w:t>
         </w:r>
       </w:ins>
-      <w:del w:id="130" w:author="Gustavo Adolfo Garcia Chavez" w:date="2026-08-07T14:21:00Z" w16du:dateUtc="2026-08-07T19:21:00Z">
+      <w:del w:id="128" w:author="Gustavo Adolfo Garcia Chavez" w:date="2026-08-07T14:21:00Z" w16du:dateUtc="2026-08-07T19:21:00Z">
         <w:r>
           <w:delText>does not stop at zero pressure</w:delText>
         </w:r>
       </w:del>
-      <w:ins w:id="131" w:author="Gustavo Adolfo Garcia Chavez" w:date="2026-08-07T14:21:00Z" w16du:dateUtc="2026-08-07T19:21:00Z">
+      <w:ins w:id="129" w:author="Gustavo Adolfo Garcia Chavez" w:date="2026-08-07T14:21:00Z" w16du:dateUtc="2026-08-07T19:21:00Z">
         <w:r>
           <w:t xml:space="preserve">can </w:t>
         </w:r>
-        <w:del w:id="132" w:author="neal chaisson" w:date="2026-08-22T08:10:00Z" w16du:dateUtc="2026-08-22T12:10:00Z">
+        <w:del w:id="130" w:author="neal chaisson" w:date="2026-08-22T08:10:00Z" w16du:dateUtc="2026-08-22T12:10:00Z">
           <w:r>
             <w:delText xml:space="preserve">definitely </w:delText>
           </w:r>
@@ -1267,7 +1245,7 @@
       <w:r>
         <w:t>. In a rigid pipe, flow ceases when the pressure difference along it reaches zero. In the</w:t>
       </w:r>
-      <w:ins w:id="133" w:author="Gustavo Adolfo Garcia Chavez" w:date="2026-08-07T14:22:00Z" w16du:dateUtc="2026-08-07T19:22:00Z">
+      <w:ins w:id="131" w:author="Gustavo Adolfo Garcia Chavez" w:date="2026-08-07T14:22:00Z" w16du:dateUtc="2026-08-07T19:22:00Z">
         <w:r>
           <w:t xml:space="preserve"> arterial</w:t>
         </w:r>
@@ -1275,7 +1253,7 @@
       <w:r>
         <w:t xml:space="preserve"> circulation</w:t>
       </w:r>
-      <w:ins w:id="134" w:author="Gustavo Adolfo Garcia Chavez" w:date="2026-08-07T14:38:00Z" w16du:dateUtc="2026-08-07T19:38:00Z">
+      <w:ins w:id="132" w:author="Gustavo Adolfo Garcia Chavez" w:date="2026-08-07T14:38:00Z" w16du:dateUtc="2026-08-07T19:38:00Z">
         <w:r>
           <w:t xml:space="preserve">, </w:t>
         </w:r>
@@ -1289,55 +1267,55 @@
           <w:t xml:space="preserve">narrows or collapses. </w:t>
         </w:r>
       </w:ins>
-      <w:ins w:id="135" w:author="Gustavo Adolfo Garcia Chavez" w:date="2026-08-07T14:37:00Z" w16du:dateUtc="2026-08-07T19:37:00Z">
+      <w:ins w:id="133" w:author="Gustavo Adolfo Garcia Chavez" w:date="2026-08-07T14:37:00Z" w16du:dateUtc="2026-08-07T19:37:00Z">
         <w:r>
           <w:t xml:space="preserve"> </w:t>
         </w:r>
       </w:ins>
+      <w:del w:id="134" w:author="Gustavo Adolfo Garcia Chavez" w:date="2026-08-07T14:37:00Z" w16du:dateUtc="2026-08-07T19:37:00Z">
+        <w:r>
+          <w:delText xml:space="preserve">, </w:delText>
+        </w:r>
+      </w:del>
+      <w:del w:id="135" w:author="Gustavo Adolfo Garcia Chavez" w:date="2026-08-07T14:23:00Z" w16du:dateUtc="2026-08-07T19:23:00Z">
+        <w:r>
+          <w:delText xml:space="preserve">flow through a vascular bed ceases while the measured downstream pressure is still </w:delText>
+        </w:r>
+      </w:del>
       <w:del w:id="136" w:author="Gustavo Adolfo Garcia Chavez" w:date="2026-08-07T14:37:00Z" w16du:dateUtc="2026-08-07T19:37:00Z">
         <w:r>
-          <w:delText xml:space="preserve">, </w:delText>
+          <w:delText>substantially positive, because vessels with tone collapse at a positive intravascular pressure</w:delText>
         </w:r>
       </w:del>
-      <w:del w:id="137" w:author="Gustavo Adolfo Garcia Chavez" w:date="2026-08-07T14:23:00Z" w16du:dateUtc="2026-08-07T19:23:00Z">
-        <w:r>
-          <w:delText xml:space="preserve">flow through a vascular bed ceases while the measured downstream pressure is still </w:delText>
+      <w:del w:id="137" w:author="Gustavo Adolfo Garcia Chavez" w:date="2026-08-07T14:38:00Z" w16du:dateUtc="2026-08-07T19:38:00Z">
+        <w:r>
+          <w:delText xml:space="preserve">. </w:delText>
         </w:r>
       </w:del>
-      <w:del w:id="138" w:author="Gustavo Adolfo Garcia Chavez" w:date="2026-08-07T14:37:00Z" w16du:dateUtc="2026-08-07T19:37:00Z">
-        <w:r>
-          <w:delText>substantially positive, because vessels with tone collapse at a positive intravascular pressure</w:delText>
+      <w:del w:id="138" w:author="neal chaisson" w:date="2026-08-23T22:45:00Z" w16du:dateUtc="2026-08-24T02:45:00Z">
+        <w:r>
+          <w:delText xml:space="preserve">Magder examined this directly and concluded that the zero-flow pressure of the dynamic arterial pressure-flow relation behaves as a Starling resistor rather than as a compliance artifact. </w:delText>
         </w:r>
       </w:del>
-      <w:del w:id="139" w:author="Gustavo Adolfo Garcia Chavez" w:date="2026-08-07T14:38:00Z" w16du:dateUtc="2026-08-07T19:38:00Z">
-        <w:r>
-          <w:delText xml:space="preserve">. </w:delText>
+      <w:r>
+        <w:t>The clinical translation is that the downstream pressure for arterial flow is the arteriolar critical closing pressure and not the right atrial pressure</w:t>
+      </w:r>
+      <w:ins w:id="139" w:author="neal chaisson" w:date="2026-08-22T08:06:00Z" w16du:dateUtc="2026-08-22T12:06:00Z">
+        <w:r>
+          <w:t xml:space="preserve">.  This error in the plumbing picture is significant, but also explains why </w:t>
+        </w:r>
+      </w:ins>
+      <w:ins w:id="140" w:author="neal chaisson" w:date="2026-08-22T08:07:00Z" w16du:dateUtc="2026-08-22T12:07:00Z">
+        <w:r>
+          <w:t>SVR is not simply equal to MAP-RAP/CO</w:t>
+        </w:r>
+      </w:ins>
+      <w:del w:id="141" w:author="neal chaisson" w:date="2026-08-22T08:06:00Z" w16du:dateUtc="2026-08-22T12:06:00Z">
+        <w:r>
+          <w:delText>, which is t</w:delText>
         </w:r>
       </w:del>
-      <w:del w:id="140" w:author="neal chaisson" w:date="2026-08-23T22:45:00Z" w16du:dateUtc="2026-08-24T02:45:00Z">
-        <w:r>
-          <w:delText xml:space="preserve">Magder examined this directly and concluded that the zero-flow pressure of the dynamic arterial pressure-flow relation behaves as a Starling resistor rather than as a compliance artifact. </w:delText>
-        </w:r>
-      </w:del>
-      <w:r>
-        <w:t>The clinical translation is that the downstream pressure for arterial flow is the arteriolar critical closing pressure and not the right atrial pressure</w:t>
-      </w:r>
-      <w:ins w:id="141" w:author="neal chaisson" w:date="2026-08-22T08:06:00Z" w16du:dateUtc="2026-08-22T12:06:00Z">
-        <w:r>
-          <w:t xml:space="preserve">.  This error in the plumbing picture is significant, but also explains why </w:t>
-        </w:r>
-      </w:ins>
-      <w:ins w:id="142" w:author="neal chaisson" w:date="2026-08-22T08:07:00Z" w16du:dateUtc="2026-08-22T12:07:00Z">
-        <w:r>
-          <w:t>SVR is not simply equal to MAP-RAP/CO</w:t>
-        </w:r>
-      </w:ins>
-      <w:del w:id="143" w:author="neal chaisson" w:date="2026-08-22T08:06:00Z" w16du:dateUtc="2026-08-22T12:06:00Z">
-        <w:r>
-          <w:delText>, which is t</w:delText>
-        </w:r>
-      </w:del>
-      <w:del w:id="144" w:author="neal chaisson" w:date="2026-08-22T08:07:00Z" w16du:dateUtc="2026-08-22T12:07:00Z">
+      <w:del w:id="142" w:author="neal chaisson" w:date="2026-08-22T08:07:00Z" w16du:dateUtc="2026-08-22T12:07:00Z">
         <w:r>
           <w:delText>he single most consequential error embedded in the plumbing picture</w:delText>
         </w:r>
@@ -1348,13 +1326,12 @@
     </w:p>
     <w:p>
       <w:r>
-        <w:lastRenderedPageBreak/>
         <w:t>The circuit is regulated, not fixed. Pipe caliber is a property of the plumbing. Vessel caliber is a controlled variable, adjusted regionally and second to second by neural tone, circulating catecholamines, local metabolites and endothelial signaling. Two patients with identical cardiac output and identical mean arterial pressure can have entirely different distributions of that flow, and the plumbing model has no vocabulary for the difference.</w:t>
       </w:r>
     </w:p>
     <w:tbl>
       <w:tblPr>
-        <w:tblStyle w:val="LightGrid-Accent1"/>
+        <w:tblStyle w:val="Cuadrculaclara-nfasis1"/>
         <w:tblW w:w="0" w:type="auto"/>
         <w:tblLook w:val="04A0" w:firstRow="1" w:lastRow="0" w:firstColumn="1" w:lastColumn="0" w:noHBand="0" w:noVBand="1"/>
       </w:tblPr>
@@ -1379,7 +1356,7 @@
               </w:rPr>
               <w:t xml:space="preserve">What plumbing </w:t>
             </w:r>
-            <w:ins w:id="145" w:author="neal chaisson" w:date="2026-08-22T08:09:00Z" w16du:dateUtc="2026-08-22T12:09:00Z">
+            <w:ins w:id="143" w:author="neal chaisson" w:date="2026-08-22T08:09:00Z" w16du:dateUtc="2026-08-22T12:09:00Z">
               <w:r>
                 <w:rPr>
                   <w:sz w:val="18"/>
@@ -1476,7 +1453,7 @@
               </w:rPr>
               <w:t>Inotropes for an underfilled ventricle</w:t>
             </w:r>
-            <w:ins w:id="146" w:author="neal chaisson" w:date="2026-08-22T08:09:00Z" w16du:dateUtc="2026-08-22T12:09:00Z">
+            <w:ins w:id="144" w:author="neal chaisson" w:date="2026-08-22T08:09:00Z" w16du:dateUtc="2026-08-22T12:09:00Z">
               <w:r>
                 <w:rPr>
                   <w:sz w:val="18"/>
@@ -1615,7 +1592,7 @@
             <w:pPr>
               <w:cnfStyle w:val="000000010000" w:firstRow="0" w:lastRow="0" w:firstColumn="0" w:lastColumn="0" w:oddVBand="0" w:evenVBand="0" w:oddHBand="0" w:evenHBand="1" w:firstRowFirstColumn="0" w:firstRowLastColumn="0" w:lastRowFirstColumn="0" w:lastRowLastColumn="0"/>
             </w:pPr>
-            <w:del w:id="147" w:author="neal chaisson" w:date="2026-08-22T08:16:00Z" w16du:dateUtc="2026-08-22T12:16:00Z">
+            <w:del w:id="145" w:author="neal chaisson" w:date="2026-08-22T08:16:00Z" w16du:dateUtc="2026-08-22T12:16:00Z">
               <w:r>
                 <w:rPr>
                   <w:sz w:val="18"/>
@@ -1623,7 +1600,7 @@
                 <w:delText xml:space="preserve">Flow </w:delText>
               </w:r>
             </w:del>
-            <w:del w:id="148" w:author="neal chaisson" w:date="2026-08-22T08:14:00Z" w16du:dateUtc="2026-08-22T12:14:00Z">
+            <w:del w:id="146" w:author="neal chaisson" w:date="2026-08-22T08:14:00Z" w16du:dateUtc="2026-08-22T12:14:00Z">
               <w:r>
                 <w:rPr>
                   <w:sz w:val="18"/>
@@ -1631,7 +1608,7 @@
                 <w:delText>stops at a positive critical closing pressure</w:delText>
               </w:r>
             </w:del>
-            <w:ins w:id="149" w:author="neal chaisson" w:date="2026-08-22T08:16:00Z" w16du:dateUtc="2026-08-22T12:16:00Z">
+            <w:ins w:id="147" w:author="neal chaisson" w:date="2026-08-22T08:16:00Z" w16du:dateUtc="2026-08-22T12:16:00Z">
               <w:r>
                 <w:rPr>
                   <w:sz w:val="18"/>
@@ -1639,7 +1616,7 @@
                 <w:t>V</w:t>
               </w:r>
             </w:ins>
-            <w:ins w:id="150" w:author="neal chaisson" w:date="2026-08-22T08:17:00Z" w16du:dateUtc="2026-08-22T12:17:00Z">
+            <w:ins w:id="148" w:author="neal chaisson" w:date="2026-08-22T08:17:00Z" w16du:dateUtc="2026-08-22T12:17:00Z">
               <w:r>
                 <w:rPr>
                   <w:sz w:val="18"/>
@@ -1647,7 +1624,7 @@
                 <w:t xml:space="preserve">esel characteristics </w:t>
               </w:r>
             </w:ins>
-            <w:ins w:id="151" w:author="neal chaisson" w:date="2026-08-22T08:16:00Z" w16du:dateUtc="2026-08-22T12:16:00Z">
+            <w:ins w:id="149" w:author="neal chaisson" w:date="2026-08-22T08:16:00Z" w16du:dateUtc="2026-08-22T12:16:00Z">
               <w:r>
                 <w:rPr>
                   <w:sz w:val="18"/>
@@ -1655,7 +1632,7 @@
                 <w:t>create</w:t>
               </w:r>
             </w:ins>
-            <w:ins w:id="152" w:author="neal chaisson" w:date="2026-08-22T08:14:00Z" w16du:dateUtc="2026-08-22T12:14:00Z">
+            <w:ins w:id="150" w:author="neal chaisson" w:date="2026-08-22T08:14:00Z" w16du:dateUtc="2026-08-22T12:14:00Z">
               <w:r>
                 <w:rPr>
                   <w:sz w:val="18"/>
@@ -1663,7 +1640,7 @@
                 <w:t xml:space="preserve"> </w:t>
               </w:r>
             </w:ins>
-            <w:ins w:id="153" w:author="neal chaisson" w:date="2026-08-22T08:15:00Z" w16du:dateUtc="2026-08-22T12:15:00Z">
+            <w:ins w:id="151" w:author="neal chaisson" w:date="2026-08-22T08:15:00Z" w16du:dateUtc="2026-08-22T12:15:00Z">
               <w:r>
                 <w:rPr>
                   <w:sz w:val="18"/>
@@ -1671,7 +1648,7 @@
                 <w:t>regions</w:t>
               </w:r>
             </w:ins>
-            <w:ins w:id="154" w:author="neal chaisson" w:date="2026-08-22T08:17:00Z" w16du:dateUtc="2026-08-22T12:17:00Z">
+            <w:ins w:id="152" w:author="neal chaisson" w:date="2026-08-22T08:17:00Z" w16du:dateUtc="2026-08-22T12:17:00Z">
               <w:r>
                 <w:rPr>
                   <w:sz w:val="18"/>
@@ -1679,7 +1656,7 @@
                 <w:t xml:space="preserve"> of flow </w:t>
               </w:r>
             </w:ins>
-            <w:ins w:id="155" w:author="neal chaisson" w:date="2026-08-22T08:15:00Z" w16du:dateUtc="2026-08-22T12:15:00Z">
+            <w:ins w:id="153" w:author="neal chaisson" w:date="2026-08-22T08:15:00Z" w16du:dateUtc="2026-08-22T12:15:00Z">
               <w:r>
                 <w:rPr>
                   <w:sz w:val="18"/>
@@ -1687,7 +1664,7 @@
                 <w:t xml:space="preserve">that </w:t>
               </w:r>
             </w:ins>
-            <w:ins w:id="156" w:author="neal chaisson" w:date="2026-08-22T08:17:00Z" w16du:dateUtc="2026-08-22T12:17:00Z">
+            <w:ins w:id="154" w:author="neal chaisson" w:date="2026-08-22T08:17:00Z" w16du:dateUtc="2026-08-22T12:17:00Z">
               <w:r>
                 <w:rPr>
                   <w:sz w:val="18"/>
@@ -1695,7 +1672,7 @@
                 <w:t>adhere to the principles of a</w:t>
               </w:r>
             </w:ins>
-            <w:ins w:id="157" w:author="neal chaisson" w:date="2026-08-22T08:15:00Z" w16du:dateUtc="2026-08-22T12:15:00Z">
+            <w:ins w:id="155" w:author="neal chaisson" w:date="2026-08-22T08:15:00Z" w16du:dateUtc="2026-08-22T12:15:00Z">
               <w:r>
                 <w:rPr>
                   <w:sz w:val="18"/>
@@ -1719,7 +1696,7 @@
               </w:rPr>
               <w:t xml:space="preserve">Calculating SVR </w:t>
             </w:r>
-            <w:del w:id="158" w:author="neal chaisson" w:date="2026-08-22T08:13:00Z" w16du:dateUtc="2026-08-22T12:13:00Z">
+            <w:del w:id="156" w:author="neal chaisson" w:date="2026-08-22T08:13:00Z" w16du:dateUtc="2026-08-22T12:13:00Z">
               <w:r>
                 <w:rPr>
                   <w:sz w:val="18"/>
@@ -1727,7 +1704,7 @@
                 <w:delText>down to</w:delText>
               </w:r>
             </w:del>
-            <w:ins w:id="159" w:author="neal chaisson" w:date="2026-08-22T08:13:00Z" w16du:dateUtc="2026-08-22T12:13:00Z">
+            <w:ins w:id="157" w:author="neal chaisson" w:date="2026-08-22T08:13:00Z" w16du:dateUtc="2026-08-22T12:13:00Z">
               <w:r>
                 <w:rPr>
                   <w:sz w:val="18"/>
@@ -1754,7 +1731,7 @@
             <w:tcW w:w="2880" w:type="dxa"/>
           </w:tcPr>
           <w:p>
-            <w:ins w:id="160" w:author="neal chaisson" w:date="2026-08-22T08:08:00Z" w16du:dateUtc="2026-08-22T12:08:00Z">
+            <w:ins w:id="158" w:author="neal chaisson" w:date="2026-08-22T08:08:00Z" w16du:dateUtc="2026-08-22T12:08:00Z">
               <w:r>
                 <w:rPr>
                   <w:sz w:val="18"/>
@@ -1762,7 +1739,7 @@
                 <w:t>Pipe c</w:t>
               </w:r>
             </w:ins>
-            <w:del w:id="161" w:author="neal chaisson" w:date="2026-08-22T08:08:00Z" w16du:dateUtc="2026-08-22T12:08:00Z">
+            <w:del w:id="159" w:author="neal chaisson" w:date="2026-08-22T08:08:00Z" w16du:dateUtc="2026-08-22T12:08:00Z">
               <w:r>
                 <w:rPr>
                   <w:sz w:val="18"/>
@@ -1776,7 +1753,7 @@
               </w:rPr>
               <w:t>alib</w:t>
             </w:r>
-            <w:del w:id="162" w:author="neal chaisson" w:date="2026-08-22T08:08:00Z" w16du:dateUtc="2026-08-22T12:08:00Z">
+            <w:del w:id="160" w:author="neal chaisson" w:date="2026-08-22T08:08:00Z" w16du:dateUtc="2026-08-22T12:08:00Z">
               <w:r>
                 <w:rPr>
                   <w:sz w:val="18"/>
@@ -1790,7 +1767,7 @@
               </w:rPr>
               <w:t>e</w:t>
             </w:r>
-            <w:ins w:id="163" w:author="neal chaisson" w:date="2026-08-22T08:08:00Z" w16du:dateUtc="2026-08-22T12:08:00Z">
+            <w:ins w:id="161" w:author="neal chaisson" w:date="2026-08-22T08:08:00Z" w16du:dateUtc="2026-08-22T12:08:00Z">
               <w:r>
                 <w:rPr>
                   <w:sz w:val="18"/>
@@ -1820,7 +1797,7 @@
               </w:rPr>
               <w:t>Calib</w:t>
             </w:r>
-            <w:del w:id="164" w:author="neal chaisson" w:date="2026-08-22T08:08:00Z" w16du:dateUtc="2026-08-22T12:08:00Z">
+            <w:del w:id="162" w:author="neal chaisson" w:date="2026-08-22T08:08:00Z" w16du:dateUtc="2026-08-22T12:08:00Z">
               <w:r>
                 <w:rPr>
                   <w:sz w:val="18"/>
@@ -1834,7 +1811,7 @@
               </w:rPr>
               <w:t>e</w:t>
             </w:r>
-            <w:ins w:id="165" w:author="neal chaisson" w:date="2026-08-22T08:08:00Z" w16du:dateUtc="2026-08-22T12:08:00Z">
+            <w:ins w:id="163" w:author="neal chaisson" w:date="2026-08-22T08:08:00Z" w16du:dateUtc="2026-08-22T12:08:00Z">
               <w:r>
                 <w:rPr>
                   <w:sz w:val="18"/>
@@ -1864,7 +1841,7 @@
               </w:rPr>
               <w:t>Assuming a good MAP means good regional flow</w:t>
             </w:r>
-            <w:ins w:id="166" w:author="neal chaisson" w:date="2026-08-22T08:13:00Z" w16du:dateUtc="2026-08-22T12:13:00Z">
+            <w:ins w:id="164" w:author="neal chaisson" w:date="2026-08-22T08:13:00Z" w16du:dateUtc="2026-08-22T12:13:00Z">
               <w:r>
                 <w:rPr>
                   <w:sz w:val="18"/>
@@ -1879,42 +1856,42 @@
     <w:p>
       <w:pPr>
         <w:rPr>
-          <w:ins w:id="167" w:author="neal chaisson" w:date="2026-08-23T22:46:00Z" w16du:dateUtc="2026-08-24T02:46:00Z"/>
+          <w:ins w:id="165" w:author="neal chaisson" w:date="2026-08-23T22:46:00Z" w16du:dateUtc="2026-08-24T02:46:00Z"/>
         </w:rPr>
       </w:pPr>
     </w:p>
     <w:p>
+      <w:ins w:id="166" w:author="neal chaisson" w:date="2026-08-23T22:46:00Z" w16du:dateUtc="2026-08-24T02:46:00Z">
+        <w:r>
+          <w:t xml:space="preserve">A </w:t>
+        </w:r>
+      </w:ins>
+      <w:ins w:id="167" w:author="neal chaisson" w:date="2026-08-23T22:47:00Z" w16du:dateUtc="2026-08-24T02:47:00Z">
+        <w:r>
+          <w:t>different m</w:t>
+        </w:r>
+      </w:ins>
       <w:ins w:id="168" w:author="neal chaisson" w:date="2026-08-23T22:46:00Z" w16du:dateUtc="2026-08-24T02:46:00Z">
         <w:r>
-          <w:t xml:space="preserve">A </w:t>
+          <w:t xml:space="preserve">odel </w:t>
         </w:r>
       </w:ins>
       <w:ins w:id="169" w:author="neal chaisson" w:date="2026-08-23T22:47:00Z" w16du:dateUtc="2026-08-24T02:47:00Z">
         <w:r>
-          <w:t>different m</w:t>
-        </w:r>
-      </w:ins>
-      <w:ins w:id="170" w:author="neal chaisson" w:date="2026-08-23T22:46:00Z" w16du:dateUtc="2026-08-24T02:46:00Z">
-        <w:r>
-          <w:t xml:space="preserve">odel </w:t>
-        </w:r>
-      </w:ins>
-      <w:ins w:id="171" w:author="neal chaisson" w:date="2026-08-23T22:47:00Z" w16du:dateUtc="2026-08-24T02:47:00Z">
-        <w:r>
           <w:t>a model that remains simple enough to conceptualize, but also avoids the five errors above</w:t>
         </w:r>
       </w:ins>
-      <w:ins w:id="172" w:author="neal chaisson" w:date="2026-08-23T22:52:00Z" w16du:dateUtc="2026-08-24T02:52:00Z">
+      <w:ins w:id="170" w:author="neal chaisson" w:date="2026-08-23T22:52:00Z" w16du:dateUtc="2026-08-24T02:52:00Z">
         <w:r>
           <w:t xml:space="preserve"> </w:t>
         </w:r>
       </w:ins>
-      <w:ins w:id="173" w:author="neal chaisson" w:date="2026-08-23T22:46:00Z" w16du:dateUtc="2026-08-24T02:46:00Z">
+      <w:ins w:id="171" w:author="neal chaisson" w:date="2026-08-23T22:46:00Z" w16du:dateUtc="2026-08-24T02:46:00Z">
         <w:r>
           <w:t>is t</w:t>
         </w:r>
       </w:ins>
-      <w:del w:id="174" w:author="neal chaisson" w:date="2026-08-23T22:46:00Z" w16du:dateUtc="2026-08-24T02:46:00Z">
+      <w:del w:id="172" w:author="neal chaisson" w:date="2026-08-23T22:46:00Z" w16du:dateUtc="2026-08-24T02:46:00Z">
         <w:r>
           <w:delText>T</w:delText>
         </w:r>
@@ -1922,111 +1899,112 @@
       <w:r>
         <w:t xml:space="preserve">he four-interface model </w:t>
       </w:r>
+      <w:ins w:id="173" w:author="neal chaisson" w:date="2026-08-22T08:18:00Z" w16du:dateUtc="2026-08-22T12:18:00Z">
+        <w:r>
+          <w:t xml:space="preserve">we introduced </w:t>
+        </w:r>
+      </w:ins>
+      <w:ins w:id="174" w:author="neal chaisson" w:date="2026-08-23T22:46:00Z" w16du:dateUtc="2026-08-24T02:46:00Z">
+        <w:r>
+          <w:t xml:space="preserve">earlier </w:t>
+        </w:r>
+      </w:ins>
       <w:ins w:id="175" w:author="neal chaisson" w:date="2026-08-22T08:18:00Z" w16du:dateUtc="2026-08-22T12:18:00Z">
         <w:r>
-          <w:t xml:space="preserve">we introduced </w:t>
-        </w:r>
-      </w:ins>
-      <w:ins w:id="176" w:author="neal chaisson" w:date="2026-08-23T22:46:00Z" w16du:dateUtc="2026-08-24T02:46:00Z">
-        <w:r>
-          <w:t xml:space="preserve">earlier </w:t>
+          <w:t xml:space="preserve">in the Novice </w:t>
+        </w:r>
+      </w:ins>
+      <w:ins w:id="176" w:author="neal chaisson" w:date="2026-08-23T22:52:00Z" w16du:dateUtc="2026-08-24T02:52:00Z">
+        <w:r>
+          <w:t>modules</w:t>
         </w:r>
       </w:ins>
       <w:ins w:id="177" w:author="neal chaisson" w:date="2026-08-22T08:18:00Z" w16du:dateUtc="2026-08-22T12:18:00Z">
         <w:r>
-          <w:t xml:space="preserve">in the Novice </w:t>
-        </w:r>
-      </w:ins>
-      <w:ins w:id="178" w:author="neal chaisson" w:date="2026-08-23T22:52:00Z" w16du:dateUtc="2026-08-24T02:52:00Z">
-        <w:r>
-          <w:t>modules</w:t>
-        </w:r>
-      </w:ins>
-      <w:ins w:id="179" w:author="neal chaisson" w:date="2026-08-22T08:18:00Z" w16du:dateUtc="2026-08-22T12:18:00Z">
-        <w:r>
           <w:t xml:space="preserve"> [link to appropriate novice module here]</w:t>
         </w:r>
       </w:ins>
-      <w:ins w:id="180" w:author="neal chaisson" w:date="2026-08-23T22:47:00Z" w16du:dateUtc="2026-08-24T02:47:00Z">
+      <w:ins w:id="178" w:author="neal chaisson" w:date="2026-08-23T22:47:00Z" w16du:dateUtc="2026-08-24T02:47:00Z">
         <w:r>
           <w:t>.</w:t>
         </w:r>
       </w:ins>
-      <w:ins w:id="181" w:author="neal chaisson" w:date="2026-08-23T22:52:00Z" w16du:dateUtc="2026-08-24T02:52:00Z">
+      <w:ins w:id="179" w:author="neal chaisson" w:date="2026-08-23T22:52:00Z" w16du:dateUtc="2026-08-24T02:52:00Z">
         <w:r>
           <w:t xml:space="preserve"> This model assumes three basic principles, outlined below. </w:t>
         </w:r>
       </w:ins>
-      <w:del w:id="182" w:author="neal chaisson" w:date="2026-08-23T22:47:00Z" w16du:dateUtc="2026-08-24T02:47:00Z">
+      <w:del w:id="180" w:author="neal chaisson" w:date="2026-08-23T22:47:00Z" w16du:dateUtc="2026-08-24T02:47:00Z">
         <w:r>
           <w:delText xml:space="preserve">earns its place by </w:delText>
         </w:r>
       </w:del>
-      <w:del w:id="183" w:author="neal chaisson" w:date="2026-08-22T08:18:00Z" w16du:dateUtc="2026-08-22T12:18:00Z">
+      <w:del w:id="181" w:author="neal chaisson" w:date="2026-08-22T08:18:00Z" w16du:dateUtc="2026-08-22T12:18:00Z">
         <w:r>
           <w:delText>being the simplest model</w:delText>
+        </w:r>
+      </w:del>
+      <w:del w:id="182" w:author="neal chaisson" w:date="2026-08-22T08:19:00Z" w16du:dateUtc="2026-08-22T12:19:00Z">
+        <w:r>
+          <w:delText xml:space="preserve"> that </w:delText>
+        </w:r>
+      </w:del>
+      <w:del w:id="183" w:author="neal chaisson" w:date="2026-08-23T22:47:00Z" w16du:dateUtc="2026-08-24T02:47:00Z">
+        <w:r>
+          <w:delText xml:space="preserve">avoids </w:delText>
         </w:r>
       </w:del>
       <w:del w:id="184" w:author="neal chaisson" w:date="2026-08-22T08:19:00Z" w16du:dateUtc="2026-08-22T12:19:00Z">
         <w:r>
-          <w:delText xml:space="preserve"> that </w:delText>
+          <w:delText xml:space="preserve">all </w:delText>
         </w:r>
       </w:del>
       <w:del w:id="185" w:author="neal chaisson" w:date="2026-08-23T22:47:00Z" w16du:dateUtc="2026-08-24T02:47:00Z">
         <w:r>
-          <w:delText xml:space="preserve">avoids </w:delText>
+          <w:delText>five</w:delText>
         </w:r>
       </w:del>
       <w:del w:id="186" w:author="neal chaisson" w:date="2026-08-22T08:19:00Z" w16du:dateUtc="2026-08-22T12:19:00Z">
         <w:r>
-          <w:delText xml:space="preserve">all </w:delText>
+          <w:delText xml:space="preserve"> of these</w:delText>
         </w:r>
       </w:del>
       <w:del w:id="187" w:author="neal chaisson" w:date="2026-08-23T22:47:00Z" w16du:dateUtc="2026-08-24T02:47:00Z">
         <w:r>
-          <w:delText>five</w:delText>
+          <w:delText xml:space="preserve"> errors </w:delText>
         </w:r>
       </w:del>
       <w:del w:id="188" w:author="neal chaisson" w:date="2026-08-22T08:19:00Z" w16du:dateUtc="2026-08-22T12:19:00Z">
         <w:r>
-          <w:delText xml:space="preserve"> of these</w:delText>
-        </w:r>
-      </w:del>
-      <w:del w:id="189" w:author="neal chaisson" w:date="2026-08-23T22:47:00Z" w16du:dateUtc="2026-08-24T02:47:00Z">
-        <w:r>
-          <w:delText xml:space="preserve"> errors </w:delText>
-        </w:r>
-      </w:del>
-      <w:del w:id="190" w:author="neal chaisson" w:date="2026-08-22T08:19:00Z" w16du:dateUtc="2026-08-22T12:19:00Z">
-        <w:r>
           <w:delText xml:space="preserve">while remaining coarse enough to use under time pressure. That is the standard a clinical model has to meet. It does not have to be true in the sense a physiologist means. </w:delText>
         </w:r>
-        <w:commentRangeStart w:id="191"/>
+        <w:commentRangeStart w:id="189"/>
         <w:r>
           <w:delText>It has to be wrong only in ways that do not change what you do next.</w:delText>
         </w:r>
-        <w:commentRangeEnd w:id="191"/>
+        <w:commentRangeEnd w:id="189"/>
         <w:r>
           <w:rPr>
-            <w:rStyle w:val="CommentReference"/>
+            <w:rStyle w:val="Refdecomentario"/>
             <w:sz w:val="22"/>
             <w:szCs w:val="22"/>
           </w:rPr>
-          <w:commentReference w:id="191"/>
+          <w:commentReference w:id="189"/>
         </w:r>
       </w:del>
     </w:p>
     <w:p>
       <w:pPr>
-        <w:pStyle w:val="Heading2"/>
+        <w:pStyle w:val="Ttulo2"/>
         <w:rPr>
-          <w:ins w:id="192" w:author="neal chaisson" w:date="2026-08-22T08:24:00Z" w16du:dateUtc="2026-08-22T12:24:00Z"/>
+          <w:ins w:id="190" w:author="neal chaisson" w:date="2026-08-22T08:24:00Z" w16du:dateUtc="2026-08-22T12:24:00Z"/>
         </w:rPr>
       </w:pPr>
       <w:r>
+        <w:lastRenderedPageBreak/>
         <w:t xml:space="preserve">Principle 1: the circulation has four </w:t>
       </w:r>
-      <w:ins w:id="193" w:author="neal chaisson" w:date="2026-08-23T22:52:00Z" w16du:dateUtc="2026-08-24T02:52:00Z">
+      <w:ins w:id="191" w:author="neal chaisson" w:date="2026-08-23T22:52:00Z" w16du:dateUtc="2026-08-24T02:52:00Z">
         <w:r>
           <w:t xml:space="preserve">main </w:t>
         </w:r>
@@ -2034,7 +2012,7 @@
       <w:r>
         <w:t>interfaces</w:t>
       </w:r>
-      <w:ins w:id="194" w:author="neal chaisson" w:date="2026-08-22T08:24:00Z" w16du:dateUtc="2026-08-22T12:24:00Z">
+      <w:ins w:id="192" w:author="neal chaisson" w:date="2026-08-22T08:24:00Z" w16du:dateUtc="2026-08-22T12:24:00Z">
         <w:r>
           <w:t xml:space="preserve"> </w:t>
         </w:r>
@@ -2043,15 +2021,15 @@
     <w:p>
       <w:pPr>
         <w:rPr>
-          <w:del w:id="195" w:author="neal chaisson" w:date="2026-08-23T22:54:00Z" w16du:dateUtc="2026-08-24T02:54:00Z"/>
+          <w:del w:id="193" w:author="neal chaisson" w:date="2026-08-23T22:54:00Z" w16du:dateUtc="2026-08-24T02:54:00Z"/>
         </w:rPr>
-        <w:pPrChange w:id="196" w:author="neal chaisson" w:date="2026-08-22T08:24:00Z" w16du:dateUtc="2026-08-22T12:24:00Z">
+        <w:pPrChange w:id="194" w:author="neal chaisson" w:date="2026-08-22T08:24:00Z" w16du:dateUtc="2026-08-22T12:24:00Z">
           <w:pPr>
-            <w:pStyle w:val="Heading2"/>
+            <w:pStyle w:val="Ttulo2"/>
           </w:pPr>
         </w:pPrChange>
       </w:pPr>
-      <w:ins w:id="197" w:author="neal chaisson" w:date="2026-08-23T22:54:00Z" w16du:dateUtc="2026-08-24T02:54:00Z">
+      <w:ins w:id="195" w:author="neal chaisson" w:date="2026-08-23T22:54:00Z" w16du:dateUtc="2026-08-24T02:54:00Z">
         <w:r>
           <w:t xml:space="preserve">We took an initial look a the four interfaces in the Novice modules.  As we dig deeper into the interfaces, it is important to consider that </w:t>
         </w:r>
@@ -2060,39 +2038,39 @@
     <w:p>
       <w:pPr>
         <w:rPr>
-          <w:ins w:id="198" w:author="neal chaisson" w:date="2026-08-22T08:28:00Z" w16du:dateUtc="2026-08-22T12:28:00Z"/>
+          <w:ins w:id="196" w:author="neal chaisson" w:date="2026-08-22T08:28:00Z" w16du:dateUtc="2026-08-22T12:28:00Z"/>
         </w:rPr>
       </w:pPr>
+      <w:del w:id="197" w:author="neal chaisson" w:date="2026-08-23T22:54:00Z" w16du:dateUtc="2026-08-24T02:54:00Z">
+        <w:r>
+          <w:delText>A</w:delText>
+        </w:r>
+      </w:del>
+      <w:ins w:id="198" w:author="neal chaisson" w:date="2026-08-23T22:54:00Z" w16du:dateUtc="2026-08-24T02:54:00Z">
+        <w:r>
+          <w:t>a</w:t>
+        </w:r>
+      </w:ins>
+      <w:r>
+        <w:t>n interface</w:t>
+      </w:r>
       <w:del w:id="199" w:author="neal chaisson" w:date="2026-08-23T22:54:00Z" w16du:dateUtc="2026-08-24T02:54:00Z">
         <w:r>
-          <w:delText>A</w:delText>
+          <w:delText>,</w:delText>
         </w:r>
       </w:del>
-      <w:ins w:id="200" w:author="neal chaisson" w:date="2026-08-23T22:54:00Z" w16du:dateUtc="2026-08-24T02:54:00Z">
-        <w:r>
-          <w:t>a</w:t>
-        </w:r>
-      </w:ins>
-      <w:r>
-        <w:t>n interface</w:t>
-      </w:r>
-      <w:del w:id="201" w:author="neal chaisson" w:date="2026-08-23T22:54:00Z" w16du:dateUtc="2026-08-24T02:54:00Z">
+      <w:r>
+        <w:t xml:space="preserve"> in this model</w:t>
+      </w:r>
+      <w:del w:id="200" w:author="neal chaisson" w:date="2026-08-23T22:55:00Z" w16du:dateUtc="2026-08-24T02:55:00Z">
         <w:r>
           <w:delText>,</w:delText>
         </w:r>
       </w:del>
       <w:r>
-        <w:t xml:space="preserve"> in this model</w:t>
-      </w:r>
-      <w:del w:id="202" w:author="neal chaisson" w:date="2026-08-23T22:55:00Z" w16du:dateUtc="2026-08-24T02:55:00Z">
-        <w:r>
-          <w:delText>,</w:delText>
-        </w:r>
-      </w:del>
-      <w:r>
         <w:t xml:space="preserve"> is not simply a location</w:t>
       </w:r>
-      <w:ins w:id="203" w:author="neal chaisson" w:date="2026-08-23T22:55:00Z" w16du:dateUtc="2026-08-24T02:55:00Z">
+      <w:ins w:id="201" w:author="neal chaisson" w:date="2026-08-23T22:55:00Z" w16du:dateUtc="2026-08-24T02:55:00Z">
         <w:r>
           <w:t xml:space="preserve"> in the circulation</w:t>
         </w:r>
@@ -2103,13 +2081,13 @@
     </w:p>
     <w:p>
       <w:pPr>
-        <w:pStyle w:val="ListParagraph"/>
+        <w:pStyle w:val="Prrafodelista"/>
         <w:numPr>
           <w:ilvl w:val="0"/>
           <w:numId w:val="10"/>
         </w:numPr>
         <w:rPr>
-          <w:ins w:id="204" w:author="neal chaisson" w:date="2026-08-22T08:28:00Z" w16du:dateUtc="2026-08-22T12:28:00Z"/>
+          <w:ins w:id="202" w:author="neal chaisson" w:date="2026-08-22T08:28:00Z" w16du:dateUtc="2026-08-22T12:28:00Z"/>
         </w:rPr>
       </w:pPr>
       <w:r>
@@ -2118,13 +2096,13 @@
     </w:p>
     <w:p>
       <w:pPr>
-        <w:pStyle w:val="ListParagraph"/>
+        <w:pStyle w:val="Prrafodelista"/>
         <w:numPr>
           <w:ilvl w:val="0"/>
           <w:numId w:val="10"/>
         </w:numPr>
         <w:rPr>
-          <w:ins w:id="205" w:author="neal chaisson" w:date="2026-08-22T08:28:00Z" w16du:dateUtc="2026-08-22T12:28:00Z"/>
+          <w:ins w:id="203" w:author="neal chaisson" w:date="2026-08-22T08:28:00Z" w16du:dateUtc="2026-08-22T12:28:00Z"/>
         </w:rPr>
       </w:pPr>
       <w:r>
@@ -2133,17 +2111,17 @@
     </w:p>
     <w:p>
       <w:pPr>
-        <w:pStyle w:val="ListParagraph"/>
+        <w:pStyle w:val="Prrafodelista"/>
         <w:rPr>
-          <w:del w:id="206" w:author="neal chaisson" w:date="2026-08-22T08:29:00Z" w16du:dateUtc="2026-08-22T12:29:00Z"/>
+          <w:del w:id="204" w:author="neal chaisson" w:date="2026-08-22T08:29:00Z" w16du:dateUtc="2026-08-22T12:29:00Z"/>
         </w:rPr>
       </w:pPr>
-      <w:del w:id="207" w:author="neal chaisson" w:date="2026-08-22T08:28:00Z" w16du:dateUtc="2026-08-22T12:28:00Z">
+      <w:del w:id="205" w:author="neal chaisson" w:date="2026-08-22T08:28:00Z" w16du:dateUtc="2026-08-22T12:28:00Z">
         <w:r>
           <w:delText>And t</w:delText>
         </w:r>
       </w:del>
-      <w:ins w:id="208" w:author="neal chaisson" w:date="2026-08-22T08:28:00Z" w16du:dateUtc="2026-08-22T12:28:00Z">
+      <w:ins w:id="206" w:author="neal chaisson" w:date="2026-08-22T08:28:00Z" w16du:dateUtc="2026-08-22T12:28:00Z">
         <w:r>
           <w:t>T</w:t>
         </w:r>
@@ -2151,37 +2129,37 @@
       <w:r>
         <w:t xml:space="preserve">he two sides can become uncoupled, meaning that the upstream side can be performing adequately by its own measures while the handoff across the boundary fails. That third condition is </w:t>
       </w:r>
-      <w:ins w:id="209" w:author="neal chaisson" w:date="2026-08-22T08:28:00Z" w16du:dateUtc="2026-08-22T12:28:00Z">
+      <w:ins w:id="207" w:author="neal chaisson" w:date="2026-08-22T08:28:00Z" w16du:dateUtc="2026-08-22T12:28:00Z">
         <w:r>
           <w:t>new to us at this point and is something we’ll spend a lot of ti</w:t>
         </w:r>
       </w:ins>
+      <w:ins w:id="208" w:author="neal chaisson" w:date="2026-08-22T08:29:00Z" w16du:dateUtc="2026-08-22T12:29:00Z">
+        <w:r>
+          <w:t xml:space="preserve">me </w:t>
+        </w:r>
+      </w:ins>
+      <w:ins w:id="209" w:author="neal chaisson" w:date="2026-08-23T22:55:00Z" w16du:dateUtc="2026-08-24T02:55:00Z">
+        <w:r>
+          <w:t>examining</w:t>
+        </w:r>
+      </w:ins>
       <w:ins w:id="210" w:author="neal chaisson" w:date="2026-08-22T08:29:00Z" w16du:dateUtc="2026-08-22T12:29:00Z">
         <w:r>
-          <w:t xml:space="preserve">me </w:t>
+          <w:t xml:space="preserve"> in the</w:t>
         </w:r>
       </w:ins>
       <w:ins w:id="211" w:author="neal chaisson" w:date="2026-08-23T22:55:00Z" w16du:dateUtc="2026-08-24T02:55:00Z">
         <w:r>
-          <w:t>examining</w:t>
+          <w:t xml:space="preserve"> upcoming</w:t>
         </w:r>
       </w:ins>
       <w:ins w:id="212" w:author="neal chaisson" w:date="2026-08-22T08:29:00Z" w16du:dateUtc="2026-08-22T12:29:00Z">
         <w:r>
-          <w:t xml:space="preserve"> in the</w:t>
-        </w:r>
-      </w:ins>
-      <w:ins w:id="213" w:author="neal chaisson" w:date="2026-08-23T22:55:00Z" w16du:dateUtc="2026-08-24T02:55:00Z">
-        <w:r>
-          <w:t xml:space="preserve"> upcoming</w:t>
-        </w:r>
-      </w:ins>
-      <w:ins w:id="214" w:author="neal chaisson" w:date="2026-08-22T08:29:00Z" w16du:dateUtc="2026-08-22T12:29:00Z">
-        <w:r>
           <w:t xml:space="preserve"> modules.  </w:t>
         </w:r>
       </w:ins>
-      <w:del w:id="215" w:author="neal chaisson" w:date="2026-08-22T08:29:00Z" w16du:dateUtc="2026-08-22T12:29:00Z">
+      <w:del w:id="213" w:author="neal chaisson" w:date="2026-08-22T08:29:00Z" w16du:dateUtc="2026-08-22T12:29:00Z">
         <w:r>
           <w:delText>what makes the model diagnostic rather than merely descriptive.</w:delText>
         </w:r>
@@ -2189,31 +2167,31 @@
     </w:p>
     <w:p>
       <w:pPr>
-        <w:pStyle w:val="ListParagraph"/>
+        <w:pStyle w:val="Prrafodelista"/>
         <w:numPr>
           <w:ilvl w:val="0"/>
           <w:numId w:val="10"/>
         </w:numPr>
         <w:rPr>
-          <w:ins w:id="216" w:author="neal chaisson" w:date="2026-08-22T08:29:00Z" w16du:dateUtc="2026-08-22T12:29:00Z"/>
+          <w:ins w:id="214" w:author="neal chaisson" w:date="2026-08-22T08:29:00Z" w16du:dateUtc="2026-08-22T12:29:00Z"/>
         </w:rPr>
-        <w:pPrChange w:id="217" w:author="neal chaisson" w:date="2026-08-22T08:29:00Z" w16du:dateUtc="2026-08-22T12:29:00Z">
+        <w:pPrChange w:id="215" w:author="neal chaisson" w:date="2026-08-22T08:29:00Z" w16du:dateUtc="2026-08-22T12:29:00Z">
           <w:pPr/>
         </w:pPrChange>
       </w:pPr>
     </w:p>
     <w:p>
       <w:pPr>
-        <w:pStyle w:val="ListParagraph"/>
+        <w:pStyle w:val="Prrafodelista"/>
         <w:rPr>
-          <w:ins w:id="218" w:author="neal chaisson" w:date="2026-08-23T22:55:00Z" w16du:dateUtc="2026-08-24T02:55:00Z"/>
+          <w:ins w:id="216" w:author="neal chaisson" w:date="2026-08-23T22:55:00Z" w16du:dateUtc="2026-08-24T02:55:00Z"/>
         </w:rPr>
       </w:pPr>
     </w:p>
     <w:p>
       <w:pPr>
-        <w:pStyle w:val="ListParagraph"/>
-        <w:pPrChange w:id="219" w:author="neal chaisson" w:date="2026-08-22T08:29:00Z" w16du:dateUtc="2026-08-22T12:29:00Z">
+        <w:pStyle w:val="Prrafodelista"/>
+        <w:pPrChange w:id="217" w:author="neal chaisson" w:date="2026-08-22T08:29:00Z" w16du:dateUtc="2026-08-22T12:29:00Z">
           <w:pPr/>
         </w:pPrChange>
       </w:pPr>
@@ -2221,7 +2199,6 @@
         <w:rPr>
           <w:noProof/>
         </w:rPr>
-        <w:lastRenderedPageBreak/>
         <w:drawing>
           <wp:inline distT="0" distB="0" distL="0" distR="0" wp14:anchorId="5462D0C1" wp14:editId="6DEF593F">
             <wp:extent cx="2834640" cy="1653746"/>
@@ -2280,7 +2257,7 @@
     </w:p>
     <w:tbl>
       <w:tblPr>
-        <w:tblStyle w:val="LightGrid-Accent1"/>
+        <w:tblStyle w:val="Cuadrculaclara-nfasis1"/>
         <w:tblW w:w="0" w:type="auto"/>
         <w:tblLook w:val="04A0" w:firstRow="1" w:lastRow="0" w:firstColumn="1" w:lastColumn="0" w:noHBand="0" w:noVBand="1"/>
       </w:tblPr>
@@ -2406,7 +2383,7 @@
               </w:rPr>
               <w:t>MAP</w:t>
             </w:r>
-            <w:ins w:id="220" w:author="neal chaisson" w:date="2026-08-22T08:31:00Z" w16du:dateUtc="2026-08-22T12:31:00Z">
+            <w:ins w:id="218" w:author="neal chaisson" w:date="2026-08-22T08:31:00Z" w16du:dateUtc="2026-08-22T12:31:00Z">
               <w:r>
                 <w:rPr>
                   <w:sz w:val="18"/>
@@ -2430,7 +2407,7 @@
               </w:rPr>
               <w:t>Pcrit</w:t>
             </w:r>
-            <w:ins w:id="221" w:author="neal chaisson" w:date="2026-08-22T08:31:00Z" w16du:dateUtc="2026-08-22T12:31:00Z">
+            <w:ins w:id="219" w:author="neal chaisson" w:date="2026-08-22T08:31:00Z" w16du:dateUtc="2026-08-22T12:31:00Z">
               <w:r>
                 <w:rPr>
                   <w:sz w:val="18"/>
@@ -2438,7 +2415,7 @@
                 <w:t xml:space="preserve"> (Critical closing </w:t>
               </w:r>
             </w:ins>
-            <w:ins w:id="222" w:author="neal chaisson" w:date="2026-08-22T08:32:00Z" w16du:dateUtc="2026-08-22T12:32:00Z">
+            <w:ins w:id="220" w:author="neal chaisson" w:date="2026-08-22T08:32:00Z" w16du:dateUtc="2026-08-22T12:32:00Z">
               <w:r>
                 <w:rPr>
                   <w:sz w:val="18"/>
@@ -2446,7 +2423,7 @@
                 <w:t>p</w:t>
               </w:r>
             </w:ins>
-            <w:ins w:id="223" w:author="neal chaisson" w:date="2026-08-22T08:31:00Z" w16du:dateUtc="2026-08-22T12:31:00Z">
+            <w:ins w:id="221" w:author="neal chaisson" w:date="2026-08-22T08:31:00Z" w16du:dateUtc="2026-08-22T12:31:00Z">
               <w:r>
                 <w:rPr>
                   <w:sz w:val="18"/>
@@ -2454,7 +2431,7 @@
                 <w:t>ressure in the arterial tree</w:t>
               </w:r>
             </w:ins>
-            <w:ins w:id="224" w:author="neal chaisson" w:date="2026-08-22T08:37:00Z" w16du:dateUtc="2026-08-22T12:37:00Z">
+            <w:ins w:id="222" w:author="neal chaisson" w:date="2026-08-22T08:37:00Z" w16du:dateUtc="2026-08-22T12:37:00Z">
               <w:r>
                 <w:rPr>
                   <w:sz w:val="18"/>
@@ -2478,7 +2455,7 @@
               </w:rPr>
               <w:t>SVR</w:t>
             </w:r>
-            <w:ins w:id="225" w:author="neal chaisson" w:date="2026-08-22T08:32:00Z" w16du:dateUtc="2026-08-22T12:32:00Z">
+            <w:ins w:id="223" w:author="neal chaisson" w:date="2026-08-22T08:32:00Z" w16du:dateUtc="2026-08-22T12:32:00Z">
               <w:r>
                 <w:rPr>
                   <w:sz w:val="18"/>
@@ -2553,7 +2530,7 @@
               </w:rPr>
               <w:t>Pms</w:t>
             </w:r>
-            <w:ins w:id="226" w:author="neal chaisson" w:date="2026-08-22T08:37:00Z" w16du:dateUtc="2026-08-22T12:37:00Z">
+            <w:ins w:id="224" w:author="neal chaisson" w:date="2026-08-22T08:37:00Z" w16du:dateUtc="2026-08-22T12:37:00Z">
               <w:r>
                 <w:rPr>
                   <w:sz w:val="18"/>
@@ -2577,7 +2554,7 @@
               </w:rPr>
               <w:t>Arteriolar and capillary</w:t>
             </w:r>
-            <w:ins w:id="227" w:author="neal chaisson" w:date="2026-08-22T08:38:00Z" w16du:dateUtc="2026-08-22T12:38:00Z">
+            <w:ins w:id="225" w:author="neal chaisson" w:date="2026-08-22T08:38:00Z" w16du:dateUtc="2026-08-22T12:38:00Z">
               <w:r>
                 <w:rPr>
                   <w:sz w:val="18"/>
@@ -2652,7 +2629,7 @@
               </w:rPr>
               <w:t>RAP</w:t>
             </w:r>
-            <w:ins w:id="228" w:author="neal chaisson" w:date="2026-08-22T08:39:00Z" w16du:dateUtc="2026-08-22T12:39:00Z">
+            <w:ins w:id="226" w:author="neal chaisson" w:date="2026-08-22T08:39:00Z" w16du:dateUtc="2026-08-22T12:39:00Z">
               <w:r>
                 <w:rPr>
                   <w:sz w:val="18"/>
@@ -2676,7 +2653,7 @@
               </w:rPr>
               <w:t>Rv</w:t>
             </w:r>
-            <w:ins w:id="229" w:author="neal chaisson" w:date="2026-08-22T08:39:00Z" w16du:dateUtc="2026-08-22T12:39:00Z">
+            <w:ins w:id="227" w:author="neal chaisson" w:date="2026-08-22T08:39:00Z" w16du:dateUtc="2026-08-22T12:39:00Z">
               <w:r>
                 <w:rPr>
                   <w:sz w:val="18"/>
@@ -2700,7 +2677,7 @@
               </w:rPr>
               <w:t xml:space="preserve">Rising </w:t>
             </w:r>
-            <w:del w:id="230" w:author="neal chaisson" w:date="2026-08-22T08:39:00Z" w16du:dateUtc="2026-08-22T12:39:00Z">
+            <w:del w:id="228" w:author="neal chaisson" w:date="2026-08-22T08:39:00Z" w16du:dateUtc="2026-08-22T12:39:00Z">
               <w:r>
                 <w:rPr>
                   <w:sz w:val="18"/>
@@ -2708,7 +2685,7 @@
                 <w:delText>venous pressure</w:delText>
               </w:r>
             </w:del>
-            <w:ins w:id="231" w:author="neal chaisson" w:date="2026-08-22T08:39:00Z" w16du:dateUtc="2026-08-22T12:39:00Z">
+            <w:ins w:id="229" w:author="neal chaisson" w:date="2026-08-22T08:39:00Z" w16du:dateUtc="2026-08-22T12:39:00Z">
               <w:r>
                 <w:rPr>
                   <w:sz w:val="18"/>
@@ -2720,7 +2697,14 @@
               <w:rPr>
                 <w:sz w:val="18"/>
               </w:rPr>
-              <w:t xml:space="preserve"> acting as tissue afterload, impaired drainage and interstitial edema despite stable macro-hemodynamics</w:t>
+              <w:t xml:space="preserve"> acting as tissue afterload, </w:t>
+            </w:r>
+            <w:r>
+              <w:rPr>
+                <w:sz w:val="18"/>
+              </w:rPr>
+              <w:lastRenderedPageBreak/>
+              <w:t>impaired drainage and interstitial edema despite stable macro-hemodynamics</w:t>
             </w:r>
           </w:p>
         </w:tc>
@@ -2739,6 +2723,7 @@
               <w:rPr>
                 <w:sz w:val="18"/>
               </w:rPr>
+              <w:lastRenderedPageBreak/>
               <w:t>IV. RV to pulmonary artery</w:t>
             </w:r>
           </w:p>
@@ -2757,7 +2742,7 @@
               </w:rPr>
               <w:t>PAPm</w:t>
             </w:r>
-            <w:ins w:id="232" w:author="neal chaisson" w:date="2026-08-22T08:40:00Z" w16du:dateUtc="2026-08-22T12:40:00Z">
+            <w:ins w:id="230" w:author="neal chaisson" w:date="2026-08-22T08:40:00Z" w16du:dateUtc="2026-08-22T12:40:00Z">
               <w:r>
                 <w:rPr>
                   <w:sz w:val="18"/>
@@ -2781,7 +2766,7 @@
               </w:rPr>
               <w:t>LAP</w:t>
             </w:r>
-            <w:ins w:id="233" w:author="neal chaisson" w:date="2026-08-22T08:40:00Z" w16du:dateUtc="2026-08-22T12:40:00Z">
+            <w:ins w:id="231" w:author="neal chaisson" w:date="2026-08-22T08:40:00Z" w16du:dateUtc="2026-08-22T12:40:00Z">
               <w:r>
                 <w:rPr>
                   <w:sz w:val="18"/>
@@ -2805,7 +2790,7 @@
               </w:rPr>
               <w:t>PVR</w:t>
             </w:r>
-            <w:ins w:id="234" w:author="neal chaisson" w:date="2026-08-22T08:40:00Z" w16du:dateUtc="2026-08-22T12:40:00Z">
+            <w:ins w:id="232" w:author="neal chaisson" w:date="2026-08-22T08:40:00Z" w16du:dateUtc="2026-08-22T12:40:00Z">
               <w:r>
                 <w:rPr>
                   <w:sz w:val="18"/>
@@ -2829,7 +2814,7 @@
               </w:rPr>
               <w:t>A right ventricle that cannot raise its output against a rising pulmonary load</w:t>
             </w:r>
-            <w:del w:id="235" w:author="neal chaisson" w:date="2026-08-22T08:41:00Z" w16du:dateUtc="2026-08-22T12:41:00Z">
+            <w:del w:id="233" w:author="neal chaisson" w:date="2026-08-22T08:41:00Z" w16du:dateUtc="2026-08-22T12:41:00Z">
               <w:r>
                 <w:rPr>
                   <w:sz w:val="18"/>
@@ -2845,12 +2830,12 @@
       <w:r>
         <w:t xml:space="preserve">Two structural facts about this table are worth stating explicitly, because neither is obvious and both </w:t>
       </w:r>
-      <w:del w:id="236" w:author="neal chaisson" w:date="2026-08-22T08:41:00Z" w16du:dateUtc="2026-08-22T12:41:00Z">
+      <w:del w:id="234" w:author="neal chaisson" w:date="2026-08-22T08:41:00Z" w16du:dateUtc="2026-08-22T12:41:00Z">
         <w:r>
           <w:delText>do real work</w:delText>
         </w:r>
       </w:del>
-      <w:ins w:id="237" w:author="neal chaisson" w:date="2026-08-22T08:41:00Z" w16du:dateUtc="2026-08-22T12:41:00Z">
+      <w:ins w:id="235" w:author="neal chaisson" w:date="2026-08-22T08:41:00Z" w16du:dateUtc="2026-08-22T12:41:00Z">
         <w:r>
           <w:t>are important</w:t>
         </w:r>
@@ -2861,18 +2846,18 @@
     </w:p>
     <w:p>
       <w:pPr>
-        <w:pStyle w:val="Heading3"/>
+        <w:pStyle w:val="Ttulo3"/>
         <w:shd w:val="clear" w:color="auto" w:fill="FAF9F7"/>
         <w:spacing w:before="330" w:after="60"/>
         <w:rPr>
-          <w:ins w:id="238" w:author="neal chaisson" w:date="2026-08-23T23:08:00Z" w16du:dateUtc="2026-08-24T03:08:00Z"/>
+          <w:ins w:id="236" w:author="neal chaisson" w:date="2026-08-23T23:08:00Z" w16du:dateUtc="2026-08-24T03:08:00Z"/>
           <w:rFonts w:ascii="Segoe UI" w:hAnsi="Segoe UI" w:cs="Segoe UI"/>
           <w:color w:val="1F3A5F"/>
           <w:sz w:val="26"/>
           <w:szCs w:val="26"/>
         </w:rPr>
       </w:pPr>
-      <w:ins w:id="239" w:author="neal chaisson" w:date="2026-08-23T23:08:00Z" w16du:dateUtc="2026-08-24T03:08:00Z">
+      <w:ins w:id="237" w:author="neal chaisson" w:date="2026-08-23T23:08:00Z" w16du:dateUtc="2026-08-24T03:08:00Z">
         <w:r>
           <w:rPr>
             <w:rFonts w:ascii="Segoe UI" w:hAnsi="Segoe UI" w:cs="Segoe UI"/>
@@ -2880,7 +2865,6 @@
             <w:sz w:val="26"/>
             <w:szCs w:val="26"/>
           </w:rPr>
-          <w:lastRenderedPageBreak/>
           <w:t>The downstream pressure of one interface is the upstream pressure of the next</w:t>
         </w:r>
       </w:ins>
@@ -2888,7 +2872,7 @@
     <w:p>
       <w:pPr>
         <w:rPr>
-          <w:ins w:id="240" w:author="neal chaisson" w:date="2026-08-23T23:08:00Z" w16du:dateUtc="2026-08-24T03:08:00Z"/>
+          <w:ins w:id="238" w:author="neal chaisson" w:date="2026-08-23T23:08:00Z" w16du:dateUtc="2026-08-24T03:08:00Z"/>
           <w:rFonts w:ascii="Times New Roman" w:hAnsi="Times New Roman" w:cs="Times New Roman"/>
           <w:sz w:val="24"/>
           <w:szCs w:val="24"/>
@@ -2915,14 +2899,14 @@
         <w:shd w:val="clear" w:color="auto" w:fill="FAF9F7"/>
         <w:spacing w:before="0" w:beforeAutospacing="0" w:after="210" w:afterAutospacing="0"/>
         <w:rPr>
-          <w:ins w:id="241" w:author="neal chaisson" w:date="2026-08-22T08:50:00Z" w16du:dateUtc="2026-08-22T12:50:00Z"/>
+          <w:ins w:id="239" w:author="neal chaisson" w:date="2026-08-22T08:50:00Z" w16du:dateUtc="2026-08-22T12:50:00Z"/>
           <w:rFonts w:asciiTheme="majorHAnsi" w:hAnsiTheme="majorHAnsi" w:cstheme="majorHAnsi"/>
           <w:color w:val="1A1D21"/>
           <w:sz w:val="22"/>
           <w:szCs w:val="22"/>
-          <w:rPrChange w:id="242" w:author="neal chaisson" w:date="2026-08-23T23:06:00Z" w16du:dateUtc="2026-08-24T03:06:00Z">
+          <w:rPrChange w:id="240" w:author="neal chaisson" w:date="2026-08-23T23:06:00Z" w16du:dateUtc="2026-08-24T03:06:00Z">
             <w:rPr>
-              <w:ins w:id="243" w:author="neal chaisson" w:date="2026-08-22T08:50:00Z" w16du:dateUtc="2026-08-22T12:50:00Z"/>
+              <w:ins w:id="241" w:author="neal chaisson" w:date="2026-08-22T08:50:00Z" w16du:dateUtc="2026-08-22T12:50:00Z"/>
               <w:rFonts w:ascii="Segoe UI" w:hAnsi="Segoe UI" w:cs="Segoe UI"/>
               <w:color w:val="1A1D21"/>
               <w:sz w:val="26"/>
@@ -2931,7 +2915,26 @@
           </w:rPrChange>
         </w:rPr>
       </w:pPr>
-      <w:ins w:id="244" w:author="neal chaisson" w:date="2026-08-22T08:50:00Z" w16du:dateUtc="2026-08-22T12:50:00Z">
+      <w:ins w:id="242" w:author="neal chaisson" w:date="2026-08-22T08:50:00Z" w16du:dateUtc="2026-08-22T12:50:00Z">
+        <w:r>
+          <w:rPr>
+            <w:rFonts w:asciiTheme="majorHAnsi" w:hAnsiTheme="majorHAnsi" w:cstheme="majorHAnsi"/>
+            <w:color w:val="1A1D21"/>
+            <w:sz w:val="22"/>
+            <w:szCs w:val="22"/>
+            <w:rPrChange w:id="243" w:author="neal chaisson" w:date="2026-08-23T23:06:00Z" w16du:dateUtc="2026-08-24T03:06:00Z">
+              <w:rPr>
+                <w:rFonts w:ascii="Segoe UI" w:hAnsi="Segoe UI" w:cs="Segoe UI"/>
+                <w:color w:val="1A1D21"/>
+                <w:sz w:val="26"/>
+                <w:szCs w:val="26"/>
+              </w:rPr>
+            </w:rPrChange>
+          </w:rPr>
+          <w:t>It is vital to recogniz</w:t>
+        </w:r>
+      </w:ins>
+      <w:ins w:id="244" w:author="neal chaisson" w:date="2026-08-22T08:51:00Z" w16du:dateUtc="2026-08-22T12:51:00Z">
         <w:r>
           <w:rPr>
             <w:rFonts w:asciiTheme="majorHAnsi" w:hAnsiTheme="majorHAnsi" w:cstheme="majorHAnsi"/>
@@ -2947,10 +2950,10 @@
               </w:rPr>
             </w:rPrChange>
           </w:rPr>
-          <w:t>It is vital to recogniz</w:t>
-        </w:r>
-      </w:ins>
-      <w:ins w:id="246" w:author="neal chaisson" w:date="2026-08-22T08:51:00Z" w16du:dateUtc="2026-08-22T12:51:00Z">
+          <w:t>e what</w:t>
+        </w:r>
+      </w:ins>
+      <w:ins w:id="246" w:author="neal chaisson" w:date="2026-08-22T08:50:00Z" w16du:dateUtc="2026-08-22T12:50:00Z">
         <w:r>
           <w:rPr>
             <w:rFonts w:asciiTheme="majorHAnsi" w:hAnsiTheme="majorHAnsi" w:cstheme="majorHAnsi"/>
@@ -2966,10 +2969,10 @@
               </w:rPr>
             </w:rPrChange>
           </w:rPr>
-          <w:t>e what</w:t>
-        </w:r>
-      </w:ins>
-      <w:ins w:id="248" w:author="neal chaisson" w:date="2026-08-22T08:50:00Z" w16du:dateUtc="2026-08-22T12:50:00Z">
+          <w:t xml:space="preserve"> </w:t>
+        </w:r>
+      </w:ins>
+      <w:ins w:id="248" w:author="neal chaisson" w:date="2026-08-23T22:56:00Z" w16du:dateUtc="2026-08-24T02:56:00Z">
         <w:r>
           <w:rPr>
             <w:rFonts w:asciiTheme="majorHAnsi" w:hAnsiTheme="majorHAnsi" w:cstheme="majorHAnsi"/>
@@ -2985,10 +2988,10 @@
               </w:rPr>
             </w:rPrChange>
           </w:rPr>
-          <w:t xml:space="preserve"> </w:t>
-        </w:r>
-      </w:ins>
-      <w:ins w:id="250" w:author="neal chaisson" w:date="2026-08-23T22:56:00Z" w16du:dateUtc="2026-08-24T02:56:00Z">
+          <w:t xml:space="preserve">this </w:t>
+        </w:r>
+      </w:ins>
+      <w:ins w:id="250" w:author="neal chaisson" w:date="2026-08-22T08:50:00Z" w16du:dateUtc="2026-08-22T12:50:00Z">
         <w:r>
           <w:rPr>
             <w:rFonts w:asciiTheme="majorHAnsi" w:hAnsiTheme="majorHAnsi" w:cstheme="majorHAnsi"/>
@@ -3004,10 +3007,10 @@
               </w:rPr>
             </w:rPrChange>
           </w:rPr>
-          <w:t xml:space="preserve">this </w:t>
-        </w:r>
-      </w:ins>
-      <w:ins w:id="252" w:author="neal chaisson" w:date="2026-08-22T08:50:00Z" w16du:dateUtc="2026-08-22T12:50:00Z">
+          <w:t xml:space="preserve">sum </w:t>
+        </w:r>
+      </w:ins>
+      <w:ins w:id="252" w:author="neal chaisson" w:date="2026-08-22T08:51:00Z" w16du:dateUtc="2026-08-22T12:51:00Z">
         <w:r>
           <w:rPr>
             <w:rFonts w:asciiTheme="majorHAnsi" w:hAnsiTheme="majorHAnsi" w:cstheme="majorHAnsi"/>
@@ -3023,10 +3026,10 @@
               </w:rPr>
             </w:rPrChange>
           </w:rPr>
-          <w:t xml:space="preserve">sum </w:t>
-        </w:r>
-      </w:ins>
-      <w:ins w:id="254" w:author="neal chaisson" w:date="2026-08-22T08:51:00Z" w16du:dateUtc="2026-08-22T12:51:00Z">
+          <w:t xml:space="preserve">actually </w:t>
+        </w:r>
+      </w:ins>
+      <w:ins w:id="254" w:author="neal chaisson" w:date="2026-08-22T08:50:00Z" w16du:dateUtc="2026-08-22T12:50:00Z">
         <w:r>
           <w:rPr>
             <w:rFonts w:asciiTheme="majorHAnsi" w:hAnsiTheme="majorHAnsi" w:cstheme="majorHAnsi"/>
@@ -3042,10 +3045,10 @@
               </w:rPr>
             </w:rPrChange>
           </w:rPr>
-          <w:t xml:space="preserve">actually </w:t>
-        </w:r>
-      </w:ins>
-      <w:ins w:id="256" w:author="neal chaisson" w:date="2026-08-22T08:50:00Z" w16du:dateUtc="2026-08-22T12:50:00Z">
+          <w:t>means. The drop</w:t>
+        </w:r>
+      </w:ins>
+      <w:ins w:id="256" w:author="neal chaisson" w:date="2026-08-23T22:57:00Z" w16du:dateUtc="2026-08-24T02:57:00Z">
         <w:r>
           <w:rPr>
             <w:rFonts w:asciiTheme="majorHAnsi" w:hAnsiTheme="majorHAnsi" w:cstheme="majorHAnsi"/>
@@ -3061,10 +3064,10 @@
               </w:rPr>
             </w:rPrChange>
           </w:rPr>
-          <w:t>means. The drop</w:t>
-        </w:r>
-      </w:ins>
-      <w:ins w:id="258" w:author="neal chaisson" w:date="2026-08-23T22:57:00Z" w16du:dateUtc="2026-08-24T02:57:00Z">
+          <w:t xml:space="preserve"> in pressure</w:t>
+        </w:r>
+      </w:ins>
+      <w:ins w:id="258" w:author="neal chaisson" w:date="2026-08-22T08:50:00Z" w16du:dateUtc="2026-08-22T12:50:00Z">
         <w:r>
           <w:rPr>
             <w:rFonts w:asciiTheme="majorHAnsi" w:hAnsiTheme="majorHAnsi" w:cstheme="majorHAnsi"/>
@@ -3080,10 +3083,27 @@
               </w:rPr>
             </w:rPrChange>
           </w:rPr>
-          <w:t xml:space="preserve"> in pressure</w:t>
-        </w:r>
-      </w:ins>
-      <w:ins w:id="260" w:author="neal chaisson" w:date="2026-08-22T08:50:00Z" w16du:dateUtc="2026-08-22T12:50:00Z">
+          <w:t xml:space="preserve"> from P</w:t>
+        </w:r>
+        <w:r>
+          <w:rPr>
+            <w:rFonts w:asciiTheme="majorHAnsi" w:hAnsiTheme="majorHAnsi" w:cstheme="majorHAnsi"/>
+            <w:color w:val="1A1D21"/>
+            <w:sz w:val="22"/>
+            <w:szCs w:val="22"/>
+            <w:vertAlign w:val="subscript"/>
+            <w:rPrChange w:id="260" w:author="neal chaisson" w:date="2026-08-23T23:06:00Z" w16du:dateUtc="2026-08-24T03:06:00Z">
+              <w:rPr>
+                <w:rFonts w:ascii="Segoe UI" w:hAnsi="Segoe UI" w:cs="Segoe UI"/>
+                <w:color w:val="1A1D21"/>
+                <w:sz w:val="26"/>
+                <w:szCs w:val="26"/>
+                <w:vertAlign w:val="subscript"/>
+              </w:rPr>
+            </w:rPrChange>
+          </w:rPr>
+          <w:t>crit</w:t>
+        </w:r>
         <w:r>
           <w:rPr>
             <w:rFonts w:asciiTheme="majorHAnsi" w:hAnsiTheme="majorHAnsi" w:cstheme="majorHAnsi"/>
@@ -3099,27 +3119,10 @@
               </w:rPr>
             </w:rPrChange>
           </w:rPr>
-          <w:t xml:space="preserve"> from P</w:t>
-        </w:r>
-        <w:r>
-          <w:rPr>
-            <w:rFonts w:asciiTheme="majorHAnsi" w:hAnsiTheme="majorHAnsi" w:cstheme="majorHAnsi"/>
-            <w:color w:val="1A1D21"/>
-            <w:sz w:val="22"/>
-            <w:szCs w:val="22"/>
-            <w:vertAlign w:val="subscript"/>
-            <w:rPrChange w:id="262" w:author="neal chaisson" w:date="2026-08-23T23:06:00Z" w16du:dateUtc="2026-08-24T03:06:00Z">
-              <w:rPr>
-                <w:rFonts w:ascii="Segoe UI" w:hAnsi="Segoe UI" w:cs="Segoe UI"/>
-                <w:color w:val="1A1D21"/>
-                <w:sz w:val="26"/>
-                <w:szCs w:val="26"/>
-                <w:vertAlign w:val="subscript"/>
-              </w:rPr>
-            </w:rPrChange>
-          </w:rPr>
-          <w:t>crit</w:t>
-        </w:r>
+          <w:t xml:space="preserve"> to Pms </w:t>
+        </w:r>
+      </w:ins>
+      <w:ins w:id="262" w:author="neal chaisson" w:date="2026-08-23T22:58:00Z" w16du:dateUtc="2026-08-24T02:58:00Z">
         <w:r>
           <w:rPr>
             <w:rFonts w:asciiTheme="majorHAnsi" w:hAnsiTheme="majorHAnsi" w:cstheme="majorHAnsi"/>
@@ -3135,10 +3138,10 @@
               </w:rPr>
             </w:rPrChange>
           </w:rPr>
-          <w:t xml:space="preserve"> to Pms </w:t>
-        </w:r>
-      </w:ins>
-      <w:ins w:id="264" w:author="neal chaisson" w:date="2026-08-23T22:58:00Z" w16du:dateUtc="2026-08-24T02:58:00Z">
+          <w:t>does not occur on account of a vascular resistance per se</w:t>
+        </w:r>
+      </w:ins>
+      <w:ins w:id="264" w:author="neal chaisson" w:date="2026-08-23T22:59:00Z" w16du:dateUtc="2026-08-24T02:59:00Z">
         <w:r>
           <w:rPr>
             <w:rFonts w:asciiTheme="majorHAnsi" w:hAnsiTheme="majorHAnsi" w:cstheme="majorHAnsi"/>
@@ -3154,10 +3157,10 @@
               </w:rPr>
             </w:rPrChange>
           </w:rPr>
-          <w:t>does not occur on account of a vascular resistance per se</w:t>
-        </w:r>
-      </w:ins>
-      <w:ins w:id="266" w:author="neal chaisson" w:date="2026-08-23T22:59:00Z" w16du:dateUtc="2026-08-24T02:59:00Z">
+          <w:t>, meaning that resistance, in the conventional sense is not  dissipating that gradient in the way it may appear to the casual observer</w:t>
+        </w:r>
+      </w:ins>
+      <w:ins w:id="266" w:author="neal chaisson" w:date="2026-08-23T22:58:00Z" w16du:dateUtc="2026-08-24T02:58:00Z">
         <w:r>
           <w:rPr>
             <w:rFonts w:asciiTheme="majorHAnsi" w:hAnsiTheme="majorHAnsi" w:cstheme="majorHAnsi"/>
@@ -3173,15 +3176,17 @@
               </w:rPr>
             </w:rPrChange>
           </w:rPr>
-          <w:t xml:space="preserve">, </w:t>
-        </w:r>
+          <w:t xml:space="preserve">.  Instead, the drop occurs because of </w:t>
+        </w:r>
+      </w:ins>
+      <w:ins w:id="268" w:author="neal chaisson" w:date="2026-08-22T08:50:00Z" w16du:dateUtc="2026-08-22T12:50:00Z">
         <w:r>
           <w:rPr>
             <w:rFonts w:asciiTheme="majorHAnsi" w:hAnsiTheme="majorHAnsi" w:cstheme="majorHAnsi"/>
             <w:color w:val="1A1D21"/>
             <w:sz w:val="22"/>
             <w:szCs w:val="22"/>
-            <w:rPrChange w:id="268" w:author="neal chaisson" w:date="2026-08-23T23:06:00Z" w16du:dateUtc="2026-08-24T03:06:00Z">
+            <w:rPrChange w:id="269" w:author="neal chaisson" w:date="2026-08-23T23:06:00Z" w16du:dateUtc="2026-08-24T03:06:00Z">
               <w:rPr>
                 <w:rFonts w:ascii="Segoe UI" w:hAnsi="Segoe UI" w:cs="Segoe UI"/>
                 <w:color w:val="1A1D21"/>
@@ -3190,17 +3195,39 @@
               </w:rPr>
             </w:rPrChange>
           </w:rPr>
-          <w:t>meaning that resistance, in the conventional sense is not  dissipating that gradient in the way it may appear to the casual observer</w:t>
-        </w:r>
-      </w:ins>
-      <w:ins w:id="269" w:author="neal chaisson" w:date="2026-08-23T22:58:00Z" w16du:dateUtc="2026-08-24T02:58:00Z">
+          <w:t>a vascular waterfall</w:t>
+        </w:r>
+      </w:ins>
+      <w:ins w:id="270" w:author="Gustavo Adolfo Garcia Chavez" w:date="2026-08-27T13:27:00Z" w16du:dateUtc="2026-08-27T18:27:00Z">
         <w:r>
           <w:rPr>
             <w:rFonts w:asciiTheme="majorHAnsi" w:hAnsiTheme="majorHAnsi" w:cstheme="majorHAnsi"/>
             <w:color w:val="1A1D21"/>
             <w:sz w:val="22"/>
             <w:szCs w:val="22"/>
-            <w:rPrChange w:id="270" w:author="neal chaisson" w:date="2026-08-23T23:06:00Z" w16du:dateUtc="2026-08-24T03:06:00Z">
+          </w:rPr>
+          <w:t xml:space="preserve"> and a Starlin</w:t>
+        </w:r>
+      </w:ins>
+      <w:ins w:id="271" w:author="Gustavo Adolfo Garcia Chavez" w:date="2026-08-27T13:28:00Z" w16du:dateUtc="2026-08-27T18:28:00Z">
+        <w:r>
+          <w:rPr>
+            <w:rFonts w:asciiTheme="majorHAnsi" w:hAnsiTheme="majorHAnsi" w:cstheme="majorHAnsi"/>
+            <w:color w:val="1A1D21"/>
+            <w:sz w:val="22"/>
+            <w:szCs w:val="22"/>
+          </w:rPr>
+          <w:t>g Resistor behavior</w:t>
+        </w:r>
+      </w:ins>
+      <w:ins w:id="272" w:author="neal chaisson" w:date="2026-08-22T08:50:00Z" w16du:dateUtc="2026-08-22T12:50:00Z">
+        <w:r>
+          <w:rPr>
+            <w:rFonts w:asciiTheme="majorHAnsi" w:hAnsiTheme="majorHAnsi" w:cstheme="majorHAnsi"/>
+            <w:color w:val="1A1D21"/>
+            <w:sz w:val="22"/>
+            <w:szCs w:val="22"/>
+            <w:rPrChange w:id="273" w:author="neal chaisson" w:date="2026-08-23T23:06:00Z" w16du:dateUtc="2026-08-24T03:06:00Z">
               <w:rPr>
                 <w:rFonts w:ascii="Segoe UI" w:hAnsi="Segoe UI" w:cs="Segoe UI"/>
                 <w:color w:val="1A1D21"/>
@@ -3209,36 +3236,17 @@
               </w:rPr>
             </w:rPrChange>
           </w:rPr>
-          <w:t xml:space="preserve">.  Instead, the drop occurs because of </w:t>
-        </w:r>
-      </w:ins>
-      <w:ins w:id="271" w:author="neal chaisson" w:date="2026-08-22T08:50:00Z" w16du:dateUtc="2026-08-22T12:50:00Z">
+          <w:t xml:space="preserve">, a region where flow </w:t>
+        </w:r>
+      </w:ins>
+      <w:ins w:id="274" w:author="neal chaisson" w:date="2026-08-23T22:59:00Z" w16du:dateUtc="2026-08-24T02:59:00Z">
         <w:r>
           <w:rPr>
             <w:rFonts w:asciiTheme="majorHAnsi" w:hAnsiTheme="majorHAnsi" w:cstheme="majorHAnsi"/>
             <w:color w:val="1A1D21"/>
             <w:sz w:val="22"/>
             <w:szCs w:val="22"/>
-            <w:rPrChange w:id="272" w:author="neal chaisson" w:date="2026-08-23T23:06:00Z" w16du:dateUtc="2026-08-24T03:06:00Z">
-              <w:rPr>
-                <w:rFonts w:ascii="Segoe UI" w:hAnsi="Segoe UI" w:cs="Segoe UI"/>
-                <w:color w:val="1A1D21"/>
-                <w:sz w:val="26"/>
-                <w:szCs w:val="26"/>
-              </w:rPr>
-            </w:rPrChange>
-          </w:rPr>
-          <w:t xml:space="preserve">a vascular waterfall, a region where flow </w:t>
-        </w:r>
-      </w:ins>
-      <w:ins w:id="273" w:author="neal chaisson" w:date="2026-08-23T22:59:00Z" w16du:dateUtc="2026-08-24T02:59:00Z">
-        <w:r>
-          <w:rPr>
-            <w:rFonts w:asciiTheme="majorHAnsi" w:hAnsiTheme="majorHAnsi" w:cstheme="majorHAnsi"/>
-            <w:color w:val="1A1D21"/>
-            <w:sz w:val="22"/>
-            <w:szCs w:val="22"/>
-            <w:rPrChange w:id="274" w:author="neal chaisson" w:date="2026-08-23T23:06:00Z" w16du:dateUtc="2026-08-24T03:06:00Z">
+            <w:rPrChange w:id="275" w:author="neal chaisson" w:date="2026-08-23T23:06:00Z" w16du:dateUtc="2026-08-24T03:06:00Z">
               <w:rPr>
                 <w:rFonts w:ascii="Segoe UI" w:hAnsi="Segoe UI" w:cs="Segoe UI"/>
                 <w:color w:val="1A1D21"/>
@@ -3250,14 +3258,14 @@
           <w:t>is governed by a maximal gradi</w:t>
         </w:r>
       </w:ins>
-      <w:ins w:id="275" w:author="neal chaisson" w:date="2026-08-23T23:00:00Z" w16du:dateUtc="2026-08-24T03:00:00Z">
+      <w:ins w:id="276" w:author="neal chaisson" w:date="2026-08-23T23:00:00Z" w16du:dateUtc="2026-08-24T03:00:00Z">
         <w:r>
           <w:rPr>
             <w:rFonts w:asciiTheme="majorHAnsi" w:hAnsiTheme="majorHAnsi" w:cstheme="majorHAnsi"/>
             <w:color w:val="1A1D21"/>
             <w:sz w:val="22"/>
             <w:szCs w:val="22"/>
-            <w:rPrChange w:id="276" w:author="neal chaisson" w:date="2026-08-23T23:06:00Z" w16du:dateUtc="2026-08-24T03:06:00Z">
+            <w:rPrChange w:id="277" w:author="neal chaisson" w:date="2026-08-23T23:06:00Z" w16du:dateUtc="2026-08-24T03:06:00Z">
               <w:rPr>
                 <w:rFonts w:ascii="Segoe UI" w:hAnsi="Segoe UI" w:cs="Segoe UI"/>
                 <w:color w:val="1A1D21"/>
@@ -3269,14 +3277,14 @@
           <w:t>ent which is dependent on the physical properties of the vessel, irrespective of the downstream pressure below the waterfall</w:t>
         </w:r>
       </w:ins>
-      <w:ins w:id="277" w:author="neal chaisson" w:date="2026-08-22T08:50:00Z" w16du:dateUtc="2026-08-22T12:50:00Z">
+      <w:ins w:id="278" w:author="neal chaisson" w:date="2026-08-22T08:50:00Z" w16du:dateUtc="2026-08-22T12:50:00Z">
         <w:r>
           <w:rPr>
             <w:rFonts w:asciiTheme="majorHAnsi" w:hAnsiTheme="majorHAnsi" w:cstheme="majorHAnsi"/>
             <w:color w:val="1A1D21"/>
             <w:sz w:val="22"/>
             <w:szCs w:val="22"/>
-            <w:rPrChange w:id="278" w:author="neal chaisson" w:date="2026-08-23T23:06:00Z" w16du:dateUtc="2026-08-24T03:06:00Z">
+            <w:rPrChange w:id="279" w:author="neal chaisson" w:date="2026-08-23T23:06:00Z" w16du:dateUtc="2026-08-24T03:06:00Z">
               <w:rPr>
                 <w:rFonts w:ascii="Segoe UI" w:hAnsi="Segoe UI" w:cs="Segoe UI"/>
                 <w:color w:val="1A1D21"/>
@@ -3288,14 +3296,14 @@
           <w:t xml:space="preserve">, </w:t>
         </w:r>
       </w:ins>
-      <w:ins w:id="279" w:author="neal chaisson" w:date="2026-08-22T08:51:00Z" w16du:dateUtc="2026-08-22T12:51:00Z">
+      <w:ins w:id="280" w:author="neal chaisson" w:date="2026-08-22T08:51:00Z" w16du:dateUtc="2026-08-22T12:51:00Z">
         <w:r>
           <w:rPr>
             <w:rFonts w:asciiTheme="majorHAnsi" w:hAnsiTheme="majorHAnsi" w:cstheme="majorHAnsi"/>
             <w:color w:val="1A1D21"/>
             <w:sz w:val="22"/>
             <w:szCs w:val="22"/>
-            <w:rPrChange w:id="280" w:author="neal chaisson" w:date="2026-08-23T23:06:00Z" w16du:dateUtc="2026-08-24T03:06:00Z">
+            <w:rPrChange w:id="281" w:author="neal chaisson" w:date="2026-08-23T23:06:00Z" w16du:dateUtc="2026-08-24T03:06:00Z">
               <w:rPr>
                 <w:rFonts w:ascii="Segoe UI" w:hAnsi="Segoe UI" w:cs="Segoe UI"/>
                 <w:color w:val="1A1D21"/>
@@ -3307,14 +3315,14 @@
           <w:t>[link to appropriate page describing this phenomenon]</w:t>
         </w:r>
       </w:ins>
-      <w:ins w:id="281" w:author="neal chaisson" w:date="2026-08-22T08:50:00Z" w16du:dateUtc="2026-08-22T12:50:00Z">
+      <w:ins w:id="282" w:author="neal chaisson" w:date="2026-08-22T08:50:00Z" w16du:dateUtc="2026-08-22T12:50:00Z">
         <w:r>
           <w:rPr>
             <w:rFonts w:asciiTheme="majorHAnsi" w:hAnsiTheme="majorHAnsi" w:cstheme="majorHAnsi"/>
             <w:color w:val="1A1D21"/>
             <w:sz w:val="22"/>
             <w:szCs w:val="22"/>
-            <w:rPrChange w:id="282" w:author="neal chaisson" w:date="2026-08-23T23:06:00Z" w16du:dateUtc="2026-08-24T03:06:00Z">
+            <w:rPrChange w:id="283" w:author="neal chaisson" w:date="2026-08-23T23:06:00Z" w16du:dateUtc="2026-08-24T03:06:00Z">
               <w:rPr>
                 <w:rFonts w:ascii="Segoe UI" w:hAnsi="Segoe UI" w:cs="Segoe UI"/>
                 <w:color w:val="1A1D21"/>
@@ -3326,14 +3334,14 @@
           <w:t xml:space="preserve">. </w:t>
         </w:r>
       </w:ins>
-      <w:ins w:id="283" w:author="neal chaisson" w:date="2026-08-22T08:53:00Z" w16du:dateUtc="2026-08-22T12:53:00Z">
+      <w:ins w:id="284" w:author="neal chaisson" w:date="2026-08-22T08:53:00Z" w16du:dateUtc="2026-08-22T12:53:00Z">
         <w:r>
           <w:rPr>
             <w:rFonts w:asciiTheme="majorHAnsi" w:hAnsiTheme="majorHAnsi" w:cstheme="majorHAnsi"/>
             <w:color w:val="1A1D21"/>
             <w:sz w:val="22"/>
             <w:szCs w:val="22"/>
-            <w:rPrChange w:id="284" w:author="neal chaisson" w:date="2026-08-23T23:06:00Z" w16du:dateUtc="2026-08-24T03:06:00Z">
+            <w:rPrChange w:id="285" w:author="neal chaisson" w:date="2026-08-23T23:06:00Z" w16du:dateUtc="2026-08-24T03:06:00Z">
               <w:rPr>
                 <w:rFonts w:ascii="Segoe UI" w:hAnsi="Segoe UI" w:cs="Segoe UI"/>
                 <w:color w:val="1A1D21"/>
@@ -3345,14 +3353,14 @@
           <w:t>Despite the waterfall effect, t</w:t>
         </w:r>
       </w:ins>
-      <w:ins w:id="285" w:author="neal chaisson" w:date="2026-08-22T08:54:00Z" w16du:dateUtc="2026-08-22T12:54:00Z">
+      <w:ins w:id="286" w:author="neal chaisson" w:date="2026-08-22T08:54:00Z" w16du:dateUtc="2026-08-22T12:54:00Z">
         <w:r>
           <w:rPr>
             <w:rFonts w:asciiTheme="majorHAnsi" w:hAnsiTheme="majorHAnsi" w:cstheme="majorHAnsi"/>
             <w:color w:val="1A1D21"/>
             <w:sz w:val="22"/>
             <w:szCs w:val="22"/>
-            <w:rPrChange w:id="286" w:author="neal chaisson" w:date="2026-08-23T23:06:00Z" w16du:dateUtc="2026-08-24T03:06:00Z">
+            <w:rPrChange w:id="287" w:author="neal chaisson" w:date="2026-08-23T23:06:00Z" w16du:dateUtc="2026-08-24T03:06:00Z">
               <w:rPr>
                 <w:rFonts w:ascii="Segoe UI" w:hAnsi="Segoe UI" w:cs="Segoe UI"/>
                 <w:color w:val="1A1D21"/>
@@ -3364,14 +3372,14 @@
           <w:t>he</w:t>
         </w:r>
       </w:ins>
-      <w:ins w:id="287" w:author="neal chaisson" w:date="2026-08-22T08:50:00Z" w16du:dateUtc="2026-08-22T12:50:00Z">
+      <w:ins w:id="288" w:author="neal chaisson" w:date="2026-08-22T08:50:00Z" w16du:dateUtc="2026-08-22T12:50:00Z">
         <w:r>
           <w:rPr>
             <w:rFonts w:asciiTheme="majorHAnsi" w:hAnsiTheme="majorHAnsi" w:cstheme="majorHAnsi"/>
             <w:color w:val="1A1D21"/>
             <w:sz w:val="22"/>
             <w:szCs w:val="22"/>
-            <w:rPrChange w:id="288" w:author="neal chaisson" w:date="2026-08-23T23:06:00Z" w16du:dateUtc="2026-08-24T03:06:00Z">
+            <w:rPrChange w:id="289" w:author="neal chaisson" w:date="2026-08-23T23:06:00Z" w16du:dateUtc="2026-08-24T03:06:00Z">
               <w:rPr>
                 <w:rFonts w:ascii="Segoe UI" w:hAnsi="Segoe UI" w:cs="Segoe UI"/>
                 <w:color w:val="1A1D21"/>
@@ -3383,14 +3391,14 @@
           <w:t xml:space="preserve"> algebra above still holds and is still the right way to keep the interfaces in order. It is the interpretation</w:t>
         </w:r>
       </w:ins>
-      <w:ins w:id="289" w:author="neal chaisson" w:date="2026-08-22T08:54:00Z" w16du:dateUtc="2026-08-22T12:54:00Z">
+      <w:ins w:id="290" w:author="neal chaisson" w:date="2026-08-22T08:54:00Z" w16du:dateUtc="2026-08-22T12:54:00Z">
         <w:r>
           <w:rPr>
             <w:rFonts w:asciiTheme="majorHAnsi" w:hAnsiTheme="majorHAnsi" w:cstheme="majorHAnsi"/>
             <w:color w:val="1A1D21"/>
             <w:sz w:val="22"/>
             <w:szCs w:val="22"/>
-            <w:rPrChange w:id="290" w:author="neal chaisson" w:date="2026-08-23T23:06:00Z" w16du:dateUtc="2026-08-24T03:06:00Z">
+            <w:rPrChange w:id="291" w:author="neal chaisson" w:date="2026-08-23T23:06:00Z" w16du:dateUtc="2026-08-24T03:06:00Z">
               <w:rPr>
                 <w:rFonts w:ascii="Segoe UI" w:hAnsi="Segoe UI" w:cs="Segoe UI"/>
                 <w:color w:val="1A1D21"/>
@@ -3402,14 +3410,14 @@
           <w:t xml:space="preserve"> of how the waterfall affects flow</w:t>
         </w:r>
       </w:ins>
-      <w:ins w:id="291" w:author="neal chaisson" w:date="2026-08-22T08:50:00Z" w16du:dateUtc="2026-08-22T12:50:00Z">
+      <w:ins w:id="292" w:author="neal chaisson" w:date="2026-08-22T08:50:00Z" w16du:dateUtc="2026-08-22T12:50:00Z">
         <w:r>
           <w:rPr>
             <w:rFonts w:asciiTheme="majorHAnsi" w:hAnsiTheme="majorHAnsi" w:cstheme="majorHAnsi"/>
             <w:color w:val="1A1D21"/>
             <w:sz w:val="22"/>
             <w:szCs w:val="22"/>
-            <w:rPrChange w:id="292" w:author="neal chaisson" w:date="2026-08-23T23:06:00Z" w16du:dateUtc="2026-08-24T03:06:00Z">
+            <w:rPrChange w:id="293" w:author="neal chaisson" w:date="2026-08-23T23:06:00Z" w16du:dateUtc="2026-08-24T03:06:00Z">
               <w:rPr>
                 <w:rFonts w:ascii="Segoe UI" w:hAnsi="Segoe UI" w:cs="Segoe UI"/>
                 <w:color w:val="1A1D21"/>
@@ -3421,14 +3429,14 @@
           <w:t xml:space="preserve"> that needs care</w:t>
         </w:r>
       </w:ins>
-      <w:ins w:id="293" w:author="neal chaisson" w:date="2026-08-23T23:02:00Z" w16du:dateUtc="2026-08-24T03:02:00Z">
+      <w:ins w:id="294" w:author="neal chaisson" w:date="2026-08-23T23:02:00Z" w16du:dateUtc="2026-08-24T03:02:00Z">
         <w:r>
           <w:rPr>
             <w:rFonts w:asciiTheme="majorHAnsi" w:hAnsiTheme="majorHAnsi" w:cstheme="majorHAnsi"/>
             <w:color w:val="1A1D21"/>
             <w:sz w:val="22"/>
             <w:szCs w:val="22"/>
-            <w:rPrChange w:id="294" w:author="neal chaisson" w:date="2026-08-23T23:06:00Z" w16du:dateUtc="2026-08-24T03:06:00Z">
+            <w:rPrChange w:id="295" w:author="neal chaisson" w:date="2026-08-23T23:06:00Z" w16du:dateUtc="2026-08-24T03:06:00Z">
               <w:rPr>
                 <w:rFonts w:ascii="Segoe UI" w:hAnsi="Segoe UI" w:cs="Segoe UI"/>
                 <w:color w:val="1A1D21"/>
@@ -3440,14 +3448,14 @@
           <w:t xml:space="preserve">.  It is also important to understand how manipulations </w:t>
         </w:r>
       </w:ins>
-      <w:ins w:id="295" w:author="neal chaisson" w:date="2026-08-23T23:03:00Z" w16du:dateUtc="2026-08-24T03:03:00Z">
+      <w:ins w:id="296" w:author="neal chaisson" w:date="2026-08-23T23:03:00Z" w16du:dateUtc="2026-08-24T03:03:00Z">
         <w:r>
           <w:rPr>
             <w:rFonts w:asciiTheme="majorHAnsi" w:hAnsiTheme="majorHAnsi" w:cstheme="majorHAnsi"/>
             <w:color w:val="1A1D21"/>
             <w:sz w:val="22"/>
             <w:szCs w:val="22"/>
-            <w:rPrChange w:id="296" w:author="neal chaisson" w:date="2026-08-23T23:06:00Z" w16du:dateUtc="2026-08-24T03:06:00Z">
+            <w:rPrChange w:id="297" w:author="neal chaisson" w:date="2026-08-23T23:06:00Z" w16du:dateUtc="2026-08-24T03:06:00Z">
               <w:rPr>
                 <w:rFonts w:ascii="Segoe UI" w:hAnsi="Segoe UI" w:cs="Segoe UI"/>
                 <w:color w:val="1A1D21"/>
@@ -3459,14 +3467,14 @@
           <w:t>to Pcrit can affect hemodynamic perfusion significantly, despite seemingly inconsequential changes to the upstream MAP or the downstream RAP</w:t>
         </w:r>
       </w:ins>
-      <w:ins w:id="297" w:author="neal chaisson" w:date="2026-08-23T23:02:00Z" w16du:dateUtc="2026-08-24T03:02:00Z">
+      <w:ins w:id="298" w:author="neal chaisson" w:date="2026-08-23T23:02:00Z" w16du:dateUtc="2026-08-24T03:02:00Z">
         <w:r>
           <w:rPr>
             <w:rFonts w:asciiTheme="majorHAnsi" w:hAnsiTheme="majorHAnsi" w:cstheme="majorHAnsi"/>
             <w:color w:val="1A1D21"/>
             <w:sz w:val="22"/>
             <w:szCs w:val="22"/>
-            <w:rPrChange w:id="298" w:author="neal chaisson" w:date="2026-08-23T23:06:00Z" w16du:dateUtc="2026-08-24T03:06:00Z">
+            <w:rPrChange w:id="299" w:author="neal chaisson" w:date="2026-08-23T23:06:00Z" w16du:dateUtc="2026-08-24T03:06:00Z">
               <w:rPr>
                 <w:rFonts w:ascii="Segoe UI" w:hAnsi="Segoe UI" w:cs="Segoe UI"/>
                 <w:color w:val="1A1D21"/>
@@ -3478,14 +3486,14 @@
           <w:t xml:space="preserve"> </w:t>
         </w:r>
       </w:ins>
-      <w:ins w:id="299" w:author="neal chaisson" w:date="2026-08-22T08:54:00Z" w16du:dateUtc="2026-08-22T12:54:00Z">
+      <w:ins w:id="300" w:author="neal chaisson" w:date="2026-08-22T08:54:00Z" w16du:dateUtc="2026-08-22T12:54:00Z">
         <w:r>
           <w:rPr>
             <w:rFonts w:asciiTheme="majorHAnsi" w:hAnsiTheme="majorHAnsi" w:cstheme="majorHAnsi"/>
             <w:color w:val="1A1D21"/>
             <w:sz w:val="22"/>
             <w:szCs w:val="22"/>
-            <w:rPrChange w:id="300" w:author="neal chaisson" w:date="2026-08-23T23:06:00Z" w16du:dateUtc="2026-08-24T03:06:00Z">
+            <w:rPrChange w:id="301" w:author="neal chaisson" w:date="2026-08-23T23:06:00Z" w16du:dateUtc="2026-08-24T03:06:00Z">
               <w:rPr>
                 <w:rFonts w:ascii="Segoe UI" w:hAnsi="Segoe UI" w:cs="Segoe UI"/>
                 <w:color w:val="1A1D21"/>
@@ -3497,14 +3505,14 @@
           <w:t xml:space="preserve"> [link to I5]</w:t>
         </w:r>
       </w:ins>
-      <w:ins w:id="301" w:author="neal chaisson" w:date="2026-08-22T08:50:00Z" w16du:dateUtc="2026-08-22T12:50:00Z">
+      <w:ins w:id="302" w:author="neal chaisson" w:date="2026-08-22T08:50:00Z" w16du:dateUtc="2026-08-22T12:50:00Z">
         <w:r>
           <w:rPr>
             <w:rFonts w:asciiTheme="majorHAnsi" w:hAnsiTheme="majorHAnsi" w:cstheme="majorHAnsi"/>
             <w:color w:val="1A1D21"/>
             <w:sz w:val="22"/>
             <w:szCs w:val="22"/>
-            <w:rPrChange w:id="302" w:author="neal chaisson" w:date="2026-08-23T23:06:00Z" w16du:dateUtc="2026-08-24T03:06:00Z">
+            <w:rPrChange w:id="303" w:author="neal chaisson" w:date="2026-08-23T23:06:00Z" w16du:dateUtc="2026-08-24T03:06:00Z">
               <w:rPr>
                 <w:rFonts w:ascii="Segoe UI" w:hAnsi="Segoe UI" w:cs="Segoe UI"/>
                 <w:color w:val="1A1D21"/>
@@ -3524,24 +3532,22 @@
         <w:spacing w:before="0" w:beforeAutospacing="0" w:after="210" w:afterAutospacing="0"/>
         <w:rPr>
           <w:rFonts w:asciiTheme="majorHAnsi" w:hAnsiTheme="majorHAnsi" w:cstheme="majorHAnsi"/>
-          <w:sz w:val="22"/>
-          <w:szCs w:val="22"/>
-          <w:rPrChange w:id="303" w:author="neal chaisson" w:date="2026-08-23T23:06:00Z" w16du:dateUtc="2026-08-24T03:06:00Z">
+          <w:rPrChange w:id="304" w:author="neal chaisson" w:date="2026-08-23T23:06:00Z" w16du:dateUtc="2026-08-24T03:06:00Z">
             <w:rPr/>
           </w:rPrChange>
         </w:rPr>
-        <w:pPrChange w:id="304" w:author="neal chaisson" w:date="2026-08-22T08:55:00Z" w16du:dateUtc="2026-08-22T12:55:00Z">
+        <w:pPrChange w:id="305" w:author="neal chaisson" w:date="2026-08-22T08:55:00Z" w16du:dateUtc="2026-08-22T12:55:00Z">
           <w:pPr/>
         </w:pPrChange>
       </w:pPr>
-      <w:ins w:id="305" w:author="neal chaisson" w:date="2026-08-22T08:50:00Z" w16du:dateUtc="2026-08-22T12:50:00Z">
+      <w:ins w:id="306" w:author="neal chaisson" w:date="2026-08-22T08:50:00Z" w16du:dateUtc="2026-08-22T12:50:00Z">
         <w:r>
           <w:rPr>
             <w:rFonts w:asciiTheme="majorHAnsi" w:hAnsiTheme="majorHAnsi" w:cstheme="majorHAnsi"/>
             <w:color w:val="1A1D21"/>
             <w:sz w:val="22"/>
             <w:szCs w:val="22"/>
-            <w:rPrChange w:id="306" w:author="neal chaisson" w:date="2026-08-23T23:06:00Z" w16du:dateUtc="2026-08-24T03:06:00Z">
+            <w:rPrChange w:id="307" w:author="neal chaisson" w:date="2026-08-23T23:06:00Z" w16du:dateUtc="2026-08-24T03:06:00Z">
               <w:rPr>
                 <w:rFonts w:ascii="Segoe UI" w:hAnsi="Segoe UI" w:cs="Segoe UI"/>
                 <w:color w:val="1A1D21"/>
@@ -3553,14 +3559,14 @@
           <w:t xml:space="preserve">This is </w:t>
         </w:r>
       </w:ins>
-      <w:ins w:id="307" w:author="neal chaisson" w:date="2026-08-23T23:03:00Z" w16du:dateUtc="2026-08-24T03:03:00Z">
+      <w:ins w:id="308" w:author="neal chaisson" w:date="2026-08-23T23:03:00Z" w16du:dateUtc="2026-08-24T03:03:00Z">
         <w:r>
           <w:rPr>
             <w:rFonts w:asciiTheme="majorHAnsi" w:hAnsiTheme="majorHAnsi" w:cstheme="majorHAnsi"/>
             <w:color w:val="1A1D21"/>
             <w:sz w:val="22"/>
             <w:szCs w:val="22"/>
-            <w:rPrChange w:id="308" w:author="neal chaisson" w:date="2026-08-23T23:06:00Z" w16du:dateUtc="2026-08-24T03:06:00Z">
+            <w:rPrChange w:id="309" w:author="neal chaisson" w:date="2026-08-23T23:06:00Z" w16du:dateUtc="2026-08-24T03:06:00Z">
               <w:rPr>
                 <w:rFonts w:ascii="Segoe UI" w:hAnsi="Segoe UI" w:cs="Segoe UI"/>
                 <w:color w:val="1A1D21"/>
@@ -3572,14 +3578,14 @@
           <w:t xml:space="preserve">also </w:t>
         </w:r>
       </w:ins>
-      <w:ins w:id="309" w:author="neal chaisson" w:date="2026-08-22T08:50:00Z" w16du:dateUtc="2026-08-22T12:50:00Z">
+      <w:ins w:id="310" w:author="neal chaisson" w:date="2026-08-22T08:50:00Z" w16du:dateUtc="2026-08-22T12:50:00Z">
         <w:r>
           <w:rPr>
             <w:rFonts w:asciiTheme="majorHAnsi" w:hAnsiTheme="majorHAnsi" w:cstheme="majorHAnsi"/>
             <w:color w:val="1A1D21"/>
             <w:sz w:val="22"/>
             <w:szCs w:val="22"/>
-            <w:rPrChange w:id="310" w:author="neal chaisson" w:date="2026-08-23T23:06:00Z" w16du:dateUtc="2026-08-24T03:06:00Z">
+            <w:rPrChange w:id="311" w:author="neal chaisson" w:date="2026-08-23T23:06:00Z" w16du:dateUtc="2026-08-24T03:06:00Z">
               <w:rPr>
                 <w:rFonts w:ascii="Segoe UI" w:hAnsi="Segoe UI" w:cs="Segoe UI"/>
                 <w:color w:val="1A1D21"/>
@@ -3591,14 +3597,14 @@
           <w:t xml:space="preserve">why measuring the mean arterial pressure and a right atrial pressure </w:t>
         </w:r>
       </w:ins>
-      <w:ins w:id="311" w:author="neal chaisson" w:date="2026-08-23T23:04:00Z" w16du:dateUtc="2026-08-24T03:04:00Z">
+      <w:ins w:id="312" w:author="neal chaisson" w:date="2026-08-23T23:04:00Z" w16du:dateUtc="2026-08-24T03:04:00Z">
         <w:r>
           <w:rPr>
             <w:rFonts w:asciiTheme="majorHAnsi" w:hAnsiTheme="majorHAnsi" w:cstheme="majorHAnsi"/>
             <w:color w:val="1A1D21"/>
             <w:sz w:val="22"/>
             <w:szCs w:val="22"/>
-            <w:rPrChange w:id="312" w:author="neal chaisson" w:date="2026-08-23T23:06:00Z" w16du:dateUtc="2026-08-24T03:06:00Z">
+            <w:rPrChange w:id="313" w:author="neal chaisson" w:date="2026-08-23T23:06:00Z" w16du:dateUtc="2026-08-24T03:06:00Z">
               <w:rPr>
                 <w:rFonts w:ascii="Segoe UI" w:hAnsi="Segoe UI" w:cs="Segoe UI"/>
                 <w:color w:val="1A1D21"/>
@@ -3610,14 +3616,14 @@
           <w:t>gradient</w:t>
         </w:r>
       </w:ins>
-      <w:ins w:id="313" w:author="neal chaisson" w:date="2026-08-22T08:50:00Z" w16du:dateUtc="2026-08-22T12:50:00Z">
+      <w:ins w:id="314" w:author="neal chaisson" w:date="2026-08-22T08:50:00Z" w16du:dateUtc="2026-08-22T12:50:00Z">
         <w:r>
           <w:rPr>
             <w:rFonts w:asciiTheme="majorHAnsi" w:hAnsiTheme="majorHAnsi" w:cstheme="majorHAnsi"/>
             <w:color w:val="1A1D21"/>
             <w:sz w:val="22"/>
             <w:szCs w:val="22"/>
-            <w:rPrChange w:id="314" w:author="neal chaisson" w:date="2026-08-23T23:06:00Z" w16du:dateUtc="2026-08-24T03:06:00Z">
+            <w:rPrChange w:id="315" w:author="neal chaisson" w:date="2026-08-23T23:06:00Z" w16du:dateUtc="2026-08-24T03:06:00Z">
               <w:rPr>
                 <w:rFonts w:ascii="Segoe UI" w:hAnsi="Segoe UI" w:cs="Segoe UI"/>
                 <w:color w:val="1A1D21"/>
@@ -3629,14 +3635,14 @@
           <w:t>, tells you the total but not the distribution</w:t>
         </w:r>
       </w:ins>
-      <w:ins w:id="315" w:author="neal chaisson" w:date="2026-08-22T08:55:00Z" w16du:dateUtc="2026-08-22T12:55:00Z">
+      <w:ins w:id="316" w:author="neal chaisson" w:date="2026-08-22T08:55:00Z" w16du:dateUtc="2026-08-22T12:55:00Z">
         <w:r>
           <w:rPr>
             <w:rFonts w:asciiTheme="majorHAnsi" w:hAnsiTheme="majorHAnsi" w:cstheme="majorHAnsi"/>
             <w:color w:val="1A1D21"/>
             <w:sz w:val="22"/>
             <w:szCs w:val="22"/>
-            <w:rPrChange w:id="316" w:author="neal chaisson" w:date="2026-08-23T23:06:00Z" w16du:dateUtc="2026-08-24T03:06:00Z">
+            <w:rPrChange w:id="317" w:author="neal chaisson" w:date="2026-08-23T23:06:00Z" w16du:dateUtc="2026-08-24T03:06:00Z">
               <w:rPr>
                 <w:rFonts w:ascii="Segoe UI" w:hAnsi="Segoe UI" w:cs="Segoe UI"/>
                 <w:color w:val="1A1D21"/>
@@ -3648,14 +3654,14 @@
           <w:t xml:space="preserve"> within the circuit</w:t>
         </w:r>
       </w:ins>
-      <w:ins w:id="317" w:author="neal chaisson" w:date="2026-08-22T08:50:00Z" w16du:dateUtc="2026-08-22T12:50:00Z">
+      <w:ins w:id="318" w:author="neal chaisson" w:date="2026-08-22T08:50:00Z" w16du:dateUtc="2026-08-22T12:50:00Z">
         <w:r>
           <w:rPr>
             <w:rFonts w:asciiTheme="majorHAnsi" w:hAnsiTheme="majorHAnsi" w:cstheme="majorHAnsi"/>
             <w:color w:val="1A1D21"/>
             <w:sz w:val="22"/>
             <w:szCs w:val="22"/>
-            <w:rPrChange w:id="318" w:author="neal chaisson" w:date="2026-08-23T23:06:00Z" w16du:dateUtc="2026-08-24T03:06:00Z">
+            <w:rPrChange w:id="319" w:author="neal chaisson" w:date="2026-08-23T23:06:00Z" w16du:dateUtc="2026-08-24T03:06:00Z">
               <w:rPr>
                 <w:rFonts w:ascii="Segoe UI" w:hAnsi="Segoe UI" w:cs="Segoe UI"/>
                 <w:color w:val="1A1D21"/>
@@ -3667,13 +3673,13 @@
           <w:t xml:space="preserve">. </w:t>
         </w:r>
       </w:ins>
-      <w:del w:id="319" w:author="neal chaisson" w:date="2026-08-22T08:55:00Z" w16du:dateUtc="2026-08-22T12:55:00Z">
+      <w:del w:id="320" w:author="neal chaisson" w:date="2026-08-22T08:55:00Z" w16du:dateUtc="2026-08-22T12:55:00Z">
         <w:r>
           <w:rPr>
             <w:rFonts w:asciiTheme="majorHAnsi" w:hAnsiTheme="majorHAnsi" w:cstheme="majorHAnsi"/>
             <w:sz w:val="22"/>
             <w:szCs w:val="22"/>
-            <w:rPrChange w:id="320" w:author="neal chaisson" w:date="2026-08-23T23:06:00Z" w16du:dateUtc="2026-08-24T03:06:00Z">
+            <w:rPrChange w:id="321" w:author="neal chaisson" w:date="2026-08-23T23:06:00Z" w16du:dateUtc="2026-08-24T03:06:00Z">
               <w:rPr/>
             </w:rPrChange>
           </w:rPr>
@@ -3685,19 +3691,19 @@
           <w:rFonts w:asciiTheme="majorHAnsi" w:hAnsiTheme="majorHAnsi" w:cstheme="majorHAnsi"/>
           <w:sz w:val="22"/>
           <w:szCs w:val="22"/>
-          <w:rPrChange w:id="321" w:author="neal chaisson" w:date="2026-08-23T23:06:00Z" w16du:dateUtc="2026-08-24T03:06:00Z">
+          <w:rPrChange w:id="322" w:author="neal chaisson" w:date="2026-08-23T23:06:00Z" w16du:dateUtc="2026-08-24T03:06:00Z">
             <w:rPr/>
           </w:rPrChange>
         </w:rPr>
         <w:t xml:space="preserve">Two patients with identical MAP and identical RAP can have completely different splits of that gradient across the three interfaces, and the split is </w:t>
       </w:r>
-      <w:ins w:id="322" w:author="neal chaisson" w:date="2026-08-22T08:42:00Z" w16du:dateUtc="2026-08-22T12:42:00Z">
+      <w:ins w:id="323" w:author="neal chaisson" w:date="2026-08-22T08:42:00Z" w16du:dateUtc="2026-08-22T12:42:00Z">
         <w:r>
           <w:rPr>
             <w:rFonts w:asciiTheme="majorHAnsi" w:hAnsiTheme="majorHAnsi" w:cstheme="majorHAnsi"/>
             <w:sz w:val="22"/>
             <w:szCs w:val="22"/>
-            <w:rPrChange w:id="323" w:author="neal chaisson" w:date="2026-08-23T23:06:00Z" w16du:dateUtc="2026-08-24T03:06:00Z">
+            <w:rPrChange w:id="324" w:author="neal chaisson" w:date="2026-08-23T23:06:00Z" w16du:dateUtc="2026-08-24T03:06:00Z">
               <w:rPr/>
             </w:rPrChange>
           </w:rPr>
@@ -3709,19 +3715,19 @@
           <w:rFonts w:asciiTheme="majorHAnsi" w:hAnsiTheme="majorHAnsi" w:cstheme="majorHAnsi"/>
           <w:sz w:val="22"/>
           <w:szCs w:val="22"/>
-          <w:rPrChange w:id="324" w:author="neal chaisson" w:date="2026-08-23T23:06:00Z" w16du:dateUtc="2026-08-24T03:06:00Z">
+          <w:rPrChange w:id="325" w:author="neal chaisson" w:date="2026-08-23T23:06:00Z" w16du:dateUtc="2026-08-24T03:06:00Z">
             <w:rPr/>
           </w:rPrChange>
         </w:rPr>
         <w:t>the diagnosis</w:t>
       </w:r>
-      <w:ins w:id="325" w:author="neal chaisson" w:date="2026-08-22T08:42:00Z" w16du:dateUtc="2026-08-22T12:42:00Z">
+      <w:ins w:id="326" w:author="neal chaisson" w:date="2026-08-22T08:42:00Z" w16du:dateUtc="2026-08-22T12:42:00Z">
         <w:r>
           <w:rPr>
             <w:rFonts w:asciiTheme="majorHAnsi" w:hAnsiTheme="majorHAnsi" w:cstheme="majorHAnsi"/>
             <w:sz w:val="22"/>
             <w:szCs w:val="22"/>
-            <w:rPrChange w:id="326" w:author="neal chaisson" w:date="2026-08-23T23:06:00Z" w16du:dateUtc="2026-08-24T03:06:00Z">
+            <w:rPrChange w:id="327" w:author="neal chaisson" w:date="2026-08-23T23:06:00Z" w16du:dateUtc="2026-08-24T03:06:00Z">
               <w:rPr/>
             </w:rPrChange>
           </w:rPr>
@@ -3733,45 +3739,45 @@
           <w:rFonts w:asciiTheme="majorHAnsi" w:hAnsiTheme="majorHAnsi" w:cstheme="majorHAnsi"/>
           <w:sz w:val="22"/>
           <w:szCs w:val="22"/>
-          <w:rPrChange w:id="327" w:author="neal chaisson" w:date="2026-08-23T23:06:00Z" w16du:dateUtc="2026-08-24T03:06:00Z">
+          <w:rPrChange w:id="328" w:author="neal chaisson" w:date="2026-08-23T23:06:00Z" w16du:dateUtc="2026-08-24T03:06:00Z">
             <w:rPr/>
           </w:rPrChange>
         </w:rPr>
         <w:t>.</w:t>
       </w:r>
-      <w:del w:id="328" w:author="neal chaisson" w:date="2026-08-23T23:05:00Z" w16du:dateUtc="2026-08-24T03:05:00Z">
+      <w:del w:id="329" w:author="neal chaisson" w:date="2026-08-23T23:05:00Z" w16du:dateUtc="2026-08-24T03:05:00Z">
         <w:r>
           <w:rPr>
             <w:rFonts w:asciiTheme="majorHAnsi" w:hAnsiTheme="majorHAnsi" w:cstheme="majorHAnsi"/>
             <w:sz w:val="22"/>
             <w:szCs w:val="22"/>
-            <w:rPrChange w:id="329" w:author="neal chaisson" w:date="2026-08-23T23:06:00Z" w16du:dateUtc="2026-08-24T03:06:00Z">
+            <w:rPrChange w:id="330" w:author="neal chaisson" w:date="2026-08-23T23:06:00Z" w16du:dateUtc="2026-08-24T03:06:00Z">
               <w:rPr/>
             </w:rPrChange>
           </w:rPr>
           <w:delText xml:space="preserve"> The interfaces are separated in the model </w:delText>
         </w:r>
       </w:del>
-      <w:del w:id="330" w:author="neal chaisson" w:date="2026-08-22T08:42:00Z" w16du:dateUtc="2026-08-22T12:42:00Z">
+      <w:del w:id="331" w:author="neal chaisson" w:date="2026-08-22T08:42:00Z" w16du:dateUtc="2026-08-22T12:42:00Z">
         <w:r>
           <w:rPr>
             <w:rFonts w:asciiTheme="majorHAnsi" w:hAnsiTheme="majorHAnsi" w:cstheme="majorHAnsi"/>
             <w:sz w:val="22"/>
             <w:szCs w:val="22"/>
-            <w:rPrChange w:id="331" w:author="neal chaisson" w:date="2026-08-23T23:06:00Z" w16du:dateUtc="2026-08-24T03:06:00Z">
+            <w:rPrChange w:id="332" w:author="neal chaisson" w:date="2026-08-23T23:06:00Z" w16du:dateUtc="2026-08-24T03:06:00Z">
               <w:rPr/>
             </w:rPrChange>
           </w:rPr>
           <w:delText>precisely because t</w:delText>
         </w:r>
       </w:del>
-      <w:del w:id="332" w:author="neal chaisson" w:date="2026-08-23T23:05:00Z" w16du:dateUtc="2026-08-24T03:05:00Z">
+      <w:del w:id="333" w:author="neal chaisson" w:date="2026-08-23T23:05:00Z" w16du:dateUtc="2026-08-24T03:05:00Z">
         <w:r>
           <w:rPr>
             <w:rFonts w:asciiTheme="majorHAnsi" w:hAnsiTheme="majorHAnsi" w:cstheme="majorHAnsi"/>
             <w:sz w:val="22"/>
             <w:szCs w:val="22"/>
-            <w:rPrChange w:id="333" w:author="neal chaisson" w:date="2026-08-23T23:06:00Z" w16du:dateUtc="2026-08-24T03:06:00Z">
+            <w:rPrChange w:id="334" w:author="neal chaisson" w:date="2026-08-23T23:06:00Z" w16du:dateUtc="2026-08-24T03:06:00Z">
               <w:rPr/>
             </w:rPrChange>
           </w:rPr>
@@ -3781,18 +3787,18 @@
     </w:p>
     <w:p>
       <w:pPr>
-        <w:pStyle w:val="Heading3"/>
+        <w:pStyle w:val="Ttulo3"/>
         <w:shd w:val="clear" w:color="auto" w:fill="FAF9F7"/>
         <w:spacing w:before="330" w:after="60"/>
         <w:rPr>
-          <w:ins w:id="334" w:author="neal chaisson" w:date="2026-08-23T23:06:00Z" w16du:dateUtc="2026-08-24T03:06:00Z"/>
+          <w:ins w:id="335" w:author="neal chaisson" w:date="2026-08-23T23:06:00Z" w16du:dateUtc="2026-08-24T03:06:00Z"/>
           <w:rFonts w:ascii="Segoe UI" w:hAnsi="Segoe UI" w:cs="Segoe UI"/>
           <w:color w:val="1F3A5F"/>
           <w:sz w:val="26"/>
           <w:szCs w:val="26"/>
         </w:rPr>
       </w:pPr>
-      <w:ins w:id="335" w:author="neal chaisson" w:date="2026-08-23T23:06:00Z" w16du:dateUtc="2026-08-24T03:06:00Z">
+      <w:ins w:id="336" w:author="neal chaisson" w:date="2026-08-23T23:06:00Z" w16du:dateUtc="2026-08-24T03:06:00Z">
         <w:r>
           <w:rPr>
             <w:rFonts w:ascii="Segoe UI" w:hAnsi="Segoe UI" w:cs="Segoe UI"/>
@@ -3808,16 +3814,20 @@
       <w:r>
         <w:rPr>
           <w:rFonts w:asciiTheme="majorHAnsi" w:hAnsiTheme="majorHAnsi" w:cstheme="majorHAnsi"/>
-          <w:rPrChange w:id="336" w:author="neal chaisson" w:date="2026-08-23T23:06:00Z" w16du:dateUtc="2026-08-24T03:06:00Z">
+          <w:rPrChange w:id="337" w:author="neal chaisson" w:date="2026-08-23T23:06:00Z" w16du:dateUtc="2026-08-24T03:06:00Z">
             <w:rPr/>
           </w:rPrChange>
         </w:rPr>
         <w:t xml:space="preserve">Interface IV is </w:t>
       </w:r>
       <w:r>
-        <w:t>not in series with the systemic gradient in the same arithmetic sense. It has its own upstream and downstream pressures, PAPm and LAP, and its own resistance. What ties it to the other three is cardiac output, which in the steady state is identical on both sides of the heart. That single shared term is what makes a right-sided problem present as a left-sided one</w:t>
-      </w:r>
-      <w:ins w:id="337" w:author="neal chaisson" w:date="2026-08-22T08:43:00Z" w16du:dateUtc="2026-08-22T12:43:00Z">
+        <w:t xml:space="preserve">not in series with the systemic gradient in the same arithmetic sense. It has its own upstream and downstream pressures, PAPm and LAP, and its own resistance. What ties it to the other three is cardiac output, which in the steady state is identical on both sides of the </w:t>
+      </w:r>
+      <w:r>
+        <w:lastRenderedPageBreak/>
+        <w:t>heart. That single shared term is what makes a right-sided problem present as a left-sided one</w:t>
+      </w:r>
+      <w:ins w:id="338" w:author="neal chaisson" w:date="2026-08-22T08:43:00Z" w16du:dateUtc="2026-08-22T12:43:00Z">
         <w:r>
           <w:t xml:space="preserve"> too</w:t>
         </w:r>
@@ -3825,17 +3835,17 @@
       <w:r>
         <w:t xml:space="preserve">. A right ventricle that cannot generate flow across a high pulmonary vascular resistance limits left ventricular filling, and no amount of left-sided contractility </w:t>
       </w:r>
-      <w:del w:id="338" w:author="neal chaisson" w:date="2026-08-22T08:43:00Z" w16du:dateUtc="2026-08-22T12:43:00Z">
+      <w:del w:id="339" w:author="neal chaisson" w:date="2026-08-22T08:43:00Z" w16du:dateUtc="2026-08-22T12:43:00Z">
         <w:r>
           <w:delText xml:space="preserve">recovers </w:delText>
         </w:r>
       </w:del>
-      <w:ins w:id="339" w:author="neal chaisson" w:date="2026-08-22T08:43:00Z" w16du:dateUtc="2026-08-22T12:43:00Z">
+      <w:ins w:id="340" w:author="neal chaisson" w:date="2026-08-22T08:43:00Z" w16du:dateUtc="2026-08-22T12:43:00Z">
         <w:r>
           <w:t>can overcome that</w:t>
         </w:r>
       </w:ins>
-      <w:del w:id="340" w:author="neal chaisson" w:date="2026-08-22T08:43:00Z" w16du:dateUtc="2026-08-22T12:43:00Z">
+      <w:del w:id="341" w:author="neal chaisson" w:date="2026-08-22T08:43:00Z" w16du:dateUtc="2026-08-22T12:43:00Z">
         <w:r>
           <w:delText>it</w:delText>
         </w:r>
@@ -3846,18 +3856,30 @@
     </w:p>
     <w:p>
       <w:r>
-        <w:t xml:space="preserve">Rola and colleagues formalized this reading of the model, arguing that shock should be approached interface by interface and that therapy should target the weakest link rather than a population-level pressure target. Their worked example is instructive: a patient with a </w:t>
-      </w:r>
-      <w:r>
-        <w:lastRenderedPageBreak/>
-        <w:t>hyperdynamic left ventricle and a persistently low stroke volume in whom neither vasopressor titration nor fluid loading restored perfusion, because the limiting lesion was right ventricular to pulmonary arterial uncoupling at Interface IV. The intervention that worked was the one aimed at the failing interface.</w:t>
+        <w:t>Rola and colleagues formalized this reading of the model, arguing that shock should be approached interface by interface and that therapy should target the weakest link rather than a population-level pressure target</w:t>
+      </w:r>
+      <w:ins w:id="342" w:author="neal chaisson" w:date="2026-08-27T08:15:00Z" w16du:dateUtc="2026-08-27T12:15:00Z">
+        <w:r>
+          <w:t xml:space="preserve"> (ie: MAP &gt;60-65)</w:t>
+        </w:r>
+      </w:ins>
+      <w:r>
+        <w:t>. Their worked example is instructive: a patient with a hyperdynamic left ventricle and a persistently low stroke volume in whom neither vasopressor titration nor fluid loading restored perfusion</w:t>
+      </w:r>
+      <w:del w:id="343" w:author="neal chaisson" w:date="2026-08-27T08:16:00Z" w16du:dateUtc="2026-08-27T12:16:00Z">
+        <w:r>
+          <w:delText>,</w:delText>
+        </w:r>
+      </w:del>
+      <w:r>
+        <w:t xml:space="preserve"> because the limiting lesion was right ventricular to pulmonary arterial uncoupling at Interface IV. The intervention that worked was the one aimed at the failing interface.</w:t>
       </w:r>
     </w:p>
     <w:p>
       <w:r>
         <w:t xml:space="preserve">One final structural point. The thoracic cavity contains both </w:t>
       </w:r>
-      <w:ins w:id="341" w:author="neal chaisson" w:date="2026-08-22T08:56:00Z" w16du:dateUtc="2026-08-22T12:56:00Z">
+      <w:ins w:id="344" w:author="neal chaisson" w:date="2026-08-22T08:56:00Z" w16du:dateUtc="2026-08-22T12:56:00Z">
         <w:r>
           <w:t xml:space="preserve">the right and left </w:t>
         </w:r>
@@ -3865,7 +3887,7 @@
       <w:r>
         <w:t>heart</w:t>
       </w:r>
-      <w:del w:id="342" w:author="neal chaisson" w:date="2026-08-22T08:56:00Z" w16du:dateUtc="2026-08-22T12:56:00Z">
+      <w:del w:id="345" w:author="neal chaisson" w:date="2026-08-22T08:56:00Z" w16du:dateUtc="2026-08-22T12:56:00Z">
         <w:r>
           <w:delText>s</w:delText>
         </w:r>
@@ -3873,12 +3895,12 @@
       <w:r>
         <w:t xml:space="preserve"> and the entire pulmonary circuit, and every breath, spontaneous or mechanical, changes the pressure surrounding all of them at </w:t>
       </w:r>
-      <w:del w:id="343" w:author="neal chaisson" w:date="2026-08-22T08:56:00Z" w16du:dateUtc="2026-08-22T12:56:00Z">
+      <w:del w:id="346" w:author="neal chaisson" w:date="2026-08-22T08:56:00Z" w16du:dateUtc="2026-08-22T12:56:00Z">
         <w:r>
           <w:delText>once</w:delText>
         </w:r>
       </w:del>
-      <w:ins w:id="344" w:author="neal chaisson" w:date="2026-08-22T08:56:00Z" w16du:dateUtc="2026-08-22T12:56:00Z">
+      <w:ins w:id="347" w:author="neal chaisson" w:date="2026-08-22T08:56:00Z" w16du:dateUtc="2026-08-22T12:56:00Z">
         <w:r>
           <w:t>the same time</w:t>
         </w:r>
@@ -3886,7 +3908,7 @@
       <w:r>
         <w:t xml:space="preserve">. Heart-lung interaction is </w:t>
       </w:r>
-      <w:del w:id="345" w:author="neal chaisson" w:date="2026-08-22T08:57:00Z" w16du:dateUtc="2026-08-22T12:57:00Z">
+      <w:del w:id="348" w:author="neal chaisson" w:date="2026-08-22T08:57:00Z" w16du:dateUtc="2026-08-22T12:57:00Z">
         <w:r>
           <w:delText xml:space="preserve">therefore not a fifth interface and not a later topic. It is </w:delText>
         </w:r>
@@ -3894,12 +3916,12 @@
       <w:r>
         <w:t>a perturbation applied simultaneously to Interfaces I, III and IV</w:t>
       </w:r>
-      <w:del w:id="346" w:author="neal chaisson" w:date="2026-08-22T08:58:00Z" w16du:dateUtc="2026-08-22T12:58:00Z">
+      <w:del w:id="349" w:author="neal chaisson" w:date="2026-08-22T08:58:00Z" w16du:dateUtc="2026-08-22T12:58:00Z">
         <w:r>
           <w:delText>, which is why it can be used as a diagnostic probe rather than merely tolerated as noise. That probe is the subject of</w:delText>
         </w:r>
       </w:del>
-      <w:ins w:id="347" w:author="neal chaisson" w:date="2026-08-22T08:58:00Z" w16du:dateUtc="2026-08-22T12:58:00Z">
+      <w:ins w:id="350" w:author="neal chaisson" w:date="2026-08-22T08:58:00Z" w16du:dateUtc="2026-08-22T12:58:00Z">
         <w:r>
           <w:t>.  We explore this further in</w:t>
         </w:r>
@@ -3910,12 +3932,12 @@
     </w:p>
     <w:p>
       <w:pPr>
-        <w:pStyle w:val="Heading2"/>
+        <w:pStyle w:val="Ttulo2"/>
       </w:pPr>
       <w:r>
         <w:t xml:space="preserve">Principle 2: the </w:t>
       </w:r>
-      <w:ins w:id="348" w:author="neal chaisson" w:date="2026-08-23T22:53:00Z" w16du:dateUtc="2026-08-24T02:53:00Z">
+      <w:ins w:id="351" w:author="neal chaisson" w:date="2026-08-23T22:53:00Z" w16du:dateUtc="2026-08-24T02:53:00Z">
         <w:r>
           <w:t xml:space="preserve">circulation </w:t>
         </w:r>
@@ -3928,7 +3950,7 @@
       <w:r>
         <w:t>The second principle is a conservation statement</w:t>
       </w:r>
-      <w:del w:id="349" w:author="neal chaisson" w:date="2026-08-23T23:10:00Z" w16du:dateUtc="2026-08-24T03:10:00Z">
+      <w:del w:id="352" w:author="neal chaisson" w:date="2026-08-23T23:10:00Z" w16du:dateUtc="2026-08-24T03:10:00Z">
         <w:r>
           <w:delText>, and conservation statements are the strongest claims in physiology because they do not depend on any mechanism being true</w:delText>
         </w:r>
@@ -3936,7 +3958,7 @@
       <w:r>
         <w:t xml:space="preserve">. The circulation is </w:t>
       </w:r>
-      <w:ins w:id="350" w:author="neal chaisson" w:date="2026-08-22T08:59:00Z" w16du:dateUtc="2026-08-22T12:59:00Z">
+      <w:ins w:id="353" w:author="neal chaisson" w:date="2026-08-22T08:59:00Z" w16du:dateUtc="2026-08-22T12:59:00Z">
         <w:r>
           <w:t xml:space="preserve">a </w:t>
         </w:r>
@@ -3944,7 +3966,7 @@
       <w:r>
         <w:t>closed</w:t>
       </w:r>
-      <w:ins w:id="351" w:author="neal chaisson" w:date="2026-08-22T08:59:00Z" w16du:dateUtc="2026-08-22T12:59:00Z">
+      <w:ins w:id="354" w:author="neal chaisson" w:date="2026-08-22T08:59:00Z" w16du:dateUtc="2026-08-22T12:59:00Z">
         <w:r>
           <w:t xml:space="preserve"> loop system</w:t>
         </w:r>
@@ -3956,36 +3978,33 @@
     <w:p>
       <w:pPr>
         <w:rPr>
-          <w:ins w:id="352" w:author="neal chaisson" w:date="2026-08-22T15:22:00Z" w16du:dateUtc="2026-08-22T19:22:00Z"/>
+          <w:ins w:id="355" w:author="neal chaisson" w:date="2026-08-22T15:22:00Z" w16du:dateUtc="2026-08-22T19:22:00Z"/>
         </w:rPr>
       </w:pPr>
       <w:r>
         <w:t xml:space="preserve">The Novice </w:t>
       </w:r>
-      <w:del w:id="353" w:author="neal chaisson" w:date="2026-08-23T23:10:00Z" w16du:dateUtc="2026-08-24T03:10:00Z">
+      <w:del w:id="356" w:author="neal chaisson" w:date="2026-08-23T23:10:00Z" w16du:dateUtc="2026-08-24T03:10:00Z">
         <w:r>
           <w:delText xml:space="preserve">treatment </w:delText>
         </w:r>
       </w:del>
-      <w:ins w:id="354" w:author="neal chaisson" w:date="2026-08-23T23:10:00Z" w16du:dateUtc="2026-08-24T03:10:00Z">
-        <w:r>
-          <w:t>modules</w:t>
-        </w:r>
-        <w:r>
-          <w:t xml:space="preserve"> </w:t>
-        </w:r>
-      </w:ins>
-      <w:del w:id="355" w:author="neal chaisson" w:date="2026-08-22T08:59:00Z" w16du:dateUtc="2026-08-22T12:59:00Z">
+      <w:ins w:id="357" w:author="neal chaisson" w:date="2026-08-23T23:10:00Z" w16du:dateUtc="2026-08-24T03:10:00Z">
+        <w:r>
+          <w:t xml:space="preserve">modules </w:t>
+        </w:r>
+      </w:ins>
+      <w:del w:id="358" w:author="neal chaisson" w:date="2026-08-22T08:59:00Z" w16du:dateUtc="2026-08-22T12:59:00Z">
         <w:r>
           <w:delText>stopped there</w:delText>
         </w:r>
       </w:del>
-      <w:ins w:id="356" w:author="neal chaisson" w:date="2026-08-22T08:59:00Z" w16du:dateUtc="2026-08-22T12:59:00Z">
+      <w:ins w:id="359" w:author="neal chaisson" w:date="2026-08-22T08:59:00Z" w16du:dateUtc="2026-08-22T12:59:00Z">
         <w:r>
           <w:t xml:space="preserve">explored this concept in its infancy by connecting </w:t>
         </w:r>
       </w:ins>
-      <w:ins w:id="357" w:author="neal chaisson" w:date="2026-08-22T09:00:00Z" w16du:dateUtc="2026-08-22T13:00:00Z">
+      <w:ins w:id="360" w:author="neal chaisson" w:date="2026-08-22T09:00:00Z" w16du:dateUtc="2026-08-22T13:00:00Z">
         <w:r>
           <w:t>equations through a common denominator of cardiac output [link to appropriate novice module here]</w:t>
         </w:r>
@@ -3993,12 +4012,12 @@
       <w:r>
         <w:t xml:space="preserve">. Three refinements </w:t>
       </w:r>
-      <w:del w:id="358" w:author="neal chaisson" w:date="2026-08-22T09:00:00Z" w16du:dateUtc="2026-08-22T13:00:00Z">
+      <w:del w:id="361" w:author="neal chaisson" w:date="2026-08-22T09:00:00Z" w16du:dateUtc="2026-08-22T13:00:00Z">
         <w:r>
           <w:delText xml:space="preserve">make </w:delText>
         </w:r>
       </w:del>
-      <w:ins w:id="359" w:author="neal chaisson" w:date="2026-08-22T09:00:00Z" w16du:dateUtc="2026-08-22T13:00:00Z">
+      <w:ins w:id="362" w:author="neal chaisson" w:date="2026-08-22T09:00:00Z" w16du:dateUtc="2026-08-22T13:00:00Z">
         <w:r>
           <w:t xml:space="preserve">improve upon </w:t>
         </w:r>
@@ -4006,7 +4025,7 @@
       <w:r>
         <w:t>the principle</w:t>
       </w:r>
-      <w:del w:id="360" w:author="neal chaisson" w:date="2026-08-22T09:00:00Z" w16du:dateUtc="2026-08-22T13:00:00Z">
+      <w:del w:id="363" w:author="neal chaisson" w:date="2026-08-22T09:00:00Z" w16du:dateUtc="2026-08-22T13:00:00Z">
         <w:r>
           <w:delText xml:space="preserve"> usable</w:delText>
         </w:r>
@@ -4017,18 +4036,18 @@
     </w:p>
     <w:p>
       <w:pPr>
-        <w:pStyle w:val="Heading3"/>
+        <w:pStyle w:val="Ttulo3"/>
         <w:shd w:val="clear" w:color="auto" w:fill="FAF9F7"/>
         <w:spacing w:before="330" w:after="60"/>
         <w:rPr>
-          <w:ins w:id="361" w:author="neal chaisson" w:date="2026-08-22T15:22:00Z" w16du:dateUtc="2026-08-22T19:22:00Z"/>
+          <w:ins w:id="364" w:author="neal chaisson" w:date="2026-08-22T15:22:00Z" w16du:dateUtc="2026-08-22T19:22:00Z"/>
           <w:rFonts w:ascii="Segoe UI" w:hAnsi="Segoe UI" w:cs="Segoe UI"/>
           <w:color w:val="1F3A5F"/>
           <w:sz w:val="26"/>
           <w:szCs w:val="26"/>
         </w:rPr>
       </w:pPr>
-      <w:ins w:id="362" w:author="neal chaisson" w:date="2026-08-22T15:22:00Z" w16du:dateUtc="2026-08-22T19:22:00Z">
+      <w:ins w:id="365" w:author="neal chaisson" w:date="2026-08-22T15:22:00Z" w16du:dateUtc="2026-08-22T19:22:00Z">
         <w:r>
           <w:rPr>
             <w:rFonts w:ascii="Segoe UI" w:hAnsi="Segoe UI" w:cs="Segoe UI"/>
@@ -4045,7 +4064,7 @@
       <w:r>
         <w:t xml:space="preserve">Right and left ventricular outputs are equal when averaged over several cardiac cycles, and they are routinely unequal within a single respiratory cycle. This is not a technicality. It is the physical basis of every dynamic index of fluid responsiveness that this curriculum </w:t>
       </w:r>
-      <w:del w:id="363" w:author="neal chaisson" w:date="2026-08-23T23:11:00Z" w16du:dateUtc="2026-08-24T03:11:00Z">
+      <w:del w:id="366" w:author="neal chaisson" w:date="2026-08-23T23:11:00Z" w16du:dateUtc="2026-08-24T03:11:00Z">
         <w:r>
           <w:delText xml:space="preserve">later </w:delText>
         </w:r>
@@ -4053,12 +4072,12 @@
       <w:r>
         <w:t xml:space="preserve">teaches. </w:t>
       </w:r>
-      <w:del w:id="364" w:author="neal chaisson" w:date="2026-08-22T09:01:00Z" w16du:dateUtc="2026-08-22T13:01:00Z">
+      <w:del w:id="367" w:author="neal chaisson" w:date="2026-08-22T09:01:00Z" w16du:dateUtc="2026-08-22T13:01:00Z">
         <w:r>
           <w:delText xml:space="preserve">As Michard sets out, </w:delText>
         </w:r>
       </w:del>
-      <w:ins w:id="365" w:author="neal chaisson" w:date="2026-08-22T09:01:00Z" w16du:dateUtc="2026-08-22T13:01:00Z">
+      <w:ins w:id="368" w:author="neal chaisson" w:date="2026-08-22T09:01:00Z" w16du:dateUtc="2026-08-22T13:01:00Z">
         <w:r>
           <w:t xml:space="preserve">For example, </w:t>
         </w:r>
@@ -4066,17 +4085,22 @@
       <w:r>
         <w:t>mechanical ventilation induces cyclic changes in vena caval flow, then pulmonary arterial flow, then aortic flow, and the resulting swing in arterial pressure is what pulse pressure variation measures</w:t>
       </w:r>
-      <w:ins w:id="366" w:author="neal chaisson" w:date="2026-08-23T23:11:00Z" w16du:dateUtc="2026-08-24T03:11:00Z">
+      <w:ins w:id="369" w:author="neal chaisson" w:date="2026-08-23T23:11:00Z" w16du:dateUtc="2026-08-24T03:11:00Z">
         <w:r>
           <w:t>.</w:t>
         </w:r>
       </w:ins>
-      <w:del w:id="367" w:author="neal chaisson" w:date="2026-08-23T23:11:00Z" w16du:dateUtc="2026-08-24T03:11:00Z">
+      <w:ins w:id="370" w:author="neal chaisson" w:date="2026-08-27T08:17:00Z" w16du:dateUtc="2026-08-27T12:17:00Z">
+        <w:r>
+          <w:t xml:space="preserve"> </w:t>
+        </w:r>
+      </w:ins>
+      <w:del w:id="371" w:author="neal chaisson" w:date="2026-08-23T23:11:00Z" w16du:dateUtc="2026-08-24T03:11:00Z">
         <w:r>
           <w:delText xml:space="preserve">. </w:delText>
         </w:r>
       </w:del>
-      <w:del w:id="368" w:author="neal chaisson" w:date="2026-08-22T09:02:00Z" w16du:dateUtc="2026-08-22T13:02:00Z">
+      <w:del w:id="372" w:author="neal chaisson" w:date="2026-08-22T09:02:00Z" w16du:dateUtc="2026-08-22T13:02:00Z">
         <w:r>
           <w:delText xml:space="preserve">If the loop balanced instantaneously, there would be no swing to measure and no test to perform. </w:delText>
         </w:r>
@@ -4084,7 +4108,7 @@
       <w:r>
         <w:t xml:space="preserve">Principle 2 is a statement about the time average, and </w:t>
       </w:r>
-      <w:del w:id="369" w:author="neal chaisson" w:date="2026-08-22T09:02:00Z" w16du:dateUtc="2026-08-22T13:02:00Z">
+      <w:del w:id="373" w:author="neal chaisson" w:date="2026-08-22T09:02:00Z" w16du:dateUtc="2026-08-22T13:02:00Z">
         <w:r>
           <w:delText xml:space="preserve">the </w:delText>
         </w:r>
@@ -4092,12 +4116,12 @@
       <w:r>
         <w:t xml:space="preserve">deviations from it carry </w:t>
       </w:r>
-      <w:del w:id="370" w:author="neal chaisson" w:date="2026-08-22T09:02:00Z" w16du:dateUtc="2026-08-22T13:02:00Z">
+      <w:del w:id="374" w:author="neal chaisson" w:date="2026-08-22T09:02:00Z" w16du:dateUtc="2026-08-22T13:02:00Z">
         <w:r>
           <w:delText xml:space="preserve">the </w:delText>
         </w:r>
       </w:del>
-      <w:ins w:id="371" w:author="neal chaisson" w:date="2026-08-22T09:02:00Z" w16du:dateUtc="2026-08-22T13:02:00Z">
+      <w:ins w:id="375" w:author="neal chaisson" w:date="2026-08-22T09:02:00Z" w16du:dateUtc="2026-08-22T13:02:00Z">
         <w:r>
           <w:t xml:space="preserve">important </w:t>
         </w:r>
@@ -4108,18 +4132,18 @@
     </w:p>
     <w:p>
       <w:pPr>
-        <w:pStyle w:val="Heading3"/>
+        <w:pStyle w:val="Ttulo3"/>
         <w:shd w:val="clear" w:color="auto" w:fill="FAF9F7"/>
         <w:spacing w:before="330" w:after="60"/>
         <w:rPr>
-          <w:ins w:id="372" w:author="neal chaisson" w:date="2026-08-22T15:23:00Z" w16du:dateUtc="2026-08-22T19:23:00Z"/>
+          <w:ins w:id="376" w:author="neal chaisson" w:date="2026-08-22T15:23:00Z" w16du:dateUtc="2026-08-22T19:23:00Z"/>
           <w:rFonts w:ascii="Segoe UI" w:hAnsi="Segoe UI" w:cs="Segoe UI"/>
           <w:color w:val="1F3A5F"/>
           <w:sz w:val="26"/>
           <w:szCs w:val="26"/>
         </w:rPr>
       </w:pPr>
-      <w:ins w:id="373" w:author="neal chaisson" w:date="2026-08-22T15:23:00Z" w16du:dateUtc="2026-08-22T19:23:00Z">
+      <w:ins w:id="377" w:author="neal chaisson" w:date="2026-08-22T15:23:00Z" w16du:dateUtc="2026-08-22T19:23:00Z">
         <w:r>
           <w:rPr>
             <w:rFonts w:ascii="Segoe UI" w:hAnsi="Segoe UI" w:cs="Segoe UI"/>
@@ -4134,20 +4158,21 @@
     <w:p>
       <w:pPr>
         <w:rPr>
-          <w:ins w:id="374" w:author="neal chaisson" w:date="2026-08-22T15:23:00Z" w16du:dateUtc="2026-08-22T19:23:00Z"/>
+          <w:ins w:id="378" w:author="neal chaisson" w:date="2026-08-22T15:23:00Z" w16du:dateUtc="2026-08-22T19:23:00Z"/>
         </w:rPr>
       </w:pPr>
     </w:p>
     <w:p>
       <w:r>
+        <w:lastRenderedPageBreak/>
         <w:t>If the two sides of the loop can differ transiently, wh</w:t>
       </w:r>
-      <w:ins w:id="375" w:author="neal chaisson" w:date="2026-08-23T23:11:00Z" w16du:dateUtc="2026-08-24T03:11:00Z">
+      <w:ins w:id="379" w:author="neal chaisson" w:date="2026-08-23T23:11:00Z" w16du:dateUtc="2026-08-24T03:11:00Z">
         <w:r>
           <w:t>at</w:t>
         </w:r>
       </w:ins>
-      <w:del w:id="376" w:author="neal chaisson" w:date="2026-08-23T23:11:00Z" w16du:dateUtc="2026-08-24T03:11:00Z">
+      <w:del w:id="380" w:author="neal chaisson" w:date="2026-08-23T23:11:00Z" w16du:dateUtc="2026-08-24T03:11:00Z">
         <w:r>
           <w:delText>y</w:delText>
         </w:r>
@@ -4155,12 +4180,12 @@
       <w:r>
         <w:t xml:space="preserve"> </w:t>
       </w:r>
-      <w:del w:id="377" w:author="neal chaisson" w:date="2026-08-22T09:02:00Z" w16du:dateUtc="2026-08-22T13:02:00Z">
+      <w:del w:id="381" w:author="neal chaisson" w:date="2026-08-22T09:02:00Z" w16du:dateUtc="2026-08-22T13:02:00Z">
         <w:r>
           <w:delText xml:space="preserve">does </w:delText>
         </w:r>
       </w:del>
-      <w:ins w:id="378" w:author="neal chaisson" w:date="2026-08-22T09:02:00Z" w16du:dateUtc="2026-08-22T13:02:00Z">
+      <w:ins w:id="382" w:author="neal chaisson" w:date="2026-08-22T09:02:00Z" w16du:dateUtc="2026-08-22T13:02:00Z">
         <w:r>
           <w:t xml:space="preserve">prevents </w:t>
         </w:r>
@@ -4168,12 +4193,12 @@
       <w:r>
         <w:t xml:space="preserve">the system </w:t>
       </w:r>
-      <w:del w:id="379" w:author="neal chaisson" w:date="2026-08-22T09:02:00Z" w16du:dateUtc="2026-08-22T13:02:00Z">
+      <w:del w:id="383" w:author="neal chaisson" w:date="2026-08-22T09:02:00Z" w16du:dateUtc="2026-08-22T13:02:00Z">
         <w:r>
           <w:delText xml:space="preserve">not </w:delText>
         </w:r>
       </w:del>
-      <w:ins w:id="380" w:author="neal chaisson" w:date="2026-08-22T09:02:00Z" w16du:dateUtc="2026-08-22T13:02:00Z">
+      <w:ins w:id="384" w:author="neal chaisson" w:date="2026-08-22T09:02:00Z" w16du:dateUtc="2026-08-22T13:02:00Z">
         <w:r>
           <w:t xml:space="preserve">from </w:t>
         </w:r>
@@ -4181,7 +4206,7 @@
       <w:r>
         <w:t>run</w:t>
       </w:r>
-      <w:ins w:id="381" w:author="neal chaisson" w:date="2026-08-22T09:02:00Z" w16du:dateUtc="2026-08-22T13:02:00Z">
+      <w:ins w:id="385" w:author="neal chaisson" w:date="2026-08-22T09:02:00Z" w16du:dateUtc="2026-08-22T13:02:00Z">
         <w:r>
           <w:t>ning</w:t>
         </w:r>
@@ -4189,12 +4214,12 @@
       <w:r>
         <w:t xml:space="preserve"> away? </w:t>
       </w:r>
-      <w:del w:id="382" w:author="neal chaisson" w:date="2026-08-22T09:03:00Z" w16du:dateUtc="2026-08-22T13:03:00Z">
+      <w:del w:id="386" w:author="neal chaisson" w:date="2026-08-22T09:03:00Z" w16du:dateUtc="2026-08-22T13:03:00Z">
         <w:r>
           <w:delText>Because of t</w:delText>
         </w:r>
       </w:del>
-      <w:ins w:id="383" w:author="neal chaisson" w:date="2026-08-22T09:03:00Z" w16du:dateUtc="2026-08-22T13:03:00Z">
+      <w:ins w:id="387" w:author="neal chaisson" w:date="2026-08-22T09:03:00Z" w16du:dateUtc="2026-08-22T13:03:00Z">
         <w:r>
           <w:t>T</w:t>
         </w:r>
@@ -4202,29 +4227,25 @@
       <w:r>
         <w:t xml:space="preserve">he compliance asymmetry </w:t>
       </w:r>
-      <w:del w:id="384" w:author="neal chaisson" w:date="2026-08-22T09:03:00Z" w16du:dateUtc="2026-08-22T13:03:00Z">
+      <w:del w:id="388" w:author="neal chaisson" w:date="2026-08-22T09:03:00Z" w16du:dateUtc="2026-08-22T13:03:00Z">
         <w:r>
           <w:delText>already mentioned</w:delText>
         </w:r>
       </w:del>
-      <w:ins w:id="385" w:author="neal chaisson" w:date="2026-08-22T09:03:00Z" w16du:dateUtc="2026-08-22T13:03:00Z">
+      <w:ins w:id="389" w:author="neal chaisson" w:date="2026-08-22T09:03:00Z" w16du:dateUtc="2026-08-22T13:03:00Z">
         <w:r>
           <w:t>between the venous and arterial tree stabilize the system</w:t>
         </w:r>
       </w:ins>
       <w:r>
-        <w:t xml:space="preserve">. Venous compliance is almost forty times arterial </w:t>
-      </w:r>
-      <w:r>
-        <w:lastRenderedPageBreak/>
-        <w:t xml:space="preserve">compliance. Move a small volume from the veins into the arteries and arterial pressure rises appreciably while venous pressure falls only slightly. The rise in arterial pressure increases flow out of the arterial compartment and the fall in venous pressure reduces the gradient driving return, so both changes oppose the shift that produced them. The loop is a negative feedback system by virtue of its geometry alone, </w:t>
-      </w:r>
-      <w:del w:id="386" w:author="neal chaisson" w:date="2026-08-22T09:04:00Z" w16du:dateUtc="2026-08-22T13:04:00Z">
+        <w:t xml:space="preserve">. Venous compliance is almost forty times arterial compliance. Move a small volume from the veins into the arteries and arterial pressure rises appreciably while venous pressure falls only slightly. The rise in arterial pressure increases flow out of the arterial compartment and the fall in venous pressure reduces the gradient driving return, so both changes oppose the shift that produced them. The loop is a negative feedback system by virtue of its geometry alone, </w:t>
+      </w:r>
+      <w:del w:id="390" w:author="neal chaisson" w:date="2026-08-22T09:04:00Z" w16du:dateUtc="2026-08-22T13:04:00Z">
         <w:r>
           <w:delText>with no reflex required</w:delText>
         </w:r>
       </w:del>
-      <w:ins w:id="387" w:author="neal chaisson" w:date="2026-08-22T09:04:00Z" w16du:dateUtc="2026-08-22T13:04:00Z">
+      <w:ins w:id="391" w:author="neal chaisson" w:date="2026-08-22T09:04:00Z" w16du:dateUtc="2026-08-22T13:04:00Z">
         <w:r>
           <w:t>keeping the system in check</w:t>
         </w:r>
@@ -4240,18 +4261,18 @@
     </w:p>
     <w:p>
       <w:pPr>
-        <w:pStyle w:val="Heading3"/>
+        <w:pStyle w:val="Ttulo3"/>
         <w:shd w:val="clear" w:color="auto" w:fill="FAF9F7"/>
         <w:spacing w:before="330" w:after="60"/>
         <w:rPr>
-          <w:ins w:id="388" w:author="neal chaisson" w:date="2026-08-22T15:27:00Z" w16du:dateUtc="2026-08-22T19:27:00Z"/>
+          <w:ins w:id="392" w:author="neal chaisson" w:date="2026-08-22T15:27:00Z" w16du:dateUtc="2026-08-22T19:27:00Z"/>
           <w:rFonts w:ascii="Segoe UI" w:hAnsi="Segoe UI" w:cs="Segoe UI"/>
           <w:color w:val="1F3A5F"/>
           <w:sz w:val="26"/>
           <w:szCs w:val="26"/>
         </w:rPr>
       </w:pPr>
-      <w:ins w:id="389" w:author="neal chaisson" w:date="2026-08-22T15:27:00Z" w16du:dateUtc="2026-08-22T19:27:00Z">
+      <w:ins w:id="393" w:author="neal chaisson" w:date="2026-08-22T15:27:00Z" w16du:dateUtc="2026-08-22T19:27:00Z">
         <w:r>
           <w:rPr>
             <w:rFonts w:ascii="Segoe UI" w:hAnsi="Segoe UI" w:cs="Segoe UI"/>
@@ -4262,7 +4283,7 @@
           <w:t xml:space="preserve">The intersection </w:t>
         </w:r>
       </w:ins>
-      <w:ins w:id="390" w:author="neal chaisson" w:date="2026-08-22T15:30:00Z" w16du:dateUtc="2026-08-22T19:30:00Z">
+      <w:ins w:id="394" w:author="neal chaisson" w:date="2026-08-22T15:30:00Z" w16du:dateUtc="2026-08-22T19:30:00Z">
         <w:r>
           <w:rPr>
             <w:rFonts w:ascii="Segoe UI" w:hAnsi="Segoe UI" w:cs="Segoe UI"/>
@@ -4270,10 +4291,32 @@
             <w:sz w:val="26"/>
             <w:szCs w:val="26"/>
           </w:rPr>
-          <w:t>of two curves serve as</w:t>
-        </w:r>
-      </w:ins>
-      <w:ins w:id="391" w:author="neal chaisson" w:date="2026-08-22T15:27:00Z" w16du:dateUtc="2026-08-22T19:27:00Z">
+          <w:t>of two curves serve</w:t>
+        </w:r>
+      </w:ins>
+      <w:ins w:id="395" w:author="neal chaisson" w:date="2026-08-27T08:18:00Z" w16du:dateUtc="2026-08-27T12:18:00Z">
+        <w:r>
+          <w:rPr>
+            <w:rFonts w:ascii="Segoe UI" w:hAnsi="Segoe UI" w:cs="Segoe UI"/>
+            <w:color w:val="1F3A5F"/>
+            <w:sz w:val="26"/>
+            <w:szCs w:val="26"/>
+          </w:rPr>
+          <w:t>s</w:t>
+        </w:r>
+      </w:ins>
+      <w:ins w:id="396" w:author="neal chaisson" w:date="2026-08-22T15:30:00Z" w16du:dateUtc="2026-08-22T19:30:00Z">
+        <w:r>
+          <w:rPr>
+            <w:rFonts w:ascii="Segoe UI" w:hAnsi="Segoe UI" w:cs="Segoe UI"/>
+            <w:color w:val="1F3A5F"/>
+            <w:sz w:val="26"/>
+            <w:szCs w:val="26"/>
+          </w:rPr>
+          <w:t xml:space="preserve"> as</w:t>
+        </w:r>
+      </w:ins>
+      <w:ins w:id="397" w:author="neal chaisson" w:date="2026-08-22T15:27:00Z" w16du:dateUtc="2026-08-22T19:27:00Z">
         <w:r>
           <w:rPr>
             <w:rFonts w:ascii="Segoe UI" w:hAnsi="Segoe UI" w:cs="Segoe UI"/>
@@ -4288,7 +4331,7 @@
     <w:p>
       <w:pPr>
         <w:rPr>
-          <w:ins w:id="392" w:author="neal chaisson" w:date="2026-08-22T15:27:00Z" w16du:dateUtc="2026-08-22T19:27:00Z"/>
+          <w:ins w:id="398" w:author="neal chaisson" w:date="2026-08-22T15:27:00Z" w16du:dateUtc="2026-08-22T19:27:00Z"/>
         </w:rPr>
       </w:pPr>
     </w:p>
@@ -4296,12 +4339,12 @@
       <w:r>
         <w:t xml:space="preserve">The familiar </w:t>
       </w:r>
-      <w:del w:id="393" w:author="neal chaisson" w:date="2026-08-22T15:27:00Z" w16du:dateUtc="2026-08-22T19:27:00Z">
+      <w:del w:id="399" w:author="neal chaisson" w:date="2026-08-22T15:27:00Z" w16du:dateUtc="2026-08-22T19:27:00Z">
         <w:r>
           <w:delText>picture</w:delText>
         </w:r>
       </w:del>
-      <w:ins w:id="394" w:author="neal chaisson" w:date="2026-08-22T15:27:00Z" w16du:dateUtc="2026-08-22T19:27:00Z">
+      <w:ins w:id="400" w:author="neal chaisson" w:date="2026-08-22T15:27:00Z" w16du:dateUtc="2026-08-22T19:27:00Z">
         <w:r>
           <w:t>graphs below</w:t>
         </w:r>
@@ -4309,7 +4352,7 @@
       <w:r>
         <w:t xml:space="preserve"> place</w:t>
       </w:r>
-      <w:del w:id="395" w:author="neal chaisson" w:date="2026-08-22T15:27:00Z" w16du:dateUtc="2026-08-22T19:27:00Z">
+      <w:del w:id="401" w:author="neal chaisson" w:date="2026-08-22T15:27:00Z" w16du:dateUtc="2026-08-22T19:27:00Z">
         <w:r>
           <w:delText>s</w:delText>
         </w:r>
@@ -4317,12 +4360,12 @@
       <w:r>
         <w:t xml:space="preserve"> the venous return curve and the cardiac function curve on shared axes</w:t>
       </w:r>
-      <w:ins w:id="396" w:author="neal chaisson" w:date="2026-08-22T15:27:00Z" w16du:dateUtc="2026-08-22T19:27:00Z">
+      <w:ins w:id="402" w:author="neal chaisson" w:date="2026-08-22T15:27:00Z" w16du:dateUtc="2026-08-22T19:27:00Z">
         <w:r>
           <w:t>;</w:t>
         </w:r>
       </w:ins>
-      <w:del w:id="397" w:author="neal chaisson" w:date="2026-08-22T15:27:00Z" w16du:dateUtc="2026-08-22T19:27:00Z">
+      <w:del w:id="403" w:author="neal chaisson" w:date="2026-08-22T15:27:00Z" w16du:dateUtc="2026-08-22T19:27:00Z">
         <w:r>
           <w:delText>,</w:delText>
         </w:r>
@@ -4330,12 +4373,12 @@
       <w:r>
         <w:t xml:space="preserve"> flow</w:t>
       </w:r>
-      <w:ins w:id="398" w:author="neal chaisson" w:date="2026-08-22T12:55:00Z" w16du:dateUtc="2026-08-22T16:55:00Z">
+      <w:ins w:id="404" w:author="neal chaisson" w:date="2026-08-22T12:55:00Z" w16du:dateUtc="2026-08-22T16:55:00Z">
         <w:r>
           <w:t xml:space="preserve"> on the y-axis</w:t>
         </w:r>
       </w:ins>
-      <w:del w:id="399" w:author="neal chaisson" w:date="2026-08-22T12:55:00Z" w16du:dateUtc="2026-08-22T16:55:00Z">
+      <w:del w:id="405" w:author="neal chaisson" w:date="2026-08-22T12:55:00Z" w16du:dateUtc="2026-08-22T16:55:00Z">
         <w:r>
           <w:delText xml:space="preserve"> against</w:delText>
         </w:r>
@@ -4343,7 +4386,7 @@
       <w:r>
         <w:t xml:space="preserve"> </w:t>
       </w:r>
-      <w:ins w:id="400" w:author="neal chaisson" w:date="2026-08-22T12:55:00Z" w16du:dateUtc="2026-08-22T16:55:00Z">
+      <w:ins w:id="406" w:author="neal chaisson" w:date="2026-08-22T12:55:00Z" w16du:dateUtc="2026-08-22T16:55:00Z">
         <w:r>
           <w:t xml:space="preserve">and </w:t>
         </w:r>
@@ -4351,32 +4394,32 @@
       <w:r>
         <w:t>right atrial pressure</w:t>
       </w:r>
-      <w:ins w:id="401" w:author="neal chaisson" w:date="2026-08-22T12:55:00Z" w16du:dateUtc="2026-08-22T16:55:00Z">
+      <w:ins w:id="407" w:author="neal chaisson" w:date="2026-08-22T12:55:00Z" w16du:dateUtc="2026-08-22T16:55:00Z">
         <w:r>
           <w:t xml:space="preserve"> on the x-axis.  </w:t>
         </w:r>
       </w:ins>
-      <w:del w:id="402" w:author="neal chaisson" w:date="2026-08-22T12:55:00Z" w16du:dateUtc="2026-08-22T16:55:00Z">
+      <w:del w:id="408" w:author="neal chaisson" w:date="2026-08-22T12:55:00Z" w16du:dateUtc="2026-08-22T16:55:00Z">
         <w:r>
           <w:delText xml:space="preserve">, </w:delText>
         </w:r>
       </w:del>
-      <w:del w:id="403" w:author="neal chaisson" w:date="2026-08-22T12:56:00Z" w16du:dateUtc="2026-08-22T16:56:00Z">
+      <w:del w:id="409" w:author="neal chaisson" w:date="2026-08-22T12:56:00Z" w16du:dateUtc="2026-08-22T16:56:00Z">
         <w:r>
           <w:delText>and identifies their intersection as the operating point</w:delText>
         </w:r>
       </w:del>
-      <w:del w:id="404" w:author="neal chaisson" w:date="2026-08-22T15:28:00Z" w16du:dateUtc="2026-08-22T19:28:00Z">
+      <w:del w:id="410" w:author="neal chaisson" w:date="2026-08-22T15:28:00Z" w16du:dateUtc="2026-08-22T19:28:00Z">
         <w:r>
           <w:delText xml:space="preserve">. </w:delText>
         </w:r>
       </w:del>
-      <w:del w:id="405" w:author="neal chaisson" w:date="2026-08-22T12:57:00Z" w16du:dateUtc="2026-08-22T16:57:00Z">
+      <w:del w:id="411" w:author="neal chaisson" w:date="2026-08-22T12:57:00Z" w16du:dateUtc="2026-08-22T16:57:00Z">
         <w:r>
           <w:delText>The construction is legitimate b</w:delText>
         </w:r>
       </w:del>
-      <w:ins w:id="406" w:author="neal chaisson" w:date="2026-08-22T12:57:00Z" w16du:dateUtc="2026-08-22T16:57:00Z">
+      <w:ins w:id="412" w:author="neal chaisson" w:date="2026-08-22T12:57:00Z" w16du:dateUtc="2026-08-22T16:57:00Z">
         <w:r>
           <w:t>B</w:t>
         </w:r>
@@ -4384,12 +4427,12 @@
       <w:r>
         <w:t xml:space="preserve">ecause both functions relate the same two variables, </w:t>
       </w:r>
-      <w:ins w:id="407" w:author="neal chaisson" w:date="2026-08-22T12:57:00Z" w16du:dateUtc="2026-08-22T16:57:00Z">
+      <w:ins w:id="413" w:author="neal chaisson" w:date="2026-08-22T12:57:00Z" w16du:dateUtc="2026-08-22T16:57:00Z">
         <w:r>
           <w:t>their intersection serves as the operating point</w:t>
         </w:r>
       </w:ins>
-      <w:del w:id="408" w:author="neal chaisson" w:date="2026-08-22T12:57:00Z" w16du:dateUtc="2026-08-22T16:57:00Z">
+      <w:del w:id="414" w:author="neal chaisson" w:date="2026-08-22T12:57:00Z" w16du:dateUtc="2026-08-22T16:57:00Z">
         <w:r>
           <w:delText>so the only pair of values consistent with both is where they cross</w:delText>
         </w:r>
@@ -4463,53 +4506,15 @@
       <w:pPr>
         <w:pStyle w:val="NormalWeb"/>
         <w:rPr>
-          <w:ins w:id="409" w:author="neal chaisson" w:date="2026-08-22T16:00:00Z" w16du:dateUtc="2026-08-22T20:00:00Z"/>
+          <w:ins w:id="415" w:author="neal chaisson" w:date="2026-08-22T16:00:00Z" w16du:dateUtc="2026-08-22T20:00:00Z"/>
           <w:rFonts w:asciiTheme="majorHAnsi" w:hAnsiTheme="majorHAnsi" w:cstheme="majorHAnsi"/>
-          <w:rPrChange w:id="410" w:author="neal chaisson" w:date="2026-08-22T16:01:00Z" w16du:dateUtc="2026-08-22T20:01:00Z">
+          <w:rPrChange w:id="416" w:author="neal chaisson" w:date="2026-08-22T16:01:00Z" w16du:dateUtc="2026-08-22T20:01:00Z">
             <w:rPr>
-              <w:ins w:id="411" w:author="neal chaisson" w:date="2026-08-22T16:00:00Z" w16du:dateUtc="2026-08-22T20:00:00Z"/>
+              <w:ins w:id="417" w:author="neal chaisson" w:date="2026-08-22T16:00:00Z" w16du:dateUtc="2026-08-22T20:00:00Z"/>
             </w:rPr>
           </w:rPrChange>
         </w:rPr>
       </w:pPr>
-      <w:ins w:id="412" w:author="neal chaisson" w:date="2026-08-22T16:00:00Z" w16du:dateUtc="2026-08-22T20:00:00Z">
-        <w:r>
-          <w:rPr>
-            <w:rFonts w:asciiTheme="majorHAnsi" w:hAnsiTheme="majorHAnsi" w:cstheme="majorHAnsi"/>
-            <w:rPrChange w:id="413" w:author="neal chaisson" w:date="2026-08-22T16:01:00Z" w16du:dateUtc="2026-08-22T20:01:00Z">
-              <w:rPr/>
-            </w:rPrChange>
-          </w:rPr>
-          <w:t xml:space="preserve">What the graphs do not establish is causation. </w:t>
-        </w:r>
-      </w:ins>
-      <w:ins w:id="414" w:author="neal chaisson" w:date="2026-08-23T23:14:00Z" w16du:dateUtc="2026-08-24T03:14:00Z">
-        <w:r>
-          <w:rPr>
-            <w:rFonts w:asciiTheme="majorHAnsi" w:hAnsiTheme="majorHAnsi" w:cstheme="majorHAnsi"/>
-          </w:rPr>
-          <w:t xml:space="preserve">A casual evaluation of </w:t>
-        </w:r>
-      </w:ins>
-      <w:ins w:id="415" w:author="neal chaisson" w:date="2026-08-22T16:00:00Z" w16du:dateUtc="2026-08-22T20:00:00Z">
-        <w:r>
-          <w:rPr>
-            <w:rFonts w:asciiTheme="majorHAnsi" w:hAnsiTheme="majorHAnsi" w:cstheme="majorHAnsi"/>
-            <w:rPrChange w:id="416" w:author="neal chaisson" w:date="2026-08-22T16:01:00Z" w16du:dateUtc="2026-08-22T20:01:00Z">
-              <w:rPr/>
-            </w:rPrChange>
-          </w:rPr>
-          <w:t xml:space="preserve">Guyton's 1955 </w:t>
-        </w:r>
-      </w:ins>
-      <w:ins w:id="417" w:author="neal chaisson" w:date="2026-08-23T23:14:00Z" w16du:dateUtc="2026-08-24T03:14:00Z">
-        <w:r>
-          <w:rPr>
-            <w:rFonts w:asciiTheme="majorHAnsi" w:hAnsiTheme="majorHAnsi" w:cstheme="majorHAnsi"/>
-          </w:rPr>
-          <w:t>manuscript on venous return suggests</w:t>
-        </w:r>
-      </w:ins>
       <w:ins w:id="418" w:author="neal chaisson" w:date="2026-08-22T16:00:00Z" w16du:dateUtc="2026-08-22T20:00:00Z">
         <w:r>
           <w:rPr>
@@ -4518,7 +4523,7 @@
               <w:rPr/>
             </w:rPrChange>
           </w:rPr>
-          <w:t xml:space="preserve"> that right atrial pressure acts as a back pressure limiting venous return</w:t>
+          <w:t xml:space="preserve">What the graphs do not establish is causation. </w:t>
         </w:r>
       </w:ins>
       <w:ins w:id="420" w:author="neal chaisson" w:date="2026-08-23T23:14:00Z" w16du:dateUtc="2026-08-24T03:14:00Z">
@@ -4526,26 +4531,37 @@
           <w:rPr>
             <w:rFonts w:asciiTheme="majorHAnsi" w:hAnsiTheme="majorHAnsi" w:cstheme="majorHAnsi"/>
           </w:rPr>
-          <w:t>.  This notion</w:t>
-        </w:r>
-      </w:ins>
-      <w:ins w:id="421" w:author="neal chaisson" w:date="2026-08-22T16:00:00Z" w16du:dateUtc="2026-08-22T20:00:00Z">
-        <w:r>
-          <w:rPr>
-            <w:rFonts w:asciiTheme="majorHAnsi" w:hAnsiTheme="majorHAnsi" w:cstheme="majorHAnsi"/>
-            <w:rPrChange w:id="422" w:author="neal chaisson" w:date="2026-08-22T16:01:00Z" w16du:dateUtc="2026-08-22T20:01:00Z">
-              <w:rPr/>
-            </w:rPrChange>
-          </w:rPr>
-          <w:t xml:space="preserve"> </w:t>
-        </w:r>
-      </w:ins>
-      <w:ins w:id="423" w:author="neal chaisson" w:date="2026-08-23T23:15:00Z" w16du:dateUtc="2026-08-24T03:15:00Z">
+          <w:t>A ca</w:t>
+        </w:r>
+        <w:del w:id="421" w:author="Gustavo Adolfo Garcia Chavez" w:date="2026-08-27T13:32:00Z" w16du:dateUtc="2026-08-27T18:32:00Z">
+          <w:r>
+            <w:rPr>
+              <w:rFonts w:asciiTheme="majorHAnsi" w:hAnsiTheme="majorHAnsi" w:cstheme="majorHAnsi"/>
+            </w:rPr>
+            <w:delText>s</w:delText>
+          </w:r>
+        </w:del>
         <w:r>
           <w:rPr>
             <w:rFonts w:asciiTheme="majorHAnsi" w:hAnsiTheme="majorHAnsi" w:cstheme="majorHAnsi"/>
           </w:rPr>
-          <w:t xml:space="preserve">has been contested under the premise that Guyton’s </w:t>
+          <w:t>u</w:t>
+        </w:r>
+      </w:ins>
+      <w:ins w:id="422" w:author="Gustavo Adolfo Garcia Chavez" w:date="2026-08-27T13:32:00Z" w16du:dateUtc="2026-08-27T18:32:00Z">
+        <w:r>
+          <w:rPr>
+            <w:rFonts w:asciiTheme="majorHAnsi" w:hAnsiTheme="majorHAnsi" w:cstheme="majorHAnsi"/>
+          </w:rPr>
+          <w:t>s</w:t>
+        </w:r>
+      </w:ins>
+      <w:ins w:id="423" w:author="neal chaisson" w:date="2026-08-23T23:14:00Z" w16du:dateUtc="2026-08-24T03:14:00Z">
+        <w:r>
+          <w:rPr>
+            <w:rFonts w:asciiTheme="majorHAnsi" w:hAnsiTheme="majorHAnsi" w:cstheme="majorHAnsi"/>
+          </w:rPr>
+          <w:t xml:space="preserve">al evaluation of </w:t>
         </w:r>
       </w:ins>
       <w:ins w:id="424" w:author="neal chaisson" w:date="2026-08-22T16:00:00Z" w16du:dateUtc="2026-08-22T20:00:00Z">
@@ -4556,15 +4572,15 @@
               <w:rPr/>
             </w:rPrChange>
           </w:rPr>
-          <w:t xml:space="preserve">preparations set flow with a pump and measured right atrial pressure as the result. </w:t>
-        </w:r>
-      </w:ins>
-      <w:ins w:id="426" w:author="neal chaisson" w:date="2026-08-22T16:01:00Z" w16du:dateUtc="2026-08-22T20:01:00Z">
+          <w:t xml:space="preserve">Guyton's 1955 </w:t>
+        </w:r>
+      </w:ins>
+      <w:ins w:id="426" w:author="neal chaisson" w:date="2026-08-23T23:14:00Z" w16du:dateUtc="2026-08-24T03:14:00Z">
         <w:r>
           <w:rPr>
             <w:rFonts w:asciiTheme="majorHAnsi" w:hAnsiTheme="majorHAnsi" w:cstheme="majorHAnsi"/>
           </w:rPr>
-          <w:t>Guyton’s</w:t>
+          <w:t>manuscript on venous return suggests</w:t>
         </w:r>
       </w:ins>
       <w:ins w:id="427" w:author="neal chaisson" w:date="2026-08-22T16:00:00Z" w16du:dateUtc="2026-08-22T20:00:00Z">
@@ -4575,15 +4591,15 @@
               <w:rPr/>
             </w:rPrChange>
           </w:rPr>
-          <w:t xml:space="preserve"> curve puts the manipulated variable </w:t>
-        </w:r>
-      </w:ins>
-      <w:ins w:id="429" w:author="neal chaisson" w:date="2026-08-22T16:02:00Z" w16du:dateUtc="2026-08-22T20:02:00Z">
+          <w:t xml:space="preserve"> that right atrial pressure acts as a back pressure limiting venous return</w:t>
+        </w:r>
+      </w:ins>
+      <w:ins w:id="429" w:author="neal chaisson" w:date="2026-08-23T23:14:00Z" w16du:dateUtc="2026-08-24T03:14:00Z">
         <w:r>
           <w:rPr>
             <w:rFonts w:asciiTheme="majorHAnsi" w:hAnsiTheme="majorHAnsi" w:cstheme="majorHAnsi"/>
           </w:rPr>
-          <w:t xml:space="preserve">(flow) </w:t>
+          <w:t>.  This notion</w:t>
         </w:r>
       </w:ins>
       <w:ins w:id="430" w:author="neal chaisson" w:date="2026-08-22T16:00:00Z" w16du:dateUtc="2026-08-22T20:00:00Z">
@@ -4594,15 +4610,15 @@
               <w:rPr/>
             </w:rPrChange>
           </w:rPr>
-          <w:t xml:space="preserve">on the </w:t>
-        </w:r>
-      </w:ins>
-      <w:ins w:id="432" w:author="neal chaisson" w:date="2026-08-22T16:02:00Z" w16du:dateUtc="2026-08-22T20:02:00Z">
+          <w:t xml:space="preserve"> </w:t>
+        </w:r>
+      </w:ins>
+      <w:ins w:id="432" w:author="neal chaisson" w:date="2026-08-23T23:15:00Z" w16du:dateUtc="2026-08-24T03:15:00Z">
         <w:r>
           <w:rPr>
             <w:rFonts w:asciiTheme="majorHAnsi" w:hAnsiTheme="majorHAnsi" w:cstheme="majorHAnsi"/>
           </w:rPr>
-          <w:t>y-axis</w:t>
+          <w:t xml:space="preserve">has been contested under the premise that Guyton’s </w:t>
         </w:r>
       </w:ins>
       <w:ins w:id="433" w:author="neal chaisson" w:date="2026-08-22T16:00:00Z" w16du:dateUtc="2026-08-22T20:00:00Z">
@@ -4613,20 +4629,68 @@
               <w:rPr/>
             </w:rPrChange>
           </w:rPr>
-          <w:t xml:space="preserve"> and the observed </w:t>
-        </w:r>
+          <w:t xml:space="preserve">preparations set flow with a pump and measured right atrial pressure as the result. </w:t>
+        </w:r>
+      </w:ins>
+      <w:ins w:id="435" w:author="neal chaisson" w:date="2026-08-22T16:01:00Z" w16du:dateUtc="2026-08-22T20:01:00Z">
         <w:r>
           <w:rPr>
             <w:rFonts w:asciiTheme="majorHAnsi" w:hAnsiTheme="majorHAnsi" w:cstheme="majorHAnsi"/>
-            <w:rPrChange w:id="435" w:author="neal chaisson" w:date="2026-08-22T16:01:00Z" w16du:dateUtc="2026-08-22T20:01:00Z">
+          </w:rPr>
+          <w:lastRenderedPageBreak/>
+          <w:t>Guyton’s</w:t>
+        </w:r>
+      </w:ins>
+      <w:ins w:id="436" w:author="neal chaisson" w:date="2026-08-22T16:00:00Z" w16du:dateUtc="2026-08-22T20:00:00Z">
+        <w:r>
+          <w:rPr>
+            <w:rFonts w:asciiTheme="majorHAnsi" w:hAnsiTheme="majorHAnsi" w:cstheme="majorHAnsi"/>
+            <w:rPrChange w:id="437" w:author="neal chaisson" w:date="2026-08-22T16:01:00Z" w16du:dateUtc="2026-08-22T20:01:00Z">
               <w:rPr/>
             </w:rPrChange>
           </w:rPr>
-          <w:lastRenderedPageBreak/>
-          <w:t xml:space="preserve">variable </w:t>
-        </w:r>
-      </w:ins>
-      <w:ins w:id="436" w:author="neal chaisson" w:date="2026-08-22T16:02:00Z" w16du:dateUtc="2026-08-22T20:02:00Z">
+          <w:t xml:space="preserve"> curve puts the manipulated variable </w:t>
+        </w:r>
+      </w:ins>
+      <w:ins w:id="438" w:author="neal chaisson" w:date="2026-08-22T16:02:00Z" w16du:dateUtc="2026-08-22T20:02:00Z">
+        <w:r>
+          <w:rPr>
+            <w:rFonts w:asciiTheme="majorHAnsi" w:hAnsiTheme="majorHAnsi" w:cstheme="majorHAnsi"/>
+          </w:rPr>
+          <w:t xml:space="preserve">(flow) </w:t>
+        </w:r>
+      </w:ins>
+      <w:ins w:id="439" w:author="neal chaisson" w:date="2026-08-22T16:00:00Z" w16du:dateUtc="2026-08-22T20:00:00Z">
+        <w:r>
+          <w:rPr>
+            <w:rFonts w:asciiTheme="majorHAnsi" w:hAnsiTheme="majorHAnsi" w:cstheme="majorHAnsi"/>
+            <w:rPrChange w:id="440" w:author="neal chaisson" w:date="2026-08-22T16:01:00Z" w16du:dateUtc="2026-08-22T20:01:00Z">
+              <w:rPr/>
+            </w:rPrChange>
+          </w:rPr>
+          <w:t xml:space="preserve">on the </w:t>
+        </w:r>
+      </w:ins>
+      <w:ins w:id="441" w:author="neal chaisson" w:date="2026-08-22T16:02:00Z" w16du:dateUtc="2026-08-22T20:02:00Z">
+        <w:r>
+          <w:rPr>
+            <w:rFonts w:asciiTheme="majorHAnsi" w:hAnsiTheme="majorHAnsi" w:cstheme="majorHAnsi"/>
+          </w:rPr>
+          <w:t>y-axis</w:t>
+        </w:r>
+      </w:ins>
+      <w:ins w:id="442" w:author="neal chaisson" w:date="2026-08-22T16:00:00Z" w16du:dateUtc="2026-08-22T20:00:00Z">
+        <w:r>
+          <w:rPr>
+            <w:rFonts w:asciiTheme="majorHAnsi" w:hAnsiTheme="majorHAnsi" w:cstheme="majorHAnsi"/>
+            <w:rPrChange w:id="443" w:author="neal chaisson" w:date="2026-08-22T16:01:00Z" w16du:dateUtc="2026-08-22T20:01:00Z">
+              <w:rPr/>
+            </w:rPrChange>
+          </w:rPr>
+          <w:t xml:space="preserve"> and the observed variable </w:t>
+        </w:r>
+      </w:ins>
+      <w:ins w:id="444" w:author="neal chaisson" w:date="2026-08-22T16:02:00Z" w16du:dateUtc="2026-08-22T20:02:00Z">
         <w:r>
           <w:rPr>
             <w:rFonts w:asciiTheme="majorHAnsi" w:hAnsiTheme="majorHAnsi" w:cstheme="majorHAnsi"/>
@@ -4634,18 +4698,18 @@
           <w:t xml:space="preserve">(right atrial pressure) </w:t>
         </w:r>
       </w:ins>
-      <w:ins w:id="437" w:author="neal chaisson" w:date="2026-08-22T16:00:00Z" w16du:dateUtc="2026-08-22T20:00:00Z">
+      <w:ins w:id="445" w:author="neal chaisson" w:date="2026-08-22T16:00:00Z" w16du:dateUtc="2026-08-22T20:00:00Z">
         <w:r>
           <w:rPr>
             <w:rFonts w:asciiTheme="majorHAnsi" w:hAnsiTheme="majorHAnsi" w:cstheme="majorHAnsi"/>
-            <w:rPrChange w:id="438" w:author="neal chaisson" w:date="2026-08-22T16:01:00Z" w16du:dateUtc="2026-08-22T20:01:00Z">
+            <w:rPrChange w:id="446" w:author="neal chaisson" w:date="2026-08-22T16:01:00Z" w16du:dateUtc="2026-08-22T20:01:00Z">
               <w:rPr/>
             </w:rPrChange>
           </w:rPr>
           <w:t xml:space="preserve">on the </w:t>
         </w:r>
       </w:ins>
-      <w:ins w:id="439" w:author="neal chaisson" w:date="2026-08-22T16:02:00Z" w16du:dateUtc="2026-08-22T20:02:00Z">
+      <w:ins w:id="447" w:author="neal chaisson" w:date="2026-08-22T16:02:00Z" w16du:dateUtc="2026-08-22T20:02:00Z">
         <w:r>
           <w:rPr>
             <w:rFonts w:asciiTheme="majorHAnsi" w:hAnsiTheme="majorHAnsi" w:cstheme="majorHAnsi"/>
@@ -4653,18 +4717,18 @@
           <w:t>x-axis.  This is</w:t>
         </w:r>
       </w:ins>
-      <w:ins w:id="440" w:author="neal chaisson" w:date="2026-08-22T16:00:00Z" w16du:dateUtc="2026-08-22T20:00:00Z">
+      <w:ins w:id="448" w:author="neal chaisson" w:date="2026-08-22T16:00:00Z" w16du:dateUtc="2026-08-22T20:00:00Z">
         <w:r>
           <w:rPr>
             <w:rFonts w:asciiTheme="majorHAnsi" w:hAnsiTheme="majorHAnsi" w:cstheme="majorHAnsi"/>
-            <w:rPrChange w:id="441" w:author="neal chaisson" w:date="2026-08-22T16:01:00Z" w16du:dateUtc="2026-08-22T20:01:00Z">
+            <w:rPrChange w:id="449" w:author="neal chaisson" w:date="2026-08-22T16:01:00Z" w16du:dateUtc="2026-08-22T20:01:00Z">
               <w:rPr/>
             </w:rPrChange>
           </w:rPr>
           <w:t xml:space="preserve"> the reverse of convention, </w:t>
         </w:r>
       </w:ins>
-      <w:ins w:id="442" w:author="neal chaisson" w:date="2026-08-23T23:15:00Z" w16du:dateUtc="2026-08-24T03:15:00Z">
+      <w:ins w:id="450" w:author="neal chaisson" w:date="2026-08-23T23:15:00Z" w16du:dateUtc="2026-08-24T03:15:00Z">
         <w:r>
           <w:rPr>
             <w:rFonts w:asciiTheme="majorHAnsi" w:hAnsiTheme="majorHAnsi" w:cstheme="majorHAnsi"/>
@@ -4672,18 +4736,18 @@
           <w:t>and it</w:t>
         </w:r>
       </w:ins>
-      <w:ins w:id="443" w:author="neal chaisson" w:date="2026-08-22T16:00:00Z" w16du:dateUtc="2026-08-22T20:00:00Z">
+      <w:ins w:id="451" w:author="neal chaisson" w:date="2026-08-22T16:00:00Z" w16du:dateUtc="2026-08-22T20:00:00Z">
         <w:r>
           <w:rPr>
             <w:rFonts w:asciiTheme="majorHAnsi" w:hAnsiTheme="majorHAnsi" w:cstheme="majorHAnsi"/>
-            <w:rPrChange w:id="444" w:author="neal chaisson" w:date="2026-08-22T16:01:00Z" w16du:dateUtc="2026-08-22T20:01:00Z">
+            <w:rPrChange w:id="452" w:author="neal chaisson" w:date="2026-08-22T16:01:00Z" w16du:dateUtc="2026-08-22T20:01:00Z">
               <w:rPr/>
             </w:rPrChange>
           </w:rPr>
           <w:t xml:space="preserve"> invites </w:t>
         </w:r>
       </w:ins>
-      <w:ins w:id="445" w:author="neal chaisson" w:date="2026-08-22T16:02:00Z" w16du:dateUtc="2026-08-22T20:02:00Z">
+      <w:ins w:id="453" w:author="neal chaisson" w:date="2026-08-22T16:02:00Z" w16du:dateUtc="2026-08-22T20:02:00Z">
         <w:r>
           <w:rPr>
             <w:rFonts w:asciiTheme="majorHAnsi" w:hAnsiTheme="majorHAnsi" w:cstheme="majorHAnsi"/>
@@ -4691,66 +4755,12 @@
           <w:t xml:space="preserve">the casual </w:t>
         </w:r>
       </w:ins>
-      <w:ins w:id="446" w:author="neal chaisson" w:date="2026-08-23T23:16:00Z" w16du:dateUtc="2026-08-24T03:16:00Z">
+      <w:ins w:id="454" w:author="neal chaisson" w:date="2026-08-23T23:16:00Z" w16du:dateUtc="2026-08-24T03:16:00Z">
         <w:r>
           <w:rPr>
             <w:rFonts w:asciiTheme="majorHAnsi" w:hAnsiTheme="majorHAnsi" w:cstheme="majorHAnsi"/>
           </w:rPr>
           <w:t>observer</w:t>
-        </w:r>
-      </w:ins>
-      <w:ins w:id="447" w:author="neal chaisson" w:date="2026-08-22T16:00:00Z" w16du:dateUtc="2026-08-22T20:00:00Z">
-        <w:r>
-          <w:rPr>
-            <w:rFonts w:asciiTheme="majorHAnsi" w:hAnsiTheme="majorHAnsi" w:cstheme="majorHAnsi"/>
-            <w:rPrChange w:id="448" w:author="neal chaisson" w:date="2026-08-22T16:01:00Z" w16du:dateUtc="2026-08-22T20:01:00Z">
-              <w:rPr/>
-            </w:rPrChange>
-          </w:rPr>
-          <w:t xml:space="preserve"> to </w:t>
-        </w:r>
-      </w:ins>
-      <w:ins w:id="449" w:author="neal chaisson" w:date="2026-08-23T23:16:00Z" w16du:dateUtc="2026-08-24T03:16:00Z">
-        <w:r>
-          <w:rPr>
-            <w:rFonts w:asciiTheme="majorHAnsi" w:hAnsiTheme="majorHAnsi" w:cstheme="majorHAnsi"/>
-          </w:rPr>
-          <w:t xml:space="preserve">potentially </w:t>
-        </w:r>
-      </w:ins>
-      <w:ins w:id="450" w:author="neal chaisson" w:date="2026-08-22T16:02:00Z" w16du:dateUtc="2026-08-22T20:02:00Z">
-        <w:r>
-          <w:rPr>
-            <w:rFonts w:asciiTheme="majorHAnsi" w:hAnsiTheme="majorHAnsi" w:cstheme="majorHAnsi"/>
-          </w:rPr>
-          <w:t>d</w:t>
-        </w:r>
-      </w:ins>
-      <w:ins w:id="451" w:author="neal chaisson" w:date="2026-08-22T16:03:00Z" w16du:dateUtc="2026-08-22T20:03:00Z">
-        <w:r>
-          <w:rPr>
-            <w:rFonts w:asciiTheme="majorHAnsi" w:hAnsiTheme="majorHAnsi" w:cstheme="majorHAnsi"/>
-          </w:rPr>
-          <w:t>educe</w:t>
-        </w:r>
-      </w:ins>
-      <w:ins w:id="452" w:author="neal chaisson" w:date="2026-08-22T16:00:00Z" w16du:dateUtc="2026-08-22T20:00:00Z">
-        <w:r>
-          <w:rPr>
-            <w:rFonts w:asciiTheme="majorHAnsi" w:hAnsiTheme="majorHAnsi" w:cstheme="majorHAnsi"/>
-            <w:rPrChange w:id="453" w:author="neal chaisson" w:date="2026-08-22T16:01:00Z" w16du:dateUtc="2026-08-22T20:01:00Z">
-              <w:rPr/>
-            </w:rPrChange>
-          </w:rPr>
-          <w:t xml:space="preserve"> a causal direction </w:t>
-        </w:r>
-      </w:ins>
-      <w:ins w:id="454" w:author="neal chaisson" w:date="2026-08-22T16:03:00Z" w16du:dateUtc="2026-08-22T20:03:00Z">
-        <w:r>
-          <w:rPr>
-            <w:rFonts w:asciiTheme="majorHAnsi" w:hAnsiTheme="majorHAnsi" w:cstheme="majorHAnsi"/>
-          </w:rPr>
-          <w:t>Guyton’s experiments</w:t>
         </w:r>
       </w:ins>
       <w:ins w:id="455" w:author="neal chaisson" w:date="2026-08-22T16:00:00Z" w16du:dateUtc="2026-08-22T20:00:00Z">
@@ -4761,10 +4771,64 @@
               <w:rPr/>
             </w:rPrChange>
           </w:rPr>
+          <w:t xml:space="preserve"> to </w:t>
+        </w:r>
+      </w:ins>
+      <w:ins w:id="457" w:author="neal chaisson" w:date="2026-08-23T23:16:00Z" w16du:dateUtc="2026-08-24T03:16:00Z">
+        <w:r>
+          <w:rPr>
+            <w:rFonts w:asciiTheme="majorHAnsi" w:hAnsiTheme="majorHAnsi" w:cstheme="majorHAnsi"/>
+          </w:rPr>
+          <w:t xml:space="preserve">potentially </w:t>
+        </w:r>
+      </w:ins>
+      <w:ins w:id="458" w:author="neal chaisson" w:date="2026-08-22T16:02:00Z" w16du:dateUtc="2026-08-22T20:02:00Z">
+        <w:r>
+          <w:rPr>
+            <w:rFonts w:asciiTheme="majorHAnsi" w:hAnsiTheme="majorHAnsi" w:cstheme="majorHAnsi"/>
+          </w:rPr>
+          <w:t>d</w:t>
+        </w:r>
+      </w:ins>
+      <w:ins w:id="459" w:author="neal chaisson" w:date="2026-08-22T16:03:00Z" w16du:dateUtc="2026-08-22T20:03:00Z">
+        <w:r>
+          <w:rPr>
+            <w:rFonts w:asciiTheme="majorHAnsi" w:hAnsiTheme="majorHAnsi" w:cstheme="majorHAnsi"/>
+          </w:rPr>
+          <w:t>educe</w:t>
+        </w:r>
+      </w:ins>
+      <w:ins w:id="460" w:author="neal chaisson" w:date="2026-08-22T16:00:00Z" w16du:dateUtc="2026-08-22T20:00:00Z">
+        <w:r>
+          <w:rPr>
+            <w:rFonts w:asciiTheme="majorHAnsi" w:hAnsiTheme="majorHAnsi" w:cstheme="majorHAnsi"/>
+            <w:rPrChange w:id="461" w:author="neal chaisson" w:date="2026-08-22T16:01:00Z" w16du:dateUtc="2026-08-22T20:01:00Z">
+              <w:rPr/>
+            </w:rPrChange>
+          </w:rPr>
+          <w:t xml:space="preserve"> a causal direction </w:t>
+        </w:r>
+      </w:ins>
+      <w:ins w:id="462" w:author="neal chaisson" w:date="2026-08-22T16:03:00Z" w16du:dateUtc="2026-08-22T20:03:00Z">
+        <w:r>
+          <w:rPr>
+            <w:rFonts w:asciiTheme="majorHAnsi" w:hAnsiTheme="majorHAnsi" w:cstheme="majorHAnsi"/>
+          </w:rPr>
+          <w:t>Guyton’s experiments</w:t>
+        </w:r>
+      </w:ins>
+      <w:ins w:id="463" w:author="neal chaisson" w:date="2026-08-22T16:00:00Z" w16du:dateUtc="2026-08-22T20:00:00Z">
+        <w:r>
+          <w:rPr>
+            <w:rFonts w:asciiTheme="majorHAnsi" w:hAnsiTheme="majorHAnsi" w:cstheme="majorHAnsi"/>
+            <w:rPrChange w:id="464" w:author="neal chaisson" w:date="2026-08-22T16:01:00Z" w16du:dateUtc="2026-08-22T20:01:00Z">
+              <w:rPr/>
+            </w:rPrChange>
+          </w:rPr>
           <w:t xml:space="preserve"> </w:t>
         </w:r>
       </w:ins>
-      <w:ins w:id="457" w:author="neal chaisson" w:date="2026-08-23T23:16:00Z" w16du:dateUtc="2026-08-24T03:16:00Z">
+      <w:ins w:id="465" w:author="neal chaisson" w:date="2026-08-23T23:16:00Z" w16du:dateUtc="2026-08-24T03:16:00Z">
         <w:r>
           <w:rPr>
             <w:rFonts w:asciiTheme="majorHAnsi" w:hAnsiTheme="majorHAnsi" w:cstheme="majorHAnsi"/>
@@ -4772,18 +4836,18 @@
           <w:t xml:space="preserve">that were </w:t>
         </w:r>
       </w:ins>
-      <w:ins w:id="458" w:author="neal chaisson" w:date="2026-08-22T16:00:00Z" w16du:dateUtc="2026-08-22T20:00:00Z">
+      <w:ins w:id="466" w:author="neal chaisson" w:date="2026-08-22T16:00:00Z" w16du:dateUtc="2026-08-22T20:00:00Z">
         <w:r>
           <w:rPr>
             <w:rFonts w:asciiTheme="majorHAnsi" w:hAnsiTheme="majorHAnsi" w:cstheme="majorHAnsi"/>
-            <w:rPrChange w:id="459" w:author="neal chaisson" w:date="2026-08-22T16:01:00Z" w16du:dateUtc="2026-08-22T20:01:00Z">
+            <w:rPrChange w:id="467" w:author="neal chaisson" w:date="2026-08-22T16:01:00Z" w16du:dateUtc="2026-08-22T20:01:00Z">
               <w:rPr/>
             </w:rPrChange>
           </w:rPr>
           <w:t xml:space="preserve">never tested. </w:t>
         </w:r>
       </w:ins>
-      <w:ins w:id="460" w:author="neal chaisson" w:date="2026-08-22T16:05:00Z" w16du:dateUtc="2026-08-22T20:05:00Z">
+      <w:ins w:id="468" w:author="neal chaisson" w:date="2026-08-22T16:05:00Z" w16du:dateUtc="2026-08-22T20:05:00Z">
         <w:r>
           <w:rPr>
             <w:rFonts w:asciiTheme="majorHAnsi" w:hAnsiTheme="majorHAnsi" w:cstheme="majorHAnsi"/>
@@ -4791,18 +4855,18 @@
           <w:t xml:space="preserve">Since </w:t>
         </w:r>
       </w:ins>
-      <w:ins w:id="461" w:author="neal chaisson" w:date="2026-08-22T16:00:00Z" w16du:dateUtc="2026-08-22T20:00:00Z">
+      <w:ins w:id="469" w:author="neal chaisson" w:date="2026-08-22T16:00:00Z" w16du:dateUtc="2026-08-22T20:00:00Z">
         <w:r>
           <w:rPr>
             <w:rFonts w:asciiTheme="majorHAnsi" w:hAnsiTheme="majorHAnsi" w:cstheme="majorHAnsi"/>
-            <w:rPrChange w:id="462" w:author="neal chaisson" w:date="2026-08-22T16:01:00Z" w16du:dateUtc="2026-08-22T20:01:00Z">
+            <w:rPrChange w:id="470" w:author="neal chaisson" w:date="2026-08-22T16:01:00Z" w16du:dateUtc="2026-08-22T20:01:00Z">
               <w:rPr/>
             </w:rPrChange>
           </w:rPr>
           <w:t>right atrial pressure was measured rather than imposed</w:t>
         </w:r>
       </w:ins>
-      <w:ins w:id="463" w:author="neal chaisson" w:date="2026-08-22T16:05:00Z" w16du:dateUtc="2026-08-22T20:05:00Z">
+      <w:ins w:id="471" w:author="neal chaisson" w:date="2026-08-22T16:05:00Z" w16du:dateUtc="2026-08-22T20:05:00Z">
         <w:r>
           <w:rPr>
             <w:rFonts w:asciiTheme="majorHAnsi" w:hAnsiTheme="majorHAnsi" w:cstheme="majorHAnsi"/>
@@ -4810,18 +4874,18 @@
           <w:t>,</w:t>
         </w:r>
       </w:ins>
-      <w:ins w:id="464" w:author="neal chaisson" w:date="2026-08-22T16:00:00Z" w16du:dateUtc="2026-08-22T20:00:00Z">
+      <w:ins w:id="472" w:author="neal chaisson" w:date="2026-08-22T16:00:00Z" w16du:dateUtc="2026-08-22T20:00:00Z">
         <w:r>
           <w:rPr>
             <w:rFonts w:asciiTheme="majorHAnsi" w:hAnsiTheme="majorHAnsi" w:cstheme="majorHAnsi"/>
-            <w:rPrChange w:id="465" w:author="neal chaisson" w:date="2026-08-22T16:01:00Z" w16du:dateUtc="2026-08-22T20:01:00Z">
+            <w:rPrChange w:id="473" w:author="neal chaisson" w:date="2026-08-22T16:01:00Z" w16du:dateUtc="2026-08-22T20:01:00Z">
               <w:rPr/>
             </w:rPrChange>
           </w:rPr>
           <w:t xml:space="preserve"> the experiment </w:t>
         </w:r>
       </w:ins>
-      <w:ins w:id="466" w:author="neal chaisson" w:date="2026-08-22T16:05:00Z" w16du:dateUtc="2026-08-22T20:05:00Z">
+      <w:ins w:id="474" w:author="neal chaisson" w:date="2026-08-22T16:05:00Z" w16du:dateUtc="2026-08-22T20:05:00Z">
         <w:r>
           <w:rPr>
             <w:rFonts w:asciiTheme="majorHAnsi" w:hAnsiTheme="majorHAnsi" w:cstheme="majorHAnsi"/>
@@ -4829,18 +4893,18 @@
           <w:t>did</w:t>
         </w:r>
       </w:ins>
-      <w:ins w:id="467" w:author="neal chaisson" w:date="2026-08-22T16:00:00Z" w16du:dateUtc="2026-08-22T20:00:00Z">
+      <w:ins w:id="475" w:author="neal chaisson" w:date="2026-08-22T16:00:00Z" w16du:dateUtc="2026-08-22T20:00:00Z">
         <w:r>
           <w:rPr>
             <w:rFonts w:asciiTheme="majorHAnsi" w:hAnsiTheme="majorHAnsi" w:cstheme="majorHAnsi"/>
-            <w:rPrChange w:id="468" w:author="neal chaisson" w:date="2026-08-22T16:01:00Z" w16du:dateUtc="2026-08-22T20:01:00Z">
+            <w:rPrChange w:id="476" w:author="neal chaisson" w:date="2026-08-22T16:01:00Z" w16du:dateUtc="2026-08-22T20:01:00Z">
               <w:rPr/>
             </w:rPrChange>
           </w:rPr>
           <w:t xml:space="preserve"> not </w:t>
         </w:r>
       </w:ins>
-      <w:ins w:id="469" w:author="neal chaisson" w:date="2026-08-23T23:16:00Z" w16du:dateUtc="2026-08-24T03:16:00Z">
+      <w:ins w:id="477" w:author="neal chaisson" w:date="2026-08-23T23:16:00Z" w16du:dateUtc="2026-08-24T03:16:00Z">
         <w:r>
           <w:rPr>
             <w:rFonts w:asciiTheme="majorHAnsi" w:hAnsiTheme="majorHAnsi" w:cstheme="majorHAnsi"/>
@@ -4848,18 +4912,18 @@
           <w:t xml:space="preserve">actually </w:t>
         </w:r>
       </w:ins>
-      <w:ins w:id="470" w:author="neal chaisson" w:date="2026-08-22T16:00:00Z" w16du:dateUtc="2026-08-22T20:00:00Z">
+      <w:ins w:id="478" w:author="neal chaisson" w:date="2026-08-22T16:00:00Z" w16du:dateUtc="2026-08-22T20:00:00Z">
         <w:r>
           <w:rPr>
             <w:rFonts w:asciiTheme="majorHAnsi" w:hAnsiTheme="majorHAnsi" w:cstheme="majorHAnsi"/>
-            <w:rPrChange w:id="471" w:author="neal chaisson" w:date="2026-08-22T16:01:00Z" w16du:dateUtc="2026-08-22T20:01:00Z">
+            <w:rPrChange w:id="479" w:author="neal chaisson" w:date="2026-08-22T16:01:00Z" w16du:dateUtc="2026-08-22T20:01:00Z">
               <w:rPr/>
             </w:rPrChange>
           </w:rPr>
           <w:t>test whether right atrial pressure limits flow</w:t>
         </w:r>
       </w:ins>
-      <w:ins w:id="472" w:author="neal chaisson" w:date="2026-08-22T16:06:00Z" w16du:dateUtc="2026-08-22T20:06:00Z">
+      <w:ins w:id="480" w:author="neal chaisson" w:date="2026-08-22T16:06:00Z" w16du:dateUtc="2026-08-22T20:06:00Z">
         <w:r>
           <w:rPr>
             <w:rFonts w:asciiTheme="majorHAnsi" w:hAnsiTheme="majorHAnsi" w:cstheme="majorHAnsi"/>
@@ -4867,18 +4931,18 @@
           <w:t>.  Acknowledging this, o</w:t>
         </w:r>
       </w:ins>
-      <w:ins w:id="473" w:author="neal chaisson" w:date="2026-08-22T16:00:00Z" w16du:dateUtc="2026-08-22T20:00:00Z">
+      <w:ins w:id="481" w:author="neal chaisson" w:date="2026-08-22T16:00:00Z" w16du:dateUtc="2026-08-22T20:00:00Z">
         <w:r>
           <w:rPr>
             <w:rFonts w:asciiTheme="majorHAnsi" w:hAnsiTheme="majorHAnsi" w:cstheme="majorHAnsi"/>
-            <w:rPrChange w:id="474" w:author="neal chaisson" w:date="2026-08-22T16:01:00Z" w16du:dateUtc="2026-08-22T20:01:00Z">
+            <w:rPrChange w:id="482" w:author="neal chaisson" w:date="2026-08-22T16:01:00Z" w16du:dateUtc="2026-08-22T20:01:00Z">
               <w:rPr/>
             </w:rPrChange>
           </w:rPr>
           <w:t xml:space="preserve">thers </w:t>
         </w:r>
       </w:ins>
-      <w:ins w:id="475" w:author="neal chaisson" w:date="2026-08-22T16:06:00Z" w16du:dateUtc="2026-08-22T20:06:00Z">
+      <w:ins w:id="483" w:author="neal chaisson" w:date="2026-08-22T16:06:00Z" w16du:dateUtc="2026-08-22T20:06:00Z">
         <w:r>
           <w:rPr>
             <w:rFonts w:asciiTheme="majorHAnsi" w:hAnsiTheme="majorHAnsi" w:cstheme="majorHAnsi"/>
@@ -4886,18 +4950,18 @@
           <w:t>have come to Guyton’s defense</w:t>
         </w:r>
       </w:ins>
-      <w:ins w:id="476" w:author="neal chaisson" w:date="2026-08-22T16:00:00Z" w16du:dateUtc="2026-08-22T20:00:00Z">
+      <w:ins w:id="484" w:author="neal chaisson" w:date="2026-08-22T16:00:00Z" w16du:dateUtc="2026-08-22T20:00:00Z">
         <w:r>
           <w:rPr>
             <w:rFonts w:asciiTheme="majorHAnsi" w:hAnsiTheme="majorHAnsi" w:cstheme="majorHAnsi"/>
-            <w:rPrChange w:id="477" w:author="neal chaisson" w:date="2026-08-22T16:01:00Z" w16du:dateUtc="2026-08-22T20:01:00Z">
+            <w:rPrChange w:id="485" w:author="neal chaisson" w:date="2026-08-22T16:01:00Z" w16du:dateUtc="2026-08-22T20:01:00Z">
               <w:rPr/>
             </w:rPrChange>
           </w:rPr>
           <w:t xml:space="preserve"> with equal force</w:t>
         </w:r>
       </w:ins>
-      <w:ins w:id="478" w:author="neal chaisson" w:date="2026-08-22T16:07:00Z" w16du:dateUtc="2026-08-22T20:07:00Z">
+      <w:ins w:id="486" w:author="neal chaisson" w:date="2026-08-22T16:07:00Z" w16du:dateUtc="2026-08-22T20:07:00Z">
         <w:r>
           <w:rPr>
             <w:rFonts w:asciiTheme="majorHAnsi" w:hAnsiTheme="majorHAnsi" w:cstheme="majorHAnsi"/>
@@ -4905,7 +4969,7 @@
           <w:t xml:space="preserve">.  After considering arguments from both </w:t>
         </w:r>
       </w:ins>
-      <w:ins w:id="479" w:author="neal chaisson" w:date="2026-08-22T16:08:00Z" w16du:dateUtc="2026-08-22T20:08:00Z">
+      <w:ins w:id="487" w:author="neal chaisson" w:date="2026-08-22T16:08:00Z" w16du:dateUtc="2026-08-22T20:08:00Z">
         <w:r>
           <w:rPr>
             <w:rFonts w:asciiTheme="majorHAnsi" w:hAnsiTheme="majorHAnsi" w:cstheme="majorHAnsi"/>
@@ -4913,18 +4977,18 @@
           <w:t xml:space="preserve">camps, it is probably safe to say </w:t>
         </w:r>
       </w:ins>
-      <w:ins w:id="480" w:author="neal chaisson" w:date="2026-08-22T16:00:00Z" w16du:dateUtc="2026-08-22T20:00:00Z">
+      <w:ins w:id="488" w:author="neal chaisson" w:date="2026-08-22T16:00:00Z" w16du:dateUtc="2026-08-22T20:00:00Z">
         <w:r>
           <w:rPr>
             <w:rFonts w:asciiTheme="majorHAnsi" w:hAnsiTheme="majorHAnsi" w:cstheme="majorHAnsi"/>
-            <w:rPrChange w:id="481" w:author="neal chaisson" w:date="2026-08-22T16:01:00Z" w16du:dateUtc="2026-08-22T20:01:00Z">
+            <w:rPrChange w:id="489" w:author="neal chaisson" w:date="2026-08-22T16:01:00Z" w16du:dateUtc="2026-08-22T20:01:00Z">
               <w:rPr/>
             </w:rPrChange>
           </w:rPr>
           <w:t xml:space="preserve">that central venous pressure is </w:t>
         </w:r>
       </w:ins>
-      <w:ins w:id="482" w:author="neal chaisson" w:date="2026-08-22T16:08:00Z" w16du:dateUtc="2026-08-22T20:08:00Z">
+      <w:ins w:id="490" w:author="neal chaisson" w:date="2026-08-22T16:08:00Z" w16du:dateUtc="2026-08-22T20:08:00Z">
         <w:r>
           <w:rPr>
             <w:rFonts w:asciiTheme="majorHAnsi" w:hAnsiTheme="majorHAnsi" w:cstheme="majorHAnsi"/>
@@ -4932,18 +4996,18 @@
           <w:t xml:space="preserve">indeed </w:t>
         </w:r>
       </w:ins>
-      <w:ins w:id="483" w:author="neal chaisson" w:date="2026-08-22T16:00:00Z" w16du:dateUtc="2026-08-22T20:00:00Z">
+      <w:ins w:id="491" w:author="neal chaisson" w:date="2026-08-22T16:00:00Z" w16du:dateUtc="2026-08-22T20:00:00Z">
         <w:r>
           <w:rPr>
             <w:rFonts w:asciiTheme="majorHAnsi" w:hAnsiTheme="majorHAnsi" w:cstheme="majorHAnsi"/>
-            <w:rPrChange w:id="484" w:author="neal chaisson" w:date="2026-08-22T16:01:00Z" w16du:dateUtc="2026-08-22T20:01:00Z">
+            <w:rPrChange w:id="492" w:author="neal chaisson" w:date="2026-08-22T16:01:00Z" w16du:dateUtc="2026-08-22T20:01:00Z">
               <w:rPr/>
             </w:rPrChange>
           </w:rPr>
           <w:t xml:space="preserve">an important physiologic parameter but </w:t>
         </w:r>
       </w:ins>
-      <w:ins w:id="485" w:author="neal chaisson" w:date="2026-08-22T16:09:00Z" w16du:dateUtc="2026-08-22T20:09:00Z">
+      <w:ins w:id="493" w:author="neal chaisson" w:date="2026-08-22T16:09:00Z" w16du:dateUtc="2026-08-22T20:09:00Z">
         <w:r>
           <w:rPr>
             <w:rFonts w:asciiTheme="majorHAnsi" w:hAnsiTheme="majorHAnsi" w:cstheme="majorHAnsi"/>
@@ -4951,18 +5015,18 @@
           <w:t xml:space="preserve">shouldn’t be seen simply as </w:t>
         </w:r>
       </w:ins>
-      <w:ins w:id="486" w:author="neal chaisson" w:date="2026-08-22T16:00:00Z" w16du:dateUtc="2026-08-22T20:00:00Z">
+      <w:ins w:id="494" w:author="neal chaisson" w:date="2026-08-22T16:00:00Z" w16du:dateUtc="2026-08-22T20:00:00Z">
         <w:r>
           <w:rPr>
             <w:rFonts w:asciiTheme="majorHAnsi" w:hAnsiTheme="majorHAnsi" w:cstheme="majorHAnsi"/>
-            <w:rPrChange w:id="487" w:author="neal chaisson" w:date="2026-08-22T16:01:00Z" w16du:dateUtc="2026-08-22T20:01:00Z">
+            <w:rPrChange w:id="495" w:author="neal chaisson" w:date="2026-08-22T16:01:00Z" w16du:dateUtc="2026-08-22T20:01:00Z">
               <w:rPr/>
             </w:rPrChange>
           </w:rPr>
           <w:t xml:space="preserve">an independent variable that </w:t>
         </w:r>
       </w:ins>
-      <w:ins w:id="488" w:author="neal chaisson" w:date="2026-08-22T16:09:00Z" w16du:dateUtc="2026-08-22T20:09:00Z">
+      <w:ins w:id="496" w:author="neal chaisson" w:date="2026-08-22T16:09:00Z" w16du:dateUtc="2026-08-22T20:09:00Z">
         <w:r>
           <w:rPr>
             <w:rFonts w:asciiTheme="majorHAnsi" w:hAnsiTheme="majorHAnsi" w:cstheme="majorHAnsi"/>
@@ -4970,18 +5034,18 @@
           <w:t xml:space="preserve">directly </w:t>
         </w:r>
       </w:ins>
-      <w:ins w:id="489" w:author="neal chaisson" w:date="2026-08-22T16:00:00Z" w16du:dateUtc="2026-08-22T20:00:00Z">
+      <w:ins w:id="497" w:author="neal chaisson" w:date="2026-08-22T16:00:00Z" w16du:dateUtc="2026-08-22T20:00:00Z">
         <w:r>
           <w:rPr>
             <w:rFonts w:asciiTheme="majorHAnsi" w:hAnsiTheme="majorHAnsi" w:cstheme="majorHAnsi"/>
-            <w:rPrChange w:id="490" w:author="neal chaisson" w:date="2026-08-22T16:01:00Z" w16du:dateUtc="2026-08-22T20:01:00Z">
+            <w:rPrChange w:id="498" w:author="neal chaisson" w:date="2026-08-22T16:01:00Z" w16du:dateUtc="2026-08-22T20:01:00Z">
               <w:rPr/>
             </w:rPrChange>
           </w:rPr>
           <w:t xml:space="preserve">determines cardiac output. </w:t>
         </w:r>
       </w:ins>
-      <w:ins w:id="491" w:author="neal chaisson" w:date="2026-08-23T23:17:00Z" w16du:dateUtc="2026-08-24T03:17:00Z">
+      <w:ins w:id="499" w:author="neal chaisson" w:date="2026-08-23T23:17:00Z" w16du:dateUtc="2026-08-24T03:17:00Z">
         <w:r>
           <w:rPr>
             <w:rFonts w:asciiTheme="majorHAnsi" w:hAnsiTheme="majorHAnsi" w:cstheme="majorHAnsi"/>
@@ -4989,7 +5053,7 @@
           <w:t xml:space="preserve">We will revisit this further </w:t>
         </w:r>
       </w:ins>
-      <w:ins w:id="492" w:author="neal chaisson" w:date="2026-08-22T16:09:00Z" w16du:dateUtc="2026-08-22T20:09:00Z">
+      <w:ins w:id="500" w:author="neal chaisson" w:date="2026-08-22T16:09:00Z" w16du:dateUtc="2026-08-22T20:09:00Z">
         <w:r>
           <w:rPr>
             <w:rFonts w:asciiTheme="majorHAnsi" w:hAnsiTheme="majorHAnsi" w:cstheme="majorHAnsi"/>
@@ -4997,11 +5061,11 @@
           <w:t xml:space="preserve">in </w:t>
         </w:r>
       </w:ins>
-      <w:ins w:id="493" w:author="neal chaisson" w:date="2026-08-22T16:00:00Z" w16du:dateUtc="2026-08-22T20:00:00Z">
+      <w:ins w:id="501" w:author="neal chaisson" w:date="2026-08-22T16:00:00Z" w16du:dateUtc="2026-08-22T20:00:00Z">
         <w:r>
           <w:rPr>
             <w:rFonts w:asciiTheme="majorHAnsi" w:hAnsiTheme="majorHAnsi" w:cstheme="majorHAnsi"/>
-            <w:rPrChange w:id="494" w:author="neal chaisson" w:date="2026-08-22T16:01:00Z" w16du:dateUtc="2026-08-22T20:01:00Z">
+            <w:rPrChange w:id="502" w:author="neal chaisson" w:date="2026-08-22T16:01:00Z" w16du:dateUtc="2026-08-22T20:01:00Z">
               <w:rPr/>
             </w:rPrChange>
           </w:rPr>
@@ -5012,171 +5076,171 @@
     <w:p>
       <w:pPr>
         <w:rPr>
-          <w:del w:id="495" w:author="neal chaisson" w:date="2026-08-22T16:00:00Z" w16du:dateUtc="2026-08-22T20:00:00Z"/>
+          <w:del w:id="503" w:author="neal chaisson" w:date="2026-08-22T16:00:00Z" w16du:dateUtc="2026-08-22T20:00:00Z"/>
         </w:rPr>
       </w:pPr>
-      <w:del w:id="496" w:author="neal chaisson" w:date="2026-08-22T14:52:00Z" w16du:dateUtc="2026-08-22T18:52:00Z">
+      <w:del w:id="504" w:author="neal chaisson" w:date="2026-08-22T14:52:00Z" w16du:dateUtc="2026-08-22T18:52:00Z">
         <w:r>
           <w:delText xml:space="preserve">What the picture does not establish is causation, and here the </w:delText>
         </w:r>
       </w:del>
-      <w:del w:id="497" w:author="neal chaisson" w:date="2026-08-22T09:06:00Z" w16du:dateUtc="2026-08-22T13:06:00Z">
+      <w:del w:id="505" w:author="neal chaisson" w:date="2026-08-22T09:06:00Z" w16du:dateUtc="2026-08-22T13:06:00Z">
         <w:r>
           <w:delText>Informed learner</w:delText>
-        </w:r>
-      </w:del>
-      <w:del w:id="498" w:author="neal chaisson" w:date="2026-08-22T14:52:00Z" w16du:dateUtc="2026-08-22T18:52:00Z">
-        <w:r>
-          <w:delText xml:space="preserve"> needs to </w:delText>
-        </w:r>
-      </w:del>
-      <w:del w:id="499" w:author="neal chaisson" w:date="2026-08-22T09:06:00Z" w16du:dateUtc="2026-08-22T13:06:00Z">
-        <w:r>
-          <w:delText>be clear</w:delText>
-        </w:r>
-      </w:del>
-      <w:del w:id="500" w:author="neal chaisson" w:date="2026-08-22T14:52:00Z" w16du:dateUtc="2026-08-22T18:52:00Z">
-        <w:r>
-          <w:delText xml:space="preserve"> where a generation of teaching has been loose. Guyton's original interpretation, published in 1955, was that right atrial pressure acts as a back pressure limiting venous return. </w:delText>
-        </w:r>
-      </w:del>
-      <w:del w:id="501" w:author="neal chaisson" w:date="2026-08-22T12:58:00Z" w16du:dateUtc="2026-08-22T16:58:00Z">
-        <w:r>
-          <w:delText>Beard and Feigl</w:delText>
-        </w:r>
-      </w:del>
-      <w:del w:id="502" w:author="neal chaisson" w:date="2026-08-22T14:52:00Z" w16du:dateUtc="2026-08-22T18:52:00Z">
-        <w:r>
-          <w:delText xml:space="preserve"> </w:delText>
-        </w:r>
-      </w:del>
-      <w:del w:id="503" w:author="neal chaisson" w:date="2026-08-22T09:10:00Z" w16du:dateUtc="2026-08-22T13:10:00Z">
-        <w:r>
-          <w:delText xml:space="preserve">reanalyzed Guyton's own model and data and </w:delText>
-        </w:r>
-      </w:del>
-      <w:del w:id="504" w:author="neal chaisson" w:date="2026-08-22T14:52:00Z" w16du:dateUtc="2026-08-22T18:52:00Z">
-        <w:r>
-          <w:delText>point</w:delText>
-        </w:r>
-      </w:del>
-      <w:del w:id="505" w:author="neal chaisson" w:date="2026-08-22T12:58:00Z" w16du:dateUtc="2026-08-22T16:58:00Z">
-        <w:r>
-          <w:delText>ed</w:delText>
         </w:r>
       </w:del>
       <w:del w:id="506" w:author="neal chaisson" w:date="2026-08-22T14:52:00Z" w16du:dateUtc="2026-08-22T18:52:00Z">
         <w:r>
-          <w:delText xml:space="preserve"> out that in </w:delText>
+          <w:delText xml:space="preserve"> needs to </w:delText>
         </w:r>
       </w:del>
-      <w:del w:id="507" w:author="neal chaisson" w:date="2026-08-22T09:10:00Z" w16du:dateUtc="2026-08-22T13:10:00Z">
-        <w:r>
-          <w:delText xml:space="preserve">those </w:delText>
+      <w:del w:id="507" w:author="neal chaisson" w:date="2026-08-22T09:06:00Z" w16du:dateUtc="2026-08-22T13:06:00Z">
+        <w:r>
+          <w:delText>be clear</w:delText>
         </w:r>
       </w:del>
       <w:del w:id="508" w:author="neal chaisson" w:date="2026-08-22T14:52:00Z" w16du:dateUtc="2026-08-22T18:52:00Z">
         <w:r>
-          <w:delText>experiments</w:delText>
+          <w:delText xml:space="preserve"> where a generation of teaching has been loose. Guyton's original interpretation, published in 1955, was that right atrial pressure acts as a back pressure limiting venous return. </w:delText>
         </w:r>
       </w:del>
-      <w:del w:id="509" w:author="neal chaisson" w:date="2026-08-22T09:10:00Z" w16du:dateUtc="2026-08-22T13:10:00Z">
-        <w:r>
-          <w:delText xml:space="preserve"> </w:delText>
+      <w:del w:id="509" w:author="neal chaisson" w:date="2026-08-22T12:58:00Z" w16du:dateUtc="2026-08-22T16:58:00Z">
+        <w:r>
+          <w:delText>Beard and Feigl</w:delText>
         </w:r>
       </w:del>
       <w:del w:id="510" w:author="neal chaisson" w:date="2026-08-22T14:52:00Z" w16du:dateUtc="2026-08-22T18:52:00Z">
         <w:r>
+          <w:delText xml:space="preserve"> </w:delText>
+        </w:r>
+      </w:del>
+      <w:del w:id="511" w:author="neal chaisson" w:date="2026-08-22T09:10:00Z" w16du:dateUtc="2026-08-22T13:10:00Z">
+        <w:r>
+          <w:delText xml:space="preserve">reanalyzed Guyton's own model and data and </w:delText>
+        </w:r>
+      </w:del>
+      <w:del w:id="512" w:author="neal chaisson" w:date="2026-08-22T14:52:00Z" w16du:dateUtc="2026-08-22T18:52:00Z">
+        <w:r>
+          <w:delText>point</w:delText>
+        </w:r>
+      </w:del>
+      <w:del w:id="513" w:author="neal chaisson" w:date="2026-08-22T12:58:00Z" w16du:dateUtc="2026-08-22T16:58:00Z">
+        <w:r>
+          <w:delText>ed</w:delText>
+        </w:r>
+      </w:del>
+      <w:del w:id="514" w:author="neal chaisson" w:date="2026-08-22T14:52:00Z" w16du:dateUtc="2026-08-22T18:52:00Z">
+        <w:r>
+          <w:delText xml:space="preserve"> out that in </w:delText>
+        </w:r>
+      </w:del>
+      <w:del w:id="515" w:author="neal chaisson" w:date="2026-08-22T09:10:00Z" w16du:dateUtc="2026-08-22T13:10:00Z">
+        <w:r>
+          <w:delText xml:space="preserve">those </w:delText>
+        </w:r>
+      </w:del>
+      <w:del w:id="516" w:author="neal chaisson" w:date="2026-08-22T14:52:00Z" w16du:dateUtc="2026-08-22T18:52:00Z">
+        <w:r>
+          <w:delText>experiments</w:delText>
+        </w:r>
+      </w:del>
+      <w:del w:id="517" w:author="neal chaisson" w:date="2026-08-22T09:10:00Z" w16du:dateUtc="2026-08-22T13:10:00Z">
+        <w:r>
+          <w:delText xml:space="preserve"> </w:delText>
+        </w:r>
+      </w:del>
+      <w:del w:id="518" w:author="neal chaisson" w:date="2026-08-22T14:52:00Z" w16du:dateUtc="2026-08-22T18:52:00Z">
+        <w:r>
           <w:delText xml:space="preserve">cardiac output was set by an artificial pump and was therefore the independent variable, while right atrial pressure was the dependent one. </w:delText>
         </w:r>
-        <w:commentRangeStart w:id="511"/>
+        <w:commentRangeStart w:id="519"/>
         <w:r>
           <w:delText xml:space="preserve">The observed rise in right atrial pressure as cardiac output fell </w:delText>
         </w:r>
       </w:del>
-      <w:del w:id="512" w:author="neal chaisson" w:date="2026-08-22T09:11:00Z" w16du:dateUtc="2026-08-22T13:11:00Z">
+      <w:del w:id="520" w:author="neal chaisson" w:date="2026-08-22T09:11:00Z" w16du:dateUtc="2026-08-22T13:11:00Z">
         <w:r>
           <w:delText xml:space="preserve">is </w:delText>
         </w:r>
       </w:del>
-      <w:del w:id="513" w:author="neal chaisson" w:date="2026-08-22T14:52:00Z" w16du:dateUtc="2026-08-22T18:52:00Z">
+      <w:del w:id="521" w:author="neal chaisson" w:date="2026-08-22T14:52:00Z" w16du:dateUtc="2026-08-22T18:52:00Z">
         <w:r>
           <w:delText xml:space="preserve">explained by redistribution of blood volume within a closed circulation of fixed total volume, not by right atrial pressure restricting return. </w:delText>
         </w:r>
-        <w:commentRangeEnd w:id="511"/>
+        <w:commentRangeEnd w:id="519"/>
         <w:r>
           <w:rPr>
-            <w:rStyle w:val="CommentReference"/>
+            <w:rStyle w:val="Refdecomentario"/>
             <w:sz w:val="22"/>
             <w:szCs w:val="22"/>
           </w:rPr>
-          <w:commentReference w:id="511"/>
+          <w:commentReference w:id="519"/>
         </w:r>
         <w:r>
           <w:delText xml:space="preserve">They argued the concept should be removed from teaching. Others have argued the opposite with equal force, and the exchange was published as a formal CrossTalk debate. </w:delText>
         </w:r>
       </w:del>
-      <w:del w:id="514" w:author="neal chaisson" w:date="2026-08-22T09:17:00Z" w16du:dateUtc="2026-08-22T13:17:00Z">
+      <w:del w:id="522" w:author="neal chaisson" w:date="2026-08-22T09:17:00Z" w16du:dateUtc="2026-08-22T13:17:00Z">
         <w:r>
           <w:delText>Berlin and Bakker land in a defensible middle:</w:delText>
-        </w:r>
-      </w:del>
-      <w:del w:id="515" w:author="neal chaisson" w:date="2026-08-22T16:00:00Z" w16du:dateUtc="2026-08-22T20:00:00Z">
-        <w:r>
-          <w:delText xml:space="preserve"> central venous pressure</w:delText>
-        </w:r>
-      </w:del>
-      <w:del w:id="516" w:author="neal chaisson" w:date="2026-08-22T15:53:00Z" w16du:dateUtc="2026-08-22T19:53:00Z">
-        <w:r>
-          <w:delText xml:space="preserve"> is</w:delText>
-        </w:r>
-      </w:del>
-      <w:del w:id="517" w:author="neal chaisson" w:date="2026-08-22T16:00:00Z" w16du:dateUtc="2026-08-22T20:00:00Z">
-        <w:r>
-          <w:delText xml:space="preserve"> an important physiologic parameter</w:delText>
-        </w:r>
-      </w:del>
-      <w:del w:id="518" w:author="neal chaisson" w:date="2026-08-22T15:54:00Z" w16du:dateUtc="2026-08-22T19:54:00Z">
-        <w:r>
-          <w:delText>, but it i</w:delText>
-        </w:r>
-      </w:del>
-      <w:del w:id="519" w:author="neal chaisson" w:date="2026-08-22T16:00:00Z" w16du:dateUtc="2026-08-22T20:00:00Z">
-        <w:r>
-          <w:delText xml:space="preserve">s not </w:delText>
-        </w:r>
-      </w:del>
-      <w:del w:id="520" w:author="neal chaisson" w:date="2026-08-22T09:17:00Z" w16du:dateUtc="2026-08-22T13:17:00Z">
-        <w:r>
-          <w:delText xml:space="preserve">an </w:delText>
-        </w:r>
-      </w:del>
-      <w:del w:id="521" w:author="neal chaisson" w:date="2026-08-22T16:00:00Z" w16du:dateUtc="2026-08-22T20:00:00Z">
-        <w:r>
-          <w:delText xml:space="preserve">independent variable </w:delText>
-        </w:r>
-      </w:del>
-      <w:del w:id="522" w:author="neal chaisson" w:date="2026-08-22T09:18:00Z" w16du:dateUtc="2026-08-22T13:18:00Z">
-        <w:r>
-          <w:delText>that determines</w:delText>
         </w:r>
       </w:del>
       <w:del w:id="523" w:author="neal chaisson" w:date="2026-08-22T16:00:00Z" w16du:dateUtc="2026-08-22T20:00:00Z">
         <w:r>
+          <w:delText xml:space="preserve"> central venous pressure</w:delText>
+        </w:r>
+      </w:del>
+      <w:del w:id="524" w:author="neal chaisson" w:date="2026-08-22T15:53:00Z" w16du:dateUtc="2026-08-22T19:53:00Z">
+        <w:r>
+          <w:delText xml:space="preserve"> is</w:delText>
+        </w:r>
+      </w:del>
+      <w:del w:id="525" w:author="neal chaisson" w:date="2026-08-22T16:00:00Z" w16du:dateUtc="2026-08-22T20:00:00Z">
+        <w:r>
+          <w:delText xml:space="preserve"> an important physiologic parameter</w:delText>
+        </w:r>
+      </w:del>
+      <w:del w:id="526" w:author="neal chaisson" w:date="2026-08-22T15:54:00Z" w16du:dateUtc="2026-08-22T19:54:00Z">
+        <w:r>
+          <w:delText>, but it i</w:delText>
+        </w:r>
+      </w:del>
+      <w:del w:id="527" w:author="neal chaisson" w:date="2026-08-22T16:00:00Z" w16du:dateUtc="2026-08-22T20:00:00Z">
+        <w:r>
+          <w:delText xml:space="preserve">s not </w:delText>
+        </w:r>
+      </w:del>
+      <w:del w:id="528" w:author="neal chaisson" w:date="2026-08-22T09:17:00Z" w16du:dateUtc="2026-08-22T13:17:00Z">
+        <w:r>
+          <w:delText xml:space="preserve">an </w:delText>
+        </w:r>
+      </w:del>
+      <w:del w:id="529" w:author="neal chaisson" w:date="2026-08-22T16:00:00Z" w16du:dateUtc="2026-08-22T20:00:00Z">
+        <w:r>
+          <w:delText xml:space="preserve">independent variable </w:delText>
+        </w:r>
+      </w:del>
+      <w:del w:id="530" w:author="neal chaisson" w:date="2026-08-22T09:18:00Z" w16du:dateUtc="2026-08-22T13:18:00Z">
+        <w:r>
+          <w:delText>that determines</w:delText>
+        </w:r>
+      </w:del>
+      <w:del w:id="531" w:author="neal chaisson" w:date="2026-08-22T16:00:00Z" w16du:dateUtc="2026-08-22T20:00:00Z">
+        <w:r>
           <w:delText xml:space="preserve"> cardiac </w:delText>
         </w:r>
-        <w:commentRangeStart w:id="524"/>
+        <w:commentRangeStart w:id="532"/>
         <w:r>
           <w:delText>output</w:delText>
         </w:r>
-        <w:commentRangeEnd w:id="524"/>
+        <w:commentRangeEnd w:id="532"/>
         <w:r>
           <w:rPr>
-            <w:rStyle w:val="CommentReference"/>
+            <w:rStyle w:val="Refdecomentario"/>
             <w:sz w:val="22"/>
             <w:szCs w:val="22"/>
           </w:rPr>
-          <w:commentReference w:id="524"/>
+          <w:commentReference w:id="532"/>
         </w:r>
         <w:r>
           <w:delText>.</w:delText>
@@ -5192,7 +5256,7 @@
         </w:rPr>
         <w:t xml:space="preserve">[Physiologic Insight box: Treat the two-curve diagram as a way of asking which function moved, not as a mechanism. A patient whose cardiac output has fallen with a rising right atrial pressure has moved along the venous return curve because the cardiac function curve dropped, which localizes the problem to the pump. A patient whose cardiac output has fallen with a falling right atrial pressure has moved along the cardiac function curve because the return function dropped, which localizes the problem to volume or venous tone. Same fall in flow, opposite direction of right atrial pressure, opposite treatment. </w:t>
       </w:r>
-      <w:del w:id="525" w:author="neal chaisson" w:date="2026-08-22T14:45:00Z" w16du:dateUtc="2026-08-22T18:45:00Z">
+      <w:del w:id="533" w:author="neal chaisson" w:date="2026-08-22T14:45:00Z" w16du:dateUtc="2026-08-22T18:45:00Z">
         <w:r>
           <w:rPr>
             <w:i/>
@@ -5210,7 +5274,7 @@
         </w:rPr>
         <w:t xml:space="preserve">This is </w:t>
       </w:r>
-      <w:del w:id="526" w:author="neal chaisson" w:date="2026-08-22T14:45:00Z" w16du:dateUtc="2026-08-22T18:45:00Z">
+      <w:del w:id="534" w:author="neal chaisson" w:date="2026-08-22T14:45:00Z" w16du:dateUtc="2026-08-22T18:45:00Z">
         <w:r>
           <w:rPr>
             <w:i/>
@@ -5220,7 +5284,7 @@
           <w:delText xml:space="preserve">the </w:delText>
         </w:r>
       </w:del>
-      <w:ins w:id="527" w:author="neal chaisson" w:date="2026-08-22T14:45:00Z" w16du:dateUtc="2026-08-22T18:45:00Z">
+      <w:ins w:id="535" w:author="neal chaisson" w:date="2026-08-22T14:45:00Z" w16du:dateUtc="2026-08-22T18:45:00Z">
         <w:r>
           <w:rPr>
             <w:i/>
@@ -5230,7 +5294,7 @@
           <w:t xml:space="preserve">a sound </w:t>
         </w:r>
       </w:ins>
-      <w:del w:id="528" w:author="neal chaisson" w:date="2026-08-22T14:45:00Z" w16du:dateUtc="2026-08-22T18:45:00Z">
+      <w:del w:id="536" w:author="neal chaisson" w:date="2026-08-22T14:45:00Z" w16du:dateUtc="2026-08-22T18:45:00Z">
         <w:r>
           <w:rPr>
             <w:i/>
@@ -5240,7 +5304,7 @@
           <w:delText xml:space="preserve">sense </w:delText>
         </w:r>
       </w:del>
-      <w:ins w:id="529" w:author="neal chaisson" w:date="2026-08-22T14:45:00Z" w16du:dateUtc="2026-08-22T18:45:00Z">
+      <w:ins w:id="537" w:author="neal chaisson" w:date="2026-08-22T14:45:00Z" w16du:dateUtc="2026-08-22T18:45:00Z">
         <w:r>
           <w:rPr>
             <w:i/>
@@ -5250,7 +5314,7 @@
           <w:t xml:space="preserve">way </w:t>
         </w:r>
       </w:ins>
-      <w:del w:id="530" w:author="neal chaisson" w:date="2026-08-22T14:45:00Z" w16du:dateUtc="2026-08-22T18:45:00Z">
+      <w:del w:id="538" w:author="neal chaisson" w:date="2026-08-22T14:45:00Z" w16du:dateUtc="2026-08-22T18:45:00Z">
         <w:r>
           <w:rPr>
             <w:i/>
@@ -5260,7 +5324,7 @@
           <w:delText>in which Magder recommends putting</w:delText>
         </w:r>
       </w:del>
-      <w:ins w:id="531" w:author="neal chaisson" w:date="2026-08-22T14:45:00Z" w16du:dateUtc="2026-08-22T18:45:00Z">
+      <w:ins w:id="539" w:author="neal chaisson" w:date="2026-08-22T14:45:00Z" w16du:dateUtc="2026-08-22T18:45:00Z">
         <w:r>
           <w:rPr>
             <w:i/>
@@ -5281,18 +5345,18 @@
     </w:p>
     <w:p>
       <w:pPr>
-        <w:pStyle w:val="Heading3"/>
+        <w:pStyle w:val="Ttulo3"/>
         <w:shd w:val="clear" w:color="auto" w:fill="FAF9F7"/>
         <w:spacing w:before="330" w:after="60"/>
         <w:rPr>
-          <w:ins w:id="532" w:author="neal chaisson" w:date="2026-08-22T14:55:00Z" w16du:dateUtc="2026-08-22T18:55:00Z"/>
+          <w:ins w:id="540" w:author="neal chaisson" w:date="2026-08-22T14:55:00Z" w16du:dateUtc="2026-08-22T18:55:00Z"/>
           <w:rFonts w:ascii="Segoe UI" w:hAnsi="Segoe UI" w:cs="Segoe UI"/>
           <w:color w:val="1F3A5F"/>
           <w:sz w:val="26"/>
           <w:szCs w:val="26"/>
         </w:rPr>
       </w:pPr>
-      <w:ins w:id="533" w:author="neal chaisson" w:date="2026-08-22T14:55:00Z" w16du:dateUtc="2026-08-22T18:55:00Z">
+      <w:ins w:id="541" w:author="neal chaisson" w:date="2026-08-22T14:55:00Z" w16du:dateUtc="2026-08-22T18:55:00Z">
         <w:r>
           <w:rPr>
             <w:rFonts w:ascii="Segoe UI" w:hAnsi="Segoe UI" w:cs="Segoe UI"/>
@@ -5308,17 +5372,17 @@
       <w:r>
         <w:t xml:space="preserve">The mean systemic filling pressure is the pressure that would be measured everywhere in the systemic circulation if flow were stopped and pressures allowed to equilibrate. It is a property of the stressed volume and the compliance of the vessels holding it, and it is not a property of the heart. </w:t>
       </w:r>
-      <w:del w:id="534" w:author="neal chaisson" w:date="2026-08-22T15:56:00Z" w16du:dateUtc="2026-08-22T19:56:00Z">
+      <w:del w:id="542" w:author="neal chaisson" w:date="2026-08-22T15:56:00Z" w16du:dateUtc="2026-08-22T19:56:00Z">
         <w:r>
           <w:delText xml:space="preserve">That </w:delText>
         </w:r>
       </w:del>
-      <w:ins w:id="535" w:author="neal chaisson" w:date="2026-08-22T15:56:00Z" w16du:dateUtc="2026-08-22T19:56:00Z">
+      <w:ins w:id="543" w:author="neal chaisson" w:date="2026-08-22T15:56:00Z" w16du:dateUtc="2026-08-22T19:56:00Z">
         <w:r>
           <w:t>The roots of this premise were expressed by a famous experiment by</w:t>
         </w:r>
       </w:ins>
-      <w:del w:id="536" w:author="neal chaisson" w:date="2026-08-22T15:56:00Z" w16du:dateUtc="2026-08-22T19:56:00Z">
+      <w:del w:id="544" w:author="neal chaisson" w:date="2026-08-22T15:56:00Z" w16du:dateUtc="2026-08-22T19:56:00Z">
         <w:r>
           <w:delText>is the whole content of the</w:delText>
         </w:r>
@@ -5326,17 +5390,17 @@
       <w:r>
         <w:t xml:space="preserve"> Bayliss and Starling</w:t>
       </w:r>
-      <w:ins w:id="537" w:author="neal chaisson" w:date="2026-08-22T15:56:00Z" w16du:dateUtc="2026-08-22T19:56:00Z">
+      <w:ins w:id="545" w:author="neal chaisson" w:date="2026-08-22T15:56:00Z" w16du:dateUtc="2026-08-22T19:56:00Z">
         <w:r>
           <w:t xml:space="preserve">, described in a prior module [link </w:t>
         </w:r>
       </w:ins>
-      <w:ins w:id="538" w:author="neal chaisson" w:date="2026-08-22T15:57:00Z" w16du:dateUtc="2026-08-22T19:57:00Z">
+      <w:ins w:id="546" w:author="neal chaisson" w:date="2026-08-22T15:57:00Z" w16du:dateUtc="2026-08-22T19:57:00Z">
         <w:r>
           <w:t>to N4]</w:t>
         </w:r>
       </w:ins>
-      <w:del w:id="539" w:author="neal chaisson" w:date="2026-08-22T15:57:00Z" w16du:dateUtc="2026-08-22T19:57:00Z">
+      <w:del w:id="547" w:author="neal chaisson" w:date="2026-08-22T15:57:00Z" w16du:dateUtc="2026-08-22T19:57:00Z">
         <w:r>
           <w:delText xml:space="preserve"> experiment described in N4</w:delText>
         </w:r>
@@ -5346,37 +5410,37 @@
       </w:r>
     </w:p>
     <w:p>
-      <w:ins w:id="540" w:author="neal chaisson" w:date="2026-08-22T16:10:00Z" w16du:dateUtc="2026-08-22T20:10:00Z">
+      <w:ins w:id="548" w:author="neal chaisson" w:date="2026-08-22T16:10:00Z" w16du:dateUtc="2026-08-22T20:10:00Z">
         <w:r>
           <w:t xml:space="preserve">In the prior modules, we discussed that </w:t>
         </w:r>
       </w:ins>
-      <w:del w:id="541" w:author="neal chaisson" w:date="2026-08-22T16:10:00Z" w16du:dateUtc="2026-08-22T20:10:00Z">
+      <w:del w:id="549" w:author="neal chaisson" w:date="2026-08-22T16:10:00Z" w16du:dateUtc="2026-08-22T20:10:00Z">
         <w:r>
           <w:delText>The</w:delText>
         </w:r>
       </w:del>
-      <w:ins w:id="542" w:author="neal chaisson" w:date="2026-08-22T16:10:00Z" w16du:dateUtc="2026-08-22T20:10:00Z">
+      <w:ins w:id="550" w:author="neal chaisson" w:date="2026-08-22T16:10:00Z" w16du:dateUtc="2026-08-22T20:10:00Z">
         <w:r>
           <w:t xml:space="preserve">healthy humans likely have a </w:t>
         </w:r>
       </w:ins>
-      <w:ins w:id="543" w:author="neal chaisson" w:date="2026-08-22T16:11:00Z" w16du:dateUtc="2026-08-22T20:11:00Z">
+      <w:ins w:id="551" w:author="neal chaisson" w:date="2026-08-22T16:11:00Z" w16du:dateUtc="2026-08-22T20:11:00Z">
         <w:r>
           <w:t xml:space="preserve">Pms </w:t>
         </w:r>
       </w:ins>
-      <w:del w:id="544" w:author="neal chaisson" w:date="2026-08-22T16:10:00Z" w16du:dateUtc="2026-08-22T20:10:00Z">
+      <w:del w:id="552" w:author="neal chaisson" w:date="2026-08-22T16:10:00Z" w16du:dateUtc="2026-08-22T20:10:00Z">
         <w:r>
           <w:delText xml:space="preserve"> </w:delText>
         </w:r>
       </w:del>
-      <w:del w:id="545" w:author="neal chaisson" w:date="2026-08-22T16:11:00Z" w16du:dateUtc="2026-08-22T20:11:00Z">
+      <w:del w:id="553" w:author="neal chaisson" w:date="2026-08-22T16:11:00Z" w16du:dateUtc="2026-08-22T20:11:00Z">
         <w:r>
           <w:delText>figure of</w:delText>
         </w:r>
       </w:del>
-      <w:ins w:id="546" w:author="neal chaisson" w:date="2026-08-22T16:11:00Z" w16du:dateUtc="2026-08-22T20:11:00Z">
+      <w:ins w:id="554" w:author="neal chaisson" w:date="2026-08-22T16:11:00Z" w16du:dateUtc="2026-08-22T20:11:00Z">
         <w:r>
           <w:t>~</w:t>
         </w:r>
@@ -5384,7 +5448,7 @@
       <w:r>
         <w:t xml:space="preserve"> 8 to 10 mmHg</w:t>
       </w:r>
-      <w:ins w:id="547" w:author="neal chaisson" w:date="2026-08-22T16:11:00Z" w16du:dateUtc="2026-08-22T20:11:00Z">
+      <w:ins w:id="555" w:author="neal chaisson" w:date="2026-08-22T16:11:00Z" w16du:dateUtc="2026-08-22T20:11:00Z">
         <w:r>
           <w:t>.</w:t>
         </w:r>
@@ -5392,12 +5456,12 @@
       <w:r>
         <w:t xml:space="preserve"> </w:t>
       </w:r>
-      <w:del w:id="548" w:author="neal chaisson" w:date="2026-08-22T16:11:00Z" w16du:dateUtc="2026-08-22T20:11:00Z">
+      <w:del w:id="556" w:author="neal chaisson" w:date="2026-08-22T16:11:00Z" w16du:dateUtc="2026-08-22T20:11:00Z">
         <w:r>
           <w:delText>carried in the Novice module</w:delText>
         </w:r>
       </w:del>
-      <w:ins w:id="549" w:author="neal chaisson" w:date="2026-08-22T16:11:00Z" w16du:dateUtc="2026-08-22T20:11:00Z">
+      <w:ins w:id="557" w:author="neal chaisson" w:date="2026-08-22T16:11:00Z" w16du:dateUtc="2026-08-22T20:11:00Z">
         <w:r>
           <w:t>This estimate</w:t>
         </w:r>
@@ -5405,7 +5469,7 @@
       <w:r>
         <w:t xml:space="preserve"> comes from </w:t>
       </w:r>
-      <w:del w:id="550" w:author="neal chaisson" w:date="2026-08-22T16:11:00Z" w16du:dateUtc="2026-08-22T20:11:00Z">
+      <w:del w:id="558" w:author="neal chaisson" w:date="2026-08-22T16:11:00Z" w16du:dateUtc="2026-08-22T20:11:00Z">
         <w:r>
           <w:delText xml:space="preserve">the </w:delText>
         </w:r>
@@ -5413,7 +5477,7 @@
       <w:r>
         <w:t>classical animal preparations</w:t>
       </w:r>
-      <w:del w:id="551" w:author="neal chaisson" w:date="2026-08-23T23:19:00Z" w16du:dateUtc="2026-08-24T03:19:00Z">
+      <w:del w:id="559" w:author="neal chaisson" w:date="2026-08-23T23:19:00Z" w16du:dateUtc="2026-08-24T03:19:00Z">
         <w:r>
           <w:delText xml:space="preserve"> reviewed by Sylvester and colleagues</w:delText>
         </w:r>
@@ -5421,7 +5485,7 @@
       <w:r>
         <w:t>. H</w:t>
       </w:r>
-      <w:ins w:id="552" w:author="neal chaisson" w:date="2026-08-23T23:19:00Z" w16du:dateUtc="2026-08-24T03:19:00Z">
+      <w:ins w:id="560" w:author="neal chaisson" w:date="2026-08-23T23:19:00Z" w16du:dateUtc="2026-08-24T03:19:00Z">
         <w:r>
           <w:t>owever, later publications on h</w:t>
         </w:r>
@@ -5429,7 +5493,7 @@
       <w:r>
         <w:t>uman</w:t>
       </w:r>
-      <w:ins w:id="553" w:author="neal chaisson" w:date="2026-08-23T23:19:00Z" w16du:dateUtc="2026-08-24T03:19:00Z">
+      <w:ins w:id="561" w:author="neal chaisson" w:date="2026-08-23T23:19:00Z" w16du:dateUtc="2026-08-24T03:19:00Z">
         <w:r>
           <w:t>s</w:t>
         </w:r>
@@ -5437,16 +5501,12 @@
       <w:r>
         <w:t xml:space="preserve"> </w:t>
       </w:r>
-      <w:ins w:id="554" w:author="neal chaisson" w:date="2026-08-23T23:19:00Z" w16du:dateUtc="2026-08-24T03:19:00Z">
-        <w:r>
-          <w:t xml:space="preserve">at the </w:t>
-        </w:r>
-        <w:r>
-          <w:lastRenderedPageBreak/>
-          <w:t>bedside</w:t>
-        </w:r>
-      </w:ins>
-      <w:del w:id="555" w:author="neal chaisson" w:date="2026-08-23T23:19:00Z" w16du:dateUtc="2026-08-24T03:19:00Z">
+      <w:ins w:id="562" w:author="neal chaisson" w:date="2026-08-23T23:19:00Z" w16du:dateUtc="2026-08-24T03:19:00Z">
+        <w:r>
+          <w:t>at the bedside</w:t>
+        </w:r>
+      </w:ins>
+      <w:del w:id="563" w:author="neal chaisson" w:date="2026-08-23T23:19:00Z" w16du:dateUtc="2026-08-24T03:19:00Z">
         <w:r>
           <w:delText>bedside</w:delText>
         </w:r>
@@ -5454,7 +5514,7 @@
       <w:r>
         <w:t xml:space="preserve"> estimate</w:t>
       </w:r>
-      <w:del w:id="556" w:author="neal chaisson" w:date="2026-08-23T23:19:00Z" w16du:dateUtc="2026-08-24T03:19:00Z">
+      <w:del w:id="564" w:author="neal chaisson" w:date="2026-08-23T23:19:00Z" w16du:dateUtc="2026-08-24T03:19:00Z">
         <w:r>
           <w:delText>s</w:delText>
         </w:r>
@@ -5462,12 +5522,12 @@
       <w:r>
         <w:t xml:space="preserve"> </w:t>
       </w:r>
-      <w:ins w:id="557" w:author="neal chaisson" w:date="2026-08-23T23:19:00Z" w16du:dateUtc="2026-08-24T03:19:00Z">
+      <w:ins w:id="565" w:author="neal chaisson" w:date="2026-08-23T23:19:00Z" w16du:dateUtc="2026-08-24T03:19:00Z">
         <w:r>
           <w:t>a</w:t>
         </w:r>
       </w:ins>
-      <w:del w:id="558" w:author="neal chaisson" w:date="2026-08-23T23:19:00Z" w16du:dateUtc="2026-08-24T03:19:00Z">
+      <w:del w:id="566" w:author="neal chaisson" w:date="2026-08-23T23:19:00Z" w16du:dateUtc="2026-08-24T03:19:00Z">
         <w:r>
           <w:delText>run</w:delText>
         </w:r>
@@ -5475,7 +5535,7 @@
       <w:r>
         <w:t xml:space="preserve"> considerably higher</w:t>
       </w:r>
-      <w:ins w:id="559" w:author="neal chaisson" w:date="2026-08-23T23:20:00Z" w16du:dateUtc="2026-08-24T03:20:00Z">
+      <w:ins w:id="567" w:author="neal chaisson" w:date="2026-08-23T23:20:00Z" w16du:dateUtc="2026-08-24T03:20:00Z">
         <w:r>
           <w:t xml:space="preserve"> Pms</w:t>
         </w:r>
@@ -5483,7 +5543,7 @@
       <w:r>
         <w:t xml:space="preserve">. Maas, Pinsky and colleagues studied eleven mechanically ventilated postoperative cardiac surgical patients across three </w:t>
       </w:r>
-      <w:ins w:id="560" w:author="neal chaisson" w:date="2026-08-22T16:12:00Z" w16du:dateUtc="2026-08-22T20:12:00Z">
+      <w:ins w:id="568" w:author="neal chaisson" w:date="2026-08-22T16:12:00Z" w16du:dateUtc="2026-08-22T20:12:00Z">
         <w:r>
           <w:t xml:space="preserve">physiologic </w:t>
         </w:r>
@@ -5496,12 +5556,12 @@
       <w:r>
         <w:t>Two lessons sit in th</w:t>
       </w:r>
-      <w:ins w:id="561" w:author="neal chaisson" w:date="2026-08-22T16:12:00Z" w16du:dateUtc="2026-08-22T20:12:00Z">
+      <w:ins w:id="569" w:author="neal chaisson" w:date="2026-08-22T16:12:00Z" w16du:dateUtc="2026-08-22T20:12:00Z">
         <w:r>
           <w:t>e</w:t>
         </w:r>
       </w:ins>
-      <w:del w:id="562" w:author="neal chaisson" w:date="2026-08-22T16:12:00Z" w16du:dateUtc="2026-08-22T20:12:00Z">
+      <w:del w:id="570" w:author="neal chaisson" w:date="2026-08-22T16:12:00Z" w16du:dateUtc="2026-08-22T20:12:00Z">
         <w:r>
           <w:delText>o</w:delText>
         </w:r>
@@ -5509,17 +5569,17 @@
       <w:r>
         <w:t xml:space="preserve">se numbers. The first is that a textbook value obtained in an anesthetized animal </w:t>
       </w:r>
-      <w:del w:id="563" w:author="neal chaisson" w:date="2026-08-22T16:13:00Z" w16du:dateUtc="2026-08-22T20:13:00Z">
+      <w:del w:id="571" w:author="neal chaisson" w:date="2026-08-22T16:13:00Z" w16du:dateUtc="2026-08-22T20:13:00Z">
         <w:r>
           <w:delText>should not be carried unmodified</w:delText>
         </w:r>
       </w:del>
-      <w:ins w:id="564" w:author="neal chaisson" w:date="2026-08-22T16:13:00Z" w16du:dateUtc="2026-08-22T20:13:00Z">
+      <w:ins w:id="572" w:author="neal chaisson" w:date="2026-08-22T16:13:00Z" w16du:dateUtc="2026-08-22T20:13:00Z">
         <w:r>
           <w:t>may differ considerably from</w:t>
         </w:r>
       </w:ins>
-      <w:del w:id="565" w:author="neal chaisson" w:date="2026-08-22T16:13:00Z" w16du:dateUtc="2026-08-22T20:13:00Z">
+      <w:del w:id="573" w:author="neal chaisson" w:date="2026-08-22T16:13:00Z" w16du:dateUtc="2026-08-22T20:13:00Z">
         <w:r>
           <w:delText xml:space="preserve"> to</w:delText>
         </w:r>
@@ -5530,9 +5590,10 @@
     </w:p>
     <w:p>
       <w:r>
+        <w:lastRenderedPageBreak/>
         <w:t xml:space="preserve">The venous return curve, its slope, its plateau and the manipulation of Pms are the subject of modules I7 and I8, and the full treatment of the intersection is module I10. </w:t>
       </w:r>
-      <w:del w:id="566" w:author="neal chaisson" w:date="2026-08-22T16:14:00Z" w16du:dateUtc="2026-08-22T20:14:00Z">
+      <w:del w:id="574" w:author="neal chaisson" w:date="2026-08-22T16:14:00Z" w16du:dateUtc="2026-08-22T20:14:00Z">
         <w:r>
           <w:delText>Principle 2 here is the constraint itself, which is what the later modules apply.</w:delText>
         </w:r>
@@ -5540,7 +5601,7 @@
     </w:p>
     <w:p>
       <w:pPr>
-        <w:pStyle w:val="Heading2"/>
+        <w:pStyle w:val="Ttulo2"/>
       </w:pPr>
       <w:r>
         <w:t>Principle 3: one hydraulic relationship describes every interface</w:t>
@@ -5569,7 +5630,7 @@
       <w:r>
         <w:t>Secomb's review of hemodynamics states the five conditions the derivation requires: that the tube is a uniform rigid circular cylinder, that the fluid is Newtonian</w:t>
       </w:r>
-      <w:ins w:id="567" w:author="neal chaisson" w:date="2026-08-22T16:20:00Z" w16du:dateUtc="2026-08-22T20:20:00Z">
+      <w:ins w:id="575" w:author="neal chaisson" w:date="2026-08-22T16:20:00Z" w16du:dateUtc="2026-08-22T20:20:00Z">
         <w:r>
           <w:t xml:space="preserve"> (where shear stress is directly proportional to shear rate)</w:t>
         </w:r>
@@ -5580,18 +5641,14 @@
     </w:p>
     <w:p>
       <w:r>
-        <w:t xml:space="preserve">None of that makes the clinical form useless, but it does change what the form is. ΔP = Q × R is not a physical law being applied. It is a definition of R. Resistance in hemodynamics is not measured. It is calculated, as whatever number makes the observed gradient and the observed flow consistent. Every physical effect the equation ignores, including pulsatility, distensibility, </w:t>
-      </w:r>
-      <w:r>
-        <w:lastRenderedPageBreak/>
-        <w:t xml:space="preserve">non-Newtonian behavior and turbulence, is absorbed silently into </w:t>
-      </w:r>
-      <w:del w:id="568" w:author="neal chaisson" w:date="2026-08-22T16:25:00Z" w16du:dateUtc="2026-08-22T20:25:00Z">
+        <w:t xml:space="preserve">None of that makes the clinical form useless, but it does change what the form is. ΔP = Q × R is not a physical law being applied. It is a definition of R. Resistance in hemodynamics is not measured. It is calculated, as whatever number makes the observed gradient and the observed flow consistent. Every physical effect the equation ignores, including pulsatility, distensibility, non-Newtonian behavior and turbulence, is absorbed silently into </w:t>
+      </w:r>
+      <w:del w:id="576" w:author="neal chaisson" w:date="2026-08-22T16:25:00Z" w16du:dateUtc="2026-08-22T20:25:00Z">
         <w:r>
           <w:delText>that one</w:delText>
         </w:r>
       </w:del>
-      <w:ins w:id="569" w:author="neal chaisson" w:date="2026-08-22T16:25:00Z" w16du:dateUtc="2026-08-22T20:25:00Z">
+      <w:ins w:id="577" w:author="neal chaisson" w:date="2026-08-22T16:25:00Z" w16du:dateUtc="2026-08-22T20:25:00Z">
         <w:r>
           <w:t>the resistance</w:t>
         </w:r>
@@ -5599,17 +5656,17 @@
       <w:r>
         <w:t xml:space="preserve"> number. </w:t>
       </w:r>
-      <w:del w:id="570" w:author="neal chaisson" w:date="2026-08-22T16:26:00Z" w16du:dateUtc="2026-08-22T20:26:00Z">
+      <w:del w:id="578" w:author="neal chaisson" w:date="2026-08-22T16:26:00Z" w16du:dateUtc="2026-08-22T20:26:00Z">
         <w:r>
           <w:delText xml:space="preserve">The equation is exact by construction and therefore explains nothing on its own. </w:delText>
         </w:r>
       </w:del>
-      <w:ins w:id="571" w:author="neal chaisson" w:date="2026-08-22T16:26:00Z" w16du:dateUtc="2026-08-22T20:26:00Z">
+      <w:ins w:id="579" w:author="neal chaisson" w:date="2026-08-22T16:26:00Z" w16du:dateUtc="2026-08-22T20:26:00Z">
         <w:r>
           <w:t xml:space="preserve">The equation </w:t>
         </w:r>
       </w:ins>
-      <w:del w:id="572" w:author="neal chaisson" w:date="2026-08-22T16:26:00Z" w16du:dateUtc="2026-08-22T20:26:00Z">
+      <w:del w:id="580" w:author="neal chaisson" w:date="2026-08-22T16:26:00Z" w16du:dateUtc="2026-08-22T20:26:00Z">
         <w:r>
           <w:delText xml:space="preserve">What it does is </w:delText>
         </w:r>
@@ -5617,7 +5674,7 @@
       <w:r>
         <w:t>force</w:t>
       </w:r>
-      <w:ins w:id="573" w:author="neal chaisson" w:date="2026-08-22T16:26:00Z" w16du:dateUtc="2026-08-22T20:26:00Z">
+      <w:ins w:id="581" w:author="neal chaisson" w:date="2026-08-22T16:26:00Z" w16du:dateUtc="2026-08-22T20:26:00Z">
         <w:r>
           <w:t>s</w:t>
         </w:r>
@@ -5625,7 +5682,7 @@
       <w:r>
         <w:t xml:space="preserve"> the three quantities </w:t>
       </w:r>
-      <w:ins w:id="574" w:author="neal chaisson" w:date="2026-08-22T16:26:00Z" w16du:dateUtc="2026-08-22T20:26:00Z">
+      <w:ins w:id="582" w:author="neal chaisson" w:date="2026-08-22T16:26:00Z" w16du:dateUtc="2026-08-22T20:26:00Z">
         <w:r>
           <w:t xml:space="preserve">(flow, pressure and resistance) </w:t>
         </w:r>
@@ -5633,17 +5690,17 @@
       <w:r>
         <w:t>into a fixed relationship, so that knowing any two constrains the third</w:t>
       </w:r>
-      <w:del w:id="575" w:author="neal chaisson" w:date="2026-08-22T16:27:00Z" w16du:dateUtc="2026-08-22T20:27:00Z">
+      <w:del w:id="583" w:author="neal chaisson" w:date="2026-08-22T16:27:00Z" w16du:dateUtc="2026-08-22T20:27:00Z">
         <w:r>
           <w:delText xml:space="preserve">. That is a </w:delText>
         </w:r>
       </w:del>
-      <w:ins w:id="576" w:author="neal chaisson" w:date="2026-08-22T16:27:00Z" w16du:dateUtc="2026-08-22T20:27:00Z">
+      <w:ins w:id="584" w:author="neal chaisson" w:date="2026-08-22T16:27:00Z" w16du:dateUtc="2026-08-22T20:27:00Z">
         <w:r>
           <w:t xml:space="preserve">; a </w:t>
         </w:r>
       </w:ins>
-      <w:del w:id="577" w:author="neal chaisson" w:date="2026-08-22T16:27:00Z" w16du:dateUtc="2026-08-22T20:27:00Z">
+      <w:del w:id="585" w:author="neal chaisson" w:date="2026-08-22T16:27:00Z" w16du:dateUtc="2026-08-22T20:27:00Z">
         <w:r>
           <w:delText xml:space="preserve">genuinely </w:delText>
         </w:r>
@@ -5651,12 +5708,12 @@
       <w:r>
         <w:t>powerful bedside property</w:t>
       </w:r>
-      <w:ins w:id="578" w:author="neal chaisson" w:date="2026-08-22T16:27:00Z" w16du:dateUtc="2026-08-22T20:27:00Z">
+      <w:ins w:id="586" w:author="neal chaisson" w:date="2026-08-22T16:27:00Z" w16du:dateUtc="2026-08-22T20:27:00Z">
         <w:r>
           <w:t xml:space="preserve"> in practice.</w:t>
         </w:r>
       </w:ins>
-      <w:del w:id="579" w:author="neal chaisson" w:date="2026-08-22T16:27:00Z" w16du:dateUtc="2026-08-22T20:27:00Z">
+      <w:del w:id="587" w:author="neal chaisson" w:date="2026-08-22T16:27:00Z" w16du:dateUtc="2026-08-22T20:27:00Z">
         <w:r>
           <w:delText>, and it is a different kind of power than a mechanism.</w:delText>
         </w:r>
@@ -5668,7 +5725,7 @@
         <w:spacing w:before="330" w:after="60" w:line="240" w:lineRule="auto"/>
         <w:outlineLvl w:val="2"/>
         <w:rPr>
-          <w:ins w:id="580" w:author="neal chaisson" w:date="2026-08-22T16:32:00Z" w16du:dateUtc="2026-08-22T20:32:00Z"/>
+          <w:ins w:id="588" w:author="neal chaisson" w:date="2026-08-22T16:32:00Z" w16du:dateUtc="2026-08-22T20:32:00Z"/>
           <w:rFonts w:ascii="Segoe UI" w:eastAsia="Times New Roman" w:hAnsi="Segoe UI" w:cs="Segoe UI"/>
           <w:b/>
           <w:bCs/>
@@ -5677,7 +5734,7 @@
           <w:szCs w:val="26"/>
         </w:rPr>
       </w:pPr>
-      <w:ins w:id="581" w:author="neal chaisson" w:date="2026-08-22T16:32:00Z" w16du:dateUtc="2026-08-22T20:32:00Z">
+      <w:ins w:id="589" w:author="neal chaisson" w:date="2026-08-22T16:32:00Z" w16du:dateUtc="2026-08-22T20:32:00Z">
         <w:r>
           <w:rPr>
             <w:rFonts w:ascii="Segoe UI" w:eastAsia="Times New Roman" w:hAnsi="Segoe UI" w:cs="Segoe UI"/>
@@ -5695,7 +5752,7 @@
       <w:r>
         <w:t xml:space="preserve">Although </w:t>
       </w:r>
-      <w:ins w:id="582" w:author="neal chaisson" w:date="2026-08-22T16:28:00Z" w16du:dateUtc="2026-08-22T20:28:00Z">
+      <w:ins w:id="590" w:author="neal chaisson" w:date="2026-08-22T16:28:00Z" w16du:dateUtc="2026-08-22T20:28:00Z">
         <w:r>
           <w:t>Poiseuille's</w:t>
         </w:r>
@@ -5703,7 +5760,7 @@
           <w:t xml:space="preserve"> </w:t>
         </w:r>
       </w:ins>
-      <w:del w:id="583" w:author="neal chaisson" w:date="2026-08-22T16:28:00Z" w16du:dateUtc="2026-08-22T20:28:00Z">
+      <w:del w:id="591" w:author="neal chaisson" w:date="2026-08-22T16:28:00Z" w16du:dateUtc="2026-08-22T20:28:00Z">
         <w:r>
           <w:delText xml:space="preserve">the </w:delText>
         </w:r>
@@ -5711,7 +5768,7 @@
       <w:r>
         <w:t>law does not describe the circulation quantitatively, its radius dependence is directionally right and clinically enormous. Resistance varies with the inverse fourth power of diameter</w:t>
       </w:r>
-      <w:del w:id="584" w:author="neal chaisson" w:date="2026-08-22T16:29:00Z" w16du:dateUtc="2026-08-22T20:29:00Z">
+      <w:del w:id="592" w:author="neal chaisson" w:date="2026-08-22T16:29:00Z" w16du:dateUtc="2026-08-22T20:29:00Z">
         <w:r>
           <w:delText>, and Secomb makes the magnitude concrete</w:delText>
         </w:r>
@@ -5722,23 +5779,27 @@
     </w:p>
     <w:p>
       <w:r>
-        <w:t>It also explains an asymmetry that catches people out on the venous side. The venules and small veins have an enormous aggregate cross-sectional area and therefore contribute very little to the resistance to venous return, despite holding most of the blood. The resistance that matters on the venous side sits in the large veins and the venae cavae, where cross-sectional area is small. Volume and resistance live in different parts of the venous system, which is why a maneuver that changes venous capacitance and a maneuver that changes venous resistance are not the same maneuver.</w:t>
+        <w:t xml:space="preserve">It also explains an asymmetry that catches people out on the venous side. The venules and small veins have an enormous aggregate cross-sectional area and therefore contribute very little to the resistance to venous return, despite holding most of the blood. The resistance that matters </w:t>
+      </w:r>
+      <w:r>
+        <w:lastRenderedPageBreak/>
+        <w:t>on the venous side sits in the large veins and the venae cavae, where cross-sectional area is small. Volume and resistance live in different parts of the venous system, which is why a maneuver that changes venous capacitance and a maneuver that changes venous resistance are not the same maneuver.</w:t>
       </w:r>
     </w:p>
     <w:p>
       <w:pPr>
-        <w:pStyle w:val="Heading3"/>
+        <w:pStyle w:val="Ttulo3"/>
         <w:shd w:val="clear" w:color="auto" w:fill="FAF9F7"/>
         <w:spacing w:before="330" w:after="60"/>
         <w:rPr>
-          <w:ins w:id="585" w:author="neal chaisson" w:date="2026-08-22T16:32:00Z" w16du:dateUtc="2026-08-22T20:32:00Z"/>
+          <w:ins w:id="593" w:author="neal chaisson" w:date="2026-08-22T16:32:00Z" w16du:dateUtc="2026-08-22T20:32:00Z"/>
           <w:rFonts w:ascii="Segoe UI" w:hAnsi="Segoe UI" w:cs="Segoe UI"/>
           <w:color w:val="1F3A5F"/>
           <w:sz w:val="26"/>
           <w:szCs w:val="26"/>
         </w:rPr>
       </w:pPr>
-      <w:ins w:id="586" w:author="neal chaisson" w:date="2026-08-22T16:32:00Z" w16du:dateUtc="2026-08-22T20:32:00Z">
+      <w:ins w:id="594" w:author="neal chaisson" w:date="2026-08-22T16:32:00Z" w16du:dateUtc="2026-08-22T20:32:00Z">
         <w:r>
           <w:rPr>
             <w:rFonts w:ascii="Segoe UI" w:hAnsi="Segoe UI" w:cs="Segoe UI"/>
@@ -5763,7 +5824,7 @@
         </w:rPr>
         <w:t xml:space="preserve">SVR = 80 × (MAP − RAP) ÷ COMAP, mean arterial pressure (mmHg); RAP, right atrial pressure (mmHg); CO, cardiac output (L/min). </w:t>
       </w:r>
-      <w:del w:id="587" w:author="neal chaisson" w:date="2026-08-22T16:31:00Z" w16du:dateUtc="2026-08-22T20:31:00Z">
+      <w:del w:id="595" w:author="neal chaisson" w:date="2026-08-22T16:31:00Z" w16du:dateUtc="2026-08-22T20:31:00Z">
         <w:r>
           <w:rPr>
             <w:rFonts w:ascii="Consolas" w:hAnsi="Consolas"/>
@@ -5777,12 +5838,12 @@
       <w:r>
         <w:t>Compare th</w:t>
       </w:r>
-      <w:ins w:id="588" w:author="neal chaisson" w:date="2026-08-22T16:34:00Z" w16du:dateUtc="2026-08-22T20:34:00Z">
+      <w:ins w:id="596" w:author="neal chaisson" w:date="2026-08-22T16:34:00Z" w16du:dateUtc="2026-08-22T20:34:00Z">
         <w:r>
           <w:t>is</w:t>
         </w:r>
       </w:ins>
-      <w:del w:id="589" w:author="neal chaisson" w:date="2026-08-22T16:34:00Z" w16du:dateUtc="2026-08-22T20:34:00Z">
+      <w:del w:id="597" w:author="neal chaisson" w:date="2026-08-22T16:34:00Z" w16du:dateUtc="2026-08-22T20:34:00Z">
         <w:r>
           <w:delText>at</w:delText>
         </w:r>
@@ -5790,7 +5851,7 @@
       <w:r>
         <w:t xml:space="preserve"> with the Interface I relationship</w:t>
       </w:r>
-      <w:ins w:id="590" w:author="neal chaisson" w:date="2026-08-22T16:35:00Z" w16du:dateUtc="2026-08-22T20:35:00Z">
+      <w:ins w:id="598" w:author="neal chaisson" w:date="2026-08-22T16:35:00Z" w16du:dateUtc="2026-08-22T20:35:00Z">
         <w:r>
           <w:t>s</w:t>
         </w:r>
@@ -5798,37 +5859,37 @@
       <w:r>
         <w:t xml:space="preserve"> in the table above and the discrepancy is immediate. The physiologic downstream pressure for arterial flow is the arteriolar critical closing pressure, not the right atrial pressure. </w:t>
       </w:r>
-      <w:del w:id="591" w:author="neal chaisson" w:date="2026-08-22T16:48:00Z" w16du:dateUtc="2026-08-22T20:48:00Z">
+      <w:del w:id="599" w:author="neal chaisson" w:date="2026-08-22T16:48:00Z" w16du:dateUtc="2026-08-22T20:48:00Z">
         <w:r>
           <w:delText xml:space="preserve">Because Pcrit is normally well above RAP, and because vasoactive drugs move Pcrit, the calculated SVR systematically misstates the arterial gradient and can move in the wrong direction </w:delText>
         </w:r>
       </w:del>
-      <w:del w:id="592" w:author="neal chaisson" w:date="2026-08-22T16:36:00Z" w16du:dateUtc="2026-08-22T20:36:00Z">
+      <w:del w:id="600" w:author="neal chaisson" w:date="2026-08-22T16:36:00Z" w16du:dateUtc="2026-08-22T20:36:00Z">
         <w:r>
           <w:delText xml:space="preserve">when </w:delText>
         </w:r>
       </w:del>
-      <w:ins w:id="593" w:author="neal chaisson" w:date="2026-08-22T16:48:00Z" w16du:dateUtc="2026-08-22T20:48:00Z">
+      <w:ins w:id="601" w:author="neal chaisson" w:date="2026-08-22T16:48:00Z" w16du:dateUtc="2026-08-22T20:48:00Z">
         <w:r>
           <w:t>Because Pcrit is normally well above RAP, and because vasoactive drugs move Pcrit</w:t>
         </w:r>
       </w:ins>
-      <w:ins w:id="594" w:author="neal chaisson" w:date="2026-08-22T16:51:00Z" w16du:dateUtc="2026-08-22T20:51:00Z">
+      <w:ins w:id="602" w:author="neal chaisson" w:date="2026-08-22T16:51:00Z" w16du:dateUtc="2026-08-22T20:51:00Z">
         <w:r>
           <w:t>, the calculated SVR above systematically overstates the arterial gradient and can move in the wrong direction when a drug shifts Pcrit more than it shifts the resistance itself</w:t>
         </w:r>
       </w:ins>
-      <w:del w:id="595" w:author="neal chaisson" w:date="2026-08-22T16:48:00Z" w16du:dateUtc="2026-08-22T20:48:00Z">
+      <w:del w:id="603" w:author="neal chaisson" w:date="2026-08-22T16:48:00Z" w16du:dateUtc="2026-08-22T20:48:00Z">
         <w:r>
           <w:delText>Pcrit</w:delText>
         </w:r>
       </w:del>
-      <w:del w:id="596" w:author="neal chaisson" w:date="2026-08-22T16:41:00Z" w16du:dateUtc="2026-08-22T20:41:00Z">
+      <w:del w:id="604" w:author="neal chaisson" w:date="2026-08-22T16:41:00Z" w16du:dateUtc="2026-08-22T20:41:00Z">
         <w:r>
           <w:delText xml:space="preserve"> </w:delText>
         </w:r>
       </w:del>
-      <w:del w:id="597" w:author="neal chaisson" w:date="2026-08-22T16:42:00Z" w16du:dateUtc="2026-08-22T20:42:00Z">
+      <w:del w:id="605" w:author="neal chaisson" w:date="2026-08-22T16:42:00Z" w16du:dateUtc="2026-08-22T20:42:00Z">
         <w:r>
           <w:delText>changes</w:delText>
         </w:r>
@@ -5836,24 +5897,20 @@
       <w:r>
         <w:t>. Magder has made this argument at length in the context of what a blood pressure target actually means. The practical instruction is not to discard SVR</w:t>
       </w:r>
-      <w:ins w:id="598" w:author="neal chaisson" w:date="2026-08-22T16:53:00Z" w16du:dateUtc="2026-08-22T20:53:00Z">
+      <w:ins w:id="606" w:author="neal chaisson" w:date="2026-08-22T16:53:00Z" w16du:dateUtc="2026-08-22T20:53:00Z">
         <w:r>
           <w:t xml:space="preserve"> as calculated above</w:t>
         </w:r>
       </w:ins>
       <w:r>
-        <w:t xml:space="preserve">, which remains useful as a trend, but to remember that it is a derived index </w:t>
-      </w:r>
-      <w:r>
-        <w:lastRenderedPageBreak/>
-        <w:t xml:space="preserve">containing a known physiologic error, </w:t>
-      </w:r>
-      <w:del w:id="599" w:author="neal chaisson" w:date="2026-08-22T16:53:00Z" w16du:dateUtc="2026-08-22T20:53:00Z">
+        <w:t xml:space="preserve">, which remains useful as a trend, but to remember that it is a derived index containing a known physiologic error, </w:t>
+      </w:r>
+      <w:del w:id="607" w:author="neal chaisson" w:date="2026-08-22T16:53:00Z" w16du:dateUtc="2026-08-22T20:53:00Z">
         <w:r>
           <w:delText>and to stop treating it as</w:delText>
         </w:r>
       </w:del>
-      <w:ins w:id="600" w:author="neal chaisson" w:date="2026-08-22T16:53:00Z" w16du:dateUtc="2026-08-22T20:53:00Z">
+      <w:ins w:id="608" w:author="neal chaisson" w:date="2026-08-22T16:53:00Z" w16du:dateUtc="2026-08-22T20:53:00Z">
         <w:r>
           <w:t>not</w:t>
         </w:r>
@@ -5864,18 +5921,18 @@
     </w:p>
     <w:p>
       <w:pPr>
-        <w:pStyle w:val="Heading3"/>
+        <w:pStyle w:val="Ttulo3"/>
         <w:shd w:val="clear" w:color="auto" w:fill="FAF9F7"/>
         <w:spacing w:before="330" w:after="60"/>
         <w:rPr>
-          <w:ins w:id="601" w:author="neal chaisson" w:date="2026-08-22T16:54:00Z" w16du:dateUtc="2026-08-22T20:54:00Z"/>
+          <w:ins w:id="609" w:author="neal chaisson" w:date="2026-08-22T16:54:00Z" w16du:dateUtc="2026-08-22T20:54:00Z"/>
           <w:rFonts w:ascii="Segoe UI" w:hAnsi="Segoe UI" w:cs="Segoe UI"/>
           <w:color w:val="1F3A5F"/>
           <w:sz w:val="26"/>
           <w:szCs w:val="26"/>
         </w:rPr>
       </w:pPr>
-      <w:ins w:id="602" w:author="neal chaisson" w:date="2026-08-22T16:54:00Z" w16du:dateUtc="2026-08-22T20:54:00Z">
+      <w:ins w:id="610" w:author="neal chaisson" w:date="2026-08-22T16:54:00Z" w16du:dateUtc="2026-08-22T20:54:00Z">
         <w:r>
           <w:rPr>
             <w:rFonts w:ascii="Segoe UI" w:hAnsi="Segoe UI" w:cs="Segoe UI"/>
@@ -5891,12 +5948,12 @@
       <w:r>
         <w:t>When the pressure surrounding a collapsible vessel exceeds the pressure inside it</w:t>
       </w:r>
-      <w:ins w:id="603" w:author="Gustavo Adolfo Garcia Chavez" w:date="2026-08-07T16:05:00Z" w16du:dateUtc="2026-08-07T21:05:00Z">
+      <w:ins w:id="611" w:author="Gustavo Adolfo Garcia Chavez" w:date="2026-08-07T16:05:00Z" w16du:dateUtc="2026-08-07T21:05:00Z">
         <w:r>
           <w:t>, or when the active tension of the vessel</w:t>
         </w:r>
       </w:ins>
-      <w:ins w:id="604" w:author="Gustavo Adolfo Garcia Chavez" w:date="2026-08-07T16:07:00Z" w16du:dateUtc="2026-08-07T21:07:00Z">
+      <w:ins w:id="612" w:author="Gustavo Adolfo Garcia Chavez" w:date="2026-08-07T16:07:00Z" w16du:dateUtc="2026-08-07T21:07:00Z">
         <w:r>
           <w:t xml:space="preserve"> surpasses its intraluminal pressure</w:t>
         </w:r>
@@ -5912,7 +5969,7 @@
     </w:p>
     <w:tbl>
       <w:tblPr>
-        <w:tblStyle w:val="LightGrid-Accent1"/>
+        <w:tblStyle w:val="Cuadrculaclara-nfasis1"/>
         <w:tblW w:w="0" w:type="auto"/>
         <w:tblLook w:val="04A0" w:firstRow="1" w:lastRow="0" w:firstColumn="1" w:lastColumn="0" w:noHBand="0" w:noVBand="1"/>
       </w:tblPr>
@@ -6185,7 +6242,14 @@
               <w:rPr>
                 <w:sz w:val="18"/>
               </w:rPr>
-              <w:t>The West zone behavior that determines whether a wedge pressure reflects left atrial pressure</w:t>
+              <w:t xml:space="preserve">The West zone behavior that determines whether </w:t>
+            </w:r>
+            <w:r>
+              <w:rPr>
+                <w:sz w:val="18"/>
+              </w:rPr>
+              <w:lastRenderedPageBreak/>
+              <w:t>a wedge pressure reflects left atrial pressure</w:t>
             </w:r>
           </w:p>
         </w:tc>
@@ -6193,14 +6257,15 @@
     </w:tbl>
     <w:p>
       <w:r>
+        <w:lastRenderedPageBreak/>
         <w:t xml:space="preserve">Recognizing that these are one phenomenon rather than three unrelated facts is a large part of what the </w:t>
       </w:r>
-      <w:del w:id="605" w:author="neal chaisson" w:date="2026-08-22T16:55:00Z" w16du:dateUtc="2026-08-22T20:55:00Z">
+      <w:del w:id="613" w:author="neal chaisson" w:date="2026-08-22T16:55:00Z" w16du:dateUtc="2026-08-22T20:55:00Z">
         <w:r>
           <w:delText xml:space="preserve">Informed </w:delText>
         </w:r>
       </w:del>
-      <w:ins w:id="606" w:author="neal chaisson" w:date="2026-08-22T16:55:00Z" w16du:dateUtc="2026-08-22T20:55:00Z">
+      <w:ins w:id="614" w:author="neal chaisson" w:date="2026-08-22T16:55:00Z" w16du:dateUtc="2026-08-22T20:55:00Z">
         <w:r>
           <w:t xml:space="preserve">core </w:t>
         </w:r>
@@ -6211,18 +6276,18 @@
     </w:p>
     <w:p>
       <w:pPr>
-        <w:pStyle w:val="Heading3"/>
+        <w:pStyle w:val="Ttulo3"/>
         <w:shd w:val="clear" w:color="auto" w:fill="FAF9F7"/>
         <w:spacing w:before="330" w:after="60"/>
         <w:rPr>
-          <w:ins w:id="607" w:author="neal chaisson" w:date="2026-08-22T16:56:00Z" w16du:dateUtc="2026-08-22T20:56:00Z"/>
+          <w:ins w:id="615" w:author="neal chaisson" w:date="2026-08-22T16:56:00Z" w16du:dateUtc="2026-08-22T20:56:00Z"/>
           <w:rFonts w:ascii="Segoe UI" w:hAnsi="Segoe UI" w:cs="Segoe UI"/>
           <w:color w:val="1F3A5F"/>
           <w:sz w:val="26"/>
           <w:szCs w:val="26"/>
         </w:rPr>
       </w:pPr>
-      <w:ins w:id="608" w:author="neal chaisson" w:date="2026-08-22T16:56:00Z" w16du:dateUtc="2026-08-22T20:56:00Z">
+      <w:ins w:id="616" w:author="neal chaisson" w:date="2026-08-22T16:56:00Z" w16du:dateUtc="2026-08-22T20:56:00Z">
         <w:r>
           <w:rPr>
             <w:rFonts w:ascii="Segoe UI" w:hAnsi="Segoe UI" w:cs="Segoe UI"/>
@@ -6242,25 +6307,25 @@
     <w:p>
       <w:pPr>
         <w:rPr>
-          <w:del w:id="609" w:author="neal chaisson" w:date="2026-08-22T16:59:00Z" w16du:dateUtc="2026-08-22T20:59:00Z"/>
+          <w:del w:id="617" w:author="neal chaisson" w:date="2026-08-22T16:59:00Z" w16du:dateUtc="2026-08-22T20:59:00Z"/>
         </w:rPr>
       </w:pPr>
-      <w:ins w:id="610" w:author="neal chaisson" w:date="2026-08-22T16:59:00Z" w16du:dateUtc="2026-08-22T20:59:00Z">
+      <w:ins w:id="618" w:author="neal chaisson" w:date="2026-08-22T16:59:00Z" w16du:dateUtc="2026-08-22T20:59:00Z">
         <w:r>
           <w:t xml:space="preserve">[replace the graphic with </w:t>
         </w:r>
       </w:ins>
-      <w:ins w:id="611" w:author="neal chaisson" w:date="2026-08-22T17:01:00Z" w16du:dateUtc="2026-08-22T21:01:00Z">
+      <w:ins w:id="619" w:author="neal chaisson" w:date="2026-08-22T17:01:00Z" w16du:dateUtc="2026-08-22T21:01:00Z">
         <w:r>
           <w:t>one you create using the</w:t>
         </w:r>
       </w:ins>
-      <w:ins w:id="612" w:author="neal chaisson" w:date="2026-08-22T16:59:00Z" w16du:dateUtc="2026-08-22T20:59:00Z">
+      <w:ins w:id="620" w:author="neal chaisson" w:date="2026-08-22T16:59:00Z" w16du:dateUtc="2026-08-22T20:59:00Z">
         <w:r>
           <w:t xml:space="preserve"> 4 </w:t>
         </w:r>
       </w:ins>
-      <w:del w:id="613" w:author="neal chaisson" w:date="2026-08-22T16:59:00Z" w16du:dateUtc="2026-08-22T20:59:00Z">
+      <w:del w:id="621" w:author="neal chaisson" w:date="2026-08-22T16:59:00Z" w16du:dateUtc="2026-08-22T20:59:00Z">
         <w:r>
           <w:rPr>
             <w:noProof/>
@@ -6306,16 +6371,15 @@
     <w:p>
       <w:pPr>
         <w:rPr>
-          <w:ins w:id="614" w:author="neal chaisson" w:date="2026-08-22T16:59:00Z" w16du:dateUtc="2026-08-22T20:59:00Z"/>
+          <w:ins w:id="622" w:author="neal chaisson" w:date="2026-08-22T16:59:00Z" w16du:dateUtc="2026-08-22T20:59:00Z"/>
         </w:rPr>
       </w:pPr>
-      <w:ins w:id="615" w:author="neal chaisson" w:date="2026-08-22T16:59:00Z" w16du:dateUtc="2026-08-22T20:59:00Z">
-        <w:r>
-          <w:lastRenderedPageBreak/>
+      <w:ins w:id="623" w:author="neal chaisson" w:date="2026-08-22T16:59:00Z" w16du:dateUtc="2026-08-22T20:59:00Z">
+        <w:r>
           <w:t>interface equations outlined in module N</w:t>
         </w:r>
       </w:ins>
-      <w:ins w:id="616" w:author="neal chaisson" w:date="2026-08-22T17:00:00Z" w16du:dateUtc="2026-08-22T21:00:00Z">
+      <w:ins w:id="624" w:author="neal chaisson" w:date="2026-08-22T17:00:00Z" w16du:dateUtc="2026-08-22T21:00:00Z">
         <w:r>
           <w:t>4]</w:t>
         </w:r>
@@ -6324,10 +6388,10 @@
     <w:p>
       <w:pPr>
         <w:rPr>
-          <w:del w:id="617" w:author="neal chaisson" w:date="2026-08-22T16:59:00Z" w16du:dateUtc="2026-08-22T20:59:00Z"/>
+          <w:del w:id="625" w:author="neal chaisson" w:date="2026-08-22T16:59:00Z" w16du:dateUtc="2026-08-22T20:59:00Z"/>
         </w:rPr>
       </w:pPr>
-      <w:del w:id="618" w:author="neal chaisson" w:date="2026-08-22T16:59:00Z" w16du:dateUtc="2026-08-22T20:59:00Z">
+      <w:del w:id="626" w:author="neal chaisson" w:date="2026-08-22T16:59:00Z" w16du:dateUtc="2026-08-22T20:59:00Z">
         <w:r>
           <w:rPr>
             <w:color w:val="777777"/>
@@ -6359,7 +6423,7 @@
     </w:p>
     <w:p>
       <w:pPr>
-        <w:pStyle w:val="Heading2"/>
+        <w:pStyle w:val="Ttulo2"/>
       </w:pPr>
       <w:r>
         <w:t>What the three principles buy you</w:t>
@@ -6372,7 +6436,33 @@
     </w:p>
     <w:p>
       <w:r>
-        <w:t>Principle 1 tells you where to look. Shock is a boundary failure, and the four interfaces enumerate the boundaries. When the Novice method asks you to create a physiologic hypothesis, the useful form of that hypothesis is a named interface, because a named interface implies both a test and a therapy.</w:t>
+        <w:t xml:space="preserve">Principle 1 tells you where to look. </w:t>
+      </w:r>
+      <w:commentRangeStart w:id="627"/>
+      <w:del w:id="628" w:author="Gustavo Adolfo Garcia Chavez" w:date="2026-08-27T13:41:00Z" w16du:dateUtc="2026-08-27T18:41:00Z">
+        <w:r>
+          <w:delText xml:space="preserve">Shock </w:delText>
+        </w:r>
+      </w:del>
+      <w:ins w:id="629" w:author="Gustavo Adolfo Garcia Chavez" w:date="2026-08-27T13:41:00Z" w16du:dateUtc="2026-08-27T18:41:00Z">
+        <w:r>
+          <w:t>Circulatory failure</w:t>
+        </w:r>
+        <w:r>
+          <w:t xml:space="preserve"> </w:t>
+        </w:r>
+      </w:ins>
+      <w:commentRangeEnd w:id="627"/>
+      <w:r>
+        <w:rPr>
+          <w:rStyle w:val="Refdecomentario"/>
+          <w:sz w:val="22"/>
+          <w:szCs w:val="22"/>
+        </w:rPr>
+        <w:commentReference w:id="627"/>
+      </w:r>
+      <w:r>
+        <w:t>is a boundary failure, and the four interfaces enumerate the boundaries. When the Novice method asks you to create a physiologic hypothesis, the useful form of that hypothesis is a named interface, because a named interface implies both a test and a therapy.</w:t>
       </w:r>
     </w:p>
     <w:p>
@@ -6382,6 +6472,7 @@
     </w:p>
     <w:p>
       <w:r>
+        <w:lastRenderedPageBreak/>
         <w:t>Principle 3 tells you how to reason quantitatively once you have located the problem, and, just as importantly, how far that reasoning can be trusted. Gradient equals flow times resistance is exact by definition and empty by itself. Its value lies in constraining three quantities so that two of them determine the third, and its danger lies in the resistances, which are residual terms that quietly absorb every effect the equation ignores.</w:t>
       </w:r>
     </w:p>
@@ -6396,7 +6487,7 @@
     <w:p/>
     <w:p>
       <w:pPr>
-        <w:pStyle w:val="Heading2"/>
+        <w:pStyle w:val="Ttulo2"/>
       </w:pPr>
       <w:r>
         <w:t>References</w:t>
@@ -6508,6 +6599,7 @@
           <w:color w:val="444444"/>
           <w:sz w:val="19"/>
         </w:rPr>
+        <w:lastRenderedPageBreak/>
         <w:t>11. Berlin DA, Bakker J. Starling curves and central venous pressure. Crit Care. 2015;19(1):55. doi:10.1186/s13054-015-0776-1. Free full text.</w:t>
       </w:r>
     </w:p>
@@ -6544,7 +6636,6 @@
           <w:color w:val="444444"/>
           <w:sz w:val="19"/>
         </w:rPr>
-        <w:lastRenderedPageBreak/>
         <w:t>15. Magder S. The highs and lows of blood pressure: toward meaningful clinical targets in patients with shock. Crit Care Med. 2014;42(5):1241-1251. doi:10.1097/CCM.0000000000000324.</w:t>
       </w:r>
     </w:p>
@@ -6568,12 +6659,12 @@
 </file>
 
 <file path=word/comments.xml><?xml version="1.0" encoding="utf-8"?>
-<w:comments xmlns:wpc="http://schemas.microsoft.com/office/word/2010/wordprocessingCanvas" xmlns:cx="http://schemas.microsoft.com/office/drawing/2014/chartex" xmlns:cx1="http://schemas.microsoft.com/office/drawing/2015/9/8/chartex" xmlns:cx2="http://schemas.microsoft.com/office/drawing/2015/10/21/chartex" xmlns:cx3="http://schemas.microsoft.com/office/drawing/2016/5/9/chartex" xmlns:cx4="http://schemas.microsoft.com/office/drawing/2016/5/10/chartex" xmlns:cx5="http://schemas.microsoft.com/office/drawing/2016/5/11/chartex" xmlns:cx6="http://schemas.microsoft.com/office/drawing/2016/5/12/chartex" xmlns:cx7="http://schemas.microsoft.com/office/drawing/2016/5/13/chartex" xmlns:cx8="http://schemas.microsoft.com/office/drawing/2016/5/14/chartex" xmlns:mc="http://schemas.openxmlformats.org/markup-compatibility/2006" xmlns:m="http://schemas.openxmlformats.org/officeDocument/2006/math" xmlns:aink="http://schemas.microsoft.com/office/drawing/2016/ink" xmlns:am3d="http://schemas.microsoft.com/office/drawing/2017/model3d" xmlns:oel="http://schemas.microsoft.com/office/2019/extlst" xmlns:r="http://schemas.openxmlformats.org/officeDocument/2006/relationships" xmlns:wp14="http://schemas.microsoft.com/office/word/2010/wordprocessingDrawing" xmlns:wp="http://schemas.openxmlformats.org/drawingml/2006/wordprocessingDrawing" xmlns:wpg="http://schemas.microsoft.com/office/word/2010/wordprocessingGroup" xmlns:wpi="http://schemas.microsoft.com/office/word/2010/wordprocessingInk" xmlns:wps="http://schemas.microsoft.com/office/word/2010/wordprocessingShape" xmlns:o="urn:schemas-microsoft-com:office:office" xmlns:v="urn:schemas-microsoft-com:vml" xmlns:w10="urn:schemas-microsoft-com:office:word" xmlns:w="http://schemas.openxmlformats.org/wordprocessingml/2006/main" xmlns:w14="http://schemas.microsoft.com/office/word/2010/wordml" xmlns:w15="http://schemas.microsoft.com/office/word/2012/wordml" xmlns:w16cei="http://schemas.microsoft.com/office/word/2026/wordml/cei" xmlns:w16cex="http://schemas.microsoft.com/office/word/2018/wordml/cex" xmlns:w16cid="http://schemas.microsoft.com/office/word/2016/wordml/cid" xmlns:w16="http://schemas.microsoft.com/office/word/2018/wordml" xmlns:w16sdtdh="http://schemas.microsoft.com/office/word/2020/wordml/sdtdatahash" xmlns:w16sdtfl="http://schemas.microsoft.com/office/word/2024/wordml/sdtformatlock" xmlns:w16se="http://schemas.microsoft.com/office/word/2015/wordml/symex" xmlns:w16du="http://schemas.microsoft.com/office/word/2023/wordml/word16du" xmlns:wne="http://schemas.microsoft.com/office/word/2006/wordml" mc:Ignorable="w14 w15 w16se w16cid w16 w16cex w16sdtdh w16sdtfl w16du wp14">
+<w:comments xmlns:wpc="http://schemas.microsoft.com/office/word/2010/wordprocessingCanvas" xmlns:cx="http://schemas.microsoft.com/office/drawing/2014/chartex" xmlns:cx1="http://schemas.microsoft.com/office/drawing/2015/9/8/chartex" xmlns:cx2="http://schemas.microsoft.com/office/drawing/2015/10/21/chartex" xmlns:cx3="http://schemas.microsoft.com/office/drawing/2016/5/9/chartex" xmlns:cx4="http://schemas.microsoft.com/office/drawing/2016/5/10/chartex" xmlns:cx5="http://schemas.microsoft.com/office/drawing/2016/5/11/chartex" xmlns:cx6="http://schemas.microsoft.com/office/drawing/2016/5/12/chartex" xmlns:cx7="http://schemas.microsoft.com/office/drawing/2016/5/13/chartex" xmlns:cx8="http://schemas.microsoft.com/office/drawing/2016/5/14/chartex" xmlns:mc="http://schemas.openxmlformats.org/markup-compatibility/2006" xmlns:aink="http://schemas.microsoft.com/office/drawing/2016/ink" xmlns:am3d="http://schemas.microsoft.com/office/drawing/2017/model3d" xmlns:o="urn:schemas-microsoft-com:office:office" xmlns:oel="http://schemas.microsoft.com/office/2019/extlst" xmlns:r="http://schemas.openxmlformats.org/officeDocument/2006/relationships" xmlns:m="http://schemas.openxmlformats.org/officeDocument/2006/math" xmlns:v="urn:schemas-microsoft-com:vml" xmlns:wp14="http://schemas.microsoft.com/office/word/2010/wordprocessingDrawing" xmlns:wp="http://schemas.openxmlformats.org/drawingml/2006/wordprocessingDrawing" xmlns:w10="urn:schemas-microsoft-com:office:word" xmlns:w="http://schemas.openxmlformats.org/wordprocessingml/2006/main" xmlns:w14="http://schemas.microsoft.com/office/word/2010/wordml" xmlns:w15="http://schemas.microsoft.com/office/word/2012/wordml" xmlns:w16cex="http://schemas.microsoft.com/office/word/2018/wordml/cex" xmlns:w16cid="http://schemas.microsoft.com/office/word/2016/wordml/cid" xmlns:w16="http://schemas.microsoft.com/office/word/2018/wordml" xmlns:w16du="http://schemas.microsoft.com/office/word/2023/wordml/word16du" xmlns:w16sdtdh="http://schemas.microsoft.com/office/word/2020/wordml/sdtdatahash" xmlns:w16sdtfl="http://schemas.microsoft.com/office/word/2024/wordml/sdtformatlock" xmlns:w16se="http://schemas.microsoft.com/office/word/2015/wordml/symex" xmlns:wpg="http://schemas.microsoft.com/office/word/2010/wordprocessingGroup" xmlns:wpi="http://schemas.microsoft.com/office/word/2010/wordprocessingInk" xmlns:wne="http://schemas.microsoft.com/office/word/2006/wordml" xmlns:wps="http://schemas.microsoft.com/office/word/2010/wordprocessingShape" mc:Ignorable="w14 w15 w16se w16cid w16 w16cex w16sdtdh w16sdtfl w16du wp14">
   <w:comment w:id="36" w:author="neal chaisson" w:date="2026-08-23T22:36:00Z" w:initials="nc">
     <w:p>
       <w:r>
         <w:rPr>
-          <w:rStyle w:val="CommentReference"/>
+          <w:rStyle w:val="Refdecomentario"/>
         </w:rPr>
         <w:annotationRef/>
       </w:r>
@@ -6587,11 +6678,11 @@
       </w:r>
     </w:p>
   </w:comment>
-  <w:comment w:id="191" w:author="Gustavo Adolfo Garcia Chavez" w:date="2026-08-07T15:10:00Z" w:initials="GG">
+  <w:comment w:id="189" w:author="Gustavo Adolfo Garcia Chavez" w:date="2026-08-07T15:10:00Z" w:initials="GG">
     <w:p>
       <w:r>
         <w:rPr>
-          <w:rStyle w:val="CommentReference"/>
+          <w:rStyle w:val="Refdecomentario"/>
         </w:rPr>
         <w:annotationRef/>
       </w:r>
@@ -6604,11 +6695,11 @@
       </w:r>
     </w:p>
   </w:comment>
-  <w:comment w:id="511" w:author="neal chaisson" w:date="2026-08-22T09:16:00Z" w:initials="nc">
+  <w:comment w:id="519" w:author="neal chaisson" w:date="2026-08-22T09:16:00Z" w:initials="nc">
     <w:p>
       <w:r>
         <w:rPr>
-          <w:rStyle w:val="CommentReference"/>
+          <w:rStyle w:val="Refdecomentario"/>
         </w:rPr>
         <w:annotationRef/>
       </w:r>
@@ -6621,11 +6712,11 @@
       </w:r>
     </w:p>
   </w:comment>
-  <w:comment w:id="524" w:author="Gustavo Adolfo Garcia Chavez" w:date="2026-08-07T15:55:00Z" w:initials="GG">
+  <w:comment w:id="532" w:author="Gustavo Adolfo Garcia Chavez" w:date="2026-08-07T15:55:00Z" w:initials="GG">
     <w:p>
       <w:r>
         <w:rPr>
-          <w:rStyle w:val="CommentReference"/>
+          <w:rStyle w:val="Refdecomentario"/>
         </w:rPr>
         <w:annotationRef/>
       </w:r>
@@ -6635,6 +6726,23 @@
           <w:szCs w:val="20"/>
         </w:rPr>
         <w:t>There's also Levy's paper: "The Cardiac and Vascular Factors That Determine Systemic Blood Flow" which sets the CO as the independent variable... and recognizes that elevated Pra is a marker of poor CV performance</w:t>
+      </w:r>
+    </w:p>
+  </w:comment>
+  <w:comment w:id="627" w:author="Gustavo Adolfo Garcia Chavez" w:date="2026-08-27T13:42:00Z" w:initials="GG">
+    <w:p>
+      <w:r>
+        <w:rPr>
+          <w:rStyle w:val="Refdecomentario"/>
+        </w:rPr>
+        <w:annotationRef/>
+      </w:r>
+      <w:r>
+        <w:rPr>
+          <w:sz w:val="20"/>
+          <w:szCs w:val="20"/>
+        </w:rPr>
+        <w:t>Here I changed Shock because... Shock state is not really a hemodynamic problem</w:t>
       </w:r>
     </w:p>
   </w:comment>
@@ -6642,34 +6750,37 @@
 </file>
 
 <file path=word/commentsExtended.xml><?xml version="1.0" encoding="utf-8"?>
-<w15:commentsEx xmlns:wpc="http://schemas.microsoft.com/office/word/2010/wordprocessingCanvas" xmlns:cx="http://schemas.microsoft.com/office/drawing/2014/chartex" xmlns:cx1="http://schemas.microsoft.com/office/drawing/2015/9/8/chartex" xmlns:cx2="http://schemas.microsoft.com/office/drawing/2015/10/21/chartex" xmlns:cx3="http://schemas.microsoft.com/office/drawing/2016/5/9/chartex" xmlns:cx4="http://schemas.microsoft.com/office/drawing/2016/5/10/chartex" xmlns:cx5="http://schemas.microsoft.com/office/drawing/2016/5/11/chartex" xmlns:cx6="http://schemas.microsoft.com/office/drawing/2016/5/12/chartex" xmlns:cx7="http://schemas.microsoft.com/office/drawing/2016/5/13/chartex" xmlns:cx8="http://schemas.microsoft.com/office/drawing/2016/5/14/chartex" xmlns:mc="http://schemas.openxmlformats.org/markup-compatibility/2006" xmlns:m="http://schemas.openxmlformats.org/officeDocument/2006/math" xmlns:aink="http://schemas.microsoft.com/office/drawing/2016/ink" xmlns:am3d="http://schemas.microsoft.com/office/drawing/2017/model3d" xmlns:oel="http://schemas.microsoft.com/office/2019/extlst" xmlns:r="http://schemas.openxmlformats.org/officeDocument/2006/relationships" xmlns:wp14="http://schemas.microsoft.com/office/word/2010/wordprocessingDrawing" xmlns:wp="http://schemas.openxmlformats.org/drawingml/2006/wordprocessingDrawing" xmlns:wpg="http://schemas.microsoft.com/office/word/2010/wordprocessingGroup" xmlns:wpi="http://schemas.microsoft.com/office/word/2010/wordprocessingInk" xmlns:wps="http://schemas.microsoft.com/office/word/2010/wordprocessingShape" xmlns:o="urn:schemas-microsoft-com:office:office" xmlns:v="urn:schemas-microsoft-com:vml" xmlns:w10="urn:schemas-microsoft-com:office:word" xmlns:w="http://schemas.openxmlformats.org/wordprocessingml/2006/main" xmlns:w14="http://schemas.microsoft.com/office/word/2010/wordml" xmlns:w15="http://schemas.microsoft.com/office/word/2012/wordml" xmlns:w16cei="http://schemas.microsoft.com/office/word/2026/wordml/cei" xmlns:w16cex="http://schemas.microsoft.com/office/word/2018/wordml/cex" xmlns:w16cid="http://schemas.microsoft.com/office/word/2016/wordml/cid" xmlns:w16="http://schemas.microsoft.com/office/word/2018/wordml" xmlns:w16sdtdh="http://schemas.microsoft.com/office/word/2020/wordml/sdtdatahash" xmlns:w16sdtfl="http://schemas.microsoft.com/office/word/2024/wordml/sdtformatlock" xmlns:w16se="http://schemas.microsoft.com/office/word/2015/wordml/symex" xmlns:w16du="http://schemas.microsoft.com/office/word/2023/wordml/word16du" xmlns:wne="http://schemas.microsoft.com/office/word/2006/wordml" mc:Ignorable="w14 w15 w16se w16cid w16 w16cex w16sdtdh w16sdtfl w16du wp14">
+<w15:commentsEx xmlns:wpc="http://schemas.microsoft.com/office/word/2010/wordprocessingCanvas" xmlns:cx="http://schemas.microsoft.com/office/drawing/2014/chartex" xmlns:cx1="http://schemas.microsoft.com/office/drawing/2015/9/8/chartex" xmlns:cx2="http://schemas.microsoft.com/office/drawing/2015/10/21/chartex" xmlns:cx3="http://schemas.microsoft.com/office/drawing/2016/5/9/chartex" xmlns:cx4="http://schemas.microsoft.com/office/drawing/2016/5/10/chartex" xmlns:cx5="http://schemas.microsoft.com/office/drawing/2016/5/11/chartex" xmlns:cx6="http://schemas.microsoft.com/office/drawing/2016/5/12/chartex" xmlns:cx7="http://schemas.microsoft.com/office/drawing/2016/5/13/chartex" xmlns:cx8="http://schemas.microsoft.com/office/drawing/2016/5/14/chartex" xmlns:mc="http://schemas.openxmlformats.org/markup-compatibility/2006" xmlns:aink="http://schemas.microsoft.com/office/drawing/2016/ink" xmlns:am3d="http://schemas.microsoft.com/office/drawing/2017/model3d" xmlns:o="urn:schemas-microsoft-com:office:office" xmlns:oel="http://schemas.microsoft.com/office/2019/extlst" xmlns:r="http://schemas.openxmlformats.org/officeDocument/2006/relationships" xmlns:m="http://schemas.openxmlformats.org/officeDocument/2006/math" xmlns:v="urn:schemas-microsoft-com:vml" xmlns:wp14="http://schemas.microsoft.com/office/word/2010/wordprocessingDrawing" xmlns:wp="http://schemas.openxmlformats.org/drawingml/2006/wordprocessingDrawing" xmlns:w10="urn:schemas-microsoft-com:office:word" xmlns:w="http://schemas.openxmlformats.org/wordprocessingml/2006/main" xmlns:w14="http://schemas.microsoft.com/office/word/2010/wordml" xmlns:w15="http://schemas.microsoft.com/office/word/2012/wordml" xmlns:w16cex="http://schemas.microsoft.com/office/word/2018/wordml/cex" xmlns:w16cid="http://schemas.microsoft.com/office/word/2016/wordml/cid" xmlns:w16="http://schemas.microsoft.com/office/word/2018/wordml" xmlns:w16du="http://schemas.microsoft.com/office/word/2023/wordml/word16du" xmlns:w16sdtdh="http://schemas.microsoft.com/office/word/2020/wordml/sdtdatahash" xmlns:w16sdtfl="http://schemas.microsoft.com/office/word/2024/wordml/sdtformatlock" xmlns:w16se="http://schemas.microsoft.com/office/word/2015/wordml/symex" xmlns:wpg="http://schemas.microsoft.com/office/word/2010/wordprocessingGroup" xmlns:wpi="http://schemas.microsoft.com/office/word/2010/wordprocessingInk" xmlns:wne="http://schemas.microsoft.com/office/word/2006/wordml" xmlns:wps="http://schemas.microsoft.com/office/word/2010/wordprocessingShape" mc:Ignorable="w14 w15 w16se w16cid w16 w16cex w16sdtdh w16sdtfl w16du wp14">
   <w15:commentEx w15:paraId="32A3E22A" w15:done="0"/>
   <w15:commentEx w15:paraId="4959519F" w15:done="0"/>
   <w15:commentEx w15:paraId="77C9331A" w15:done="0"/>
   <w15:commentEx w15:paraId="47AF4CCF" w15:done="0"/>
+  <w15:commentEx w15:paraId="325E8B9C" w15:done="0"/>
 </w15:commentsEx>
 </file>
 
 <file path=word/commentsExtensible.xml><?xml version="1.0" encoding="utf-8"?>
-<w16cex:commentsExtensible xmlns:wpc="http://schemas.microsoft.com/office/word/2010/wordprocessingCanvas" xmlns:cx="http://schemas.microsoft.com/office/drawing/2014/chartex" xmlns:cx1="http://schemas.microsoft.com/office/drawing/2015/9/8/chartex" xmlns:cx2="http://schemas.microsoft.com/office/drawing/2015/10/21/chartex" xmlns:cx3="http://schemas.microsoft.com/office/drawing/2016/5/9/chartex" xmlns:cx4="http://schemas.microsoft.com/office/drawing/2016/5/10/chartex" xmlns:cx5="http://schemas.microsoft.com/office/drawing/2016/5/11/chartex" xmlns:cx6="http://schemas.microsoft.com/office/drawing/2016/5/12/chartex" xmlns:cx7="http://schemas.microsoft.com/office/drawing/2016/5/13/chartex" xmlns:cx8="http://schemas.microsoft.com/office/drawing/2016/5/14/chartex" xmlns:cr="http://schemas.microsoft.com/office/comments/2020/reactions" xmlns:mc="http://schemas.openxmlformats.org/markup-compatibility/2006" xmlns:m="http://schemas.openxmlformats.org/officeDocument/2006/math" xmlns:aink="http://schemas.microsoft.com/office/drawing/2016/ink" xmlns:am3d="http://schemas.microsoft.com/office/drawing/2017/model3d" xmlns:oel="http://schemas.microsoft.com/office/2019/extlst" xmlns:r="http://schemas.openxmlformats.org/officeDocument/2006/relationships" xmlns:wp14="http://schemas.microsoft.com/office/word/2010/wordprocessingDrawing" xmlns:wp="http://schemas.openxmlformats.org/drawingml/2006/wordprocessingDrawing" xmlns:wpg="http://schemas.microsoft.com/office/word/2010/wordprocessingGroup" xmlns:wpi="http://schemas.microsoft.com/office/word/2010/wordprocessingInk" xmlns:wps="http://schemas.microsoft.com/office/word/2010/wordprocessingShape" xmlns:o="urn:schemas-microsoft-com:office:office" xmlns:v="urn:schemas-microsoft-com:vml" xmlns:w10="urn:schemas-microsoft-com:office:word" xmlns:w="http://schemas.openxmlformats.org/wordprocessingml/2006/main" xmlns:w14="http://schemas.microsoft.com/office/word/2010/wordml" xmlns:w15="http://schemas.microsoft.com/office/word/2012/wordml" xmlns:w16cei="http://schemas.microsoft.com/office/word/2026/wordml/cei" xmlns:w16cex="http://schemas.microsoft.com/office/word/2018/wordml/cex" xmlns:w16cid="http://schemas.microsoft.com/office/word/2016/wordml/cid" xmlns:w16="http://schemas.microsoft.com/office/word/2018/wordml" xmlns:w16sdtdh="http://schemas.microsoft.com/office/word/2020/wordml/sdtdatahash" xmlns:w16sdtfl="http://schemas.microsoft.com/office/word/2024/wordml/sdtformatlock" xmlns:w16se="http://schemas.microsoft.com/office/word/2015/wordml/symex" xmlns:w16du="http://schemas.microsoft.com/office/word/2023/wordml/word16du" xmlns:wne="http://schemas.microsoft.com/office/word/2006/wordml" mc:Ignorable="w14 w15 w16se w16cid w16 w16cex w16sdtdh w16sdtfl cr w16du wp14">
+<w16cex:commentsExtensible xmlns:wpc="http://schemas.microsoft.com/office/word/2010/wordprocessingCanvas" xmlns:cx="http://schemas.microsoft.com/office/drawing/2014/chartex" xmlns:cx1="http://schemas.microsoft.com/office/drawing/2015/9/8/chartex" xmlns:cx2="http://schemas.microsoft.com/office/drawing/2015/10/21/chartex" xmlns:cx3="http://schemas.microsoft.com/office/drawing/2016/5/9/chartex" xmlns:cx4="http://schemas.microsoft.com/office/drawing/2016/5/10/chartex" xmlns:cx5="http://schemas.microsoft.com/office/drawing/2016/5/11/chartex" xmlns:cx6="http://schemas.microsoft.com/office/drawing/2016/5/12/chartex" xmlns:cx7="http://schemas.microsoft.com/office/drawing/2016/5/13/chartex" xmlns:cx8="http://schemas.microsoft.com/office/drawing/2016/5/14/chartex" xmlns:cr="http://schemas.microsoft.com/office/comments/2020/reactions" xmlns:mc="http://schemas.openxmlformats.org/markup-compatibility/2006" xmlns:aink="http://schemas.microsoft.com/office/drawing/2016/ink" xmlns:am3d="http://schemas.microsoft.com/office/drawing/2017/model3d" xmlns:o="urn:schemas-microsoft-com:office:office" xmlns:oel="http://schemas.microsoft.com/office/2019/extlst" xmlns:r="http://schemas.openxmlformats.org/officeDocument/2006/relationships" xmlns:m="http://schemas.openxmlformats.org/officeDocument/2006/math" xmlns:v="urn:schemas-microsoft-com:vml" xmlns:wp14="http://schemas.microsoft.com/office/word/2010/wordprocessingDrawing" xmlns:wp="http://schemas.openxmlformats.org/drawingml/2006/wordprocessingDrawing" xmlns:w10="urn:schemas-microsoft-com:office:word" xmlns:w="http://schemas.openxmlformats.org/wordprocessingml/2006/main" xmlns:w14="http://schemas.microsoft.com/office/word/2010/wordml" xmlns:w15="http://schemas.microsoft.com/office/word/2012/wordml" xmlns:w16cex="http://schemas.microsoft.com/office/word/2018/wordml/cex" xmlns:w16cid="http://schemas.microsoft.com/office/word/2016/wordml/cid" xmlns:w16="http://schemas.microsoft.com/office/word/2018/wordml" xmlns:w16du="http://schemas.microsoft.com/office/word/2023/wordml/word16du" xmlns:w16sdtdh="http://schemas.microsoft.com/office/word/2020/wordml/sdtdatahash" xmlns:w16sdtfl="http://schemas.microsoft.com/office/word/2024/wordml/sdtformatlock" xmlns:w16se="http://schemas.microsoft.com/office/word/2015/wordml/symex" xmlns:wpg="http://schemas.microsoft.com/office/word/2010/wordprocessingGroup" xmlns:wpi="http://schemas.microsoft.com/office/word/2010/wordprocessingInk" xmlns:wne="http://schemas.microsoft.com/office/word/2006/wordml" xmlns:wps="http://schemas.microsoft.com/office/word/2010/wordprocessingShape" mc:Ignorable="w14 w15 w16se w16cid w16 w16cex w16sdtdh w16sdtfl cr w16du wp14">
   <w16cex:commentExtensible w16cex:durableId="6BDEA14A" w16cex:dateUtc="2026-08-24T02:36:00Z"/>
   <w16cex:commentExtensible w16cex:durableId="7B1396CA" w16cex:dateUtc="2026-08-07T20:10:00Z"/>
   <w16cex:commentExtensible w16cex:durableId="6BCF4FC0" w16cex:dateUtc="2026-08-22T13:16:00Z"/>
   <w16cex:commentExtensible w16cex:durableId="54594FC5" w16cex:dateUtc="2026-08-07T20:55:00Z"/>
+  <w16cex:commentExtensible w16cex:durableId="1C76DF0F" w16cex:dateUtc="2026-08-27T18:42:00Z"/>
 </w16cex:commentsExtensible>
 </file>
 
 <file path=word/commentsIds.xml><?xml version="1.0" encoding="utf-8"?>
-<w16cid:commentsIds xmlns:wpc="http://schemas.microsoft.com/office/word/2010/wordprocessingCanvas" xmlns:cx="http://schemas.microsoft.com/office/drawing/2014/chartex" xmlns:cx1="http://schemas.microsoft.com/office/drawing/2015/9/8/chartex" xmlns:cx2="http://schemas.microsoft.com/office/drawing/2015/10/21/chartex" xmlns:cx3="http://schemas.microsoft.com/office/drawing/2016/5/9/chartex" xmlns:cx4="http://schemas.microsoft.com/office/drawing/2016/5/10/chartex" xmlns:cx5="http://schemas.microsoft.com/office/drawing/2016/5/11/chartex" xmlns:cx6="http://schemas.microsoft.com/office/drawing/2016/5/12/chartex" xmlns:cx7="http://schemas.microsoft.com/office/drawing/2016/5/13/chartex" xmlns:cx8="http://schemas.microsoft.com/office/drawing/2016/5/14/chartex" xmlns:mc="http://schemas.openxmlformats.org/markup-compatibility/2006" xmlns:m="http://schemas.openxmlformats.org/officeDocument/2006/math" xmlns:aink="http://schemas.microsoft.com/office/drawing/2016/ink" xmlns:am3d="http://schemas.microsoft.com/office/drawing/2017/model3d" xmlns:oel="http://schemas.microsoft.com/office/2019/extlst" xmlns:r="http://schemas.openxmlformats.org/officeDocument/2006/relationships" xmlns:wp14="http://schemas.microsoft.com/office/word/2010/wordprocessingDrawing" xmlns:wp="http://schemas.openxmlformats.org/drawingml/2006/wordprocessingDrawing" xmlns:wpg="http://schemas.microsoft.com/office/word/2010/wordprocessingGroup" xmlns:wpi="http://schemas.microsoft.com/office/word/2010/wordprocessingInk" xmlns:wps="http://schemas.microsoft.com/office/word/2010/wordprocessingShape" xmlns:o="urn:schemas-microsoft-com:office:office" xmlns:v="urn:schemas-microsoft-com:vml" xmlns:w10="urn:schemas-microsoft-com:office:word" xmlns:w="http://schemas.openxmlformats.org/wordprocessingml/2006/main" xmlns:w14="http://schemas.microsoft.com/office/word/2010/wordml" xmlns:w15="http://schemas.microsoft.com/office/word/2012/wordml" xmlns:w16cei="http://schemas.microsoft.com/office/word/2026/wordml/cei" xmlns:w16cex="http://schemas.microsoft.com/office/word/2018/wordml/cex" xmlns:w16cid="http://schemas.microsoft.com/office/word/2016/wordml/cid" xmlns:w16="http://schemas.microsoft.com/office/word/2018/wordml" xmlns:w16sdtdh="http://schemas.microsoft.com/office/word/2020/wordml/sdtdatahash" xmlns:w16sdtfl="http://schemas.microsoft.com/office/word/2024/wordml/sdtformatlock" xmlns:w16se="http://schemas.microsoft.com/office/word/2015/wordml/symex" xmlns:w16du="http://schemas.microsoft.com/office/word/2023/wordml/word16du" xmlns:wne="http://schemas.microsoft.com/office/word/2006/wordml" mc:Ignorable="w14 w15 w16se w16cid w16 w16cex w16sdtdh w16sdtfl w16du wp14">
+<w16cid:commentsIds xmlns:wpc="http://schemas.microsoft.com/office/word/2010/wordprocessingCanvas" xmlns:cx="http://schemas.microsoft.com/office/drawing/2014/chartex" xmlns:cx1="http://schemas.microsoft.com/office/drawing/2015/9/8/chartex" xmlns:cx2="http://schemas.microsoft.com/office/drawing/2015/10/21/chartex" xmlns:cx3="http://schemas.microsoft.com/office/drawing/2016/5/9/chartex" xmlns:cx4="http://schemas.microsoft.com/office/drawing/2016/5/10/chartex" xmlns:cx5="http://schemas.microsoft.com/office/drawing/2016/5/11/chartex" xmlns:cx6="http://schemas.microsoft.com/office/drawing/2016/5/12/chartex" xmlns:cx7="http://schemas.microsoft.com/office/drawing/2016/5/13/chartex" xmlns:cx8="http://schemas.microsoft.com/office/drawing/2016/5/14/chartex" xmlns:mc="http://schemas.openxmlformats.org/markup-compatibility/2006" xmlns:aink="http://schemas.microsoft.com/office/drawing/2016/ink" xmlns:am3d="http://schemas.microsoft.com/office/drawing/2017/model3d" xmlns:o="urn:schemas-microsoft-com:office:office" xmlns:oel="http://schemas.microsoft.com/office/2019/extlst" xmlns:r="http://schemas.openxmlformats.org/officeDocument/2006/relationships" xmlns:m="http://schemas.openxmlformats.org/officeDocument/2006/math" xmlns:v="urn:schemas-microsoft-com:vml" xmlns:wp14="http://schemas.microsoft.com/office/word/2010/wordprocessingDrawing" xmlns:wp="http://schemas.openxmlformats.org/drawingml/2006/wordprocessingDrawing" xmlns:w10="urn:schemas-microsoft-com:office:word" xmlns:w="http://schemas.openxmlformats.org/wordprocessingml/2006/main" xmlns:w14="http://schemas.microsoft.com/office/word/2010/wordml" xmlns:w15="http://schemas.microsoft.com/office/word/2012/wordml" xmlns:w16cex="http://schemas.microsoft.com/office/word/2018/wordml/cex" xmlns:w16cid="http://schemas.microsoft.com/office/word/2016/wordml/cid" xmlns:w16="http://schemas.microsoft.com/office/word/2018/wordml" xmlns:w16du="http://schemas.microsoft.com/office/word/2023/wordml/word16du" xmlns:w16sdtdh="http://schemas.microsoft.com/office/word/2020/wordml/sdtdatahash" xmlns:w16sdtfl="http://schemas.microsoft.com/office/word/2024/wordml/sdtformatlock" xmlns:w16se="http://schemas.microsoft.com/office/word/2015/wordml/symex" xmlns:wpg="http://schemas.microsoft.com/office/word/2010/wordprocessingGroup" xmlns:wpi="http://schemas.microsoft.com/office/word/2010/wordprocessingInk" xmlns:wne="http://schemas.microsoft.com/office/word/2006/wordml" xmlns:wps="http://schemas.microsoft.com/office/word/2010/wordprocessingShape" mc:Ignorable="w14 w15 w16se w16cid w16 w16cex w16sdtdh w16sdtfl w16du wp14">
   <w16cid:commentId w16cid:paraId="32A3E22A" w16cid:durableId="6BDEA14A"/>
   <w16cid:commentId w16cid:paraId="4959519F" w16cid:durableId="7B1396CA"/>
   <w16cid:commentId w16cid:paraId="77C9331A" w16cid:durableId="6BCF4FC0"/>
   <w16cid:commentId w16cid:paraId="47AF4CCF" w16cid:durableId="54594FC5"/>
+  <w16cid:commentId w16cid:paraId="325E8B9C" w16cid:durableId="1C76DF0F"/>
 </w16cid:commentsIds>
 </file>
 
 <file path=word/numbering.xml><?xml version="1.0" encoding="utf-8"?>
-<w:numbering xmlns:wpc="http://schemas.microsoft.com/office/word/2010/wordprocessingCanvas" xmlns:cx="http://schemas.microsoft.com/office/drawing/2014/chartex" xmlns:cx1="http://schemas.microsoft.com/office/drawing/2015/9/8/chartex" xmlns:cx2="http://schemas.microsoft.com/office/drawing/2015/10/21/chartex" xmlns:cx3="http://schemas.microsoft.com/office/drawing/2016/5/9/chartex" xmlns:cx4="http://schemas.microsoft.com/office/drawing/2016/5/10/chartex" xmlns:cx5="http://schemas.microsoft.com/office/drawing/2016/5/11/chartex" xmlns:cx6="http://schemas.microsoft.com/office/drawing/2016/5/12/chartex" xmlns:cx7="http://schemas.microsoft.com/office/drawing/2016/5/13/chartex" xmlns:cx8="http://schemas.microsoft.com/office/drawing/2016/5/14/chartex" xmlns:mc="http://schemas.openxmlformats.org/markup-compatibility/2006" xmlns:m="http://schemas.openxmlformats.org/officeDocument/2006/math" xmlns:aink="http://schemas.microsoft.com/office/drawing/2016/ink" xmlns:am3d="http://schemas.microsoft.com/office/drawing/2017/model3d" xmlns:oel="http://schemas.microsoft.com/office/2019/extlst" xmlns:r="http://schemas.openxmlformats.org/officeDocument/2006/relationships" xmlns:wp14="http://schemas.microsoft.com/office/word/2010/wordprocessingDrawing" xmlns:wp="http://schemas.openxmlformats.org/drawingml/2006/wordprocessingDrawing" xmlns:wpg="http://schemas.microsoft.com/office/word/2010/wordprocessingGroup" xmlns:wpi="http://schemas.microsoft.com/office/word/2010/wordprocessingInk" xmlns:wps="http://schemas.microsoft.com/office/word/2010/wordprocessingShape" xmlns:o="urn:schemas-microsoft-com:office:office" xmlns:v="urn:schemas-microsoft-com:vml" xmlns:w10="urn:schemas-microsoft-com:office:word" xmlns:w="http://schemas.openxmlformats.org/wordprocessingml/2006/main" xmlns:w14="http://schemas.microsoft.com/office/word/2010/wordml" xmlns:w15="http://schemas.microsoft.com/office/word/2012/wordml" xmlns:w16cei="http://schemas.microsoft.com/office/word/2026/wordml/cei" xmlns:w16cex="http://schemas.microsoft.com/office/word/2018/wordml/cex" xmlns:w16cid="http://schemas.microsoft.com/office/word/2016/wordml/cid" xmlns:w16="http://schemas.microsoft.com/office/word/2018/wordml" xmlns:w16sdtdh="http://schemas.microsoft.com/office/word/2020/wordml/sdtdatahash" xmlns:w16sdtfl="http://schemas.microsoft.com/office/word/2024/wordml/sdtformatlock" xmlns:w16se="http://schemas.microsoft.com/office/word/2015/wordml/symex" xmlns:w16du="http://schemas.microsoft.com/office/word/2023/wordml/word16du" xmlns:wne="http://schemas.microsoft.com/office/word/2006/wordml" mc:Ignorable="w14 w15 w16se w16cid w16 w16cex w16sdtdh w16sdtfl w16du wp14">
+<w:numbering xmlns:wpc="http://schemas.microsoft.com/office/word/2010/wordprocessingCanvas" xmlns:cx="http://schemas.microsoft.com/office/drawing/2014/chartex" xmlns:cx1="http://schemas.microsoft.com/office/drawing/2015/9/8/chartex" xmlns:cx2="http://schemas.microsoft.com/office/drawing/2015/10/21/chartex" xmlns:cx3="http://schemas.microsoft.com/office/drawing/2016/5/9/chartex" xmlns:cx4="http://schemas.microsoft.com/office/drawing/2016/5/10/chartex" xmlns:cx5="http://schemas.microsoft.com/office/drawing/2016/5/11/chartex" xmlns:cx6="http://schemas.microsoft.com/office/drawing/2016/5/12/chartex" xmlns:cx7="http://schemas.microsoft.com/office/drawing/2016/5/13/chartex" xmlns:cx8="http://schemas.microsoft.com/office/drawing/2016/5/14/chartex" xmlns:mc="http://schemas.openxmlformats.org/markup-compatibility/2006" xmlns:aink="http://schemas.microsoft.com/office/drawing/2016/ink" xmlns:am3d="http://schemas.microsoft.com/office/drawing/2017/model3d" xmlns:o="urn:schemas-microsoft-com:office:office" xmlns:oel="http://schemas.microsoft.com/office/2019/extlst" xmlns:r="http://schemas.openxmlformats.org/officeDocument/2006/relationships" xmlns:m="http://schemas.openxmlformats.org/officeDocument/2006/math" xmlns:v="urn:schemas-microsoft-com:vml" xmlns:wp14="http://schemas.microsoft.com/office/word/2010/wordprocessingDrawing" xmlns:wp="http://schemas.openxmlformats.org/drawingml/2006/wordprocessingDrawing" xmlns:w10="urn:schemas-microsoft-com:office:word" xmlns:w="http://schemas.openxmlformats.org/wordprocessingml/2006/main" xmlns:w14="http://schemas.microsoft.com/office/word/2010/wordml" xmlns:w15="http://schemas.microsoft.com/office/word/2012/wordml" xmlns:w16cex="http://schemas.microsoft.com/office/word/2018/wordml/cex" xmlns:w16cid="http://schemas.microsoft.com/office/word/2016/wordml/cid" xmlns:w16="http://schemas.microsoft.com/office/word/2018/wordml" xmlns:w16du="http://schemas.microsoft.com/office/word/2023/wordml/word16du" xmlns:w16sdtdh="http://schemas.microsoft.com/office/word/2020/wordml/sdtdatahash" xmlns:w16sdtfl="http://schemas.microsoft.com/office/word/2024/wordml/sdtformatlock" xmlns:w16se="http://schemas.microsoft.com/office/word/2015/wordml/symex" xmlns:wpg="http://schemas.microsoft.com/office/word/2010/wordprocessingGroup" xmlns:wpi="http://schemas.microsoft.com/office/word/2010/wordprocessingInk" xmlns:wne="http://schemas.microsoft.com/office/word/2006/wordml" xmlns:wps="http://schemas.microsoft.com/office/word/2010/wordprocessingShape" mc:Ignorable="w14 w15 w16se w16cid w16 w16cex w16sdtdh w16sdtfl w16du wp14">
   <w:abstractNum w:abstractNumId="0" w15:restartNumberingAfterBreak="0">
     <w:nsid w:val="FFFFFF7C"/>
     <w:multiLevelType w:val="singleLevel"/>
@@ -6711,7 +6822,7 @@
     <w:lvl w:ilvl="0">
       <w:start w:val="1"/>
       <w:numFmt w:val="decimal"/>
-      <w:pStyle w:val="ListNumber3"/>
+      <w:pStyle w:val="Listaconnmeros3"/>
       <w:lvlText w:val="%1."/>
       <w:lvlJc w:val="left"/>
       <w:pPr>
@@ -6729,7 +6840,7 @@
     <w:lvl w:ilvl="0">
       <w:start w:val="1"/>
       <w:numFmt w:val="decimal"/>
-      <w:pStyle w:val="ListNumber2"/>
+      <w:pStyle w:val="Listaconnmeros2"/>
       <w:lvlText w:val="%1."/>
       <w:lvlJc w:val="left"/>
       <w:pPr>
@@ -6767,7 +6878,7 @@
     <w:lvl w:ilvl="0">
       <w:start w:val="1"/>
       <w:numFmt w:val="bullet"/>
-      <w:pStyle w:val="ListBullet3"/>
+      <w:pStyle w:val="Listaconvietas3"/>
       <w:lvlText w:val=""/>
       <w:lvlJc w:val="left"/>
       <w:pPr>
@@ -6788,7 +6899,7 @@
     <w:lvl w:ilvl="0">
       <w:start w:val="1"/>
       <w:numFmt w:val="bullet"/>
-      <w:pStyle w:val="ListBullet2"/>
+      <w:pStyle w:val="Listaconvietas2"/>
       <w:lvlText w:val=""/>
       <w:lvlJc w:val="left"/>
       <w:pPr>
@@ -6809,7 +6920,7 @@
     <w:lvl w:ilvl="0">
       <w:start w:val="1"/>
       <w:numFmt w:val="decimal"/>
-      <w:pStyle w:val="ListNumber"/>
+      <w:pStyle w:val="Listaconnmeros"/>
       <w:lvlText w:val="%1."/>
       <w:lvlJc w:val="left"/>
       <w:pPr>
@@ -6827,7 +6938,7 @@
     <w:lvl w:ilvl="0">
       <w:start w:val="1"/>
       <w:numFmt w:val="bullet"/>
-      <w:pStyle w:val="ListBullet"/>
+      <w:pStyle w:val="Listaconvietas"/>
       <w:lvlText w:val=""/>
       <w:lvlJc w:val="left"/>
       <w:pPr>
@@ -7208,7 +7319,7 @@
 </file>
 
 <file path=word/people.xml><?xml version="1.0" encoding="utf-8"?>
-<w15:people xmlns:wpc="http://schemas.microsoft.com/office/word/2010/wordprocessingCanvas" xmlns:cx="http://schemas.microsoft.com/office/drawing/2014/chartex" xmlns:cx1="http://schemas.microsoft.com/office/drawing/2015/9/8/chartex" xmlns:cx2="http://schemas.microsoft.com/office/drawing/2015/10/21/chartex" xmlns:cx3="http://schemas.microsoft.com/office/drawing/2016/5/9/chartex" xmlns:cx4="http://schemas.microsoft.com/office/drawing/2016/5/10/chartex" xmlns:cx5="http://schemas.microsoft.com/office/drawing/2016/5/11/chartex" xmlns:cx6="http://schemas.microsoft.com/office/drawing/2016/5/12/chartex" xmlns:cx7="http://schemas.microsoft.com/office/drawing/2016/5/13/chartex" xmlns:cx8="http://schemas.microsoft.com/office/drawing/2016/5/14/chartex" xmlns:mc="http://schemas.openxmlformats.org/markup-compatibility/2006" xmlns:m="http://schemas.openxmlformats.org/officeDocument/2006/math" xmlns:aink="http://schemas.microsoft.com/office/drawing/2016/ink" xmlns:am3d="http://schemas.microsoft.com/office/drawing/2017/model3d" xmlns:oel="http://schemas.microsoft.com/office/2019/extlst" xmlns:r="http://schemas.openxmlformats.org/officeDocument/2006/relationships" xmlns:wp14="http://schemas.microsoft.com/office/word/2010/wordprocessingDrawing" xmlns:wp="http://schemas.openxmlformats.org/drawingml/2006/wordprocessingDrawing" xmlns:wpg="http://schemas.microsoft.com/office/word/2010/wordprocessingGroup" xmlns:wpi="http://schemas.microsoft.com/office/word/2010/wordprocessingInk" xmlns:wps="http://schemas.microsoft.com/office/word/2010/wordprocessingShape" xmlns:o="urn:schemas-microsoft-com:office:office" xmlns:v="urn:schemas-microsoft-com:vml" xmlns:w10="urn:schemas-microsoft-com:office:word" xmlns:w="http://schemas.openxmlformats.org/wordprocessingml/2006/main" xmlns:w14="http://schemas.microsoft.com/office/word/2010/wordml" xmlns:w15="http://schemas.microsoft.com/office/word/2012/wordml" xmlns:w16cei="http://schemas.microsoft.com/office/word/2026/wordml/cei" xmlns:w16cex="http://schemas.microsoft.com/office/word/2018/wordml/cex" xmlns:w16cid="http://schemas.microsoft.com/office/word/2016/wordml/cid" xmlns:w16="http://schemas.microsoft.com/office/word/2018/wordml" xmlns:w16sdtdh="http://schemas.microsoft.com/office/word/2020/wordml/sdtdatahash" xmlns:w16sdtfl="http://schemas.microsoft.com/office/word/2024/wordml/sdtformatlock" xmlns:w16se="http://schemas.microsoft.com/office/word/2015/wordml/symex" xmlns:w16du="http://schemas.microsoft.com/office/word/2023/wordml/word16du" xmlns:wne="http://schemas.microsoft.com/office/word/2006/wordml" mc:Ignorable="w14 w15 w16se w16cid w16 w16cex w16sdtdh w16sdtfl w16du wp14">
+<w15:people xmlns:wpc="http://schemas.microsoft.com/office/word/2010/wordprocessingCanvas" xmlns:cx="http://schemas.microsoft.com/office/drawing/2014/chartex" xmlns:cx1="http://schemas.microsoft.com/office/drawing/2015/9/8/chartex" xmlns:cx2="http://schemas.microsoft.com/office/drawing/2015/10/21/chartex" xmlns:cx3="http://schemas.microsoft.com/office/drawing/2016/5/9/chartex" xmlns:cx4="http://schemas.microsoft.com/office/drawing/2016/5/10/chartex" xmlns:cx5="http://schemas.microsoft.com/office/drawing/2016/5/11/chartex" xmlns:cx6="http://schemas.microsoft.com/office/drawing/2016/5/12/chartex" xmlns:cx7="http://schemas.microsoft.com/office/drawing/2016/5/13/chartex" xmlns:cx8="http://schemas.microsoft.com/office/drawing/2016/5/14/chartex" xmlns:mc="http://schemas.openxmlformats.org/markup-compatibility/2006" xmlns:aink="http://schemas.microsoft.com/office/drawing/2016/ink" xmlns:am3d="http://schemas.microsoft.com/office/drawing/2017/model3d" xmlns:o="urn:schemas-microsoft-com:office:office" xmlns:oel="http://schemas.microsoft.com/office/2019/extlst" xmlns:r="http://schemas.openxmlformats.org/officeDocument/2006/relationships" xmlns:m="http://schemas.openxmlformats.org/officeDocument/2006/math" xmlns:v="urn:schemas-microsoft-com:vml" xmlns:wp14="http://schemas.microsoft.com/office/word/2010/wordprocessingDrawing" xmlns:wp="http://schemas.openxmlformats.org/drawingml/2006/wordprocessingDrawing" xmlns:w10="urn:schemas-microsoft-com:office:word" xmlns:w="http://schemas.openxmlformats.org/wordprocessingml/2006/main" xmlns:w14="http://schemas.microsoft.com/office/word/2010/wordml" xmlns:w15="http://schemas.microsoft.com/office/word/2012/wordml" xmlns:w16cex="http://schemas.microsoft.com/office/word/2018/wordml/cex" xmlns:w16cid="http://schemas.microsoft.com/office/word/2016/wordml/cid" xmlns:w16="http://schemas.microsoft.com/office/word/2018/wordml" xmlns:w16du="http://schemas.microsoft.com/office/word/2023/wordml/word16du" xmlns:w16sdtdh="http://schemas.microsoft.com/office/word/2020/wordml/sdtdatahash" xmlns:w16sdtfl="http://schemas.microsoft.com/office/word/2024/wordml/sdtformatlock" xmlns:w16se="http://schemas.microsoft.com/office/word/2015/wordml/symex" xmlns:wpg="http://schemas.microsoft.com/office/word/2010/wordprocessingGroup" xmlns:wpi="http://schemas.microsoft.com/office/word/2010/wordprocessingInk" xmlns:wne="http://schemas.microsoft.com/office/word/2006/wordml" xmlns:wps="http://schemas.microsoft.com/office/word/2010/wordprocessingShape" mc:Ignorable="w14 w15 w16se w16cid w16 w16cex w16sdtdh w16sdtfl w16du wp14">
   <w15:person w15:author="neal chaisson">
     <w15:presenceInfo w15:providerId="Windows Live" w15:userId="3f884a3be40fb6bd"/>
   </w15:person>
@@ -7219,7 +7330,7 @@
 </file>
 
 <file path=word/styles.xml><?xml version="1.0" encoding="utf-8"?>
-<w:styles xmlns:mc="http://schemas.openxmlformats.org/markup-compatibility/2006" xmlns:r="http://schemas.openxmlformats.org/officeDocument/2006/relationships" xmlns:w="http://schemas.openxmlformats.org/wordprocessingml/2006/main" xmlns:w14="http://schemas.microsoft.com/office/word/2010/wordml" xmlns:w15="http://schemas.microsoft.com/office/word/2012/wordml" xmlns:w16cex="http://schemas.microsoft.com/office/word/2018/wordml/cex" xmlns:w16cid="http://schemas.microsoft.com/office/word/2016/wordml/cid" xmlns:w16="http://schemas.microsoft.com/office/word/2018/wordml" xmlns:w16sdtdh="http://schemas.microsoft.com/office/word/2020/wordml/sdtdatahash" xmlns:w16sdtfl="http://schemas.microsoft.com/office/word/2024/wordml/sdtformatlock" xmlns:w16se="http://schemas.microsoft.com/office/word/2015/wordml/symex" xmlns:w16du="http://schemas.microsoft.com/office/word/2023/wordml/word16du" mc:Ignorable="w14 w15 w16se w16cid w16 w16cex w16sdtdh w16sdtfl w16du">
+<w:styles xmlns:mc="http://schemas.openxmlformats.org/markup-compatibility/2006" xmlns:r="http://schemas.openxmlformats.org/officeDocument/2006/relationships" xmlns:w="http://schemas.openxmlformats.org/wordprocessingml/2006/main" xmlns:w14="http://schemas.microsoft.com/office/word/2010/wordml" xmlns:w15="http://schemas.microsoft.com/office/word/2012/wordml" xmlns:w16cex="http://schemas.microsoft.com/office/word/2018/wordml/cex" xmlns:w16cid="http://schemas.microsoft.com/office/word/2016/wordml/cid" xmlns:w16="http://schemas.microsoft.com/office/word/2018/wordml" xmlns:w16du="http://schemas.microsoft.com/office/word/2023/wordml/word16du" xmlns:w16sdtdh="http://schemas.microsoft.com/office/word/2020/wordml/sdtdatahash" xmlns:w16sdtfl="http://schemas.microsoft.com/office/word/2024/wordml/sdtformatlock" xmlns:w16se="http://schemas.microsoft.com/office/word/2015/wordml/symex" mc:Ignorable="w14 w15 w16se w16cid w16 w16cex w16sdtdh w16sdtfl w16du">
   <w:docDefaults>
     <w:rPrDefault>
       <w:rPr>
@@ -7612,11 +7723,11 @@
       <w:rFonts w:ascii="Calibri" w:hAnsi="Calibri"/>
     </w:rPr>
   </w:style>
-  <w:style w:type="paragraph" w:styleId="Heading1">
+  <w:style w:type="paragraph" w:styleId="Ttulo1">
     <w:name w:val="heading 1"/>
     <w:basedOn w:val="Normal"/>
     <w:next w:val="Normal"/>
-    <w:link w:val="Heading1Char"/>
+    <w:link w:val="Ttulo1Car"/>
     <w:uiPriority w:val="9"/>
     <w:qFormat/>
     <w:rsid w:val="00FC693F"/>
@@ -7635,11 +7746,11 @@
       <w:szCs w:val="28"/>
     </w:rPr>
   </w:style>
-  <w:style w:type="paragraph" w:styleId="Heading2">
+  <w:style w:type="paragraph" w:styleId="Ttulo2">
     <w:name w:val="heading 2"/>
     <w:basedOn w:val="Normal"/>
     <w:next w:val="Normal"/>
-    <w:link w:val="Heading2Char"/>
+    <w:link w:val="Ttulo2Car"/>
     <w:uiPriority w:val="9"/>
     <w:unhideWhenUsed/>
     <w:qFormat/>
@@ -7659,11 +7770,11 @@
       <w:szCs w:val="26"/>
     </w:rPr>
   </w:style>
-  <w:style w:type="paragraph" w:styleId="Heading3">
+  <w:style w:type="paragraph" w:styleId="Ttulo3">
     <w:name w:val="heading 3"/>
     <w:basedOn w:val="Normal"/>
     <w:next w:val="Normal"/>
-    <w:link w:val="Heading3Char"/>
+    <w:link w:val="Ttulo3Car"/>
     <w:uiPriority w:val="9"/>
     <w:unhideWhenUsed/>
     <w:qFormat/>
@@ -7681,11 +7792,11 @@
       <w:color w:val="4F81BD" w:themeColor="accent1"/>
     </w:rPr>
   </w:style>
-  <w:style w:type="paragraph" w:styleId="Heading4">
+  <w:style w:type="paragraph" w:styleId="Ttulo4">
     <w:name w:val="heading 4"/>
     <w:basedOn w:val="Normal"/>
     <w:next w:val="Normal"/>
-    <w:link w:val="Heading4Char"/>
+    <w:link w:val="Ttulo4Car"/>
     <w:uiPriority w:val="9"/>
     <w:semiHidden/>
     <w:unhideWhenUsed/>
@@ -7706,11 +7817,11 @@
       <w:color w:val="4F81BD" w:themeColor="accent1"/>
     </w:rPr>
   </w:style>
-  <w:style w:type="paragraph" w:styleId="Heading5">
+  <w:style w:type="paragraph" w:styleId="Ttulo5">
     <w:name w:val="heading 5"/>
     <w:basedOn w:val="Normal"/>
     <w:next w:val="Normal"/>
-    <w:link w:val="Heading5Char"/>
+    <w:link w:val="Ttulo5Car"/>
     <w:uiPriority w:val="9"/>
     <w:semiHidden/>
     <w:unhideWhenUsed/>
@@ -7727,11 +7838,11 @@
       <w:color w:val="243F60" w:themeColor="accent1" w:themeShade="7F"/>
     </w:rPr>
   </w:style>
-  <w:style w:type="paragraph" w:styleId="Heading6">
+  <w:style w:type="paragraph" w:styleId="Ttulo6">
     <w:name w:val="heading 6"/>
     <w:basedOn w:val="Normal"/>
     <w:next w:val="Normal"/>
-    <w:link w:val="Heading6Char"/>
+    <w:link w:val="Ttulo6Car"/>
     <w:uiPriority w:val="9"/>
     <w:semiHidden/>
     <w:unhideWhenUsed/>
@@ -7750,11 +7861,11 @@
       <w:color w:val="243F60" w:themeColor="accent1" w:themeShade="7F"/>
     </w:rPr>
   </w:style>
-  <w:style w:type="paragraph" w:styleId="Heading7">
+  <w:style w:type="paragraph" w:styleId="Ttulo7">
     <w:name w:val="heading 7"/>
     <w:basedOn w:val="Normal"/>
     <w:next w:val="Normal"/>
-    <w:link w:val="Heading7Char"/>
+    <w:link w:val="Ttulo7Car"/>
     <w:uiPriority w:val="9"/>
     <w:semiHidden/>
     <w:unhideWhenUsed/>
@@ -7773,11 +7884,11 @@
       <w:color w:val="404040" w:themeColor="text1" w:themeTint="BF"/>
     </w:rPr>
   </w:style>
-  <w:style w:type="paragraph" w:styleId="Heading8">
+  <w:style w:type="paragraph" w:styleId="Ttulo8">
     <w:name w:val="heading 8"/>
     <w:basedOn w:val="Normal"/>
     <w:next w:val="Normal"/>
-    <w:link w:val="Heading8Char"/>
+    <w:link w:val="Ttulo8Car"/>
     <w:uiPriority w:val="9"/>
     <w:semiHidden/>
     <w:unhideWhenUsed/>
@@ -7796,11 +7907,11 @@
       <w:szCs w:val="20"/>
     </w:rPr>
   </w:style>
-  <w:style w:type="paragraph" w:styleId="Heading9">
+  <w:style w:type="paragraph" w:styleId="Ttulo9">
     <w:name w:val="heading 9"/>
     <w:basedOn w:val="Normal"/>
     <w:next w:val="Normal"/>
-    <w:link w:val="Heading9Char"/>
+    <w:link w:val="Ttulo9Car"/>
     <w:uiPriority w:val="9"/>
     <w:semiHidden/>
     <w:unhideWhenUsed/>
@@ -7821,13 +7932,13 @@
       <w:szCs w:val="20"/>
     </w:rPr>
   </w:style>
-  <w:style w:type="character" w:default="1" w:styleId="DefaultParagraphFont">
+  <w:style w:type="character" w:default="1" w:styleId="Fuentedeprrafopredeter">
     <w:name w:val="Default Paragraph Font"/>
     <w:uiPriority w:val="1"/>
     <w:semiHidden/>
     <w:unhideWhenUsed/>
   </w:style>
-  <w:style w:type="table" w:default="1" w:styleId="TableNormal">
+  <w:style w:type="table" w:default="1" w:styleId="Tablanormal">
     <w:name w:val="Normal Table"/>
     <w:uiPriority w:val="99"/>
     <w:semiHidden/>
@@ -7842,16 +7953,16 @@
       </w:tblCellMar>
     </w:tblPr>
   </w:style>
-  <w:style w:type="numbering" w:default="1" w:styleId="NoList">
+  <w:style w:type="numbering" w:default="1" w:styleId="Sinlista">
     <w:name w:val="No List"/>
     <w:uiPriority w:val="99"/>
     <w:semiHidden/>
     <w:unhideWhenUsed/>
   </w:style>
-  <w:style w:type="paragraph" w:styleId="Header">
+  <w:style w:type="paragraph" w:styleId="Encabezado">
     <w:name w:val="header"/>
     <w:basedOn w:val="Normal"/>
-    <w:link w:val="HeaderChar"/>
+    <w:link w:val="EncabezadoCar"/>
     <w:uiPriority w:val="99"/>
     <w:unhideWhenUsed/>
     <w:rsid w:val="00E618BF"/>
@@ -7863,17 +7974,17 @@
       <w:spacing w:after="0" w:line="240" w:lineRule="auto"/>
     </w:pPr>
   </w:style>
-  <w:style w:type="character" w:customStyle="1" w:styleId="HeaderChar">
-    <w:name w:val="Header Char"/>
-    <w:basedOn w:val="DefaultParagraphFont"/>
-    <w:link w:val="Header"/>
+  <w:style w:type="character" w:customStyle="1" w:styleId="EncabezadoCar">
+    <w:name w:val="Encabezado Car"/>
+    <w:basedOn w:val="Fuentedeprrafopredeter"/>
+    <w:link w:val="Encabezado"/>
     <w:uiPriority w:val="99"/>
     <w:rsid w:val="00E618BF"/>
   </w:style>
-  <w:style w:type="paragraph" w:styleId="Footer">
+  <w:style w:type="paragraph" w:styleId="Piedepgina">
     <w:name w:val="footer"/>
     <w:basedOn w:val="Normal"/>
-    <w:link w:val="FooterChar"/>
+    <w:link w:val="PiedepginaCar"/>
     <w:uiPriority w:val="99"/>
     <w:unhideWhenUsed/>
     <w:rsid w:val="00E618BF"/>
@@ -7885,14 +7996,14 @@
       <w:spacing w:after="0" w:line="240" w:lineRule="auto"/>
     </w:pPr>
   </w:style>
-  <w:style w:type="character" w:customStyle="1" w:styleId="FooterChar">
-    <w:name w:val="Footer Char"/>
-    <w:basedOn w:val="DefaultParagraphFont"/>
-    <w:link w:val="Footer"/>
+  <w:style w:type="character" w:customStyle="1" w:styleId="PiedepginaCar">
+    <w:name w:val="Pie de página Car"/>
+    <w:basedOn w:val="Fuentedeprrafopredeter"/>
+    <w:link w:val="Piedepgina"/>
     <w:uiPriority w:val="99"/>
     <w:rsid w:val="00E618BF"/>
   </w:style>
-  <w:style w:type="paragraph" w:styleId="NoSpacing">
+  <w:style w:type="paragraph" w:styleId="Sinespaciado">
     <w:name w:val="No Spacing"/>
     <w:uiPriority w:val="1"/>
     <w:qFormat/>
@@ -7901,10 +8012,10 @@
       <w:spacing w:after="0" w:line="240" w:lineRule="auto"/>
     </w:pPr>
   </w:style>
-  <w:style w:type="character" w:customStyle="1" w:styleId="Heading1Char">
-    <w:name w:val="Heading 1 Char"/>
-    <w:basedOn w:val="DefaultParagraphFont"/>
-    <w:link w:val="Heading1"/>
+  <w:style w:type="character" w:customStyle="1" w:styleId="Ttulo1Car">
+    <w:name w:val="Título 1 Car"/>
+    <w:basedOn w:val="Fuentedeprrafopredeter"/>
+    <w:link w:val="Ttulo1"/>
     <w:uiPriority w:val="9"/>
     <w:rsid w:val="00FC693F"/>
     <w:rPr>
@@ -7916,10 +8027,10 @@
       <w:szCs w:val="28"/>
     </w:rPr>
   </w:style>
-  <w:style w:type="character" w:customStyle="1" w:styleId="Heading2Char">
-    <w:name w:val="Heading 2 Char"/>
-    <w:basedOn w:val="DefaultParagraphFont"/>
-    <w:link w:val="Heading2"/>
+  <w:style w:type="character" w:customStyle="1" w:styleId="Ttulo2Car">
+    <w:name w:val="Título 2 Car"/>
+    <w:basedOn w:val="Fuentedeprrafopredeter"/>
+    <w:link w:val="Ttulo2"/>
     <w:uiPriority w:val="9"/>
     <w:rsid w:val="00FC693F"/>
     <w:rPr>
@@ -7931,10 +8042,10 @@
       <w:szCs w:val="26"/>
     </w:rPr>
   </w:style>
-  <w:style w:type="character" w:customStyle="1" w:styleId="Heading3Char">
-    <w:name w:val="Heading 3 Char"/>
-    <w:basedOn w:val="DefaultParagraphFont"/>
-    <w:link w:val="Heading3"/>
+  <w:style w:type="character" w:customStyle="1" w:styleId="Ttulo3Car">
+    <w:name w:val="Título 3 Car"/>
+    <w:basedOn w:val="Fuentedeprrafopredeter"/>
+    <w:link w:val="Ttulo3"/>
     <w:uiPriority w:val="9"/>
     <w:rsid w:val="00FC693F"/>
     <w:rPr>
@@ -7944,11 +8055,11 @@
       <w:color w:val="4F81BD" w:themeColor="accent1"/>
     </w:rPr>
   </w:style>
-  <w:style w:type="paragraph" w:styleId="Title">
+  <w:style w:type="paragraph" w:styleId="Ttulo">
     <w:name w:val="Title"/>
     <w:basedOn w:val="Normal"/>
     <w:next w:val="Normal"/>
-    <w:link w:val="TitleChar"/>
+    <w:link w:val="TtuloCar"/>
     <w:uiPriority w:val="10"/>
     <w:qFormat/>
     <w:rsid w:val="00FC693F"/>
@@ -7968,10 +8079,10 @@
       <w:szCs w:val="52"/>
     </w:rPr>
   </w:style>
-  <w:style w:type="character" w:customStyle="1" w:styleId="TitleChar">
-    <w:name w:val="Title Char"/>
-    <w:basedOn w:val="DefaultParagraphFont"/>
-    <w:link w:val="Title"/>
+  <w:style w:type="character" w:customStyle="1" w:styleId="TtuloCar">
+    <w:name w:val="Título Car"/>
+    <w:basedOn w:val="Fuentedeprrafopredeter"/>
+    <w:link w:val="Ttulo"/>
     <w:uiPriority w:val="10"/>
     <w:rsid w:val="00FC693F"/>
     <w:rPr>
@@ -7983,11 +8094,11 @@
       <w:szCs w:val="52"/>
     </w:rPr>
   </w:style>
-  <w:style w:type="paragraph" w:styleId="Subtitle">
+  <w:style w:type="paragraph" w:styleId="Subttulo">
     <w:name w:val="Subtitle"/>
     <w:basedOn w:val="Normal"/>
     <w:next w:val="Normal"/>
-    <w:link w:val="SubtitleChar"/>
+    <w:link w:val="SubttuloCar"/>
     <w:uiPriority w:val="11"/>
     <w:qFormat/>
     <w:rsid w:val="00FC693F"/>
@@ -8006,10 +8117,10 @@
       <w:szCs w:val="24"/>
     </w:rPr>
   </w:style>
-  <w:style w:type="character" w:customStyle="1" w:styleId="SubtitleChar">
-    <w:name w:val="Subtitle Char"/>
-    <w:basedOn w:val="DefaultParagraphFont"/>
-    <w:link w:val="Subtitle"/>
+  <w:style w:type="character" w:customStyle="1" w:styleId="SubttuloCar">
+    <w:name w:val="Subtítulo Car"/>
+    <w:basedOn w:val="Fuentedeprrafopredeter"/>
+    <w:link w:val="Subttulo"/>
     <w:uiPriority w:val="11"/>
     <w:rsid w:val="00FC693F"/>
     <w:rPr>
@@ -8022,7 +8133,7 @@
       <w:szCs w:val="24"/>
     </w:rPr>
   </w:style>
-  <w:style w:type="paragraph" w:styleId="ListParagraph">
+  <w:style w:type="paragraph" w:styleId="Prrafodelista">
     <w:name w:val="List Paragraph"/>
     <w:basedOn w:val="Normal"/>
     <w:uiPriority w:val="34"/>
@@ -8033,10 +8144,10 @@
       <w:contextualSpacing/>
     </w:pPr>
   </w:style>
-  <w:style w:type="paragraph" w:styleId="BodyText">
+  <w:style w:type="paragraph" w:styleId="Textoindependiente">
     <w:name w:val="Body Text"/>
     <w:basedOn w:val="Normal"/>
-    <w:link w:val="BodyTextChar"/>
+    <w:link w:val="TextoindependienteCar"/>
     <w:uiPriority w:val="99"/>
     <w:unhideWhenUsed/>
     <w:rsid w:val="00AA1D8D"/>
@@ -8044,17 +8155,17 @@
       <w:spacing w:after="120"/>
     </w:pPr>
   </w:style>
-  <w:style w:type="character" w:customStyle="1" w:styleId="BodyTextChar">
-    <w:name w:val="Body Text Char"/>
-    <w:basedOn w:val="DefaultParagraphFont"/>
-    <w:link w:val="BodyText"/>
+  <w:style w:type="character" w:customStyle="1" w:styleId="TextoindependienteCar">
+    <w:name w:val="Texto independiente Car"/>
+    <w:basedOn w:val="Fuentedeprrafopredeter"/>
+    <w:link w:val="Textoindependiente"/>
     <w:uiPriority w:val="99"/>
     <w:rsid w:val="00AA1D8D"/>
   </w:style>
-  <w:style w:type="paragraph" w:styleId="BodyText2">
+  <w:style w:type="paragraph" w:styleId="Textoindependiente2">
     <w:name w:val="Body Text 2"/>
     <w:basedOn w:val="Normal"/>
-    <w:link w:val="BodyText2Char"/>
+    <w:link w:val="Textoindependiente2Car"/>
     <w:uiPriority w:val="99"/>
     <w:unhideWhenUsed/>
     <w:rsid w:val="00AA1D8D"/>
@@ -8062,17 +8173,17 @@
       <w:spacing w:after="120" w:line="480" w:lineRule="auto"/>
     </w:pPr>
   </w:style>
-  <w:style w:type="character" w:customStyle="1" w:styleId="BodyText2Char">
-    <w:name w:val="Body Text 2 Char"/>
-    <w:basedOn w:val="DefaultParagraphFont"/>
-    <w:link w:val="BodyText2"/>
+  <w:style w:type="character" w:customStyle="1" w:styleId="Textoindependiente2Car">
+    <w:name w:val="Texto independiente 2 Car"/>
+    <w:basedOn w:val="Fuentedeprrafopredeter"/>
+    <w:link w:val="Textoindependiente2"/>
     <w:uiPriority w:val="99"/>
     <w:rsid w:val="00AA1D8D"/>
   </w:style>
-  <w:style w:type="paragraph" w:styleId="BodyText3">
+  <w:style w:type="paragraph" w:styleId="Textoindependiente3">
     <w:name w:val="Body Text 3"/>
     <w:basedOn w:val="Normal"/>
-    <w:link w:val="BodyText3Char"/>
+    <w:link w:val="Textoindependiente3Car"/>
     <w:uiPriority w:val="99"/>
     <w:unhideWhenUsed/>
     <w:rsid w:val="00AA1D8D"/>
@@ -8084,10 +8195,10 @@
       <w:szCs w:val="16"/>
     </w:rPr>
   </w:style>
-  <w:style w:type="character" w:customStyle="1" w:styleId="BodyText3Char">
-    <w:name w:val="Body Text 3 Char"/>
-    <w:basedOn w:val="DefaultParagraphFont"/>
-    <w:link w:val="BodyText3"/>
+  <w:style w:type="character" w:customStyle="1" w:styleId="Textoindependiente3Car">
+    <w:name w:val="Texto independiente 3 Car"/>
+    <w:basedOn w:val="Fuentedeprrafopredeter"/>
+    <w:link w:val="Textoindependiente3"/>
     <w:uiPriority w:val="99"/>
     <w:rsid w:val="00AA1D8D"/>
     <w:rPr>
@@ -8095,7 +8206,7 @@
       <w:szCs w:val="16"/>
     </w:rPr>
   </w:style>
-  <w:style w:type="paragraph" w:styleId="List">
+  <w:style w:type="paragraph" w:styleId="Lista">
     <w:name w:val="List"/>
     <w:basedOn w:val="Normal"/>
     <w:uiPriority w:val="99"/>
@@ -8106,7 +8217,7 @@
       <w:contextualSpacing/>
     </w:pPr>
   </w:style>
-  <w:style w:type="paragraph" w:styleId="List2">
+  <w:style w:type="paragraph" w:styleId="Lista2">
     <w:name w:val="List 2"/>
     <w:basedOn w:val="Normal"/>
     <w:uiPriority w:val="99"/>
@@ -8117,7 +8228,7 @@
       <w:contextualSpacing/>
     </w:pPr>
   </w:style>
-  <w:style w:type="paragraph" w:styleId="List3">
+  <w:style w:type="paragraph" w:styleId="Lista3">
     <w:name w:val="List 3"/>
     <w:basedOn w:val="Normal"/>
     <w:uiPriority w:val="99"/>
@@ -8128,7 +8239,7 @@
       <w:contextualSpacing/>
     </w:pPr>
   </w:style>
-  <w:style w:type="paragraph" w:styleId="ListBullet">
+  <w:style w:type="paragraph" w:styleId="Listaconvietas">
     <w:name w:val="List Bullet"/>
     <w:basedOn w:val="Normal"/>
     <w:uiPriority w:val="99"/>
@@ -8141,7 +8252,7 @@
       <w:contextualSpacing/>
     </w:pPr>
   </w:style>
-  <w:style w:type="paragraph" w:styleId="ListBullet2">
+  <w:style w:type="paragraph" w:styleId="Listaconvietas2">
     <w:name w:val="List Bullet 2"/>
     <w:basedOn w:val="Normal"/>
     <w:uiPriority w:val="99"/>
@@ -8154,7 +8265,7 @@
       <w:contextualSpacing/>
     </w:pPr>
   </w:style>
-  <w:style w:type="paragraph" w:styleId="ListBullet3">
+  <w:style w:type="paragraph" w:styleId="Listaconvietas3">
     <w:name w:val="List Bullet 3"/>
     <w:basedOn w:val="Normal"/>
     <w:uiPriority w:val="99"/>
@@ -8167,7 +8278,7 @@
       <w:contextualSpacing/>
     </w:pPr>
   </w:style>
-  <w:style w:type="paragraph" w:styleId="ListNumber">
+  <w:style w:type="paragraph" w:styleId="Listaconnmeros">
     <w:name w:val="List Number"/>
     <w:basedOn w:val="Normal"/>
     <w:uiPriority w:val="99"/>
@@ -8180,7 +8291,7 @@
       <w:contextualSpacing/>
     </w:pPr>
   </w:style>
-  <w:style w:type="paragraph" w:styleId="ListNumber2">
+  <w:style w:type="paragraph" w:styleId="Listaconnmeros2">
     <w:name w:val="List Number 2"/>
     <w:basedOn w:val="Normal"/>
     <w:uiPriority w:val="99"/>
@@ -8193,7 +8304,7 @@
       <w:contextualSpacing/>
     </w:pPr>
   </w:style>
-  <w:style w:type="paragraph" w:styleId="ListNumber3">
+  <w:style w:type="paragraph" w:styleId="Listaconnmeros3">
     <w:name w:val="List Number 3"/>
     <w:basedOn w:val="Normal"/>
     <w:uiPriority w:val="99"/>
@@ -8206,7 +8317,7 @@
       <w:contextualSpacing/>
     </w:pPr>
   </w:style>
-  <w:style w:type="paragraph" w:styleId="ListContinue">
+  <w:style w:type="paragraph" w:styleId="Continuarlista">
     <w:name w:val="List Continue"/>
     <w:basedOn w:val="Normal"/>
     <w:uiPriority w:val="99"/>
@@ -8218,7 +8329,7 @@
       <w:contextualSpacing/>
     </w:pPr>
   </w:style>
-  <w:style w:type="paragraph" w:styleId="ListContinue2">
+  <w:style w:type="paragraph" w:styleId="Continuarlista2">
     <w:name w:val="List Continue 2"/>
     <w:basedOn w:val="Normal"/>
     <w:uiPriority w:val="99"/>
@@ -8230,7 +8341,7 @@
       <w:contextualSpacing/>
     </w:pPr>
   </w:style>
-  <w:style w:type="paragraph" w:styleId="ListContinue3">
+  <w:style w:type="paragraph" w:styleId="Continuarlista3">
     <w:name w:val="List Continue 3"/>
     <w:basedOn w:val="Normal"/>
     <w:uiPriority w:val="99"/>
@@ -8242,9 +8353,9 @@
       <w:contextualSpacing/>
     </w:pPr>
   </w:style>
-  <w:style w:type="paragraph" w:styleId="MacroText">
+  <w:style w:type="paragraph" w:styleId="Textomacro">
     <w:name w:val="macro"/>
-    <w:link w:val="MacroTextChar"/>
+    <w:link w:val="TextomacroCar"/>
     <w:uiPriority w:val="99"/>
     <w:unhideWhenUsed/>
     <w:rsid w:val="0029639D"/>
@@ -8265,10 +8376,10 @@
       <w:szCs w:val="20"/>
     </w:rPr>
   </w:style>
-  <w:style w:type="character" w:customStyle="1" w:styleId="MacroTextChar">
-    <w:name w:val="Macro Text Char"/>
-    <w:basedOn w:val="DefaultParagraphFont"/>
-    <w:link w:val="MacroText"/>
+  <w:style w:type="character" w:customStyle="1" w:styleId="TextomacroCar">
+    <w:name w:val="Texto macro Car"/>
+    <w:basedOn w:val="Fuentedeprrafopredeter"/>
+    <w:link w:val="Textomacro"/>
     <w:uiPriority w:val="99"/>
     <w:rsid w:val="0029639D"/>
     <w:rPr>
@@ -8277,11 +8388,11 @@
       <w:szCs w:val="20"/>
     </w:rPr>
   </w:style>
-  <w:style w:type="paragraph" w:styleId="Quote">
+  <w:style w:type="paragraph" w:styleId="Cita">
     <w:name w:val="Quote"/>
     <w:basedOn w:val="Normal"/>
     <w:next w:val="Normal"/>
-    <w:link w:val="QuoteChar"/>
+    <w:link w:val="CitaCar"/>
     <w:uiPriority w:val="29"/>
     <w:qFormat/>
     <w:rsid w:val="00FC693F"/>
@@ -8291,10 +8402,10 @@
       <w:color w:val="000000" w:themeColor="text1"/>
     </w:rPr>
   </w:style>
-  <w:style w:type="character" w:customStyle="1" w:styleId="QuoteChar">
-    <w:name w:val="Quote Char"/>
-    <w:basedOn w:val="DefaultParagraphFont"/>
-    <w:link w:val="Quote"/>
+  <w:style w:type="character" w:customStyle="1" w:styleId="CitaCar">
+    <w:name w:val="Cita Car"/>
+    <w:basedOn w:val="Fuentedeprrafopredeter"/>
+    <w:link w:val="Cita"/>
     <w:uiPriority w:val="29"/>
     <w:rsid w:val="00FC693F"/>
     <w:rPr>
@@ -8303,10 +8414,10 @@
       <w:color w:val="000000" w:themeColor="text1"/>
     </w:rPr>
   </w:style>
-  <w:style w:type="character" w:customStyle="1" w:styleId="Heading4Char">
-    <w:name w:val="Heading 4 Char"/>
-    <w:basedOn w:val="DefaultParagraphFont"/>
-    <w:link w:val="Heading4"/>
+  <w:style w:type="character" w:customStyle="1" w:styleId="Ttulo4Car">
+    <w:name w:val="Título 4 Car"/>
+    <w:basedOn w:val="Fuentedeprrafopredeter"/>
+    <w:link w:val="Ttulo4"/>
     <w:uiPriority w:val="9"/>
     <w:semiHidden/>
     <w:rsid w:val="00FC693F"/>
@@ -8319,10 +8430,10 @@
       <w:color w:val="4F81BD" w:themeColor="accent1"/>
     </w:rPr>
   </w:style>
-  <w:style w:type="character" w:customStyle="1" w:styleId="Heading5Char">
-    <w:name w:val="Heading 5 Char"/>
-    <w:basedOn w:val="DefaultParagraphFont"/>
-    <w:link w:val="Heading5"/>
+  <w:style w:type="character" w:customStyle="1" w:styleId="Ttulo5Car">
+    <w:name w:val="Título 5 Car"/>
+    <w:basedOn w:val="Fuentedeprrafopredeter"/>
+    <w:link w:val="Ttulo5"/>
     <w:uiPriority w:val="9"/>
     <w:semiHidden/>
     <w:rsid w:val="00FC693F"/>
@@ -8331,10 +8442,10 @@
       <w:color w:val="243F60" w:themeColor="accent1" w:themeShade="7F"/>
     </w:rPr>
   </w:style>
-  <w:style w:type="character" w:customStyle="1" w:styleId="Heading6Char">
-    <w:name w:val="Heading 6 Char"/>
-    <w:basedOn w:val="DefaultParagraphFont"/>
-    <w:link w:val="Heading6"/>
+  <w:style w:type="character" w:customStyle="1" w:styleId="Ttulo6Car">
+    <w:name w:val="Título 6 Car"/>
+    <w:basedOn w:val="Fuentedeprrafopredeter"/>
+    <w:link w:val="Ttulo6"/>
     <w:uiPriority w:val="9"/>
     <w:semiHidden/>
     <w:rsid w:val="00FC693F"/>
@@ -8345,10 +8456,10 @@
       <w:color w:val="243F60" w:themeColor="accent1" w:themeShade="7F"/>
     </w:rPr>
   </w:style>
-  <w:style w:type="character" w:customStyle="1" w:styleId="Heading7Char">
-    <w:name w:val="Heading 7 Char"/>
-    <w:basedOn w:val="DefaultParagraphFont"/>
-    <w:link w:val="Heading7"/>
+  <w:style w:type="character" w:customStyle="1" w:styleId="Ttulo7Car">
+    <w:name w:val="Título 7 Car"/>
+    <w:basedOn w:val="Fuentedeprrafopredeter"/>
+    <w:link w:val="Ttulo7"/>
     <w:uiPriority w:val="9"/>
     <w:semiHidden/>
     <w:rsid w:val="00FC693F"/>
@@ -8359,10 +8470,10 @@
       <w:color w:val="404040" w:themeColor="text1" w:themeTint="BF"/>
     </w:rPr>
   </w:style>
-  <w:style w:type="character" w:customStyle="1" w:styleId="Heading8Char">
-    <w:name w:val="Heading 8 Char"/>
-    <w:basedOn w:val="DefaultParagraphFont"/>
-    <w:link w:val="Heading8"/>
+  <w:style w:type="character" w:customStyle="1" w:styleId="Ttulo8Car">
+    <w:name w:val="Título 8 Car"/>
+    <w:basedOn w:val="Fuentedeprrafopredeter"/>
+    <w:link w:val="Ttulo8"/>
     <w:uiPriority w:val="9"/>
     <w:semiHidden/>
     <w:rsid w:val="00FC693F"/>
@@ -8373,10 +8484,10 @@
       <w:szCs w:val="20"/>
     </w:rPr>
   </w:style>
-  <w:style w:type="character" w:customStyle="1" w:styleId="Heading9Char">
-    <w:name w:val="Heading 9 Char"/>
-    <w:basedOn w:val="DefaultParagraphFont"/>
-    <w:link w:val="Heading9"/>
+  <w:style w:type="character" w:customStyle="1" w:styleId="Ttulo9Car">
+    <w:name w:val="Título 9 Car"/>
+    <w:basedOn w:val="Fuentedeprrafopredeter"/>
+    <w:link w:val="Ttulo9"/>
     <w:uiPriority w:val="9"/>
     <w:semiHidden/>
     <w:rsid w:val="00FC693F"/>
@@ -8389,7 +8500,7 @@
       <w:szCs w:val="20"/>
     </w:rPr>
   </w:style>
-  <w:style w:type="paragraph" w:styleId="Caption">
+  <w:style w:type="paragraph" w:styleId="Descripcin">
     <w:name w:val="caption"/>
     <w:basedOn w:val="Normal"/>
     <w:next w:val="Normal"/>
@@ -8409,9 +8520,9 @@
       <w:szCs w:val="18"/>
     </w:rPr>
   </w:style>
-  <w:style w:type="character" w:styleId="Strong">
+  <w:style w:type="character" w:styleId="Textoennegrita">
     <w:name w:val="Strong"/>
-    <w:basedOn w:val="DefaultParagraphFont"/>
+    <w:basedOn w:val="Fuentedeprrafopredeter"/>
     <w:uiPriority w:val="22"/>
     <w:qFormat/>
     <w:rsid w:val="00FC693F"/>
@@ -8420,9 +8531,9 @@
       <w:bCs/>
     </w:rPr>
   </w:style>
-  <w:style w:type="character" w:styleId="Emphasis">
+  <w:style w:type="character" w:styleId="nfasis">
     <w:name w:val="Emphasis"/>
-    <w:basedOn w:val="DefaultParagraphFont"/>
+    <w:basedOn w:val="Fuentedeprrafopredeter"/>
     <w:uiPriority w:val="20"/>
     <w:qFormat/>
     <w:rsid w:val="00FC693F"/>
@@ -8431,11 +8542,11 @@
       <w:iCs/>
     </w:rPr>
   </w:style>
-  <w:style w:type="paragraph" w:styleId="IntenseQuote">
+  <w:style w:type="paragraph" w:styleId="Citadestacada">
     <w:name w:val="Intense Quote"/>
     <w:basedOn w:val="Normal"/>
     <w:next w:val="Normal"/>
-    <w:link w:val="IntenseQuoteChar"/>
+    <w:link w:val="CitadestacadaCar"/>
     <w:uiPriority w:val="30"/>
     <w:qFormat/>
     <w:rsid w:val="00FC693F"/>
@@ -8454,10 +8565,10 @@
       <w:color w:val="4F81BD" w:themeColor="accent1"/>
     </w:rPr>
   </w:style>
-  <w:style w:type="character" w:customStyle="1" w:styleId="IntenseQuoteChar">
-    <w:name w:val="Intense Quote Char"/>
-    <w:basedOn w:val="DefaultParagraphFont"/>
-    <w:link w:val="IntenseQuote"/>
+  <w:style w:type="character" w:customStyle="1" w:styleId="CitadestacadaCar">
+    <w:name w:val="Cita destacada Car"/>
+    <w:basedOn w:val="Fuentedeprrafopredeter"/>
+    <w:link w:val="Citadestacada"/>
     <w:uiPriority w:val="30"/>
     <w:rsid w:val="00FC693F"/>
     <w:rPr>
@@ -8468,9 +8579,9 @@
       <w:color w:val="4F81BD" w:themeColor="accent1"/>
     </w:rPr>
   </w:style>
-  <w:style w:type="character" w:styleId="SubtleEmphasis">
+  <w:style w:type="character" w:styleId="nfasissutil">
     <w:name w:val="Subtle Emphasis"/>
-    <w:basedOn w:val="DefaultParagraphFont"/>
+    <w:basedOn w:val="Fuentedeprrafopredeter"/>
     <w:uiPriority w:val="19"/>
     <w:qFormat/>
     <w:rsid w:val="00FC693F"/>
@@ -8480,9 +8591,9 @@
       <w:color w:val="808080" w:themeColor="text1" w:themeTint="7F"/>
     </w:rPr>
   </w:style>
-  <w:style w:type="character" w:styleId="IntenseEmphasis">
+  <w:style w:type="character" w:styleId="nfasisintenso">
     <w:name w:val="Intense Emphasis"/>
-    <w:basedOn w:val="DefaultParagraphFont"/>
+    <w:basedOn w:val="Fuentedeprrafopredeter"/>
     <w:uiPriority w:val="21"/>
     <w:qFormat/>
     <w:rsid w:val="00FC693F"/>
@@ -8494,9 +8605,9 @@
       <w:color w:val="4F81BD" w:themeColor="accent1"/>
     </w:rPr>
   </w:style>
-  <w:style w:type="character" w:styleId="SubtleReference">
+  <w:style w:type="character" w:styleId="Referenciasutil">
     <w:name w:val="Subtle Reference"/>
-    <w:basedOn w:val="DefaultParagraphFont"/>
+    <w:basedOn w:val="Fuentedeprrafopredeter"/>
     <w:uiPriority w:val="31"/>
     <w:qFormat/>
     <w:rsid w:val="00FC693F"/>
@@ -8506,9 +8617,9 @@
       <w:u w:val="single"/>
     </w:rPr>
   </w:style>
-  <w:style w:type="character" w:styleId="IntenseReference">
+  <w:style w:type="character" w:styleId="Referenciaintensa">
     <w:name w:val="Intense Reference"/>
-    <w:basedOn w:val="DefaultParagraphFont"/>
+    <w:basedOn w:val="Fuentedeprrafopredeter"/>
     <w:uiPriority w:val="32"/>
     <w:qFormat/>
     <w:rsid w:val="00FC693F"/>
@@ -8521,9 +8632,9 @@
       <w:u w:val="single"/>
     </w:rPr>
   </w:style>
-  <w:style w:type="character" w:styleId="BookTitle">
+  <w:style w:type="character" w:styleId="Ttulodellibro">
     <w:name w:val="Book Title"/>
-    <w:basedOn w:val="DefaultParagraphFont"/>
+    <w:basedOn w:val="Fuentedeprrafopredeter"/>
     <w:uiPriority w:val="33"/>
     <w:qFormat/>
     <w:rsid w:val="00FC693F"/>
@@ -8534,9 +8645,9 @@
       <w:spacing w:val="5"/>
     </w:rPr>
   </w:style>
-  <w:style w:type="paragraph" w:styleId="TOCHeading">
+  <w:style w:type="paragraph" w:styleId="TtuloTDC">
     <w:name w:val="TOC Heading"/>
-    <w:basedOn w:val="Heading1"/>
+    <w:basedOn w:val="Ttulo1"/>
     <w:next w:val="Normal"/>
     <w:uiPriority w:val="39"/>
     <w:semiHidden/>
@@ -8547,9 +8658,9 @@
       <w:outlineLvl w:val="9"/>
     </w:pPr>
   </w:style>
-  <w:style w:type="table" w:styleId="TableGrid">
+  <w:style w:type="table" w:styleId="Tablaconcuadrcula">
     <w:name w:val="Table Grid"/>
-    <w:basedOn w:val="TableNormal"/>
+    <w:basedOn w:val="Tablanormal"/>
     <w:uiPriority w:val="59"/>
     <w:rsid w:val="00FC693F"/>
     <w:pPr>
@@ -8566,9 +8677,9 @@
       </w:tblBorders>
     </w:tblPr>
   </w:style>
-  <w:style w:type="table" w:styleId="LightShading">
+  <w:style w:type="table" w:styleId="Sombreadoclaro">
     <w:name w:val="Light Shading"/>
-    <w:basedOn w:val="TableNormal"/>
+    <w:basedOn w:val="Tablanormal"/>
     <w:uiPriority w:val="60"/>
     <w:rsid w:val="00FC693F"/>
     <w:pPr>
@@ -8662,9 +8773,9 @@
       </w:tcPr>
     </w:tblStylePr>
   </w:style>
-  <w:style w:type="table" w:styleId="LightShading-Accent1">
+  <w:style w:type="table" w:styleId="Sombreadoclaro-nfasis1">
     <w:name w:val="Light Shading Accent 1"/>
-    <w:basedOn w:val="TableNormal"/>
+    <w:basedOn w:val="Tablanormal"/>
     <w:uiPriority w:val="60"/>
     <w:rsid w:val="00FC693F"/>
     <w:pPr>
@@ -8758,9 +8869,9 @@
       </w:tcPr>
     </w:tblStylePr>
   </w:style>
-  <w:style w:type="table" w:styleId="LightShading-Accent2">
+  <w:style w:type="table" w:styleId="Sombreadoclaro-nfasis2">
     <w:name w:val="Light Shading Accent 2"/>
-    <w:basedOn w:val="TableNormal"/>
+    <w:basedOn w:val="Tablanormal"/>
     <w:uiPriority w:val="60"/>
     <w:rsid w:val="00FC693F"/>
     <w:pPr>
@@ -8854,9 +8965,9 @@
       </w:tcPr>
     </w:tblStylePr>
   </w:style>
-  <w:style w:type="table" w:styleId="LightShading-Accent3">
+  <w:style w:type="table" w:styleId="Sombreadoclaro-nfasis3">
     <w:name w:val="Light Shading Accent 3"/>
-    <w:basedOn w:val="TableNormal"/>
+    <w:basedOn w:val="Tablanormal"/>
     <w:uiPriority w:val="60"/>
     <w:rsid w:val="00FC693F"/>
     <w:pPr>
@@ -8950,9 +9061,9 @@
       </w:tcPr>
     </w:tblStylePr>
   </w:style>
-  <w:style w:type="table" w:styleId="LightShading-Accent4">
+  <w:style w:type="table" w:styleId="Sombreadoclaro-nfasis4">
     <w:name w:val="Light Shading Accent 4"/>
-    <w:basedOn w:val="TableNormal"/>
+    <w:basedOn w:val="Tablanormal"/>
     <w:uiPriority w:val="60"/>
     <w:rsid w:val="00FC693F"/>
     <w:pPr>
@@ -9046,9 +9157,9 @@
       </w:tcPr>
     </w:tblStylePr>
   </w:style>
-  <w:style w:type="table" w:styleId="LightShading-Accent5">
+  <w:style w:type="table" w:styleId="Sombreadoclaro-nfasis5">
     <w:name w:val="Light Shading Accent 5"/>
-    <w:basedOn w:val="TableNormal"/>
+    <w:basedOn w:val="Tablanormal"/>
     <w:uiPriority w:val="60"/>
     <w:rsid w:val="00FC693F"/>
     <w:pPr>
@@ -9142,9 +9253,9 @@
       </w:tcPr>
     </w:tblStylePr>
   </w:style>
-  <w:style w:type="table" w:styleId="LightShading-Accent6">
+  <w:style w:type="table" w:styleId="Sombreadoclaro-nfasis6">
     <w:name w:val="Light Shading Accent 6"/>
-    <w:basedOn w:val="TableNormal"/>
+    <w:basedOn w:val="Tablanormal"/>
     <w:uiPriority w:val="60"/>
     <w:rsid w:val="00FC693F"/>
     <w:pPr>
@@ -9238,9 +9349,9 @@
       </w:tcPr>
     </w:tblStylePr>
   </w:style>
-  <w:style w:type="table" w:styleId="LightList">
+  <w:style w:type="table" w:styleId="Listaclara">
     <w:name w:val="Light List"/>
-    <w:basedOn w:val="TableNormal"/>
+    <w:basedOn w:val="Tablanormal"/>
     <w:uiPriority w:val="61"/>
     <w:rsid w:val="00FC693F"/>
     <w:pPr>
@@ -9323,9 +9434,9 @@
       </w:tcPr>
     </w:tblStylePr>
   </w:style>
-  <w:style w:type="table" w:styleId="LightList-Accent1">
+  <w:style w:type="table" w:styleId="Listaclara-nfasis1">
     <w:name w:val="Light List Accent 1"/>
-    <w:basedOn w:val="TableNormal"/>
+    <w:basedOn w:val="Tablanormal"/>
     <w:uiPriority w:val="61"/>
     <w:rsid w:val="00FC693F"/>
     <w:pPr>
@@ -9408,9 +9519,9 @@
       </w:tcPr>
     </w:tblStylePr>
   </w:style>
-  <w:style w:type="table" w:styleId="LightList-Accent2">
+  <w:style w:type="table" w:styleId="Listaclara-nfasis2">
     <w:name w:val="Light List Accent 2"/>
-    <w:basedOn w:val="TableNormal"/>
+    <w:basedOn w:val="Tablanormal"/>
     <w:uiPriority w:val="61"/>
     <w:rsid w:val="00CB0664"/>
     <w:pPr>
@@ -9493,9 +9604,9 @@
       </w:tcPr>
     </w:tblStylePr>
   </w:style>
-  <w:style w:type="table" w:styleId="LightList-Accent3">
+  <w:style w:type="table" w:styleId="Listaclara-nfasis3">
     <w:name w:val="Light List Accent 3"/>
-    <w:basedOn w:val="TableNormal"/>
+    <w:basedOn w:val="Tablanormal"/>
     <w:uiPriority w:val="61"/>
     <w:rsid w:val="00CB0664"/>
     <w:pPr>
@@ -9578,9 +9689,9 @@
       </w:tcPr>
     </w:tblStylePr>
   </w:style>
-  <w:style w:type="table" w:styleId="LightList-Accent4">
+  <w:style w:type="table" w:styleId="Listaclara-nfasis4">
     <w:name w:val="Light List Accent 4"/>
-    <w:basedOn w:val="TableNormal"/>
+    <w:basedOn w:val="Tablanormal"/>
     <w:uiPriority w:val="61"/>
     <w:rsid w:val="00CB0664"/>
     <w:pPr>
@@ -9663,9 +9774,9 @@
       </w:tcPr>
     </w:tblStylePr>
   </w:style>
-  <w:style w:type="table" w:styleId="LightList-Accent5">
+  <w:style w:type="table" w:styleId="Listaclara-nfasis5">
     <w:name w:val="Light List Accent 5"/>
-    <w:basedOn w:val="TableNormal"/>
+    <w:basedOn w:val="Tablanormal"/>
     <w:uiPriority w:val="61"/>
     <w:rsid w:val="00CB0664"/>
     <w:pPr>
@@ -9748,9 +9859,9 @@
       </w:tcPr>
     </w:tblStylePr>
   </w:style>
-  <w:style w:type="table" w:styleId="LightList-Accent6">
+  <w:style w:type="table" w:styleId="Listaclara-nfasis6">
     <w:name w:val="Light List Accent 6"/>
-    <w:basedOn w:val="TableNormal"/>
+    <w:basedOn w:val="Tablanormal"/>
     <w:uiPriority w:val="61"/>
     <w:rsid w:val="00CB0664"/>
     <w:pPr>
@@ -9833,9 +9944,9 @@
       </w:tcPr>
     </w:tblStylePr>
   </w:style>
-  <w:style w:type="table" w:styleId="LightGrid">
+  <w:style w:type="table" w:styleId="Cuadrculaclara">
     <w:name w:val="Light Grid"/>
-    <w:basedOn w:val="TableNormal"/>
+    <w:basedOn w:val="Tablanormal"/>
     <w:uiPriority w:val="62"/>
     <w:rsid w:val="00CB0664"/>
     <w:pPr>
@@ -9956,9 +10067,9 @@
       </w:tcPr>
     </w:tblStylePr>
   </w:style>
-  <w:style w:type="table" w:styleId="LightGrid-Accent1">
+  <w:style w:type="table" w:styleId="Cuadrculaclara-nfasis1">
     <w:name w:val="Light Grid Accent 1"/>
-    <w:basedOn w:val="TableNormal"/>
+    <w:basedOn w:val="Tablanormal"/>
     <w:uiPriority w:val="62"/>
     <w:rsid w:val="00CB0664"/>
     <w:pPr>
@@ -10079,9 +10190,9 @@
       </w:tcPr>
     </w:tblStylePr>
   </w:style>
-  <w:style w:type="table" w:styleId="LightGrid-Accent2">
+  <w:style w:type="table" w:styleId="Cuadrculaclara-nfasis2">
     <w:name w:val="Light Grid Accent 2"/>
-    <w:basedOn w:val="TableNormal"/>
+    <w:basedOn w:val="Tablanormal"/>
     <w:uiPriority w:val="62"/>
     <w:rsid w:val="00CB0664"/>
     <w:pPr>
@@ -10202,9 +10313,9 @@
       </w:tcPr>
     </w:tblStylePr>
   </w:style>
-  <w:style w:type="table" w:styleId="LightGrid-Accent3">
+  <w:style w:type="table" w:styleId="Cuadrculaclara-nfasis3">
     <w:name w:val="Light Grid Accent 3"/>
-    <w:basedOn w:val="TableNormal"/>
+    <w:basedOn w:val="Tablanormal"/>
     <w:uiPriority w:val="62"/>
     <w:rsid w:val="00CB0664"/>
     <w:pPr>
@@ -10325,9 +10436,9 @@
       </w:tcPr>
     </w:tblStylePr>
   </w:style>
-  <w:style w:type="table" w:styleId="LightGrid-Accent4">
+  <w:style w:type="table" w:styleId="Cuadrculaclara-nfasis4">
     <w:name w:val="Light Grid Accent 4"/>
-    <w:basedOn w:val="TableNormal"/>
+    <w:basedOn w:val="Tablanormal"/>
     <w:uiPriority w:val="62"/>
     <w:rsid w:val="00CB0664"/>
     <w:pPr>
@@ -10448,9 +10559,9 @@
       </w:tcPr>
     </w:tblStylePr>
   </w:style>
-  <w:style w:type="table" w:styleId="LightGrid-Accent5">
+  <w:style w:type="table" w:styleId="Cuadrculaclara-nfasis5">
     <w:name w:val="Light Grid Accent 5"/>
-    <w:basedOn w:val="TableNormal"/>
+    <w:basedOn w:val="Tablanormal"/>
     <w:uiPriority w:val="62"/>
     <w:rsid w:val="00CB0664"/>
     <w:pPr>
@@ -10571,9 +10682,9 @@
       </w:tcPr>
     </w:tblStylePr>
   </w:style>
-  <w:style w:type="table" w:styleId="LightGrid-Accent6">
+  <w:style w:type="table" w:styleId="Cuadrculaclara-nfasis6">
     <w:name w:val="Light Grid Accent 6"/>
-    <w:basedOn w:val="TableNormal"/>
+    <w:basedOn w:val="Tablanormal"/>
     <w:uiPriority w:val="62"/>
     <w:rsid w:val="00CB0664"/>
     <w:pPr>
@@ -10694,9 +10805,9 @@
       </w:tcPr>
     </w:tblStylePr>
   </w:style>
-  <w:style w:type="table" w:styleId="MediumShading1">
+  <w:style w:type="table" w:styleId="Sombreadomedio1">
     <w:name w:val="Medium Shading 1"/>
-    <w:basedOn w:val="TableNormal"/>
+    <w:basedOn w:val="Tablanormal"/>
     <w:uiPriority w:val="63"/>
     <w:rsid w:val="00CB0664"/>
     <w:pPr>
@@ -10793,9 +10904,9 @@
       </w:tcPr>
     </w:tblStylePr>
   </w:style>
-  <w:style w:type="table" w:styleId="MediumShading1-Accent1">
+  <w:style w:type="table" w:styleId="Sombreadomedio1-nfasis1">
     <w:name w:val="Medium Shading 1 Accent 1"/>
-    <w:basedOn w:val="TableNormal"/>
+    <w:basedOn w:val="Tablanormal"/>
     <w:uiPriority w:val="63"/>
     <w:rsid w:val="00CB0664"/>
     <w:pPr>
@@ -10892,9 +11003,9 @@
       </w:tcPr>
     </w:tblStylePr>
   </w:style>
-  <w:style w:type="table" w:styleId="MediumShading1-Accent2">
+  <w:style w:type="table" w:styleId="Sombreadomedio1-nfasis2">
     <w:name w:val="Medium Shading 1 Accent 2"/>
-    <w:basedOn w:val="TableNormal"/>
+    <w:basedOn w:val="Tablanormal"/>
     <w:uiPriority w:val="63"/>
     <w:rsid w:val="00CB0664"/>
     <w:pPr>
@@ -10991,9 +11102,9 @@
       </w:tcPr>
     </w:tblStylePr>
   </w:style>
-  <w:style w:type="table" w:styleId="MediumShading1-Accent3">
+  <w:style w:type="table" w:styleId="Sombreadomedio1-nfasis3">
     <w:name w:val="Medium Shading 1 Accent 3"/>
-    <w:basedOn w:val="TableNormal"/>
+    <w:basedOn w:val="Tablanormal"/>
     <w:uiPriority w:val="63"/>
     <w:rsid w:val="00CB0664"/>
     <w:pPr>
@@ -11090,9 +11201,9 @@
       </w:tcPr>
     </w:tblStylePr>
   </w:style>
-  <w:style w:type="table" w:styleId="MediumShading1-Accent4">
+  <w:style w:type="table" w:styleId="Sombreadomedio1-nfasis4">
     <w:name w:val="Medium Shading 1 Accent 4"/>
-    <w:basedOn w:val="TableNormal"/>
+    <w:basedOn w:val="Tablanormal"/>
     <w:uiPriority w:val="63"/>
     <w:rsid w:val="00CB0664"/>
     <w:pPr>
@@ -11189,9 +11300,9 @@
       </w:tcPr>
     </w:tblStylePr>
   </w:style>
-  <w:style w:type="table" w:styleId="MediumShading1-Accent5">
+  <w:style w:type="table" w:styleId="Sombreadomedio1-nfasis5">
     <w:name w:val="Medium Shading 1 Accent 5"/>
-    <w:basedOn w:val="TableNormal"/>
+    <w:basedOn w:val="Tablanormal"/>
     <w:uiPriority w:val="63"/>
     <w:rsid w:val="00CB0664"/>
     <w:pPr>
@@ -11288,9 +11399,9 @@
       </w:tcPr>
     </w:tblStylePr>
   </w:style>
-  <w:style w:type="table" w:styleId="MediumShading1-Accent6">
+  <w:style w:type="table" w:styleId="Sombreadomedio1-nfasis6">
     <w:name w:val="Medium Shading 1 Accent 6"/>
-    <w:basedOn w:val="TableNormal"/>
+    <w:basedOn w:val="Tablanormal"/>
     <w:uiPriority w:val="63"/>
     <w:rsid w:val="00CB0664"/>
     <w:pPr>
@@ -11387,9 +11498,9 @@
       </w:tcPr>
     </w:tblStylePr>
   </w:style>
-  <w:style w:type="table" w:styleId="MediumShading2">
+  <w:style w:type="table" w:styleId="Sombreadomedio2">
     <w:name w:val="Medium Shading 2"/>
-    <w:basedOn w:val="TableNormal"/>
+    <w:basedOn w:val="Tablanormal"/>
     <w:uiPriority w:val="64"/>
     <w:rsid w:val="00CB0664"/>
     <w:pPr>
@@ -11529,9 +11640,9 @@
       </w:tcPr>
     </w:tblStylePr>
   </w:style>
-  <w:style w:type="table" w:styleId="MediumShading2-Accent1">
+  <w:style w:type="table" w:styleId="Sombreadomedio2-nfasis1">
     <w:name w:val="Medium Shading 2 Accent 1"/>
-    <w:basedOn w:val="TableNormal"/>
+    <w:basedOn w:val="Tablanormal"/>
     <w:uiPriority w:val="64"/>
     <w:rsid w:val="00CB0664"/>
     <w:pPr>
@@ -11671,9 +11782,9 @@
       </w:tcPr>
     </w:tblStylePr>
   </w:style>
-  <w:style w:type="table" w:styleId="MediumShading2-Accent2">
+  <w:style w:type="table" w:styleId="Sombreadomedio2-nfasis2">
     <w:name w:val="Medium Shading 2 Accent 2"/>
-    <w:basedOn w:val="TableNormal"/>
+    <w:basedOn w:val="Tablanormal"/>
     <w:uiPriority w:val="64"/>
     <w:rsid w:val="00CB0664"/>
     <w:pPr>
@@ -11813,9 +11924,9 @@
       </w:tcPr>
     </w:tblStylePr>
   </w:style>
-  <w:style w:type="table" w:styleId="MediumShading2-Accent3">
+  <w:style w:type="table" w:styleId="Sombreadomedio2-nfasis3">
     <w:name w:val="Medium Shading 2 Accent 3"/>
-    <w:basedOn w:val="TableNormal"/>
+    <w:basedOn w:val="Tablanormal"/>
     <w:uiPriority w:val="64"/>
     <w:rsid w:val="00CB0664"/>
     <w:pPr>
@@ -11955,9 +12066,9 @@
       </w:tcPr>
     </w:tblStylePr>
   </w:style>
-  <w:style w:type="table" w:styleId="MediumShading2-Accent4">
+  <w:style w:type="table" w:styleId="Sombreadomedio2-nfasis4">
     <w:name w:val="Medium Shading 2 Accent 4"/>
-    <w:basedOn w:val="TableNormal"/>
+    <w:basedOn w:val="Tablanormal"/>
     <w:uiPriority w:val="64"/>
     <w:rsid w:val="00CB0664"/>
     <w:pPr>
@@ -12097,9 +12208,9 @@
       </w:tcPr>
     </w:tblStylePr>
   </w:style>
-  <w:style w:type="table" w:styleId="MediumShading2-Accent5">
+  <w:style w:type="table" w:styleId="Sombreadomedio2-nfasis5">
     <w:name w:val="Medium Shading 2 Accent 5"/>
-    <w:basedOn w:val="TableNormal"/>
+    <w:basedOn w:val="Tablanormal"/>
     <w:uiPriority w:val="64"/>
     <w:rsid w:val="00CB0664"/>
     <w:pPr>
@@ -12239,9 +12350,9 @@
       </w:tcPr>
     </w:tblStylePr>
   </w:style>
-  <w:style w:type="table" w:styleId="MediumShading2-Accent6">
+  <w:style w:type="table" w:styleId="Sombreadomedio2-nfasis6">
     <w:name w:val="Medium Shading 2 Accent 6"/>
-    <w:basedOn w:val="TableNormal"/>
+    <w:basedOn w:val="Tablanormal"/>
     <w:uiPriority w:val="64"/>
     <w:rsid w:val="00CB0664"/>
     <w:pPr>
@@ -12381,9 +12492,9 @@
       </w:tcPr>
     </w:tblStylePr>
   </w:style>
-  <w:style w:type="table" w:styleId="MediumList1">
+  <w:style w:type="table" w:styleId="Listamedia1">
     <w:name w:val="Medium List 1"/>
-    <w:basedOn w:val="TableNormal"/>
+    <w:basedOn w:val="Tablanormal"/>
     <w:uiPriority w:val="65"/>
     <w:rsid w:val="00CB0664"/>
     <w:pPr>
@@ -12458,9 +12569,9 @@
       </w:tcPr>
     </w:tblStylePr>
   </w:style>
-  <w:style w:type="table" w:styleId="MediumList1-Accent1">
+  <w:style w:type="table" w:styleId="Listamedia1-nfasis1">
     <w:name w:val="Medium List 1 Accent 1"/>
-    <w:basedOn w:val="TableNormal"/>
+    <w:basedOn w:val="Tablanormal"/>
     <w:uiPriority w:val="65"/>
     <w:rsid w:val="00CB0664"/>
     <w:pPr>
@@ -12535,9 +12646,9 @@
       </w:tcPr>
     </w:tblStylePr>
   </w:style>
-  <w:style w:type="table" w:styleId="MediumList1-Accent2">
+  <w:style w:type="table" w:styleId="Listamedia1-nfasis2">
     <w:name w:val="Medium List 1 Accent 2"/>
-    <w:basedOn w:val="TableNormal"/>
+    <w:basedOn w:val="Tablanormal"/>
     <w:uiPriority w:val="65"/>
     <w:rsid w:val="00CB0664"/>
     <w:pPr>
@@ -12612,9 +12723,9 @@
       </w:tcPr>
     </w:tblStylePr>
   </w:style>
-  <w:style w:type="table" w:styleId="MediumList1-Accent3">
+  <w:style w:type="table" w:styleId="Listamedia1-nfasis3">
     <w:name w:val="Medium List 1 Accent 3"/>
-    <w:basedOn w:val="TableNormal"/>
+    <w:basedOn w:val="Tablanormal"/>
     <w:uiPriority w:val="65"/>
     <w:rsid w:val="00CB0664"/>
     <w:pPr>
@@ -12689,9 +12800,9 @@
       </w:tcPr>
     </w:tblStylePr>
   </w:style>
-  <w:style w:type="table" w:styleId="MediumList1-Accent4">
+  <w:style w:type="table" w:styleId="Listamedia1-nfasis4">
     <w:name w:val="Medium List 1 Accent 4"/>
-    <w:basedOn w:val="TableNormal"/>
+    <w:basedOn w:val="Tablanormal"/>
     <w:uiPriority w:val="65"/>
     <w:rsid w:val="00CB0664"/>
     <w:pPr>
@@ -12766,9 +12877,9 @@
       </w:tcPr>
     </w:tblStylePr>
   </w:style>
-  <w:style w:type="table" w:styleId="MediumList1-Accent5">
+  <w:style w:type="table" w:styleId="Listamedia1-nfasis5">
     <w:name w:val="Medium List 1 Accent 5"/>
-    <w:basedOn w:val="TableNormal"/>
+    <w:basedOn w:val="Tablanormal"/>
     <w:uiPriority w:val="65"/>
     <w:rsid w:val="00CB0664"/>
     <w:pPr>
@@ -12843,9 +12954,9 @@
       </w:tcPr>
     </w:tblStylePr>
   </w:style>
-  <w:style w:type="table" w:styleId="MediumList1-Accent6">
+  <w:style w:type="table" w:styleId="Listamedia1-nfasis6">
     <w:name w:val="Medium List 1 Accent 6"/>
-    <w:basedOn w:val="TableNormal"/>
+    <w:basedOn w:val="Tablanormal"/>
     <w:uiPriority w:val="65"/>
     <w:rsid w:val="00CB0664"/>
     <w:pPr>
@@ -12920,9 +13031,9 @@
       </w:tcPr>
     </w:tblStylePr>
   </w:style>
-  <w:style w:type="table" w:styleId="MediumList2">
+  <w:style w:type="table" w:styleId="Listamedia2">
     <w:name w:val="Medium List 2"/>
-    <w:basedOn w:val="TableNormal"/>
+    <w:basedOn w:val="Tablanormal"/>
     <w:uiPriority w:val="66"/>
     <w:rsid w:val="00CB0664"/>
     <w:pPr>
@@ -13041,9 +13152,9 @@
       </w:tcPr>
     </w:tblStylePr>
   </w:style>
-  <w:style w:type="table" w:styleId="MediumList2-Accent1">
+  <w:style w:type="table" w:styleId="Listamedia2-nfasis1">
     <w:name w:val="Medium List 2 Accent 1"/>
-    <w:basedOn w:val="TableNormal"/>
+    <w:basedOn w:val="Tablanormal"/>
     <w:uiPriority w:val="66"/>
     <w:rsid w:val="00CB0664"/>
     <w:pPr>
@@ -13162,9 +13273,9 @@
       </w:tcPr>
     </w:tblStylePr>
   </w:style>
-  <w:style w:type="table" w:styleId="MediumList2-Accent2">
+  <w:style w:type="table" w:styleId="Listamedia2-nfasis2">
     <w:name w:val="Medium List 2 Accent 2"/>
-    <w:basedOn w:val="TableNormal"/>
+    <w:basedOn w:val="Tablanormal"/>
     <w:uiPriority w:val="66"/>
     <w:rsid w:val="00CB0664"/>
     <w:pPr>
@@ -13283,9 +13394,9 @@
       </w:tcPr>
     </w:tblStylePr>
   </w:style>
-  <w:style w:type="table" w:styleId="MediumList2-Accent3">
+  <w:style w:type="table" w:styleId="Listamedia2-nfasis3">
     <w:name w:val="Medium List 2 Accent 3"/>
-    <w:basedOn w:val="TableNormal"/>
+    <w:basedOn w:val="Tablanormal"/>
     <w:uiPriority w:val="66"/>
     <w:rsid w:val="00CB0664"/>
     <w:pPr>
@@ -13404,9 +13515,9 @@
       </w:tcPr>
     </w:tblStylePr>
   </w:style>
-  <w:style w:type="table" w:styleId="MediumList2-Accent4">
+  <w:style w:type="table" w:styleId="Listamedia2-nfasis4">
     <w:name w:val="Medium List 2 Accent 4"/>
-    <w:basedOn w:val="TableNormal"/>
+    <w:basedOn w:val="Tablanormal"/>
     <w:uiPriority w:val="66"/>
     <w:rsid w:val="00CB0664"/>
     <w:pPr>
@@ -13525,9 +13636,9 @@
       </w:tcPr>
     </w:tblStylePr>
   </w:style>
-  <w:style w:type="table" w:styleId="MediumList2-Accent5">
+  <w:style w:type="table" w:styleId="Listamedia2-nfasis5">
     <w:name w:val="Medium List 2 Accent 5"/>
-    <w:basedOn w:val="TableNormal"/>
+    <w:basedOn w:val="Tablanormal"/>
     <w:uiPriority w:val="66"/>
     <w:rsid w:val="00CB0664"/>
     <w:pPr>
@@ -13646,9 +13757,9 @@
       </w:tcPr>
     </w:tblStylePr>
   </w:style>
-  <w:style w:type="table" w:styleId="MediumList2-Accent6">
+  <w:style w:type="table" w:styleId="Listamedia2-nfasis6">
     <w:name w:val="Medium List 2 Accent 6"/>
-    <w:basedOn w:val="TableNormal"/>
+    <w:basedOn w:val="Tablanormal"/>
     <w:uiPriority w:val="66"/>
     <w:rsid w:val="00CB0664"/>
     <w:pPr>
@@ -13767,9 +13878,9 @@
       </w:tcPr>
     </w:tblStylePr>
   </w:style>
-  <w:style w:type="table" w:styleId="MediumGrid1">
+  <w:style w:type="table" w:styleId="Cuadrculamedia1">
     <w:name w:val="Medium Grid 1"/>
-    <w:basedOn w:val="TableNormal"/>
+    <w:basedOn w:val="Tablanormal"/>
     <w:uiPriority w:val="67"/>
     <w:rsid w:val="00CB0664"/>
     <w:pPr>
@@ -13833,9 +13944,9 @@
       </w:tcPr>
     </w:tblStylePr>
   </w:style>
-  <w:style w:type="table" w:styleId="MediumGrid1-Accent1">
+  <w:style w:type="table" w:styleId="Cuadrculamedia1-nfasis1">
     <w:name w:val="Medium Grid 1 Accent 1"/>
-    <w:basedOn w:val="TableNormal"/>
+    <w:basedOn w:val="Tablanormal"/>
     <w:uiPriority w:val="67"/>
     <w:rsid w:val="00CB0664"/>
     <w:pPr>
@@ -13899,9 +14010,9 @@
       </w:tcPr>
     </w:tblStylePr>
   </w:style>
-  <w:style w:type="table" w:styleId="MediumGrid1-Accent2">
+  <w:style w:type="table" w:styleId="Cuadrculamedia1-nfasis2">
     <w:name w:val="Medium Grid 1 Accent 2"/>
-    <w:basedOn w:val="TableNormal"/>
+    <w:basedOn w:val="Tablanormal"/>
     <w:uiPriority w:val="67"/>
     <w:rsid w:val="00CB0664"/>
     <w:pPr>
@@ -13965,9 +14076,9 @@
       </w:tcPr>
     </w:tblStylePr>
   </w:style>
-  <w:style w:type="table" w:styleId="MediumGrid1-Accent3">
+  <w:style w:type="table" w:styleId="Cuadrculamedia1-nfasis3">
     <w:name w:val="Medium Grid 1 Accent 3"/>
-    <w:basedOn w:val="TableNormal"/>
+    <w:basedOn w:val="Tablanormal"/>
     <w:uiPriority w:val="67"/>
     <w:rsid w:val="00CB0664"/>
     <w:pPr>
@@ -14031,9 +14142,9 @@
       </w:tcPr>
     </w:tblStylePr>
   </w:style>
-  <w:style w:type="table" w:styleId="MediumGrid1-Accent4">
+  <w:style w:type="table" w:styleId="Cuadrculamedia1-nfasis4">
     <w:name w:val="Medium Grid 1 Accent 4"/>
-    <w:basedOn w:val="TableNormal"/>
+    <w:basedOn w:val="Tablanormal"/>
     <w:uiPriority w:val="67"/>
     <w:rsid w:val="00CB0664"/>
     <w:pPr>
@@ -14097,9 +14208,9 @@
       </w:tcPr>
     </w:tblStylePr>
   </w:style>
-  <w:style w:type="table" w:styleId="MediumGrid1-Accent5">
+  <w:style w:type="table" w:styleId="Cuadrculamedia1-nfasis5">
     <w:name w:val="Medium Grid 1 Accent 5"/>
-    <w:basedOn w:val="TableNormal"/>
+    <w:basedOn w:val="Tablanormal"/>
     <w:uiPriority w:val="67"/>
     <w:rsid w:val="00CB0664"/>
     <w:pPr>
@@ -14163,9 +14274,9 @@
       </w:tcPr>
     </w:tblStylePr>
   </w:style>
-  <w:style w:type="table" w:styleId="MediumGrid1-Accent6">
+  <w:style w:type="table" w:styleId="Cuadrculamedia1-nfasis6">
     <w:name w:val="Medium Grid 1 Accent 6"/>
-    <w:basedOn w:val="TableNormal"/>
+    <w:basedOn w:val="Tablanormal"/>
     <w:uiPriority w:val="67"/>
     <w:rsid w:val="00CB0664"/>
     <w:pPr>
@@ -14229,9 +14340,9 @@
       </w:tcPr>
     </w:tblStylePr>
   </w:style>
-  <w:style w:type="table" w:styleId="MediumGrid2">
+  <w:style w:type="table" w:styleId="Cuadrculamedia2">
     <w:name w:val="Medium Grid 2"/>
-    <w:basedOn w:val="TableNormal"/>
+    <w:basedOn w:val="Tablanormal"/>
     <w:uiPriority w:val="68"/>
     <w:rsid w:val="00CB0664"/>
     <w:pPr>
@@ -14347,9 +14458,9 @@
       </w:tcPr>
     </w:tblStylePr>
   </w:style>
-  <w:style w:type="table" w:styleId="MediumGrid2-Accent1">
+  <w:style w:type="table" w:styleId="Cuadrculamedia2-nfasis1">
     <w:name w:val="Medium Grid 2 Accent 1"/>
-    <w:basedOn w:val="TableNormal"/>
+    <w:basedOn w:val="Tablanormal"/>
     <w:uiPriority w:val="68"/>
     <w:rsid w:val="00CB0664"/>
     <w:pPr>
@@ -14465,9 +14576,9 @@
       </w:tcPr>
     </w:tblStylePr>
   </w:style>
-  <w:style w:type="table" w:styleId="MediumGrid2-Accent2">
+  <w:style w:type="table" w:styleId="Cuadrculamedia2-nfasis2">
     <w:name w:val="Medium Grid 2 Accent 2"/>
-    <w:basedOn w:val="TableNormal"/>
+    <w:basedOn w:val="Tablanormal"/>
     <w:uiPriority w:val="68"/>
     <w:rsid w:val="00CB0664"/>
     <w:pPr>
@@ -14583,9 +14694,9 @@
       </w:tcPr>
     </w:tblStylePr>
   </w:style>
-  <w:style w:type="table" w:styleId="MediumGrid2-Accent3">
+  <w:style w:type="table" w:styleId="Cuadrculamedia2-nfasis3">
     <w:name w:val="Medium Grid 2 Accent 3"/>
-    <w:basedOn w:val="TableNormal"/>
+    <w:basedOn w:val="Tablanormal"/>
     <w:uiPriority w:val="68"/>
     <w:rsid w:val="00CB0664"/>
     <w:pPr>
@@ -14701,9 +14812,9 @@
       </w:tcPr>
     </w:tblStylePr>
   </w:style>
-  <w:style w:type="table" w:styleId="MediumGrid2-Accent4">
+  <w:style w:type="table" w:styleId="Cuadrculamedia2-nfasis4">
     <w:name w:val="Medium Grid 2 Accent 4"/>
-    <w:basedOn w:val="TableNormal"/>
+    <w:basedOn w:val="Tablanormal"/>
     <w:uiPriority w:val="68"/>
     <w:rsid w:val="00CB0664"/>
     <w:pPr>
@@ -14819,9 +14930,9 @@
       </w:tcPr>
     </w:tblStylePr>
   </w:style>
-  <w:style w:type="table" w:styleId="MediumGrid2-Accent5">
+  <w:style w:type="table" w:styleId="Cuadrculamedia2-nfasis5">
     <w:name w:val="Medium Grid 2 Accent 5"/>
-    <w:basedOn w:val="TableNormal"/>
+    <w:basedOn w:val="Tablanormal"/>
     <w:uiPriority w:val="68"/>
     <w:rsid w:val="00CB0664"/>
     <w:pPr>
@@ -14937,9 +15048,9 @@
       </w:tcPr>
     </w:tblStylePr>
   </w:style>
-  <w:style w:type="table" w:styleId="MediumGrid2-Accent6">
+  <w:style w:type="table" w:styleId="Cuadrculamedia2-nfasis6">
     <w:name w:val="Medium Grid 2 Accent 6"/>
-    <w:basedOn w:val="TableNormal"/>
+    <w:basedOn w:val="Tablanormal"/>
     <w:uiPriority w:val="68"/>
     <w:rsid w:val="00CB0664"/>
     <w:pPr>
@@ -15055,9 +15166,9 @@
       </w:tcPr>
     </w:tblStylePr>
   </w:style>
-  <w:style w:type="table" w:styleId="MediumGrid3">
+  <w:style w:type="table" w:styleId="Cuadrculamedia3">
     <w:name w:val="Medium Grid 3"/>
-    <w:basedOn w:val="TableNormal"/>
+    <w:basedOn w:val="Tablanormal"/>
     <w:uiPriority w:val="69"/>
     <w:rsid w:val="00CB0664"/>
     <w:pPr>
@@ -15189,9 +15300,9 @@
       </w:tcPr>
     </w:tblStylePr>
   </w:style>
-  <w:style w:type="table" w:styleId="MediumGrid3-Accent1">
+  <w:style w:type="table" w:styleId="Cuadrculamedia3-nfasis1">
     <w:name w:val="Medium Grid 3 Accent 1"/>
-    <w:basedOn w:val="TableNormal"/>
+    <w:basedOn w:val="Tablanormal"/>
     <w:uiPriority w:val="69"/>
     <w:rsid w:val="00CB0664"/>
     <w:pPr>
@@ -15323,9 +15434,9 @@
       </w:tcPr>
     </w:tblStylePr>
   </w:style>
-  <w:style w:type="table" w:styleId="MediumGrid3-Accent2">
+  <w:style w:type="table" w:styleId="Cuadrculamedia3-nfasis2">
     <w:name w:val="Medium Grid 3 Accent 2"/>
-    <w:basedOn w:val="TableNormal"/>
+    <w:basedOn w:val="Tablanormal"/>
     <w:uiPriority w:val="69"/>
     <w:rsid w:val="00CB0664"/>
     <w:pPr>
@@ -15457,9 +15568,9 @@
       </w:tcPr>
     </w:tblStylePr>
   </w:style>
-  <w:style w:type="table" w:styleId="MediumGrid3-Accent3">
+  <w:style w:type="table" w:styleId="Cuadrculamedia3-nfasis3">
     <w:name w:val="Medium Grid 3 Accent 3"/>
-    <w:basedOn w:val="TableNormal"/>
+    <w:basedOn w:val="Tablanormal"/>
     <w:uiPriority w:val="69"/>
     <w:rsid w:val="00CB0664"/>
     <w:pPr>
@@ -15591,9 +15702,9 @@
       </w:tcPr>
     </w:tblStylePr>
   </w:style>
-  <w:style w:type="table" w:styleId="MediumGrid3-Accent4">
+  <w:style w:type="table" w:styleId="Cuadrculamedia3-nfasis4">
     <w:name w:val="Medium Grid 3 Accent 4"/>
-    <w:basedOn w:val="TableNormal"/>
+    <w:basedOn w:val="Tablanormal"/>
     <w:uiPriority w:val="69"/>
     <w:rsid w:val="00CB0664"/>
     <w:pPr>
@@ -15725,9 +15836,9 @@
       </w:tcPr>
     </w:tblStylePr>
   </w:style>
-  <w:style w:type="table" w:styleId="MediumGrid3-Accent5">
+  <w:style w:type="table" w:styleId="Cuadrculamedia3-nfasis5">
     <w:name w:val="Medium Grid 3 Accent 5"/>
-    <w:basedOn w:val="TableNormal"/>
+    <w:basedOn w:val="Tablanormal"/>
     <w:uiPriority w:val="69"/>
     <w:rsid w:val="00CB0664"/>
     <w:pPr>
@@ -15859,9 +15970,9 @@
       </w:tcPr>
     </w:tblStylePr>
   </w:style>
-  <w:style w:type="table" w:styleId="MediumGrid3-Accent6">
+  <w:style w:type="table" w:styleId="Cuadrculamedia3-nfasis6">
     <w:name w:val="Medium Grid 3 Accent 6"/>
-    <w:basedOn w:val="TableNormal"/>
+    <w:basedOn w:val="Tablanormal"/>
     <w:uiPriority w:val="69"/>
     <w:rsid w:val="00CB0664"/>
     <w:pPr>
@@ -15993,9 +16104,9 @@
       </w:tcPr>
     </w:tblStylePr>
   </w:style>
-  <w:style w:type="table" w:styleId="DarkList">
+  <w:style w:type="table" w:styleId="Listaoscura">
     <w:name w:val="Dark List"/>
-    <w:basedOn w:val="TableNormal"/>
+    <w:basedOn w:val="Tablanormal"/>
     <w:uiPriority w:val="70"/>
     <w:rsid w:val="00CB0664"/>
     <w:pPr>
@@ -16100,9 +16211,9 @@
       </w:tcPr>
     </w:tblStylePr>
   </w:style>
-  <w:style w:type="table" w:styleId="DarkList-Accent1">
+  <w:style w:type="table" w:styleId="Listaoscura-nfasis1">
     <w:name w:val="Dark List Accent 1"/>
-    <w:basedOn w:val="TableNormal"/>
+    <w:basedOn w:val="Tablanormal"/>
     <w:uiPriority w:val="70"/>
     <w:rsid w:val="00CB0664"/>
     <w:pPr>
@@ -16207,9 +16318,9 @@
       </w:tcPr>
     </w:tblStylePr>
   </w:style>
-  <w:style w:type="table" w:styleId="DarkList-Accent2">
+  <w:style w:type="table" w:styleId="Listaoscura-nfasis2">
     <w:name w:val="Dark List Accent 2"/>
-    <w:basedOn w:val="TableNormal"/>
+    <w:basedOn w:val="Tablanormal"/>
     <w:uiPriority w:val="70"/>
     <w:rsid w:val="00CB0664"/>
     <w:pPr>
@@ -16314,9 +16425,9 @@
       </w:tcPr>
     </w:tblStylePr>
   </w:style>
-  <w:style w:type="table" w:styleId="DarkList-Accent3">
+  <w:style w:type="table" w:styleId="Listaoscura-nfasis3">
     <w:name w:val="Dark List Accent 3"/>
-    <w:basedOn w:val="TableNormal"/>
+    <w:basedOn w:val="Tablanormal"/>
     <w:uiPriority w:val="70"/>
     <w:rsid w:val="00CB0664"/>
     <w:pPr>
@@ -16421,9 +16532,9 @@
       </w:tcPr>
     </w:tblStylePr>
   </w:style>
-  <w:style w:type="table" w:styleId="DarkList-Accent4">
+  <w:style w:type="table" w:styleId="Listaoscura-nfasis4">
     <w:name w:val="Dark List Accent 4"/>
-    <w:basedOn w:val="TableNormal"/>
+    <w:basedOn w:val="Tablanormal"/>
     <w:uiPriority w:val="70"/>
     <w:rsid w:val="00CB0664"/>
     <w:pPr>
@@ -16528,9 +16639,9 @@
       </w:tcPr>
     </w:tblStylePr>
   </w:style>
-  <w:style w:type="table" w:styleId="DarkList-Accent5">
+  <w:style w:type="table" w:styleId="Listaoscura-nfasis5">
     <w:name w:val="Dark List Accent 5"/>
-    <w:basedOn w:val="TableNormal"/>
+    <w:basedOn w:val="Tablanormal"/>
     <w:uiPriority w:val="70"/>
     <w:rsid w:val="00CB0664"/>
     <w:pPr>
@@ -16635,9 +16746,9 @@
       </w:tcPr>
     </w:tblStylePr>
   </w:style>
-  <w:style w:type="table" w:styleId="DarkList-Accent6">
+  <w:style w:type="table" w:styleId="Listaoscura-nfasis6">
     <w:name w:val="Dark List Accent 6"/>
-    <w:basedOn w:val="TableNormal"/>
+    <w:basedOn w:val="Tablanormal"/>
     <w:uiPriority w:val="70"/>
     <w:rsid w:val="00CB0664"/>
     <w:pPr>
@@ -16742,9 +16853,9 @@
       </w:tcPr>
     </w:tblStylePr>
   </w:style>
-  <w:style w:type="table" w:styleId="ColorfulShading">
+  <w:style w:type="table" w:styleId="Sombreadovistoso">
     <w:name w:val="Colorful Shading"/>
-    <w:basedOn w:val="TableNormal"/>
+    <w:basedOn w:val="Tablanormal"/>
     <w:uiPriority w:val="71"/>
     <w:rsid w:val="00CB0664"/>
     <w:pPr>
@@ -16857,9 +16968,9 @@
       </w:rPr>
     </w:tblStylePr>
   </w:style>
-  <w:style w:type="table" w:styleId="ColorfulShading-Accent1">
+  <w:style w:type="table" w:styleId="Sombreadovistoso-nfasis1">
     <w:name w:val="Colorful Shading Accent 1"/>
-    <w:basedOn w:val="TableNormal"/>
+    <w:basedOn w:val="Tablanormal"/>
     <w:uiPriority w:val="71"/>
     <w:rsid w:val="00CB0664"/>
     <w:pPr>
@@ -16972,9 +17083,9 @@
       </w:rPr>
     </w:tblStylePr>
   </w:style>
-  <w:style w:type="table" w:styleId="ColorfulShading-Accent2">
+  <w:style w:type="table" w:styleId="Sombreadovistoso-nfasis2">
     <w:name w:val="Colorful Shading Accent 2"/>
-    <w:basedOn w:val="TableNormal"/>
+    <w:basedOn w:val="Tablanormal"/>
     <w:uiPriority w:val="71"/>
     <w:rsid w:val="00CB0664"/>
     <w:pPr>
@@ -17087,9 +17198,9 @@
       </w:rPr>
     </w:tblStylePr>
   </w:style>
-  <w:style w:type="table" w:styleId="ColorfulShading-Accent3">
+  <w:style w:type="table" w:styleId="Sombreadovistoso-nfasis3">
     <w:name w:val="Colorful Shading Accent 3"/>
-    <w:basedOn w:val="TableNormal"/>
+    <w:basedOn w:val="Tablanormal"/>
     <w:uiPriority w:val="71"/>
     <w:rsid w:val="00CB0664"/>
     <w:pPr>
@@ -17192,9 +17303,9 @@
       </w:tcPr>
     </w:tblStylePr>
   </w:style>
-  <w:style w:type="table" w:styleId="ColorfulShading-Accent4">
+  <w:style w:type="table" w:styleId="Sombreadovistoso-nfasis4">
     <w:name w:val="Colorful Shading Accent 4"/>
-    <w:basedOn w:val="TableNormal"/>
+    <w:basedOn w:val="Tablanormal"/>
     <w:uiPriority w:val="71"/>
     <w:rsid w:val="00CB0664"/>
     <w:pPr>
@@ -17307,9 +17418,9 @@
       </w:rPr>
     </w:tblStylePr>
   </w:style>
-  <w:style w:type="table" w:styleId="ColorfulShading-Accent5">
+  <w:style w:type="table" w:styleId="Sombreadovistoso-nfasis5">
     <w:name w:val="Colorful Shading Accent 5"/>
-    <w:basedOn w:val="TableNormal"/>
+    <w:basedOn w:val="Tablanormal"/>
     <w:uiPriority w:val="71"/>
     <w:rsid w:val="00CB0664"/>
     <w:pPr>
@@ -17422,9 +17533,9 @@
       </w:rPr>
     </w:tblStylePr>
   </w:style>
-  <w:style w:type="table" w:styleId="ColorfulShading-Accent6">
+  <w:style w:type="table" w:styleId="Sombreadovistoso-nfasis6">
     <w:name w:val="Colorful Shading Accent 6"/>
-    <w:basedOn w:val="TableNormal"/>
+    <w:basedOn w:val="Tablanormal"/>
     <w:uiPriority w:val="71"/>
     <w:rsid w:val="00CB0664"/>
     <w:pPr>
@@ -17537,9 +17648,9 @@
       </w:rPr>
     </w:tblStylePr>
   </w:style>
-  <w:style w:type="table" w:styleId="ColorfulList">
+  <w:style w:type="table" w:styleId="Listavistosa">
     <w:name w:val="Colorful List"/>
-    <w:basedOn w:val="TableNormal"/>
+    <w:basedOn w:val="Tablanormal"/>
     <w:uiPriority w:val="72"/>
     <w:rsid w:val="00CB0664"/>
     <w:pPr>
@@ -17616,9 +17727,9 @@
       </w:tcPr>
     </w:tblStylePr>
   </w:style>
-  <w:style w:type="table" w:styleId="ColorfulList-Accent1">
+  <w:style w:type="table" w:styleId="Listavistosa-nfasis1">
     <w:name w:val="Colorful List Accent 1"/>
-    <w:basedOn w:val="TableNormal"/>
+    <w:basedOn w:val="Tablanormal"/>
     <w:uiPriority w:val="72"/>
     <w:rsid w:val="00CB0664"/>
     <w:pPr>
@@ -17695,9 +17806,9 @@
       </w:tcPr>
     </w:tblStylePr>
   </w:style>
-  <w:style w:type="table" w:styleId="ColorfulList-Accent2">
+  <w:style w:type="table" w:styleId="Listavistosa-nfasis2">
     <w:name w:val="Colorful List Accent 2"/>
-    <w:basedOn w:val="TableNormal"/>
+    <w:basedOn w:val="Tablanormal"/>
     <w:uiPriority w:val="72"/>
     <w:rsid w:val="00CB0664"/>
     <w:pPr>
@@ -17774,9 +17885,9 @@
       </w:tcPr>
     </w:tblStylePr>
   </w:style>
-  <w:style w:type="table" w:styleId="ColorfulList-Accent3">
+  <w:style w:type="table" w:styleId="Listavistosa-nfasis3">
     <w:name w:val="Colorful List Accent 3"/>
-    <w:basedOn w:val="TableNormal"/>
+    <w:basedOn w:val="Tablanormal"/>
     <w:uiPriority w:val="72"/>
     <w:rsid w:val="00CB0664"/>
     <w:pPr>
@@ -17853,9 +17964,9 @@
       </w:tcPr>
     </w:tblStylePr>
   </w:style>
-  <w:style w:type="table" w:styleId="ColorfulList-Accent4">
+  <w:style w:type="table" w:styleId="Listavistosa-nfasis4">
     <w:name w:val="Colorful List Accent 4"/>
-    <w:basedOn w:val="TableNormal"/>
+    <w:basedOn w:val="Tablanormal"/>
     <w:uiPriority w:val="72"/>
     <w:rsid w:val="00CB0664"/>
     <w:pPr>
@@ -17932,9 +18043,9 @@
       </w:tcPr>
     </w:tblStylePr>
   </w:style>
-  <w:style w:type="table" w:styleId="ColorfulList-Accent5">
+  <w:style w:type="table" w:styleId="Listavistosa-nfasis5">
     <w:name w:val="Colorful List Accent 5"/>
-    <w:basedOn w:val="TableNormal"/>
+    <w:basedOn w:val="Tablanormal"/>
     <w:uiPriority w:val="72"/>
     <w:rsid w:val="00CB0664"/>
     <w:pPr>
@@ -18011,9 +18122,9 @@
       </w:tcPr>
     </w:tblStylePr>
   </w:style>
-  <w:style w:type="table" w:styleId="ColorfulList-Accent6">
+  <w:style w:type="table" w:styleId="Listavistosa-nfasis6">
     <w:name w:val="Colorful List Accent 6"/>
-    <w:basedOn w:val="TableNormal"/>
+    <w:basedOn w:val="Tablanormal"/>
     <w:uiPriority w:val="72"/>
     <w:rsid w:val="00CB0664"/>
     <w:pPr>
@@ -18090,9 +18201,9 @@
       </w:tcPr>
     </w:tblStylePr>
   </w:style>
-  <w:style w:type="table" w:styleId="ColorfulGrid">
+  <w:style w:type="table" w:styleId="Cuadrculavistosa">
     <w:name w:val="Colorful Grid"/>
-    <w:basedOn w:val="TableNormal"/>
+    <w:basedOn w:val="Tablanormal"/>
     <w:uiPriority w:val="73"/>
     <w:rsid w:val="00CB0664"/>
     <w:pPr>
@@ -18163,9 +18274,9 @@
       </w:tcPr>
     </w:tblStylePr>
   </w:style>
-  <w:style w:type="table" w:styleId="ColorfulGrid-Accent1">
+  <w:style w:type="table" w:styleId="Cuadrculavistosa-nfasis1">
     <w:name w:val="Colorful Grid Accent 1"/>
-    <w:basedOn w:val="TableNormal"/>
+    <w:basedOn w:val="Tablanormal"/>
     <w:uiPriority w:val="73"/>
     <w:rsid w:val="00CB0664"/>
     <w:pPr>
@@ -18236,9 +18347,9 @@
       </w:tcPr>
     </w:tblStylePr>
   </w:style>
-  <w:style w:type="table" w:styleId="ColorfulGrid-Accent2">
+  <w:style w:type="table" w:styleId="Cuadrculavistosa-nfasis2">
     <w:name w:val="Colorful Grid Accent 2"/>
-    <w:basedOn w:val="TableNormal"/>
+    <w:basedOn w:val="Tablanormal"/>
     <w:uiPriority w:val="73"/>
     <w:rsid w:val="00CB0664"/>
     <w:pPr>
@@ -18309,9 +18420,9 @@
       </w:tcPr>
     </w:tblStylePr>
   </w:style>
-  <w:style w:type="table" w:styleId="ColorfulGrid-Accent3">
+  <w:style w:type="table" w:styleId="Cuadrculavistosa-nfasis3">
     <w:name w:val="Colorful Grid Accent 3"/>
-    <w:basedOn w:val="TableNormal"/>
+    <w:basedOn w:val="Tablanormal"/>
     <w:uiPriority w:val="73"/>
     <w:rsid w:val="00CB0664"/>
     <w:pPr>
@@ -18382,9 +18493,9 @@
       </w:tcPr>
     </w:tblStylePr>
   </w:style>
-  <w:style w:type="table" w:styleId="ColorfulGrid-Accent4">
+  <w:style w:type="table" w:styleId="Cuadrculavistosa-nfasis4">
     <w:name w:val="Colorful Grid Accent 4"/>
-    <w:basedOn w:val="TableNormal"/>
+    <w:basedOn w:val="Tablanormal"/>
     <w:uiPriority w:val="73"/>
     <w:rsid w:val="00CB0664"/>
     <w:pPr>
@@ -18455,9 +18566,9 @@
       </w:tcPr>
     </w:tblStylePr>
   </w:style>
-  <w:style w:type="table" w:styleId="ColorfulGrid-Accent5">
+  <w:style w:type="table" w:styleId="Cuadrculavistosa-nfasis5">
     <w:name w:val="Colorful Grid Accent 5"/>
-    <w:basedOn w:val="TableNormal"/>
+    <w:basedOn w:val="Tablanormal"/>
     <w:uiPriority w:val="73"/>
     <w:rsid w:val="00CB0664"/>
     <w:pPr>
@@ -18528,9 +18639,9 @@
       </w:tcPr>
     </w:tblStylePr>
   </w:style>
-  <w:style w:type="table" w:styleId="ColorfulGrid-Accent6">
+  <w:style w:type="table" w:styleId="Cuadrculavistosa-nfasis6">
     <w:name w:val="Colorful Grid Accent 6"/>
-    <w:basedOn w:val="TableNormal"/>
+    <w:basedOn w:val="Tablanormal"/>
     <w:uiPriority w:val="73"/>
     <w:rsid w:val="00CB0664"/>
     <w:pPr>
@@ -18601,7 +18712,7 @@
       </w:tcPr>
     </w:tblStylePr>
   </w:style>
-  <w:style w:type="paragraph" w:styleId="Revision">
+  <w:style w:type="paragraph" w:styleId="Revisin">
     <w:name w:val="Revision"/>
     <w:hidden/>
     <w:uiPriority w:val="99"/>
@@ -18614,9 +18725,9 @@
       <w:rFonts w:ascii="Calibri" w:hAnsi="Calibri"/>
     </w:rPr>
   </w:style>
-  <w:style w:type="character" w:styleId="CommentReference">
+  <w:style w:type="character" w:styleId="Refdecomentario">
     <w:name w:val="annotation reference"/>
-    <w:basedOn w:val="DefaultParagraphFont"/>
+    <w:basedOn w:val="Fuentedeprrafopredeter"/>
     <w:uiPriority w:val="99"/>
     <w:semiHidden/>
     <w:unhideWhenUsed/>
@@ -18626,10 +18737,10 @@
       <w:szCs w:val="16"/>
     </w:rPr>
   </w:style>
-  <w:style w:type="paragraph" w:styleId="CommentText">
+  <w:style w:type="paragraph" w:styleId="Textocomentario">
     <w:name w:val="annotation text"/>
     <w:basedOn w:val="Normal"/>
-    <w:link w:val="CommentTextChar"/>
+    <w:link w:val="TextocomentarioCar"/>
     <w:uiPriority w:val="99"/>
     <w:semiHidden/>
     <w:unhideWhenUsed/>
@@ -18642,10 +18753,10 @@
       <w:szCs w:val="20"/>
     </w:rPr>
   </w:style>
-  <w:style w:type="character" w:customStyle="1" w:styleId="CommentTextChar">
-    <w:name w:val="Comment Text Char"/>
-    <w:basedOn w:val="DefaultParagraphFont"/>
-    <w:link w:val="CommentText"/>
+  <w:style w:type="character" w:customStyle="1" w:styleId="TextocomentarioCar">
+    <w:name w:val="Texto comentario Car"/>
+    <w:basedOn w:val="Fuentedeprrafopredeter"/>
+    <w:link w:val="Textocomentario"/>
     <w:uiPriority w:val="99"/>
     <w:semiHidden/>
     <w:rsid w:val="002171F8"/>
@@ -18655,11 +18766,11 @@
       <w:szCs w:val="20"/>
     </w:rPr>
   </w:style>
-  <w:style w:type="paragraph" w:styleId="CommentSubject">
+  <w:style w:type="paragraph" w:styleId="Asuntodelcomentario">
     <w:name w:val="annotation subject"/>
-    <w:basedOn w:val="CommentText"/>
-    <w:next w:val="CommentText"/>
-    <w:link w:val="CommentSubjectChar"/>
+    <w:basedOn w:val="Textocomentario"/>
+    <w:next w:val="Textocomentario"/>
+    <w:link w:val="AsuntodelcomentarioCar"/>
     <w:uiPriority w:val="99"/>
     <w:semiHidden/>
     <w:unhideWhenUsed/>
@@ -18669,10 +18780,10 @@
       <w:bCs/>
     </w:rPr>
   </w:style>
-  <w:style w:type="character" w:customStyle="1" w:styleId="CommentSubjectChar">
-    <w:name w:val="Comment Subject Char"/>
-    <w:basedOn w:val="CommentTextChar"/>
-    <w:link w:val="CommentSubject"/>
+  <w:style w:type="character" w:customStyle="1" w:styleId="AsuntodelcomentarioCar">
+    <w:name w:val="Asunto del comentario Car"/>
+    <w:basedOn w:val="TextocomentarioCar"/>
+    <w:link w:val="Asuntodelcomentario"/>
     <w:uiPriority w:val="99"/>
     <w:semiHidden/>
     <w:rsid w:val="002171F8"/>
@@ -18686,7 +18797,7 @@
   </w:style>
   <w:style w:type="character" w:customStyle="1" w:styleId="apple-converted-space">
     <w:name w:val="apple-converted-space"/>
-    <w:basedOn w:val="DefaultParagraphFont"/>
+    <w:basedOn w:val="Fuentedeprrafopredeter"/>
     <w:rsid w:val="0057172F"/>
   </w:style>
   <w:style w:type="paragraph" w:styleId="NormalWeb">
@@ -18704,9 +18815,9 @@
       <w:szCs w:val="24"/>
     </w:rPr>
   </w:style>
-  <w:style w:type="character" w:styleId="Hyperlink">
+  <w:style w:type="character" w:styleId="Hipervnculo">
     <w:name w:val="Hyperlink"/>
-    <w:basedOn w:val="DefaultParagraphFont"/>
+    <w:basedOn w:val="Fuentedeprrafopredeter"/>
     <w:uiPriority w:val="99"/>
     <w:semiHidden/>
     <w:unhideWhenUsed/>

--- a/Module Edit Docs/I1 - Edit Doc.docx
+++ b/Module Edit Docs/I1 - Edit Doc.docx
@@ -1,10 +1,10 @@
 
 <file path=word/document.xml><?xml version="1.0" encoding="utf-8"?>
-<w:document xmlns:wpc="http://schemas.microsoft.com/office/word/2010/wordprocessingCanvas" xmlns:cx="http://schemas.microsoft.com/office/drawing/2014/chartex" xmlns:cx1="http://schemas.microsoft.com/office/drawing/2015/9/8/chartex" xmlns:cx2="http://schemas.microsoft.com/office/drawing/2015/10/21/chartex" xmlns:cx3="http://schemas.microsoft.com/office/drawing/2016/5/9/chartex" xmlns:cx4="http://schemas.microsoft.com/office/drawing/2016/5/10/chartex" xmlns:cx5="http://schemas.microsoft.com/office/drawing/2016/5/11/chartex" xmlns:cx6="http://schemas.microsoft.com/office/drawing/2016/5/12/chartex" xmlns:cx7="http://schemas.microsoft.com/office/drawing/2016/5/13/chartex" xmlns:cx8="http://schemas.microsoft.com/office/drawing/2016/5/14/chartex" xmlns:mc="http://schemas.openxmlformats.org/markup-compatibility/2006" xmlns:aink="http://schemas.microsoft.com/office/drawing/2016/ink" xmlns:am3d="http://schemas.microsoft.com/office/drawing/2017/model3d" xmlns:o="urn:schemas-microsoft-com:office:office" xmlns:oel="http://schemas.microsoft.com/office/2019/extlst" xmlns:r="http://schemas.openxmlformats.org/officeDocument/2006/relationships" xmlns:m="http://schemas.openxmlformats.org/officeDocument/2006/math" xmlns:v="urn:schemas-microsoft-com:vml" xmlns:wp14="http://schemas.microsoft.com/office/word/2010/wordprocessingDrawing" xmlns:wp="http://schemas.openxmlformats.org/drawingml/2006/wordprocessingDrawing" xmlns:w10="urn:schemas-microsoft-com:office:word" xmlns:w="http://schemas.openxmlformats.org/wordprocessingml/2006/main" xmlns:w14="http://schemas.microsoft.com/office/word/2010/wordml" xmlns:w15="http://schemas.microsoft.com/office/word/2012/wordml" xmlns:w16cex="http://schemas.microsoft.com/office/word/2018/wordml/cex" xmlns:w16cid="http://schemas.microsoft.com/office/word/2016/wordml/cid" xmlns:w16="http://schemas.microsoft.com/office/word/2018/wordml" xmlns:w16du="http://schemas.microsoft.com/office/word/2023/wordml/word16du" xmlns:w16sdtdh="http://schemas.microsoft.com/office/word/2020/wordml/sdtdatahash" xmlns:w16sdtfl="http://schemas.microsoft.com/office/word/2024/wordml/sdtformatlock" xmlns:w16se="http://schemas.microsoft.com/office/word/2015/wordml/symex" xmlns:wpg="http://schemas.microsoft.com/office/word/2010/wordprocessingGroup" xmlns:wpi="http://schemas.microsoft.com/office/word/2010/wordprocessingInk" xmlns:wne="http://schemas.microsoft.com/office/word/2006/wordml" xmlns:wps="http://schemas.microsoft.com/office/word/2010/wordprocessingShape" mc:Ignorable="w14 w15 w16se w16cid w16 w16cex w16sdtdh w16sdtfl w16du wp14">
+<w:document xmlns:wpc="http://schemas.microsoft.com/office/word/2010/wordprocessingCanvas" xmlns:cx="http://schemas.microsoft.com/office/drawing/2014/chartex" xmlns:cx1="http://schemas.microsoft.com/office/drawing/2015/9/8/chartex" xmlns:cx2="http://schemas.microsoft.com/office/drawing/2015/10/21/chartex" xmlns:cx3="http://schemas.microsoft.com/office/drawing/2016/5/9/chartex" xmlns:cx4="http://schemas.microsoft.com/office/drawing/2016/5/10/chartex" xmlns:cx5="http://schemas.microsoft.com/office/drawing/2016/5/11/chartex" xmlns:cx6="http://schemas.microsoft.com/office/drawing/2016/5/12/chartex" xmlns:cx7="http://schemas.microsoft.com/office/drawing/2016/5/13/chartex" xmlns:cx8="http://schemas.microsoft.com/office/drawing/2016/5/14/chartex" xmlns:mc="http://schemas.openxmlformats.org/markup-compatibility/2006" xmlns:m="http://schemas.openxmlformats.org/officeDocument/2006/math" xmlns:aink="http://schemas.microsoft.com/office/drawing/2016/ink" xmlns:am3d="http://schemas.microsoft.com/office/drawing/2017/model3d" xmlns:oel="http://schemas.microsoft.com/office/2019/extlst" xmlns:r="http://schemas.openxmlformats.org/officeDocument/2006/relationships" xmlns:wp14="http://schemas.microsoft.com/office/word/2010/wordprocessingDrawing" xmlns:wp="http://schemas.openxmlformats.org/drawingml/2006/wordprocessingDrawing" xmlns:wpg="http://schemas.microsoft.com/office/word/2010/wordprocessingGroup" xmlns:wpi="http://schemas.microsoft.com/office/word/2010/wordprocessingInk" xmlns:wps="http://schemas.microsoft.com/office/word/2010/wordprocessingShape" xmlns:o="urn:schemas-microsoft-com:office:office" xmlns:v="urn:schemas-microsoft-com:vml" xmlns:w10="urn:schemas-microsoft-com:office:word" xmlns:w="http://schemas.openxmlformats.org/wordprocessingml/2006/main" xmlns:w14="http://schemas.microsoft.com/office/word/2010/wordml" xmlns:w15="http://schemas.microsoft.com/office/word/2012/wordml" xmlns:w16cex="http://schemas.microsoft.com/office/word/2018/wordml/cex" xmlns:w16cid="http://schemas.microsoft.com/office/word/2016/wordml/cid" xmlns:w16="http://schemas.microsoft.com/office/word/2018/wordml" xmlns:w16sdtdh="http://schemas.microsoft.com/office/word/2020/wordml/sdtdatahash" xmlns:w16sdtfl="http://schemas.microsoft.com/office/word/2024/wordml/sdtformatlock" xmlns:w16se="http://schemas.microsoft.com/office/word/2015/wordml/symex" xmlns:w16du="http://schemas.microsoft.com/office/word/2023/wordml/word16du" xmlns:wne="http://schemas.microsoft.com/office/word/2006/wordml" mc:Ignorable="w14 w15 w16se w16cid w16 w16cex w16sdtdh w16sdtfl w16du wp14">
   <w:body>
     <w:p>
       <w:pPr>
-        <w:pStyle w:val="Ttulo"/>
+        <w:pStyle w:val="Title"/>
       </w:pPr>
       <w:r>
         <w:t>HemoSim edit doc - I1</w:t>
@@ -346,7 +346,7 @@
     </w:p>
     <w:p>
       <w:pPr>
-        <w:pStyle w:val="Ttulo1"/>
+        <w:pStyle w:val="Heading1"/>
       </w:pPr>
       <w:r>
         <w:t>Physiologic foundations</w:t>
@@ -426,7 +426,7 @@
       <w:commentRangeEnd w:id="36"/>
       <w:r>
         <w:rPr>
-          <w:rStyle w:val="Refdecomentario"/>
+          <w:rStyle w:val="CommentReference"/>
           <w:sz w:val="22"/>
           <w:szCs w:val="22"/>
         </w:rPr>
@@ -754,7 +754,7 @@
     </w:p>
     <w:p>
       <w:pPr>
-        <w:pStyle w:val="Ttulo2"/>
+        <w:pStyle w:val="Heading2"/>
       </w:pPr>
       <w:r>
         <w:t>Why a model at all, and why not a pump and pipes</w:t>
@@ -1331,7 +1331,7 @@
     </w:p>
     <w:tbl>
       <w:tblPr>
-        <w:tblStyle w:val="Cuadrculaclara-nfasis1"/>
+        <w:tblStyle w:val="LightGrid-Accent1"/>
         <w:tblW w:w="0" w:type="auto"/>
         <w:tblLook w:val="04A0" w:firstRow="1" w:lastRow="0" w:firstColumn="1" w:lastColumn="0" w:noHBand="0" w:noVBand="1"/>
       </w:tblPr>
@@ -1985,7 +1985,7 @@
         <w:commentRangeEnd w:id="189"/>
         <w:r>
           <w:rPr>
-            <w:rStyle w:val="Refdecomentario"/>
+            <w:rStyle w:val="CommentReference"/>
             <w:sz w:val="22"/>
             <w:szCs w:val="22"/>
           </w:rPr>
@@ -1995,7 +1995,7 @@
     </w:p>
     <w:p>
       <w:pPr>
-        <w:pStyle w:val="Ttulo2"/>
+        <w:pStyle w:val="Heading2"/>
         <w:rPr>
           <w:ins w:id="190" w:author="neal chaisson" w:date="2026-08-22T08:24:00Z" w16du:dateUtc="2026-08-22T12:24:00Z"/>
         </w:rPr>
@@ -2025,28 +2025,38 @@
         </w:rPr>
         <w:pPrChange w:id="194" w:author="neal chaisson" w:date="2026-08-22T08:24:00Z" w16du:dateUtc="2026-08-22T12:24:00Z">
           <w:pPr>
-            <w:pStyle w:val="Ttulo2"/>
+            <w:pStyle w:val="Heading2"/>
           </w:pPr>
         </w:pPrChange>
       </w:pPr>
       <w:ins w:id="195" w:author="neal chaisson" w:date="2026-08-23T22:54:00Z" w16du:dateUtc="2026-08-24T02:54:00Z">
         <w:r>
-          <w:t xml:space="preserve">We took an initial look a the four interfaces in the Novice modules.  As we dig deeper into the interfaces, it is important to consider that </w:t>
+          <w:t>We took an initial look a</w:t>
+        </w:r>
+      </w:ins>
+      <w:ins w:id="196" w:author="neal chaisson" w:date="2026-09-12T18:32:00Z" w16du:dateUtc="2026-09-12T22:32:00Z">
+        <w:r>
+          <w:t>t</w:t>
+        </w:r>
+      </w:ins>
+      <w:ins w:id="197" w:author="neal chaisson" w:date="2026-08-23T22:54:00Z" w16du:dateUtc="2026-08-24T02:54:00Z">
+        <w:r>
+          <w:t xml:space="preserve"> the four interfaces in the Novice modules.  As we dig deeper into the interfaces, it is important to consider that </w:t>
         </w:r>
       </w:ins>
     </w:p>
     <w:p>
       <w:pPr>
         <w:rPr>
-          <w:ins w:id="196" w:author="neal chaisson" w:date="2026-08-22T08:28:00Z" w16du:dateUtc="2026-08-22T12:28:00Z"/>
+          <w:ins w:id="198" w:author="neal chaisson" w:date="2026-08-22T08:28:00Z" w16du:dateUtc="2026-08-22T12:28:00Z"/>
         </w:rPr>
       </w:pPr>
-      <w:del w:id="197" w:author="neal chaisson" w:date="2026-08-23T22:54:00Z" w16du:dateUtc="2026-08-24T02:54:00Z">
+      <w:del w:id="199" w:author="neal chaisson" w:date="2026-08-23T22:54:00Z" w16du:dateUtc="2026-08-24T02:54:00Z">
         <w:r>
           <w:delText>A</w:delText>
         </w:r>
       </w:del>
-      <w:ins w:id="198" w:author="neal chaisson" w:date="2026-08-23T22:54:00Z" w16du:dateUtc="2026-08-24T02:54:00Z">
+      <w:ins w:id="200" w:author="neal chaisson" w:date="2026-08-23T22:54:00Z" w16du:dateUtc="2026-08-24T02:54:00Z">
         <w:r>
           <w:t>a</w:t>
         </w:r>
@@ -2054,7 +2064,7 @@
       <w:r>
         <w:t>n interface</w:t>
       </w:r>
-      <w:del w:id="199" w:author="neal chaisson" w:date="2026-08-23T22:54:00Z" w16du:dateUtc="2026-08-24T02:54:00Z">
+      <w:del w:id="201" w:author="neal chaisson" w:date="2026-08-23T22:54:00Z" w16du:dateUtc="2026-08-24T02:54:00Z">
         <w:r>
           <w:delText>,</w:delText>
         </w:r>
@@ -2062,7 +2072,7 @@
       <w:r>
         <w:t xml:space="preserve"> in this model</w:t>
       </w:r>
-      <w:del w:id="200" w:author="neal chaisson" w:date="2026-08-23T22:55:00Z" w16du:dateUtc="2026-08-24T02:55:00Z">
+      <w:del w:id="202" w:author="neal chaisson" w:date="2026-08-23T22:55:00Z" w16du:dateUtc="2026-08-24T02:55:00Z">
         <w:r>
           <w:delText>,</w:delText>
         </w:r>
@@ -2070,7 +2080,7 @@
       <w:r>
         <w:t xml:space="preserve"> is not simply a location</w:t>
       </w:r>
-      <w:ins w:id="201" w:author="neal chaisson" w:date="2026-08-23T22:55:00Z" w16du:dateUtc="2026-08-24T02:55:00Z">
+      <w:ins w:id="203" w:author="neal chaisson" w:date="2026-08-23T22:55:00Z" w16du:dateUtc="2026-08-24T02:55:00Z">
         <w:r>
           <w:t xml:space="preserve"> in the circulation</w:t>
         </w:r>
@@ -2081,13 +2091,13 @@
     </w:p>
     <w:p>
       <w:pPr>
-        <w:pStyle w:val="Prrafodelista"/>
+        <w:pStyle w:val="ListParagraph"/>
         <w:numPr>
           <w:ilvl w:val="0"/>
           <w:numId w:val="10"/>
         </w:numPr>
         <w:rPr>
-          <w:ins w:id="202" w:author="neal chaisson" w:date="2026-08-22T08:28:00Z" w16du:dateUtc="2026-08-22T12:28:00Z"/>
+          <w:ins w:id="204" w:author="neal chaisson" w:date="2026-08-22T08:28:00Z" w16du:dateUtc="2026-08-22T12:28:00Z"/>
         </w:rPr>
       </w:pPr>
       <w:r>
@@ -2096,13 +2106,13 @@
     </w:p>
     <w:p>
       <w:pPr>
-        <w:pStyle w:val="Prrafodelista"/>
+        <w:pStyle w:val="ListParagraph"/>
         <w:numPr>
           <w:ilvl w:val="0"/>
           <w:numId w:val="10"/>
         </w:numPr>
         <w:rPr>
-          <w:ins w:id="203" w:author="neal chaisson" w:date="2026-08-22T08:28:00Z" w16du:dateUtc="2026-08-22T12:28:00Z"/>
+          <w:ins w:id="205" w:author="neal chaisson" w:date="2026-08-22T08:28:00Z" w16du:dateUtc="2026-08-22T12:28:00Z"/>
         </w:rPr>
       </w:pPr>
       <w:r>
@@ -2111,17 +2121,17 @@
     </w:p>
     <w:p>
       <w:pPr>
-        <w:pStyle w:val="Prrafodelista"/>
+        <w:pStyle w:val="ListParagraph"/>
         <w:rPr>
-          <w:del w:id="204" w:author="neal chaisson" w:date="2026-08-22T08:29:00Z" w16du:dateUtc="2026-08-22T12:29:00Z"/>
+          <w:del w:id="206" w:author="neal chaisson" w:date="2026-08-22T08:29:00Z" w16du:dateUtc="2026-08-22T12:29:00Z"/>
         </w:rPr>
       </w:pPr>
-      <w:del w:id="205" w:author="neal chaisson" w:date="2026-08-22T08:28:00Z" w16du:dateUtc="2026-08-22T12:28:00Z">
+      <w:del w:id="207" w:author="neal chaisson" w:date="2026-08-22T08:28:00Z" w16du:dateUtc="2026-08-22T12:28:00Z">
         <w:r>
           <w:delText>And t</w:delText>
         </w:r>
       </w:del>
-      <w:ins w:id="206" w:author="neal chaisson" w:date="2026-08-22T08:28:00Z" w16du:dateUtc="2026-08-22T12:28:00Z">
+      <w:ins w:id="208" w:author="neal chaisson" w:date="2026-08-22T08:28:00Z" w16du:dateUtc="2026-08-22T12:28:00Z">
         <w:r>
           <w:t>T</w:t>
         </w:r>
@@ -2129,37 +2139,37 @@
       <w:r>
         <w:t xml:space="preserve">he two sides can become uncoupled, meaning that the upstream side can be performing adequately by its own measures while the handoff across the boundary fails. That third condition is </w:t>
       </w:r>
-      <w:ins w:id="207" w:author="neal chaisson" w:date="2026-08-22T08:28:00Z" w16du:dateUtc="2026-08-22T12:28:00Z">
+      <w:ins w:id="209" w:author="neal chaisson" w:date="2026-08-22T08:28:00Z" w16du:dateUtc="2026-08-22T12:28:00Z">
         <w:r>
           <w:t>new to us at this point and is something we’ll spend a lot of ti</w:t>
         </w:r>
       </w:ins>
-      <w:ins w:id="208" w:author="neal chaisson" w:date="2026-08-22T08:29:00Z" w16du:dateUtc="2026-08-22T12:29:00Z">
+      <w:ins w:id="210" w:author="neal chaisson" w:date="2026-08-22T08:29:00Z" w16du:dateUtc="2026-08-22T12:29:00Z">
         <w:r>
           <w:t xml:space="preserve">me </w:t>
         </w:r>
       </w:ins>
-      <w:ins w:id="209" w:author="neal chaisson" w:date="2026-08-23T22:55:00Z" w16du:dateUtc="2026-08-24T02:55:00Z">
+      <w:ins w:id="211" w:author="neal chaisson" w:date="2026-08-23T22:55:00Z" w16du:dateUtc="2026-08-24T02:55:00Z">
         <w:r>
           <w:t>examining</w:t>
         </w:r>
       </w:ins>
-      <w:ins w:id="210" w:author="neal chaisson" w:date="2026-08-22T08:29:00Z" w16du:dateUtc="2026-08-22T12:29:00Z">
+      <w:ins w:id="212" w:author="neal chaisson" w:date="2026-08-22T08:29:00Z" w16du:dateUtc="2026-08-22T12:29:00Z">
         <w:r>
           <w:t xml:space="preserve"> in the</w:t>
         </w:r>
       </w:ins>
-      <w:ins w:id="211" w:author="neal chaisson" w:date="2026-08-23T22:55:00Z" w16du:dateUtc="2026-08-24T02:55:00Z">
+      <w:ins w:id="213" w:author="neal chaisson" w:date="2026-08-23T22:55:00Z" w16du:dateUtc="2026-08-24T02:55:00Z">
         <w:r>
           <w:t xml:space="preserve"> upcoming</w:t>
         </w:r>
       </w:ins>
-      <w:ins w:id="212" w:author="neal chaisson" w:date="2026-08-22T08:29:00Z" w16du:dateUtc="2026-08-22T12:29:00Z">
+      <w:ins w:id="214" w:author="neal chaisson" w:date="2026-08-22T08:29:00Z" w16du:dateUtc="2026-08-22T12:29:00Z">
         <w:r>
           <w:t xml:space="preserve"> modules.  </w:t>
         </w:r>
       </w:ins>
-      <w:del w:id="213" w:author="neal chaisson" w:date="2026-08-22T08:29:00Z" w16du:dateUtc="2026-08-22T12:29:00Z">
+      <w:del w:id="215" w:author="neal chaisson" w:date="2026-08-22T08:29:00Z" w16du:dateUtc="2026-08-22T12:29:00Z">
         <w:r>
           <w:delText>what makes the model diagnostic rather than merely descriptive.</w:delText>
         </w:r>
@@ -2167,31 +2177,31 @@
     </w:p>
     <w:p>
       <w:pPr>
-        <w:pStyle w:val="Prrafodelista"/>
+        <w:pStyle w:val="ListParagraph"/>
         <w:numPr>
           <w:ilvl w:val="0"/>
           <w:numId w:val="10"/>
         </w:numPr>
         <w:rPr>
-          <w:ins w:id="214" w:author="neal chaisson" w:date="2026-08-22T08:29:00Z" w16du:dateUtc="2026-08-22T12:29:00Z"/>
+          <w:ins w:id="216" w:author="neal chaisson" w:date="2026-08-22T08:29:00Z" w16du:dateUtc="2026-08-22T12:29:00Z"/>
         </w:rPr>
-        <w:pPrChange w:id="215" w:author="neal chaisson" w:date="2026-08-22T08:29:00Z" w16du:dateUtc="2026-08-22T12:29:00Z">
+        <w:pPrChange w:id="217" w:author="neal chaisson" w:date="2026-08-22T08:29:00Z" w16du:dateUtc="2026-08-22T12:29:00Z">
           <w:pPr/>
         </w:pPrChange>
       </w:pPr>
     </w:p>
     <w:p>
       <w:pPr>
-        <w:pStyle w:val="Prrafodelista"/>
+        <w:pStyle w:val="ListParagraph"/>
         <w:rPr>
-          <w:ins w:id="216" w:author="neal chaisson" w:date="2026-08-23T22:55:00Z" w16du:dateUtc="2026-08-24T02:55:00Z"/>
+          <w:ins w:id="218" w:author="neal chaisson" w:date="2026-08-23T22:55:00Z" w16du:dateUtc="2026-08-24T02:55:00Z"/>
         </w:rPr>
       </w:pPr>
     </w:p>
     <w:p>
       <w:pPr>
-        <w:pStyle w:val="Prrafodelista"/>
-        <w:pPrChange w:id="217" w:author="neal chaisson" w:date="2026-08-22T08:29:00Z" w16du:dateUtc="2026-08-22T12:29:00Z">
+        <w:pStyle w:val="ListParagraph"/>
+        <w:pPrChange w:id="219" w:author="neal chaisson" w:date="2026-08-22T08:29:00Z" w16du:dateUtc="2026-08-22T12:29:00Z">
           <w:pPr/>
         </w:pPrChange>
       </w:pPr>
@@ -2257,7 +2267,7 @@
     </w:p>
     <w:tbl>
       <w:tblPr>
-        <w:tblStyle w:val="Cuadrculaclara-nfasis1"/>
+        <w:tblStyle w:val="LightGrid-Accent1"/>
         <w:tblW w:w="0" w:type="auto"/>
         <w:tblLook w:val="04A0" w:firstRow="1" w:lastRow="0" w:firstColumn="1" w:lastColumn="0" w:noHBand="0" w:noVBand="1"/>
       </w:tblPr>
@@ -2383,7 +2393,7 @@
               </w:rPr>
               <w:t>MAP</w:t>
             </w:r>
-            <w:ins w:id="218" w:author="neal chaisson" w:date="2026-08-22T08:31:00Z" w16du:dateUtc="2026-08-22T12:31:00Z">
+            <w:ins w:id="220" w:author="neal chaisson" w:date="2026-08-22T08:31:00Z" w16du:dateUtc="2026-08-22T12:31:00Z">
               <w:r>
                 <w:rPr>
                   <w:sz w:val="18"/>
@@ -2407,7 +2417,7 @@
               </w:rPr>
               <w:t>Pcrit</w:t>
             </w:r>
-            <w:ins w:id="219" w:author="neal chaisson" w:date="2026-08-22T08:31:00Z" w16du:dateUtc="2026-08-22T12:31:00Z">
+            <w:ins w:id="221" w:author="neal chaisson" w:date="2026-08-22T08:31:00Z" w16du:dateUtc="2026-08-22T12:31:00Z">
               <w:r>
                 <w:rPr>
                   <w:sz w:val="18"/>
@@ -2415,7 +2425,7 @@
                 <w:t xml:space="preserve"> (Critical closing </w:t>
               </w:r>
             </w:ins>
-            <w:ins w:id="220" w:author="neal chaisson" w:date="2026-08-22T08:32:00Z" w16du:dateUtc="2026-08-22T12:32:00Z">
+            <w:ins w:id="222" w:author="neal chaisson" w:date="2026-08-22T08:32:00Z" w16du:dateUtc="2026-08-22T12:32:00Z">
               <w:r>
                 <w:rPr>
                   <w:sz w:val="18"/>
@@ -2423,7 +2433,7 @@
                 <w:t>p</w:t>
               </w:r>
             </w:ins>
-            <w:ins w:id="221" w:author="neal chaisson" w:date="2026-08-22T08:31:00Z" w16du:dateUtc="2026-08-22T12:31:00Z">
+            <w:ins w:id="223" w:author="neal chaisson" w:date="2026-08-22T08:31:00Z" w16du:dateUtc="2026-08-22T12:31:00Z">
               <w:r>
                 <w:rPr>
                   <w:sz w:val="18"/>
@@ -2431,7 +2441,7 @@
                 <w:t>ressure in the arterial tree</w:t>
               </w:r>
             </w:ins>
-            <w:ins w:id="222" w:author="neal chaisson" w:date="2026-08-22T08:37:00Z" w16du:dateUtc="2026-08-22T12:37:00Z">
+            <w:ins w:id="224" w:author="neal chaisson" w:date="2026-08-22T08:37:00Z" w16du:dateUtc="2026-08-22T12:37:00Z">
               <w:r>
                 <w:rPr>
                   <w:sz w:val="18"/>
@@ -2455,7 +2465,7 @@
               </w:rPr>
               <w:t>SVR</w:t>
             </w:r>
-            <w:ins w:id="223" w:author="neal chaisson" w:date="2026-08-22T08:32:00Z" w16du:dateUtc="2026-08-22T12:32:00Z">
+            <w:ins w:id="225" w:author="neal chaisson" w:date="2026-08-22T08:32:00Z" w16du:dateUtc="2026-08-22T12:32:00Z">
               <w:r>
                 <w:rPr>
                   <w:sz w:val="18"/>
@@ -2530,7 +2540,7 @@
               </w:rPr>
               <w:t>Pms</w:t>
             </w:r>
-            <w:ins w:id="224" w:author="neal chaisson" w:date="2026-08-22T08:37:00Z" w16du:dateUtc="2026-08-22T12:37:00Z">
+            <w:ins w:id="226" w:author="neal chaisson" w:date="2026-08-22T08:37:00Z" w16du:dateUtc="2026-08-22T12:37:00Z">
               <w:r>
                 <w:rPr>
                   <w:sz w:val="18"/>
@@ -2554,7 +2564,7 @@
               </w:rPr>
               <w:t>Arteriolar and capillary</w:t>
             </w:r>
-            <w:ins w:id="225" w:author="neal chaisson" w:date="2026-08-22T08:38:00Z" w16du:dateUtc="2026-08-22T12:38:00Z">
+            <w:ins w:id="227" w:author="neal chaisson" w:date="2026-08-22T08:38:00Z" w16du:dateUtc="2026-08-22T12:38:00Z">
               <w:r>
                 <w:rPr>
                   <w:sz w:val="18"/>
@@ -2629,7 +2639,7 @@
               </w:rPr>
               <w:t>RAP</w:t>
             </w:r>
-            <w:ins w:id="226" w:author="neal chaisson" w:date="2026-08-22T08:39:00Z" w16du:dateUtc="2026-08-22T12:39:00Z">
+            <w:ins w:id="228" w:author="neal chaisson" w:date="2026-08-22T08:39:00Z" w16du:dateUtc="2026-08-22T12:39:00Z">
               <w:r>
                 <w:rPr>
                   <w:sz w:val="18"/>
@@ -2653,7 +2663,7 @@
               </w:rPr>
               <w:t>Rv</w:t>
             </w:r>
-            <w:ins w:id="227" w:author="neal chaisson" w:date="2026-08-22T08:39:00Z" w16du:dateUtc="2026-08-22T12:39:00Z">
+            <w:ins w:id="229" w:author="neal chaisson" w:date="2026-08-22T08:39:00Z" w16du:dateUtc="2026-08-22T12:39:00Z">
               <w:r>
                 <w:rPr>
                   <w:sz w:val="18"/>
@@ -2677,7 +2687,7 @@
               </w:rPr>
               <w:t xml:space="preserve">Rising </w:t>
             </w:r>
-            <w:del w:id="228" w:author="neal chaisson" w:date="2026-08-22T08:39:00Z" w16du:dateUtc="2026-08-22T12:39:00Z">
+            <w:del w:id="230" w:author="neal chaisson" w:date="2026-08-22T08:39:00Z" w16du:dateUtc="2026-08-22T12:39:00Z">
               <w:r>
                 <w:rPr>
                   <w:sz w:val="18"/>
@@ -2685,7 +2695,7 @@
                 <w:delText>venous pressure</w:delText>
               </w:r>
             </w:del>
-            <w:ins w:id="229" w:author="neal chaisson" w:date="2026-08-22T08:39:00Z" w16du:dateUtc="2026-08-22T12:39:00Z">
+            <w:ins w:id="231" w:author="neal chaisson" w:date="2026-08-22T08:39:00Z" w16du:dateUtc="2026-08-22T12:39:00Z">
               <w:r>
                 <w:rPr>
                   <w:sz w:val="18"/>
@@ -2742,7 +2752,7 @@
               </w:rPr>
               <w:t>PAPm</w:t>
             </w:r>
-            <w:ins w:id="230" w:author="neal chaisson" w:date="2026-08-22T08:40:00Z" w16du:dateUtc="2026-08-22T12:40:00Z">
+            <w:ins w:id="232" w:author="neal chaisson" w:date="2026-08-22T08:40:00Z" w16du:dateUtc="2026-08-22T12:40:00Z">
               <w:r>
                 <w:rPr>
                   <w:sz w:val="18"/>
@@ -2766,7 +2776,7 @@
               </w:rPr>
               <w:t>LAP</w:t>
             </w:r>
-            <w:ins w:id="231" w:author="neal chaisson" w:date="2026-08-22T08:40:00Z" w16du:dateUtc="2026-08-22T12:40:00Z">
+            <w:ins w:id="233" w:author="neal chaisson" w:date="2026-08-22T08:40:00Z" w16du:dateUtc="2026-08-22T12:40:00Z">
               <w:r>
                 <w:rPr>
                   <w:sz w:val="18"/>
@@ -2790,7 +2800,7 @@
               </w:rPr>
               <w:t>PVR</w:t>
             </w:r>
-            <w:ins w:id="232" w:author="neal chaisson" w:date="2026-08-22T08:40:00Z" w16du:dateUtc="2026-08-22T12:40:00Z">
+            <w:ins w:id="234" w:author="neal chaisson" w:date="2026-08-22T08:40:00Z" w16du:dateUtc="2026-08-22T12:40:00Z">
               <w:r>
                 <w:rPr>
                   <w:sz w:val="18"/>
@@ -2814,7 +2824,7 @@
               </w:rPr>
               <w:t>A right ventricle that cannot raise its output against a rising pulmonary load</w:t>
             </w:r>
-            <w:del w:id="233" w:author="neal chaisson" w:date="2026-08-22T08:41:00Z" w16du:dateUtc="2026-08-22T12:41:00Z">
+            <w:del w:id="235" w:author="neal chaisson" w:date="2026-08-22T08:41:00Z" w16du:dateUtc="2026-08-22T12:41:00Z">
               <w:r>
                 <w:rPr>
                   <w:sz w:val="18"/>
@@ -2830,12 +2840,12 @@
       <w:r>
         <w:t xml:space="preserve">Two structural facts about this table are worth stating explicitly, because neither is obvious and both </w:t>
       </w:r>
-      <w:del w:id="234" w:author="neal chaisson" w:date="2026-08-22T08:41:00Z" w16du:dateUtc="2026-08-22T12:41:00Z">
+      <w:del w:id="236" w:author="neal chaisson" w:date="2026-08-22T08:41:00Z" w16du:dateUtc="2026-08-22T12:41:00Z">
         <w:r>
           <w:delText>do real work</w:delText>
         </w:r>
       </w:del>
-      <w:ins w:id="235" w:author="neal chaisson" w:date="2026-08-22T08:41:00Z" w16du:dateUtc="2026-08-22T12:41:00Z">
+      <w:ins w:id="237" w:author="neal chaisson" w:date="2026-08-22T08:41:00Z" w16du:dateUtc="2026-08-22T12:41:00Z">
         <w:r>
           <w:t>are important</w:t>
         </w:r>
@@ -2846,18 +2856,18 @@
     </w:p>
     <w:p>
       <w:pPr>
-        <w:pStyle w:val="Ttulo3"/>
+        <w:pStyle w:val="Heading3"/>
         <w:shd w:val="clear" w:color="auto" w:fill="FAF9F7"/>
         <w:spacing w:before="330" w:after="60"/>
         <w:rPr>
-          <w:ins w:id="236" w:author="neal chaisson" w:date="2026-08-23T23:08:00Z" w16du:dateUtc="2026-08-24T03:08:00Z"/>
+          <w:ins w:id="238" w:author="neal chaisson" w:date="2026-08-23T23:08:00Z" w16du:dateUtc="2026-08-24T03:08:00Z"/>
           <w:rFonts w:ascii="Segoe UI" w:hAnsi="Segoe UI" w:cs="Segoe UI"/>
           <w:color w:val="1F3A5F"/>
           <w:sz w:val="26"/>
           <w:szCs w:val="26"/>
         </w:rPr>
       </w:pPr>
-      <w:ins w:id="237" w:author="neal chaisson" w:date="2026-08-23T23:08:00Z" w16du:dateUtc="2026-08-24T03:08:00Z">
+      <w:ins w:id="239" w:author="neal chaisson" w:date="2026-08-23T23:08:00Z" w16du:dateUtc="2026-08-24T03:08:00Z">
         <w:r>
           <w:rPr>
             <w:rFonts w:ascii="Segoe UI" w:hAnsi="Segoe UI" w:cs="Segoe UI"/>
@@ -2872,7 +2882,7 @@
     <w:p>
       <w:pPr>
         <w:rPr>
-          <w:ins w:id="238" w:author="neal chaisson" w:date="2026-08-23T23:08:00Z" w16du:dateUtc="2026-08-24T03:08:00Z"/>
+          <w:ins w:id="240" w:author="neal chaisson" w:date="2026-08-23T23:08:00Z" w16du:dateUtc="2026-08-24T03:08:00Z"/>
           <w:rFonts w:ascii="Times New Roman" w:hAnsi="Times New Roman" w:cs="Times New Roman"/>
           <w:sz w:val="24"/>
           <w:szCs w:val="24"/>
@@ -2899,14 +2909,14 @@
         <w:shd w:val="clear" w:color="auto" w:fill="FAF9F7"/>
         <w:spacing w:before="0" w:beforeAutospacing="0" w:after="210" w:afterAutospacing="0"/>
         <w:rPr>
-          <w:ins w:id="239" w:author="neal chaisson" w:date="2026-08-22T08:50:00Z" w16du:dateUtc="2026-08-22T12:50:00Z"/>
+          <w:ins w:id="241" w:author="neal chaisson" w:date="2026-08-22T08:50:00Z" w16du:dateUtc="2026-08-22T12:50:00Z"/>
           <w:rFonts w:asciiTheme="majorHAnsi" w:hAnsiTheme="majorHAnsi" w:cstheme="majorHAnsi"/>
           <w:color w:val="1A1D21"/>
           <w:sz w:val="22"/>
           <w:szCs w:val="22"/>
-          <w:rPrChange w:id="240" w:author="neal chaisson" w:date="2026-08-23T23:06:00Z" w16du:dateUtc="2026-08-24T03:06:00Z">
+          <w:rPrChange w:id="242" w:author="neal chaisson" w:date="2026-08-23T23:06:00Z" w16du:dateUtc="2026-08-24T03:06:00Z">
             <w:rPr>
-              <w:ins w:id="241" w:author="neal chaisson" w:date="2026-08-22T08:50:00Z" w16du:dateUtc="2026-08-22T12:50:00Z"/>
+              <w:ins w:id="243" w:author="neal chaisson" w:date="2026-08-22T08:50:00Z" w16du:dateUtc="2026-08-22T12:50:00Z"/>
               <w:rFonts w:ascii="Segoe UI" w:hAnsi="Segoe UI" w:cs="Segoe UI"/>
               <w:color w:val="1A1D21"/>
               <w:sz w:val="26"/>
@@ -2915,26 +2925,7 @@
           </w:rPrChange>
         </w:rPr>
       </w:pPr>
-      <w:ins w:id="242" w:author="neal chaisson" w:date="2026-08-22T08:50:00Z" w16du:dateUtc="2026-08-22T12:50:00Z">
-        <w:r>
-          <w:rPr>
-            <w:rFonts w:asciiTheme="majorHAnsi" w:hAnsiTheme="majorHAnsi" w:cstheme="majorHAnsi"/>
-            <w:color w:val="1A1D21"/>
-            <w:sz w:val="22"/>
-            <w:szCs w:val="22"/>
-            <w:rPrChange w:id="243" w:author="neal chaisson" w:date="2026-08-23T23:06:00Z" w16du:dateUtc="2026-08-24T03:06:00Z">
-              <w:rPr>
-                <w:rFonts w:ascii="Segoe UI" w:hAnsi="Segoe UI" w:cs="Segoe UI"/>
-                <w:color w:val="1A1D21"/>
-                <w:sz w:val="26"/>
-                <w:szCs w:val="26"/>
-              </w:rPr>
-            </w:rPrChange>
-          </w:rPr>
-          <w:t>It is vital to recogniz</w:t>
-        </w:r>
-      </w:ins>
-      <w:ins w:id="244" w:author="neal chaisson" w:date="2026-08-22T08:51:00Z" w16du:dateUtc="2026-08-22T12:51:00Z">
+      <w:ins w:id="244" w:author="neal chaisson" w:date="2026-08-22T08:50:00Z" w16du:dateUtc="2026-08-22T12:50:00Z">
         <w:r>
           <w:rPr>
             <w:rFonts w:asciiTheme="majorHAnsi" w:hAnsiTheme="majorHAnsi" w:cstheme="majorHAnsi"/>
@@ -2950,10 +2941,10 @@
               </w:rPr>
             </w:rPrChange>
           </w:rPr>
-          <w:t>e what</w:t>
-        </w:r>
-      </w:ins>
-      <w:ins w:id="246" w:author="neal chaisson" w:date="2026-08-22T08:50:00Z" w16du:dateUtc="2026-08-22T12:50:00Z">
+          <w:t>It is vital to recogniz</w:t>
+        </w:r>
+      </w:ins>
+      <w:ins w:id="246" w:author="neal chaisson" w:date="2026-08-22T08:51:00Z" w16du:dateUtc="2026-08-22T12:51:00Z">
         <w:r>
           <w:rPr>
             <w:rFonts w:asciiTheme="majorHAnsi" w:hAnsiTheme="majorHAnsi" w:cstheme="majorHAnsi"/>
@@ -2969,10 +2960,10 @@
               </w:rPr>
             </w:rPrChange>
           </w:rPr>
-          <w:t xml:space="preserve"> </w:t>
-        </w:r>
-      </w:ins>
-      <w:ins w:id="248" w:author="neal chaisson" w:date="2026-08-23T22:56:00Z" w16du:dateUtc="2026-08-24T02:56:00Z">
+          <w:t>e what</w:t>
+        </w:r>
+      </w:ins>
+      <w:ins w:id="248" w:author="neal chaisson" w:date="2026-08-22T08:50:00Z" w16du:dateUtc="2026-08-22T12:50:00Z">
         <w:r>
           <w:rPr>
             <w:rFonts w:asciiTheme="majorHAnsi" w:hAnsiTheme="majorHAnsi" w:cstheme="majorHAnsi"/>
@@ -2988,10 +2979,10 @@
               </w:rPr>
             </w:rPrChange>
           </w:rPr>
-          <w:t xml:space="preserve">this </w:t>
-        </w:r>
-      </w:ins>
-      <w:ins w:id="250" w:author="neal chaisson" w:date="2026-08-22T08:50:00Z" w16du:dateUtc="2026-08-22T12:50:00Z">
+          <w:t xml:space="preserve"> </w:t>
+        </w:r>
+      </w:ins>
+      <w:ins w:id="250" w:author="neal chaisson" w:date="2026-08-23T22:56:00Z" w16du:dateUtc="2026-08-24T02:56:00Z">
         <w:r>
           <w:rPr>
             <w:rFonts w:asciiTheme="majorHAnsi" w:hAnsiTheme="majorHAnsi" w:cstheme="majorHAnsi"/>
@@ -3007,10 +2998,10 @@
               </w:rPr>
             </w:rPrChange>
           </w:rPr>
-          <w:t xml:space="preserve">sum </w:t>
-        </w:r>
-      </w:ins>
-      <w:ins w:id="252" w:author="neal chaisson" w:date="2026-08-22T08:51:00Z" w16du:dateUtc="2026-08-22T12:51:00Z">
+          <w:t xml:space="preserve">this </w:t>
+        </w:r>
+      </w:ins>
+      <w:ins w:id="252" w:author="neal chaisson" w:date="2026-08-22T08:50:00Z" w16du:dateUtc="2026-08-22T12:50:00Z">
         <w:r>
           <w:rPr>
             <w:rFonts w:asciiTheme="majorHAnsi" w:hAnsiTheme="majorHAnsi" w:cstheme="majorHAnsi"/>
@@ -3026,10 +3017,10 @@
               </w:rPr>
             </w:rPrChange>
           </w:rPr>
-          <w:t xml:space="preserve">actually </w:t>
-        </w:r>
-      </w:ins>
-      <w:ins w:id="254" w:author="neal chaisson" w:date="2026-08-22T08:50:00Z" w16du:dateUtc="2026-08-22T12:50:00Z">
+          <w:t xml:space="preserve">sum </w:t>
+        </w:r>
+      </w:ins>
+      <w:ins w:id="254" w:author="neal chaisson" w:date="2026-08-22T08:51:00Z" w16du:dateUtc="2026-08-22T12:51:00Z">
         <w:r>
           <w:rPr>
             <w:rFonts w:asciiTheme="majorHAnsi" w:hAnsiTheme="majorHAnsi" w:cstheme="majorHAnsi"/>
@@ -3045,10 +3036,10 @@
               </w:rPr>
             </w:rPrChange>
           </w:rPr>
-          <w:t>means. The drop</w:t>
-        </w:r>
-      </w:ins>
-      <w:ins w:id="256" w:author="neal chaisson" w:date="2026-08-23T22:57:00Z" w16du:dateUtc="2026-08-24T02:57:00Z">
+          <w:t xml:space="preserve">actually </w:t>
+        </w:r>
+      </w:ins>
+      <w:ins w:id="256" w:author="neal chaisson" w:date="2026-08-22T08:50:00Z" w16du:dateUtc="2026-08-22T12:50:00Z">
         <w:r>
           <w:rPr>
             <w:rFonts w:asciiTheme="majorHAnsi" w:hAnsiTheme="majorHAnsi" w:cstheme="majorHAnsi"/>
@@ -3064,10 +3055,10 @@
               </w:rPr>
             </w:rPrChange>
           </w:rPr>
-          <w:t xml:space="preserve"> in pressure</w:t>
-        </w:r>
-      </w:ins>
-      <w:ins w:id="258" w:author="neal chaisson" w:date="2026-08-22T08:50:00Z" w16du:dateUtc="2026-08-22T12:50:00Z">
+          <w:t>means. The drop</w:t>
+        </w:r>
+      </w:ins>
+      <w:ins w:id="258" w:author="neal chaisson" w:date="2026-08-23T22:57:00Z" w16du:dateUtc="2026-08-24T02:57:00Z">
         <w:r>
           <w:rPr>
             <w:rFonts w:asciiTheme="majorHAnsi" w:hAnsiTheme="majorHAnsi" w:cstheme="majorHAnsi"/>
@@ -3083,27 +3074,10 @@
               </w:rPr>
             </w:rPrChange>
           </w:rPr>
-          <w:t xml:space="preserve"> from P</w:t>
-        </w:r>
-        <w:r>
-          <w:rPr>
-            <w:rFonts w:asciiTheme="majorHAnsi" w:hAnsiTheme="majorHAnsi" w:cstheme="majorHAnsi"/>
-            <w:color w:val="1A1D21"/>
-            <w:sz w:val="22"/>
-            <w:szCs w:val="22"/>
-            <w:vertAlign w:val="subscript"/>
-            <w:rPrChange w:id="260" w:author="neal chaisson" w:date="2026-08-23T23:06:00Z" w16du:dateUtc="2026-08-24T03:06:00Z">
-              <w:rPr>
-                <w:rFonts w:ascii="Segoe UI" w:hAnsi="Segoe UI" w:cs="Segoe UI"/>
-                <w:color w:val="1A1D21"/>
-                <w:sz w:val="26"/>
-                <w:szCs w:val="26"/>
-                <w:vertAlign w:val="subscript"/>
-              </w:rPr>
-            </w:rPrChange>
-          </w:rPr>
-          <w:t>crit</w:t>
-        </w:r>
+          <w:t xml:space="preserve"> in pressure</w:t>
+        </w:r>
+      </w:ins>
+      <w:ins w:id="260" w:author="neal chaisson" w:date="2026-08-22T08:50:00Z" w16du:dateUtc="2026-08-22T12:50:00Z">
         <w:r>
           <w:rPr>
             <w:rFonts w:asciiTheme="majorHAnsi" w:hAnsiTheme="majorHAnsi" w:cstheme="majorHAnsi"/>
@@ -3119,10 +3093,27 @@
               </w:rPr>
             </w:rPrChange>
           </w:rPr>
-          <w:t xml:space="preserve"> to Pms </w:t>
-        </w:r>
-      </w:ins>
-      <w:ins w:id="262" w:author="neal chaisson" w:date="2026-08-23T22:58:00Z" w16du:dateUtc="2026-08-24T02:58:00Z">
+          <w:t xml:space="preserve"> from P</w:t>
+        </w:r>
+        <w:r>
+          <w:rPr>
+            <w:rFonts w:asciiTheme="majorHAnsi" w:hAnsiTheme="majorHAnsi" w:cstheme="majorHAnsi"/>
+            <w:color w:val="1A1D21"/>
+            <w:sz w:val="22"/>
+            <w:szCs w:val="22"/>
+            <w:vertAlign w:val="subscript"/>
+            <w:rPrChange w:id="262" w:author="neal chaisson" w:date="2026-08-23T23:06:00Z" w16du:dateUtc="2026-08-24T03:06:00Z">
+              <w:rPr>
+                <w:rFonts w:ascii="Segoe UI" w:hAnsi="Segoe UI" w:cs="Segoe UI"/>
+                <w:color w:val="1A1D21"/>
+                <w:sz w:val="26"/>
+                <w:szCs w:val="26"/>
+                <w:vertAlign w:val="subscript"/>
+              </w:rPr>
+            </w:rPrChange>
+          </w:rPr>
+          <w:t>crit</w:t>
+        </w:r>
         <w:r>
           <w:rPr>
             <w:rFonts w:asciiTheme="majorHAnsi" w:hAnsiTheme="majorHAnsi" w:cstheme="majorHAnsi"/>
@@ -3138,10 +3129,10 @@
               </w:rPr>
             </w:rPrChange>
           </w:rPr>
-          <w:t>does not occur on account of a vascular resistance per se</w:t>
-        </w:r>
-      </w:ins>
-      <w:ins w:id="264" w:author="neal chaisson" w:date="2026-08-23T22:59:00Z" w16du:dateUtc="2026-08-24T02:59:00Z">
+          <w:t xml:space="preserve"> to Pms </w:t>
+        </w:r>
+      </w:ins>
+      <w:ins w:id="264" w:author="neal chaisson" w:date="2026-08-23T22:58:00Z" w16du:dateUtc="2026-08-24T02:58:00Z">
         <w:r>
           <w:rPr>
             <w:rFonts w:asciiTheme="majorHAnsi" w:hAnsiTheme="majorHAnsi" w:cstheme="majorHAnsi"/>
@@ -3157,10 +3148,10 @@
               </w:rPr>
             </w:rPrChange>
           </w:rPr>
-          <w:t>, meaning that resistance, in the conventional sense is not  dissipating that gradient in the way it may appear to the casual observer</w:t>
-        </w:r>
-      </w:ins>
-      <w:ins w:id="266" w:author="neal chaisson" w:date="2026-08-23T22:58:00Z" w16du:dateUtc="2026-08-24T02:58:00Z">
+          <w:t>does not occur on account of a vascular resistance per se</w:t>
+        </w:r>
+      </w:ins>
+      <w:ins w:id="266" w:author="neal chaisson" w:date="2026-08-23T22:59:00Z" w16du:dateUtc="2026-08-24T02:59:00Z">
         <w:r>
           <w:rPr>
             <w:rFonts w:asciiTheme="majorHAnsi" w:hAnsiTheme="majorHAnsi" w:cstheme="majorHAnsi"/>
@@ -3176,10 +3167,10 @@
               </w:rPr>
             </w:rPrChange>
           </w:rPr>
-          <w:t xml:space="preserve">.  Instead, the drop occurs because of </w:t>
-        </w:r>
-      </w:ins>
-      <w:ins w:id="268" w:author="neal chaisson" w:date="2026-08-22T08:50:00Z" w16du:dateUtc="2026-08-22T12:50:00Z">
+          <w:t>, meaning that resistance, in the conventional sense is not  dissipating that gradient in the way it may appear to the casual observer</w:t>
+        </w:r>
+      </w:ins>
+      <w:ins w:id="268" w:author="neal chaisson" w:date="2026-08-23T22:58:00Z" w16du:dateUtc="2026-08-24T02:58:00Z">
         <w:r>
           <w:rPr>
             <w:rFonts w:asciiTheme="majorHAnsi" w:hAnsiTheme="majorHAnsi" w:cstheme="majorHAnsi"/>
@@ -3195,39 +3186,17 @@
               </w:rPr>
             </w:rPrChange>
           </w:rPr>
-          <w:t>a vascular waterfall</w:t>
-        </w:r>
-      </w:ins>
-      <w:ins w:id="270" w:author="Gustavo Adolfo Garcia Chavez" w:date="2026-08-27T13:27:00Z" w16du:dateUtc="2026-08-27T18:27:00Z">
+          <w:t xml:space="preserve">.  Instead, the drop occurs because of </w:t>
+        </w:r>
+      </w:ins>
+      <w:ins w:id="270" w:author="neal chaisson" w:date="2026-08-22T08:50:00Z" w16du:dateUtc="2026-08-22T12:50:00Z">
         <w:r>
           <w:rPr>
             <w:rFonts w:asciiTheme="majorHAnsi" w:hAnsiTheme="majorHAnsi" w:cstheme="majorHAnsi"/>
             <w:color w:val="1A1D21"/>
             <w:sz w:val="22"/>
             <w:szCs w:val="22"/>
-          </w:rPr>
-          <w:t xml:space="preserve"> and a Starlin</w:t>
-        </w:r>
-      </w:ins>
-      <w:ins w:id="271" w:author="Gustavo Adolfo Garcia Chavez" w:date="2026-08-27T13:28:00Z" w16du:dateUtc="2026-08-27T18:28:00Z">
-        <w:r>
-          <w:rPr>
-            <w:rFonts w:asciiTheme="majorHAnsi" w:hAnsiTheme="majorHAnsi" w:cstheme="majorHAnsi"/>
-            <w:color w:val="1A1D21"/>
-            <w:sz w:val="22"/>
-            <w:szCs w:val="22"/>
-          </w:rPr>
-          <w:t>g Resistor behavior</w:t>
-        </w:r>
-      </w:ins>
-      <w:ins w:id="272" w:author="neal chaisson" w:date="2026-08-22T08:50:00Z" w16du:dateUtc="2026-08-22T12:50:00Z">
-        <w:r>
-          <w:rPr>
-            <w:rFonts w:asciiTheme="majorHAnsi" w:hAnsiTheme="majorHAnsi" w:cstheme="majorHAnsi"/>
-            <w:color w:val="1A1D21"/>
-            <w:sz w:val="22"/>
-            <w:szCs w:val="22"/>
-            <w:rPrChange w:id="273" w:author="neal chaisson" w:date="2026-08-23T23:06:00Z" w16du:dateUtc="2026-08-24T03:06:00Z">
+            <w:rPrChange w:id="271" w:author="neal chaisson" w:date="2026-08-23T23:06:00Z" w16du:dateUtc="2026-08-24T03:06:00Z">
               <w:rPr>
                 <w:rFonts w:ascii="Segoe UI" w:hAnsi="Segoe UI" w:cs="Segoe UI"/>
                 <w:color w:val="1A1D21"/>
@@ -3236,10 +3205,32 @@
               </w:rPr>
             </w:rPrChange>
           </w:rPr>
-          <w:t xml:space="preserve">, a region where flow </w:t>
-        </w:r>
-      </w:ins>
-      <w:ins w:id="274" w:author="neal chaisson" w:date="2026-08-23T22:59:00Z" w16du:dateUtc="2026-08-24T02:59:00Z">
+          <w:t>a vascular waterfall</w:t>
+        </w:r>
+      </w:ins>
+      <w:ins w:id="272" w:author="Gustavo Adolfo Garcia Chavez" w:date="2026-08-27T13:27:00Z" w16du:dateUtc="2026-08-27T18:27:00Z">
+        <w:r>
+          <w:rPr>
+            <w:rFonts w:asciiTheme="majorHAnsi" w:hAnsiTheme="majorHAnsi" w:cstheme="majorHAnsi"/>
+            <w:color w:val="1A1D21"/>
+            <w:sz w:val="22"/>
+            <w:szCs w:val="22"/>
+          </w:rPr>
+          <w:t xml:space="preserve"> and a Starlin</w:t>
+        </w:r>
+      </w:ins>
+      <w:ins w:id="273" w:author="Gustavo Adolfo Garcia Chavez" w:date="2026-08-27T13:28:00Z" w16du:dateUtc="2026-08-27T18:28:00Z">
+        <w:r>
+          <w:rPr>
+            <w:rFonts w:asciiTheme="majorHAnsi" w:hAnsiTheme="majorHAnsi" w:cstheme="majorHAnsi"/>
+            <w:color w:val="1A1D21"/>
+            <w:sz w:val="22"/>
+            <w:szCs w:val="22"/>
+          </w:rPr>
+          <w:t>g Resistor behavior</w:t>
+        </w:r>
+      </w:ins>
+      <w:ins w:id="274" w:author="neal chaisson" w:date="2026-08-22T08:50:00Z" w16du:dateUtc="2026-08-22T12:50:00Z">
         <w:r>
           <w:rPr>
             <w:rFonts w:asciiTheme="majorHAnsi" w:hAnsiTheme="majorHAnsi" w:cstheme="majorHAnsi"/>
@@ -3255,10 +3246,10 @@
               </w:rPr>
             </w:rPrChange>
           </w:rPr>
-          <w:t>is governed by a maximal gradi</w:t>
-        </w:r>
-      </w:ins>
-      <w:ins w:id="276" w:author="neal chaisson" w:date="2026-08-23T23:00:00Z" w16du:dateUtc="2026-08-24T03:00:00Z">
+          <w:t xml:space="preserve">, a region where flow </w:t>
+        </w:r>
+      </w:ins>
+      <w:ins w:id="276" w:author="neal chaisson" w:date="2026-08-23T22:59:00Z" w16du:dateUtc="2026-08-24T02:59:00Z">
         <w:r>
           <w:rPr>
             <w:rFonts w:asciiTheme="majorHAnsi" w:hAnsiTheme="majorHAnsi" w:cstheme="majorHAnsi"/>
@@ -3274,10 +3265,10 @@
               </w:rPr>
             </w:rPrChange>
           </w:rPr>
-          <w:t>ent which is dependent on the physical properties of the vessel, irrespective of the downstream pressure below the waterfall</w:t>
-        </w:r>
-      </w:ins>
-      <w:ins w:id="278" w:author="neal chaisson" w:date="2026-08-22T08:50:00Z" w16du:dateUtc="2026-08-22T12:50:00Z">
+          <w:t>is governed by a maximal gradi</w:t>
+        </w:r>
+      </w:ins>
+      <w:ins w:id="278" w:author="neal chaisson" w:date="2026-08-23T23:00:00Z" w16du:dateUtc="2026-08-24T03:00:00Z">
         <w:r>
           <w:rPr>
             <w:rFonts w:asciiTheme="majorHAnsi" w:hAnsiTheme="majorHAnsi" w:cstheme="majorHAnsi"/>
@@ -3293,10 +3284,10 @@
               </w:rPr>
             </w:rPrChange>
           </w:rPr>
-          <w:t xml:space="preserve">, </w:t>
-        </w:r>
-      </w:ins>
-      <w:ins w:id="280" w:author="neal chaisson" w:date="2026-08-22T08:51:00Z" w16du:dateUtc="2026-08-22T12:51:00Z">
+          <w:t>ent which is dependent on the physical properties of the vessel, irrespective of the downstream pressure below the waterfall</w:t>
+        </w:r>
+      </w:ins>
+      <w:ins w:id="280" w:author="neal chaisson" w:date="2026-08-22T08:50:00Z" w16du:dateUtc="2026-08-22T12:50:00Z">
         <w:r>
           <w:rPr>
             <w:rFonts w:asciiTheme="majorHAnsi" w:hAnsiTheme="majorHAnsi" w:cstheme="majorHAnsi"/>
@@ -3312,10 +3303,10 @@
               </w:rPr>
             </w:rPrChange>
           </w:rPr>
-          <w:t>[link to appropriate page describing this phenomenon]</w:t>
-        </w:r>
-      </w:ins>
-      <w:ins w:id="282" w:author="neal chaisson" w:date="2026-08-22T08:50:00Z" w16du:dateUtc="2026-08-22T12:50:00Z">
+          <w:t xml:space="preserve">, </w:t>
+        </w:r>
+      </w:ins>
+      <w:ins w:id="282" w:author="neal chaisson" w:date="2026-08-22T08:51:00Z" w16du:dateUtc="2026-08-22T12:51:00Z">
         <w:r>
           <w:rPr>
             <w:rFonts w:asciiTheme="majorHAnsi" w:hAnsiTheme="majorHAnsi" w:cstheme="majorHAnsi"/>
@@ -3331,10 +3322,10 @@
               </w:rPr>
             </w:rPrChange>
           </w:rPr>
-          <w:t xml:space="preserve">. </w:t>
-        </w:r>
-      </w:ins>
-      <w:ins w:id="284" w:author="neal chaisson" w:date="2026-08-22T08:53:00Z" w16du:dateUtc="2026-08-22T12:53:00Z">
+          <w:t>[link to appropriate page describing this phenomenon]</w:t>
+        </w:r>
+      </w:ins>
+      <w:ins w:id="284" w:author="neal chaisson" w:date="2026-08-22T08:50:00Z" w16du:dateUtc="2026-08-22T12:50:00Z">
         <w:r>
           <w:rPr>
             <w:rFonts w:asciiTheme="majorHAnsi" w:hAnsiTheme="majorHAnsi" w:cstheme="majorHAnsi"/>
@@ -3350,10 +3341,10 @@
               </w:rPr>
             </w:rPrChange>
           </w:rPr>
-          <w:t>Despite the waterfall effect, t</w:t>
-        </w:r>
-      </w:ins>
-      <w:ins w:id="286" w:author="neal chaisson" w:date="2026-08-22T08:54:00Z" w16du:dateUtc="2026-08-22T12:54:00Z">
+          <w:t xml:space="preserve">. </w:t>
+        </w:r>
+      </w:ins>
+      <w:ins w:id="286" w:author="neal chaisson" w:date="2026-08-22T08:53:00Z" w16du:dateUtc="2026-08-22T12:53:00Z">
         <w:r>
           <w:rPr>
             <w:rFonts w:asciiTheme="majorHAnsi" w:hAnsiTheme="majorHAnsi" w:cstheme="majorHAnsi"/>
@@ -3369,10 +3360,10 @@
               </w:rPr>
             </w:rPrChange>
           </w:rPr>
-          <w:t>he</w:t>
-        </w:r>
-      </w:ins>
-      <w:ins w:id="288" w:author="neal chaisson" w:date="2026-08-22T08:50:00Z" w16du:dateUtc="2026-08-22T12:50:00Z">
+          <w:t>Despite the waterfall effect, t</w:t>
+        </w:r>
+      </w:ins>
+      <w:ins w:id="288" w:author="neal chaisson" w:date="2026-08-22T08:54:00Z" w16du:dateUtc="2026-08-22T12:54:00Z">
         <w:r>
           <w:rPr>
             <w:rFonts w:asciiTheme="majorHAnsi" w:hAnsiTheme="majorHAnsi" w:cstheme="majorHAnsi"/>
@@ -3388,10 +3379,10 @@
               </w:rPr>
             </w:rPrChange>
           </w:rPr>
-          <w:t xml:space="preserve"> algebra above still holds and is still the right way to keep the interfaces in order. It is the interpretation</w:t>
-        </w:r>
-      </w:ins>
-      <w:ins w:id="290" w:author="neal chaisson" w:date="2026-08-22T08:54:00Z" w16du:dateUtc="2026-08-22T12:54:00Z">
+          <w:t>he</w:t>
+        </w:r>
+      </w:ins>
+      <w:ins w:id="290" w:author="neal chaisson" w:date="2026-08-22T08:50:00Z" w16du:dateUtc="2026-08-22T12:50:00Z">
         <w:r>
           <w:rPr>
             <w:rFonts w:asciiTheme="majorHAnsi" w:hAnsiTheme="majorHAnsi" w:cstheme="majorHAnsi"/>
@@ -3407,10 +3398,10 @@
               </w:rPr>
             </w:rPrChange>
           </w:rPr>
-          <w:t xml:space="preserve"> of how the waterfall affects flow</w:t>
-        </w:r>
-      </w:ins>
-      <w:ins w:id="292" w:author="neal chaisson" w:date="2026-08-22T08:50:00Z" w16du:dateUtc="2026-08-22T12:50:00Z">
+          <w:t xml:space="preserve"> algebra above still holds and is still the right way to keep the interfaces in order. It is the interpretation</w:t>
+        </w:r>
+      </w:ins>
+      <w:ins w:id="292" w:author="neal chaisson" w:date="2026-08-22T08:54:00Z" w16du:dateUtc="2026-08-22T12:54:00Z">
         <w:r>
           <w:rPr>
             <w:rFonts w:asciiTheme="majorHAnsi" w:hAnsiTheme="majorHAnsi" w:cstheme="majorHAnsi"/>
@@ -3426,10 +3417,10 @@
               </w:rPr>
             </w:rPrChange>
           </w:rPr>
-          <w:t xml:space="preserve"> that needs care</w:t>
-        </w:r>
-      </w:ins>
-      <w:ins w:id="294" w:author="neal chaisson" w:date="2026-08-23T23:02:00Z" w16du:dateUtc="2026-08-24T03:02:00Z">
+          <w:t xml:space="preserve"> of how the waterfall affects flow</w:t>
+        </w:r>
+      </w:ins>
+      <w:ins w:id="294" w:author="neal chaisson" w:date="2026-08-22T08:50:00Z" w16du:dateUtc="2026-08-22T12:50:00Z">
         <w:r>
           <w:rPr>
             <w:rFonts w:asciiTheme="majorHAnsi" w:hAnsiTheme="majorHAnsi" w:cstheme="majorHAnsi"/>
@@ -3445,10 +3436,10 @@
               </w:rPr>
             </w:rPrChange>
           </w:rPr>
-          <w:t xml:space="preserve">.  It is also important to understand how manipulations </w:t>
-        </w:r>
-      </w:ins>
-      <w:ins w:id="296" w:author="neal chaisson" w:date="2026-08-23T23:03:00Z" w16du:dateUtc="2026-08-24T03:03:00Z">
+          <w:t xml:space="preserve"> that needs care</w:t>
+        </w:r>
+      </w:ins>
+      <w:ins w:id="296" w:author="neal chaisson" w:date="2026-08-23T23:02:00Z" w16du:dateUtc="2026-08-24T03:02:00Z">
         <w:r>
           <w:rPr>
             <w:rFonts w:asciiTheme="majorHAnsi" w:hAnsiTheme="majorHAnsi" w:cstheme="majorHAnsi"/>
@@ -3464,10 +3455,10 @@
               </w:rPr>
             </w:rPrChange>
           </w:rPr>
-          <w:t>to Pcrit can affect hemodynamic perfusion significantly, despite seemingly inconsequential changes to the upstream MAP or the downstream RAP</w:t>
-        </w:r>
-      </w:ins>
-      <w:ins w:id="298" w:author="neal chaisson" w:date="2026-08-23T23:02:00Z" w16du:dateUtc="2026-08-24T03:02:00Z">
+          <w:t xml:space="preserve">.  It is also important to understand how manipulations </w:t>
+        </w:r>
+      </w:ins>
+      <w:ins w:id="298" w:author="neal chaisson" w:date="2026-08-23T23:03:00Z" w16du:dateUtc="2026-08-24T03:03:00Z">
         <w:r>
           <w:rPr>
             <w:rFonts w:asciiTheme="majorHAnsi" w:hAnsiTheme="majorHAnsi" w:cstheme="majorHAnsi"/>
@@ -3483,10 +3474,10 @@
               </w:rPr>
             </w:rPrChange>
           </w:rPr>
-          <w:t xml:space="preserve"> </w:t>
-        </w:r>
-      </w:ins>
-      <w:ins w:id="300" w:author="neal chaisson" w:date="2026-08-22T08:54:00Z" w16du:dateUtc="2026-08-22T12:54:00Z">
+          <w:t>to Pcrit can affect hemodynamic perfusion significantly, despite seemingly inconsequential changes to the upstream MAP or the downstream RAP</w:t>
+        </w:r>
+      </w:ins>
+      <w:ins w:id="300" w:author="neal chaisson" w:date="2026-08-23T23:02:00Z" w16du:dateUtc="2026-08-24T03:02:00Z">
         <w:r>
           <w:rPr>
             <w:rFonts w:asciiTheme="majorHAnsi" w:hAnsiTheme="majorHAnsi" w:cstheme="majorHAnsi"/>
@@ -3502,10 +3493,10 @@
               </w:rPr>
             </w:rPrChange>
           </w:rPr>
-          <w:t xml:space="preserve"> [link to I5]</w:t>
-        </w:r>
-      </w:ins>
-      <w:ins w:id="302" w:author="neal chaisson" w:date="2026-08-22T08:50:00Z" w16du:dateUtc="2026-08-22T12:50:00Z">
+          <w:t xml:space="preserve"> </w:t>
+        </w:r>
+      </w:ins>
+      <w:ins w:id="302" w:author="neal chaisson" w:date="2026-08-22T08:54:00Z" w16du:dateUtc="2026-08-22T12:54:00Z">
         <w:r>
           <w:rPr>
             <w:rFonts w:asciiTheme="majorHAnsi" w:hAnsiTheme="majorHAnsi" w:cstheme="majorHAnsi"/>
@@ -3521,6 +3512,25 @@
               </w:rPr>
             </w:rPrChange>
           </w:rPr>
+          <w:t xml:space="preserve"> [link to I5]</w:t>
+        </w:r>
+      </w:ins>
+      <w:ins w:id="304" w:author="neal chaisson" w:date="2026-08-22T08:50:00Z" w16du:dateUtc="2026-08-22T12:50:00Z">
+        <w:r>
+          <w:rPr>
+            <w:rFonts w:asciiTheme="majorHAnsi" w:hAnsiTheme="majorHAnsi" w:cstheme="majorHAnsi"/>
+            <w:color w:val="1A1D21"/>
+            <w:sz w:val="22"/>
+            <w:szCs w:val="22"/>
+            <w:rPrChange w:id="305" w:author="neal chaisson" w:date="2026-08-23T23:06:00Z" w16du:dateUtc="2026-08-24T03:06:00Z">
+              <w:rPr>
+                <w:rFonts w:ascii="Segoe UI" w:hAnsi="Segoe UI" w:cs="Segoe UI"/>
+                <w:color w:val="1A1D21"/>
+                <w:sz w:val="26"/>
+                <w:szCs w:val="26"/>
+              </w:rPr>
+            </w:rPrChange>
+          </w:rPr>
           <w:t>.</w:t>
         </w:r>
       </w:ins>
@@ -3532,34 +3542,15 @@
         <w:spacing w:before="0" w:beforeAutospacing="0" w:after="210" w:afterAutospacing="0"/>
         <w:rPr>
           <w:rFonts w:asciiTheme="majorHAnsi" w:hAnsiTheme="majorHAnsi" w:cstheme="majorHAnsi"/>
-          <w:rPrChange w:id="304" w:author="neal chaisson" w:date="2026-08-23T23:06:00Z" w16du:dateUtc="2026-08-24T03:06:00Z">
+          <w:rPrChange w:id="306" w:author="neal chaisson" w:date="2026-08-23T23:06:00Z" w16du:dateUtc="2026-08-24T03:06:00Z">
             <w:rPr/>
           </w:rPrChange>
         </w:rPr>
-        <w:pPrChange w:id="305" w:author="neal chaisson" w:date="2026-08-22T08:55:00Z" w16du:dateUtc="2026-08-22T12:55:00Z">
+        <w:pPrChange w:id="307" w:author="neal chaisson" w:date="2026-08-22T08:55:00Z" w16du:dateUtc="2026-08-22T12:55:00Z">
           <w:pPr/>
         </w:pPrChange>
       </w:pPr>
-      <w:ins w:id="306" w:author="neal chaisson" w:date="2026-08-22T08:50:00Z" w16du:dateUtc="2026-08-22T12:50:00Z">
-        <w:r>
-          <w:rPr>
-            <w:rFonts w:asciiTheme="majorHAnsi" w:hAnsiTheme="majorHAnsi" w:cstheme="majorHAnsi"/>
-            <w:color w:val="1A1D21"/>
-            <w:sz w:val="22"/>
-            <w:szCs w:val="22"/>
-            <w:rPrChange w:id="307" w:author="neal chaisson" w:date="2026-08-23T23:06:00Z" w16du:dateUtc="2026-08-24T03:06:00Z">
-              <w:rPr>
-                <w:rFonts w:ascii="Segoe UI" w:hAnsi="Segoe UI" w:cs="Segoe UI"/>
-                <w:color w:val="1A1D21"/>
-                <w:sz w:val="26"/>
-                <w:szCs w:val="26"/>
-              </w:rPr>
-            </w:rPrChange>
-          </w:rPr>
-          <w:t xml:space="preserve">This is </w:t>
-        </w:r>
-      </w:ins>
-      <w:ins w:id="308" w:author="neal chaisson" w:date="2026-08-23T23:03:00Z" w16du:dateUtc="2026-08-24T03:03:00Z">
+      <w:ins w:id="308" w:author="neal chaisson" w:date="2026-08-22T08:50:00Z" w16du:dateUtc="2026-08-22T12:50:00Z">
         <w:r>
           <w:rPr>
             <w:rFonts w:asciiTheme="majorHAnsi" w:hAnsiTheme="majorHAnsi" w:cstheme="majorHAnsi"/>
@@ -3575,10 +3566,10 @@
               </w:rPr>
             </w:rPrChange>
           </w:rPr>
-          <w:t xml:space="preserve">also </w:t>
-        </w:r>
-      </w:ins>
-      <w:ins w:id="310" w:author="neal chaisson" w:date="2026-08-22T08:50:00Z" w16du:dateUtc="2026-08-22T12:50:00Z">
+          <w:t xml:space="preserve">This is </w:t>
+        </w:r>
+      </w:ins>
+      <w:ins w:id="310" w:author="neal chaisson" w:date="2026-08-23T23:03:00Z" w16du:dateUtc="2026-08-24T03:03:00Z">
         <w:r>
           <w:rPr>
             <w:rFonts w:asciiTheme="majorHAnsi" w:hAnsiTheme="majorHAnsi" w:cstheme="majorHAnsi"/>
@@ -3594,10 +3585,10 @@
               </w:rPr>
             </w:rPrChange>
           </w:rPr>
-          <w:t xml:space="preserve">why measuring the mean arterial pressure and a right atrial pressure </w:t>
-        </w:r>
-      </w:ins>
-      <w:ins w:id="312" w:author="neal chaisson" w:date="2026-08-23T23:04:00Z" w16du:dateUtc="2026-08-24T03:04:00Z">
+          <w:t xml:space="preserve">also </w:t>
+        </w:r>
+      </w:ins>
+      <w:ins w:id="312" w:author="neal chaisson" w:date="2026-08-22T08:50:00Z" w16du:dateUtc="2026-08-22T12:50:00Z">
         <w:r>
           <w:rPr>
             <w:rFonts w:asciiTheme="majorHAnsi" w:hAnsiTheme="majorHAnsi" w:cstheme="majorHAnsi"/>
@@ -3613,10 +3604,10 @@
               </w:rPr>
             </w:rPrChange>
           </w:rPr>
-          <w:t>gradient</w:t>
-        </w:r>
-      </w:ins>
-      <w:ins w:id="314" w:author="neal chaisson" w:date="2026-08-22T08:50:00Z" w16du:dateUtc="2026-08-22T12:50:00Z">
+          <w:t xml:space="preserve">why measuring the mean arterial pressure and a right atrial pressure </w:t>
+        </w:r>
+      </w:ins>
+      <w:ins w:id="314" w:author="neal chaisson" w:date="2026-08-23T23:04:00Z" w16du:dateUtc="2026-08-24T03:04:00Z">
         <w:r>
           <w:rPr>
             <w:rFonts w:asciiTheme="majorHAnsi" w:hAnsiTheme="majorHAnsi" w:cstheme="majorHAnsi"/>
@@ -3632,10 +3623,10 @@
               </w:rPr>
             </w:rPrChange>
           </w:rPr>
-          <w:t>, tells you the total but not the distribution</w:t>
-        </w:r>
-      </w:ins>
-      <w:ins w:id="316" w:author="neal chaisson" w:date="2026-08-22T08:55:00Z" w16du:dateUtc="2026-08-22T12:55:00Z">
+          <w:t>gradient</w:t>
+        </w:r>
+      </w:ins>
+      <w:ins w:id="316" w:author="neal chaisson" w:date="2026-08-22T08:50:00Z" w16du:dateUtc="2026-08-22T12:50:00Z">
         <w:r>
           <w:rPr>
             <w:rFonts w:asciiTheme="majorHAnsi" w:hAnsiTheme="majorHAnsi" w:cstheme="majorHAnsi"/>
@@ -3651,10 +3642,10 @@
               </w:rPr>
             </w:rPrChange>
           </w:rPr>
-          <w:t xml:space="preserve"> within the circuit</w:t>
-        </w:r>
-      </w:ins>
-      <w:ins w:id="318" w:author="neal chaisson" w:date="2026-08-22T08:50:00Z" w16du:dateUtc="2026-08-22T12:50:00Z">
+          <w:t>, tells you the total but not the distribution</w:t>
+        </w:r>
+      </w:ins>
+      <w:ins w:id="318" w:author="neal chaisson" w:date="2026-08-22T08:55:00Z" w16du:dateUtc="2026-08-22T12:55:00Z">
         <w:r>
           <w:rPr>
             <w:rFonts w:asciiTheme="majorHAnsi" w:hAnsiTheme="majorHAnsi" w:cstheme="majorHAnsi"/>
@@ -3670,16 +3661,35 @@
               </w:rPr>
             </w:rPrChange>
           </w:rPr>
+          <w:t xml:space="preserve"> within the circuit</w:t>
+        </w:r>
+      </w:ins>
+      <w:ins w:id="320" w:author="neal chaisson" w:date="2026-08-22T08:50:00Z" w16du:dateUtc="2026-08-22T12:50:00Z">
+        <w:r>
+          <w:rPr>
+            <w:rFonts w:asciiTheme="majorHAnsi" w:hAnsiTheme="majorHAnsi" w:cstheme="majorHAnsi"/>
+            <w:color w:val="1A1D21"/>
+            <w:sz w:val="22"/>
+            <w:szCs w:val="22"/>
+            <w:rPrChange w:id="321" w:author="neal chaisson" w:date="2026-08-23T23:06:00Z" w16du:dateUtc="2026-08-24T03:06:00Z">
+              <w:rPr>
+                <w:rFonts w:ascii="Segoe UI" w:hAnsi="Segoe UI" w:cs="Segoe UI"/>
+                <w:color w:val="1A1D21"/>
+                <w:sz w:val="26"/>
+                <w:szCs w:val="26"/>
+              </w:rPr>
+            </w:rPrChange>
+          </w:rPr>
           <w:t xml:space="preserve">. </w:t>
         </w:r>
       </w:ins>
-      <w:del w:id="320" w:author="neal chaisson" w:date="2026-08-22T08:55:00Z" w16du:dateUtc="2026-08-22T12:55:00Z">
+      <w:del w:id="322" w:author="neal chaisson" w:date="2026-08-22T08:55:00Z" w16du:dateUtc="2026-08-22T12:55:00Z">
         <w:r>
           <w:rPr>
             <w:rFonts w:asciiTheme="majorHAnsi" w:hAnsiTheme="majorHAnsi" w:cstheme="majorHAnsi"/>
             <w:sz w:val="22"/>
             <w:szCs w:val="22"/>
-            <w:rPrChange w:id="321" w:author="neal chaisson" w:date="2026-08-23T23:06:00Z" w16du:dateUtc="2026-08-24T03:06:00Z">
+            <w:rPrChange w:id="323" w:author="neal chaisson" w:date="2026-08-23T23:06:00Z" w16du:dateUtc="2026-08-24T03:06:00Z">
               <w:rPr/>
             </w:rPrChange>
           </w:rPr>
@@ -3691,19 +3701,19 @@
           <w:rFonts w:asciiTheme="majorHAnsi" w:hAnsiTheme="majorHAnsi" w:cstheme="majorHAnsi"/>
           <w:sz w:val="22"/>
           <w:szCs w:val="22"/>
-          <w:rPrChange w:id="322" w:author="neal chaisson" w:date="2026-08-23T23:06:00Z" w16du:dateUtc="2026-08-24T03:06:00Z">
+          <w:rPrChange w:id="324" w:author="neal chaisson" w:date="2026-08-23T23:06:00Z" w16du:dateUtc="2026-08-24T03:06:00Z">
             <w:rPr/>
           </w:rPrChange>
         </w:rPr>
         <w:t xml:space="preserve">Two patients with identical MAP and identical RAP can have completely different splits of that gradient across the three interfaces, and the split is </w:t>
       </w:r>
-      <w:ins w:id="323" w:author="neal chaisson" w:date="2026-08-22T08:42:00Z" w16du:dateUtc="2026-08-22T12:42:00Z">
+      <w:ins w:id="325" w:author="neal chaisson" w:date="2026-08-22T08:42:00Z" w16du:dateUtc="2026-08-22T12:42:00Z">
         <w:r>
           <w:rPr>
             <w:rFonts w:asciiTheme="majorHAnsi" w:hAnsiTheme="majorHAnsi" w:cstheme="majorHAnsi"/>
             <w:sz w:val="22"/>
             <w:szCs w:val="22"/>
-            <w:rPrChange w:id="324" w:author="neal chaisson" w:date="2026-08-23T23:06:00Z" w16du:dateUtc="2026-08-24T03:06:00Z">
+            <w:rPrChange w:id="326" w:author="neal chaisson" w:date="2026-08-23T23:06:00Z" w16du:dateUtc="2026-08-24T03:06:00Z">
               <w:rPr/>
             </w:rPrChange>
           </w:rPr>
@@ -3715,19 +3725,19 @@
           <w:rFonts w:asciiTheme="majorHAnsi" w:hAnsiTheme="majorHAnsi" w:cstheme="majorHAnsi"/>
           <w:sz w:val="22"/>
           <w:szCs w:val="22"/>
-          <w:rPrChange w:id="325" w:author="neal chaisson" w:date="2026-08-23T23:06:00Z" w16du:dateUtc="2026-08-24T03:06:00Z">
+          <w:rPrChange w:id="327" w:author="neal chaisson" w:date="2026-08-23T23:06:00Z" w16du:dateUtc="2026-08-24T03:06:00Z">
             <w:rPr/>
           </w:rPrChange>
         </w:rPr>
         <w:t>the diagnosis</w:t>
       </w:r>
-      <w:ins w:id="326" w:author="neal chaisson" w:date="2026-08-22T08:42:00Z" w16du:dateUtc="2026-08-22T12:42:00Z">
+      <w:ins w:id="328" w:author="neal chaisson" w:date="2026-08-22T08:42:00Z" w16du:dateUtc="2026-08-22T12:42:00Z">
         <w:r>
           <w:rPr>
             <w:rFonts w:asciiTheme="majorHAnsi" w:hAnsiTheme="majorHAnsi" w:cstheme="majorHAnsi"/>
             <w:sz w:val="22"/>
             <w:szCs w:val="22"/>
-            <w:rPrChange w:id="327" w:author="neal chaisson" w:date="2026-08-23T23:06:00Z" w16du:dateUtc="2026-08-24T03:06:00Z">
+            <w:rPrChange w:id="329" w:author="neal chaisson" w:date="2026-08-23T23:06:00Z" w16du:dateUtc="2026-08-24T03:06:00Z">
               <w:rPr/>
             </w:rPrChange>
           </w:rPr>
@@ -3739,26 +3749,13 @@
           <w:rFonts w:asciiTheme="majorHAnsi" w:hAnsiTheme="majorHAnsi" w:cstheme="majorHAnsi"/>
           <w:sz w:val="22"/>
           <w:szCs w:val="22"/>
-          <w:rPrChange w:id="328" w:author="neal chaisson" w:date="2026-08-23T23:06:00Z" w16du:dateUtc="2026-08-24T03:06:00Z">
+          <w:rPrChange w:id="330" w:author="neal chaisson" w:date="2026-08-23T23:06:00Z" w16du:dateUtc="2026-08-24T03:06:00Z">
             <w:rPr/>
           </w:rPrChange>
         </w:rPr>
         <w:t>.</w:t>
       </w:r>
-      <w:del w:id="329" w:author="neal chaisson" w:date="2026-08-23T23:05:00Z" w16du:dateUtc="2026-08-24T03:05:00Z">
-        <w:r>
-          <w:rPr>
-            <w:rFonts w:asciiTheme="majorHAnsi" w:hAnsiTheme="majorHAnsi" w:cstheme="majorHAnsi"/>
-            <w:sz w:val="22"/>
-            <w:szCs w:val="22"/>
-            <w:rPrChange w:id="330" w:author="neal chaisson" w:date="2026-08-23T23:06:00Z" w16du:dateUtc="2026-08-24T03:06:00Z">
-              <w:rPr/>
-            </w:rPrChange>
-          </w:rPr>
-          <w:delText xml:space="preserve"> The interfaces are separated in the model </w:delText>
-        </w:r>
-      </w:del>
-      <w:del w:id="331" w:author="neal chaisson" w:date="2026-08-22T08:42:00Z" w16du:dateUtc="2026-08-22T12:42:00Z">
+      <w:del w:id="331" w:author="neal chaisson" w:date="2026-08-23T23:05:00Z" w16du:dateUtc="2026-08-24T03:05:00Z">
         <w:r>
           <w:rPr>
             <w:rFonts w:asciiTheme="majorHAnsi" w:hAnsiTheme="majorHAnsi" w:cstheme="majorHAnsi"/>
@@ -3768,10 +3765,10 @@
               <w:rPr/>
             </w:rPrChange>
           </w:rPr>
-          <w:delText>precisely because t</w:delText>
+          <w:delText xml:space="preserve"> The interfaces are separated in the model </w:delText>
         </w:r>
       </w:del>
-      <w:del w:id="333" w:author="neal chaisson" w:date="2026-08-23T23:05:00Z" w16du:dateUtc="2026-08-24T03:05:00Z">
+      <w:del w:id="333" w:author="neal chaisson" w:date="2026-08-22T08:42:00Z" w16du:dateUtc="2026-08-22T12:42:00Z">
         <w:r>
           <w:rPr>
             <w:rFonts w:asciiTheme="majorHAnsi" w:hAnsiTheme="majorHAnsi" w:cstheme="majorHAnsi"/>
@@ -3781,24 +3778,37 @@
               <w:rPr/>
             </w:rPrChange>
           </w:rPr>
+          <w:delText>precisely because t</w:delText>
+        </w:r>
+      </w:del>
+      <w:del w:id="335" w:author="neal chaisson" w:date="2026-08-23T23:05:00Z" w16du:dateUtc="2026-08-24T03:05:00Z">
+        <w:r>
+          <w:rPr>
+            <w:rFonts w:asciiTheme="majorHAnsi" w:hAnsiTheme="majorHAnsi" w:cstheme="majorHAnsi"/>
+            <w:sz w:val="22"/>
+            <w:szCs w:val="22"/>
+            <w:rPrChange w:id="336" w:author="neal chaisson" w:date="2026-08-23T23:06:00Z" w16du:dateUtc="2026-08-24T03:06:00Z">
+              <w:rPr/>
+            </w:rPrChange>
+          </w:rPr>
           <w:delText>hey cannot be separated by the two pressures we routinely measure.</w:delText>
         </w:r>
       </w:del>
     </w:p>
     <w:p>
       <w:pPr>
-        <w:pStyle w:val="Ttulo3"/>
+        <w:pStyle w:val="Heading3"/>
         <w:shd w:val="clear" w:color="auto" w:fill="FAF9F7"/>
         <w:spacing w:before="330" w:after="60"/>
         <w:rPr>
-          <w:ins w:id="335" w:author="neal chaisson" w:date="2026-08-23T23:06:00Z" w16du:dateUtc="2026-08-24T03:06:00Z"/>
+          <w:ins w:id="337" w:author="neal chaisson" w:date="2026-08-23T23:06:00Z" w16du:dateUtc="2026-08-24T03:06:00Z"/>
           <w:rFonts w:ascii="Segoe UI" w:hAnsi="Segoe UI" w:cs="Segoe UI"/>
           <w:color w:val="1F3A5F"/>
           <w:sz w:val="26"/>
           <w:szCs w:val="26"/>
         </w:rPr>
       </w:pPr>
-      <w:ins w:id="336" w:author="neal chaisson" w:date="2026-08-23T23:06:00Z" w16du:dateUtc="2026-08-24T03:06:00Z">
+      <w:ins w:id="338" w:author="neal chaisson" w:date="2026-08-23T23:06:00Z" w16du:dateUtc="2026-08-24T03:06:00Z">
         <w:r>
           <w:rPr>
             <w:rFonts w:ascii="Segoe UI" w:hAnsi="Segoe UI" w:cs="Segoe UI"/>
@@ -3814,7 +3824,7 @@
       <w:r>
         <w:rPr>
           <w:rFonts w:asciiTheme="majorHAnsi" w:hAnsiTheme="majorHAnsi" w:cstheme="majorHAnsi"/>
-          <w:rPrChange w:id="337" w:author="neal chaisson" w:date="2026-08-23T23:06:00Z" w16du:dateUtc="2026-08-24T03:06:00Z">
+          <w:rPrChange w:id="339" w:author="neal chaisson" w:date="2026-08-23T23:06:00Z" w16du:dateUtc="2026-08-24T03:06:00Z">
             <w:rPr/>
           </w:rPrChange>
         </w:rPr>
@@ -3827,7 +3837,7 @@
         <w:lastRenderedPageBreak/>
         <w:t>heart. That single shared term is what makes a right-sided problem present as a left-sided one</w:t>
       </w:r>
-      <w:ins w:id="338" w:author="neal chaisson" w:date="2026-08-22T08:43:00Z" w16du:dateUtc="2026-08-22T12:43:00Z">
+      <w:ins w:id="340" w:author="neal chaisson" w:date="2026-08-22T08:43:00Z" w16du:dateUtc="2026-08-22T12:43:00Z">
         <w:r>
           <w:t xml:space="preserve"> too</w:t>
         </w:r>
@@ -3835,17 +3845,17 @@
       <w:r>
         <w:t xml:space="preserve">. A right ventricle that cannot generate flow across a high pulmonary vascular resistance limits left ventricular filling, and no amount of left-sided contractility </w:t>
       </w:r>
-      <w:del w:id="339" w:author="neal chaisson" w:date="2026-08-22T08:43:00Z" w16du:dateUtc="2026-08-22T12:43:00Z">
+      <w:del w:id="341" w:author="neal chaisson" w:date="2026-08-22T08:43:00Z" w16du:dateUtc="2026-08-22T12:43:00Z">
         <w:r>
           <w:delText xml:space="preserve">recovers </w:delText>
         </w:r>
       </w:del>
-      <w:ins w:id="340" w:author="neal chaisson" w:date="2026-08-22T08:43:00Z" w16du:dateUtc="2026-08-22T12:43:00Z">
+      <w:ins w:id="342" w:author="neal chaisson" w:date="2026-08-22T08:43:00Z" w16du:dateUtc="2026-08-22T12:43:00Z">
         <w:r>
           <w:t>can overcome that</w:t>
         </w:r>
       </w:ins>
-      <w:del w:id="341" w:author="neal chaisson" w:date="2026-08-22T08:43:00Z" w16du:dateUtc="2026-08-22T12:43:00Z">
+      <w:del w:id="343" w:author="neal chaisson" w:date="2026-08-22T08:43:00Z" w16du:dateUtc="2026-08-22T12:43:00Z">
         <w:r>
           <w:delText>it</w:delText>
         </w:r>
@@ -3858,7 +3868,7 @@
       <w:r>
         <w:t>Rola and colleagues formalized this reading of the model, arguing that shock should be approached interface by interface and that therapy should target the weakest link rather than a population-level pressure target</w:t>
       </w:r>
-      <w:ins w:id="342" w:author="neal chaisson" w:date="2026-08-27T08:15:00Z" w16du:dateUtc="2026-08-27T12:15:00Z">
+      <w:ins w:id="344" w:author="neal chaisson" w:date="2026-08-27T08:15:00Z" w16du:dateUtc="2026-08-27T12:15:00Z">
         <w:r>
           <w:t xml:space="preserve"> (ie: MAP &gt;60-65)</w:t>
         </w:r>
@@ -3866,7 +3876,7 @@
       <w:r>
         <w:t>. Their worked example is instructive: a patient with a hyperdynamic left ventricle and a persistently low stroke volume in whom neither vasopressor titration nor fluid loading restored perfusion</w:t>
       </w:r>
-      <w:del w:id="343" w:author="neal chaisson" w:date="2026-08-27T08:16:00Z" w16du:dateUtc="2026-08-27T12:16:00Z">
+      <w:del w:id="345" w:author="neal chaisson" w:date="2026-08-27T08:16:00Z" w16du:dateUtc="2026-08-27T12:16:00Z">
         <w:r>
           <w:delText>,</w:delText>
         </w:r>
@@ -3879,7 +3889,7 @@
       <w:r>
         <w:t xml:space="preserve">One final structural point. The thoracic cavity contains both </w:t>
       </w:r>
-      <w:ins w:id="344" w:author="neal chaisson" w:date="2026-08-22T08:56:00Z" w16du:dateUtc="2026-08-22T12:56:00Z">
+      <w:ins w:id="346" w:author="neal chaisson" w:date="2026-08-22T08:56:00Z" w16du:dateUtc="2026-08-22T12:56:00Z">
         <w:r>
           <w:t xml:space="preserve">the right and left </w:t>
         </w:r>
@@ -3887,7 +3897,7 @@
       <w:r>
         <w:t>heart</w:t>
       </w:r>
-      <w:del w:id="345" w:author="neal chaisson" w:date="2026-08-22T08:56:00Z" w16du:dateUtc="2026-08-22T12:56:00Z">
+      <w:del w:id="347" w:author="neal chaisson" w:date="2026-08-22T08:56:00Z" w16du:dateUtc="2026-08-22T12:56:00Z">
         <w:r>
           <w:delText>s</w:delText>
         </w:r>
@@ -3895,12 +3905,12 @@
       <w:r>
         <w:t xml:space="preserve"> and the entire pulmonary circuit, and every breath, spontaneous or mechanical, changes the pressure surrounding all of them at </w:t>
       </w:r>
-      <w:del w:id="346" w:author="neal chaisson" w:date="2026-08-22T08:56:00Z" w16du:dateUtc="2026-08-22T12:56:00Z">
+      <w:del w:id="348" w:author="neal chaisson" w:date="2026-08-22T08:56:00Z" w16du:dateUtc="2026-08-22T12:56:00Z">
         <w:r>
           <w:delText>once</w:delText>
         </w:r>
       </w:del>
-      <w:ins w:id="347" w:author="neal chaisson" w:date="2026-08-22T08:56:00Z" w16du:dateUtc="2026-08-22T12:56:00Z">
+      <w:ins w:id="349" w:author="neal chaisson" w:date="2026-08-22T08:56:00Z" w16du:dateUtc="2026-08-22T12:56:00Z">
         <w:r>
           <w:t>the same time</w:t>
         </w:r>
@@ -3908,7 +3918,7 @@
       <w:r>
         <w:t xml:space="preserve">. Heart-lung interaction is </w:t>
       </w:r>
-      <w:del w:id="348" w:author="neal chaisson" w:date="2026-08-22T08:57:00Z" w16du:dateUtc="2026-08-22T12:57:00Z">
+      <w:del w:id="350" w:author="neal chaisson" w:date="2026-08-22T08:57:00Z" w16du:dateUtc="2026-08-22T12:57:00Z">
         <w:r>
           <w:delText xml:space="preserve">therefore not a fifth interface and not a later topic. It is </w:delText>
         </w:r>
@@ -3916,12 +3926,12 @@
       <w:r>
         <w:t>a perturbation applied simultaneously to Interfaces I, III and IV</w:t>
       </w:r>
-      <w:del w:id="349" w:author="neal chaisson" w:date="2026-08-22T08:58:00Z" w16du:dateUtc="2026-08-22T12:58:00Z">
+      <w:del w:id="351" w:author="neal chaisson" w:date="2026-08-22T08:58:00Z" w16du:dateUtc="2026-08-22T12:58:00Z">
         <w:r>
           <w:delText>, which is why it can be used as a diagnostic probe rather than merely tolerated as noise. That probe is the subject of</w:delText>
         </w:r>
       </w:del>
-      <w:ins w:id="350" w:author="neal chaisson" w:date="2026-08-22T08:58:00Z" w16du:dateUtc="2026-08-22T12:58:00Z">
+      <w:ins w:id="352" w:author="neal chaisson" w:date="2026-08-22T08:58:00Z" w16du:dateUtc="2026-08-22T12:58:00Z">
         <w:r>
           <w:t>.  We explore this further in</w:t>
         </w:r>
@@ -3932,12 +3942,12 @@
     </w:p>
     <w:p>
       <w:pPr>
-        <w:pStyle w:val="Ttulo2"/>
+        <w:pStyle w:val="Heading2"/>
       </w:pPr>
       <w:r>
         <w:t xml:space="preserve">Principle 2: the </w:t>
       </w:r>
-      <w:ins w:id="351" w:author="neal chaisson" w:date="2026-08-23T22:53:00Z" w16du:dateUtc="2026-08-24T02:53:00Z">
+      <w:ins w:id="353" w:author="neal chaisson" w:date="2026-08-23T22:53:00Z" w16du:dateUtc="2026-08-24T02:53:00Z">
         <w:r>
           <w:t xml:space="preserve">circulation </w:t>
         </w:r>
@@ -3950,7 +3960,7 @@
       <w:r>
         <w:t>The second principle is a conservation statement</w:t>
       </w:r>
-      <w:del w:id="352" w:author="neal chaisson" w:date="2026-08-23T23:10:00Z" w16du:dateUtc="2026-08-24T03:10:00Z">
+      <w:del w:id="354" w:author="neal chaisson" w:date="2026-08-23T23:10:00Z" w16du:dateUtc="2026-08-24T03:10:00Z">
         <w:r>
           <w:delText>, and conservation statements are the strongest claims in physiology because they do not depend on any mechanism being true</w:delText>
         </w:r>
@@ -3958,7 +3968,7 @@
       <w:r>
         <w:t xml:space="preserve">. The circulation is </w:t>
       </w:r>
-      <w:ins w:id="353" w:author="neal chaisson" w:date="2026-08-22T08:59:00Z" w16du:dateUtc="2026-08-22T12:59:00Z">
+      <w:ins w:id="355" w:author="neal chaisson" w:date="2026-08-22T08:59:00Z" w16du:dateUtc="2026-08-22T12:59:00Z">
         <w:r>
           <w:t xml:space="preserve">a </w:t>
         </w:r>
@@ -3966,7 +3976,7 @@
       <w:r>
         <w:t>closed</w:t>
       </w:r>
-      <w:ins w:id="354" w:author="neal chaisson" w:date="2026-08-22T08:59:00Z" w16du:dateUtc="2026-08-22T12:59:00Z">
+      <w:ins w:id="356" w:author="neal chaisson" w:date="2026-08-22T08:59:00Z" w16du:dateUtc="2026-08-22T12:59:00Z">
         <w:r>
           <w:t xml:space="preserve"> loop system</w:t>
         </w:r>
@@ -3978,33 +3988,33 @@
     <w:p>
       <w:pPr>
         <w:rPr>
-          <w:ins w:id="355" w:author="neal chaisson" w:date="2026-08-22T15:22:00Z" w16du:dateUtc="2026-08-22T19:22:00Z"/>
+          <w:ins w:id="357" w:author="neal chaisson" w:date="2026-08-22T15:22:00Z" w16du:dateUtc="2026-08-22T19:22:00Z"/>
         </w:rPr>
       </w:pPr>
       <w:r>
         <w:t xml:space="preserve">The Novice </w:t>
       </w:r>
-      <w:del w:id="356" w:author="neal chaisson" w:date="2026-08-23T23:10:00Z" w16du:dateUtc="2026-08-24T03:10:00Z">
+      <w:del w:id="358" w:author="neal chaisson" w:date="2026-08-23T23:10:00Z" w16du:dateUtc="2026-08-24T03:10:00Z">
         <w:r>
           <w:delText xml:space="preserve">treatment </w:delText>
         </w:r>
       </w:del>
-      <w:ins w:id="357" w:author="neal chaisson" w:date="2026-08-23T23:10:00Z" w16du:dateUtc="2026-08-24T03:10:00Z">
+      <w:ins w:id="359" w:author="neal chaisson" w:date="2026-08-23T23:10:00Z" w16du:dateUtc="2026-08-24T03:10:00Z">
         <w:r>
           <w:t xml:space="preserve">modules </w:t>
         </w:r>
       </w:ins>
-      <w:del w:id="358" w:author="neal chaisson" w:date="2026-08-22T08:59:00Z" w16du:dateUtc="2026-08-22T12:59:00Z">
+      <w:del w:id="360" w:author="neal chaisson" w:date="2026-08-22T08:59:00Z" w16du:dateUtc="2026-08-22T12:59:00Z">
         <w:r>
           <w:delText>stopped there</w:delText>
         </w:r>
       </w:del>
-      <w:ins w:id="359" w:author="neal chaisson" w:date="2026-08-22T08:59:00Z" w16du:dateUtc="2026-08-22T12:59:00Z">
+      <w:ins w:id="361" w:author="neal chaisson" w:date="2026-08-22T08:59:00Z" w16du:dateUtc="2026-08-22T12:59:00Z">
         <w:r>
           <w:t xml:space="preserve">explored this concept in its infancy by connecting </w:t>
         </w:r>
       </w:ins>
-      <w:ins w:id="360" w:author="neal chaisson" w:date="2026-08-22T09:00:00Z" w16du:dateUtc="2026-08-22T13:00:00Z">
+      <w:ins w:id="362" w:author="neal chaisson" w:date="2026-08-22T09:00:00Z" w16du:dateUtc="2026-08-22T13:00:00Z">
         <w:r>
           <w:t>equations through a common denominator of cardiac output [link to appropriate novice module here]</w:t>
         </w:r>
@@ -4012,12 +4022,12 @@
       <w:r>
         <w:t xml:space="preserve">. Three refinements </w:t>
       </w:r>
-      <w:del w:id="361" w:author="neal chaisson" w:date="2026-08-22T09:00:00Z" w16du:dateUtc="2026-08-22T13:00:00Z">
+      <w:del w:id="363" w:author="neal chaisson" w:date="2026-08-22T09:00:00Z" w16du:dateUtc="2026-08-22T13:00:00Z">
         <w:r>
           <w:delText xml:space="preserve">make </w:delText>
         </w:r>
       </w:del>
-      <w:ins w:id="362" w:author="neal chaisson" w:date="2026-08-22T09:00:00Z" w16du:dateUtc="2026-08-22T13:00:00Z">
+      <w:ins w:id="364" w:author="neal chaisson" w:date="2026-08-22T09:00:00Z" w16du:dateUtc="2026-08-22T13:00:00Z">
         <w:r>
           <w:t xml:space="preserve">improve upon </w:t>
         </w:r>
@@ -4025,7 +4035,7 @@
       <w:r>
         <w:t>the principle</w:t>
       </w:r>
-      <w:del w:id="363" w:author="neal chaisson" w:date="2026-08-22T09:00:00Z" w16du:dateUtc="2026-08-22T13:00:00Z">
+      <w:del w:id="365" w:author="neal chaisson" w:date="2026-08-22T09:00:00Z" w16du:dateUtc="2026-08-22T13:00:00Z">
         <w:r>
           <w:delText xml:space="preserve"> usable</w:delText>
         </w:r>
@@ -4036,18 +4046,18 @@
     </w:p>
     <w:p>
       <w:pPr>
-        <w:pStyle w:val="Ttulo3"/>
+        <w:pStyle w:val="Heading3"/>
         <w:shd w:val="clear" w:color="auto" w:fill="FAF9F7"/>
         <w:spacing w:before="330" w:after="60"/>
         <w:rPr>
-          <w:ins w:id="364" w:author="neal chaisson" w:date="2026-08-22T15:22:00Z" w16du:dateUtc="2026-08-22T19:22:00Z"/>
+          <w:ins w:id="366" w:author="neal chaisson" w:date="2026-08-22T15:22:00Z" w16du:dateUtc="2026-08-22T19:22:00Z"/>
           <w:rFonts w:ascii="Segoe UI" w:hAnsi="Segoe UI" w:cs="Segoe UI"/>
           <w:color w:val="1F3A5F"/>
           <w:sz w:val="26"/>
           <w:szCs w:val="26"/>
         </w:rPr>
       </w:pPr>
-      <w:ins w:id="365" w:author="neal chaisson" w:date="2026-08-22T15:22:00Z" w16du:dateUtc="2026-08-22T19:22:00Z">
+      <w:ins w:id="367" w:author="neal chaisson" w:date="2026-08-22T15:22:00Z" w16du:dateUtc="2026-08-22T19:22:00Z">
         <w:r>
           <w:rPr>
             <w:rFonts w:ascii="Segoe UI" w:hAnsi="Segoe UI" w:cs="Segoe UI"/>
@@ -4064,7 +4074,7 @@
       <w:r>
         <w:t xml:space="preserve">Right and left ventricular outputs are equal when averaged over several cardiac cycles, and they are routinely unequal within a single respiratory cycle. This is not a technicality. It is the physical basis of every dynamic index of fluid responsiveness that this curriculum </w:t>
       </w:r>
-      <w:del w:id="366" w:author="neal chaisson" w:date="2026-08-23T23:11:00Z" w16du:dateUtc="2026-08-24T03:11:00Z">
+      <w:del w:id="368" w:author="neal chaisson" w:date="2026-08-23T23:11:00Z" w16du:dateUtc="2026-08-24T03:11:00Z">
         <w:r>
           <w:delText xml:space="preserve">later </w:delText>
         </w:r>
@@ -4072,12 +4082,12 @@
       <w:r>
         <w:t xml:space="preserve">teaches. </w:t>
       </w:r>
-      <w:del w:id="367" w:author="neal chaisson" w:date="2026-08-22T09:01:00Z" w16du:dateUtc="2026-08-22T13:01:00Z">
+      <w:del w:id="369" w:author="neal chaisson" w:date="2026-08-22T09:01:00Z" w16du:dateUtc="2026-08-22T13:01:00Z">
         <w:r>
           <w:delText xml:space="preserve">As Michard sets out, </w:delText>
         </w:r>
       </w:del>
-      <w:ins w:id="368" w:author="neal chaisson" w:date="2026-08-22T09:01:00Z" w16du:dateUtc="2026-08-22T13:01:00Z">
+      <w:ins w:id="370" w:author="neal chaisson" w:date="2026-08-22T09:01:00Z" w16du:dateUtc="2026-08-22T13:01:00Z">
         <w:r>
           <w:t xml:space="preserve">For example, </w:t>
         </w:r>
@@ -4085,22 +4095,22 @@
       <w:r>
         <w:t>mechanical ventilation induces cyclic changes in vena caval flow, then pulmonary arterial flow, then aortic flow, and the resulting swing in arterial pressure is what pulse pressure variation measures</w:t>
       </w:r>
-      <w:ins w:id="369" w:author="neal chaisson" w:date="2026-08-23T23:11:00Z" w16du:dateUtc="2026-08-24T03:11:00Z">
+      <w:ins w:id="371" w:author="neal chaisson" w:date="2026-08-23T23:11:00Z" w16du:dateUtc="2026-08-24T03:11:00Z">
         <w:r>
           <w:t>.</w:t>
         </w:r>
       </w:ins>
-      <w:ins w:id="370" w:author="neal chaisson" w:date="2026-08-27T08:17:00Z" w16du:dateUtc="2026-08-27T12:17:00Z">
+      <w:ins w:id="372" w:author="neal chaisson" w:date="2026-08-27T08:17:00Z" w16du:dateUtc="2026-08-27T12:17:00Z">
         <w:r>
           <w:t xml:space="preserve"> </w:t>
         </w:r>
       </w:ins>
-      <w:del w:id="371" w:author="neal chaisson" w:date="2026-08-23T23:11:00Z" w16du:dateUtc="2026-08-24T03:11:00Z">
+      <w:del w:id="373" w:author="neal chaisson" w:date="2026-08-23T23:11:00Z" w16du:dateUtc="2026-08-24T03:11:00Z">
         <w:r>
           <w:delText xml:space="preserve">. </w:delText>
         </w:r>
       </w:del>
-      <w:del w:id="372" w:author="neal chaisson" w:date="2026-08-22T09:02:00Z" w16du:dateUtc="2026-08-22T13:02:00Z">
+      <w:del w:id="374" w:author="neal chaisson" w:date="2026-08-22T09:02:00Z" w16du:dateUtc="2026-08-22T13:02:00Z">
         <w:r>
           <w:delText xml:space="preserve">If the loop balanced instantaneously, there would be no swing to measure and no test to perform. </w:delText>
         </w:r>
@@ -4108,7 +4118,7 @@
       <w:r>
         <w:t xml:space="preserve">Principle 2 is a statement about the time average, and </w:t>
       </w:r>
-      <w:del w:id="373" w:author="neal chaisson" w:date="2026-08-22T09:02:00Z" w16du:dateUtc="2026-08-22T13:02:00Z">
+      <w:del w:id="375" w:author="neal chaisson" w:date="2026-08-22T09:02:00Z" w16du:dateUtc="2026-08-22T13:02:00Z">
         <w:r>
           <w:delText xml:space="preserve">the </w:delText>
         </w:r>
@@ -4116,12 +4126,12 @@
       <w:r>
         <w:t xml:space="preserve">deviations from it carry </w:t>
       </w:r>
-      <w:del w:id="374" w:author="neal chaisson" w:date="2026-08-22T09:02:00Z" w16du:dateUtc="2026-08-22T13:02:00Z">
+      <w:del w:id="376" w:author="neal chaisson" w:date="2026-08-22T09:02:00Z" w16du:dateUtc="2026-08-22T13:02:00Z">
         <w:r>
           <w:delText xml:space="preserve">the </w:delText>
         </w:r>
       </w:del>
-      <w:ins w:id="375" w:author="neal chaisson" w:date="2026-08-22T09:02:00Z" w16du:dateUtc="2026-08-22T13:02:00Z">
+      <w:ins w:id="377" w:author="neal chaisson" w:date="2026-08-22T09:02:00Z" w16du:dateUtc="2026-08-22T13:02:00Z">
         <w:r>
           <w:t xml:space="preserve">important </w:t>
         </w:r>
@@ -4132,18 +4142,18 @@
     </w:p>
     <w:p>
       <w:pPr>
-        <w:pStyle w:val="Ttulo3"/>
+        <w:pStyle w:val="Heading3"/>
         <w:shd w:val="clear" w:color="auto" w:fill="FAF9F7"/>
         <w:spacing w:before="330" w:after="60"/>
         <w:rPr>
-          <w:ins w:id="376" w:author="neal chaisson" w:date="2026-08-22T15:23:00Z" w16du:dateUtc="2026-08-22T19:23:00Z"/>
+          <w:ins w:id="378" w:author="neal chaisson" w:date="2026-08-22T15:23:00Z" w16du:dateUtc="2026-08-22T19:23:00Z"/>
           <w:rFonts w:ascii="Segoe UI" w:hAnsi="Segoe UI" w:cs="Segoe UI"/>
           <w:color w:val="1F3A5F"/>
           <w:sz w:val="26"/>
           <w:szCs w:val="26"/>
         </w:rPr>
       </w:pPr>
-      <w:ins w:id="377" w:author="neal chaisson" w:date="2026-08-22T15:23:00Z" w16du:dateUtc="2026-08-22T19:23:00Z">
+      <w:ins w:id="379" w:author="neal chaisson" w:date="2026-08-22T15:23:00Z" w16du:dateUtc="2026-08-22T19:23:00Z">
         <w:r>
           <w:rPr>
             <w:rFonts w:ascii="Segoe UI" w:hAnsi="Segoe UI" w:cs="Segoe UI"/>
@@ -4158,7 +4168,7 @@
     <w:p>
       <w:pPr>
         <w:rPr>
-          <w:ins w:id="378" w:author="neal chaisson" w:date="2026-08-22T15:23:00Z" w16du:dateUtc="2026-08-22T19:23:00Z"/>
+          <w:ins w:id="380" w:author="neal chaisson" w:date="2026-08-22T15:23:00Z" w16du:dateUtc="2026-08-22T19:23:00Z"/>
         </w:rPr>
       </w:pPr>
     </w:p>
@@ -4167,12 +4177,12 @@
         <w:lastRenderedPageBreak/>
         <w:t>If the two sides of the loop can differ transiently, wh</w:t>
       </w:r>
-      <w:ins w:id="379" w:author="neal chaisson" w:date="2026-08-23T23:11:00Z" w16du:dateUtc="2026-08-24T03:11:00Z">
+      <w:ins w:id="381" w:author="neal chaisson" w:date="2026-08-23T23:11:00Z" w16du:dateUtc="2026-08-24T03:11:00Z">
         <w:r>
           <w:t>at</w:t>
         </w:r>
       </w:ins>
-      <w:del w:id="380" w:author="neal chaisson" w:date="2026-08-23T23:11:00Z" w16du:dateUtc="2026-08-24T03:11:00Z">
+      <w:del w:id="382" w:author="neal chaisson" w:date="2026-08-23T23:11:00Z" w16du:dateUtc="2026-08-24T03:11:00Z">
         <w:r>
           <w:delText>y</w:delText>
         </w:r>
@@ -4180,33 +4190,33 @@
       <w:r>
         <w:t xml:space="preserve"> </w:t>
       </w:r>
-      <w:del w:id="381" w:author="neal chaisson" w:date="2026-08-22T09:02:00Z" w16du:dateUtc="2026-08-22T13:02:00Z">
+      <w:del w:id="383" w:author="neal chaisson" w:date="2026-08-22T09:02:00Z" w16du:dateUtc="2026-08-22T13:02:00Z">
         <w:r>
           <w:delText xml:space="preserve">does </w:delText>
-        </w:r>
-      </w:del>
-      <w:ins w:id="382" w:author="neal chaisson" w:date="2026-08-22T09:02:00Z" w16du:dateUtc="2026-08-22T13:02:00Z">
-        <w:r>
-          <w:t xml:space="preserve">prevents </w:t>
-        </w:r>
-      </w:ins>
-      <w:r>
-        <w:t xml:space="preserve">the system </w:t>
-      </w:r>
-      <w:del w:id="383" w:author="neal chaisson" w:date="2026-08-22T09:02:00Z" w16du:dateUtc="2026-08-22T13:02:00Z">
-        <w:r>
-          <w:delText xml:space="preserve">not </w:delText>
         </w:r>
       </w:del>
       <w:ins w:id="384" w:author="neal chaisson" w:date="2026-08-22T09:02:00Z" w16du:dateUtc="2026-08-22T13:02:00Z">
         <w:r>
+          <w:t xml:space="preserve">prevents </w:t>
+        </w:r>
+      </w:ins>
+      <w:r>
+        <w:t xml:space="preserve">the system </w:t>
+      </w:r>
+      <w:del w:id="385" w:author="neal chaisson" w:date="2026-08-22T09:02:00Z" w16du:dateUtc="2026-08-22T13:02:00Z">
+        <w:r>
+          <w:delText xml:space="preserve">not </w:delText>
+        </w:r>
+      </w:del>
+      <w:ins w:id="386" w:author="neal chaisson" w:date="2026-08-22T09:02:00Z" w16du:dateUtc="2026-08-22T13:02:00Z">
+        <w:r>
           <w:t xml:space="preserve">from </w:t>
         </w:r>
       </w:ins>
       <w:r>
         <w:t>run</w:t>
       </w:r>
-      <w:ins w:id="385" w:author="neal chaisson" w:date="2026-08-22T09:02:00Z" w16du:dateUtc="2026-08-22T13:02:00Z">
+      <w:ins w:id="387" w:author="neal chaisson" w:date="2026-08-22T09:02:00Z" w16du:dateUtc="2026-08-22T13:02:00Z">
         <w:r>
           <w:t>ning</w:t>
         </w:r>
@@ -4214,38 +4224,38 @@
       <w:r>
         <w:t xml:space="preserve"> away? </w:t>
       </w:r>
-      <w:del w:id="386" w:author="neal chaisson" w:date="2026-08-22T09:03:00Z" w16du:dateUtc="2026-08-22T13:03:00Z">
+      <w:del w:id="388" w:author="neal chaisson" w:date="2026-08-22T09:03:00Z" w16du:dateUtc="2026-08-22T13:03:00Z">
         <w:r>
           <w:delText>Because of t</w:delText>
-        </w:r>
-      </w:del>
-      <w:ins w:id="387" w:author="neal chaisson" w:date="2026-08-22T09:03:00Z" w16du:dateUtc="2026-08-22T13:03:00Z">
-        <w:r>
-          <w:t>T</w:t>
-        </w:r>
-      </w:ins>
-      <w:r>
-        <w:t xml:space="preserve">he compliance asymmetry </w:t>
-      </w:r>
-      <w:del w:id="388" w:author="neal chaisson" w:date="2026-08-22T09:03:00Z" w16du:dateUtc="2026-08-22T13:03:00Z">
-        <w:r>
-          <w:delText>already mentioned</w:delText>
         </w:r>
       </w:del>
       <w:ins w:id="389" w:author="neal chaisson" w:date="2026-08-22T09:03:00Z" w16du:dateUtc="2026-08-22T13:03:00Z">
         <w:r>
+          <w:t>T</w:t>
+        </w:r>
+      </w:ins>
+      <w:r>
+        <w:t xml:space="preserve">he compliance asymmetry </w:t>
+      </w:r>
+      <w:del w:id="390" w:author="neal chaisson" w:date="2026-08-22T09:03:00Z" w16du:dateUtc="2026-08-22T13:03:00Z">
+        <w:r>
+          <w:delText>already mentioned</w:delText>
+        </w:r>
+      </w:del>
+      <w:ins w:id="391" w:author="neal chaisson" w:date="2026-08-22T09:03:00Z" w16du:dateUtc="2026-08-22T13:03:00Z">
+        <w:r>
           <w:t>between the venous and arterial tree stabilize the system</w:t>
         </w:r>
       </w:ins>
       <w:r>
         <w:t xml:space="preserve">. Venous compliance is almost forty times arterial compliance. Move a small volume from the veins into the arteries and arterial pressure rises appreciably while venous pressure falls only slightly. The rise in arterial pressure increases flow out of the arterial compartment and the fall in venous pressure reduces the gradient driving return, so both changes oppose the shift that produced them. The loop is a negative feedback system by virtue of its geometry alone, </w:t>
       </w:r>
-      <w:del w:id="390" w:author="neal chaisson" w:date="2026-08-22T09:04:00Z" w16du:dateUtc="2026-08-22T13:04:00Z">
+      <w:del w:id="392" w:author="neal chaisson" w:date="2026-08-22T09:04:00Z" w16du:dateUtc="2026-08-22T13:04:00Z">
         <w:r>
           <w:delText>with no reflex required</w:delText>
         </w:r>
       </w:del>
-      <w:ins w:id="391" w:author="neal chaisson" w:date="2026-08-22T09:04:00Z" w16du:dateUtc="2026-08-22T13:04:00Z">
+      <w:ins w:id="393" w:author="neal chaisson" w:date="2026-08-22T09:04:00Z" w16du:dateUtc="2026-08-22T13:04:00Z">
         <w:r>
           <w:t>keeping the system in check</w:t>
         </w:r>
@@ -4261,18 +4271,18 @@
     </w:p>
     <w:p>
       <w:pPr>
-        <w:pStyle w:val="Ttulo3"/>
+        <w:pStyle w:val="Heading3"/>
         <w:shd w:val="clear" w:color="auto" w:fill="FAF9F7"/>
         <w:spacing w:before="330" w:after="60"/>
         <w:rPr>
-          <w:ins w:id="392" w:author="neal chaisson" w:date="2026-08-22T15:27:00Z" w16du:dateUtc="2026-08-22T19:27:00Z"/>
+          <w:ins w:id="394" w:author="neal chaisson" w:date="2026-08-22T15:27:00Z" w16du:dateUtc="2026-08-22T19:27:00Z"/>
           <w:rFonts w:ascii="Segoe UI" w:hAnsi="Segoe UI" w:cs="Segoe UI"/>
           <w:color w:val="1F3A5F"/>
           <w:sz w:val="26"/>
           <w:szCs w:val="26"/>
         </w:rPr>
       </w:pPr>
-      <w:ins w:id="393" w:author="neal chaisson" w:date="2026-08-22T15:27:00Z" w16du:dateUtc="2026-08-22T19:27:00Z">
+      <w:ins w:id="395" w:author="neal chaisson" w:date="2026-08-22T15:27:00Z" w16du:dateUtc="2026-08-22T19:27:00Z">
         <w:r>
           <w:rPr>
             <w:rFonts w:ascii="Segoe UI" w:hAnsi="Segoe UI" w:cs="Segoe UI"/>
@@ -4283,7 +4293,7 @@
           <w:t xml:space="preserve">The intersection </w:t>
         </w:r>
       </w:ins>
-      <w:ins w:id="394" w:author="neal chaisson" w:date="2026-08-22T15:30:00Z" w16du:dateUtc="2026-08-22T19:30:00Z">
+      <w:ins w:id="396" w:author="neal chaisson" w:date="2026-08-22T15:30:00Z" w16du:dateUtc="2026-08-22T19:30:00Z">
         <w:r>
           <w:rPr>
             <w:rFonts w:ascii="Segoe UI" w:hAnsi="Segoe UI" w:cs="Segoe UI"/>
@@ -4294,7 +4304,7 @@
           <w:t>of two curves serve</w:t>
         </w:r>
       </w:ins>
-      <w:ins w:id="395" w:author="neal chaisson" w:date="2026-08-27T08:18:00Z" w16du:dateUtc="2026-08-27T12:18:00Z">
+      <w:ins w:id="397" w:author="neal chaisson" w:date="2026-08-27T08:18:00Z" w16du:dateUtc="2026-08-27T12:18:00Z">
         <w:r>
           <w:rPr>
             <w:rFonts w:ascii="Segoe UI" w:hAnsi="Segoe UI" w:cs="Segoe UI"/>
@@ -4305,7 +4315,7 @@
           <w:t>s</w:t>
         </w:r>
       </w:ins>
-      <w:ins w:id="396" w:author="neal chaisson" w:date="2026-08-22T15:30:00Z" w16du:dateUtc="2026-08-22T19:30:00Z">
+      <w:ins w:id="398" w:author="neal chaisson" w:date="2026-08-22T15:30:00Z" w16du:dateUtc="2026-08-22T19:30:00Z">
         <w:r>
           <w:rPr>
             <w:rFonts w:ascii="Segoe UI" w:hAnsi="Segoe UI" w:cs="Segoe UI"/>
@@ -4316,7 +4326,7 @@
           <w:t xml:space="preserve"> as</w:t>
         </w:r>
       </w:ins>
-      <w:ins w:id="397" w:author="neal chaisson" w:date="2026-08-22T15:27:00Z" w16du:dateUtc="2026-08-22T19:27:00Z">
+      <w:ins w:id="399" w:author="neal chaisson" w:date="2026-08-22T15:27:00Z" w16du:dateUtc="2026-08-22T19:27:00Z">
         <w:r>
           <w:rPr>
             <w:rFonts w:ascii="Segoe UI" w:hAnsi="Segoe UI" w:cs="Segoe UI"/>
@@ -4331,7 +4341,7 @@
     <w:p>
       <w:pPr>
         <w:rPr>
-          <w:ins w:id="398" w:author="neal chaisson" w:date="2026-08-22T15:27:00Z" w16du:dateUtc="2026-08-22T19:27:00Z"/>
+          <w:ins w:id="400" w:author="neal chaisson" w:date="2026-08-22T15:27:00Z" w16du:dateUtc="2026-08-22T19:27:00Z"/>
         </w:rPr>
       </w:pPr>
     </w:p>
@@ -4339,12 +4349,12 @@
       <w:r>
         <w:t xml:space="preserve">The familiar </w:t>
       </w:r>
-      <w:del w:id="399" w:author="neal chaisson" w:date="2026-08-22T15:27:00Z" w16du:dateUtc="2026-08-22T19:27:00Z">
+      <w:del w:id="401" w:author="neal chaisson" w:date="2026-08-22T15:27:00Z" w16du:dateUtc="2026-08-22T19:27:00Z">
         <w:r>
           <w:delText>picture</w:delText>
         </w:r>
       </w:del>
-      <w:ins w:id="400" w:author="neal chaisson" w:date="2026-08-22T15:27:00Z" w16du:dateUtc="2026-08-22T19:27:00Z">
+      <w:ins w:id="402" w:author="neal chaisson" w:date="2026-08-22T15:27:00Z" w16du:dateUtc="2026-08-22T19:27:00Z">
         <w:r>
           <w:t>graphs below</w:t>
         </w:r>
@@ -4352,7 +4362,7 @@
       <w:r>
         <w:t xml:space="preserve"> place</w:t>
       </w:r>
-      <w:del w:id="401" w:author="neal chaisson" w:date="2026-08-22T15:27:00Z" w16du:dateUtc="2026-08-22T19:27:00Z">
+      <w:del w:id="403" w:author="neal chaisson" w:date="2026-08-22T15:27:00Z" w16du:dateUtc="2026-08-22T19:27:00Z">
         <w:r>
           <w:delText>s</w:delText>
         </w:r>
@@ -4360,12 +4370,12 @@
       <w:r>
         <w:t xml:space="preserve"> the venous return curve and the cardiac function curve on shared axes</w:t>
       </w:r>
-      <w:ins w:id="402" w:author="neal chaisson" w:date="2026-08-22T15:27:00Z" w16du:dateUtc="2026-08-22T19:27:00Z">
+      <w:ins w:id="404" w:author="neal chaisson" w:date="2026-08-22T15:27:00Z" w16du:dateUtc="2026-08-22T19:27:00Z">
         <w:r>
           <w:t>;</w:t>
         </w:r>
       </w:ins>
-      <w:del w:id="403" w:author="neal chaisson" w:date="2026-08-22T15:27:00Z" w16du:dateUtc="2026-08-22T19:27:00Z">
+      <w:del w:id="405" w:author="neal chaisson" w:date="2026-08-22T15:27:00Z" w16du:dateUtc="2026-08-22T19:27:00Z">
         <w:r>
           <w:delText>,</w:delText>
         </w:r>
@@ -4373,12 +4383,12 @@
       <w:r>
         <w:t xml:space="preserve"> flow</w:t>
       </w:r>
-      <w:ins w:id="404" w:author="neal chaisson" w:date="2026-08-22T12:55:00Z" w16du:dateUtc="2026-08-22T16:55:00Z">
+      <w:ins w:id="406" w:author="neal chaisson" w:date="2026-08-22T12:55:00Z" w16du:dateUtc="2026-08-22T16:55:00Z">
         <w:r>
           <w:t xml:space="preserve"> on the y-axis</w:t>
         </w:r>
       </w:ins>
-      <w:del w:id="405" w:author="neal chaisson" w:date="2026-08-22T12:55:00Z" w16du:dateUtc="2026-08-22T16:55:00Z">
+      <w:del w:id="407" w:author="neal chaisson" w:date="2026-08-22T12:55:00Z" w16du:dateUtc="2026-08-22T16:55:00Z">
         <w:r>
           <w:delText xml:space="preserve"> against</w:delText>
         </w:r>
@@ -4386,7 +4396,7 @@
       <w:r>
         <w:t xml:space="preserve"> </w:t>
       </w:r>
-      <w:ins w:id="406" w:author="neal chaisson" w:date="2026-08-22T12:55:00Z" w16du:dateUtc="2026-08-22T16:55:00Z">
+      <w:ins w:id="408" w:author="neal chaisson" w:date="2026-08-22T12:55:00Z" w16du:dateUtc="2026-08-22T16:55:00Z">
         <w:r>
           <w:t xml:space="preserve">and </w:t>
         </w:r>
@@ -4394,32 +4404,32 @@
       <w:r>
         <w:t>right atrial pressure</w:t>
       </w:r>
-      <w:ins w:id="407" w:author="neal chaisson" w:date="2026-08-22T12:55:00Z" w16du:dateUtc="2026-08-22T16:55:00Z">
+      <w:ins w:id="409" w:author="neal chaisson" w:date="2026-08-22T12:55:00Z" w16du:dateUtc="2026-08-22T16:55:00Z">
         <w:r>
           <w:t xml:space="preserve"> on the x-axis.  </w:t>
         </w:r>
       </w:ins>
-      <w:del w:id="408" w:author="neal chaisson" w:date="2026-08-22T12:55:00Z" w16du:dateUtc="2026-08-22T16:55:00Z">
+      <w:del w:id="410" w:author="neal chaisson" w:date="2026-08-22T12:55:00Z" w16du:dateUtc="2026-08-22T16:55:00Z">
         <w:r>
           <w:delText xml:space="preserve">, </w:delText>
         </w:r>
       </w:del>
-      <w:del w:id="409" w:author="neal chaisson" w:date="2026-08-22T12:56:00Z" w16du:dateUtc="2026-08-22T16:56:00Z">
+      <w:del w:id="411" w:author="neal chaisson" w:date="2026-08-22T12:56:00Z" w16du:dateUtc="2026-08-22T16:56:00Z">
         <w:r>
           <w:delText>and identifies their intersection as the operating point</w:delText>
         </w:r>
       </w:del>
-      <w:del w:id="410" w:author="neal chaisson" w:date="2026-08-22T15:28:00Z" w16du:dateUtc="2026-08-22T19:28:00Z">
+      <w:del w:id="412" w:author="neal chaisson" w:date="2026-08-22T15:28:00Z" w16du:dateUtc="2026-08-22T19:28:00Z">
         <w:r>
           <w:delText xml:space="preserve">. </w:delText>
         </w:r>
       </w:del>
-      <w:del w:id="411" w:author="neal chaisson" w:date="2026-08-22T12:57:00Z" w16du:dateUtc="2026-08-22T16:57:00Z">
+      <w:del w:id="413" w:author="neal chaisson" w:date="2026-08-22T12:57:00Z" w16du:dateUtc="2026-08-22T16:57:00Z">
         <w:r>
           <w:delText>The construction is legitimate b</w:delText>
         </w:r>
       </w:del>
-      <w:ins w:id="412" w:author="neal chaisson" w:date="2026-08-22T12:57:00Z" w16du:dateUtc="2026-08-22T16:57:00Z">
+      <w:ins w:id="414" w:author="neal chaisson" w:date="2026-08-22T12:57:00Z" w16du:dateUtc="2026-08-22T16:57:00Z">
         <w:r>
           <w:t>B</w:t>
         </w:r>
@@ -4427,12 +4437,12 @@
       <w:r>
         <w:t xml:space="preserve">ecause both functions relate the same two variables, </w:t>
       </w:r>
-      <w:ins w:id="413" w:author="neal chaisson" w:date="2026-08-22T12:57:00Z" w16du:dateUtc="2026-08-22T16:57:00Z">
+      <w:ins w:id="415" w:author="neal chaisson" w:date="2026-08-22T12:57:00Z" w16du:dateUtc="2026-08-22T16:57:00Z">
         <w:r>
           <w:t>their intersection serves as the operating point</w:t>
         </w:r>
       </w:ins>
-      <w:del w:id="414" w:author="neal chaisson" w:date="2026-08-22T12:57:00Z" w16du:dateUtc="2026-08-22T16:57:00Z">
+      <w:del w:id="416" w:author="neal chaisson" w:date="2026-08-22T12:57:00Z" w16du:dateUtc="2026-08-22T16:57:00Z">
         <w:r>
           <w:delText>so the only pair of values consistent with both is where they cross</w:delText>
         </w:r>
@@ -4506,34 +4516,34 @@
       <w:pPr>
         <w:pStyle w:val="NormalWeb"/>
         <w:rPr>
-          <w:ins w:id="415" w:author="neal chaisson" w:date="2026-08-22T16:00:00Z" w16du:dateUtc="2026-08-22T20:00:00Z"/>
+          <w:ins w:id="417" w:author="neal chaisson" w:date="2026-08-22T16:00:00Z" w16du:dateUtc="2026-08-22T20:00:00Z"/>
           <w:rFonts w:asciiTheme="majorHAnsi" w:hAnsiTheme="majorHAnsi" w:cstheme="majorHAnsi"/>
-          <w:rPrChange w:id="416" w:author="neal chaisson" w:date="2026-08-22T16:01:00Z" w16du:dateUtc="2026-08-22T20:01:00Z">
+          <w:rPrChange w:id="418" w:author="neal chaisson" w:date="2026-08-22T16:01:00Z" w16du:dateUtc="2026-08-22T20:01:00Z">
             <w:rPr>
-              <w:ins w:id="417" w:author="neal chaisson" w:date="2026-08-22T16:00:00Z" w16du:dateUtc="2026-08-22T20:00:00Z"/>
+              <w:ins w:id="419" w:author="neal chaisson" w:date="2026-08-22T16:00:00Z" w16du:dateUtc="2026-08-22T20:00:00Z"/>
             </w:rPr>
           </w:rPrChange>
         </w:rPr>
       </w:pPr>
-      <w:ins w:id="418" w:author="neal chaisson" w:date="2026-08-22T16:00:00Z" w16du:dateUtc="2026-08-22T20:00:00Z">
+      <w:ins w:id="420" w:author="neal chaisson" w:date="2026-08-22T16:00:00Z" w16du:dateUtc="2026-08-22T20:00:00Z">
         <w:r>
           <w:rPr>
             <w:rFonts w:asciiTheme="majorHAnsi" w:hAnsiTheme="majorHAnsi" w:cstheme="majorHAnsi"/>
-            <w:rPrChange w:id="419" w:author="neal chaisson" w:date="2026-08-22T16:01:00Z" w16du:dateUtc="2026-08-22T20:01:00Z">
+            <w:rPrChange w:id="421" w:author="neal chaisson" w:date="2026-08-22T16:01:00Z" w16du:dateUtc="2026-08-22T20:01:00Z">
               <w:rPr/>
             </w:rPrChange>
           </w:rPr>
           <w:t xml:space="preserve">What the graphs do not establish is causation. </w:t>
         </w:r>
       </w:ins>
-      <w:ins w:id="420" w:author="neal chaisson" w:date="2026-08-23T23:14:00Z" w16du:dateUtc="2026-08-24T03:14:00Z">
+      <w:ins w:id="422" w:author="neal chaisson" w:date="2026-08-23T23:14:00Z" w16du:dateUtc="2026-08-24T03:14:00Z">
         <w:r>
           <w:rPr>
             <w:rFonts w:asciiTheme="majorHAnsi" w:hAnsiTheme="majorHAnsi" w:cstheme="majorHAnsi"/>
           </w:rPr>
           <w:t>A ca</w:t>
         </w:r>
-        <w:del w:id="421" w:author="Gustavo Adolfo Garcia Chavez" w:date="2026-08-27T13:32:00Z" w16du:dateUtc="2026-08-27T18:32:00Z">
+        <w:del w:id="423" w:author="Gustavo Adolfo Garcia Chavez" w:date="2026-08-27T13:32:00Z" w16du:dateUtc="2026-08-27T18:32:00Z">
           <w:r>
             <w:rPr>
               <w:rFonts w:asciiTheme="majorHAnsi" w:hAnsiTheme="majorHAnsi" w:cstheme="majorHAnsi"/>
@@ -4548,7 +4558,7 @@
           <w:t>u</w:t>
         </w:r>
       </w:ins>
-      <w:ins w:id="422" w:author="Gustavo Adolfo Garcia Chavez" w:date="2026-08-27T13:32:00Z" w16du:dateUtc="2026-08-27T18:32:00Z">
+      <w:ins w:id="424" w:author="Gustavo Adolfo Garcia Chavez" w:date="2026-08-27T13:32:00Z" w16du:dateUtc="2026-08-27T18:32:00Z">
         <w:r>
           <w:rPr>
             <w:rFonts w:asciiTheme="majorHAnsi" w:hAnsiTheme="majorHAnsi" w:cstheme="majorHAnsi"/>
@@ -4556,7 +4566,7 @@
           <w:t>s</w:t>
         </w:r>
       </w:ins>
-      <w:ins w:id="423" w:author="neal chaisson" w:date="2026-08-23T23:14:00Z" w16du:dateUtc="2026-08-24T03:14:00Z">
+      <w:ins w:id="425" w:author="neal chaisson" w:date="2026-08-23T23:14:00Z" w16du:dateUtc="2026-08-24T03:14:00Z">
         <w:r>
           <w:rPr>
             <w:rFonts w:asciiTheme="majorHAnsi" w:hAnsiTheme="majorHAnsi" w:cstheme="majorHAnsi"/>
@@ -4564,18 +4574,18 @@
           <w:t xml:space="preserve">al evaluation of </w:t>
         </w:r>
       </w:ins>
-      <w:ins w:id="424" w:author="neal chaisson" w:date="2026-08-22T16:00:00Z" w16du:dateUtc="2026-08-22T20:00:00Z">
+      <w:ins w:id="426" w:author="neal chaisson" w:date="2026-08-22T16:00:00Z" w16du:dateUtc="2026-08-22T20:00:00Z">
         <w:r>
           <w:rPr>
             <w:rFonts w:asciiTheme="majorHAnsi" w:hAnsiTheme="majorHAnsi" w:cstheme="majorHAnsi"/>
-            <w:rPrChange w:id="425" w:author="neal chaisson" w:date="2026-08-22T16:01:00Z" w16du:dateUtc="2026-08-22T20:01:00Z">
+            <w:rPrChange w:id="427" w:author="neal chaisson" w:date="2026-08-22T16:01:00Z" w16du:dateUtc="2026-08-22T20:01:00Z">
               <w:rPr/>
             </w:rPrChange>
           </w:rPr>
           <w:t xml:space="preserve">Guyton's 1955 </w:t>
         </w:r>
       </w:ins>
-      <w:ins w:id="426" w:author="neal chaisson" w:date="2026-08-23T23:14:00Z" w16du:dateUtc="2026-08-24T03:14:00Z">
+      <w:ins w:id="428" w:author="neal chaisson" w:date="2026-08-23T23:14:00Z" w16du:dateUtc="2026-08-24T03:14:00Z">
         <w:r>
           <w:rPr>
             <w:rFonts w:asciiTheme="majorHAnsi" w:hAnsiTheme="majorHAnsi" w:cstheme="majorHAnsi"/>
@@ -4583,18 +4593,18 @@
           <w:t>manuscript on venous return suggests</w:t>
         </w:r>
       </w:ins>
-      <w:ins w:id="427" w:author="neal chaisson" w:date="2026-08-22T16:00:00Z" w16du:dateUtc="2026-08-22T20:00:00Z">
+      <w:ins w:id="429" w:author="neal chaisson" w:date="2026-08-22T16:00:00Z" w16du:dateUtc="2026-08-22T20:00:00Z">
         <w:r>
           <w:rPr>
             <w:rFonts w:asciiTheme="majorHAnsi" w:hAnsiTheme="majorHAnsi" w:cstheme="majorHAnsi"/>
-            <w:rPrChange w:id="428" w:author="neal chaisson" w:date="2026-08-22T16:01:00Z" w16du:dateUtc="2026-08-22T20:01:00Z">
+            <w:rPrChange w:id="430" w:author="neal chaisson" w:date="2026-08-22T16:01:00Z" w16du:dateUtc="2026-08-22T20:01:00Z">
               <w:rPr/>
             </w:rPrChange>
           </w:rPr>
           <w:t xml:space="preserve"> that right atrial pressure acts as a back pressure limiting venous return</w:t>
         </w:r>
       </w:ins>
-      <w:ins w:id="429" w:author="neal chaisson" w:date="2026-08-23T23:14:00Z" w16du:dateUtc="2026-08-24T03:14:00Z">
+      <w:ins w:id="431" w:author="neal chaisson" w:date="2026-08-23T23:14:00Z" w16du:dateUtc="2026-08-24T03:14:00Z">
         <w:r>
           <w:rPr>
             <w:rFonts w:asciiTheme="majorHAnsi" w:hAnsiTheme="majorHAnsi" w:cstheme="majorHAnsi"/>
@@ -4602,18 +4612,18 @@
           <w:t>.  This notion</w:t>
         </w:r>
       </w:ins>
-      <w:ins w:id="430" w:author="neal chaisson" w:date="2026-08-22T16:00:00Z" w16du:dateUtc="2026-08-22T20:00:00Z">
+      <w:ins w:id="432" w:author="neal chaisson" w:date="2026-08-22T16:00:00Z" w16du:dateUtc="2026-08-22T20:00:00Z">
         <w:r>
           <w:rPr>
             <w:rFonts w:asciiTheme="majorHAnsi" w:hAnsiTheme="majorHAnsi" w:cstheme="majorHAnsi"/>
-            <w:rPrChange w:id="431" w:author="neal chaisson" w:date="2026-08-22T16:01:00Z" w16du:dateUtc="2026-08-22T20:01:00Z">
+            <w:rPrChange w:id="433" w:author="neal chaisson" w:date="2026-08-22T16:01:00Z" w16du:dateUtc="2026-08-22T20:01:00Z">
               <w:rPr/>
             </w:rPrChange>
           </w:rPr>
           <w:t xml:space="preserve"> </w:t>
         </w:r>
       </w:ins>
-      <w:ins w:id="432" w:author="neal chaisson" w:date="2026-08-23T23:15:00Z" w16du:dateUtc="2026-08-24T03:15:00Z">
+      <w:ins w:id="434" w:author="neal chaisson" w:date="2026-08-23T23:15:00Z" w16du:dateUtc="2026-08-24T03:15:00Z">
         <w:r>
           <w:rPr>
             <w:rFonts w:asciiTheme="majorHAnsi" w:hAnsiTheme="majorHAnsi" w:cstheme="majorHAnsi"/>
@@ -4621,18 +4631,18 @@
           <w:t xml:space="preserve">has been contested under the premise that Guyton’s </w:t>
         </w:r>
       </w:ins>
-      <w:ins w:id="433" w:author="neal chaisson" w:date="2026-08-22T16:00:00Z" w16du:dateUtc="2026-08-22T20:00:00Z">
+      <w:ins w:id="435" w:author="neal chaisson" w:date="2026-08-22T16:00:00Z" w16du:dateUtc="2026-08-22T20:00:00Z">
         <w:r>
           <w:rPr>
             <w:rFonts w:asciiTheme="majorHAnsi" w:hAnsiTheme="majorHAnsi" w:cstheme="majorHAnsi"/>
-            <w:rPrChange w:id="434" w:author="neal chaisson" w:date="2026-08-22T16:01:00Z" w16du:dateUtc="2026-08-22T20:01:00Z">
+            <w:rPrChange w:id="436" w:author="neal chaisson" w:date="2026-08-22T16:01:00Z" w16du:dateUtc="2026-08-22T20:01:00Z">
               <w:rPr/>
             </w:rPrChange>
           </w:rPr>
           <w:t xml:space="preserve">preparations set flow with a pump and measured right atrial pressure as the result. </w:t>
         </w:r>
       </w:ins>
-      <w:ins w:id="435" w:author="neal chaisson" w:date="2026-08-22T16:01:00Z" w16du:dateUtc="2026-08-22T20:01:00Z">
+      <w:ins w:id="437" w:author="neal chaisson" w:date="2026-08-22T16:01:00Z" w16du:dateUtc="2026-08-22T20:01:00Z">
         <w:r>
           <w:rPr>
             <w:rFonts w:asciiTheme="majorHAnsi" w:hAnsiTheme="majorHAnsi" w:cstheme="majorHAnsi"/>
@@ -4641,18 +4651,18 @@
           <w:t>Guyton’s</w:t>
         </w:r>
       </w:ins>
-      <w:ins w:id="436" w:author="neal chaisson" w:date="2026-08-22T16:00:00Z" w16du:dateUtc="2026-08-22T20:00:00Z">
+      <w:ins w:id="438" w:author="neal chaisson" w:date="2026-08-22T16:00:00Z" w16du:dateUtc="2026-08-22T20:00:00Z">
         <w:r>
           <w:rPr>
             <w:rFonts w:asciiTheme="majorHAnsi" w:hAnsiTheme="majorHAnsi" w:cstheme="majorHAnsi"/>
-            <w:rPrChange w:id="437" w:author="neal chaisson" w:date="2026-08-22T16:01:00Z" w16du:dateUtc="2026-08-22T20:01:00Z">
+            <w:rPrChange w:id="439" w:author="neal chaisson" w:date="2026-08-22T16:01:00Z" w16du:dateUtc="2026-08-22T20:01:00Z">
               <w:rPr/>
             </w:rPrChange>
           </w:rPr>
           <w:t xml:space="preserve"> curve puts the manipulated variable </w:t>
         </w:r>
       </w:ins>
-      <w:ins w:id="438" w:author="neal chaisson" w:date="2026-08-22T16:02:00Z" w16du:dateUtc="2026-08-22T20:02:00Z">
+      <w:ins w:id="440" w:author="neal chaisson" w:date="2026-08-22T16:02:00Z" w16du:dateUtc="2026-08-22T20:02:00Z">
         <w:r>
           <w:rPr>
             <w:rFonts w:asciiTheme="majorHAnsi" w:hAnsiTheme="majorHAnsi" w:cstheme="majorHAnsi"/>
@@ -4660,18 +4670,18 @@
           <w:t xml:space="preserve">(flow) </w:t>
         </w:r>
       </w:ins>
-      <w:ins w:id="439" w:author="neal chaisson" w:date="2026-08-22T16:00:00Z" w16du:dateUtc="2026-08-22T20:00:00Z">
+      <w:ins w:id="441" w:author="neal chaisson" w:date="2026-08-22T16:00:00Z" w16du:dateUtc="2026-08-22T20:00:00Z">
         <w:r>
           <w:rPr>
             <w:rFonts w:asciiTheme="majorHAnsi" w:hAnsiTheme="majorHAnsi" w:cstheme="majorHAnsi"/>
-            <w:rPrChange w:id="440" w:author="neal chaisson" w:date="2026-08-22T16:01:00Z" w16du:dateUtc="2026-08-22T20:01:00Z">
+            <w:rPrChange w:id="442" w:author="neal chaisson" w:date="2026-08-22T16:01:00Z" w16du:dateUtc="2026-08-22T20:01:00Z">
               <w:rPr/>
             </w:rPrChange>
           </w:rPr>
           <w:t xml:space="preserve">on the </w:t>
         </w:r>
       </w:ins>
-      <w:ins w:id="441" w:author="neal chaisson" w:date="2026-08-22T16:02:00Z" w16du:dateUtc="2026-08-22T20:02:00Z">
+      <w:ins w:id="443" w:author="neal chaisson" w:date="2026-08-22T16:02:00Z" w16du:dateUtc="2026-08-22T20:02:00Z">
         <w:r>
           <w:rPr>
             <w:rFonts w:asciiTheme="majorHAnsi" w:hAnsiTheme="majorHAnsi" w:cstheme="majorHAnsi"/>
@@ -4679,18 +4689,18 @@
           <w:t>y-axis</w:t>
         </w:r>
       </w:ins>
-      <w:ins w:id="442" w:author="neal chaisson" w:date="2026-08-22T16:00:00Z" w16du:dateUtc="2026-08-22T20:00:00Z">
+      <w:ins w:id="444" w:author="neal chaisson" w:date="2026-08-22T16:00:00Z" w16du:dateUtc="2026-08-22T20:00:00Z">
         <w:r>
           <w:rPr>
             <w:rFonts w:asciiTheme="majorHAnsi" w:hAnsiTheme="majorHAnsi" w:cstheme="majorHAnsi"/>
-            <w:rPrChange w:id="443" w:author="neal chaisson" w:date="2026-08-22T16:01:00Z" w16du:dateUtc="2026-08-22T20:01:00Z">
+            <w:rPrChange w:id="445" w:author="neal chaisson" w:date="2026-08-22T16:01:00Z" w16du:dateUtc="2026-08-22T20:01:00Z">
               <w:rPr/>
             </w:rPrChange>
           </w:rPr>
           <w:t xml:space="preserve"> and the observed variable </w:t>
         </w:r>
       </w:ins>
-      <w:ins w:id="444" w:author="neal chaisson" w:date="2026-08-22T16:02:00Z" w16du:dateUtc="2026-08-22T20:02:00Z">
+      <w:ins w:id="446" w:author="neal chaisson" w:date="2026-08-22T16:02:00Z" w16du:dateUtc="2026-08-22T20:02:00Z">
         <w:r>
           <w:rPr>
             <w:rFonts w:asciiTheme="majorHAnsi" w:hAnsiTheme="majorHAnsi" w:cstheme="majorHAnsi"/>
@@ -4698,18 +4708,18 @@
           <w:t xml:space="preserve">(right atrial pressure) </w:t>
         </w:r>
       </w:ins>
-      <w:ins w:id="445" w:author="neal chaisson" w:date="2026-08-22T16:00:00Z" w16du:dateUtc="2026-08-22T20:00:00Z">
+      <w:ins w:id="447" w:author="neal chaisson" w:date="2026-08-22T16:00:00Z" w16du:dateUtc="2026-08-22T20:00:00Z">
         <w:r>
           <w:rPr>
             <w:rFonts w:asciiTheme="majorHAnsi" w:hAnsiTheme="majorHAnsi" w:cstheme="majorHAnsi"/>
-            <w:rPrChange w:id="446" w:author="neal chaisson" w:date="2026-08-22T16:01:00Z" w16du:dateUtc="2026-08-22T20:01:00Z">
+            <w:rPrChange w:id="448" w:author="neal chaisson" w:date="2026-08-22T16:01:00Z" w16du:dateUtc="2026-08-22T20:01:00Z">
               <w:rPr/>
             </w:rPrChange>
           </w:rPr>
           <w:t xml:space="preserve">on the </w:t>
         </w:r>
       </w:ins>
-      <w:ins w:id="447" w:author="neal chaisson" w:date="2026-08-22T16:02:00Z" w16du:dateUtc="2026-08-22T20:02:00Z">
+      <w:ins w:id="449" w:author="neal chaisson" w:date="2026-08-22T16:02:00Z" w16du:dateUtc="2026-08-22T20:02:00Z">
         <w:r>
           <w:rPr>
             <w:rFonts w:asciiTheme="majorHAnsi" w:hAnsiTheme="majorHAnsi" w:cstheme="majorHAnsi"/>
@@ -4717,18 +4727,18 @@
           <w:t>x-axis.  This is</w:t>
         </w:r>
       </w:ins>
-      <w:ins w:id="448" w:author="neal chaisson" w:date="2026-08-22T16:00:00Z" w16du:dateUtc="2026-08-22T20:00:00Z">
+      <w:ins w:id="450" w:author="neal chaisson" w:date="2026-08-22T16:00:00Z" w16du:dateUtc="2026-08-22T20:00:00Z">
         <w:r>
           <w:rPr>
             <w:rFonts w:asciiTheme="majorHAnsi" w:hAnsiTheme="majorHAnsi" w:cstheme="majorHAnsi"/>
-            <w:rPrChange w:id="449" w:author="neal chaisson" w:date="2026-08-22T16:01:00Z" w16du:dateUtc="2026-08-22T20:01:00Z">
+            <w:rPrChange w:id="451" w:author="neal chaisson" w:date="2026-08-22T16:01:00Z" w16du:dateUtc="2026-08-22T20:01:00Z">
               <w:rPr/>
             </w:rPrChange>
           </w:rPr>
           <w:t xml:space="preserve"> the reverse of convention, </w:t>
         </w:r>
       </w:ins>
-      <w:ins w:id="450" w:author="neal chaisson" w:date="2026-08-23T23:15:00Z" w16du:dateUtc="2026-08-24T03:15:00Z">
+      <w:ins w:id="452" w:author="neal chaisson" w:date="2026-08-23T23:15:00Z" w16du:dateUtc="2026-08-24T03:15:00Z">
         <w:r>
           <w:rPr>
             <w:rFonts w:asciiTheme="majorHAnsi" w:hAnsiTheme="majorHAnsi" w:cstheme="majorHAnsi"/>
@@ -4736,18 +4746,18 @@
           <w:t>and it</w:t>
         </w:r>
       </w:ins>
-      <w:ins w:id="451" w:author="neal chaisson" w:date="2026-08-22T16:00:00Z" w16du:dateUtc="2026-08-22T20:00:00Z">
+      <w:ins w:id="453" w:author="neal chaisson" w:date="2026-08-22T16:00:00Z" w16du:dateUtc="2026-08-22T20:00:00Z">
         <w:r>
           <w:rPr>
             <w:rFonts w:asciiTheme="majorHAnsi" w:hAnsiTheme="majorHAnsi" w:cstheme="majorHAnsi"/>
-            <w:rPrChange w:id="452" w:author="neal chaisson" w:date="2026-08-22T16:01:00Z" w16du:dateUtc="2026-08-22T20:01:00Z">
+            <w:rPrChange w:id="454" w:author="neal chaisson" w:date="2026-08-22T16:01:00Z" w16du:dateUtc="2026-08-22T20:01:00Z">
               <w:rPr/>
             </w:rPrChange>
           </w:rPr>
           <w:t xml:space="preserve"> invites </w:t>
         </w:r>
       </w:ins>
-      <w:ins w:id="453" w:author="neal chaisson" w:date="2026-08-22T16:02:00Z" w16du:dateUtc="2026-08-22T20:02:00Z">
+      <w:ins w:id="455" w:author="neal chaisson" w:date="2026-08-22T16:02:00Z" w16du:dateUtc="2026-08-22T20:02:00Z">
         <w:r>
           <w:rPr>
             <w:rFonts w:asciiTheme="majorHAnsi" w:hAnsiTheme="majorHAnsi" w:cstheme="majorHAnsi"/>
@@ -4755,7 +4765,7 @@
           <w:t xml:space="preserve">the casual </w:t>
         </w:r>
       </w:ins>
-      <w:ins w:id="454" w:author="neal chaisson" w:date="2026-08-23T23:16:00Z" w16du:dateUtc="2026-08-24T03:16:00Z">
+      <w:ins w:id="456" w:author="neal chaisson" w:date="2026-08-23T23:16:00Z" w16du:dateUtc="2026-08-24T03:16:00Z">
         <w:r>
           <w:rPr>
             <w:rFonts w:asciiTheme="majorHAnsi" w:hAnsiTheme="majorHAnsi" w:cstheme="majorHAnsi"/>
@@ -4763,18 +4773,18 @@
           <w:t>observer</w:t>
         </w:r>
       </w:ins>
-      <w:ins w:id="455" w:author="neal chaisson" w:date="2026-08-22T16:00:00Z" w16du:dateUtc="2026-08-22T20:00:00Z">
+      <w:ins w:id="457" w:author="neal chaisson" w:date="2026-08-22T16:00:00Z" w16du:dateUtc="2026-08-22T20:00:00Z">
         <w:r>
           <w:rPr>
             <w:rFonts w:asciiTheme="majorHAnsi" w:hAnsiTheme="majorHAnsi" w:cstheme="majorHAnsi"/>
-            <w:rPrChange w:id="456" w:author="neal chaisson" w:date="2026-08-22T16:01:00Z" w16du:dateUtc="2026-08-22T20:01:00Z">
+            <w:rPrChange w:id="458" w:author="neal chaisson" w:date="2026-08-22T16:01:00Z" w16du:dateUtc="2026-08-22T20:01:00Z">
               <w:rPr/>
             </w:rPrChange>
           </w:rPr>
           <w:t xml:space="preserve"> to </w:t>
         </w:r>
       </w:ins>
-      <w:ins w:id="457" w:author="neal chaisson" w:date="2026-08-23T23:16:00Z" w16du:dateUtc="2026-08-24T03:16:00Z">
+      <w:ins w:id="459" w:author="neal chaisson" w:date="2026-08-23T23:16:00Z" w16du:dateUtc="2026-08-24T03:16:00Z">
         <w:r>
           <w:rPr>
             <w:rFonts w:asciiTheme="majorHAnsi" w:hAnsiTheme="majorHAnsi" w:cstheme="majorHAnsi"/>
@@ -4782,7 +4792,7 @@
           <w:t xml:space="preserve">potentially </w:t>
         </w:r>
       </w:ins>
-      <w:ins w:id="458" w:author="neal chaisson" w:date="2026-08-22T16:02:00Z" w16du:dateUtc="2026-08-22T20:02:00Z">
+      <w:ins w:id="460" w:author="neal chaisson" w:date="2026-08-22T16:02:00Z" w16du:dateUtc="2026-08-22T20:02:00Z">
         <w:r>
           <w:rPr>
             <w:rFonts w:asciiTheme="majorHAnsi" w:hAnsiTheme="majorHAnsi" w:cstheme="majorHAnsi"/>
@@ -4790,7 +4800,7 @@
           <w:t>d</w:t>
         </w:r>
       </w:ins>
-      <w:ins w:id="459" w:author="neal chaisson" w:date="2026-08-22T16:03:00Z" w16du:dateUtc="2026-08-22T20:03:00Z">
+      <w:ins w:id="461" w:author="neal chaisson" w:date="2026-08-22T16:03:00Z" w16du:dateUtc="2026-08-22T20:03:00Z">
         <w:r>
           <w:rPr>
             <w:rFonts w:asciiTheme="majorHAnsi" w:hAnsiTheme="majorHAnsi" w:cstheme="majorHAnsi"/>
@@ -4798,18 +4808,18 @@
           <w:t>educe</w:t>
         </w:r>
       </w:ins>
-      <w:ins w:id="460" w:author="neal chaisson" w:date="2026-08-22T16:00:00Z" w16du:dateUtc="2026-08-22T20:00:00Z">
+      <w:ins w:id="462" w:author="neal chaisson" w:date="2026-08-22T16:00:00Z" w16du:dateUtc="2026-08-22T20:00:00Z">
         <w:r>
           <w:rPr>
             <w:rFonts w:asciiTheme="majorHAnsi" w:hAnsiTheme="majorHAnsi" w:cstheme="majorHAnsi"/>
-            <w:rPrChange w:id="461" w:author="neal chaisson" w:date="2026-08-22T16:01:00Z" w16du:dateUtc="2026-08-22T20:01:00Z">
+            <w:rPrChange w:id="463" w:author="neal chaisson" w:date="2026-08-22T16:01:00Z" w16du:dateUtc="2026-08-22T20:01:00Z">
               <w:rPr/>
             </w:rPrChange>
           </w:rPr>
           <w:t xml:space="preserve"> a causal direction </w:t>
         </w:r>
       </w:ins>
-      <w:ins w:id="462" w:author="neal chaisson" w:date="2026-08-22T16:03:00Z" w16du:dateUtc="2026-08-22T20:03:00Z">
+      <w:ins w:id="464" w:author="neal chaisson" w:date="2026-08-22T16:03:00Z" w16du:dateUtc="2026-08-22T20:03:00Z">
         <w:r>
           <w:rPr>
             <w:rFonts w:asciiTheme="majorHAnsi" w:hAnsiTheme="majorHAnsi" w:cstheme="majorHAnsi"/>
@@ -4817,18 +4827,18 @@
           <w:t>Guyton’s experiments</w:t>
         </w:r>
       </w:ins>
-      <w:ins w:id="463" w:author="neal chaisson" w:date="2026-08-22T16:00:00Z" w16du:dateUtc="2026-08-22T20:00:00Z">
+      <w:ins w:id="465" w:author="neal chaisson" w:date="2026-08-22T16:00:00Z" w16du:dateUtc="2026-08-22T20:00:00Z">
         <w:r>
           <w:rPr>
             <w:rFonts w:asciiTheme="majorHAnsi" w:hAnsiTheme="majorHAnsi" w:cstheme="majorHAnsi"/>
-            <w:rPrChange w:id="464" w:author="neal chaisson" w:date="2026-08-22T16:01:00Z" w16du:dateUtc="2026-08-22T20:01:00Z">
+            <w:rPrChange w:id="466" w:author="neal chaisson" w:date="2026-08-22T16:01:00Z" w16du:dateUtc="2026-08-22T20:01:00Z">
               <w:rPr/>
             </w:rPrChange>
           </w:rPr>
           <w:t xml:space="preserve"> </w:t>
         </w:r>
       </w:ins>
-      <w:ins w:id="465" w:author="neal chaisson" w:date="2026-08-23T23:16:00Z" w16du:dateUtc="2026-08-24T03:16:00Z">
+      <w:ins w:id="467" w:author="neal chaisson" w:date="2026-08-23T23:16:00Z" w16du:dateUtc="2026-08-24T03:16:00Z">
         <w:r>
           <w:rPr>
             <w:rFonts w:asciiTheme="majorHAnsi" w:hAnsiTheme="majorHAnsi" w:cstheme="majorHAnsi"/>
@@ -4836,18 +4846,18 @@
           <w:t xml:space="preserve">that were </w:t>
         </w:r>
       </w:ins>
-      <w:ins w:id="466" w:author="neal chaisson" w:date="2026-08-22T16:00:00Z" w16du:dateUtc="2026-08-22T20:00:00Z">
+      <w:ins w:id="468" w:author="neal chaisson" w:date="2026-08-22T16:00:00Z" w16du:dateUtc="2026-08-22T20:00:00Z">
         <w:r>
           <w:rPr>
             <w:rFonts w:asciiTheme="majorHAnsi" w:hAnsiTheme="majorHAnsi" w:cstheme="majorHAnsi"/>
-            <w:rPrChange w:id="467" w:author="neal chaisson" w:date="2026-08-22T16:01:00Z" w16du:dateUtc="2026-08-22T20:01:00Z">
+            <w:rPrChange w:id="469" w:author="neal chaisson" w:date="2026-08-22T16:01:00Z" w16du:dateUtc="2026-08-22T20:01:00Z">
               <w:rPr/>
             </w:rPrChange>
           </w:rPr>
           <w:t xml:space="preserve">never tested. </w:t>
         </w:r>
       </w:ins>
-      <w:ins w:id="468" w:author="neal chaisson" w:date="2026-08-22T16:05:00Z" w16du:dateUtc="2026-08-22T20:05:00Z">
+      <w:ins w:id="470" w:author="neal chaisson" w:date="2026-08-22T16:05:00Z" w16du:dateUtc="2026-08-22T20:05:00Z">
         <w:r>
           <w:rPr>
             <w:rFonts w:asciiTheme="majorHAnsi" w:hAnsiTheme="majorHAnsi" w:cstheme="majorHAnsi"/>
@@ -4855,18 +4865,18 @@
           <w:t xml:space="preserve">Since </w:t>
         </w:r>
       </w:ins>
-      <w:ins w:id="469" w:author="neal chaisson" w:date="2026-08-22T16:00:00Z" w16du:dateUtc="2026-08-22T20:00:00Z">
+      <w:ins w:id="471" w:author="neal chaisson" w:date="2026-08-22T16:00:00Z" w16du:dateUtc="2026-08-22T20:00:00Z">
         <w:r>
           <w:rPr>
             <w:rFonts w:asciiTheme="majorHAnsi" w:hAnsiTheme="majorHAnsi" w:cstheme="majorHAnsi"/>
-            <w:rPrChange w:id="470" w:author="neal chaisson" w:date="2026-08-22T16:01:00Z" w16du:dateUtc="2026-08-22T20:01:00Z">
+            <w:rPrChange w:id="472" w:author="neal chaisson" w:date="2026-08-22T16:01:00Z" w16du:dateUtc="2026-08-22T20:01:00Z">
               <w:rPr/>
             </w:rPrChange>
           </w:rPr>
           <w:t>right atrial pressure was measured rather than imposed</w:t>
         </w:r>
       </w:ins>
-      <w:ins w:id="471" w:author="neal chaisson" w:date="2026-08-22T16:05:00Z" w16du:dateUtc="2026-08-22T20:05:00Z">
+      <w:ins w:id="473" w:author="neal chaisson" w:date="2026-08-22T16:05:00Z" w16du:dateUtc="2026-08-22T20:05:00Z">
         <w:r>
           <w:rPr>
             <w:rFonts w:asciiTheme="majorHAnsi" w:hAnsiTheme="majorHAnsi" w:cstheme="majorHAnsi"/>
@@ -4874,18 +4884,18 @@
           <w:t>,</w:t>
         </w:r>
       </w:ins>
-      <w:ins w:id="472" w:author="neal chaisson" w:date="2026-08-22T16:00:00Z" w16du:dateUtc="2026-08-22T20:00:00Z">
+      <w:ins w:id="474" w:author="neal chaisson" w:date="2026-08-22T16:00:00Z" w16du:dateUtc="2026-08-22T20:00:00Z">
         <w:r>
           <w:rPr>
             <w:rFonts w:asciiTheme="majorHAnsi" w:hAnsiTheme="majorHAnsi" w:cstheme="majorHAnsi"/>
-            <w:rPrChange w:id="473" w:author="neal chaisson" w:date="2026-08-22T16:01:00Z" w16du:dateUtc="2026-08-22T20:01:00Z">
+            <w:rPrChange w:id="475" w:author="neal chaisson" w:date="2026-08-22T16:01:00Z" w16du:dateUtc="2026-08-22T20:01:00Z">
               <w:rPr/>
             </w:rPrChange>
           </w:rPr>
           <w:t xml:space="preserve"> the experiment </w:t>
         </w:r>
       </w:ins>
-      <w:ins w:id="474" w:author="neal chaisson" w:date="2026-08-22T16:05:00Z" w16du:dateUtc="2026-08-22T20:05:00Z">
+      <w:ins w:id="476" w:author="neal chaisson" w:date="2026-08-22T16:05:00Z" w16du:dateUtc="2026-08-22T20:05:00Z">
         <w:r>
           <w:rPr>
             <w:rFonts w:asciiTheme="majorHAnsi" w:hAnsiTheme="majorHAnsi" w:cstheme="majorHAnsi"/>
@@ -4893,18 +4903,18 @@
           <w:t>did</w:t>
         </w:r>
       </w:ins>
-      <w:ins w:id="475" w:author="neal chaisson" w:date="2026-08-22T16:00:00Z" w16du:dateUtc="2026-08-22T20:00:00Z">
+      <w:ins w:id="477" w:author="neal chaisson" w:date="2026-08-22T16:00:00Z" w16du:dateUtc="2026-08-22T20:00:00Z">
         <w:r>
           <w:rPr>
             <w:rFonts w:asciiTheme="majorHAnsi" w:hAnsiTheme="majorHAnsi" w:cstheme="majorHAnsi"/>
-            <w:rPrChange w:id="476" w:author="neal chaisson" w:date="2026-08-22T16:01:00Z" w16du:dateUtc="2026-08-22T20:01:00Z">
+            <w:rPrChange w:id="478" w:author="neal chaisson" w:date="2026-08-22T16:01:00Z" w16du:dateUtc="2026-08-22T20:01:00Z">
               <w:rPr/>
             </w:rPrChange>
           </w:rPr>
           <w:t xml:space="preserve"> not </w:t>
         </w:r>
       </w:ins>
-      <w:ins w:id="477" w:author="neal chaisson" w:date="2026-08-23T23:16:00Z" w16du:dateUtc="2026-08-24T03:16:00Z">
+      <w:ins w:id="479" w:author="neal chaisson" w:date="2026-08-23T23:16:00Z" w16du:dateUtc="2026-08-24T03:16:00Z">
         <w:r>
           <w:rPr>
             <w:rFonts w:asciiTheme="majorHAnsi" w:hAnsiTheme="majorHAnsi" w:cstheme="majorHAnsi"/>
@@ -4912,18 +4922,18 @@
           <w:t xml:space="preserve">actually </w:t>
         </w:r>
       </w:ins>
-      <w:ins w:id="478" w:author="neal chaisson" w:date="2026-08-22T16:00:00Z" w16du:dateUtc="2026-08-22T20:00:00Z">
+      <w:ins w:id="480" w:author="neal chaisson" w:date="2026-08-22T16:00:00Z" w16du:dateUtc="2026-08-22T20:00:00Z">
         <w:r>
           <w:rPr>
             <w:rFonts w:asciiTheme="majorHAnsi" w:hAnsiTheme="majorHAnsi" w:cstheme="majorHAnsi"/>
-            <w:rPrChange w:id="479" w:author="neal chaisson" w:date="2026-08-22T16:01:00Z" w16du:dateUtc="2026-08-22T20:01:00Z">
+            <w:rPrChange w:id="481" w:author="neal chaisson" w:date="2026-08-22T16:01:00Z" w16du:dateUtc="2026-08-22T20:01:00Z">
               <w:rPr/>
             </w:rPrChange>
           </w:rPr>
           <w:t>test whether right atrial pressure limits flow</w:t>
         </w:r>
       </w:ins>
-      <w:ins w:id="480" w:author="neal chaisson" w:date="2026-08-22T16:06:00Z" w16du:dateUtc="2026-08-22T20:06:00Z">
+      <w:ins w:id="482" w:author="neal chaisson" w:date="2026-08-22T16:06:00Z" w16du:dateUtc="2026-08-22T20:06:00Z">
         <w:r>
           <w:rPr>
             <w:rFonts w:asciiTheme="majorHAnsi" w:hAnsiTheme="majorHAnsi" w:cstheme="majorHAnsi"/>
@@ -4931,18 +4941,18 @@
           <w:t>.  Acknowledging this, o</w:t>
         </w:r>
       </w:ins>
-      <w:ins w:id="481" w:author="neal chaisson" w:date="2026-08-22T16:00:00Z" w16du:dateUtc="2026-08-22T20:00:00Z">
+      <w:ins w:id="483" w:author="neal chaisson" w:date="2026-08-22T16:00:00Z" w16du:dateUtc="2026-08-22T20:00:00Z">
         <w:r>
           <w:rPr>
             <w:rFonts w:asciiTheme="majorHAnsi" w:hAnsiTheme="majorHAnsi" w:cstheme="majorHAnsi"/>
-            <w:rPrChange w:id="482" w:author="neal chaisson" w:date="2026-08-22T16:01:00Z" w16du:dateUtc="2026-08-22T20:01:00Z">
+            <w:rPrChange w:id="484" w:author="neal chaisson" w:date="2026-08-22T16:01:00Z" w16du:dateUtc="2026-08-22T20:01:00Z">
               <w:rPr/>
             </w:rPrChange>
           </w:rPr>
           <w:t xml:space="preserve">thers </w:t>
         </w:r>
       </w:ins>
-      <w:ins w:id="483" w:author="neal chaisson" w:date="2026-08-22T16:06:00Z" w16du:dateUtc="2026-08-22T20:06:00Z">
+      <w:ins w:id="485" w:author="neal chaisson" w:date="2026-08-22T16:06:00Z" w16du:dateUtc="2026-08-22T20:06:00Z">
         <w:r>
           <w:rPr>
             <w:rFonts w:asciiTheme="majorHAnsi" w:hAnsiTheme="majorHAnsi" w:cstheme="majorHAnsi"/>
@@ -4950,18 +4960,18 @@
           <w:t>have come to Guyton’s defense</w:t>
         </w:r>
       </w:ins>
-      <w:ins w:id="484" w:author="neal chaisson" w:date="2026-08-22T16:00:00Z" w16du:dateUtc="2026-08-22T20:00:00Z">
+      <w:ins w:id="486" w:author="neal chaisson" w:date="2026-08-22T16:00:00Z" w16du:dateUtc="2026-08-22T20:00:00Z">
         <w:r>
           <w:rPr>
             <w:rFonts w:asciiTheme="majorHAnsi" w:hAnsiTheme="majorHAnsi" w:cstheme="majorHAnsi"/>
-            <w:rPrChange w:id="485" w:author="neal chaisson" w:date="2026-08-22T16:01:00Z" w16du:dateUtc="2026-08-22T20:01:00Z">
+            <w:rPrChange w:id="487" w:author="neal chaisson" w:date="2026-08-22T16:01:00Z" w16du:dateUtc="2026-08-22T20:01:00Z">
               <w:rPr/>
             </w:rPrChange>
           </w:rPr>
           <w:t xml:space="preserve"> with equal force</w:t>
         </w:r>
       </w:ins>
-      <w:ins w:id="486" w:author="neal chaisson" w:date="2026-08-22T16:07:00Z" w16du:dateUtc="2026-08-22T20:07:00Z">
+      <w:ins w:id="488" w:author="neal chaisson" w:date="2026-08-22T16:07:00Z" w16du:dateUtc="2026-08-22T20:07:00Z">
         <w:r>
           <w:rPr>
             <w:rFonts w:asciiTheme="majorHAnsi" w:hAnsiTheme="majorHAnsi" w:cstheme="majorHAnsi"/>
@@ -4969,7 +4979,7 @@
           <w:t xml:space="preserve">.  After considering arguments from both </w:t>
         </w:r>
       </w:ins>
-      <w:ins w:id="487" w:author="neal chaisson" w:date="2026-08-22T16:08:00Z" w16du:dateUtc="2026-08-22T20:08:00Z">
+      <w:ins w:id="489" w:author="neal chaisson" w:date="2026-08-22T16:08:00Z" w16du:dateUtc="2026-08-22T20:08:00Z">
         <w:r>
           <w:rPr>
             <w:rFonts w:asciiTheme="majorHAnsi" w:hAnsiTheme="majorHAnsi" w:cstheme="majorHAnsi"/>
@@ -4977,18 +4987,18 @@
           <w:t xml:space="preserve">camps, it is probably safe to say </w:t>
         </w:r>
       </w:ins>
-      <w:ins w:id="488" w:author="neal chaisson" w:date="2026-08-22T16:00:00Z" w16du:dateUtc="2026-08-22T20:00:00Z">
+      <w:ins w:id="490" w:author="neal chaisson" w:date="2026-08-22T16:00:00Z" w16du:dateUtc="2026-08-22T20:00:00Z">
         <w:r>
           <w:rPr>
             <w:rFonts w:asciiTheme="majorHAnsi" w:hAnsiTheme="majorHAnsi" w:cstheme="majorHAnsi"/>
-            <w:rPrChange w:id="489" w:author="neal chaisson" w:date="2026-08-22T16:01:00Z" w16du:dateUtc="2026-08-22T20:01:00Z">
+            <w:rPrChange w:id="491" w:author="neal chaisson" w:date="2026-08-22T16:01:00Z" w16du:dateUtc="2026-08-22T20:01:00Z">
               <w:rPr/>
             </w:rPrChange>
           </w:rPr>
           <w:t xml:space="preserve">that central venous pressure is </w:t>
         </w:r>
       </w:ins>
-      <w:ins w:id="490" w:author="neal chaisson" w:date="2026-08-22T16:08:00Z" w16du:dateUtc="2026-08-22T20:08:00Z">
+      <w:ins w:id="492" w:author="neal chaisson" w:date="2026-08-22T16:08:00Z" w16du:dateUtc="2026-08-22T20:08:00Z">
         <w:r>
           <w:rPr>
             <w:rFonts w:asciiTheme="majorHAnsi" w:hAnsiTheme="majorHAnsi" w:cstheme="majorHAnsi"/>
@@ -4996,18 +5006,18 @@
           <w:t xml:space="preserve">indeed </w:t>
         </w:r>
       </w:ins>
-      <w:ins w:id="491" w:author="neal chaisson" w:date="2026-08-22T16:00:00Z" w16du:dateUtc="2026-08-22T20:00:00Z">
+      <w:ins w:id="493" w:author="neal chaisson" w:date="2026-08-22T16:00:00Z" w16du:dateUtc="2026-08-22T20:00:00Z">
         <w:r>
           <w:rPr>
             <w:rFonts w:asciiTheme="majorHAnsi" w:hAnsiTheme="majorHAnsi" w:cstheme="majorHAnsi"/>
-            <w:rPrChange w:id="492" w:author="neal chaisson" w:date="2026-08-22T16:01:00Z" w16du:dateUtc="2026-08-22T20:01:00Z">
+            <w:rPrChange w:id="494" w:author="neal chaisson" w:date="2026-08-22T16:01:00Z" w16du:dateUtc="2026-08-22T20:01:00Z">
               <w:rPr/>
             </w:rPrChange>
           </w:rPr>
           <w:t xml:space="preserve">an important physiologic parameter but </w:t>
         </w:r>
       </w:ins>
-      <w:ins w:id="493" w:author="neal chaisson" w:date="2026-08-22T16:09:00Z" w16du:dateUtc="2026-08-22T20:09:00Z">
+      <w:ins w:id="495" w:author="neal chaisson" w:date="2026-08-22T16:09:00Z" w16du:dateUtc="2026-08-22T20:09:00Z">
         <w:r>
           <w:rPr>
             <w:rFonts w:asciiTheme="majorHAnsi" w:hAnsiTheme="majorHAnsi" w:cstheme="majorHAnsi"/>
@@ -5015,18 +5025,18 @@
           <w:t xml:space="preserve">shouldn’t be seen simply as </w:t>
         </w:r>
       </w:ins>
-      <w:ins w:id="494" w:author="neal chaisson" w:date="2026-08-22T16:00:00Z" w16du:dateUtc="2026-08-22T20:00:00Z">
+      <w:ins w:id="496" w:author="neal chaisson" w:date="2026-08-22T16:00:00Z" w16du:dateUtc="2026-08-22T20:00:00Z">
         <w:r>
           <w:rPr>
             <w:rFonts w:asciiTheme="majorHAnsi" w:hAnsiTheme="majorHAnsi" w:cstheme="majorHAnsi"/>
-            <w:rPrChange w:id="495" w:author="neal chaisson" w:date="2026-08-22T16:01:00Z" w16du:dateUtc="2026-08-22T20:01:00Z">
+            <w:rPrChange w:id="497" w:author="neal chaisson" w:date="2026-08-22T16:01:00Z" w16du:dateUtc="2026-08-22T20:01:00Z">
               <w:rPr/>
             </w:rPrChange>
           </w:rPr>
           <w:t xml:space="preserve">an independent variable that </w:t>
         </w:r>
       </w:ins>
-      <w:ins w:id="496" w:author="neal chaisson" w:date="2026-08-22T16:09:00Z" w16du:dateUtc="2026-08-22T20:09:00Z">
+      <w:ins w:id="498" w:author="neal chaisson" w:date="2026-08-22T16:09:00Z" w16du:dateUtc="2026-08-22T20:09:00Z">
         <w:r>
           <w:rPr>
             <w:rFonts w:asciiTheme="majorHAnsi" w:hAnsiTheme="majorHAnsi" w:cstheme="majorHAnsi"/>
@@ -5034,18 +5044,18 @@
           <w:t xml:space="preserve">directly </w:t>
         </w:r>
       </w:ins>
-      <w:ins w:id="497" w:author="neal chaisson" w:date="2026-08-22T16:00:00Z" w16du:dateUtc="2026-08-22T20:00:00Z">
+      <w:ins w:id="499" w:author="neal chaisson" w:date="2026-08-22T16:00:00Z" w16du:dateUtc="2026-08-22T20:00:00Z">
         <w:r>
           <w:rPr>
             <w:rFonts w:asciiTheme="majorHAnsi" w:hAnsiTheme="majorHAnsi" w:cstheme="majorHAnsi"/>
-            <w:rPrChange w:id="498" w:author="neal chaisson" w:date="2026-08-22T16:01:00Z" w16du:dateUtc="2026-08-22T20:01:00Z">
+            <w:rPrChange w:id="500" w:author="neal chaisson" w:date="2026-08-22T16:01:00Z" w16du:dateUtc="2026-08-22T20:01:00Z">
               <w:rPr/>
             </w:rPrChange>
           </w:rPr>
           <w:t xml:space="preserve">determines cardiac output. </w:t>
         </w:r>
       </w:ins>
-      <w:ins w:id="499" w:author="neal chaisson" w:date="2026-08-23T23:17:00Z" w16du:dateUtc="2026-08-24T03:17:00Z">
+      <w:ins w:id="501" w:author="neal chaisson" w:date="2026-08-23T23:17:00Z" w16du:dateUtc="2026-08-24T03:17:00Z">
         <w:r>
           <w:rPr>
             <w:rFonts w:asciiTheme="majorHAnsi" w:hAnsiTheme="majorHAnsi" w:cstheme="majorHAnsi"/>
@@ -5053,7 +5063,7 @@
           <w:t xml:space="preserve">We will revisit this further </w:t>
         </w:r>
       </w:ins>
-      <w:ins w:id="500" w:author="neal chaisson" w:date="2026-08-22T16:09:00Z" w16du:dateUtc="2026-08-22T20:09:00Z">
+      <w:ins w:id="502" w:author="neal chaisson" w:date="2026-08-22T16:09:00Z" w16du:dateUtc="2026-08-22T20:09:00Z">
         <w:r>
           <w:rPr>
             <w:rFonts w:asciiTheme="majorHAnsi" w:hAnsiTheme="majorHAnsi" w:cstheme="majorHAnsi"/>
@@ -5061,11 +5071,11 @@
           <w:t xml:space="preserve">in </w:t>
         </w:r>
       </w:ins>
-      <w:ins w:id="501" w:author="neal chaisson" w:date="2026-08-22T16:00:00Z" w16du:dateUtc="2026-08-22T20:00:00Z">
+      <w:ins w:id="503" w:author="neal chaisson" w:date="2026-08-22T16:00:00Z" w16du:dateUtc="2026-08-22T20:00:00Z">
         <w:r>
           <w:rPr>
             <w:rFonts w:asciiTheme="majorHAnsi" w:hAnsiTheme="majorHAnsi" w:cstheme="majorHAnsi"/>
-            <w:rPrChange w:id="502" w:author="neal chaisson" w:date="2026-08-22T16:01:00Z" w16du:dateUtc="2026-08-22T20:01:00Z">
+            <w:rPrChange w:id="504" w:author="neal chaisson" w:date="2026-08-22T16:01:00Z" w16du:dateUtc="2026-08-22T20:01:00Z">
               <w:rPr/>
             </w:rPrChange>
           </w:rPr>
@@ -5076,171 +5086,171 @@
     <w:p>
       <w:pPr>
         <w:rPr>
-          <w:del w:id="503" w:author="neal chaisson" w:date="2026-08-22T16:00:00Z" w16du:dateUtc="2026-08-22T20:00:00Z"/>
+          <w:del w:id="505" w:author="neal chaisson" w:date="2026-08-22T16:00:00Z" w16du:dateUtc="2026-08-22T20:00:00Z"/>
         </w:rPr>
       </w:pPr>
-      <w:del w:id="504" w:author="neal chaisson" w:date="2026-08-22T14:52:00Z" w16du:dateUtc="2026-08-22T18:52:00Z">
+      <w:del w:id="506" w:author="neal chaisson" w:date="2026-08-22T14:52:00Z" w16du:dateUtc="2026-08-22T18:52:00Z">
         <w:r>
           <w:delText xml:space="preserve">What the picture does not establish is causation, and here the </w:delText>
-        </w:r>
-      </w:del>
-      <w:del w:id="505" w:author="neal chaisson" w:date="2026-08-22T09:06:00Z" w16du:dateUtc="2026-08-22T13:06:00Z">
-        <w:r>
-          <w:delText>Informed learner</w:delText>
-        </w:r>
-      </w:del>
-      <w:del w:id="506" w:author="neal chaisson" w:date="2026-08-22T14:52:00Z" w16du:dateUtc="2026-08-22T18:52:00Z">
-        <w:r>
-          <w:delText xml:space="preserve"> needs to </w:delText>
         </w:r>
       </w:del>
       <w:del w:id="507" w:author="neal chaisson" w:date="2026-08-22T09:06:00Z" w16du:dateUtc="2026-08-22T13:06:00Z">
         <w:r>
-          <w:delText>be clear</w:delText>
+          <w:delText>Informed learner</w:delText>
         </w:r>
       </w:del>
       <w:del w:id="508" w:author="neal chaisson" w:date="2026-08-22T14:52:00Z" w16du:dateUtc="2026-08-22T18:52:00Z">
         <w:r>
-          <w:delText xml:space="preserve"> where a generation of teaching has been loose. Guyton's original interpretation, published in 1955, was that right atrial pressure acts as a back pressure limiting venous return. </w:delText>
+          <w:delText xml:space="preserve"> needs to </w:delText>
         </w:r>
       </w:del>
-      <w:del w:id="509" w:author="neal chaisson" w:date="2026-08-22T12:58:00Z" w16du:dateUtc="2026-08-22T16:58:00Z">
-        <w:r>
-          <w:delText>Beard and Feigl</w:delText>
+      <w:del w:id="509" w:author="neal chaisson" w:date="2026-08-22T09:06:00Z" w16du:dateUtc="2026-08-22T13:06:00Z">
+        <w:r>
+          <w:delText>be clear</w:delText>
         </w:r>
       </w:del>
       <w:del w:id="510" w:author="neal chaisson" w:date="2026-08-22T14:52:00Z" w16du:dateUtc="2026-08-22T18:52:00Z">
         <w:r>
-          <w:delText xml:space="preserve"> </w:delText>
+          <w:delText xml:space="preserve"> where a generation of teaching has been loose. Guyton's original interpretation, published in 1955, was that right atrial pressure acts as a back pressure limiting venous return. </w:delText>
         </w:r>
       </w:del>
-      <w:del w:id="511" w:author="neal chaisson" w:date="2026-08-22T09:10:00Z" w16du:dateUtc="2026-08-22T13:10:00Z">
-        <w:r>
-          <w:delText xml:space="preserve">reanalyzed Guyton's own model and data and </w:delText>
+      <w:del w:id="511" w:author="neal chaisson" w:date="2026-08-22T12:58:00Z" w16du:dateUtc="2026-08-22T16:58:00Z">
+        <w:r>
+          <w:delText>Beard and Feigl</w:delText>
         </w:r>
       </w:del>
       <w:del w:id="512" w:author="neal chaisson" w:date="2026-08-22T14:52:00Z" w16du:dateUtc="2026-08-22T18:52:00Z">
         <w:r>
-          <w:delText>point</w:delText>
+          <w:delText xml:space="preserve"> </w:delText>
         </w:r>
       </w:del>
-      <w:del w:id="513" w:author="neal chaisson" w:date="2026-08-22T12:58:00Z" w16du:dateUtc="2026-08-22T16:58:00Z">
-        <w:r>
-          <w:delText>ed</w:delText>
+      <w:del w:id="513" w:author="neal chaisson" w:date="2026-08-22T09:10:00Z" w16du:dateUtc="2026-08-22T13:10:00Z">
+        <w:r>
+          <w:delText xml:space="preserve">reanalyzed Guyton's own model and data and </w:delText>
         </w:r>
       </w:del>
       <w:del w:id="514" w:author="neal chaisson" w:date="2026-08-22T14:52:00Z" w16du:dateUtc="2026-08-22T18:52:00Z">
         <w:r>
-          <w:delText xml:space="preserve"> out that in </w:delText>
+          <w:delText>point</w:delText>
         </w:r>
       </w:del>
-      <w:del w:id="515" w:author="neal chaisson" w:date="2026-08-22T09:10:00Z" w16du:dateUtc="2026-08-22T13:10:00Z">
-        <w:r>
-          <w:delText xml:space="preserve">those </w:delText>
+      <w:del w:id="515" w:author="neal chaisson" w:date="2026-08-22T12:58:00Z" w16du:dateUtc="2026-08-22T16:58:00Z">
+        <w:r>
+          <w:delText>ed</w:delText>
         </w:r>
       </w:del>
       <w:del w:id="516" w:author="neal chaisson" w:date="2026-08-22T14:52:00Z" w16du:dateUtc="2026-08-22T18:52:00Z">
         <w:r>
-          <w:delText>experiments</w:delText>
+          <w:delText xml:space="preserve"> out that in </w:delText>
         </w:r>
       </w:del>
       <w:del w:id="517" w:author="neal chaisson" w:date="2026-08-22T09:10:00Z" w16du:dateUtc="2026-08-22T13:10:00Z">
         <w:r>
-          <w:delText xml:space="preserve"> </w:delText>
+          <w:delText xml:space="preserve">those </w:delText>
         </w:r>
       </w:del>
       <w:del w:id="518" w:author="neal chaisson" w:date="2026-08-22T14:52:00Z" w16du:dateUtc="2026-08-22T18:52:00Z">
         <w:r>
+          <w:delText>experiments</w:delText>
+        </w:r>
+      </w:del>
+      <w:del w:id="519" w:author="neal chaisson" w:date="2026-08-22T09:10:00Z" w16du:dateUtc="2026-08-22T13:10:00Z">
+        <w:r>
+          <w:delText xml:space="preserve"> </w:delText>
+        </w:r>
+      </w:del>
+      <w:del w:id="520" w:author="neal chaisson" w:date="2026-08-22T14:52:00Z" w16du:dateUtc="2026-08-22T18:52:00Z">
+        <w:r>
           <w:delText xml:space="preserve">cardiac output was set by an artificial pump and was therefore the independent variable, while right atrial pressure was the dependent one. </w:delText>
         </w:r>
-        <w:commentRangeStart w:id="519"/>
+        <w:commentRangeStart w:id="521"/>
         <w:r>
           <w:delText xml:space="preserve">The observed rise in right atrial pressure as cardiac output fell </w:delText>
         </w:r>
       </w:del>
-      <w:del w:id="520" w:author="neal chaisson" w:date="2026-08-22T09:11:00Z" w16du:dateUtc="2026-08-22T13:11:00Z">
+      <w:del w:id="522" w:author="neal chaisson" w:date="2026-08-22T09:11:00Z" w16du:dateUtc="2026-08-22T13:11:00Z">
         <w:r>
           <w:delText xml:space="preserve">is </w:delText>
         </w:r>
       </w:del>
-      <w:del w:id="521" w:author="neal chaisson" w:date="2026-08-22T14:52:00Z" w16du:dateUtc="2026-08-22T18:52:00Z">
+      <w:del w:id="523" w:author="neal chaisson" w:date="2026-08-22T14:52:00Z" w16du:dateUtc="2026-08-22T18:52:00Z">
         <w:r>
           <w:delText xml:space="preserve">explained by redistribution of blood volume within a closed circulation of fixed total volume, not by right atrial pressure restricting return. </w:delText>
         </w:r>
-        <w:commentRangeEnd w:id="519"/>
+        <w:commentRangeEnd w:id="521"/>
         <w:r>
           <w:rPr>
-            <w:rStyle w:val="Refdecomentario"/>
+            <w:rStyle w:val="CommentReference"/>
             <w:sz w:val="22"/>
             <w:szCs w:val="22"/>
           </w:rPr>
-          <w:commentReference w:id="519"/>
+          <w:commentReference w:id="521"/>
         </w:r>
         <w:r>
           <w:delText xml:space="preserve">They argued the concept should be removed from teaching. Others have argued the opposite with equal force, and the exchange was published as a formal CrossTalk debate. </w:delText>
         </w:r>
       </w:del>
-      <w:del w:id="522" w:author="neal chaisson" w:date="2026-08-22T09:17:00Z" w16du:dateUtc="2026-08-22T13:17:00Z">
+      <w:del w:id="524" w:author="neal chaisson" w:date="2026-08-22T09:17:00Z" w16du:dateUtc="2026-08-22T13:17:00Z">
         <w:r>
           <w:delText>Berlin and Bakker land in a defensible middle:</w:delText>
-        </w:r>
-      </w:del>
-      <w:del w:id="523" w:author="neal chaisson" w:date="2026-08-22T16:00:00Z" w16du:dateUtc="2026-08-22T20:00:00Z">
-        <w:r>
-          <w:delText xml:space="preserve"> central venous pressure</w:delText>
-        </w:r>
-      </w:del>
-      <w:del w:id="524" w:author="neal chaisson" w:date="2026-08-22T15:53:00Z" w16du:dateUtc="2026-08-22T19:53:00Z">
-        <w:r>
-          <w:delText xml:space="preserve"> is</w:delText>
         </w:r>
       </w:del>
       <w:del w:id="525" w:author="neal chaisson" w:date="2026-08-22T16:00:00Z" w16du:dateUtc="2026-08-22T20:00:00Z">
         <w:r>
-          <w:delText xml:space="preserve"> an important physiologic parameter</w:delText>
+          <w:delText xml:space="preserve"> central venous pressure</w:delText>
         </w:r>
       </w:del>
-      <w:del w:id="526" w:author="neal chaisson" w:date="2026-08-22T15:54:00Z" w16du:dateUtc="2026-08-22T19:54:00Z">
-        <w:r>
-          <w:delText>, but it i</w:delText>
+      <w:del w:id="526" w:author="neal chaisson" w:date="2026-08-22T15:53:00Z" w16du:dateUtc="2026-08-22T19:53:00Z">
+        <w:r>
+          <w:delText xml:space="preserve"> is</w:delText>
         </w:r>
       </w:del>
       <w:del w:id="527" w:author="neal chaisson" w:date="2026-08-22T16:00:00Z" w16du:dateUtc="2026-08-22T20:00:00Z">
         <w:r>
-          <w:delText xml:space="preserve">s not </w:delText>
+          <w:delText xml:space="preserve"> an important physiologic parameter</w:delText>
         </w:r>
       </w:del>
-      <w:del w:id="528" w:author="neal chaisson" w:date="2026-08-22T09:17:00Z" w16du:dateUtc="2026-08-22T13:17:00Z">
-        <w:r>
-          <w:delText xml:space="preserve">an </w:delText>
+      <w:del w:id="528" w:author="neal chaisson" w:date="2026-08-22T15:54:00Z" w16du:dateUtc="2026-08-22T19:54:00Z">
+        <w:r>
+          <w:delText>, but it i</w:delText>
         </w:r>
       </w:del>
       <w:del w:id="529" w:author="neal chaisson" w:date="2026-08-22T16:00:00Z" w16du:dateUtc="2026-08-22T20:00:00Z">
         <w:r>
-          <w:delText xml:space="preserve">independent variable </w:delText>
+          <w:delText xml:space="preserve">s not </w:delText>
         </w:r>
       </w:del>
-      <w:del w:id="530" w:author="neal chaisson" w:date="2026-08-22T09:18:00Z" w16du:dateUtc="2026-08-22T13:18:00Z">
-        <w:r>
-          <w:delText>that determines</w:delText>
+      <w:del w:id="530" w:author="neal chaisson" w:date="2026-08-22T09:17:00Z" w16du:dateUtc="2026-08-22T13:17:00Z">
+        <w:r>
+          <w:delText xml:space="preserve">an </w:delText>
         </w:r>
       </w:del>
       <w:del w:id="531" w:author="neal chaisson" w:date="2026-08-22T16:00:00Z" w16du:dateUtc="2026-08-22T20:00:00Z">
         <w:r>
+          <w:delText xml:space="preserve">independent variable </w:delText>
+        </w:r>
+      </w:del>
+      <w:del w:id="532" w:author="neal chaisson" w:date="2026-08-22T09:18:00Z" w16du:dateUtc="2026-08-22T13:18:00Z">
+        <w:r>
+          <w:delText>that determines</w:delText>
+        </w:r>
+      </w:del>
+      <w:del w:id="533" w:author="neal chaisson" w:date="2026-08-22T16:00:00Z" w16du:dateUtc="2026-08-22T20:00:00Z">
+        <w:r>
           <w:delText xml:space="preserve"> cardiac </w:delText>
         </w:r>
-        <w:commentRangeStart w:id="532"/>
+        <w:commentRangeStart w:id="534"/>
         <w:r>
           <w:delText>output</w:delText>
         </w:r>
-        <w:commentRangeEnd w:id="532"/>
+        <w:commentRangeEnd w:id="534"/>
         <w:r>
           <w:rPr>
-            <w:rStyle w:val="Refdecomentario"/>
+            <w:rStyle w:val="CommentReference"/>
             <w:sz w:val="22"/>
             <w:szCs w:val="22"/>
           </w:rPr>
-          <w:commentReference w:id="532"/>
+          <w:commentReference w:id="534"/>
         </w:r>
         <w:r>
           <w:delText>.</w:delText>
@@ -5256,7 +5266,7 @@
         </w:rPr>
         <w:t xml:space="preserve">[Physiologic Insight box: Treat the two-curve diagram as a way of asking which function moved, not as a mechanism. A patient whose cardiac output has fallen with a rising right atrial pressure has moved along the venous return curve because the cardiac function curve dropped, which localizes the problem to the pump. A patient whose cardiac output has fallen with a falling right atrial pressure has moved along the cardiac function curve because the return function dropped, which localizes the problem to volume or venous tone. Same fall in flow, opposite direction of right atrial pressure, opposite treatment. </w:t>
       </w:r>
-      <w:del w:id="533" w:author="neal chaisson" w:date="2026-08-22T14:45:00Z" w16du:dateUtc="2026-08-22T18:45:00Z">
+      <w:del w:id="535" w:author="neal chaisson" w:date="2026-08-22T14:45:00Z" w16du:dateUtc="2026-08-22T18:45:00Z">
         <w:r>
           <w:rPr>
             <w:i/>
@@ -5274,7 +5284,7 @@
         </w:rPr>
         <w:t xml:space="preserve">This is </w:t>
       </w:r>
-      <w:del w:id="534" w:author="neal chaisson" w:date="2026-08-22T14:45:00Z" w16du:dateUtc="2026-08-22T18:45:00Z">
+      <w:del w:id="536" w:author="neal chaisson" w:date="2026-08-22T14:45:00Z" w16du:dateUtc="2026-08-22T18:45:00Z">
         <w:r>
           <w:rPr>
             <w:i/>
@@ -5284,7 +5294,7 @@
           <w:delText xml:space="preserve">the </w:delText>
         </w:r>
       </w:del>
-      <w:ins w:id="535" w:author="neal chaisson" w:date="2026-08-22T14:45:00Z" w16du:dateUtc="2026-08-22T18:45:00Z">
+      <w:ins w:id="537" w:author="neal chaisson" w:date="2026-08-22T14:45:00Z" w16du:dateUtc="2026-08-22T18:45:00Z">
         <w:r>
           <w:rPr>
             <w:i/>
@@ -5294,7 +5304,7 @@
           <w:t xml:space="preserve">a sound </w:t>
         </w:r>
       </w:ins>
-      <w:del w:id="536" w:author="neal chaisson" w:date="2026-08-22T14:45:00Z" w16du:dateUtc="2026-08-22T18:45:00Z">
+      <w:del w:id="538" w:author="neal chaisson" w:date="2026-08-22T14:45:00Z" w16du:dateUtc="2026-08-22T18:45:00Z">
         <w:r>
           <w:rPr>
             <w:i/>
@@ -5304,7 +5314,7 @@
           <w:delText xml:space="preserve">sense </w:delText>
         </w:r>
       </w:del>
-      <w:ins w:id="537" w:author="neal chaisson" w:date="2026-08-22T14:45:00Z" w16du:dateUtc="2026-08-22T18:45:00Z">
+      <w:ins w:id="539" w:author="neal chaisson" w:date="2026-08-22T14:45:00Z" w16du:dateUtc="2026-08-22T18:45:00Z">
         <w:r>
           <w:rPr>
             <w:i/>
@@ -5314,7 +5324,7 @@
           <w:t xml:space="preserve">way </w:t>
         </w:r>
       </w:ins>
-      <w:del w:id="538" w:author="neal chaisson" w:date="2026-08-22T14:45:00Z" w16du:dateUtc="2026-08-22T18:45:00Z">
+      <w:del w:id="540" w:author="neal chaisson" w:date="2026-08-22T14:45:00Z" w16du:dateUtc="2026-08-22T18:45:00Z">
         <w:r>
           <w:rPr>
             <w:i/>
@@ -5324,7 +5334,7 @@
           <w:delText>in which Magder recommends putting</w:delText>
         </w:r>
       </w:del>
-      <w:ins w:id="539" w:author="neal chaisson" w:date="2026-08-22T14:45:00Z" w16du:dateUtc="2026-08-22T18:45:00Z">
+      <w:ins w:id="541" w:author="neal chaisson" w:date="2026-08-22T14:45:00Z" w16du:dateUtc="2026-08-22T18:45:00Z">
         <w:r>
           <w:rPr>
             <w:i/>
@@ -5345,18 +5355,18 @@
     </w:p>
     <w:p>
       <w:pPr>
-        <w:pStyle w:val="Ttulo3"/>
+        <w:pStyle w:val="Heading3"/>
         <w:shd w:val="clear" w:color="auto" w:fill="FAF9F7"/>
         <w:spacing w:before="330" w:after="60"/>
         <w:rPr>
-          <w:ins w:id="540" w:author="neal chaisson" w:date="2026-08-22T14:55:00Z" w16du:dateUtc="2026-08-22T18:55:00Z"/>
+          <w:ins w:id="542" w:author="neal chaisson" w:date="2026-08-22T14:55:00Z" w16du:dateUtc="2026-08-22T18:55:00Z"/>
           <w:rFonts w:ascii="Segoe UI" w:hAnsi="Segoe UI" w:cs="Segoe UI"/>
           <w:color w:val="1F3A5F"/>
           <w:sz w:val="26"/>
           <w:szCs w:val="26"/>
         </w:rPr>
       </w:pPr>
-      <w:ins w:id="541" w:author="neal chaisson" w:date="2026-08-22T14:55:00Z" w16du:dateUtc="2026-08-22T18:55:00Z">
+      <w:ins w:id="543" w:author="neal chaisson" w:date="2026-08-22T14:55:00Z" w16du:dateUtc="2026-08-22T18:55:00Z">
         <w:r>
           <w:rPr>
             <w:rFonts w:ascii="Segoe UI" w:hAnsi="Segoe UI" w:cs="Segoe UI"/>
@@ -5372,17 +5382,17 @@
       <w:r>
         <w:t xml:space="preserve">The mean systemic filling pressure is the pressure that would be measured everywhere in the systemic circulation if flow were stopped and pressures allowed to equilibrate. It is a property of the stressed volume and the compliance of the vessels holding it, and it is not a property of the heart. </w:t>
       </w:r>
-      <w:del w:id="542" w:author="neal chaisson" w:date="2026-08-22T15:56:00Z" w16du:dateUtc="2026-08-22T19:56:00Z">
+      <w:del w:id="544" w:author="neal chaisson" w:date="2026-08-22T15:56:00Z" w16du:dateUtc="2026-08-22T19:56:00Z">
         <w:r>
           <w:delText xml:space="preserve">That </w:delText>
         </w:r>
       </w:del>
-      <w:ins w:id="543" w:author="neal chaisson" w:date="2026-08-22T15:56:00Z" w16du:dateUtc="2026-08-22T19:56:00Z">
+      <w:ins w:id="545" w:author="neal chaisson" w:date="2026-08-22T15:56:00Z" w16du:dateUtc="2026-08-22T19:56:00Z">
         <w:r>
           <w:t>The roots of this premise were expressed by a famous experiment by</w:t>
         </w:r>
       </w:ins>
-      <w:del w:id="544" w:author="neal chaisson" w:date="2026-08-22T15:56:00Z" w16du:dateUtc="2026-08-22T19:56:00Z">
+      <w:del w:id="546" w:author="neal chaisson" w:date="2026-08-22T15:56:00Z" w16du:dateUtc="2026-08-22T19:56:00Z">
         <w:r>
           <w:delText>is the whole content of the</w:delText>
         </w:r>
@@ -5390,17 +5400,17 @@
       <w:r>
         <w:t xml:space="preserve"> Bayliss and Starling</w:t>
       </w:r>
-      <w:ins w:id="545" w:author="neal chaisson" w:date="2026-08-22T15:56:00Z" w16du:dateUtc="2026-08-22T19:56:00Z">
+      <w:ins w:id="547" w:author="neal chaisson" w:date="2026-08-22T15:56:00Z" w16du:dateUtc="2026-08-22T19:56:00Z">
         <w:r>
           <w:t xml:space="preserve">, described in a prior module [link </w:t>
         </w:r>
       </w:ins>
-      <w:ins w:id="546" w:author="neal chaisson" w:date="2026-08-22T15:57:00Z" w16du:dateUtc="2026-08-22T19:57:00Z">
+      <w:ins w:id="548" w:author="neal chaisson" w:date="2026-08-22T15:57:00Z" w16du:dateUtc="2026-08-22T19:57:00Z">
         <w:r>
           <w:t>to N4]</w:t>
         </w:r>
       </w:ins>
-      <w:del w:id="547" w:author="neal chaisson" w:date="2026-08-22T15:57:00Z" w16du:dateUtc="2026-08-22T19:57:00Z">
+      <w:del w:id="549" w:author="neal chaisson" w:date="2026-08-22T15:57:00Z" w16du:dateUtc="2026-08-22T19:57:00Z">
         <w:r>
           <w:delText xml:space="preserve"> experiment described in N4</w:delText>
         </w:r>
@@ -5410,37 +5420,37 @@
       </w:r>
     </w:p>
     <w:p>
-      <w:ins w:id="548" w:author="neal chaisson" w:date="2026-08-22T16:10:00Z" w16du:dateUtc="2026-08-22T20:10:00Z">
+      <w:ins w:id="550" w:author="neal chaisson" w:date="2026-08-22T16:10:00Z" w16du:dateUtc="2026-08-22T20:10:00Z">
         <w:r>
           <w:t xml:space="preserve">In the prior modules, we discussed that </w:t>
         </w:r>
       </w:ins>
-      <w:del w:id="549" w:author="neal chaisson" w:date="2026-08-22T16:10:00Z" w16du:dateUtc="2026-08-22T20:10:00Z">
+      <w:del w:id="551" w:author="neal chaisson" w:date="2026-08-22T16:10:00Z" w16du:dateUtc="2026-08-22T20:10:00Z">
         <w:r>
           <w:delText>The</w:delText>
         </w:r>
       </w:del>
-      <w:ins w:id="550" w:author="neal chaisson" w:date="2026-08-22T16:10:00Z" w16du:dateUtc="2026-08-22T20:10:00Z">
+      <w:ins w:id="552" w:author="neal chaisson" w:date="2026-08-22T16:10:00Z" w16du:dateUtc="2026-08-22T20:10:00Z">
         <w:r>
           <w:t xml:space="preserve">healthy humans likely have a </w:t>
         </w:r>
       </w:ins>
-      <w:ins w:id="551" w:author="neal chaisson" w:date="2026-08-22T16:11:00Z" w16du:dateUtc="2026-08-22T20:11:00Z">
+      <w:ins w:id="553" w:author="neal chaisson" w:date="2026-08-22T16:11:00Z" w16du:dateUtc="2026-08-22T20:11:00Z">
         <w:r>
           <w:t xml:space="preserve">Pms </w:t>
         </w:r>
       </w:ins>
-      <w:del w:id="552" w:author="neal chaisson" w:date="2026-08-22T16:10:00Z" w16du:dateUtc="2026-08-22T20:10:00Z">
+      <w:del w:id="554" w:author="neal chaisson" w:date="2026-08-22T16:10:00Z" w16du:dateUtc="2026-08-22T20:10:00Z">
         <w:r>
           <w:delText xml:space="preserve"> </w:delText>
         </w:r>
       </w:del>
-      <w:del w:id="553" w:author="neal chaisson" w:date="2026-08-22T16:11:00Z" w16du:dateUtc="2026-08-22T20:11:00Z">
+      <w:del w:id="555" w:author="neal chaisson" w:date="2026-08-22T16:11:00Z" w16du:dateUtc="2026-08-22T20:11:00Z">
         <w:r>
           <w:delText>figure of</w:delText>
         </w:r>
       </w:del>
-      <w:ins w:id="554" w:author="neal chaisson" w:date="2026-08-22T16:11:00Z" w16du:dateUtc="2026-08-22T20:11:00Z">
+      <w:ins w:id="556" w:author="neal chaisson" w:date="2026-08-22T16:11:00Z" w16du:dateUtc="2026-08-22T20:11:00Z">
         <w:r>
           <w:t>~</w:t>
         </w:r>
@@ -5448,7 +5458,7 @@
       <w:r>
         <w:t xml:space="preserve"> 8 to 10 mmHg</w:t>
       </w:r>
-      <w:ins w:id="555" w:author="neal chaisson" w:date="2026-08-22T16:11:00Z" w16du:dateUtc="2026-08-22T20:11:00Z">
+      <w:ins w:id="557" w:author="neal chaisson" w:date="2026-08-22T16:11:00Z" w16du:dateUtc="2026-08-22T20:11:00Z">
         <w:r>
           <w:t>.</w:t>
         </w:r>
@@ -5456,12 +5466,12 @@
       <w:r>
         <w:t xml:space="preserve"> </w:t>
       </w:r>
-      <w:del w:id="556" w:author="neal chaisson" w:date="2026-08-22T16:11:00Z" w16du:dateUtc="2026-08-22T20:11:00Z">
+      <w:del w:id="558" w:author="neal chaisson" w:date="2026-08-22T16:11:00Z" w16du:dateUtc="2026-08-22T20:11:00Z">
         <w:r>
           <w:delText>carried in the Novice module</w:delText>
         </w:r>
       </w:del>
-      <w:ins w:id="557" w:author="neal chaisson" w:date="2026-08-22T16:11:00Z" w16du:dateUtc="2026-08-22T20:11:00Z">
+      <w:ins w:id="559" w:author="neal chaisson" w:date="2026-08-22T16:11:00Z" w16du:dateUtc="2026-08-22T20:11:00Z">
         <w:r>
           <w:t>This estimate</w:t>
         </w:r>
@@ -5469,7 +5479,7 @@
       <w:r>
         <w:t xml:space="preserve"> comes from </w:t>
       </w:r>
-      <w:del w:id="558" w:author="neal chaisson" w:date="2026-08-22T16:11:00Z" w16du:dateUtc="2026-08-22T20:11:00Z">
+      <w:del w:id="560" w:author="neal chaisson" w:date="2026-08-22T16:11:00Z" w16du:dateUtc="2026-08-22T20:11:00Z">
         <w:r>
           <w:delText xml:space="preserve">the </w:delText>
         </w:r>
@@ -5477,7 +5487,7 @@
       <w:r>
         <w:t>classical animal preparations</w:t>
       </w:r>
-      <w:del w:id="559" w:author="neal chaisson" w:date="2026-08-23T23:19:00Z" w16du:dateUtc="2026-08-24T03:19:00Z">
+      <w:del w:id="561" w:author="neal chaisson" w:date="2026-08-23T23:19:00Z" w16du:dateUtc="2026-08-24T03:19:00Z">
         <w:r>
           <w:delText xml:space="preserve"> reviewed by Sylvester and colleagues</w:delText>
         </w:r>
@@ -5485,7 +5495,7 @@
       <w:r>
         <w:t>. H</w:t>
       </w:r>
-      <w:ins w:id="560" w:author="neal chaisson" w:date="2026-08-23T23:19:00Z" w16du:dateUtc="2026-08-24T03:19:00Z">
+      <w:ins w:id="562" w:author="neal chaisson" w:date="2026-08-23T23:19:00Z" w16du:dateUtc="2026-08-24T03:19:00Z">
         <w:r>
           <w:t>owever, later publications on h</w:t>
         </w:r>
@@ -5493,7 +5503,7 @@
       <w:r>
         <w:t>uman</w:t>
       </w:r>
-      <w:ins w:id="561" w:author="neal chaisson" w:date="2026-08-23T23:19:00Z" w16du:dateUtc="2026-08-24T03:19:00Z">
+      <w:ins w:id="563" w:author="neal chaisson" w:date="2026-08-23T23:19:00Z" w16du:dateUtc="2026-08-24T03:19:00Z">
         <w:r>
           <w:t>s</w:t>
         </w:r>
@@ -5501,12 +5511,12 @@
       <w:r>
         <w:t xml:space="preserve"> </w:t>
       </w:r>
-      <w:ins w:id="562" w:author="neal chaisson" w:date="2026-08-23T23:19:00Z" w16du:dateUtc="2026-08-24T03:19:00Z">
+      <w:ins w:id="564" w:author="neal chaisson" w:date="2026-08-23T23:19:00Z" w16du:dateUtc="2026-08-24T03:19:00Z">
         <w:r>
           <w:t>at the bedside</w:t>
         </w:r>
       </w:ins>
-      <w:del w:id="563" w:author="neal chaisson" w:date="2026-08-23T23:19:00Z" w16du:dateUtc="2026-08-24T03:19:00Z">
+      <w:del w:id="565" w:author="neal chaisson" w:date="2026-08-23T23:19:00Z" w16du:dateUtc="2026-08-24T03:19:00Z">
         <w:r>
           <w:delText>bedside</w:delText>
         </w:r>
@@ -5514,7 +5524,7 @@
       <w:r>
         <w:t xml:space="preserve"> estimate</w:t>
       </w:r>
-      <w:del w:id="564" w:author="neal chaisson" w:date="2026-08-23T23:19:00Z" w16du:dateUtc="2026-08-24T03:19:00Z">
+      <w:del w:id="566" w:author="neal chaisson" w:date="2026-08-23T23:19:00Z" w16du:dateUtc="2026-08-24T03:19:00Z">
         <w:r>
           <w:delText>s</w:delText>
         </w:r>
@@ -5522,12 +5532,12 @@
       <w:r>
         <w:t xml:space="preserve"> </w:t>
       </w:r>
-      <w:ins w:id="565" w:author="neal chaisson" w:date="2026-08-23T23:19:00Z" w16du:dateUtc="2026-08-24T03:19:00Z">
+      <w:ins w:id="567" w:author="neal chaisson" w:date="2026-08-23T23:19:00Z" w16du:dateUtc="2026-08-24T03:19:00Z">
         <w:r>
           <w:t>a</w:t>
         </w:r>
       </w:ins>
-      <w:del w:id="566" w:author="neal chaisson" w:date="2026-08-23T23:19:00Z" w16du:dateUtc="2026-08-24T03:19:00Z">
+      <w:del w:id="568" w:author="neal chaisson" w:date="2026-08-23T23:19:00Z" w16du:dateUtc="2026-08-24T03:19:00Z">
         <w:r>
           <w:delText>run</w:delText>
         </w:r>
@@ -5535,7 +5545,7 @@
       <w:r>
         <w:t xml:space="preserve"> considerably higher</w:t>
       </w:r>
-      <w:ins w:id="567" w:author="neal chaisson" w:date="2026-08-23T23:20:00Z" w16du:dateUtc="2026-08-24T03:20:00Z">
+      <w:ins w:id="569" w:author="neal chaisson" w:date="2026-08-23T23:20:00Z" w16du:dateUtc="2026-08-24T03:20:00Z">
         <w:r>
           <w:t xml:space="preserve"> Pms</w:t>
         </w:r>
@@ -5543,7 +5553,7 @@
       <w:r>
         <w:t xml:space="preserve">. Maas, Pinsky and colleagues studied eleven mechanically ventilated postoperative cardiac surgical patients across three </w:t>
       </w:r>
-      <w:ins w:id="568" w:author="neal chaisson" w:date="2026-08-22T16:12:00Z" w16du:dateUtc="2026-08-22T20:12:00Z">
+      <w:ins w:id="570" w:author="neal chaisson" w:date="2026-08-22T16:12:00Z" w16du:dateUtc="2026-08-22T20:12:00Z">
         <w:r>
           <w:t xml:space="preserve">physiologic </w:t>
         </w:r>
@@ -5556,12 +5566,12 @@
       <w:r>
         <w:t>Two lessons sit in th</w:t>
       </w:r>
-      <w:ins w:id="569" w:author="neal chaisson" w:date="2026-08-22T16:12:00Z" w16du:dateUtc="2026-08-22T20:12:00Z">
+      <w:ins w:id="571" w:author="neal chaisson" w:date="2026-08-22T16:12:00Z" w16du:dateUtc="2026-08-22T20:12:00Z">
         <w:r>
           <w:t>e</w:t>
         </w:r>
       </w:ins>
-      <w:del w:id="570" w:author="neal chaisson" w:date="2026-08-22T16:12:00Z" w16du:dateUtc="2026-08-22T20:12:00Z">
+      <w:del w:id="572" w:author="neal chaisson" w:date="2026-08-22T16:12:00Z" w16du:dateUtc="2026-08-22T20:12:00Z">
         <w:r>
           <w:delText>o</w:delText>
         </w:r>
@@ -5569,17 +5579,17 @@
       <w:r>
         <w:t xml:space="preserve">se numbers. The first is that a textbook value obtained in an anesthetized animal </w:t>
       </w:r>
-      <w:del w:id="571" w:author="neal chaisson" w:date="2026-08-22T16:13:00Z" w16du:dateUtc="2026-08-22T20:13:00Z">
+      <w:del w:id="573" w:author="neal chaisson" w:date="2026-08-22T16:13:00Z" w16du:dateUtc="2026-08-22T20:13:00Z">
         <w:r>
           <w:delText>should not be carried unmodified</w:delText>
         </w:r>
       </w:del>
-      <w:ins w:id="572" w:author="neal chaisson" w:date="2026-08-22T16:13:00Z" w16du:dateUtc="2026-08-22T20:13:00Z">
+      <w:ins w:id="574" w:author="neal chaisson" w:date="2026-08-22T16:13:00Z" w16du:dateUtc="2026-08-22T20:13:00Z">
         <w:r>
           <w:t>may differ considerably from</w:t>
         </w:r>
       </w:ins>
-      <w:del w:id="573" w:author="neal chaisson" w:date="2026-08-22T16:13:00Z" w16du:dateUtc="2026-08-22T20:13:00Z">
+      <w:del w:id="575" w:author="neal chaisson" w:date="2026-08-22T16:13:00Z" w16du:dateUtc="2026-08-22T20:13:00Z">
         <w:r>
           <w:delText xml:space="preserve"> to</w:delText>
         </w:r>
@@ -5593,7 +5603,7 @@
         <w:lastRenderedPageBreak/>
         <w:t xml:space="preserve">The venous return curve, its slope, its plateau and the manipulation of Pms are the subject of modules I7 and I8, and the full treatment of the intersection is module I10. </w:t>
       </w:r>
-      <w:del w:id="574" w:author="neal chaisson" w:date="2026-08-22T16:14:00Z" w16du:dateUtc="2026-08-22T20:14:00Z">
+      <w:del w:id="576" w:author="neal chaisson" w:date="2026-08-22T16:14:00Z" w16du:dateUtc="2026-08-22T20:14:00Z">
         <w:r>
           <w:delText>Principle 2 here is the constraint itself, which is what the later modules apply.</w:delText>
         </w:r>
@@ -5601,7 +5611,7 @@
     </w:p>
     <w:p>
       <w:pPr>
-        <w:pStyle w:val="Ttulo2"/>
+        <w:pStyle w:val="Heading2"/>
       </w:pPr>
       <w:r>
         <w:t>Principle 3: one hydraulic relationship describes every interface</w:t>
@@ -5630,7 +5640,7 @@
       <w:r>
         <w:t>Secomb's review of hemodynamics states the five conditions the derivation requires: that the tube is a uniform rigid circular cylinder, that the fluid is Newtonian</w:t>
       </w:r>
-      <w:ins w:id="575" w:author="neal chaisson" w:date="2026-08-22T16:20:00Z" w16du:dateUtc="2026-08-22T20:20:00Z">
+      <w:ins w:id="577" w:author="neal chaisson" w:date="2026-08-22T16:20:00Z" w16du:dateUtc="2026-08-22T20:20:00Z">
         <w:r>
           <w:t xml:space="preserve"> (where shear stress is directly proportional to shear rate)</w:t>
         </w:r>
@@ -5643,12 +5653,12 @@
       <w:r>
         <w:t xml:space="preserve">None of that makes the clinical form useless, but it does change what the form is. ΔP = Q × R is not a physical law being applied. It is a definition of R. Resistance in hemodynamics is not measured. It is calculated, as whatever number makes the observed gradient and the observed flow consistent. Every physical effect the equation ignores, including pulsatility, distensibility, non-Newtonian behavior and turbulence, is absorbed silently into </w:t>
       </w:r>
-      <w:del w:id="576" w:author="neal chaisson" w:date="2026-08-22T16:25:00Z" w16du:dateUtc="2026-08-22T20:25:00Z">
+      <w:del w:id="578" w:author="neal chaisson" w:date="2026-08-22T16:25:00Z" w16du:dateUtc="2026-08-22T20:25:00Z">
         <w:r>
           <w:delText>that one</w:delText>
         </w:r>
       </w:del>
-      <w:ins w:id="577" w:author="neal chaisson" w:date="2026-08-22T16:25:00Z" w16du:dateUtc="2026-08-22T20:25:00Z">
+      <w:ins w:id="579" w:author="neal chaisson" w:date="2026-08-22T16:25:00Z" w16du:dateUtc="2026-08-22T20:25:00Z">
         <w:r>
           <w:t>the resistance</w:t>
         </w:r>
@@ -5656,17 +5666,17 @@
       <w:r>
         <w:t xml:space="preserve"> number. </w:t>
       </w:r>
-      <w:del w:id="578" w:author="neal chaisson" w:date="2026-08-22T16:26:00Z" w16du:dateUtc="2026-08-22T20:26:00Z">
+      <w:del w:id="580" w:author="neal chaisson" w:date="2026-08-22T16:26:00Z" w16du:dateUtc="2026-08-22T20:26:00Z">
         <w:r>
           <w:delText xml:space="preserve">The equation is exact by construction and therefore explains nothing on its own. </w:delText>
         </w:r>
       </w:del>
-      <w:ins w:id="579" w:author="neal chaisson" w:date="2026-08-22T16:26:00Z" w16du:dateUtc="2026-08-22T20:26:00Z">
+      <w:ins w:id="581" w:author="neal chaisson" w:date="2026-08-22T16:26:00Z" w16du:dateUtc="2026-08-22T20:26:00Z">
         <w:r>
           <w:t xml:space="preserve">The equation </w:t>
         </w:r>
       </w:ins>
-      <w:del w:id="580" w:author="neal chaisson" w:date="2026-08-22T16:26:00Z" w16du:dateUtc="2026-08-22T20:26:00Z">
+      <w:del w:id="582" w:author="neal chaisson" w:date="2026-08-22T16:26:00Z" w16du:dateUtc="2026-08-22T20:26:00Z">
         <w:r>
           <w:delText xml:space="preserve">What it does is </w:delText>
         </w:r>
@@ -5674,7 +5684,7 @@
       <w:r>
         <w:t>force</w:t>
       </w:r>
-      <w:ins w:id="581" w:author="neal chaisson" w:date="2026-08-22T16:26:00Z" w16du:dateUtc="2026-08-22T20:26:00Z">
+      <w:ins w:id="583" w:author="neal chaisson" w:date="2026-08-22T16:26:00Z" w16du:dateUtc="2026-08-22T20:26:00Z">
         <w:r>
           <w:t>s</w:t>
         </w:r>
@@ -5682,7 +5692,7 @@
       <w:r>
         <w:t xml:space="preserve"> the three quantities </w:t>
       </w:r>
-      <w:ins w:id="582" w:author="neal chaisson" w:date="2026-08-22T16:26:00Z" w16du:dateUtc="2026-08-22T20:26:00Z">
+      <w:ins w:id="584" w:author="neal chaisson" w:date="2026-08-22T16:26:00Z" w16du:dateUtc="2026-08-22T20:26:00Z">
         <w:r>
           <w:t xml:space="preserve">(flow, pressure and resistance) </w:t>
         </w:r>
@@ -5690,17 +5700,17 @@
       <w:r>
         <w:t>into a fixed relationship, so that knowing any two constrains the third</w:t>
       </w:r>
-      <w:del w:id="583" w:author="neal chaisson" w:date="2026-08-22T16:27:00Z" w16du:dateUtc="2026-08-22T20:27:00Z">
+      <w:del w:id="585" w:author="neal chaisson" w:date="2026-08-22T16:27:00Z" w16du:dateUtc="2026-08-22T20:27:00Z">
         <w:r>
           <w:delText xml:space="preserve">. That is a </w:delText>
         </w:r>
       </w:del>
-      <w:ins w:id="584" w:author="neal chaisson" w:date="2026-08-22T16:27:00Z" w16du:dateUtc="2026-08-22T20:27:00Z">
+      <w:ins w:id="586" w:author="neal chaisson" w:date="2026-08-22T16:27:00Z" w16du:dateUtc="2026-08-22T20:27:00Z">
         <w:r>
           <w:t xml:space="preserve">; a </w:t>
         </w:r>
       </w:ins>
-      <w:del w:id="585" w:author="neal chaisson" w:date="2026-08-22T16:27:00Z" w16du:dateUtc="2026-08-22T20:27:00Z">
+      <w:del w:id="587" w:author="neal chaisson" w:date="2026-08-22T16:27:00Z" w16du:dateUtc="2026-08-22T20:27:00Z">
         <w:r>
           <w:delText xml:space="preserve">genuinely </w:delText>
         </w:r>
@@ -5708,12 +5718,12 @@
       <w:r>
         <w:t>powerful bedside property</w:t>
       </w:r>
-      <w:ins w:id="586" w:author="neal chaisson" w:date="2026-08-22T16:27:00Z" w16du:dateUtc="2026-08-22T20:27:00Z">
+      <w:ins w:id="588" w:author="neal chaisson" w:date="2026-08-22T16:27:00Z" w16du:dateUtc="2026-08-22T20:27:00Z">
         <w:r>
           <w:t xml:space="preserve"> in practice.</w:t>
         </w:r>
       </w:ins>
-      <w:del w:id="587" w:author="neal chaisson" w:date="2026-08-22T16:27:00Z" w16du:dateUtc="2026-08-22T20:27:00Z">
+      <w:del w:id="589" w:author="neal chaisson" w:date="2026-08-22T16:27:00Z" w16du:dateUtc="2026-08-22T20:27:00Z">
         <w:r>
           <w:delText>, and it is a different kind of power than a mechanism.</w:delText>
         </w:r>
@@ -5725,7 +5735,7 @@
         <w:spacing w:before="330" w:after="60" w:line="240" w:lineRule="auto"/>
         <w:outlineLvl w:val="2"/>
         <w:rPr>
-          <w:ins w:id="588" w:author="neal chaisson" w:date="2026-08-22T16:32:00Z" w16du:dateUtc="2026-08-22T20:32:00Z"/>
+          <w:ins w:id="590" w:author="neal chaisson" w:date="2026-08-22T16:32:00Z" w16du:dateUtc="2026-08-22T20:32:00Z"/>
           <w:rFonts w:ascii="Segoe UI" w:eastAsia="Times New Roman" w:hAnsi="Segoe UI" w:cs="Segoe UI"/>
           <w:b/>
           <w:bCs/>
@@ -5734,7 +5744,7 @@
           <w:szCs w:val="26"/>
         </w:rPr>
       </w:pPr>
-      <w:ins w:id="589" w:author="neal chaisson" w:date="2026-08-22T16:32:00Z" w16du:dateUtc="2026-08-22T20:32:00Z">
+      <w:ins w:id="591" w:author="neal chaisson" w:date="2026-08-22T16:32:00Z" w16du:dateUtc="2026-08-22T20:32:00Z">
         <w:r>
           <w:rPr>
             <w:rFonts w:ascii="Segoe UI" w:eastAsia="Times New Roman" w:hAnsi="Segoe UI" w:cs="Segoe UI"/>
@@ -5752,7 +5762,7 @@
       <w:r>
         <w:t xml:space="preserve">Although </w:t>
       </w:r>
-      <w:ins w:id="590" w:author="neal chaisson" w:date="2026-08-22T16:28:00Z" w16du:dateUtc="2026-08-22T20:28:00Z">
+      <w:ins w:id="592" w:author="neal chaisson" w:date="2026-08-22T16:28:00Z" w16du:dateUtc="2026-08-22T20:28:00Z">
         <w:r>
           <w:t>Poiseuille's</w:t>
         </w:r>
@@ -5760,7 +5770,7 @@
           <w:t xml:space="preserve"> </w:t>
         </w:r>
       </w:ins>
-      <w:del w:id="591" w:author="neal chaisson" w:date="2026-08-22T16:28:00Z" w16du:dateUtc="2026-08-22T20:28:00Z">
+      <w:del w:id="593" w:author="neal chaisson" w:date="2026-08-22T16:28:00Z" w16du:dateUtc="2026-08-22T20:28:00Z">
         <w:r>
           <w:delText xml:space="preserve">the </w:delText>
         </w:r>
@@ -5768,7 +5778,7 @@
       <w:r>
         <w:t>law does not describe the circulation quantitatively, its radius dependence is directionally right and clinically enormous. Resistance varies with the inverse fourth power of diameter</w:t>
       </w:r>
-      <w:del w:id="592" w:author="neal chaisson" w:date="2026-08-22T16:29:00Z" w16du:dateUtc="2026-08-22T20:29:00Z">
+      <w:del w:id="594" w:author="neal chaisson" w:date="2026-08-22T16:29:00Z" w16du:dateUtc="2026-08-22T20:29:00Z">
         <w:r>
           <w:delText>, and Secomb makes the magnitude concrete</w:delText>
         </w:r>
@@ -5788,18 +5798,18 @@
     </w:p>
     <w:p>
       <w:pPr>
-        <w:pStyle w:val="Ttulo3"/>
+        <w:pStyle w:val="Heading3"/>
         <w:shd w:val="clear" w:color="auto" w:fill="FAF9F7"/>
         <w:spacing w:before="330" w:after="60"/>
         <w:rPr>
-          <w:ins w:id="593" w:author="neal chaisson" w:date="2026-08-22T16:32:00Z" w16du:dateUtc="2026-08-22T20:32:00Z"/>
+          <w:ins w:id="595" w:author="neal chaisson" w:date="2026-08-22T16:32:00Z" w16du:dateUtc="2026-08-22T20:32:00Z"/>
           <w:rFonts w:ascii="Segoe UI" w:hAnsi="Segoe UI" w:cs="Segoe UI"/>
           <w:color w:val="1F3A5F"/>
           <w:sz w:val="26"/>
           <w:szCs w:val="26"/>
         </w:rPr>
       </w:pPr>
-      <w:ins w:id="594" w:author="neal chaisson" w:date="2026-08-22T16:32:00Z" w16du:dateUtc="2026-08-22T20:32:00Z">
+      <w:ins w:id="596" w:author="neal chaisson" w:date="2026-08-22T16:32:00Z" w16du:dateUtc="2026-08-22T20:32:00Z">
         <w:r>
           <w:rPr>
             <w:rFonts w:ascii="Segoe UI" w:hAnsi="Segoe UI" w:cs="Segoe UI"/>
@@ -5824,7 +5834,7 @@
         </w:rPr>
         <w:t xml:space="preserve">SVR = 80 × (MAP − RAP) ÷ COMAP, mean arterial pressure (mmHg); RAP, right atrial pressure (mmHg); CO, cardiac output (L/min). </w:t>
       </w:r>
-      <w:del w:id="595" w:author="neal chaisson" w:date="2026-08-22T16:31:00Z" w16du:dateUtc="2026-08-22T20:31:00Z">
+      <w:del w:id="597" w:author="neal chaisson" w:date="2026-08-22T16:31:00Z" w16du:dateUtc="2026-08-22T20:31:00Z">
         <w:r>
           <w:rPr>
             <w:rFonts w:ascii="Consolas" w:hAnsi="Consolas"/>
@@ -5838,12 +5848,12 @@
       <w:r>
         <w:t>Compare th</w:t>
       </w:r>
-      <w:ins w:id="596" w:author="neal chaisson" w:date="2026-08-22T16:34:00Z" w16du:dateUtc="2026-08-22T20:34:00Z">
+      <w:ins w:id="598" w:author="neal chaisson" w:date="2026-08-22T16:34:00Z" w16du:dateUtc="2026-08-22T20:34:00Z">
         <w:r>
           <w:t>is</w:t>
         </w:r>
       </w:ins>
-      <w:del w:id="597" w:author="neal chaisson" w:date="2026-08-22T16:34:00Z" w16du:dateUtc="2026-08-22T20:34:00Z">
+      <w:del w:id="599" w:author="neal chaisson" w:date="2026-08-22T16:34:00Z" w16du:dateUtc="2026-08-22T20:34:00Z">
         <w:r>
           <w:delText>at</w:delText>
         </w:r>
@@ -5851,7 +5861,7 @@
       <w:r>
         <w:t xml:space="preserve"> with the Interface I relationship</w:t>
       </w:r>
-      <w:ins w:id="598" w:author="neal chaisson" w:date="2026-08-22T16:35:00Z" w16du:dateUtc="2026-08-22T20:35:00Z">
+      <w:ins w:id="600" w:author="neal chaisson" w:date="2026-08-22T16:35:00Z" w16du:dateUtc="2026-08-22T20:35:00Z">
         <w:r>
           <w:t>s</w:t>
         </w:r>
@@ -5859,37 +5869,37 @@
       <w:r>
         <w:t xml:space="preserve"> in the table above and the discrepancy is immediate. The physiologic downstream pressure for arterial flow is the arteriolar critical closing pressure, not the right atrial pressure. </w:t>
       </w:r>
-      <w:del w:id="599" w:author="neal chaisson" w:date="2026-08-22T16:48:00Z" w16du:dateUtc="2026-08-22T20:48:00Z">
+      <w:del w:id="601" w:author="neal chaisson" w:date="2026-08-22T16:48:00Z" w16du:dateUtc="2026-08-22T20:48:00Z">
         <w:r>
           <w:delText xml:space="preserve">Because Pcrit is normally well above RAP, and because vasoactive drugs move Pcrit, the calculated SVR systematically misstates the arterial gradient and can move in the wrong direction </w:delText>
         </w:r>
       </w:del>
-      <w:del w:id="600" w:author="neal chaisson" w:date="2026-08-22T16:36:00Z" w16du:dateUtc="2026-08-22T20:36:00Z">
+      <w:del w:id="602" w:author="neal chaisson" w:date="2026-08-22T16:36:00Z" w16du:dateUtc="2026-08-22T20:36:00Z">
         <w:r>
           <w:delText xml:space="preserve">when </w:delText>
         </w:r>
       </w:del>
-      <w:ins w:id="601" w:author="neal chaisson" w:date="2026-08-22T16:48:00Z" w16du:dateUtc="2026-08-22T20:48:00Z">
+      <w:ins w:id="603" w:author="neal chaisson" w:date="2026-08-22T16:48:00Z" w16du:dateUtc="2026-08-22T20:48:00Z">
         <w:r>
           <w:t>Because Pcrit is normally well above RAP, and because vasoactive drugs move Pcrit</w:t>
         </w:r>
       </w:ins>
-      <w:ins w:id="602" w:author="neal chaisson" w:date="2026-08-22T16:51:00Z" w16du:dateUtc="2026-08-22T20:51:00Z">
+      <w:ins w:id="604" w:author="neal chaisson" w:date="2026-08-22T16:51:00Z" w16du:dateUtc="2026-08-22T20:51:00Z">
         <w:r>
           <w:t>, the calculated SVR above systematically overstates the arterial gradient and can move in the wrong direction when a drug shifts Pcrit more than it shifts the resistance itself</w:t>
         </w:r>
       </w:ins>
-      <w:del w:id="603" w:author="neal chaisson" w:date="2026-08-22T16:48:00Z" w16du:dateUtc="2026-08-22T20:48:00Z">
+      <w:del w:id="605" w:author="neal chaisson" w:date="2026-08-22T16:48:00Z" w16du:dateUtc="2026-08-22T20:48:00Z">
         <w:r>
           <w:delText>Pcrit</w:delText>
         </w:r>
       </w:del>
-      <w:del w:id="604" w:author="neal chaisson" w:date="2026-08-22T16:41:00Z" w16du:dateUtc="2026-08-22T20:41:00Z">
+      <w:del w:id="606" w:author="neal chaisson" w:date="2026-08-22T16:41:00Z" w16du:dateUtc="2026-08-22T20:41:00Z">
         <w:r>
           <w:delText xml:space="preserve"> </w:delText>
         </w:r>
       </w:del>
-      <w:del w:id="605" w:author="neal chaisson" w:date="2026-08-22T16:42:00Z" w16du:dateUtc="2026-08-22T20:42:00Z">
+      <w:del w:id="607" w:author="neal chaisson" w:date="2026-08-22T16:42:00Z" w16du:dateUtc="2026-08-22T20:42:00Z">
         <w:r>
           <w:delText>changes</w:delText>
         </w:r>
@@ -5897,7 +5907,7 @@
       <w:r>
         <w:t>. Magder has made this argument at length in the context of what a blood pressure target actually means. The practical instruction is not to discard SVR</w:t>
       </w:r>
-      <w:ins w:id="606" w:author="neal chaisson" w:date="2026-08-22T16:53:00Z" w16du:dateUtc="2026-08-22T20:53:00Z">
+      <w:ins w:id="608" w:author="neal chaisson" w:date="2026-08-22T16:53:00Z" w16du:dateUtc="2026-08-22T20:53:00Z">
         <w:r>
           <w:t xml:space="preserve"> as calculated above</w:t>
         </w:r>
@@ -5905,12 +5915,12 @@
       <w:r>
         <w:t xml:space="preserve">, which remains useful as a trend, but to remember that it is a derived index containing a known physiologic error, </w:t>
       </w:r>
-      <w:del w:id="607" w:author="neal chaisson" w:date="2026-08-22T16:53:00Z" w16du:dateUtc="2026-08-22T20:53:00Z">
+      <w:del w:id="609" w:author="neal chaisson" w:date="2026-08-22T16:53:00Z" w16du:dateUtc="2026-08-22T20:53:00Z">
         <w:r>
           <w:delText>and to stop treating it as</w:delText>
         </w:r>
       </w:del>
-      <w:ins w:id="608" w:author="neal chaisson" w:date="2026-08-22T16:53:00Z" w16du:dateUtc="2026-08-22T20:53:00Z">
+      <w:ins w:id="610" w:author="neal chaisson" w:date="2026-08-22T16:53:00Z" w16du:dateUtc="2026-08-22T20:53:00Z">
         <w:r>
           <w:t>not</w:t>
         </w:r>
@@ -5921,18 +5931,18 @@
     </w:p>
     <w:p>
       <w:pPr>
-        <w:pStyle w:val="Ttulo3"/>
+        <w:pStyle w:val="Heading3"/>
         <w:shd w:val="clear" w:color="auto" w:fill="FAF9F7"/>
         <w:spacing w:before="330" w:after="60"/>
         <w:rPr>
-          <w:ins w:id="609" w:author="neal chaisson" w:date="2026-08-22T16:54:00Z" w16du:dateUtc="2026-08-22T20:54:00Z"/>
+          <w:ins w:id="611" w:author="neal chaisson" w:date="2026-08-22T16:54:00Z" w16du:dateUtc="2026-08-22T20:54:00Z"/>
           <w:rFonts w:ascii="Segoe UI" w:hAnsi="Segoe UI" w:cs="Segoe UI"/>
           <w:color w:val="1F3A5F"/>
           <w:sz w:val="26"/>
           <w:szCs w:val="26"/>
         </w:rPr>
       </w:pPr>
-      <w:ins w:id="610" w:author="neal chaisson" w:date="2026-08-22T16:54:00Z" w16du:dateUtc="2026-08-22T20:54:00Z">
+      <w:ins w:id="612" w:author="neal chaisson" w:date="2026-08-22T16:54:00Z" w16du:dateUtc="2026-08-22T20:54:00Z">
         <w:r>
           <w:rPr>
             <w:rFonts w:ascii="Segoe UI" w:hAnsi="Segoe UI" w:cs="Segoe UI"/>
@@ -5948,12 +5958,12 @@
       <w:r>
         <w:t>When the pressure surrounding a collapsible vessel exceeds the pressure inside it</w:t>
       </w:r>
-      <w:ins w:id="611" w:author="Gustavo Adolfo Garcia Chavez" w:date="2026-08-07T16:05:00Z" w16du:dateUtc="2026-08-07T21:05:00Z">
+      <w:ins w:id="613" w:author="Gustavo Adolfo Garcia Chavez" w:date="2026-08-07T16:05:00Z" w16du:dateUtc="2026-08-07T21:05:00Z">
         <w:r>
           <w:t>, or when the active tension of the vessel</w:t>
         </w:r>
       </w:ins>
-      <w:ins w:id="612" w:author="Gustavo Adolfo Garcia Chavez" w:date="2026-08-07T16:07:00Z" w16du:dateUtc="2026-08-07T21:07:00Z">
+      <w:ins w:id="614" w:author="Gustavo Adolfo Garcia Chavez" w:date="2026-08-07T16:07:00Z" w16du:dateUtc="2026-08-07T21:07:00Z">
         <w:r>
           <w:t xml:space="preserve"> surpasses its intraluminal pressure</w:t>
         </w:r>
@@ -5969,7 +5979,7 @@
     </w:p>
     <w:tbl>
       <w:tblPr>
-        <w:tblStyle w:val="Cuadrculaclara-nfasis1"/>
+        <w:tblStyle w:val="LightGrid-Accent1"/>
         <w:tblW w:w="0" w:type="auto"/>
         <w:tblLook w:val="04A0" w:firstRow="1" w:lastRow="0" w:firstColumn="1" w:lastColumn="0" w:noHBand="0" w:noVBand="1"/>
       </w:tblPr>
@@ -6260,12 +6270,12 @@
         <w:lastRenderedPageBreak/>
         <w:t xml:space="preserve">Recognizing that these are one phenomenon rather than three unrelated facts is a large part of what the </w:t>
       </w:r>
-      <w:del w:id="613" w:author="neal chaisson" w:date="2026-08-22T16:55:00Z" w16du:dateUtc="2026-08-22T20:55:00Z">
+      <w:del w:id="615" w:author="neal chaisson" w:date="2026-08-22T16:55:00Z" w16du:dateUtc="2026-08-22T20:55:00Z">
         <w:r>
           <w:delText xml:space="preserve">Informed </w:delText>
         </w:r>
       </w:del>
-      <w:ins w:id="614" w:author="neal chaisson" w:date="2026-08-22T16:55:00Z" w16du:dateUtc="2026-08-22T20:55:00Z">
+      <w:ins w:id="616" w:author="neal chaisson" w:date="2026-08-22T16:55:00Z" w16du:dateUtc="2026-08-22T20:55:00Z">
         <w:r>
           <w:t xml:space="preserve">core </w:t>
         </w:r>
@@ -6276,18 +6286,18 @@
     </w:p>
     <w:p>
       <w:pPr>
-        <w:pStyle w:val="Ttulo3"/>
+        <w:pStyle w:val="Heading3"/>
         <w:shd w:val="clear" w:color="auto" w:fill="FAF9F7"/>
         <w:spacing w:before="330" w:after="60"/>
         <w:rPr>
-          <w:ins w:id="615" w:author="neal chaisson" w:date="2026-08-22T16:56:00Z" w16du:dateUtc="2026-08-22T20:56:00Z"/>
+          <w:ins w:id="617" w:author="neal chaisson" w:date="2026-08-22T16:56:00Z" w16du:dateUtc="2026-08-22T20:56:00Z"/>
           <w:rFonts w:ascii="Segoe UI" w:hAnsi="Segoe UI" w:cs="Segoe UI"/>
           <w:color w:val="1F3A5F"/>
           <w:sz w:val="26"/>
           <w:szCs w:val="26"/>
         </w:rPr>
       </w:pPr>
-      <w:ins w:id="616" w:author="neal chaisson" w:date="2026-08-22T16:56:00Z" w16du:dateUtc="2026-08-22T20:56:00Z">
+      <w:ins w:id="618" w:author="neal chaisson" w:date="2026-08-22T16:56:00Z" w16du:dateUtc="2026-08-22T20:56:00Z">
         <w:r>
           <w:rPr>
             <w:rFonts w:ascii="Segoe UI" w:hAnsi="Segoe UI" w:cs="Segoe UI"/>
@@ -6307,25 +6317,25 @@
     <w:p>
       <w:pPr>
         <w:rPr>
-          <w:del w:id="617" w:author="neal chaisson" w:date="2026-08-22T16:59:00Z" w16du:dateUtc="2026-08-22T20:59:00Z"/>
+          <w:del w:id="619" w:author="neal chaisson" w:date="2026-08-22T16:59:00Z" w16du:dateUtc="2026-08-22T20:59:00Z"/>
         </w:rPr>
       </w:pPr>
-      <w:ins w:id="618" w:author="neal chaisson" w:date="2026-08-22T16:59:00Z" w16du:dateUtc="2026-08-22T20:59:00Z">
+      <w:ins w:id="620" w:author="neal chaisson" w:date="2026-08-22T16:59:00Z" w16du:dateUtc="2026-08-22T20:59:00Z">
         <w:r>
           <w:t xml:space="preserve">[replace the graphic with </w:t>
         </w:r>
       </w:ins>
-      <w:ins w:id="619" w:author="neal chaisson" w:date="2026-08-22T17:01:00Z" w16du:dateUtc="2026-08-22T21:01:00Z">
+      <w:ins w:id="621" w:author="neal chaisson" w:date="2026-08-22T17:01:00Z" w16du:dateUtc="2026-08-22T21:01:00Z">
         <w:r>
           <w:t>one you create using the</w:t>
         </w:r>
       </w:ins>
-      <w:ins w:id="620" w:author="neal chaisson" w:date="2026-08-22T16:59:00Z" w16du:dateUtc="2026-08-22T20:59:00Z">
+      <w:ins w:id="622" w:author="neal chaisson" w:date="2026-08-22T16:59:00Z" w16du:dateUtc="2026-08-22T20:59:00Z">
         <w:r>
           <w:t xml:space="preserve"> 4 </w:t>
         </w:r>
       </w:ins>
-      <w:del w:id="621" w:author="neal chaisson" w:date="2026-08-22T16:59:00Z" w16du:dateUtc="2026-08-22T20:59:00Z">
+      <w:del w:id="623" w:author="neal chaisson" w:date="2026-08-22T16:59:00Z" w16du:dateUtc="2026-08-22T20:59:00Z">
         <w:r>
           <w:rPr>
             <w:noProof/>
@@ -6371,15 +6381,15 @@
     <w:p>
       <w:pPr>
         <w:rPr>
-          <w:ins w:id="622" w:author="neal chaisson" w:date="2026-08-22T16:59:00Z" w16du:dateUtc="2026-08-22T20:59:00Z"/>
+          <w:ins w:id="624" w:author="neal chaisson" w:date="2026-08-22T16:59:00Z" w16du:dateUtc="2026-08-22T20:59:00Z"/>
         </w:rPr>
       </w:pPr>
-      <w:ins w:id="623" w:author="neal chaisson" w:date="2026-08-22T16:59:00Z" w16du:dateUtc="2026-08-22T20:59:00Z">
+      <w:ins w:id="625" w:author="neal chaisson" w:date="2026-08-22T16:59:00Z" w16du:dateUtc="2026-08-22T20:59:00Z">
         <w:r>
           <w:t>interface equations outlined in module N</w:t>
         </w:r>
       </w:ins>
-      <w:ins w:id="624" w:author="neal chaisson" w:date="2026-08-22T17:00:00Z" w16du:dateUtc="2026-08-22T21:00:00Z">
+      <w:ins w:id="626" w:author="neal chaisson" w:date="2026-08-22T17:00:00Z" w16du:dateUtc="2026-08-22T21:00:00Z">
         <w:r>
           <w:t>4]</w:t>
         </w:r>
@@ -6388,10 +6398,10 @@
     <w:p>
       <w:pPr>
         <w:rPr>
-          <w:del w:id="625" w:author="neal chaisson" w:date="2026-08-22T16:59:00Z" w16du:dateUtc="2026-08-22T20:59:00Z"/>
+          <w:del w:id="627" w:author="neal chaisson" w:date="2026-08-22T16:59:00Z" w16du:dateUtc="2026-08-22T20:59:00Z"/>
         </w:rPr>
       </w:pPr>
-      <w:del w:id="626" w:author="neal chaisson" w:date="2026-08-22T16:59:00Z" w16du:dateUtc="2026-08-22T20:59:00Z">
+      <w:del w:id="628" w:author="neal chaisson" w:date="2026-08-22T16:59:00Z" w16du:dateUtc="2026-08-22T20:59:00Z">
         <w:r>
           <w:rPr>
             <w:color w:val="777777"/>
@@ -6423,7 +6433,7 @@
     </w:p>
     <w:p>
       <w:pPr>
-        <w:pStyle w:val="Ttulo2"/>
+        <w:pStyle w:val="Heading2"/>
       </w:pPr>
       <w:r>
         <w:t>What the three principles buy you</w:t>
@@ -6438,28 +6448,25 @@
       <w:r>
         <w:t xml:space="preserve">Principle 1 tells you where to look. </w:t>
       </w:r>
-      <w:commentRangeStart w:id="627"/>
-      <w:del w:id="628" w:author="Gustavo Adolfo Garcia Chavez" w:date="2026-08-27T13:41:00Z" w16du:dateUtc="2026-08-27T18:41:00Z">
+      <w:commentRangeStart w:id="629"/>
+      <w:del w:id="630" w:author="Gustavo Adolfo Garcia Chavez" w:date="2026-08-27T13:41:00Z" w16du:dateUtc="2026-08-27T18:41:00Z">
         <w:r>
           <w:delText xml:space="preserve">Shock </w:delText>
         </w:r>
       </w:del>
-      <w:ins w:id="629" w:author="Gustavo Adolfo Garcia Chavez" w:date="2026-08-27T13:41:00Z" w16du:dateUtc="2026-08-27T18:41:00Z">
-        <w:r>
-          <w:t>Circulatory failure</w:t>
-        </w:r>
-        <w:r>
-          <w:t xml:space="preserve"> </w:t>
-        </w:r>
-      </w:ins>
-      <w:commentRangeEnd w:id="627"/>
+      <w:ins w:id="631" w:author="Gustavo Adolfo Garcia Chavez" w:date="2026-08-27T13:41:00Z" w16du:dateUtc="2026-08-27T18:41:00Z">
+        <w:r>
+          <w:t xml:space="preserve">Circulatory failure </w:t>
+        </w:r>
+      </w:ins>
+      <w:commentRangeEnd w:id="629"/>
       <w:r>
         <w:rPr>
-          <w:rStyle w:val="Refdecomentario"/>
+          <w:rStyle w:val="CommentReference"/>
           <w:sz w:val="22"/>
           <w:szCs w:val="22"/>
         </w:rPr>
-        <w:commentReference w:id="627"/>
+        <w:commentReference w:id="629"/>
       </w:r>
       <w:r>
         <w:t>is a boundary failure, and the four interfaces enumerate the boundaries. When the Novice method asks you to create a physiologic hypothesis, the useful form of that hypothesis is a named interface, because a named interface implies both a test and a therapy.</w:t>
@@ -6487,7 +6494,7 @@
     <w:p/>
     <w:p>
       <w:pPr>
-        <w:pStyle w:val="Ttulo2"/>
+        <w:pStyle w:val="Heading2"/>
       </w:pPr>
       <w:r>
         <w:t>References</w:t>
@@ -6659,12 +6666,12 @@
 </file>
 
 <file path=word/comments.xml><?xml version="1.0" encoding="utf-8"?>
-<w:comments xmlns:wpc="http://schemas.microsoft.com/office/word/2010/wordprocessingCanvas" xmlns:cx="http://schemas.microsoft.com/office/drawing/2014/chartex" xmlns:cx1="http://schemas.microsoft.com/office/drawing/2015/9/8/chartex" xmlns:cx2="http://schemas.microsoft.com/office/drawing/2015/10/21/chartex" xmlns:cx3="http://schemas.microsoft.com/office/drawing/2016/5/9/chartex" xmlns:cx4="http://schemas.microsoft.com/office/drawing/2016/5/10/chartex" xmlns:cx5="http://schemas.microsoft.com/office/drawing/2016/5/11/chartex" xmlns:cx6="http://schemas.microsoft.com/office/drawing/2016/5/12/chartex" xmlns:cx7="http://schemas.microsoft.com/office/drawing/2016/5/13/chartex" xmlns:cx8="http://schemas.microsoft.com/office/drawing/2016/5/14/chartex" xmlns:mc="http://schemas.openxmlformats.org/markup-compatibility/2006" xmlns:aink="http://schemas.microsoft.com/office/drawing/2016/ink" xmlns:am3d="http://schemas.microsoft.com/office/drawing/2017/model3d" xmlns:o="urn:schemas-microsoft-com:office:office" xmlns:oel="http://schemas.microsoft.com/office/2019/extlst" xmlns:r="http://schemas.openxmlformats.org/officeDocument/2006/relationships" xmlns:m="http://schemas.openxmlformats.org/officeDocument/2006/math" xmlns:v="urn:schemas-microsoft-com:vml" xmlns:wp14="http://schemas.microsoft.com/office/word/2010/wordprocessingDrawing" xmlns:wp="http://schemas.openxmlformats.org/drawingml/2006/wordprocessingDrawing" xmlns:w10="urn:schemas-microsoft-com:office:word" xmlns:w="http://schemas.openxmlformats.org/wordprocessingml/2006/main" xmlns:w14="http://schemas.microsoft.com/office/word/2010/wordml" xmlns:w15="http://schemas.microsoft.com/office/word/2012/wordml" xmlns:w16cex="http://schemas.microsoft.com/office/word/2018/wordml/cex" xmlns:w16cid="http://schemas.microsoft.com/office/word/2016/wordml/cid" xmlns:w16="http://schemas.microsoft.com/office/word/2018/wordml" xmlns:w16du="http://schemas.microsoft.com/office/word/2023/wordml/word16du" xmlns:w16sdtdh="http://schemas.microsoft.com/office/word/2020/wordml/sdtdatahash" xmlns:w16sdtfl="http://schemas.microsoft.com/office/word/2024/wordml/sdtformatlock" xmlns:w16se="http://schemas.microsoft.com/office/word/2015/wordml/symex" xmlns:wpg="http://schemas.microsoft.com/office/word/2010/wordprocessingGroup" xmlns:wpi="http://schemas.microsoft.com/office/word/2010/wordprocessingInk" xmlns:wne="http://schemas.microsoft.com/office/word/2006/wordml" xmlns:wps="http://schemas.microsoft.com/office/word/2010/wordprocessingShape" mc:Ignorable="w14 w15 w16se w16cid w16 w16cex w16sdtdh w16sdtfl w16du wp14">
+<w:comments xmlns:wpc="http://schemas.microsoft.com/office/word/2010/wordprocessingCanvas" xmlns:cx="http://schemas.microsoft.com/office/drawing/2014/chartex" xmlns:cx1="http://schemas.microsoft.com/office/drawing/2015/9/8/chartex" xmlns:cx2="http://schemas.microsoft.com/office/drawing/2015/10/21/chartex" xmlns:cx3="http://schemas.microsoft.com/office/drawing/2016/5/9/chartex" xmlns:cx4="http://schemas.microsoft.com/office/drawing/2016/5/10/chartex" xmlns:cx5="http://schemas.microsoft.com/office/drawing/2016/5/11/chartex" xmlns:cx6="http://schemas.microsoft.com/office/drawing/2016/5/12/chartex" xmlns:cx7="http://schemas.microsoft.com/office/drawing/2016/5/13/chartex" xmlns:cx8="http://schemas.microsoft.com/office/drawing/2016/5/14/chartex" xmlns:mc="http://schemas.openxmlformats.org/markup-compatibility/2006" xmlns:m="http://schemas.openxmlformats.org/officeDocument/2006/math" xmlns:aink="http://schemas.microsoft.com/office/drawing/2016/ink" xmlns:am3d="http://schemas.microsoft.com/office/drawing/2017/model3d" xmlns:oel="http://schemas.microsoft.com/office/2019/extlst" xmlns:r="http://schemas.openxmlformats.org/officeDocument/2006/relationships" xmlns:wp14="http://schemas.microsoft.com/office/word/2010/wordprocessingDrawing" xmlns:wp="http://schemas.openxmlformats.org/drawingml/2006/wordprocessingDrawing" xmlns:wpg="http://schemas.microsoft.com/office/word/2010/wordprocessingGroup" xmlns:wpi="http://schemas.microsoft.com/office/word/2010/wordprocessingInk" xmlns:wps="http://schemas.microsoft.com/office/word/2010/wordprocessingShape" xmlns:o="urn:schemas-microsoft-com:office:office" xmlns:v="urn:schemas-microsoft-com:vml" xmlns:w10="urn:schemas-microsoft-com:office:word" xmlns:w="http://schemas.openxmlformats.org/wordprocessingml/2006/main" xmlns:w14="http://schemas.microsoft.com/office/word/2010/wordml" xmlns:w15="http://schemas.microsoft.com/office/word/2012/wordml" xmlns:w16cex="http://schemas.microsoft.com/office/word/2018/wordml/cex" xmlns:w16cid="http://schemas.microsoft.com/office/word/2016/wordml/cid" xmlns:w16="http://schemas.microsoft.com/office/word/2018/wordml" xmlns:w16sdtdh="http://schemas.microsoft.com/office/word/2020/wordml/sdtdatahash" xmlns:w16sdtfl="http://schemas.microsoft.com/office/word/2024/wordml/sdtformatlock" xmlns:w16se="http://schemas.microsoft.com/office/word/2015/wordml/symex" xmlns:w16du="http://schemas.microsoft.com/office/word/2023/wordml/word16du" xmlns:wne="http://schemas.microsoft.com/office/word/2006/wordml" mc:Ignorable="w14 w15 w16se w16cid w16 w16cex w16sdtdh w16sdtfl w16du wp14">
   <w:comment w:id="36" w:author="neal chaisson" w:date="2026-08-23T22:36:00Z" w:initials="nc">
     <w:p>
       <w:r>
         <w:rPr>
-          <w:rStyle w:val="Refdecomentario"/>
+          <w:rStyle w:val="CommentReference"/>
         </w:rPr>
         <w:annotationRef/>
       </w:r>
@@ -6682,7 +6689,7 @@
     <w:p>
       <w:r>
         <w:rPr>
-          <w:rStyle w:val="Refdecomentario"/>
+          <w:rStyle w:val="CommentReference"/>
         </w:rPr>
         <w:annotationRef/>
       </w:r>
@@ -6695,11 +6702,11 @@
       </w:r>
     </w:p>
   </w:comment>
-  <w:comment w:id="519" w:author="neal chaisson" w:date="2026-08-22T09:16:00Z" w:initials="nc">
+  <w:comment w:id="521" w:author="neal chaisson" w:date="2026-08-22T09:16:00Z" w:initials="nc">
     <w:p>
       <w:r>
         <w:rPr>
-          <w:rStyle w:val="Refdecomentario"/>
+          <w:rStyle w:val="CommentReference"/>
         </w:rPr>
         <w:annotationRef/>
       </w:r>
@@ -6712,11 +6719,11 @@
       </w:r>
     </w:p>
   </w:comment>
-  <w:comment w:id="532" w:author="Gustavo Adolfo Garcia Chavez" w:date="2026-08-07T15:55:00Z" w:initials="GG">
+  <w:comment w:id="534" w:author="Gustavo Adolfo Garcia Chavez" w:date="2026-08-07T15:55:00Z" w:initials="GG">
     <w:p>
       <w:r>
         <w:rPr>
-          <w:rStyle w:val="Refdecomentario"/>
+          <w:rStyle w:val="CommentReference"/>
         </w:rPr>
         <w:annotationRef/>
       </w:r>
@@ -6729,11 +6736,11 @@
       </w:r>
     </w:p>
   </w:comment>
-  <w:comment w:id="627" w:author="Gustavo Adolfo Garcia Chavez" w:date="2026-08-27T13:42:00Z" w:initials="GG">
+  <w:comment w:id="629" w:author="Gustavo Adolfo Garcia Chavez" w:date="2026-08-27T13:42:00Z" w:initials="GG">
     <w:p>
       <w:r>
         <w:rPr>
-          <w:rStyle w:val="Refdecomentario"/>
+          <w:rStyle w:val="CommentReference"/>
         </w:rPr>
         <w:annotationRef/>
       </w:r>
@@ -6750,7 +6757,7 @@
 </file>
 
 <file path=word/commentsExtended.xml><?xml version="1.0" encoding="utf-8"?>
-<w15:commentsEx xmlns:wpc="http://schemas.microsoft.com/office/word/2010/wordprocessingCanvas" xmlns:cx="http://schemas.microsoft.com/office/drawing/2014/chartex" xmlns:cx1="http://schemas.microsoft.com/office/drawing/2015/9/8/chartex" xmlns:cx2="http://schemas.microsoft.com/office/drawing/2015/10/21/chartex" xmlns:cx3="http://schemas.microsoft.com/office/drawing/2016/5/9/chartex" xmlns:cx4="http://schemas.microsoft.com/office/drawing/2016/5/10/chartex" xmlns:cx5="http://schemas.microsoft.com/office/drawing/2016/5/11/chartex" xmlns:cx6="http://schemas.microsoft.com/office/drawing/2016/5/12/chartex" xmlns:cx7="http://schemas.microsoft.com/office/drawing/2016/5/13/chartex" xmlns:cx8="http://schemas.microsoft.com/office/drawing/2016/5/14/chartex" xmlns:mc="http://schemas.openxmlformats.org/markup-compatibility/2006" xmlns:aink="http://schemas.microsoft.com/office/drawing/2016/ink" xmlns:am3d="http://schemas.microsoft.com/office/drawing/2017/model3d" xmlns:o="urn:schemas-microsoft-com:office:office" xmlns:oel="http://schemas.microsoft.com/office/2019/extlst" xmlns:r="http://schemas.openxmlformats.org/officeDocument/2006/relationships" xmlns:m="http://schemas.openxmlformats.org/officeDocument/2006/math" xmlns:v="urn:schemas-microsoft-com:vml" xmlns:wp14="http://schemas.microsoft.com/office/word/2010/wordprocessingDrawing" xmlns:wp="http://schemas.openxmlformats.org/drawingml/2006/wordprocessingDrawing" xmlns:w10="urn:schemas-microsoft-com:office:word" xmlns:w="http://schemas.openxmlformats.org/wordprocessingml/2006/main" xmlns:w14="http://schemas.microsoft.com/office/word/2010/wordml" xmlns:w15="http://schemas.microsoft.com/office/word/2012/wordml" xmlns:w16cex="http://schemas.microsoft.com/office/word/2018/wordml/cex" xmlns:w16cid="http://schemas.microsoft.com/office/word/2016/wordml/cid" xmlns:w16="http://schemas.microsoft.com/office/word/2018/wordml" xmlns:w16du="http://schemas.microsoft.com/office/word/2023/wordml/word16du" xmlns:w16sdtdh="http://schemas.microsoft.com/office/word/2020/wordml/sdtdatahash" xmlns:w16sdtfl="http://schemas.microsoft.com/office/word/2024/wordml/sdtformatlock" xmlns:w16se="http://schemas.microsoft.com/office/word/2015/wordml/symex" xmlns:wpg="http://schemas.microsoft.com/office/word/2010/wordprocessingGroup" xmlns:wpi="http://schemas.microsoft.com/office/word/2010/wordprocessingInk" xmlns:wne="http://schemas.microsoft.com/office/word/2006/wordml" xmlns:wps="http://schemas.microsoft.com/office/word/2010/wordprocessingShape" mc:Ignorable="w14 w15 w16se w16cid w16 w16cex w16sdtdh w16sdtfl w16du wp14">
+<w15:commentsEx xmlns:wpc="http://schemas.microsoft.com/office/word/2010/wordprocessingCanvas" xmlns:cx="http://schemas.microsoft.com/office/drawing/2014/chartex" xmlns:cx1="http://schemas.microsoft.com/office/drawing/2015/9/8/chartex" xmlns:cx2="http://schemas.microsoft.com/office/drawing/2015/10/21/chartex" xmlns:cx3="http://schemas.microsoft.com/office/drawing/2016/5/9/chartex" xmlns:cx4="http://schemas.microsoft.com/office/drawing/2016/5/10/chartex" xmlns:cx5="http://schemas.microsoft.com/office/drawing/2016/5/11/chartex" xmlns:cx6="http://schemas.microsoft.com/office/drawing/2016/5/12/chartex" xmlns:cx7="http://schemas.microsoft.com/office/drawing/2016/5/13/chartex" xmlns:cx8="http://schemas.microsoft.com/office/drawing/2016/5/14/chartex" xmlns:mc="http://schemas.openxmlformats.org/markup-compatibility/2006" xmlns:m="http://schemas.openxmlformats.org/officeDocument/2006/math" xmlns:aink="http://schemas.microsoft.com/office/drawing/2016/ink" xmlns:am3d="http://schemas.microsoft.com/office/drawing/2017/model3d" xmlns:oel="http://schemas.microsoft.com/office/2019/extlst" xmlns:r="http://schemas.openxmlformats.org/officeDocument/2006/relationships" xmlns:wp14="http://schemas.microsoft.com/office/word/2010/wordprocessingDrawing" xmlns:wp="http://schemas.openxmlformats.org/drawingml/2006/wordprocessingDrawing" xmlns:wpg="http://schemas.microsoft.com/office/word/2010/wordprocessingGroup" xmlns:wpi="http://schemas.microsoft.com/office/word/2010/wordprocessingInk" xmlns:wps="http://schemas.microsoft.com/office/word/2010/wordprocessingShape" xmlns:o="urn:schemas-microsoft-com:office:office" xmlns:v="urn:schemas-microsoft-com:vml" xmlns:w10="urn:schemas-microsoft-com:office:word" xmlns:w="http://schemas.openxmlformats.org/wordprocessingml/2006/main" xmlns:w14="http://schemas.microsoft.com/office/word/2010/wordml" xmlns:w15="http://schemas.microsoft.com/office/word/2012/wordml" xmlns:w16cex="http://schemas.microsoft.com/office/word/2018/wordml/cex" xmlns:w16cid="http://schemas.microsoft.com/office/word/2016/wordml/cid" xmlns:w16="http://schemas.microsoft.com/office/word/2018/wordml" xmlns:w16sdtdh="http://schemas.microsoft.com/office/word/2020/wordml/sdtdatahash" xmlns:w16sdtfl="http://schemas.microsoft.com/office/word/2024/wordml/sdtformatlock" xmlns:w16se="http://schemas.microsoft.com/office/word/2015/wordml/symex" xmlns:w16du="http://schemas.microsoft.com/office/word/2023/wordml/word16du" xmlns:wne="http://schemas.microsoft.com/office/word/2006/wordml" mc:Ignorable="w14 w15 w16se w16cid w16 w16cex w16sdtdh w16sdtfl w16du wp14">
   <w15:commentEx w15:paraId="32A3E22A" w15:done="0"/>
   <w15:commentEx w15:paraId="4959519F" w15:done="0"/>
   <w15:commentEx w15:paraId="77C9331A" w15:done="0"/>
@@ -6760,7 +6767,7 @@
 </file>
 
 <file path=word/commentsExtensible.xml><?xml version="1.0" encoding="utf-8"?>
-<w16cex:commentsExtensible xmlns:wpc="http://schemas.microsoft.com/office/word/2010/wordprocessingCanvas" xmlns:cx="http://schemas.microsoft.com/office/drawing/2014/chartex" xmlns:cx1="http://schemas.microsoft.com/office/drawing/2015/9/8/chartex" xmlns:cx2="http://schemas.microsoft.com/office/drawing/2015/10/21/chartex" xmlns:cx3="http://schemas.microsoft.com/office/drawing/2016/5/9/chartex" xmlns:cx4="http://schemas.microsoft.com/office/drawing/2016/5/10/chartex" xmlns:cx5="http://schemas.microsoft.com/office/drawing/2016/5/11/chartex" xmlns:cx6="http://schemas.microsoft.com/office/drawing/2016/5/12/chartex" xmlns:cx7="http://schemas.microsoft.com/office/drawing/2016/5/13/chartex" xmlns:cx8="http://schemas.microsoft.com/office/drawing/2016/5/14/chartex" xmlns:cr="http://schemas.microsoft.com/office/comments/2020/reactions" xmlns:mc="http://schemas.openxmlformats.org/markup-compatibility/2006" xmlns:aink="http://schemas.microsoft.com/office/drawing/2016/ink" xmlns:am3d="http://schemas.microsoft.com/office/drawing/2017/model3d" xmlns:o="urn:schemas-microsoft-com:office:office" xmlns:oel="http://schemas.microsoft.com/office/2019/extlst" xmlns:r="http://schemas.openxmlformats.org/officeDocument/2006/relationships" xmlns:m="http://schemas.openxmlformats.org/officeDocument/2006/math" xmlns:v="urn:schemas-microsoft-com:vml" xmlns:wp14="http://schemas.microsoft.com/office/word/2010/wordprocessingDrawing" xmlns:wp="http://schemas.openxmlformats.org/drawingml/2006/wordprocessingDrawing" xmlns:w10="urn:schemas-microsoft-com:office:word" xmlns:w="http://schemas.openxmlformats.org/wordprocessingml/2006/main" xmlns:w14="http://schemas.microsoft.com/office/word/2010/wordml" xmlns:w15="http://schemas.microsoft.com/office/word/2012/wordml" xmlns:w16cex="http://schemas.microsoft.com/office/word/2018/wordml/cex" xmlns:w16cid="http://schemas.microsoft.com/office/word/2016/wordml/cid" xmlns:w16="http://schemas.microsoft.com/office/word/2018/wordml" xmlns:w16du="http://schemas.microsoft.com/office/word/2023/wordml/word16du" xmlns:w16sdtdh="http://schemas.microsoft.com/office/word/2020/wordml/sdtdatahash" xmlns:w16sdtfl="http://schemas.microsoft.com/office/word/2024/wordml/sdtformatlock" xmlns:w16se="http://schemas.microsoft.com/office/word/2015/wordml/symex" xmlns:wpg="http://schemas.microsoft.com/office/word/2010/wordprocessingGroup" xmlns:wpi="http://schemas.microsoft.com/office/word/2010/wordprocessingInk" xmlns:wne="http://schemas.microsoft.com/office/word/2006/wordml" xmlns:wps="http://schemas.microsoft.com/office/word/2010/wordprocessingShape" mc:Ignorable="w14 w15 w16se w16cid w16 w16cex w16sdtdh w16sdtfl cr w16du wp14">
+<w16cex:commentsExtensible xmlns:wpc="http://schemas.microsoft.com/office/word/2010/wordprocessingCanvas" xmlns:cx="http://schemas.microsoft.com/office/drawing/2014/chartex" xmlns:cx1="http://schemas.microsoft.com/office/drawing/2015/9/8/chartex" xmlns:cx2="http://schemas.microsoft.com/office/drawing/2015/10/21/chartex" xmlns:cx3="http://schemas.microsoft.com/office/drawing/2016/5/9/chartex" xmlns:cx4="http://schemas.microsoft.com/office/drawing/2016/5/10/chartex" xmlns:cx5="http://schemas.microsoft.com/office/drawing/2016/5/11/chartex" xmlns:cx6="http://schemas.microsoft.com/office/drawing/2016/5/12/chartex" xmlns:cx7="http://schemas.microsoft.com/office/drawing/2016/5/13/chartex" xmlns:cx8="http://schemas.microsoft.com/office/drawing/2016/5/14/chartex" xmlns:cr="http://schemas.microsoft.com/office/comments/2020/reactions" xmlns:mc="http://schemas.openxmlformats.org/markup-compatibility/2006" xmlns:m="http://schemas.openxmlformats.org/officeDocument/2006/math" xmlns:aink="http://schemas.microsoft.com/office/drawing/2016/ink" xmlns:am3d="http://schemas.microsoft.com/office/drawing/2017/model3d" xmlns:oel="http://schemas.microsoft.com/office/2019/extlst" xmlns:r="http://schemas.openxmlformats.org/officeDocument/2006/relationships" xmlns:wp14="http://schemas.microsoft.com/office/word/2010/wordprocessingDrawing" xmlns:wp="http://schemas.openxmlformats.org/drawingml/2006/wordprocessingDrawing" xmlns:wpg="http://schemas.microsoft.com/office/word/2010/wordprocessingGroup" xmlns:wpi="http://schemas.microsoft.com/office/word/2010/wordprocessingInk" xmlns:wps="http://schemas.microsoft.com/office/word/2010/wordprocessingShape" xmlns:o="urn:schemas-microsoft-com:office:office" xmlns:v="urn:schemas-microsoft-com:vml" xmlns:w10="urn:schemas-microsoft-com:office:word" xmlns:w="http://schemas.openxmlformats.org/wordprocessingml/2006/main" xmlns:w14="http://schemas.microsoft.com/office/word/2010/wordml" xmlns:w15="http://schemas.microsoft.com/office/word/2012/wordml" xmlns:w16cex="http://schemas.microsoft.com/office/word/2018/wordml/cex" xmlns:w16cid="http://schemas.microsoft.com/office/word/2016/wordml/cid" xmlns:w16="http://schemas.microsoft.com/office/word/2018/wordml" xmlns:w16sdtdh="http://schemas.microsoft.com/office/word/2020/wordml/sdtdatahash" xmlns:w16sdtfl="http://schemas.microsoft.com/office/word/2024/wordml/sdtformatlock" xmlns:w16se="http://schemas.microsoft.com/office/word/2015/wordml/symex" xmlns:w16du="http://schemas.microsoft.com/office/word/2023/wordml/word16du" xmlns:wne="http://schemas.microsoft.com/office/word/2006/wordml" mc:Ignorable="w14 w15 w16se w16cid w16 w16cex w16sdtdh w16sdtfl cr w16du wp14">
   <w16cex:commentExtensible w16cex:durableId="6BDEA14A" w16cex:dateUtc="2026-08-24T02:36:00Z"/>
   <w16cex:commentExtensible w16cex:durableId="7B1396CA" w16cex:dateUtc="2026-08-07T20:10:00Z"/>
   <w16cex:commentExtensible w16cex:durableId="6BCF4FC0" w16cex:dateUtc="2026-08-22T13:16:00Z"/>
@@ -6770,7 +6777,7 @@
 </file>
 
 <file path=word/commentsIds.xml><?xml version="1.0" encoding="utf-8"?>
-<w16cid:commentsIds xmlns:wpc="http://schemas.microsoft.com/office/word/2010/wordprocessingCanvas" xmlns:cx="http://schemas.microsoft.com/office/drawing/2014/chartex" xmlns:cx1="http://schemas.microsoft.com/office/drawing/2015/9/8/chartex" xmlns:cx2="http://schemas.microsoft.com/office/drawing/2015/10/21/chartex" xmlns:cx3="http://schemas.microsoft.com/office/drawing/2016/5/9/chartex" xmlns:cx4="http://schemas.microsoft.com/office/drawing/2016/5/10/chartex" xmlns:cx5="http://schemas.microsoft.com/office/drawing/2016/5/11/chartex" xmlns:cx6="http://schemas.microsoft.com/office/drawing/2016/5/12/chartex" xmlns:cx7="http://schemas.microsoft.com/office/drawing/2016/5/13/chartex" xmlns:cx8="http://schemas.microsoft.com/office/drawing/2016/5/14/chartex" xmlns:mc="http://schemas.openxmlformats.org/markup-compatibility/2006" xmlns:aink="http://schemas.microsoft.com/office/drawing/2016/ink" xmlns:am3d="http://schemas.microsoft.com/office/drawing/2017/model3d" xmlns:o="urn:schemas-microsoft-com:office:office" xmlns:oel="http://schemas.microsoft.com/office/2019/extlst" xmlns:r="http://schemas.openxmlformats.org/officeDocument/2006/relationships" xmlns:m="http://schemas.openxmlformats.org/officeDocument/2006/math" xmlns:v="urn:schemas-microsoft-com:vml" xmlns:wp14="http://schemas.microsoft.com/office/word/2010/wordprocessingDrawing" xmlns:wp="http://schemas.openxmlformats.org/drawingml/2006/wordprocessingDrawing" xmlns:w10="urn:schemas-microsoft-com:office:word" xmlns:w="http://schemas.openxmlformats.org/wordprocessingml/2006/main" xmlns:w14="http://schemas.microsoft.com/office/word/2010/wordml" xmlns:w15="http://schemas.microsoft.com/office/word/2012/wordml" xmlns:w16cex="http://schemas.microsoft.com/office/word/2018/wordml/cex" xmlns:w16cid="http://schemas.microsoft.com/office/word/2016/wordml/cid" xmlns:w16="http://schemas.microsoft.com/office/word/2018/wordml" xmlns:w16du="http://schemas.microsoft.com/office/word/2023/wordml/word16du" xmlns:w16sdtdh="http://schemas.microsoft.com/office/word/2020/wordml/sdtdatahash" xmlns:w16sdtfl="http://schemas.microsoft.com/office/word/2024/wordml/sdtformatlock" xmlns:w16se="http://schemas.microsoft.com/office/word/2015/wordml/symex" xmlns:wpg="http://schemas.microsoft.com/office/word/2010/wordprocessingGroup" xmlns:wpi="http://schemas.microsoft.com/office/word/2010/wordprocessingInk" xmlns:wne="http://schemas.microsoft.com/office/word/2006/wordml" xmlns:wps="http://schemas.microsoft.com/office/word/2010/wordprocessingShape" mc:Ignorable="w14 w15 w16se w16cid w16 w16cex w16sdtdh w16sdtfl w16du wp14">
+<w16cid:commentsIds xmlns:wpc="http://schemas.microsoft.com/office/word/2010/wordprocessingCanvas" xmlns:cx="http://schemas.microsoft.com/office/drawing/2014/chartex" xmlns:cx1="http://schemas.microsoft.com/office/drawing/2015/9/8/chartex" xmlns:cx2="http://schemas.microsoft.com/office/drawing/2015/10/21/chartex" xmlns:cx3="http://schemas.microsoft.com/office/drawing/2016/5/9/chartex" xmlns:cx4="http://schemas.microsoft.com/office/drawing/2016/5/10/chartex" xmlns:cx5="http://schemas.microsoft.com/office/drawing/2016/5/11/chartex" xmlns:cx6="http://schemas.microsoft.com/office/drawing/2016/5/12/chartex" xmlns:cx7="http://schemas.microsoft.com/office/drawing/2016/5/13/chartex" xmlns:cx8="http://schemas.microsoft.com/office/drawing/2016/5/14/chartex" xmlns:mc="http://schemas.openxmlformats.org/markup-compatibility/2006" xmlns:m="http://schemas.openxmlformats.org/officeDocument/2006/math" xmlns:aink="http://schemas.microsoft.com/office/drawing/2016/ink" xmlns:am3d="http://schemas.microsoft.com/office/drawing/2017/model3d" xmlns:oel="http://schemas.microsoft.com/office/2019/extlst" xmlns:r="http://schemas.openxmlformats.org/officeDocument/2006/relationships" xmlns:wp14="http://schemas.microsoft.com/office/word/2010/wordprocessingDrawing" xmlns:wp="http://schemas.openxmlformats.org/drawingml/2006/wordprocessingDrawing" xmlns:wpg="http://schemas.microsoft.com/office/word/2010/wordprocessingGroup" xmlns:wpi="http://schemas.microsoft.com/office/word/2010/wordprocessingInk" xmlns:wps="http://schemas.microsoft.com/office/word/2010/wordprocessingShape" xmlns:o="urn:schemas-microsoft-com:office:office" xmlns:v="urn:schemas-microsoft-com:vml" xmlns:w10="urn:schemas-microsoft-com:office:word" xmlns:w="http://schemas.openxmlformats.org/wordprocessingml/2006/main" xmlns:w14="http://schemas.microsoft.com/office/word/2010/wordml" xmlns:w15="http://schemas.microsoft.com/office/word/2012/wordml" xmlns:w16cex="http://schemas.microsoft.com/office/word/2018/wordml/cex" xmlns:w16cid="http://schemas.microsoft.com/office/word/2016/wordml/cid" xmlns:w16="http://schemas.microsoft.com/office/word/2018/wordml" xmlns:w16sdtdh="http://schemas.microsoft.com/office/word/2020/wordml/sdtdatahash" xmlns:w16sdtfl="http://schemas.microsoft.com/office/word/2024/wordml/sdtformatlock" xmlns:w16se="http://schemas.microsoft.com/office/word/2015/wordml/symex" xmlns:w16du="http://schemas.microsoft.com/office/word/2023/wordml/word16du" xmlns:wne="http://schemas.microsoft.com/office/word/2006/wordml" mc:Ignorable="w14 w15 w16se w16cid w16 w16cex w16sdtdh w16sdtfl w16du wp14">
   <w16cid:commentId w16cid:paraId="32A3E22A" w16cid:durableId="6BDEA14A"/>
   <w16cid:commentId w16cid:paraId="4959519F" w16cid:durableId="7B1396CA"/>
   <w16cid:commentId w16cid:paraId="77C9331A" w16cid:durableId="6BCF4FC0"/>
@@ -6780,7 +6787,7 @@
 </file>
 
 <file path=word/numbering.xml><?xml version="1.0" encoding="utf-8"?>
-<w:numbering xmlns:wpc="http://schemas.microsoft.com/office/word/2010/wordprocessingCanvas" xmlns:cx="http://schemas.microsoft.com/office/drawing/2014/chartex" xmlns:cx1="http://schemas.microsoft.com/office/drawing/2015/9/8/chartex" xmlns:cx2="http://schemas.microsoft.com/office/drawing/2015/10/21/chartex" xmlns:cx3="http://schemas.microsoft.com/office/drawing/2016/5/9/chartex" xmlns:cx4="http://schemas.microsoft.com/office/drawing/2016/5/10/chartex" xmlns:cx5="http://schemas.microsoft.com/office/drawing/2016/5/11/chartex" xmlns:cx6="http://schemas.microsoft.com/office/drawing/2016/5/12/chartex" xmlns:cx7="http://schemas.microsoft.com/office/drawing/2016/5/13/chartex" xmlns:cx8="http://schemas.microsoft.com/office/drawing/2016/5/14/chartex" xmlns:mc="http://schemas.openxmlformats.org/markup-compatibility/2006" xmlns:aink="http://schemas.microsoft.com/office/drawing/2016/ink" xmlns:am3d="http://schemas.microsoft.com/office/drawing/2017/model3d" xmlns:o="urn:schemas-microsoft-com:office:office" xmlns:oel="http://schemas.microsoft.com/office/2019/extlst" xmlns:r="http://schemas.openxmlformats.org/officeDocument/2006/relationships" xmlns:m="http://schemas.openxmlformats.org/officeDocument/2006/math" xmlns:v="urn:schemas-microsoft-com:vml" xmlns:wp14="http://schemas.microsoft.com/office/word/2010/wordprocessingDrawing" xmlns:wp="http://schemas.openxmlformats.org/drawingml/2006/wordprocessingDrawing" xmlns:w10="urn:schemas-microsoft-com:office:word" xmlns:w="http://schemas.openxmlformats.org/wordprocessingml/2006/main" xmlns:w14="http://schemas.microsoft.com/office/word/2010/wordml" xmlns:w15="http://schemas.microsoft.com/office/word/2012/wordml" xmlns:w16cex="http://schemas.microsoft.com/office/word/2018/wordml/cex" xmlns:w16cid="http://schemas.microsoft.com/office/word/2016/wordml/cid" xmlns:w16="http://schemas.microsoft.com/office/word/2018/wordml" xmlns:w16du="http://schemas.microsoft.com/office/word/2023/wordml/word16du" xmlns:w16sdtdh="http://schemas.microsoft.com/office/word/2020/wordml/sdtdatahash" xmlns:w16sdtfl="http://schemas.microsoft.com/office/word/2024/wordml/sdtformatlock" xmlns:w16se="http://schemas.microsoft.com/office/word/2015/wordml/symex" xmlns:wpg="http://schemas.microsoft.com/office/word/2010/wordprocessingGroup" xmlns:wpi="http://schemas.microsoft.com/office/word/2010/wordprocessingInk" xmlns:wne="http://schemas.microsoft.com/office/word/2006/wordml" xmlns:wps="http://schemas.microsoft.com/office/word/2010/wordprocessingShape" mc:Ignorable="w14 w15 w16se w16cid w16 w16cex w16sdtdh w16sdtfl w16du wp14">
+<w:numbering xmlns:wpc="http://schemas.microsoft.com/office/word/2010/wordprocessingCanvas" xmlns:cx="http://schemas.microsoft.com/office/drawing/2014/chartex" xmlns:cx1="http://schemas.microsoft.com/office/drawing/2015/9/8/chartex" xmlns:cx2="http://schemas.microsoft.com/office/drawing/2015/10/21/chartex" xmlns:cx3="http://schemas.microsoft.com/office/drawing/2016/5/9/chartex" xmlns:cx4="http://schemas.microsoft.com/office/drawing/2016/5/10/chartex" xmlns:cx5="http://schemas.microsoft.com/office/drawing/2016/5/11/chartex" xmlns:cx6="http://schemas.microsoft.com/office/drawing/2016/5/12/chartex" xmlns:cx7="http://schemas.microsoft.com/office/drawing/2016/5/13/chartex" xmlns:cx8="http://schemas.microsoft.com/office/drawing/2016/5/14/chartex" xmlns:mc="http://schemas.openxmlformats.org/markup-compatibility/2006" xmlns:m="http://schemas.openxmlformats.org/officeDocument/2006/math" xmlns:aink="http://schemas.microsoft.com/office/drawing/2016/ink" xmlns:am3d="http://schemas.microsoft.com/office/drawing/2017/model3d" xmlns:oel="http://schemas.microsoft.com/office/2019/extlst" xmlns:r="http://schemas.openxmlformats.org/officeDocument/2006/relationships" xmlns:wp14="http://schemas.microsoft.com/office/word/2010/wordprocessingDrawing" xmlns:wp="http://schemas.openxmlformats.org/drawingml/2006/wordprocessingDrawing" xmlns:wpg="http://schemas.microsoft.com/office/word/2010/wordprocessingGroup" xmlns:wpi="http://schemas.microsoft.com/office/word/2010/wordprocessingInk" xmlns:wps="http://schemas.microsoft.com/office/word/2010/wordprocessingShape" xmlns:o="urn:schemas-microsoft-com:office:office" xmlns:v="urn:schemas-microsoft-com:vml" xmlns:w10="urn:schemas-microsoft-com:office:word" xmlns:w="http://schemas.openxmlformats.org/wordprocessingml/2006/main" xmlns:w14="http://schemas.microsoft.com/office/word/2010/wordml" xmlns:w15="http://schemas.microsoft.com/office/word/2012/wordml" xmlns:w16cex="http://schemas.microsoft.com/office/word/2018/wordml/cex" xmlns:w16cid="http://schemas.microsoft.com/office/word/2016/wordml/cid" xmlns:w16="http://schemas.microsoft.com/office/word/2018/wordml" xmlns:w16sdtdh="http://schemas.microsoft.com/office/word/2020/wordml/sdtdatahash" xmlns:w16sdtfl="http://schemas.microsoft.com/office/word/2024/wordml/sdtformatlock" xmlns:w16se="http://schemas.microsoft.com/office/word/2015/wordml/symex" xmlns:w16du="http://schemas.microsoft.com/office/word/2023/wordml/word16du" xmlns:wne="http://schemas.microsoft.com/office/word/2006/wordml" mc:Ignorable="w14 w15 w16se w16cid w16 w16cex w16sdtdh w16sdtfl w16du wp14">
   <w:abstractNum w:abstractNumId="0" w15:restartNumberingAfterBreak="0">
     <w:nsid w:val="FFFFFF7C"/>
     <w:multiLevelType w:val="singleLevel"/>
@@ -6822,7 +6829,7 @@
     <w:lvl w:ilvl="0">
       <w:start w:val="1"/>
       <w:numFmt w:val="decimal"/>
-      <w:pStyle w:val="Listaconnmeros3"/>
+      <w:pStyle w:val="ListNumber3"/>
       <w:lvlText w:val="%1."/>
       <w:lvlJc w:val="left"/>
       <w:pPr>
@@ -6840,7 +6847,7 @@
     <w:lvl w:ilvl="0">
       <w:start w:val="1"/>
       <w:numFmt w:val="decimal"/>
-      <w:pStyle w:val="Listaconnmeros2"/>
+      <w:pStyle w:val="ListNumber2"/>
       <w:lvlText w:val="%1."/>
       <w:lvlJc w:val="left"/>
       <w:pPr>
@@ -6878,7 +6885,7 @@
     <w:lvl w:ilvl="0">
       <w:start w:val="1"/>
       <w:numFmt w:val="bullet"/>
-      <w:pStyle w:val="Listaconvietas3"/>
+      <w:pStyle w:val="ListBullet3"/>
       <w:lvlText w:val=""/>
       <w:lvlJc w:val="left"/>
       <w:pPr>
@@ -6899,7 +6906,7 @@
     <w:lvl w:ilvl="0">
       <w:start w:val="1"/>
       <w:numFmt w:val="bullet"/>
-      <w:pStyle w:val="Listaconvietas2"/>
+      <w:pStyle w:val="ListBullet2"/>
       <w:lvlText w:val=""/>
       <w:lvlJc w:val="left"/>
       <w:pPr>
@@ -6920,7 +6927,7 @@
     <w:lvl w:ilvl="0">
       <w:start w:val="1"/>
       <w:numFmt w:val="decimal"/>
-      <w:pStyle w:val="Listaconnmeros"/>
+      <w:pStyle w:val="ListNumber"/>
       <w:lvlText w:val="%1."/>
       <w:lvlJc w:val="left"/>
       <w:pPr>
@@ -6938,7 +6945,7 @@
     <w:lvl w:ilvl="0">
       <w:start w:val="1"/>
       <w:numFmt w:val="bullet"/>
-      <w:pStyle w:val="Listaconvietas"/>
+      <w:pStyle w:val="ListBullet"/>
       <w:lvlText w:val=""/>
       <w:lvlJc w:val="left"/>
       <w:pPr>
@@ -7319,7 +7326,7 @@
 </file>
 
 <file path=word/people.xml><?xml version="1.0" encoding="utf-8"?>
-<w15:people xmlns:wpc="http://schemas.microsoft.com/office/word/2010/wordprocessingCanvas" xmlns:cx="http://schemas.microsoft.com/office/drawing/2014/chartex" xmlns:cx1="http://schemas.microsoft.com/office/drawing/2015/9/8/chartex" xmlns:cx2="http://schemas.microsoft.com/office/drawing/2015/10/21/chartex" xmlns:cx3="http://schemas.microsoft.com/office/drawing/2016/5/9/chartex" xmlns:cx4="http://schemas.microsoft.com/office/drawing/2016/5/10/chartex" xmlns:cx5="http://schemas.microsoft.com/office/drawing/2016/5/11/chartex" xmlns:cx6="http://schemas.microsoft.com/office/drawing/2016/5/12/chartex" xmlns:cx7="http://schemas.microsoft.com/office/drawing/2016/5/13/chartex" xmlns:cx8="http://schemas.microsoft.com/office/drawing/2016/5/14/chartex" xmlns:mc="http://schemas.openxmlformats.org/markup-compatibility/2006" xmlns:aink="http://schemas.microsoft.com/office/drawing/2016/ink" xmlns:am3d="http://schemas.microsoft.com/office/drawing/2017/model3d" xmlns:o="urn:schemas-microsoft-com:office:office" xmlns:oel="http://schemas.microsoft.com/office/2019/extlst" xmlns:r="http://schemas.openxmlformats.org/officeDocument/2006/relationships" xmlns:m="http://schemas.openxmlformats.org/officeDocument/2006/math" xmlns:v="urn:schemas-microsoft-com:vml" xmlns:wp14="http://schemas.microsoft.com/office/word/2010/wordprocessingDrawing" xmlns:wp="http://schemas.openxmlformats.org/drawingml/2006/wordprocessingDrawing" xmlns:w10="urn:schemas-microsoft-com:office:word" xmlns:w="http://schemas.openxmlformats.org/wordprocessingml/2006/main" xmlns:w14="http://schemas.microsoft.com/office/word/2010/wordml" xmlns:w15="http://schemas.microsoft.com/office/word/2012/wordml" xmlns:w16cex="http://schemas.microsoft.com/office/word/2018/wordml/cex" xmlns:w16cid="http://schemas.microsoft.com/office/word/2016/wordml/cid" xmlns:w16="http://schemas.microsoft.com/office/word/2018/wordml" xmlns:w16du="http://schemas.microsoft.com/office/word/2023/wordml/word16du" xmlns:w16sdtdh="http://schemas.microsoft.com/office/word/2020/wordml/sdtdatahash" xmlns:w16sdtfl="http://schemas.microsoft.com/office/word/2024/wordml/sdtformatlock" xmlns:w16se="http://schemas.microsoft.com/office/word/2015/wordml/symex" xmlns:wpg="http://schemas.microsoft.com/office/word/2010/wordprocessingGroup" xmlns:wpi="http://schemas.microsoft.com/office/word/2010/wordprocessingInk" xmlns:wne="http://schemas.microsoft.com/office/word/2006/wordml" xmlns:wps="http://schemas.microsoft.com/office/word/2010/wordprocessingShape" mc:Ignorable="w14 w15 w16se w16cid w16 w16cex w16sdtdh w16sdtfl w16du wp14">
+<w15:people xmlns:wpc="http://schemas.microsoft.com/office/word/2010/wordprocessingCanvas" xmlns:cx="http://schemas.microsoft.com/office/drawing/2014/chartex" xmlns:cx1="http://schemas.microsoft.com/office/drawing/2015/9/8/chartex" xmlns:cx2="http://schemas.microsoft.com/office/drawing/2015/10/21/chartex" xmlns:cx3="http://schemas.microsoft.com/office/drawing/2016/5/9/chartex" xmlns:cx4="http://schemas.microsoft.com/office/drawing/2016/5/10/chartex" xmlns:cx5="http://schemas.microsoft.com/office/drawing/2016/5/11/chartex" xmlns:cx6="http://schemas.microsoft.com/office/drawing/2016/5/12/chartex" xmlns:cx7="http://schemas.microsoft.com/office/drawing/2016/5/13/chartex" xmlns:cx8="http://schemas.microsoft.com/office/drawing/2016/5/14/chartex" xmlns:mc="http://schemas.openxmlformats.org/markup-compatibility/2006" xmlns:m="http://schemas.openxmlformats.org/officeDocument/2006/math" xmlns:aink="http://schemas.microsoft.com/office/drawing/2016/ink" xmlns:am3d="http://schemas.microsoft.com/office/drawing/2017/model3d" xmlns:oel="http://schemas.microsoft.com/office/2019/extlst" xmlns:r="http://schemas.openxmlformats.org/officeDocument/2006/relationships" xmlns:wp14="http://schemas.microsoft.com/office/word/2010/wordprocessingDrawing" xmlns:wp="http://schemas.openxmlformats.org/drawingml/2006/wordprocessingDrawing" xmlns:wpg="http://schemas.microsoft.com/office/word/2010/wordprocessingGroup" xmlns:wpi="http://schemas.microsoft.com/office/word/2010/wordprocessingInk" xmlns:wps="http://schemas.microsoft.com/office/word/2010/wordprocessingShape" xmlns:o="urn:schemas-microsoft-com:office:office" xmlns:v="urn:schemas-microsoft-com:vml" xmlns:w10="urn:schemas-microsoft-com:office:word" xmlns:w="http://schemas.openxmlformats.org/wordprocessingml/2006/main" xmlns:w14="http://schemas.microsoft.com/office/word/2010/wordml" xmlns:w15="http://schemas.microsoft.com/office/word/2012/wordml" xmlns:w16cex="http://schemas.microsoft.com/office/word/2018/wordml/cex" xmlns:w16cid="http://schemas.microsoft.com/office/word/2016/wordml/cid" xmlns:w16="http://schemas.microsoft.com/office/word/2018/wordml" xmlns:w16sdtdh="http://schemas.microsoft.com/office/word/2020/wordml/sdtdatahash" xmlns:w16sdtfl="http://schemas.microsoft.com/office/word/2024/wordml/sdtformatlock" xmlns:w16se="http://schemas.microsoft.com/office/word/2015/wordml/symex" xmlns:w16du="http://schemas.microsoft.com/office/word/2023/wordml/word16du" xmlns:wne="http://schemas.microsoft.com/office/word/2006/wordml" mc:Ignorable="w14 w15 w16se w16cid w16 w16cex w16sdtdh w16sdtfl w16du wp14">
   <w15:person w15:author="neal chaisson">
     <w15:presenceInfo w15:providerId="Windows Live" w15:userId="3f884a3be40fb6bd"/>
   </w15:person>
@@ -7330,7 +7337,7 @@
 </file>
 
 <file path=word/styles.xml><?xml version="1.0" encoding="utf-8"?>
-<w:styles xmlns:mc="http://schemas.openxmlformats.org/markup-compatibility/2006" xmlns:r="http://schemas.openxmlformats.org/officeDocument/2006/relationships" xmlns:w="http://schemas.openxmlformats.org/wordprocessingml/2006/main" xmlns:w14="http://schemas.microsoft.com/office/word/2010/wordml" xmlns:w15="http://schemas.microsoft.com/office/word/2012/wordml" xmlns:w16cex="http://schemas.microsoft.com/office/word/2018/wordml/cex" xmlns:w16cid="http://schemas.microsoft.com/office/word/2016/wordml/cid" xmlns:w16="http://schemas.microsoft.com/office/word/2018/wordml" xmlns:w16du="http://schemas.microsoft.com/office/word/2023/wordml/word16du" xmlns:w16sdtdh="http://schemas.microsoft.com/office/word/2020/wordml/sdtdatahash" xmlns:w16sdtfl="http://schemas.microsoft.com/office/word/2024/wordml/sdtformatlock" xmlns:w16se="http://schemas.microsoft.com/office/word/2015/wordml/symex" mc:Ignorable="w14 w15 w16se w16cid w16 w16cex w16sdtdh w16sdtfl w16du">
+<w:styles xmlns:mc="http://schemas.openxmlformats.org/markup-compatibility/2006" xmlns:r="http://schemas.openxmlformats.org/officeDocument/2006/relationships" xmlns:w="http://schemas.openxmlformats.org/wordprocessingml/2006/main" xmlns:w14="http://schemas.microsoft.com/office/word/2010/wordml" xmlns:w15="http://schemas.microsoft.com/office/word/2012/wordml" xmlns:w16cex="http://schemas.microsoft.com/office/word/2018/wordml/cex" xmlns:w16cid="http://schemas.microsoft.com/office/word/2016/wordml/cid" xmlns:w16="http://schemas.microsoft.com/office/word/2018/wordml" xmlns:w16sdtdh="http://schemas.microsoft.com/office/word/2020/wordml/sdtdatahash" xmlns:w16sdtfl="http://schemas.microsoft.com/office/word/2024/wordml/sdtformatlock" xmlns:w16se="http://schemas.microsoft.com/office/word/2015/wordml/symex" xmlns:w16du="http://schemas.microsoft.com/office/word/2023/wordml/word16du" mc:Ignorable="w14 w15 w16se w16cid w16 w16cex w16sdtdh w16sdtfl w16du">
   <w:docDefaults>
     <w:rPrDefault>
       <w:rPr>
@@ -7723,11 +7730,11 @@
       <w:rFonts w:ascii="Calibri" w:hAnsi="Calibri"/>
     </w:rPr>
   </w:style>
-  <w:style w:type="paragraph" w:styleId="Ttulo1">
+  <w:style w:type="paragraph" w:styleId="Heading1">
     <w:name w:val="heading 1"/>
     <w:basedOn w:val="Normal"/>
     <w:next w:val="Normal"/>
-    <w:link w:val="Ttulo1Car"/>
+    <w:link w:val="Heading1Char"/>
     <w:uiPriority w:val="9"/>
     <w:qFormat/>
     <w:rsid w:val="00FC693F"/>
@@ -7746,11 +7753,11 @@
       <w:szCs w:val="28"/>
     </w:rPr>
   </w:style>
-  <w:style w:type="paragraph" w:styleId="Ttulo2">
+  <w:style w:type="paragraph" w:styleId="Heading2">
     <w:name w:val="heading 2"/>
     <w:basedOn w:val="Normal"/>
     <w:next w:val="Normal"/>
-    <w:link w:val="Ttulo2Car"/>
+    <w:link w:val="Heading2Char"/>
     <w:uiPriority w:val="9"/>
     <w:unhideWhenUsed/>
     <w:qFormat/>
@@ -7770,11 +7777,11 @@
       <w:szCs w:val="26"/>
     </w:rPr>
   </w:style>
-  <w:style w:type="paragraph" w:styleId="Ttulo3">
+  <w:style w:type="paragraph" w:styleId="Heading3">
     <w:name w:val="heading 3"/>
     <w:basedOn w:val="Normal"/>
     <w:next w:val="Normal"/>
-    <w:link w:val="Ttulo3Car"/>
+    <w:link w:val="Heading3Char"/>
     <w:uiPriority w:val="9"/>
     <w:unhideWhenUsed/>
     <w:qFormat/>
@@ -7792,11 +7799,11 @@
       <w:color w:val="4F81BD" w:themeColor="accent1"/>
     </w:rPr>
   </w:style>
-  <w:style w:type="paragraph" w:styleId="Ttulo4">
+  <w:style w:type="paragraph" w:styleId="Heading4">
     <w:name w:val="heading 4"/>
     <w:basedOn w:val="Normal"/>
     <w:next w:val="Normal"/>
-    <w:link w:val="Ttulo4Car"/>
+    <w:link w:val="Heading4Char"/>
     <w:uiPriority w:val="9"/>
     <w:semiHidden/>
     <w:unhideWhenUsed/>
@@ -7817,11 +7824,11 @@
       <w:color w:val="4F81BD" w:themeColor="accent1"/>
     </w:rPr>
   </w:style>
-  <w:style w:type="paragraph" w:styleId="Ttulo5">
+  <w:style w:type="paragraph" w:styleId="Heading5">
     <w:name w:val="heading 5"/>
     <w:basedOn w:val="Normal"/>
     <w:next w:val="Normal"/>
-    <w:link w:val="Ttulo5Car"/>
+    <w:link w:val="Heading5Char"/>
     <w:uiPriority w:val="9"/>
     <w:semiHidden/>
     <w:unhideWhenUsed/>
@@ -7838,11 +7845,11 @@
       <w:color w:val="243F60" w:themeColor="accent1" w:themeShade="7F"/>
     </w:rPr>
   </w:style>
-  <w:style w:type="paragraph" w:styleId="Ttulo6">
+  <w:style w:type="paragraph" w:styleId="Heading6">
     <w:name w:val="heading 6"/>
     <w:basedOn w:val="Normal"/>
     <w:next w:val="Normal"/>
-    <w:link w:val="Ttulo6Car"/>
+    <w:link w:val="Heading6Char"/>
     <w:uiPriority w:val="9"/>
     <w:semiHidden/>
     <w:unhideWhenUsed/>
@@ -7861,11 +7868,11 @@
       <w:color w:val="243F60" w:themeColor="accent1" w:themeShade="7F"/>
     </w:rPr>
   </w:style>
-  <w:style w:type="paragraph" w:styleId="Ttulo7">
+  <w:style w:type="paragraph" w:styleId="Heading7">
     <w:name w:val="heading 7"/>
     <w:basedOn w:val="Normal"/>
     <w:next w:val="Normal"/>
-    <w:link w:val="Ttulo7Car"/>
+    <w:link w:val="Heading7Char"/>
     <w:uiPriority w:val="9"/>
     <w:semiHidden/>
     <w:unhideWhenUsed/>
@@ -7884,11 +7891,11 @@
       <w:color w:val="404040" w:themeColor="text1" w:themeTint="BF"/>
     </w:rPr>
   </w:style>
-  <w:style w:type="paragraph" w:styleId="Ttulo8">
+  <w:style w:type="paragraph" w:styleId="Heading8">
     <w:name w:val="heading 8"/>
     <w:basedOn w:val="Normal"/>
     <w:next w:val="Normal"/>
-    <w:link w:val="Ttulo8Car"/>
+    <w:link w:val="Heading8Char"/>
     <w:uiPriority w:val="9"/>
     <w:semiHidden/>
     <w:unhideWhenUsed/>
@@ -7907,11 +7914,11 @@
       <w:szCs w:val="20"/>
     </w:rPr>
   </w:style>
-  <w:style w:type="paragraph" w:styleId="Ttulo9">
+  <w:style w:type="paragraph" w:styleId="Heading9">
     <w:name w:val="heading 9"/>
     <w:basedOn w:val="Normal"/>
     <w:next w:val="Normal"/>
-    <w:link w:val="Ttulo9Car"/>
+    <w:link w:val="Heading9Char"/>
     <w:uiPriority w:val="9"/>
     <w:semiHidden/>
     <w:unhideWhenUsed/>
@@ -7932,13 +7939,13 @@
       <w:szCs w:val="20"/>
     </w:rPr>
   </w:style>
-  <w:style w:type="character" w:default="1" w:styleId="Fuentedeprrafopredeter">
+  <w:style w:type="character" w:default="1" w:styleId="DefaultParagraphFont">
     <w:name w:val="Default Paragraph Font"/>
     <w:uiPriority w:val="1"/>
     <w:semiHidden/>
     <w:unhideWhenUsed/>
   </w:style>
-  <w:style w:type="table" w:default="1" w:styleId="Tablanormal">
+  <w:style w:type="table" w:default="1" w:styleId="TableNormal">
     <w:name w:val="Normal Table"/>
     <w:uiPriority w:val="99"/>
     <w:semiHidden/>
@@ -7953,16 +7960,16 @@
       </w:tblCellMar>
     </w:tblPr>
   </w:style>
-  <w:style w:type="numbering" w:default="1" w:styleId="Sinlista">
+  <w:style w:type="numbering" w:default="1" w:styleId="NoList">
     <w:name w:val="No List"/>
     <w:uiPriority w:val="99"/>
     <w:semiHidden/>
     <w:unhideWhenUsed/>
   </w:style>
-  <w:style w:type="paragraph" w:styleId="Encabezado">
+  <w:style w:type="paragraph" w:styleId="Header">
     <w:name w:val="header"/>
     <w:basedOn w:val="Normal"/>
-    <w:link w:val="EncabezadoCar"/>
+    <w:link w:val="HeaderChar"/>
     <w:uiPriority w:val="99"/>
     <w:unhideWhenUsed/>
     <w:rsid w:val="00E618BF"/>
@@ -7974,17 +7981,17 @@
       <w:spacing w:after="0" w:line="240" w:lineRule="auto"/>
     </w:pPr>
   </w:style>
-  <w:style w:type="character" w:customStyle="1" w:styleId="EncabezadoCar">
-    <w:name w:val="Encabezado Car"/>
-    <w:basedOn w:val="Fuentedeprrafopredeter"/>
-    <w:link w:val="Encabezado"/>
+  <w:style w:type="character" w:customStyle="1" w:styleId="HeaderChar">
+    <w:name w:val="Header Char"/>
+    <w:basedOn w:val="DefaultParagraphFont"/>
+    <w:link w:val="Header"/>
     <w:uiPriority w:val="99"/>
     <w:rsid w:val="00E618BF"/>
   </w:style>
-  <w:style w:type="paragraph" w:styleId="Piedepgina">
+  <w:style w:type="paragraph" w:styleId="Footer">
     <w:name w:val="footer"/>
     <w:basedOn w:val="Normal"/>
-    <w:link w:val="PiedepginaCar"/>
+    <w:link w:val="FooterChar"/>
     <w:uiPriority w:val="99"/>
     <w:unhideWhenUsed/>
     <w:rsid w:val="00E618BF"/>
@@ -7996,14 +8003,14 @@
       <w:spacing w:after="0" w:line="240" w:lineRule="auto"/>
     </w:pPr>
   </w:style>
-  <w:style w:type="character" w:customStyle="1" w:styleId="PiedepginaCar">
-    <w:name w:val="Pie de página Car"/>
-    <w:basedOn w:val="Fuentedeprrafopredeter"/>
-    <w:link w:val="Piedepgina"/>
+  <w:style w:type="character" w:customStyle="1" w:styleId="FooterChar">
+    <w:name w:val="Footer Char"/>
+    <w:basedOn w:val="DefaultParagraphFont"/>
+    <w:link w:val="Footer"/>
     <w:uiPriority w:val="99"/>
     <w:rsid w:val="00E618BF"/>
   </w:style>
-  <w:style w:type="paragraph" w:styleId="Sinespaciado">
+  <w:style w:type="paragraph" w:styleId="NoSpacing">
     <w:name w:val="No Spacing"/>
     <w:uiPriority w:val="1"/>
     <w:qFormat/>
@@ -8012,10 +8019,10 @@
       <w:spacing w:after="0" w:line="240" w:lineRule="auto"/>
     </w:pPr>
   </w:style>
-  <w:style w:type="character" w:customStyle="1" w:styleId="Ttulo1Car">
-    <w:name w:val="Título 1 Car"/>
-    <w:basedOn w:val="Fuentedeprrafopredeter"/>
-    <w:link w:val="Ttulo1"/>
+  <w:style w:type="character" w:customStyle="1" w:styleId="Heading1Char">
+    <w:name w:val="Heading 1 Char"/>
+    <w:basedOn w:val="DefaultParagraphFont"/>
+    <w:link w:val="Heading1"/>
     <w:uiPriority w:val="9"/>
     <w:rsid w:val="00FC693F"/>
     <w:rPr>
@@ -8027,10 +8034,10 @@
       <w:szCs w:val="28"/>
     </w:rPr>
   </w:style>
-  <w:style w:type="character" w:customStyle="1" w:styleId="Ttulo2Car">
-    <w:name w:val="Título 2 Car"/>
-    <w:basedOn w:val="Fuentedeprrafopredeter"/>
-    <w:link w:val="Ttulo2"/>
+  <w:style w:type="character" w:customStyle="1" w:styleId="Heading2Char">
+    <w:name w:val="Heading 2 Char"/>
+    <w:basedOn w:val="DefaultParagraphFont"/>
+    <w:link w:val="Heading2"/>
     <w:uiPriority w:val="9"/>
     <w:rsid w:val="00FC693F"/>
     <w:rPr>
@@ -8042,10 +8049,10 @@
       <w:szCs w:val="26"/>
     </w:rPr>
   </w:style>
-  <w:style w:type="character" w:customStyle="1" w:styleId="Ttulo3Car">
-    <w:name w:val="Título 3 Car"/>
-    <w:basedOn w:val="Fuentedeprrafopredeter"/>
-    <w:link w:val="Ttulo3"/>
+  <w:style w:type="character" w:customStyle="1" w:styleId="Heading3Char">
+    <w:name w:val="Heading 3 Char"/>
+    <w:basedOn w:val="DefaultParagraphFont"/>
+    <w:link w:val="Heading3"/>
     <w:uiPriority w:val="9"/>
     <w:rsid w:val="00FC693F"/>
     <w:rPr>
@@ -8055,11 +8062,11 @@
       <w:color w:val="4F81BD" w:themeColor="accent1"/>
     </w:rPr>
   </w:style>
-  <w:style w:type="paragraph" w:styleId="Ttulo">
+  <w:style w:type="paragraph" w:styleId="Title">
     <w:name w:val="Title"/>
     <w:basedOn w:val="Normal"/>
     <w:next w:val="Normal"/>
-    <w:link w:val="TtuloCar"/>
+    <w:link w:val="TitleChar"/>
     <w:uiPriority w:val="10"/>
     <w:qFormat/>
     <w:rsid w:val="00FC693F"/>
@@ -8079,10 +8086,10 @@
       <w:szCs w:val="52"/>
     </w:rPr>
   </w:style>
-  <w:style w:type="character" w:customStyle="1" w:styleId="TtuloCar">
-    <w:name w:val="Título Car"/>
-    <w:basedOn w:val="Fuentedeprrafopredeter"/>
-    <w:link w:val="Ttulo"/>
+  <w:style w:type="character" w:customStyle="1" w:styleId="TitleChar">
+    <w:name w:val="Title Char"/>
+    <w:basedOn w:val="DefaultParagraphFont"/>
+    <w:link w:val="Title"/>
     <w:uiPriority w:val="10"/>
     <w:rsid w:val="00FC693F"/>
     <w:rPr>
@@ -8094,11 +8101,11 @@
       <w:szCs w:val="52"/>
     </w:rPr>
   </w:style>
-  <w:style w:type="paragraph" w:styleId="Subttulo">
+  <w:style w:type="paragraph" w:styleId="Subtitle">
     <w:name w:val="Subtitle"/>
     <w:basedOn w:val="Normal"/>
     <w:next w:val="Normal"/>
-    <w:link w:val="SubttuloCar"/>
+    <w:link w:val="SubtitleChar"/>
     <w:uiPriority w:val="11"/>
     <w:qFormat/>
     <w:rsid w:val="00FC693F"/>
@@ -8117,10 +8124,10 @@
       <w:szCs w:val="24"/>
     </w:rPr>
   </w:style>
-  <w:style w:type="character" w:customStyle="1" w:styleId="SubttuloCar">
-    <w:name w:val="Subtítulo Car"/>
-    <w:basedOn w:val="Fuentedeprrafopredeter"/>
-    <w:link w:val="Subttulo"/>
+  <w:style w:type="character" w:customStyle="1" w:styleId="SubtitleChar">
+    <w:name w:val="Subtitle Char"/>
+    <w:basedOn w:val="DefaultParagraphFont"/>
+    <w:link w:val="Subtitle"/>
     <w:uiPriority w:val="11"/>
     <w:rsid w:val="00FC693F"/>
     <w:rPr>
@@ -8133,7 +8140,7 @@
       <w:szCs w:val="24"/>
     </w:rPr>
   </w:style>
-  <w:style w:type="paragraph" w:styleId="Prrafodelista">
+  <w:style w:type="paragraph" w:styleId="ListParagraph">
     <w:name w:val="List Paragraph"/>
     <w:basedOn w:val="Normal"/>
     <w:uiPriority w:val="34"/>
@@ -8144,10 +8151,10 @@
       <w:contextualSpacing/>
     </w:pPr>
   </w:style>
-  <w:style w:type="paragraph" w:styleId="Textoindependiente">
+  <w:style w:type="paragraph" w:styleId="BodyText">
     <w:name w:val="Body Text"/>
     <w:basedOn w:val="Normal"/>
-    <w:link w:val="TextoindependienteCar"/>
+    <w:link w:val="BodyTextChar"/>
     <w:uiPriority w:val="99"/>
     <w:unhideWhenUsed/>
     <w:rsid w:val="00AA1D8D"/>
@@ -8155,17 +8162,17 @@
       <w:spacing w:after="120"/>
     </w:pPr>
   </w:style>
-  <w:style w:type="character" w:customStyle="1" w:styleId="TextoindependienteCar">
-    <w:name w:val="Texto independiente Car"/>
-    <w:basedOn w:val="Fuentedeprrafopredeter"/>
-    <w:link w:val="Textoindependiente"/>
+  <w:style w:type="character" w:customStyle="1" w:styleId="BodyTextChar">
+    <w:name w:val="Body Text Char"/>
+    <w:basedOn w:val="DefaultParagraphFont"/>
+    <w:link w:val="BodyText"/>
     <w:uiPriority w:val="99"/>
     <w:rsid w:val="00AA1D8D"/>
   </w:style>
-  <w:style w:type="paragraph" w:styleId="Textoindependiente2">
+  <w:style w:type="paragraph" w:styleId="BodyText2">
     <w:name w:val="Body Text 2"/>
     <w:basedOn w:val="Normal"/>
-    <w:link w:val="Textoindependiente2Car"/>
+    <w:link w:val="BodyText2Char"/>
     <w:uiPriority w:val="99"/>
     <w:unhideWhenUsed/>
     <w:rsid w:val="00AA1D8D"/>
@@ -8173,17 +8180,17 @@
       <w:spacing w:after="120" w:line="480" w:lineRule="auto"/>
     </w:pPr>
   </w:style>
-  <w:style w:type="character" w:customStyle="1" w:styleId="Textoindependiente2Car">
-    <w:name w:val="Texto independiente 2 Car"/>
-    <w:basedOn w:val="Fuentedeprrafopredeter"/>
-    <w:link w:val="Textoindependiente2"/>
+  <w:style w:type="character" w:customStyle="1" w:styleId="BodyText2Char">
+    <w:name w:val="Body Text 2 Char"/>
+    <w:basedOn w:val="DefaultParagraphFont"/>
+    <w:link w:val="BodyText2"/>
     <w:uiPriority w:val="99"/>
     <w:rsid w:val="00AA1D8D"/>
   </w:style>
-  <w:style w:type="paragraph" w:styleId="Textoindependiente3">
+  <w:style w:type="paragraph" w:styleId="BodyText3">
     <w:name w:val="Body Text 3"/>
     <w:basedOn w:val="Normal"/>
-    <w:link w:val="Textoindependiente3Car"/>
+    <w:link w:val="BodyText3Char"/>
     <w:uiPriority w:val="99"/>
     <w:unhideWhenUsed/>
     <w:rsid w:val="00AA1D8D"/>
@@ -8195,10 +8202,10 @@
       <w:szCs w:val="16"/>
     </w:rPr>
   </w:style>
-  <w:style w:type="character" w:customStyle="1" w:styleId="Textoindependiente3Car">
-    <w:name w:val="Texto independiente 3 Car"/>
-    <w:basedOn w:val="Fuentedeprrafopredeter"/>
-    <w:link w:val="Textoindependiente3"/>
+  <w:style w:type="character" w:customStyle="1" w:styleId="BodyText3Char">
+    <w:name w:val="Body Text 3 Char"/>
+    <w:basedOn w:val="DefaultParagraphFont"/>
+    <w:link w:val="BodyText3"/>
     <w:uiPriority w:val="99"/>
     <w:rsid w:val="00AA1D8D"/>
     <w:rPr>
@@ -8206,7 +8213,7 @@
       <w:szCs w:val="16"/>
     </w:rPr>
   </w:style>
-  <w:style w:type="paragraph" w:styleId="Lista">
+  <w:style w:type="paragraph" w:styleId="List">
     <w:name w:val="List"/>
     <w:basedOn w:val="Normal"/>
     <w:uiPriority w:val="99"/>
@@ -8217,7 +8224,7 @@
       <w:contextualSpacing/>
     </w:pPr>
   </w:style>
-  <w:style w:type="paragraph" w:styleId="Lista2">
+  <w:style w:type="paragraph" w:styleId="List2">
     <w:name w:val="List 2"/>
     <w:basedOn w:val="Normal"/>
     <w:uiPriority w:val="99"/>
@@ -8228,7 +8235,7 @@
       <w:contextualSpacing/>
     </w:pPr>
   </w:style>
-  <w:style w:type="paragraph" w:styleId="Lista3">
+  <w:style w:type="paragraph" w:styleId="List3">
     <w:name w:val="List 3"/>
     <w:basedOn w:val="Normal"/>
     <w:uiPriority w:val="99"/>
@@ -8239,7 +8246,7 @@
       <w:contextualSpacing/>
     </w:pPr>
   </w:style>
-  <w:style w:type="paragraph" w:styleId="Listaconvietas">
+  <w:style w:type="paragraph" w:styleId="ListBullet">
     <w:name w:val="List Bullet"/>
     <w:basedOn w:val="Normal"/>
     <w:uiPriority w:val="99"/>
@@ -8252,7 +8259,7 @@
       <w:contextualSpacing/>
     </w:pPr>
   </w:style>
-  <w:style w:type="paragraph" w:styleId="Listaconvietas2">
+  <w:style w:type="paragraph" w:styleId="ListBullet2">
     <w:name w:val="List Bullet 2"/>
     <w:basedOn w:val="Normal"/>
     <w:uiPriority w:val="99"/>
@@ -8265,7 +8272,7 @@
       <w:contextualSpacing/>
     </w:pPr>
   </w:style>
-  <w:style w:type="paragraph" w:styleId="Listaconvietas3">
+  <w:style w:type="paragraph" w:styleId="ListBullet3">
     <w:name w:val="List Bullet 3"/>
     <w:basedOn w:val="Normal"/>
     <w:uiPriority w:val="99"/>
@@ -8278,7 +8285,7 @@
       <w:contextualSpacing/>
     </w:pPr>
   </w:style>
-  <w:style w:type="paragraph" w:styleId="Listaconnmeros">
+  <w:style w:type="paragraph" w:styleId="ListNumber">
     <w:name w:val="List Number"/>
     <w:basedOn w:val="Normal"/>
     <w:uiPriority w:val="99"/>
@@ -8291,7 +8298,7 @@
       <w:contextualSpacing/>
     </w:pPr>
   </w:style>
-  <w:style w:type="paragraph" w:styleId="Listaconnmeros2">
+  <w:style w:type="paragraph" w:styleId="ListNumber2">
     <w:name w:val="List Number 2"/>
     <w:basedOn w:val="Normal"/>
     <w:uiPriority w:val="99"/>
@@ -8304,7 +8311,7 @@
       <w:contextualSpacing/>
     </w:pPr>
   </w:style>
-  <w:style w:type="paragraph" w:styleId="Listaconnmeros3">
+  <w:style w:type="paragraph" w:styleId="ListNumber3">
     <w:name w:val="List Number 3"/>
     <w:basedOn w:val="Normal"/>
     <w:uiPriority w:val="99"/>
@@ -8317,7 +8324,7 @@
       <w:contextualSpacing/>
     </w:pPr>
   </w:style>
-  <w:style w:type="paragraph" w:styleId="Continuarlista">
+  <w:style w:type="paragraph" w:styleId="ListContinue">
     <w:name w:val="List Continue"/>
     <w:basedOn w:val="Normal"/>
     <w:uiPriority w:val="99"/>
@@ -8329,7 +8336,7 @@
       <w:contextualSpacing/>
     </w:pPr>
   </w:style>
-  <w:style w:type="paragraph" w:styleId="Continuarlista2">
+  <w:style w:type="paragraph" w:styleId="ListContinue2">
     <w:name w:val="List Continue 2"/>
     <w:basedOn w:val="Normal"/>
     <w:uiPriority w:val="99"/>
@@ -8341,7 +8348,7 @@
       <w:contextualSpacing/>
     </w:pPr>
   </w:style>
-  <w:style w:type="paragraph" w:styleId="Continuarlista3">
+  <w:style w:type="paragraph" w:styleId="ListContinue3">
     <w:name w:val="List Continue 3"/>
     <w:basedOn w:val="Normal"/>
     <w:uiPriority w:val="99"/>
@@ -8353,9 +8360,9 @@
       <w:contextualSpacing/>
     </w:pPr>
   </w:style>
-  <w:style w:type="paragraph" w:styleId="Textomacro">
+  <w:style w:type="paragraph" w:styleId="MacroText">
     <w:name w:val="macro"/>
-    <w:link w:val="TextomacroCar"/>
+    <w:link w:val="MacroTextChar"/>
     <w:uiPriority w:val="99"/>
     <w:unhideWhenUsed/>
     <w:rsid w:val="0029639D"/>
@@ -8376,10 +8383,10 @@
       <w:szCs w:val="20"/>
     </w:rPr>
   </w:style>
-  <w:style w:type="character" w:customStyle="1" w:styleId="TextomacroCar">
-    <w:name w:val="Texto macro Car"/>
-    <w:basedOn w:val="Fuentedeprrafopredeter"/>
-    <w:link w:val="Textomacro"/>
+  <w:style w:type="character" w:customStyle="1" w:styleId="MacroTextChar">
+    <w:name w:val="Macro Text Char"/>
+    <w:basedOn w:val="DefaultParagraphFont"/>
+    <w:link w:val="MacroText"/>
     <w:uiPriority w:val="99"/>
     <w:rsid w:val="0029639D"/>
     <w:rPr>
@@ -8388,11 +8395,11 @@
       <w:szCs w:val="20"/>
     </w:rPr>
   </w:style>
-  <w:style w:type="paragraph" w:styleId="Cita">
+  <w:style w:type="paragraph" w:styleId="Quote">
     <w:name w:val="Quote"/>
     <w:basedOn w:val="Normal"/>
     <w:next w:val="Normal"/>
-    <w:link w:val="CitaCar"/>
+    <w:link w:val="QuoteChar"/>
     <w:uiPriority w:val="29"/>
     <w:qFormat/>
     <w:rsid w:val="00FC693F"/>
@@ -8402,10 +8409,10 @@
       <w:color w:val="000000" w:themeColor="text1"/>
     </w:rPr>
   </w:style>
-  <w:style w:type="character" w:customStyle="1" w:styleId="CitaCar">
-    <w:name w:val="Cita Car"/>
-    <w:basedOn w:val="Fuentedeprrafopredeter"/>
-    <w:link w:val="Cita"/>
+  <w:style w:type="character" w:customStyle="1" w:styleId="QuoteChar">
+    <w:name w:val="Quote Char"/>
+    <w:basedOn w:val="DefaultParagraphFont"/>
+    <w:link w:val="Quote"/>
     <w:uiPriority w:val="29"/>
     <w:rsid w:val="00FC693F"/>
     <w:rPr>
@@ -8414,10 +8421,10 @@
       <w:color w:val="000000" w:themeColor="text1"/>
     </w:rPr>
   </w:style>
-  <w:style w:type="character" w:customStyle="1" w:styleId="Ttulo4Car">
-    <w:name w:val="Título 4 Car"/>
-    <w:basedOn w:val="Fuentedeprrafopredeter"/>
-    <w:link w:val="Ttulo4"/>
+  <w:style w:type="character" w:customStyle="1" w:styleId="Heading4Char">
+    <w:name w:val="Heading 4 Char"/>
+    <w:basedOn w:val="DefaultParagraphFont"/>
+    <w:link w:val="Heading4"/>
     <w:uiPriority w:val="9"/>
     <w:semiHidden/>
     <w:rsid w:val="00FC693F"/>
@@ -8430,10 +8437,10 @@
       <w:color w:val="4F81BD" w:themeColor="accent1"/>
     </w:rPr>
   </w:style>
-  <w:style w:type="character" w:customStyle="1" w:styleId="Ttulo5Car">
-    <w:name w:val="Título 5 Car"/>
-    <w:basedOn w:val="Fuentedeprrafopredeter"/>
-    <w:link w:val="Ttulo5"/>
+  <w:style w:type="character" w:customStyle="1" w:styleId="Heading5Char">
+    <w:name w:val="Heading 5 Char"/>
+    <w:basedOn w:val="DefaultParagraphFont"/>
+    <w:link w:val="Heading5"/>
     <w:uiPriority w:val="9"/>
     <w:semiHidden/>
     <w:rsid w:val="00FC693F"/>
@@ -8442,10 +8449,10 @@
       <w:color w:val="243F60" w:themeColor="accent1" w:themeShade="7F"/>
     </w:rPr>
   </w:style>
-  <w:style w:type="character" w:customStyle="1" w:styleId="Ttulo6Car">
-    <w:name w:val="Título 6 Car"/>
-    <w:basedOn w:val="Fuentedeprrafopredeter"/>
-    <w:link w:val="Ttulo6"/>
+  <w:style w:type="character" w:customStyle="1" w:styleId="Heading6Char">
+    <w:name w:val="Heading 6 Char"/>
+    <w:basedOn w:val="DefaultParagraphFont"/>
+    <w:link w:val="Heading6"/>
     <w:uiPriority w:val="9"/>
     <w:semiHidden/>
     <w:rsid w:val="00FC693F"/>
@@ -8456,10 +8463,10 @@
       <w:color w:val="243F60" w:themeColor="accent1" w:themeShade="7F"/>
     </w:rPr>
   </w:style>
-  <w:style w:type="character" w:customStyle="1" w:styleId="Ttulo7Car">
-    <w:name w:val="Título 7 Car"/>
-    <w:basedOn w:val="Fuentedeprrafopredeter"/>
-    <w:link w:val="Ttulo7"/>
+  <w:style w:type="character" w:customStyle="1" w:styleId="Heading7Char">
+    <w:name w:val="Heading 7 Char"/>
+    <w:basedOn w:val="DefaultParagraphFont"/>
+    <w:link w:val="Heading7"/>
     <w:uiPriority w:val="9"/>
     <w:semiHidden/>
     <w:rsid w:val="00FC693F"/>
@@ -8470,10 +8477,10 @@
       <w:color w:val="404040" w:themeColor="text1" w:themeTint="BF"/>
     </w:rPr>
   </w:style>
-  <w:style w:type="character" w:customStyle="1" w:styleId="Ttulo8Car">
-    <w:name w:val="Título 8 Car"/>
-    <w:basedOn w:val="Fuentedeprrafopredeter"/>
-    <w:link w:val="Ttulo8"/>
+  <w:style w:type="character" w:customStyle="1" w:styleId="Heading8Char">
+    <w:name w:val="Heading 8 Char"/>
+    <w:basedOn w:val="DefaultParagraphFont"/>
+    <w:link w:val="Heading8"/>
     <w:uiPriority w:val="9"/>
     <w:semiHidden/>
     <w:rsid w:val="00FC693F"/>
@@ -8484,10 +8491,10 @@
       <w:szCs w:val="20"/>
     </w:rPr>
   </w:style>
-  <w:style w:type="character" w:customStyle="1" w:styleId="Ttulo9Car">
-    <w:name w:val="Título 9 Car"/>
-    <w:basedOn w:val="Fuentedeprrafopredeter"/>
-    <w:link w:val="Ttulo9"/>
+  <w:style w:type="character" w:customStyle="1" w:styleId="Heading9Char">
+    <w:name w:val="Heading 9 Char"/>
+    <w:basedOn w:val="DefaultParagraphFont"/>
+    <w:link w:val="Heading9"/>
     <w:uiPriority w:val="9"/>
     <w:semiHidden/>
     <w:rsid w:val="00FC693F"/>
@@ -8500,7 +8507,7 @@
       <w:szCs w:val="20"/>
     </w:rPr>
   </w:style>
-  <w:style w:type="paragraph" w:styleId="Descripcin">
+  <w:style w:type="paragraph" w:styleId="Caption">
     <w:name w:val="caption"/>
     <w:basedOn w:val="Normal"/>
     <w:next w:val="Normal"/>
@@ -8520,9 +8527,9 @@
       <w:szCs w:val="18"/>
     </w:rPr>
   </w:style>
-  <w:style w:type="character" w:styleId="Textoennegrita">
+  <w:style w:type="character" w:styleId="Strong">
     <w:name w:val="Strong"/>
-    <w:basedOn w:val="Fuentedeprrafopredeter"/>
+    <w:basedOn w:val="DefaultParagraphFont"/>
     <w:uiPriority w:val="22"/>
     <w:qFormat/>
     <w:rsid w:val="00FC693F"/>
@@ -8531,9 +8538,9 @@
       <w:bCs/>
     </w:rPr>
   </w:style>
-  <w:style w:type="character" w:styleId="nfasis">
+  <w:style w:type="character" w:styleId="Emphasis">
     <w:name w:val="Emphasis"/>
-    <w:basedOn w:val="Fuentedeprrafopredeter"/>
+    <w:basedOn w:val="DefaultParagraphFont"/>
     <w:uiPriority w:val="20"/>
     <w:qFormat/>
     <w:rsid w:val="00FC693F"/>
@@ -8542,11 +8549,11 @@
       <w:iCs/>
     </w:rPr>
   </w:style>
-  <w:style w:type="paragraph" w:styleId="Citadestacada">
+  <w:style w:type="paragraph" w:styleId="IntenseQuote">
     <w:name w:val="Intense Quote"/>
     <w:basedOn w:val="Normal"/>
     <w:next w:val="Normal"/>
-    <w:link w:val="CitadestacadaCar"/>
+    <w:link w:val="IntenseQuoteChar"/>
     <w:uiPriority w:val="30"/>
     <w:qFormat/>
     <w:rsid w:val="00FC693F"/>
@@ -8565,10 +8572,10 @@
       <w:color w:val="4F81BD" w:themeColor="accent1"/>
     </w:rPr>
   </w:style>
-  <w:style w:type="character" w:customStyle="1" w:styleId="CitadestacadaCar">
-    <w:name w:val="Cita destacada Car"/>
-    <w:basedOn w:val="Fuentedeprrafopredeter"/>
-    <w:link w:val="Citadestacada"/>
+  <w:style w:type="character" w:customStyle="1" w:styleId="IntenseQuoteChar">
+    <w:name w:val="Intense Quote Char"/>
+    <w:basedOn w:val="DefaultParagraphFont"/>
+    <w:link w:val="IntenseQuote"/>
     <w:uiPriority w:val="30"/>
     <w:rsid w:val="00FC693F"/>
     <w:rPr>
@@ -8579,9 +8586,9 @@
       <w:color w:val="4F81BD" w:themeColor="accent1"/>
     </w:rPr>
   </w:style>
-  <w:style w:type="character" w:styleId="nfasissutil">
+  <w:style w:type="character" w:styleId="SubtleEmphasis">
     <w:name w:val="Subtle Emphasis"/>
-    <w:basedOn w:val="Fuentedeprrafopredeter"/>
+    <w:basedOn w:val="DefaultParagraphFont"/>
     <w:uiPriority w:val="19"/>
     <w:qFormat/>
     <w:rsid w:val="00FC693F"/>
@@ -8591,9 +8598,9 @@
       <w:color w:val="808080" w:themeColor="text1" w:themeTint="7F"/>
     </w:rPr>
   </w:style>
-  <w:style w:type="character" w:styleId="nfasisintenso">
+  <w:style w:type="character" w:styleId="IntenseEmphasis">
     <w:name w:val="Intense Emphasis"/>
-    <w:basedOn w:val="Fuentedeprrafopredeter"/>
+    <w:basedOn w:val="DefaultParagraphFont"/>
     <w:uiPriority w:val="21"/>
     <w:qFormat/>
     <w:rsid w:val="00FC693F"/>
@@ -8605,9 +8612,9 @@
       <w:color w:val="4F81BD" w:themeColor="accent1"/>
     </w:rPr>
   </w:style>
-  <w:style w:type="character" w:styleId="Referenciasutil">
+  <w:style w:type="character" w:styleId="SubtleReference">
     <w:name w:val="Subtle Reference"/>
-    <w:basedOn w:val="Fuentedeprrafopredeter"/>
+    <w:basedOn w:val="DefaultParagraphFont"/>
     <w:uiPriority w:val="31"/>
     <w:qFormat/>
     <w:rsid w:val="00FC693F"/>
@@ -8617,9 +8624,9 @@
       <w:u w:val="single"/>
     </w:rPr>
   </w:style>
-  <w:style w:type="character" w:styleId="Referenciaintensa">
+  <w:style w:type="character" w:styleId="IntenseReference">
     <w:name w:val="Intense Reference"/>
-    <w:basedOn w:val="Fuentedeprrafopredeter"/>
+    <w:basedOn w:val="DefaultParagraphFont"/>
     <w:uiPriority w:val="32"/>
     <w:qFormat/>
     <w:rsid w:val="00FC693F"/>
@@ -8632,9 +8639,9 @@
       <w:u w:val="single"/>
     </w:rPr>
   </w:style>
-  <w:style w:type="character" w:styleId="Ttulodellibro">
+  <w:style w:type="character" w:styleId="BookTitle">
     <w:name w:val="Book Title"/>
-    <w:basedOn w:val="Fuentedeprrafopredeter"/>
+    <w:basedOn w:val="DefaultParagraphFont"/>
     <w:uiPriority w:val="33"/>
     <w:qFormat/>
     <w:rsid w:val="00FC693F"/>
@@ -8645,9 +8652,9 @@
       <w:spacing w:val="5"/>
     </w:rPr>
   </w:style>
-  <w:style w:type="paragraph" w:styleId="TtuloTDC">
+  <w:style w:type="paragraph" w:styleId="TOCHeading">
     <w:name w:val="TOC Heading"/>
-    <w:basedOn w:val="Ttulo1"/>
+    <w:basedOn w:val="Heading1"/>
     <w:next w:val="Normal"/>
     <w:uiPriority w:val="39"/>
     <w:semiHidden/>
@@ -8658,9 +8665,9 @@
       <w:outlineLvl w:val="9"/>
     </w:pPr>
   </w:style>
-  <w:style w:type="table" w:styleId="Tablaconcuadrcula">
+  <w:style w:type="table" w:styleId="TableGrid">
     <w:name w:val="Table Grid"/>
-    <w:basedOn w:val="Tablanormal"/>
+    <w:basedOn w:val="TableNormal"/>
     <w:uiPriority w:val="59"/>
     <w:rsid w:val="00FC693F"/>
     <w:pPr>
@@ -8677,9 +8684,9 @@
       </w:tblBorders>
     </w:tblPr>
   </w:style>
-  <w:style w:type="table" w:styleId="Sombreadoclaro">
+  <w:style w:type="table" w:styleId="LightShading">
     <w:name w:val="Light Shading"/>
-    <w:basedOn w:val="Tablanormal"/>
+    <w:basedOn w:val="TableNormal"/>
     <w:uiPriority w:val="60"/>
     <w:rsid w:val="00FC693F"/>
     <w:pPr>
@@ -8773,9 +8780,9 @@
       </w:tcPr>
     </w:tblStylePr>
   </w:style>
-  <w:style w:type="table" w:styleId="Sombreadoclaro-nfasis1">
+  <w:style w:type="table" w:styleId="LightShading-Accent1">
     <w:name w:val="Light Shading Accent 1"/>
-    <w:basedOn w:val="Tablanormal"/>
+    <w:basedOn w:val="TableNormal"/>
     <w:uiPriority w:val="60"/>
     <w:rsid w:val="00FC693F"/>
     <w:pPr>
@@ -8869,9 +8876,9 @@
       </w:tcPr>
     </w:tblStylePr>
   </w:style>
-  <w:style w:type="table" w:styleId="Sombreadoclaro-nfasis2">
+  <w:style w:type="table" w:styleId="LightShading-Accent2">
     <w:name w:val="Light Shading Accent 2"/>
-    <w:basedOn w:val="Tablanormal"/>
+    <w:basedOn w:val="TableNormal"/>
     <w:uiPriority w:val="60"/>
     <w:rsid w:val="00FC693F"/>
     <w:pPr>
@@ -8965,9 +8972,9 @@
       </w:tcPr>
     </w:tblStylePr>
   </w:style>
-  <w:style w:type="table" w:styleId="Sombreadoclaro-nfasis3">
+  <w:style w:type="table" w:styleId="LightShading-Accent3">
     <w:name w:val="Light Shading Accent 3"/>
-    <w:basedOn w:val="Tablanormal"/>
+    <w:basedOn w:val="TableNormal"/>
     <w:uiPriority w:val="60"/>
     <w:rsid w:val="00FC693F"/>
     <w:pPr>
@@ -9061,9 +9068,9 @@
       </w:tcPr>
     </w:tblStylePr>
   </w:style>
-  <w:style w:type="table" w:styleId="Sombreadoclaro-nfasis4">
+  <w:style w:type="table" w:styleId="LightShading-Accent4">
     <w:name w:val="Light Shading Accent 4"/>
-    <w:basedOn w:val="Tablanormal"/>
+    <w:basedOn w:val="TableNormal"/>
     <w:uiPriority w:val="60"/>
     <w:rsid w:val="00FC693F"/>
     <w:pPr>
@@ -9157,9 +9164,9 @@
       </w:tcPr>
     </w:tblStylePr>
   </w:style>
-  <w:style w:type="table" w:styleId="Sombreadoclaro-nfasis5">
+  <w:style w:type="table" w:styleId="LightShading-Accent5">
     <w:name w:val="Light Shading Accent 5"/>
-    <w:basedOn w:val="Tablanormal"/>
+    <w:basedOn w:val="TableNormal"/>
     <w:uiPriority w:val="60"/>
     <w:rsid w:val="00FC693F"/>
     <w:pPr>
@@ -9253,9 +9260,9 @@
       </w:tcPr>
     </w:tblStylePr>
   </w:style>
-  <w:style w:type="table" w:styleId="Sombreadoclaro-nfasis6">
+  <w:style w:type="table" w:styleId="LightShading-Accent6">
     <w:name w:val="Light Shading Accent 6"/>
-    <w:basedOn w:val="Tablanormal"/>
+    <w:basedOn w:val="TableNormal"/>
     <w:uiPriority w:val="60"/>
     <w:rsid w:val="00FC693F"/>
     <w:pPr>
@@ -9349,9 +9356,9 @@
       </w:tcPr>
     </w:tblStylePr>
   </w:style>
-  <w:style w:type="table" w:styleId="Listaclara">
+  <w:style w:type="table" w:styleId="LightList">
     <w:name w:val="Light List"/>
-    <w:basedOn w:val="Tablanormal"/>
+    <w:basedOn w:val="TableNormal"/>
     <w:uiPriority w:val="61"/>
     <w:rsid w:val="00FC693F"/>
     <w:pPr>
@@ -9434,9 +9441,9 @@
       </w:tcPr>
     </w:tblStylePr>
   </w:style>
-  <w:style w:type="table" w:styleId="Listaclara-nfasis1">
+  <w:style w:type="table" w:styleId="LightList-Accent1">
     <w:name w:val="Light List Accent 1"/>
-    <w:basedOn w:val="Tablanormal"/>
+    <w:basedOn w:val="TableNormal"/>
     <w:uiPriority w:val="61"/>
     <w:rsid w:val="00FC693F"/>
     <w:pPr>
@@ -9519,9 +9526,9 @@
       </w:tcPr>
     </w:tblStylePr>
   </w:style>
-  <w:style w:type="table" w:styleId="Listaclara-nfasis2">
+  <w:style w:type="table" w:styleId="LightList-Accent2">
     <w:name w:val="Light List Accent 2"/>
-    <w:basedOn w:val="Tablanormal"/>
+    <w:basedOn w:val="TableNormal"/>
     <w:uiPriority w:val="61"/>
     <w:rsid w:val="00CB0664"/>
     <w:pPr>
@@ -9604,9 +9611,9 @@
       </w:tcPr>
     </w:tblStylePr>
   </w:style>
-  <w:style w:type="table" w:styleId="Listaclara-nfasis3">
+  <w:style w:type="table" w:styleId="LightList-Accent3">
     <w:name w:val="Light List Accent 3"/>
-    <w:basedOn w:val="Tablanormal"/>
+    <w:basedOn w:val="TableNormal"/>
     <w:uiPriority w:val="61"/>
     <w:rsid w:val="00CB0664"/>
     <w:pPr>
@@ -9689,9 +9696,9 @@
       </w:tcPr>
     </w:tblStylePr>
   </w:style>
-  <w:style w:type="table" w:styleId="Listaclara-nfasis4">
+  <w:style w:type="table" w:styleId="LightList-Accent4">
     <w:name w:val="Light List Accent 4"/>
-    <w:basedOn w:val="Tablanormal"/>
+    <w:basedOn w:val="TableNormal"/>
     <w:uiPriority w:val="61"/>
     <w:rsid w:val="00CB0664"/>
     <w:pPr>
@@ -9774,9 +9781,9 @@
       </w:tcPr>
     </w:tblStylePr>
   </w:style>
-  <w:style w:type="table" w:styleId="Listaclara-nfasis5">
+  <w:style w:type="table" w:styleId="LightList-Accent5">
     <w:name w:val="Light List Accent 5"/>
-    <w:basedOn w:val="Tablanormal"/>
+    <w:basedOn w:val="TableNormal"/>
     <w:uiPriority w:val="61"/>
     <w:rsid w:val="00CB0664"/>
     <w:pPr>
@@ -9859,9 +9866,9 @@
       </w:tcPr>
     </w:tblStylePr>
   </w:style>
-  <w:style w:type="table" w:styleId="Listaclara-nfasis6">
+  <w:style w:type="table" w:styleId="LightList-Accent6">
     <w:name w:val="Light List Accent 6"/>
-    <w:basedOn w:val="Tablanormal"/>
+    <w:basedOn w:val="TableNormal"/>
     <w:uiPriority w:val="61"/>
     <w:rsid w:val="00CB0664"/>
     <w:pPr>
@@ -9944,9 +9951,9 @@
       </w:tcPr>
     </w:tblStylePr>
   </w:style>
-  <w:style w:type="table" w:styleId="Cuadrculaclara">
+  <w:style w:type="table" w:styleId="LightGrid">
     <w:name w:val="Light Grid"/>
-    <w:basedOn w:val="Tablanormal"/>
+    <w:basedOn w:val="TableNormal"/>
     <w:uiPriority w:val="62"/>
     <w:rsid w:val="00CB0664"/>
     <w:pPr>
@@ -10067,9 +10074,9 @@
       </w:tcPr>
     </w:tblStylePr>
   </w:style>
-  <w:style w:type="table" w:styleId="Cuadrculaclara-nfasis1">
+  <w:style w:type="table" w:styleId="LightGrid-Accent1">
     <w:name w:val="Light Grid Accent 1"/>
-    <w:basedOn w:val="Tablanormal"/>
+    <w:basedOn w:val="TableNormal"/>
     <w:uiPriority w:val="62"/>
     <w:rsid w:val="00CB0664"/>
     <w:pPr>
@@ -10190,9 +10197,9 @@
       </w:tcPr>
     </w:tblStylePr>
   </w:style>
-  <w:style w:type="table" w:styleId="Cuadrculaclara-nfasis2">
+  <w:style w:type="table" w:styleId="LightGrid-Accent2">
     <w:name w:val="Light Grid Accent 2"/>
-    <w:basedOn w:val="Tablanormal"/>
+    <w:basedOn w:val="TableNormal"/>
     <w:uiPriority w:val="62"/>
     <w:rsid w:val="00CB0664"/>
     <w:pPr>
@@ -10313,9 +10320,9 @@
       </w:tcPr>
     </w:tblStylePr>
   </w:style>
-  <w:style w:type="table" w:styleId="Cuadrculaclara-nfasis3">
+  <w:style w:type="table" w:styleId="LightGrid-Accent3">
     <w:name w:val="Light Grid Accent 3"/>
-    <w:basedOn w:val="Tablanormal"/>
+    <w:basedOn w:val="TableNormal"/>
     <w:uiPriority w:val="62"/>
     <w:rsid w:val="00CB0664"/>
     <w:pPr>
@@ -10436,9 +10443,9 @@
       </w:tcPr>
     </w:tblStylePr>
   </w:style>
-  <w:style w:type="table" w:styleId="Cuadrculaclara-nfasis4">
+  <w:style w:type="table" w:styleId="LightGrid-Accent4">
     <w:name w:val="Light Grid Accent 4"/>
-    <w:basedOn w:val="Tablanormal"/>
+    <w:basedOn w:val="TableNormal"/>
     <w:uiPriority w:val="62"/>
     <w:rsid w:val="00CB0664"/>
     <w:pPr>
@@ -10559,9 +10566,9 @@
       </w:tcPr>
     </w:tblStylePr>
   </w:style>
-  <w:style w:type="table" w:styleId="Cuadrculaclara-nfasis5">
+  <w:style w:type="table" w:styleId="LightGrid-Accent5">
     <w:name w:val="Light Grid Accent 5"/>
-    <w:basedOn w:val="Tablanormal"/>
+    <w:basedOn w:val="TableNormal"/>
     <w:uiPriority w:val="62"/>
     <w:rsid w:val="00CB0664"/>
     <w:pPr>
@@ -10682,9 +10689,9 @@
       </w:tcPr>
     </w:tblStylePr>
   </w:style>
-  <w:style w:type="table" w:styleId="Cuadrculaclara-nfasis6">
+  <w:style w:type="table" w:styleId="LightGrid-Accent6">
     <w:name w:val="Light Grid Accent 6"/>
-    <w:basedOn w:val="Tablanormal"/>
+    <w:basedOn w:val="TableNormal"/>
     <w:uiPriority w:val="62"/>
     <w:rsid w:val="00CB0664"/>
     <w:pPr>
@@ -10805,9 +10812,9 @@
       </w:tcPr>
     </w:tblStylePr>
   </w:style>
-  <w:style w:type="table" w:styleId="Sombreadomedio1">
+  <w:style w:type="table" w:styleId="MediumShading1">
     <w:name w:val="Medium Shading 1"/>
-    <w:basedOn w:val="Tablanormal"/>
+    <w:basedOn w:val="TableNormal"/>
     <w:uiPriority w:val="63"/>
     <w:rsid w:val="00CB0664"/>
     <w:pPr>
@@ -10904,9 +10911,9 @@
       </w:tcPr>
     </w:tblStylePr>
   </w:style>
-  <w:style w:type="table" w:styleId="Sombreadomedio1-nfasis1">
+  <w:style w:type="table" w:styleId="MediumShading1-Accent1">
     <w:name w:val="Medium Shading 1 Accent 1"/>
-    <w:basedOn w:val="Tablanormal"/>
+    <w:basedOn w:val="TableNormal"/>
     <w:uiPriority w:val="63"/>
     <w:rsid w:val="00CB0664"/>
     <w:pPr>
@@ -11003,9 +11010,9 @@
       </w:tcPr>
     </w:tblStylePr>
   </w:style>
-  <w:style w:type="table" w:styleId="Sombreadomedio1-nfasis2">
+  <w:style w:type="table" w:styleId="MediumShading1-Accent2">
     <w:name w:val="Medium Shading 1 Accent 2"/>
-    <w:basedOn w:val="Tablanormal"/>
+    <w:basedOn w:val="TableNormal"/>
     <w:uiPriority w:val="63"/>
     <w:rsid w:val="00CB0664"/>
     <w:pPr>
@@ -11102,9 +11109,9 @@
       </w:tcPr>
     </w:tblStylePr>
   </w:style>
-  <w:style w:type="table" w:styleId="Sombreadomedio1-nfasis3">
+  <w:style w:type="table" w:styleId="MediumShading1-Accent3">
     <w:name w:val="Medium Shading 1 Accent 3"/>
-    <w:basedOn w:val="Tablanormal"/>
+    <w:basedOn w:val="TableNormal"/>
     <w:uiPriority w:val="63"/>
     <w:rsid w:val="00CB0664"/>
     <w:pPr>
@@ -11201,9 +11208,9 @@
       </w:tcPr>
     </w:tblStylePr>
   </w:style>
-  <w:style w:type="table" w:styleId="Sombreadomedio1-nfasis4">
+  <w:style w:type="table" w:styleId="MediumShading1-Accent4">
     <w:name w:val="Medium Shading 1 Accent 4"/>
-    <w:basedOn w:val="Tablanormal"/>
+    <w:basedOn w:val="TableNormal"/>
     <w:uiPriority w:val="63"/>
     <w:rsid w:val="00CB0664"/>
     <w:pPr>
@@ -11300,9 +11307,9 @@
       </w:tcPr>
     </w:tblStylePr>
   </w:style>
-  <w:style w:type="table" w:styleId="Sombreadomedio1-nfasis5">
+  <w:style w:type="table" w:styleId="MediumShading1-Accent5">
     <w:name w:val="Medium Shading 1 Accent 5"/>
-    <w:basedOn w:val="Tablanormal"/>
+    <w:basedOn w:val="TableNormal"/>
     <w:uiPriority w:val="63"/>
     <w:rsid w:val="00CB0664"/>
     <w:pPr>
@@ -11399,9 +11406,9 @@
       </w:tcPr>
     </w:tblStylePr>
   </w:style>
-  <w:style w:type="table" w:styleId="Sombreadomedio1-nfasis6">
+  <w:style w:type="table" w:styleId="MediumShading1-Accent6">
     <w:name w:val="Medium Shading 1 Accent 6"/>
-    <w:basedOn w:val="Tablanormal"/>
+    <w:basedOn w:val="TableNormal"/>
     <w:uiPriority w:val="63"/>
     <w:rsid w:val="00CB0664"/>
     <w:pPr>
@@ -11498,9 +11505,9 @@
       </w:tcPr>
     </w:tblStylePr>
   </w:style>
-  <w:style w:type="table" w:styleId="Sombreadomedio2">
+  <w:style w:type="table" w:styleId="MediumShading2">
     <w:name w:val="Medium Shading 2"/>
-    <w:basedOn w:val="Tablanormal"/>
+    <w:basedOn w:val="TableNormal"/>
     <w:uiPriority w:val="64"/>
     <w:rsid w:val="00CB0664"/>
     <w:pPr>
@@ -11640,9 +11647,9 @@
       </w:tcPr>
     </w:tblStylePr>
   </w:style>
-  <w:style w:type="table" w:styleId="Sombreadomedio2-nfasis1">
+  <w:style w:type="table" w:styleId="MediumShading2-Accent1">
     <w:name w:val="Medium Shading 2 Accent 1"/>
-    <w:basedOn w:val="Tablanormal"/>
+    <w:basedOn w:val="TableNormal"/>
     <w:uiPriority w:val="64"/>
     <w:rsid w:val="00CB0664"/>
     <w:pPr>
@@ -11782,9 +11789,9 @@
       </w:tcPr>
     </w:tblStylePr>
   </w:style>
-  <w:style w:type="table" w:styleId="Sombreadomedio2-nfasis2">
+  <w:style w:type="table" w:styleId="MediumShading2-Accent2">
     <w:name w:val="Medium Shading 2 Accent 2"/>
-    <w:basedOn w:val="Tablanormal"/>
+    <w:basedOn w:val="TableNormal"/>
     <w:uiPriority w:val="64"/>
     <w:rsid w:val="00CB0664"/>
     <w:pPr>
@@ -11924,9 +11931,9 @@
       </w:tcPr>
     </w:tblStylePr>
   </w:style>
-  <w:style w:type="table" w:styleId="Sombreadomedio2-nfasis3">
+  <w:style w:type="table" w:styleId="MediumShading2-Accent3">
     <w:name w:val="Medium Shading 2 Accent 3"/>
-    <w:basedOn w:val="Tablanormal"/>
+    <w:basedOn w:val="TableNormal"/>
     <w:uiPriority w:val="64"/>
     <w:rsid w:val="00CB0664"/>
     <w:pPr>
@@ -12066,9 +12073,9 @@
       </w:tcPr>
     </w:tblStylePr>
   </w:style>
-  <w:style w:type="table" w:styleId="Sombreadomedio2-nfasis4">
+  <w:style w:type="table" w:styleId="MediumShading2-Accent4">
     <w:name w:val="Medium Shading 2 Accent 4"/>
-    <w:basedOn w:val="Tablanormal"/>
+    <w:basedOn w:val="TableNormal"/>
     <w:uiPriority w:val="64"/>
     <w:rsid w:val="00CB0664"/>
     <w:pPr>
@@ -12208,9 +12215,9 @@
       </w:tcPr>
     </w:tblStylePr>
   </w:style>
-  <w:style w:type="table" w:styleId="Sombreadomedio2-nfasis5">
+  <w:style w:type="table" w:styleId="MediumShading2-Accent5">
     <w:name w:val="Medium Shading 2 Accent 5"/>
-    <w:basedOn w:val="Tablanormal"/>
+    <w:basedOn w:val="TableNormal"/>
     <w:uiPriority w:val="64"/>
     <w:rsid w:val="00CB0664"/>
     <w:pPr>
@@ -12350,9 +12357,9 @@
       </w:tcPr>
     </w:tblStylePr>
   </w:style>
-  <w:style w:type="table" w:styleId="Sombreadomedio2-nfasis6">
+  <w:style w:type="table" w:styleId="MediumShading2-Accent6">
     <w:name w:val="Medium Shading 2 Accent 6"/>
-    <w:basedOn w:val="Tablanormal"/>
+    <w:basedOn w:val="TableNormal"/>
     <w:uiPriority w:val="64"/>
     <w:rsid w:val="00CB0664"/>
     <w:pPr>
@@ -12492,9 +12499,9 @@
       </w:tcPr>
     </w:tblStylePr>
   </w:style>
-  <w:style w:type="table" w:styleId="Listamedia1">
+  <w:style w:type="table" w:styleId="MediumList1">
     <w:name w:val="Medium List 1"/>
-    <w:basedOn w:val="Tablanormal"/>
+    <w:basedOn w:val="TableNormal"/>
     <w:uiPriority w:val="65"/>
     <w:rsid w:val="00CB0664"/>
     <w:pPr>
@@ -12569,9 +12576,9 @@
       </w:tcPr>
     </w:tblStylePr>
   </w:style>
-  <w:style w:type="table" w:styleId="Listamedia1-nfasis1">
+  <w:style w:type="table" w:styleId="MediumList1-Accent1">
     <w:name w:val="Medium List 1 Accent 1"/>
-    <w:basedOn w:val="Tablanormal"/>
+    <w:basedOn w:val="TableNormal"/>
     <w:uiPriority w:val="65"/>
     <w:rsid w:val="00CB0664"/>
     <w:pPr>
@@ -12646,9 +12653,9 @@
       </w:tcPr>
     </w:tblStylePr>
   </w:style>
-  <w:style w:type="table" w:styleId="Listamedia1-nfasis2">
+  <w:style w:type="table" w:styleId="MediumList1-Accent2">
     <w:name w:val="Medium List 1 Accent 2"/>
-    <w:basedOn w:val="Tablanormal"/>
+    <w:basedOn w:val="TableNormal"/>
     <w:uiPriority w:val="65"/>
     <w:rsid w:val="00CB0664"/>
     <w:pPr>
@@ -12723,9 +12730,9 @@
       </w:tcPr>
     </w:tblStylePr>
   </w:style>
-  <w:style w:type="table" w:styleId="Listamedia1-nfasis3">
+  <w:style w:type="table" w:styleId="MediumList1-Accent3">
     <w:name w:val="Medium List 1 Accent 3"/>
-    <w:basedOn w:val="Tablanormal"/>
+    <w:basedOn w:val="TableNormal"/>
     <w:uiPriority w:val="65"/>
     <w:rsid w:val="00CB0664"/>
     <w:pPr>
@@ -12800,9 +12807,9 @@
       </w:tcPr>
     </w:tblStylePr>
   </w:style>
-  <w:style w:type="table" w:styleId="Listamedia1-nfasis4">
+  <w:style w:type="table" w:styleId="MediumList1-Accent4">
     <w:name w:val="Medium List 1 Accent 4"/>
-    <w:basedOn w:val="Tablanormal"/>
+    <w:basedOn w:val="TableNormal"/>
     <w:uiPriority w:val="65"/>
     <w:rsid w:val="00CB0664"/>
     <w:pPr>
@@ -12877,9 +12884,9 @@
       </w:tcPr>
     </w:tblStylePr>
   </w:style>
-  <w:style w:type="table" w:styleId="Listamedia1-nfasis5">
+  <w:style w:type="table" w:styleId="MediumList1-Accent5">
     <w:name w:val="Medium List 1 Accent 5"/>
-    <w:basedOn w:val="Tablanormal"/>
+    <w:basedOn w:val="TableNormal"/>
     <w:uiPriority w:val="65"/>
     <w:rsid w:val="00CB0664"/>
     <w:pPr>
@@ -12954,9 +12961,9 @@
       </w:tcPr>
     </w:tblStylePr>
   </w:style>
-  <w:style w:type="table" w:styleId="Listamedia1-nfasis6">
+  <w:style w:type="table" w:styleId="MediumList1-Accent6">
     <w:name w:val="Medium List 1 Accent 6"/>
-    <w:basedOn w:val="Tablanormal"/>
+    <w:basedOn w:val="TableNormal"/>
     <w:uiPriority w:val="65"/>
     <w:rsid w:val="00CB0664"/>
     <w:pPr>
@@ -13031,9 +13038,9 @@
       </w:tcPr>
     </w:tblStylePr>
   </w:style>
-  <w:style w:type="table" w:styleId="Listamedia2">
+  <w:style w:type="table" w:styleId="MediumList2">
     <w:name w:val="Medium List 2"/>
-    <w:basedOn w:val="Tablanormal"/>
+    <w:basedOn w:val="TableNormal"/>
     <w:uiPriority w:val="66"/>
     <w:rsid w:val="00CB0664"/>
     <w:pPr>
@@ -13152,9 +13159,9 @@
       </w:tcPr>
     </w:tblStylePr>
   </w:style>
-  <w:style w:type="table" w:styleId="Listamedia2-nfasis1">
+  <w:style w:type="table" w:styleId="MediumList2-Accent1">
     <w:name w:val="Medium List 2 Accent 1"/>
-    <w:basedOn w:val="Tablanormal"/>
+    <w:basedOn w:val="TableNormal"/>
     <w:uiPriority w:val="66"/>
     <w:rsid w:val="00CB0664"/>
     <w:pPr>
@@ -13273,9 +13280,9 @@
       </w:tcPr>
     </w:tblStylePr>
   </w:style>
-  <w:style w:type="table" w:styleId="Listamedia2-nfasis2">
+  <w:style w:type="table" w:styleId="MediumList2-Accent2">
     <w:name w:val="Medium List 2 Accent 2"/>
-    <w:basedOn w:val="Tablanormal"/>
+    <w:basedOn w:val="TableNormal"/>
     <w:uiPriority w:val="66"/>
     <w:rsid w:val="00CB0664"/>
     <w:pPr>
@@ -13394,9 +13401,9 @@
       </w:tcPr>
     </w:tblStylePr>
   </w:style>
-  <w:style w:type="table" w:styleId="Listamedia2-nfasis3">
+  <w:style w:type="table" w:styleId="MediumList2-Accent3">
     <w:name w:val="Medium List 2 Accent 3"/>
-    <w:basedOn w:val="Tablanormal"/>
+    <w:basedOn w:val="TableNormal"/>
     <w:uiPriority w:val="66"/>
     <w:rsid w:val="00CB0664"/>
     <w:pPr>
@@ -13515,9 +13522,9 @@
       </w:tcPr>
     </w:tblStylePr>
   </w:style>
-  <w:style w:type="table" w:styleId="Listamedia2-nfasis4">
+  <w:style w:type="table" w:styleId="MediumList2-Accent4">
     <w:name w:val="Medium List 2 Accent 4"/>
-    <w:basedOn w:val="Tablanormal"/>
+    <w:basedOn w:val="TableNormal"/>
     <w:uiPriority w:val="66"/>
     <w:rsid w:val="00CB0664"/>
     <w:pPr>
@@ -13636,9 +13643,9 @@
       </w:tcPr>
     </w:tblStylePr>
   </w:style>
-  <w:style w:type="table" w:styleId="Listamedia2-nfasis5">
+  <w:style w:type="table" w:styleId="MediumList2-Accent5">
     <w:name w:val="Medium List 2 Accent 5"/>
-    <w:basedOn w:val="Tablanormal"/>
+    <w:basedOn w:val="TableNormal"/>
     <w:uiPriority w:val="66"/>
     <w:rsid w:val="00CB0664"/>
     <w:pPr>
@@ -13757,9 +13764,9 @@
       </w:tcPr>
     </w:tblStylePr>
   </w:style>
-  <w:style w:type="table" w:styleId="Listamedia2-nfasis6">
+  <w:style w:type="table" w:styleId="MediumList2-Accent6">
     <w:name w:val="Medium List 2 Accent 6"/>
-    <w:basedOn w:val="Tablanormal"/>
+    <w:basedOn w:val="TableNormal"/>
     <w:uiPriority w:val="66"/>
     <w:rsid w:val="00CB0664"/>
     <w:pPr>
@@ -13878,9 +13885,9 @@
       </w:tcPr>
     </w:tblStylePr>
   </w:style>
-  <w:style w:type="table" w:styleId="Cuadrculamedia1">
+  <w:style w:type="table" w:styleId="MediumGrid1">
     <w:name w:val="Medium Grid 1"/>
-    <w:basedOn w:val="Tablanormal"/>
+    <w:basedOn w:val="TableNormal"/>
     <w:uiPriority w:val="67"/>
     <w:rsid w:val="00CB0664"/>
     <w:pPr>
@@ -13944,9 +13951,9 @@
       </w:tcPr>
     </w:tblStylePr>
   </w:style>
-  <w:style w:type="table" w:styleId="Cuadrculamedia1-nfasis1">
+  <w:style w:type="table" w:styleId="MediumGrid1-Accent1">
     <w:name w:val="Medium Grid 1 Accent 1"/>
-    <w:basedOn w:val="Tablanormal"/>
+    <w:basedOn w:val="TableNormal"/>
     <w:uiPriority w:val="67"/>
     <w:rsid w:val="00CB0664"/>
     <w:pPr>
@@ -14010,9 +14017,9 @@
       </w:tcPr>
     </w:tblStylePr>
   </w:style>
-  <w:style w:type="table" w:styleId="Cuadrculamedia1-nfasis2">
+  <w:style w:type="table" w:styleId="MediumGrid1-Accent2">
     <w:name w:val="Medium Grid 1 Accent 2"/>
-    <w:basedOn w:val="Tablanormal"/>
+    <w:basedOn w:val="TableNormal"/>
     <w:uiPriority w:val="67"/>
     <w:rsid w:val="00CB0664"/>
     <w:pPr>
@@ -14076,9 +14083,9 @@
       </w:tcPr>
     </w:tblStylePr>
   </w:style>
-  <w:style w:type="table" w:styleId="Cuadrculamedia1-nfasis3">
+  <w:style w:type="table" w:styleId="MediumGrid1-Accent3">
     <w:name w:val="Medium Grid 1 Accent 3"/>
-    <w:basedOn w:val="Tablanormal"/>
+    <w:basedOn w:val="TableNormal"/>
     <w:uiPriority w:val="67"/>
     <w:rsid w:val="00CB0664"/>
     <w:pPr>
@@ -14142,9 +14149,9 @@
       </w:tcPr>
     </w:tblStylePr>
   </w:style>
-  <w:style w:type="table" w:styleId="Cuadrculamedia1-nfasis4">
+  <w:style w:type="table" w:styleId="MediumGrid1-Accent4">
     <w:name w:val="Medium Grid 1 Accent 4"/>
-    <w:basedOn w:val="Tablanormal"/>
+    <w:basedOn w:val="TableNormal"/>
     <w:uiPriority w:val="67"/>
     <w:rsid w:val="00CB0664"/>
     <w:pPr>
@@ -14208,9 +14215,9 @@
       </w:tcPr>
     </w:tblStylePr>
   </w:style>
-  <w:style w:type="table" w:styleId="Cuadrculamedia1-nfasis5">
+  <w:style w:type="table" w:styleId="MediumGrid1-Accent5">
     <w:name w:val="Medium Grid 1 Accent 5"/>
-    <w:basedOn w:val="Tablanormal"/>
+    <w:basedOn w:val="TableNormal"/>
     <w:uiPriority w:val="67"/>
     <w:rsid w:val="00CB0664"/>
     <w:pPr>
@@ -14274,9 +14281,9 @@
       </w:tcPr>
     </w:tblStylePr>
   </w:style>
-  <w:style w:type="table" w:styleId="Cuadrculamedia1-nfasis6">
+  <w:style w:type="table" w:styleId="MediumGrid1-Accent6">
     <w:name w:val="Medium Grid 1 Accent 6"/>
-    <w:basedOn w:val="Tablanormal"/>
+    <w:basedOn w:val="TableNormal"/>
     <w:uiPriority w:val="67"/>
     <w:rsid w:val="00CB0664"/>
     <w:pPr>
@@ -14340,9 +14347,9 @@
       </w:tcPr>
     </w:tblStylePr>
   </w:style>
-  <w:style w:type="table" w:styleId="Cuadrculamedia2">
+  <w:style w:type="table" w:styleId="MediumGrid2">
     <w:name w:val="Medium Grid 2"/>
-    <w:basedOn w:val="Tablanormal"/>
+    <w:basedOn w:val="TableNormal"/>
     <w:uiPriority w:val="68"/>
     <w:rsid w:val="00CB0664"/>
     <w:pPr>
@@ -14458,9 +14465,9 @@
       </w:tcPr>
     </w:tblStylePr>
   </w:style>
-  <w:style w:type="table" w:styleId="Cuadrculamedia2-nfasis1">
+  <w:style w:type="table" w:styleId="MediumGrid2-Accent1">
     <w:name w:val="Medium Grid 2 Accent 1"/>
-    <w:basedOn w:val="Tablanormal"/>
+    <w:basedOn w:val="TableNormal"/>
     <w:uiPriority w:val="68"/>
     <w:rsid w:val="00CB0664"/>
     <w:pPr>
@@ -14576,9 +14583,9 @@
       </w:tcPr>
     </w:tblStylePr>
   </w:style>
-  <w:style w:type="table" w:styleId="Cuadrculamedia2-nfasis2">
+  <w:style w:type="table" w:styleId="MediumGrid2-Accent2">
     <w:name w:val="Medium Grid 2 Accent 2"/>
-    <w:basedOn w:val="Tablanormal"/>
+    <w:basedOn w:val="TableNormal"/>
     <w:uiPriority w:val="68"/>
     <w:rsid w:val="00CB0664"/>
     <w:pPr>
@@ -14694,9 +14701,9 @@
       </w:tcPr>
     </w:tblStylePr>
   </w:style>
-  <w:style w:type="table" w:styleId="Cuadrculamedia2-nfasis3">
+  <w:style w:type="table" w:styleId="MediumGrid2-Accent3">
     <w:name w:val="Medium Grid 2 Accent 3"/>
-    <w:basedOn w:val="Tablanormal"/>
+    <w:basedOn w:val="TableNormal"/>
     <w:uiPriority w:val="68"/>
     <w:rsid w:val="00CB0664"/>
     <w:pPr>
@@ -14812,9 +14819,9 @@
       </w:tcPr>
     </w:tblStylePr>
   </w:style>
-  <w:style w:type="table" w:styleId="Cuadrculamedia2-nfasis4">
+  <w:style w:type="table" w:styleId="MediumGrid2-Accent4">
     <w:name w:val="Medium Grid 2 Accent 4"/>
-    <w:basedOn w:val="Tablanormal"/>
+    <w:basedOn w:val="TableNormal"/>
     <w:uiPriority w:val="68"/>
     <w:rsid w:val="00CB0664"/>
     <w:pPr>
@@ -14930,9 +14937,9 @@
       </w:tcPr>
     </w:tblStylePr>
   </w:style>
-  <w:style w:type="table" w:styleId="Cuadrculamedia2-nfasis5">
+  <w:style w:type="table" w:styleId="MediumGrid2-Accent5">
     <w:name w:val="Medium Grid 2 Accent 5"/>
-    <w:basedOn w:val="Tablanormal"/>
+    <w:basedOn w:val="TableNormal"/>
     <w:uiPriority w:val="68"/>
     <w:rsid w:val="00CB0664"/>
     <w:pPr>
@@ -15048,9 +15055,9 @@
       </w:tcPr>
     </w:tblStylePr>
   </w:style>
-  <w:style w:type="table" w:styleId="Cuadrculamedia2-nfasis6">
+  <w:style w:type="table" w:styleId="MediumGrid2-Accent6">
     <w:name w:val="Medium Grid 2 Accent 6"/>
-    <w:basedOn w:val="Tablanormal"/>
+    <w:basedOn w:val="TableNormal"/>
     <w:uiPriority w:val="68"/>
     <w:rsid w:val="00CB0664"/>
     <w:pPr>
@@ -15166,9 +15173,9 @@
       </w:tcPr>
     </w:tblStylePr>
   </w:style>
-  <w:style w:type="table" w:styleId="Cuadrculamedia3">
+  <w:style w:type="table" w:styleId="MediumGrid3">
     <w:name w:val="Medium Grid 3"/>
-    <w:basedOn w:val="Tablanormal"/>
+    <w:basedOn w:val="TableNormal"/>
     <w:uiPriority w:val="69"/>
     <w:rsid w:val="00CB0664"/>
     <w:pPr>
@@ -15300,9 +15307,9 @@
       </w:tcPr>
     </w:tblStylePr>
   </w:style>
-  <w:style w:type="table" w:styleId="Cuadrculamedia3-nfasis1">
+  <w:style w:type="table" w:styleId="MediumGrid3-Accent1">
     <w:name w:val="Medium Grid 3 Accent 1"/>
-    <w:basedOn w:val="Tablanormal"/>
+    <w:basedOn w:val="TableNormal"/>
     <w:uiPriority w:val="69"/>
     <w:rsid w:val="00CB0664"/>
     <w:pPr>
@@ -15434,9 +15441,9 @@
       </w:tcPr>
     </w:tblStylePr>
   </w:style>
-  <w:style w:type="table" w:styleId="Cuadrculamedia3-nfasis2">
+  <w:style w:type="table" w:styleId="MediumGrid3-Accent2">
     <w:name w:val="Medium Grid 3 Accent 2"/>
-    <w:basedOn w:val="Tablanormal"/>
+    <w:basedOn w:val="TableNormal"/>
     <w:uiPriority w:val="69"/>
     <w:rsid w:val="00CB0664"/>
     <w:pPr>
@@ -15568,9 +15575,9 @@
       </w:tcPr>
     </w:tblStylePr>
   </w:style>
-  <w:style w:type="table" w:styleId="Cuadrculamedia3-nfasis3">
+  <w:style w:type="table" w:styleId="MediumGrid3-Accent3">
     <w:name w:val="Medium Grid 3 Accent 3"/>
-    <w:basedOn w:val="Tablanormal"/>
+    <w:basedOn w:val="TableNormal"/>
     <w:uiPriority w:val="69"/>
     <w:rsid w:val="00CB0664"/>
     <w:pPr>
@@ -15702,9 +15709,9 @@
       </w:tcPr>
     </w:tblStylePr>
   </w:style>
-  <w:style w:type="table" w:styleId="Cuadrculamedia3-nfasis4">
+  <w:style w:type="table" w:styleId="MediumGrid3-Accent4">
     <w:name w:val="Medium Grid 3 Accent 4"/>
-    <w:basedOn w:val="Tablanormal"/>
+    <w:basedOn w:val="TableNormal"/>
     <w:uiPriority w:val="69"/>
     <w:rsid w:val="00CB0664"/>
     <w:pPr>
@@ -15836,9 +15843,9 @@
       </w:tcPr>
     </w:tblStylePr>
   </w:style>
-  <w:style w:type="table" w:styleId="Cuadrculamedia3-nfasis5">
+  <w:style w:type="table" w:styleId="MediumGrid3-Accent5">
     <w:name w:val="Medium Grid 3 Accent 5"/>
-    <w:basedOn w:val="Tablanormal"/>
+    <w:basedOn w:val="TableNormal"/>
     <w:uiPriority w:val="69"/>
     <w:rsid w:val="00CB0664"/>
     <w:pPr>
@@ -15970,9 +15977,9 @@
       </w:tcPr>
     </w:tblStylePr>
   </w:style>
-  <w:style w:type="table" w:styleId="Cuadrculamedia3-nfasis6">
+  <w:style w:type="table" w:styleId="MediumGrid3-Accent6">
     <w:name w:val="Medium Grid 3 Accent 6"/>
-    <w:basedOn w:val="Tablanormal"/>
+    <w:basedOn w:val="TableNormal"/>
     <w:uiPriority w:val="69"/>
     <w:rsid w:val="00CB0664"/>
     <w:pPr>
@@ -16104,9 +16111,9 @@
       </w:tcPr>
     </w:tblStylePr>
   </w:style>
-  <w:style w:type="table" w:styleId="Listaoscura">
+  <w:style w:type="table" w:styleId="DarkList">
     <w:name w:val="Dark List"/>
-    <w:basedOn w:val="Tablanormal"/>
+    <w:basedOn w:val="TableNormal"/>
     <w:uiPriority w:val="70"/>
     <w:rsid w:val="00CB0664"/>
     <w:pPr>
@@ -16211,9 +16218,9 @@
       </w:tcPr>
     </w:tblStylePr>
   </w:style>
-  <w:style w:type="table" w:styleId="Listaoscura-nfasis1">
+  <w:style w:type="table" w:styleId="DarkList-Accent1">
     <w:name w:val="Dark List Accent 1"/>
-    <w:basedOn w:val="Tablanormal"/>
+    <w:basedOn w:val="TableNormal"/>
     <w:uiPriority w:val="70"/>
     <w:rsid w:val="00CB0664"/>
     <w:pPr>
@@ -16318,9 +16325,9 @@
       </w:tcPr>
     </w:tblStylePr>
   </w:style>
-  <w:style w:type="table" w:styleId="Listaoscura-nfasis2">
+  <w:style w:type="table" w:styleId="DarkList-Accent2">
     <w:name w:val="Dark List Accent 2"/>
-    <w:basedOn w:val="Tablanormal"/>
+    <w:basedOn w:val="TableNormal"/>
     <w:uiPriority w:val="70"/>
     <w:rsid w:val="00CB0664"/>
     <w:pPr>
@@ -16425,9 +16432,9 @@
       </w:tcPr>
     </w:tblStylePr>
   </w:style>
-  <w:style w:type="table" w:styleId="Listaoscura-nfasis3">
+  <w:style w:type="table" w:styleId="DarkList-Accent3">
     <w:name w:val="Dark List Accent 3"/>
-    <w:basedOn w:val="Tablanormal"/>
+    <w:basedOn w:val="TableNormal"/>
     <w:uiPriority w:val="70"/>
     <w:rsid w:val="00CB0664"/>
     <w:pPr>
@@ -16532,9 +16539,9 @@
       </w:tcPr>
     </w:tblStylePr>
   </w:style>
-  <w:style w:type="table" w:styleId="Listaoscura-nfasis4">
+  <w:style w:type="table" w:styleId="DarkList-Accent4">
     <w:name w:val="Dark List Accent 4"/>
-    <w:basedOn w:val="Tablanormal"/>
+    <w:basedOn w:val="TableNormal"/>
     <w:uiPriority w:val="70"/>
     <w:rsid w:val="00CB0664"/>
     <w:pPr>
@@ -16639,9 +16646,9 @@
       </w:tcPr>
     </w:tblStylePr>
   </w:style>
-  <w:style w:type="table" w:styleId="Listaoscura-nfasis5">
+  <w:style w:type="table" w:styleId="DarkList-Accent5">
     <w:name w:val="Dark List Accent 5"/>
-    <w:basedOn w:val="Tablanormal"/>
+    <w:basedOn w:val="TableNormal"/>
     <w:uiPriority w:val="70"/>
     <w:rsid w:val="00CB0664"/>
     <w:pPr>
@@ -16746,9 +16753,9 @@
       </w:tcPr>
     </w:tblStylePr>
   </w:style>
-  <w:style w:type="table" w:styleId="Listaoscura-nfasis6">
+  <w:style w:type="table" w:styleId="DarkList-Accent6">
     <w:name w:val="Dark List Accent 6"/>
-    <w:basedOn w:val="Tablanormal"/>
+    <w:basedOn w:val="TableNormal"/>
     <w:uiPriority w:val="70"/>
     <w:rsid w:val="00CB0664"/>
     <w:pPr>
@@ -16853,9 +16860,9 @@
       </w:tcPr>
     </w:tblStylePr>
   </w:style>
-  <w:style w:type="table" w:styleId="Sombreadovistoso">
+  <w:style w:type="table" w:styleId="ColorfulShading">
     <w:name w:val="Colorful Shading"/>
-    <w:basedOn w:val="Tablanormal"/>
+    <w:basedOn w:val="TableNormal"/>
     <w:uiPriority w:val="71"/>
     <w:rsid w:val="00CB0664"/>
     <w:pPr>
@@ -16968,9 +16975,9 @@
       </w:rPr>
     </w:tblStylePr>
   </w:style>
-  <w:style w:type="table" w:styleId="Sombreadovistoso-nfasis1">
+  <w:style w:type="table" w:styleId="ColorfulShading-Accent1">
     <w:name w:val="Colorful Shading Accent 1"/>
-    <w:basedOn w:val="Tablanormal"/>
+    <w:basedOn w:val="TableNormal"/>
     <w:uiPriority w:val="71"/>
     <w:rsid w:val="00CB0664"/>
     <w:pPr>
@@ -17083,9 +17090,9 @@
       </w:rPr>
     </w:tblStylePr>
   </w:style>
-  <w:style w:type="table" w:styleId="Sombreadovistoso-nfasis2">
+  <w:style w:type="table" w:styleId="ColorfulShading-Accent2">
     <w:name w:val="Colorful Shading Accent 2"/>
-    <w:basedOn w:val="Tablanormal"/>
+    <w:basedOn w:val="TableNormal"/>
     <w:uiPriority w:val="71"/>
     <w:rsid w:val="00CB0664"/>
     <w:pPr>
@@ -17198,9 +17205,9 @@
       </w:rPr>
     </w:tblStylePr>
   </w:style>
-  <w:style w:type="table" w:styleId="Sombreadovistoso-nfasis3">
+  <w:style w:type="table" w:styleId="ColorfulShading-Accent3">
     <w:name w:val="Colorful Shading Accent 3"/>
-    <w:basedOn w:val="Tablanormal"/>
+    <w:basedOn w:val="TableNormal"/>
     <w:uiPriority w:val="71"/>
     <w:rsid w:val="00CB0664"/>
     <w:pPr>
@@ -17303,9 +17310,9 @@
       </w:tcPr>
     </w:tblStylePr>
   </w:style>
-  <w:style w:type="table" w:styleId="Sombreadovistoso-nfasis4">
+  <w:style w:type="table" w:styleId="ColorfulShading-Accent4">
     <w:name w:val="Colorful Shading Accent 4"/>
-    <w:basedOn w:val="Tablanormal"/>
+    <w:basedOn w:val="TableNormal"/>
     <w:uiPriority w:val="71"/>
     <w:rsid w:val="00CB0664"/>
     <w:pPr>
@@ -17418,9 +17425,9 @@
       </w:rPr>
     </w:tblStylePr>
   </w:style>
-  <w:style w:type="table" w:styleId="Sombreadovistoso-nfasis5">
+  <w:style w:type="table" w:styleId="ColorfulShading-Accent5">
     <w:name w:val="Colorful Shading Accent 5"/>
-    <w:basedOn w:val="Tablanormal"/>
+    <w:basedOn w:val="TableNormal"/>
     <w:uiPriority w:val="71"/>
     <w:rsid w:val="00CB0664"/>
     <w:pPr>
@@ -17533,9 +17540,9 @@
       </w:rPr>
     </w:tblStylePr>
   </w:style>
-  <w:style w:type="table" w:styleId="Sombreadovistoso-nfasis6">
+  <w:style w:type="table" w:styleId="ColorfulShading-Accent6">
     <w:name w:val="Colorful Shading Accent 6"/>
-    <w:basedOn w:val="Tablanormal"/>
+    <w:basedOn w:val="TableNormal"/>
     <w:uiPriority w:val="71"/>
     <w:rsid w:val="00CB0664"/>
     <w:pPr>
@@ -17648,9 +17655,9 @@
       </w:rPr>
     </w:tblStylePr>
   </w:style>
-  <w:style w:type="table" w:styleId="Listavistosa">
+  <w:style w:type="table" w:styleId="ColorfulList">
     <w:name w:val="Colorful List"/>
-    <w:basedOn w:val="Tablanormal"/>
+    <w:basedOn w:val="TableNormal"/>
     <w:uiPriority w:val="72"/>
     <w:rsid w:val="00CB0664"/>
     <w:pPr>
@@ -17727,9 +17734,9 @@
       </w:tcPr>
     </w:tblStylePr>
   </w:style>
-  <w:style w:type="table" w:styleId="Listavistosa-nfasis1">
+  <w:style w:type="table" w:styleId="ColorfulList-Accent1">
     <w:name w:val="Colorful List Accent 1"/>
-    <w:basedOn w:val="Tablanormal"/>
+    <w:basedOn w:val="TableNormal"/>
     <w:uiPriority w:val="72"/>
     <w:rsid w:val="00CB0664"/>
     <w:pPr>
@@ -17806,9 +17813,9 @@
       </w:tcPr>
     </w:tblStylePr>
   </w:style>
-  <w:style w:type="table" w:styleId="Listavistosa-nfasis2">
+  <w:style w:type="table" w:styleId="ColorfulList-Accent2">
     <w:name w:val="Colorful List Accent 2"/>
-    <w:basedOn w:val="Tablanormal"/>
+    <w:basedOn w:val="TableNormal"/>
     <w:uiPriority w:val="72"/>
     <w:rsid w:val="00CB0664"/>
     <w:pPr>
@@ -17885,9 +17892,9 @@
       </w:tcPr>
     </w:tblStylePr>
   </w:style>
-  <w:style w:type="table" w:styleId="Listavistosa-nfasis3">
+  <w:style w:type="table" w:styleId="ColorfulList-Accent3">
     <w:name w:val="Colorful List Accent 3"/>
-    <w:basedOn w:val="Tablanormal"/>
+    <w:basedOn w:val="TableNormal"/>
     <w:uiPriority w:val="72"/>
     <w:rsid w:val="00CB0664"/>
     <w:pPr>
@@ -17964,9 +17971,9 @@
       </w:tcPr>
     </w:tblStylePr>
   </w:style>
-  <w:style w:type="table" w:styleId="Listavistosa-nfasis4">
+  <w:style w:type="table" w:styleId="ColorfulList-Accent4">
     <w:name w:val="Colorful List Accent 4"/>
-    <w:basedOn w:val="Tablanormal"/>
+    <w:basedOn w:val="TableNormal"/>
     <w:uiPriority w:val="72"/>
     <w:rsid w:val="00CB0664"/>
     <w:pPr>
@@ -18043,9 +18050,9 @@
       </w:tcPr>
     </w:tblStylePr>
   </w:style>
-  <w:style w:type="table" w:styleId="Listavistosa-nfasis5">
+  <w:style w:type="table" w:styleId="ColorfulList-Accent5">
     <w:name w:val="Colorful List Accent 5"/>
-    <w:basedOn w:val="Tablanormal"/>
+    <w:basedOn w:val="TableNormal"/>
     <w:uiPriority w:val="72"/>
     <w:rsid w:val="00CB0664"/>
     <w:pPr>
@@ -18122,9 +18129,9 @@
       </w:tcPr>
     </w:tblStylePr>
   </w:style>
-  <w:style w:type="table" w:styleId="Listavistosa-nfasis6">
+  <w:style w:type="table" w:styleId="ColorfulList-Accent6">
     <w:name w:val="Colorful List Accent 6"/>
-    <w:basedOn w:val="Tablanormal"/>
+    <w:basedOn w:val="TableNormal"/>
     <w:uiPriority w:val="72"/>
     <w:rsid w:val="00CB0664"/>
     <w:pPr>
@@ -18201,9 +18208,9 @@
       </w:tcPr>
     </w:tblStylePr>
   </w:style>
-  <w:style w:type="table" w:styleId="Cuadrculavistosa">
+  <w:style w:type="table" w:styleId="ColorfulGrid">
     <w:name w:val="Colorful Grid"/>
-    <w:basedOn w:val="Tablanormal"/>
+    <w:basedOn w:val="TableNormal"/>
     <w:uiPriority w:val="73"/>
     <w:rsid w:val="00CB0664"/>
     <w:pPr>
@@ -18274,9 +18281,9 @@
       </w:tcPr>
     </w:tblStylePr>
   </w:style>
-  <w:style w:type="table" w:styleId="Cuadrculavistosa-nfasis1">
+  <w:style w:type="table" w:styleId="ColorfulGrid-Accent1">
     <w:name w:val="Colorful Grid Accent 1"/>
-    <w:basedOn w:val="Tablanormal"/>
+    <w:basedOn w:val="TableNormal"/>
     <w:uiPriority w:val="73"/>
     <w:rsid w:val="00CB0664"/>
     <w:pPr>
@@ -18347,9 +18354,9 @@
       </w:tcPr>
     </w:tblStylePr>
   </w:style>
-  <w:style w:type="table" w:styleId="Cuadrculavistosa-nfasis2">
+  <w:style w:type="table" w:styleId="ColorfulGrid-Accent2">
     <w:name w:val="Colorful Grid Accent 2"/>
-    <w:basedOn w:val="Tablanormal"/>
+    <w:basedOn w:val="TableNormal"/>
     <w:uiPriority w:val="73"/>
     <w:rsid w:val="00CB0664"/>
     <w:pPr>
@@ -18420,9 +18427,9 @@
       </w:tcPr>
     </w:tblStylePr>
   </w:style>
-  <w:style w:type="table" w:styleId="Cuadrculavistosa-nfasis3">
+  <w:style w:type="table" w:styleId="ColorfulGrid-Accent3">
     <w:name w:val="Colorful Grid Accent 3"/>
-    <w:basedOn w:val="Tablanormal"/>
+    <w:basedOn w:val="TableNormal"/>
     <w:uiPriority w:val="73"/>
     <w:rsid w:val="00CB0664"/>
     <w:pPr>
@@ -18493,9 +18500,9 @@
       </w:tcPr>
     </w:tblStylePr>
   </w:style>
-  <w:style w:type="table" w:styleId="Cuadrculavistosa-nfasis4">
+  <w:style w:type="table" w:styleId="ColorfulGrid-Accent4">
     <w:name w:val="Colorful Grid Accent 4"/>
-    <w:basedOn w:val="Tablanormal"/>
+    <w:basedOn w:val="TableNormal"/>
     <w:uiPriority w:val="73"/>
     <w:rsid w:val="00CB0664"/>
     <w:pPr>
@@ -18566,9 +18573,9 @@
       </w:tcPr>
     </w:tblStylePr>
   </w:style>
-  <w:style w:type="table" w:styleId="Cuadrculavistosa-nfasis5">
+  <w:style w:type="table" w:styleId="ColorfulGrid-Accent5">
     <w:name w:val="Colorful Grid Accent 5"/>
-    <w:basedOn w:val="Tablanormal"/>
+    <w:basedOn w:val="TableNormal"/>
     <w:uiPriority w:val="73"/>
     <w:rsid w:val="00CB0664"/>
     <w:pPr>
@@ -18639,9 +18646,9 @@
       </w:tcPr>
     </w:tblStylePr>
   </w:style>
-  <w:style w:type="table" w:styleId="Cuadrculavistosa-nfasis6">
+  <w:style w:type="table" w:styleId="ColorfulGrid-Accent6">
     <w:name w:val="Colorful Grid Accent 6"/>
-    <w:basedOn w:val="Tablanormal"/>
+    <w:basedOn w:val="TableNormal"/>
     <w:uiPriority w:val="73"/>
     <w:rsid w:val="00CB0664"/>
     <w:pPr>
@@ -18712,7 +18719,7 @@
       </w:tcPr>
     </w:tblStylePr>
   </w:style>
-  <w:style w:type="paragraph" w:styleId="Revisin">
+  <w:style w:type="paragraph" w:styleId="Revision">
     <w:name w:val="Revision"/>
     <w:hidden/>
     <w:uiPriority w:val="99"/>
@@ -18725,9 +18732,9 @@
       <w:rFonts w:ascii="Calibri" w:hAnsi="Calibri"/>
     </w:rPr>
   </w:style>
-  <w:style w:type="character" w:styleId="Refdecomentario">
+  <w:style w:type="character" w:styleId="CommentReference">
     <w:name w:val="annotation reference"/>
-    <w:basedOn w:val="Fuentedeprrafopredeter"/>
+    <w:basedOn w:val="DefaultParagraphFont"/>
     <w:uiPriority w:val="99"/>
     <w:semiHidden/>
     <w:unhideWhenUsed/>
@@ -18737,10 +18744,10 @@
       <w:szCs w:val="16"/>
     </w:rPr>
   </w:style>
-  <w:style w:type="paragraph" w:styleId="Textocomentario">
+  <w:style w:type="paragraph" w:styleId="CommentText">
     <w:name w:val="annotation text"/>
     <w:basedOn w:val="Normal"/>
-    <w:link w:val="TextocomentarioCar"/>
+    <w:link w:val="CommentTextChar"/>
     <w:uiPriority w:val="99"/>
     <w:semiHidden/>
     <w:unhideWhenUsed/>
@@ -18753,10 +18760,10 @@
       <w:szCs w:val="20"/>
     </w:rPr>
   </w:style>
-  <w:style w:type="character" w:customStyle="1" w:styleId="TextocomentarioCar">
-    <w:name w:val="Texto comentario Car"/>
-    <w:basedOn w:val="Fuentedeprrafopredeter"/>
-    <w:link w:val="Textocomentario"/>
+  <w:style w:type="character" w:customStyle="1" w:styleId="CommentTextChar">
+    <w:name w:val="Comment Text Char"/>
+    <w:basedOn w:val="DefaultParagraphFont"/>
+    <w:link w:val="CommentText"/>
     <w:uiPriority w:val="99"/>
     <w:semiHidden/>
     <w:rsid w:val="002171F8"/>
@@ -18766,11 +18773,11 @@
       <w:szCs w:val="20"/>
     </w:rPr>
   </w:style>
-  <w:style w:type="paragraph" w:styleId="Asuntodelcomentario">
+  <w:style w:type="paragraph" w:styleId="CommentSubject">
     <w:name w:val="annotation subject"/>
-    <w:basedOn w:val="Textocomentario"/>
-    <w:next w:val="Textocomentario"/>
-    <w:link w:val="AsuntodelcomentarioCar"/>
+    <w:basedOn w:val="CommentText"/>
+    <w:next w:val="CommentText"/>
+    <w:link w:val="CommentSubjectChar"/>
     <w:uiPriority w:val="99"/>
     <w:semiHidden/>
     <w:unhideWhenUsed/>
@@ -18780,10 +18787,10 @@
       <w:bCs/>
     </w:rPr>
   </w:style>
-  <w:style w:type="character" w:customStyle="1" w:styleId="AsuntodelcomentarioCar">
-    <w:name w:val="Asunto del comentario Car"/>
-    <w:basedOn w:val="TextocomentarioCar"/>
-    <w:link w:val="Asuntodelcomentario"/>
+  <w:style w:type="character" w:customStyle="1" w:styleId="CommentSubjectChar">
+    <w:name w:val="Comment Subject Char"/>
+    <w:basedOn w:val="CommentTextChar"/>
+    <w:link w:val="CommentSubject"/>
     <w:uiPriority w:val="99"/>
     <w:semiHidden/>
     <w:rsid w:val="002171F8"/>
@@ -18797,7 +18804,7 @@
   </w:style>
   <w:style w:type="character" w:customStyle="1" w:styleId="apple-converted-space">
     <w:name w:val="apple-converted-space"/>
-    <w:basedOn w:val="Fuentedeprrafopredeter"/>
+    <w:basedOn w:val="DefaultParagraphFont"/>
     <w:rsid w:val="0057172F"/>
   </w:style>
   <w:style w:type="paragraph" w:styleId="NormalWeb">
@@ -18815,9 +18822,9 @@
       <w:szCs w:val="24"/>
     </w:rPr>
   </w:style>
-  <w:style w:type="character" w:styleId="Hipervnculo">
+  <w:style w:type="character" w:styleId="Hyperlink">
     <w:name w:val="Hyperlink"/>
-    <w:basedOn w:val="Fuentedeprrafopredeter"/>
+    <w:basedOn w:val="DefaultParagraphFont"/>
     <w:uiPriority w:val="99"/>
     <w:semiHidden/>
     <w:unhideWhenUsed/>
